--- a/docs/10-flutter-architecture.docx
+++ b/docs/10-flutter-architecture.docx
@@ -493,7 +493,7 @@
           <w:bCs/>
           <w:sz w:val="36"/>
           <w:szCs w:val="36"/>
-          <w:lang w:eastAsia="ru-RU"/>
+          <w:lang w:val="en-US" w:eastAsia="ru-RU"/>
         </w:rPr>
       </w:pPr>
       <w:r>
@@ -503,95 +503,910 @@
           <w:bCs/>
           <w:sz w:val="36"/>
           <w:szCs w:val="36"/>
-          <w:lang w:eastAsia="ru-RU"/>
+          <w:lang w:val="en-US" w:eastAsia="ru-RU"/>
         </w:rPr>
         <w:t>Maps</w:t>
       </w:r>
     </w:p>
     <w:p>
       <w:pPr>
-        <w:tabs>
-          <w:tab w:val="left" w:pos="916"/>
-          <w:tab w:val="left" w:pos="1832"/>
-          <w:tab w:val="left" w:pos="2748"/>
-          <w:tab w:val="left" w:pos="3664"/>
-          <w:tab w:val="left" w:pos="4580"/>
-          <w:tab w:val="left" w:pos="5496"/>
-          <w:tab w:val="left" w:pos="6412"/>
-          <w:tab w:val="left" w:pos="7328"/>
-          <w:tab w:val="left" w:pos="8244"/>
-          <w:tab w:val="left" w:pos="9160"/>
-          <w:tab w:val="left" w:pos="10076"/>
-          <w:tab w:val="left" w:pos="10992"/>
-          <w:tab w:val="left" w:pos="11908"/>
-          <w:tab w:val="left" w:pos="12824"/>
-          <w:tab w:val="left" w:pos="13740"/>
-          <w:tab w:val="left" w:pos="14656"/>
-        </w:tabs>
-        <w:spacing w:after="0" w:line="240" w:lineRule="auto"/>
-        <w:rPr>
-          <w:rFonts w:ascii="Courier New" w:eastAsia="Times New Roman" w:hAnsi="Courier New" w:cs="Courier New"/>
-          <w:sz w:val="20"/>
-          <w:szCs w:val="20"/>
-          <w:lang w:eastAsia="ru-RU"/>
-        </w:rPr>
-      </w:pPr>
-      <w:r>
-        <w:rPr>
-          <w:rFonts w:ascii="Courier New" w:eastAsia="Times New Roman" w:hAnsi="Courier New" w:cs="Courier New"/>
-          <w:sz w:val="20"/>
-          <w:szCs w:val="20"/>
-          <w:lang w:eastAsia="ru-RU"/>
+        <w:spacing w:after="0" w:line="240" w:lineRule="auto"/>
+        <w:rPr>
+          <w:rFonts w:ascii="Courier New" w:eastAsia="Times New Roman" w:hAnsi="Courier New" w:cs="Courier New"/>
+          <w:sz w:val="20"/>
+          <w:szCs w:val="20"/>
+          <w:lang w:val="en-US" w:eastAsia="ru-RU"/>
+        </w:rPr>
+      </w:pPr>
+    </w:p>
+    <w:p>
+      <w:pPr>
+        <w:spacing w:after="0" w:line="240" w:lineRule="auto"/>
+        <w:rPr>
+          <w:rFonts w:ascii="Courier New" w:eastAsia="Times New Roman" w:hAnsi="Courier New" w:cs="Courier New"/>
+          <w:sz w:val="20"/>
+          <w:szCs w:val="20"/>
+          <w:lang w:val="en-US" w:eastAsia="ru-RU"/>
+        </w:rPr>
+      </w:pPr>
+      <w:r>
+        <w:rPr>
+          <w:rFonts w:ascii="Courier New" w:eastAsia="Times New Roman" w:hAnsi="Courier New" w:cs="Courier New"/>
+          <w:sz w:val="20"/>
+          <w:szCs w:val="20"/>
+          <w:lang w:val="en-US" w:eastAsia="ru-RU"/>
+        </w:rPr>
+        <w:t>Rendering:</w:t>
+      </w:r>
+    </w:p>
+    <w:p>
+      <w:pPr>
+        <w:spacing w:after="0" w:line="240" w:lineRule="auto"/>
+        <w:rPr>
+          <w:rFonts w:ascii="Courier New" w:eastAsia="Times New Roman" w:hAnsi="Courier New" w:cs="Courier New"/>
+          <w:sz w:val="20"/>
+          <w:szCs w:val="20"/>
+          <w:lang w:val="en-US" w:eastAsia="ru-RU"/>
+        </w:rPr>
+      </w:pPr>
+      <w:r>
+        <w:rPr>
+          <w:rFonts w:ascii="Courier New" w:eastAsia="Times New Roman" w:hAnsi="Courier New" w:cs="Courier New"/>
+          <w:sz w:val="20"/>
+          <w:szCs w:val="20"/>
+          <w:lang w:val="en-US" w:eastAsia="ru-RU"/>
         </w:rPr>
         <w:t>MapLibre</w:t>
       </w:r>
     </w:p>
     <w:p>
       <w:pPr>
-        <w:tabs>
-          <w:tab w:val="left" w:pos="916"/>
-          <w:tab w:val="left" w:pos="1832"/>
-          <w:tab w:val="left" w:pos="2748"/>
-          <w:tab w:val="left" w:pos="3664"/>
-          <w:tab w:val="left" w:pos="4580"/>
-          <w:tab w:val="left" w:pos="5496"/>
-          <w:tab w:val="left" w:pos="6412"/>
-          <w:tab w:val="left" w:pos="7328"/>
-          <w:tab w:val="left" w:pos="8244"/>
-          <w:tab w:val="left" w:pos="9160"/>
-          <w:tab w:val="left" w:pos="10076"/>
-          <w:tab w:val="left" w:pos="10992"/>
-          <w:tab w:val="left" w:pos="11908"/>
-          <w:tab w:val="left" w:pos="12824"/>
-          <w:tab w:val="left" w:pos="13740"/>
-          <w:tab w:val="left" w:pos="14656"/>
-        </w:tabs>
-        <w:spacing w:after="0" w:line="240" w:lineRule="auto"/>
-        <w:rPr>
-          <w:rFonts w:ascii="Courier New" w:eastAsia="Times New Roman" w:hAnsi="Courier New" w:cs="Courier New"/>
-          <w:sz w:val="20"/>
-          <w:szCs w:val="20"/>
-          <w:lang w:eastAsia="ru-RU"/>
-        </w:rPr>
-      </w:pPr>
-      <w:r>
-        <w:rPr>
-          <w:rFonts w:ascii="Courier New" w:eastAsia="Times New Roman" w:hAnsi="Courier New" w:cs="Courier New"/>
-          <w:sz w:val="20"/>
-          <w:szCs w:val="20"/>
-          <w:lang w:eastAsia="ru-RU"/>
+        <w:spacing w:after="0" w:line="240" w:lineRule="auto"/>
+        <w:rPr>
+          <w:rFonts w:ascii="Courier New" w:eastAsia="Times New Roman" w:hAnsi="Courier New" w:cs="Courier New"/>
+          <w:sz w:val="20"/>
+          <w:szCs w:val="20"/>
+          <w:lang w:val="en-US" w:eastAsia="ru-RU"/>
+        </w:rPr>
+      </w:pPr>
+    </w:p>
+    <w:p>
+      <w:pPr>
+        <w:spacing w:after="0" w:line="240" w:lineRule="auto"/>
+        <w:rPr>
+          <w:rFonts w:ascii="Courier New" w:eastAsia="Times New Roman" w:hAnsi="Courier New" w:cs="Courier New"/>
+          <w:sz w:val="20"/>
+          <w:szCs w:val="20"/>
+          <w:lang w:val="en-US" w:eastAsia="ru-RU"/>
+        </w:rPr>
+      </w:pPr>
+      <w:r>
+        <w:rPr>
+          <w:rFonts w:ascii="Courier New" w:eastAsia="Times New Roman" w:hAnsi="Courier New" w:cs="Courier New"/>
+          <w:sz w:val="20"/>
+          <w:szCs w:val="20"/>
+          <w:lang w:val="en-US" w:eastAsia="ru-RU"/>
+        </w:rPr>
+        <w:t>Flutter package:</w:t>
+      </w:r>
+    </w:p>
+    <w:p>
+      <w:pPr>
+        <w:spacing w:after="0" w:line="240" w:lineRule="auto"/>
+        <w:rPr>
+          <w:rFonts w:ascii="Courier New" w:eastAsia="Times New Roman" w:hAnsi="Courier New" w:cs="Courier New"/>
+          <w:sz w:val="20"/>
+          <w:szCs w:val="20"/>
+          <w:lang w:val="en-US" w:eastAsia="ru-RU"/>
+        </w:rPr>
+      </w:pPr>
+      <w:r>
+        <w:rPr>
+          <w:rFonts w:ascii="Courier New" w:eastAsia="Times New Roman" w:hAnsi="Courier New" w:cs="Courier New"/>
+          <w:sz w:val="20"/>
+          <w:szCs w:val="20"/>
+          <w:lang w:val="en-US" w:eastAsia="ru-RU"/>
+        </w:rPr>
+        <w:t>maplibre_gl</w:t>
+      </w:r>
+    </w:p>
+    <w:p>
+      <w:pPr>
+        <w:spacing w:after="0" w:line="240" w:lineRule="auto"/>
+        <w:rPr>
+          <w:rFonts w:ascii="Courier New" w:eastAsia="Times New Roman" w:hAnsi="Courier New" w:cs="Courier New"/>
+          <w:sz w:val="20"/>
+          <w:szCs w:val="20"/>
+          <w:lang w:val="en-US" w:eastAsia="ru-RU"/>
+        </w:rPr>
+      </w:pPr>
+    </w:p>
+    <w:p>
+      <w:pPr>
+        <w:spacing w:after="0" w:line="240" w:lineRule="auto"/>
+        <w:rPr>
+          <w:rFonts w:ascii="Courier New" w:eastAsia="Times New Roman" w:hAnsi="Courier New" w:cs="Courier New"/>
+          <w:sz w:val="20"/>
+          <w:szCs w:val="20"/>
+          <w:lang w:val="en-US" w:eastAsia="ru-RU"/>
+        </w:rPr>
+      </w:pPr>
+      <w:r>
+        <w:rPr>
+          <w:rFonts w:ascii="Courier New" w:eastAsia="Times New Roman" w:hAnsi="Courier New" w:cs="Courier New"/>
+          <w:sz w:val="20"/>
+          <w:szCs w:val="20"/>
+          <w:lang w:val="en-US" w:eastAsia="ru-RU"/>
+        </w:rPr>
+        <w:t>MVP Map Source:</w:t>
+      </w:r>
+    </w:p>
+    <w:p>
+      <w:pPr>
+        <w:spacing w:after="0" w:line="240" w:lineRule="auto"/>
+        <w:rPr>
+          <w:rFonts w:ascii="Courier New" w:eastAsia="Times New Roman" w:hAnsi="Courier New" w:cs="Courier New"/>
+          <w:sz w:val="20"/>
+          <w:szCs w:val="20"/>
+          <w:lang w:val="en-US" w:eastAsia="ru-RU"/>
+        </w:rPr>
+      </w:pPr>
+      <w:r>
+        <w:rPr>
+          <w:rFonts w:ascii="Courier New" w:eastAsia="Times New Roman" w:hAnsi="Courier New" w:cs="Courier New"/>
+          <w:sz w:val="20"/>
+          <w:szCs w:val="20"/>
+          <w:lang w:val="en-US" w:eastAsia="ru-RU"/>
+        </w:rPr>
+        <w:t>OpenFreeMap</w:t>
+      </w:r>
+    </w:p>
+    <w:p>
+      <w:pPr>
+        <w:spacing w:after="0" w:line="240" w:lineRule="auto"/>
+        <w:rPr>
+          <w:rFonts w:ascii="Courier New" w:eastAsia="Times New Roman" w:hAnsi="Courier New" w:cs="Courier New"/>
+          <w:sz w:val="20"/>
+          <w:szCs w:val="20"/>
+          <w:lang w:val="en-US" w:eastAsia="ru-RU"/>
+        </w:rPr>
+      </w:pPr>
+    </w:p>
+    <w:p>
+      <w:pPr>
+        <w:spacing w:after="0" w:line="240" w:lineRule="auto"/>
+        <w:rPr>
+          <w:rFonts w:ascii="Courier New" w:eastAsia="Times New Roman" w:hAnsi="Courier New" w:cs="Courier New"/>
+          <w:sz w:val="20"/>
+          <w:szCs w:val="20"/>
+          <w:lang w:val="en-US" w:eastAsia="ru-RU"/>
+        </w:rPr>
+      </w:pPr>
+      <w:r>
+        <w:rPr>
+          <w:rFonts w:ascii="Courier New" w:eastAsia="Times New Roman" w:hAnsi="Courier New" w:cs="Courier New"/>
+          <w:sz w:val="20"/>
+          <w:szCs w:val="20"/>
+          <w:lang w:val="en-US" w:eastAsia="ru-RU"/>
+        </w:rPr>
+        <w:t>Map Source Architecture:</w:t>
+      </w:r>
+    </w:p>
+    <w:p>
+      <w:pPr>
+        <w:spacing w:after="0" w:line="240" w:lineRule="auto"/>
+        <w:rPr>
+          <w:rFonts w:ascii="Courier New" w:eastAsia="Times New Roman" w:hAnsi="Courier New" w:cs="Courier New"/>
+          <w:sz w:val="20"/>
+          <w:szCs w:val="20"/>
+          <w:lang w:val="en-US" w:eastAsia="ru-RU"/>
+        </w:rPr>
+      </w:pPr>
+      <w:r>
+        <w:rPr>
+          <w:rFonts w:ascii="Courier New" w:eastAsia="Times New Roman" w:hAnsi="Courier New" w:cs="Courier New"/>
+          <w:sz w:val="20"/>
+          <w:szCs w:val="20"/>
+          <w:lang w:val="en-US" w:eastAsia="ru-RU"/>
+        </w:rPr>
+        <w:t>replaceable configuration/source boundary</w:t>
+      </w:r>
+    </w:p>
+    <w:p>
+      <w:pPr>
+        <w:spacing w:after="0" w:line="240" w:lineRule="auto"/>
+        <w:rPr>
+          <w:rFonts w:ascii="Courier New" w:eastAsia="Times New Roman" w:hAnsi="Courier New" w:cs="Courier New"/>
+          <w:sz w:val="20"/>
+          <w:szCs w:val="20"/>
+          <w:lang w:val="en-US" w:eastAsia="ru-RU"/>
+        </w:rPr>
+      </w:pPr>
+    </w:p>
+    <w:p>
+      <w:pPr>
+        <w:spacing w:after="0" w:line="240" w:lineRule="auto"/>
+        <w:rPr>
+          <w:rFonts w:ascii="Courier New" w:eastAsia="Times New Roman" w:hAnsi="Courier New" w:cs="Courier New"/>
+          <w:sz w:val="20"/>
+          <w:szCs w:val="20"/>
+          <w:lang w:val="en-US" w:eastAsia="ru-RU"/>
+        </w:rPr>
+      </w:pPr>
+      <w:r>
+        <w:rPr>
+          <w:rFonts w:ascii="Courier New" w:eastAsia="Times New Roman" w:hAnsi="Courier New" w:cs="Courier New"/>
+          <w:sz w:val="20"/>
+          <w:szCs w:val="20"/>
+          <w:lang w:val="en-US" w:eastAsia="ru-RU"/>
+        </w:rPr>
+        <w:t>Future:</w:t>
+      </w:r>
+    </w:p>
+    <w:p>
+      <w:pPr>
+        <w:spacing w:after="0" w:line="240" w:lineRule="auto"/>
+        <w:rPr>
+          <w:rFonts w:ascii="Courier New" w:eastAsia="Times New Roman" w:hAnsi="Courier New" w:cs="Courier New"/>
+          <w:sz w:val="20"/>
+          <w:szCs w:val="20"/>
+          <w:lang w:val="en-US" w:eastAsia="ru-RU"/>
+        </w:rPr>
+      </w:pPr>
+      <w:r>
+        <w:rPr>
+          <w:rFonts w:ascii="Courier New" w:eastAsia="Times New Roman" w:hAnsi="Courier New" w:cs="Courier New"/>
+          <w:sz w:val="20"/>
+          <w:szCs w:val="20"/>
+          <w:lang w:val="en-US" w:eastAsia="ru-RU"/>
+        </w:rPr>
+        <w:t>PMTiles or another MapLibre-compatible provider/source</w:t>
+      </w:r>
+    </w:p>
+    <w:p>
+      <w:pPr>
+        <w:spacing w:after="0" w:line="240" w:lineRule="auto"/>
+        <w:rPr>
+          <w:rFonts w:ascii="Courier New" w:eastAsia="Times New Roman" w:hAnsi="Courier New" w:cs="Courier New"/>
+          <w:sz w:val="20"/>
+          <w:szCs w:val="20"/>
+          <w:lang w:val="en-US" w:eastAsia="ru-RU"/>
+        </w:rPr>
+      </w:pPr>
+    </w:p>
+    <w:p>
+      <w:pPr>
+        <w:spacing w:after="0" w:line="240" w:lineRule="auto"/>
+        <w:rPr>
+          <w:rFonts w:ascii="Courier New" w:eastAsia="Times New Roman" w:hAnsi="Courier New" w:cs="Courier New"/>
+          <w:sz w:val="20"/>
+          <w:szCs w:val="20"/>
+          <w:lang w:eastAsia="ru-RU"/>
+        </w:rPr>
+      </w:pPr>
+      <w:r>
+        <w:rPr>
+          <w:rFonts w:ascii="Courier New" w:eastAsia="Times New Roman" w:hAnsi="Courier New" w:cs="Courier New"/>
+          <w:sz w:val="20"/>
+          <w:szCs w:val="20"/>
+          <w:lang w:val="en-US" w:eastAsia="ru-RU"/>
+        </w:rPr>
+        <w:t>Map</w:t>
+      </w:r>
+      <w:r>
+        <w:rPr>
+          <w:rFonts w:ascii="Courier New" w:eastAsia="Times New Roman" w:hAnsi="Courier New" w:cs="Courier New"/>
+          <w:sz w:val="20"/>
+          <w:szCs w:val="20"/>
+          <w:lang w:eastAsia="ru-RU"/>
+        </w:rPr>
+        <w:t xml:space="preserve"> </w:t>
+      </w:r>
+      <w:r>
+        <w:rPr>
+          <w:rFonts w:ascii="Courier New" w:eastAsia="Times New Roman" w:hAnsi="Courier New" w:cs="Courier New"/>
+          <w:sz w:val="20"/>
+          <w:szCs w:val="20"/>
+          <w:lang w:val="en-US" w:eastAsia="ru-RU"/>
+        </w:rPr>
+        <w:t>Source</w:t>
+      </w:r>
+      <w:r>
+        <w:rPr>
+          <w:rFonts w:ascii="Courier New" w:eastAsia="Times New Roman" w:hAnsi="Courier New" w:cs="Courier New"/>
+          <w:sz w:val="20"/>
+          <w:szCs w:val="20"/>
+          <w:lang w:eastAsia="ru-RU"/>
+        </w:rPr>
+        <w:t xml:space="preserve"> </w:t>
+      </w:r>
+      <w:r>
+        <w:rPr>
+          <w:rFonts w:ascii="Courier New" w:eastAsia="Times New Roman" w:hAnsi="Courier New" w:cs="Courier New"/>
+          <w:sz w:val="20"/>
+          <w:szCs w:val="20"/>
+          <w:lang w:val="en-US" w:eastAsia="ru-RU"/>
+        </w:rPr>
+        <w:t>Isolation</w:t>
+      </w:r>
+    </w:p>
+    <w:p>
+      <w:pPr>
+        <w:spacing w:after="0" w:line="240" w:lineRule="auto"/>
+        <w:rPr>
+          <w:rFonts w:ascii="Courier New" w:eastAsia="Times New Roman" w:hAnsi="Courier New" w:cs="Courier New"/>
+          <w:sz w:val="20"/>
+          <w:szCs w:val="20"/>
+          <w:lang w:eastAsia="ru-RU"/>
+        </w:rPr>
+      </w:pPr>
+    </w:p>
+    <w:p>
+      <w:pPr>
+        <w:spacing w:after="0" w:line="240" w:lineRule="auto"/>
+        <w:rPr>
+          <w:rFonts w:ascii="Courier New" w:eastAsia="Times New Roman" w:hAnsi="Courier New" w:cs="Courier New"/>
+          <w:sz w:val="20"/>
+          <w:szCs w:val="20"/>
+          <w:lang w:eastAsia="ru-RU"/>
+        </w:rPr>
+      </w:pPr>
+      <w:r>
+        <w:rPr>
+          <w:rFonts w:ascii="Courier New" w:eastAsia="Times New Roman" w:hAnsi="Courier New" w:cs="Courier New"/>
+          <w:sz w:val="20"/>
+          <w:szCs w:val="20"/>
+          <w:lang w:eastAsia="ru-RU"/>
+        </w:rPr>
+        <w:t>Конкретный источник картографической подложки</w:t>
+      </w:r>
+    </w:p>
+    <w:p>
+      <w:pPr>
+        <w:spacing w:after="0" w:line="240" w:lineRule="auto"/>
+        <w:rPr>
+          <w:rFonts w:ascii="Courier New" w:eastAsia="Times New Roman" w:hAnsi="Courier New" w:cs="Courier New"/>
+          <w:sz w:val="20"/>
+          <w:szCs w:val="20"/>
+          <w:lang w:val="en-US" w:eastAsia="ru-RU"/>
+        </w:rPr>
+      </w:pPr>
+      <w:r>
+        <w:rPr>
+          <w:rFonts w:ascii="Courier New" w:eastAsia="Times New Roman" w:hAnsi="Courier New" w:cs="Courier New"/>
+          <w:sz w:val="20"/>
+          <w:szCs w:val="20"/>
+          <w:lang w:val="en-US" w:eastAsia="ru-RU"/>
+        </w:rPr>
+        <w:t>не является частью domain/application layer.</w:t>
+      </w:r>
+    </w:p>
+    <w:p>
+      <w:pPr>
+        <w:spacing w:after="0" w:line="240" w:lineRule="auto"/>
+        <w:rPr>
+          <w:rFonts w:ascii="Courier New" w:eastAsia="Times New Roman" w:hAnsi="Courier New" w:cs="Courier New"/>
+          <w:sz w:val="20"/>
+          <w:szCs w:val="20"/>
+          <w:lang w:val="en-US" w:eastAsia="ru-RU"/>
+        </w:rPr>
+      </w:pPr>
+    </w:p>
+    <w:p>
+      <w:pPr>
+        <w:spacing w:after="0" w:line="240" w:lineRule="auto"/>
+        <w:rPr>
+          <w:rFonts w:ascii="Courier New" w:eastAsia="Times New Roman" w:hAnsi="Courier New" w:cs="Courier New"/>
+          <w:sz w:val="20"/>
+          <w:szCs w:val="20"/>
+          <w:lang w:val="en-US" w:eastAsia="ru-RU"/>
+        </w:rPr>
+      </w:pPr>
+      <w:r>
+        <w:rPr>
+          <w:rFonts w:ascii="Courier New" w:eastAsia="Times New Roman" w:hAnsi="Courier New" w:cs="Courier New"/>
+          <w:sz w:val="20"/>
+          <w:szCs w:val="20"/>
+          <w:lang w:val="en-US" w:eastAsia="ru-RU"/>
+        </w:rPr>
+        <w:t>Структура:</w:t>
+      </w:r>
+    </w:p>
+    <w:p>
+      <w:pPr>
+        <w:spacing w:after="0" w:line="240" w:lineRule="auto"/>
+        <w:rPr>
+          <w:rFonts w:ascii="Courier New" w:eastAsia="Times New Roman" w:hAnsi="Courier New" w:cs="Courier New"/>
+          <w:sz w:val="20"/>
+          <w:szCs w:val="20"/>
+          <w:lang w:val="en-US" w:eastAsia="ru-RU"/>
+        </w:rPr>
+      </w:pPr>
+    </w:p>
+    <w:p>
+      <w:pPr>
+        <w:spacing w:after="0" w:line="240" w:lineRule="auto"/>
+        <w:rPr>
+          <w:rFonts w:ascii="Courier New" w:eastAsia="Times New Roman" w:hAnsi="Courier New" w:cs="Courier New"/>
+          <w:sz w:val="20"/>
+          <w:szCs w:val="20"/>
+          <w:lang w:val="en-US" w:eastAsia="ru-RU"/>
+        </w:rPr>
+      </w:pPr>
+      <w:r>
+        <w:rPr>
+          <w:rFonts w:ascii="Courier New" w:eastAsia="Times New Roman" w:hAnsi="Courier New" w:cs="Courier New"/>
+          <w:sz w:val="20"/>
+          <w:szCs w:val="20"/>
+          <w:lang w:val="en-US" w:eastAsia="ru-RU"/>
+        </w:rPr>
+        <w:t>Map Screen</w:t>
+      </w:r>
+    </w:p>
+    <w:p>
+      <w:pPr>
+        <w:spacing w:after="0" w:line="240" w:lineRule="auto"/>
+        <w:rPr>
+          <w:rFonts w:ascii="Courier New" w:eastAsia="Times New Roman" w:hAnsi="Courier New" w:cs="Courier New"/>
+          <w:sz w:val="20"/>
+          <w:szCs w:val="20"/>
+          <w:lang w:val="en-US" w:eastAsia="ru-RU"/>
+        </w:rPr>
+      </w:pPr>
+      <w:r>
+        <w:rPr>
+          <w:rFonts w:ascii="Courier New" w:eastAsia="Times New Roman" w:hAnsi="Courier New" w:cs="Courier New"/>
+          <w:sz w:val="20"/>
+          <w:szCs w:val="20"/>
+          <w:lang w:val="en-US" w:eastAsia="ru-RU"/>
+        </w:rPr>
+        <w:t>↓</w:t>
+      </w:r>
+    </w:p>
+    <w:p>
+      <w:pPr>
+        <w:spacing w:after="0" w:line="240" w:lineRule="auto"/>
+        <w:rPr>
+          <w:rFonts w:ascii="Courier New" w:eastAsia="Times New Roman" w:hAnsi="Courier New" w:cs="Courier New"/>
+          <w:sz w:val="20"/>
+          <w:szCs w:val="20"/>
+          <w:lang w:val="en-US" w:eastAsia="ru-RU"/>
+        </w:rPr>
+      </w:pPr>
+      <w:r>
+        <w:rPr>
+          <w:rFonts w:ascii="Courier New" w:eastAsia="Times New Roman" w:hAnsi="Courier New" w:cs="Courier New"/>
+          <w:sz w:val="20"/>
+          <w:szCs w:val="20"/>
+          <w:lang w:val="en-US" w:eastAsia="ru-RU"/>
+        </w:rPr>
+        <w:t>MapLibre Adapter</w:t>
+      </w:r>
+    </w:p>
+    <w:p>
+      <w:pPr>
+        <w:spacing w:after="0" w:line="240" w:lineRule="auto"/>
+        <w:rPr>
+          <w:rFonts w:ascii="Courier New" w:eastAsia="Times New Roman" w:hAnsi="Courier New" w:cs="Courier New"/>
+          <w:sz w:val="20"/>
+          <w:szCs w:val="20"/>
+          <w:lang w:val="en-US" w:eastAsia="ru-RU"/>
+        </w:rPr>
+      </w:pPr>
+      <w:r>
+        <w:rPr>
+          <w:rFonts w:ascii="Courier New" w:eastAsia="Times New Roman" w:hAnsi="Courier New" w:cs="Courier New"/>
+          <w:sz w:val="20"/>
+          <w:szCs w:val="20"/>
+          <w:lang w:val="en-US" w:eastAsia="ru-RU"/>
+        </w:rPr>
+        <w:t>↓</w:t>
+      </w:r>
+    </w:p>
+    <w:p>
+      <w:pPr>
+        <w:spacing w:after="0" w:line="240" w:lineRule="auto"/>
+        <w:rPr>
+          <w:rFonts w:ascii="Courier New" w:eastAsia="Times New Roman" w:hAnsi="Courier New" w:cs="Courier New"/>
+          <w:sz w:val="20"/>
+          <w:szCs w:val="20"/>
+          <w:lang w:val="en-US" w:eastAsia="ru-RU"/>
+        </w:rPr>
+      </w:pPr>
+      <w:r>
+        <w:rPr>
+          <w:rFonts w:ascii="Courier New" w:eastAsia="Times New Roman" w:hAnsi="Courier New" w:cs="Courier New"/>
+          <w:sz w:val="20"/>
+          <w:szCs w:val="20"/>
+          <w:lang w:val="en-US" w:eastAsia="ru-RU"/>
+        </w:rPr>
+        <w:t>Map Configuration / Source</w:t>
+      </w:r>
+    </w:p>
+    <w:p>
+      <w:pPr>
+        <w:spacing w:after="0" w:line="240" w:lineRule="auto"/>
+        <w:rPr>
+          <w:rFonts w:ascii="Courier New" w:eastAsia="Times New Roman" w:hAnsi="Courier New" w:cs="Courier New"/>
+          <w:sz w:val="20"/>
+          <w:szCs w:val="20"/>
+          <w:lang w:val="en-US" w:eastAsia="ru-RU"/>
+        </w:rPr>
+      </w:pPr>
+      <w:r>
+        <w:rPr>
+          <w:rFonts w:ascii="Courier New" w:eastAsia="Times New Roman" w:hAnsi="Courier New" w:cs="Courier New"/>
+          <w:sz w:val="20"/>
+          <w:szCs w:val="20"/>
+          <w:lang w:val="en-US" w:eastAsia="ru-RU"/>
+        </w:rPr>
+        <w:t>↓</w:t>
+      </w:r>
+    </w:p>
+    <w:p>
+      <w:pPr>
+        <w:spacing w:after="0" w:line="240" w:lineRule="auto"/>
+        <w:rPr>
+          <w:rFonts w:ascii="Courier New" w:eastAsia="Times New Roman" w:hAnsi="Courier New" w:cs="Courier New"/>
+          <w:sz w:val="20"/>
+          <w:szCs w:val="20"/>
+          <w:lang w:val="en-US" w:eastAsia="ru-RU"/>
+        </w:rPr>
+      </w:pPr>
+      <w:r>
+        <w:rPr>
+          <w:rFonts w:ascii="Courier New" w:eastAsia="Times New Roman" w:hAnsi="Courier New" w:cs="Courier New"/>
+          <w:sz w:val="20"/>
+          <w:szCs w:val="20"/>
+          <w:lang w:val="en-US" w:eastAsia="ru-RU"/>
+        </w:rPr>
+        <w:t>OpenFreeMap (MVP)</w:t>
+      </w:r>
+    </w:p>
+    <w:p>
+      <w:pPr>
+        <w:spacing w:after="0" w:line="240" w:lineRule="auto"/>
+        <w:rPr>
+          <w:rFonts w:ascii="Courier New" w:eastAsia="Times New Roman" w:hAnsi="Courier New" w:cs="Courier New"/>
+          <w:sz w:val="20"/>
+          <w:szCs w:val="20"/>
+          <w:lang w:val="en-US" w:eastAsia="ru-RU"/>
+        </w:rPr>
+      </w:pPr>
+    </w:p>
+    <w:p>
+      <w:pPr>
+        <w:spacing w:after="0" w:line="240" w:lineRule="auto"/>
+        <w:rPr>
+          <w:rFonts w:ascii="Courier New" w:eastAsia="Times New Roman" w:hAnsi="Courier New" w:cs="Courier New"/>
+          <w:sz w:val="20"/>
+          <w:szCs w:val="20"/>
+          <w:lang w:val="en-US" w:eastAsia="ru-RU"/>
+        </w:rPr>
+      </w:pPr>
+      <w:r>
+        <w:rPr>
+          <w:rFonts w:ascii="Courier New" w:eastAsia="Times New Roman" w:hAnsi="Courier New" w:cs="Courier New"/>
+          <w:sz w:val="20"/>
+          <w:szCs w:val="20"/>
+          <w:lang w:val="en-US" w:eastAsia="ru-RU"/>
+        </w:rPr>
+        <w:t>В будущем:</w:t>
+      </w:r>
+    </w:p>
+    <w:p>
+      <w:pPr>
+        <w:spacing w:after="0" w:line="240" w:lineRule="auto"/>
+        <w:rPr>
+          <w:rFonts w:ascii="Courier New" w:eastAsia="Times New Roman" w:hAnsi="Courier New" w:cs="Courier New"/>
+          <w:sz w:val="20"/>
+          <w:szCs w:val="20"/>
+          <w:lang w:val="en-US" w:eastAsia="ru-RU"/>
+        </w:rPr>
+      </w:pPr>
+    </w:p>
+    <w:p>
+      <w:pPr>
+        <w:spacing w:after="0" w:line="240" w:lineRule="auto"/>
+        <w:rPr>
+          <w:rFonts w:ascii="Courier New" w:eastAsia="Times New Roman" w:hAnsi="Courier New" w:cs="Courier New"/>
+          <w:sz w:val="20"/>
+          <w:szCs w:val="20"/>
+          <w:lang w:val="en-US" w:eastAsia="ru-RU"/>
+        </w:rPr>
+      </w:pPr>
+      <w:r>
+        <w:rPr>
+          <w:rFonts w:ascii="Courier New" w:eastAsia="Times New Roman" w:hAnsi="Courier New" w:cs="Courier New"/>
+          <w:sz w:val="20"/>
+          <w:szCs w:val="20"/>
+          <w:lang w:val="en-US" w:eastAsia="ru-RU"/>
+        </w:rPr>
+        <w:t>Map Configuration / Source</w:t>
+      </w:r>
+    </w:p>
+    <w:p>
+      <w:pPr>
+        <w:spacing w:after="0" w:line="240" w:lineRule="auto"/>
+        <w:rPr>
+          <w:rFonts w:ascii="Courier New" w:eastAsia="Times New Roman" w:hAnsi="Courier New" w:cs="Courier New"/>
+          <w:sz w:val="20"/>
+          <w:szCs w:val="20"/>
+          <w:lang w:val="en-US" w:eastAsia="ru-RU"/>
+        </w:rPr>
+      </w:pPr>
+      <w:r>
+        <w:rPr>
+          <w:rFonts w:ascii="Courier New" w:eastAsia="Times New Roman" w:hAnsi="Courier New" w:cs="Courier New"/>
+          <w:sz w:val="20"/>
+          <w:szCs w:val="20"/>
+          <w:lang w:val="en-US" w:eastAsia="ru-RU"/>
+        </w:rPr>
+        <w:t>↓</w:t>
+      </w:r>
+    </w:p>
+    <w:p>
+      <w:pPr>
+        <w:spacing w:after="0" w:line="240" w:lineRule="auto"/>
+        <w:rPr>
+          <w:rFonts w:ascii="Courier New" w:eastAsia="Times New Roman" w:hAnsi="Courier New" w:cs="Courier New"/>
+          <w:sz w:val="20"/>
+          <w:szCs w:val="20"/>
+          <w:lang w:eastAsia="ru-RU"/>
+        </w:rPr>
+      </w:pPr>
+      <w:r>
+        <w:rPr>
+          <w:rFonts w:ascii="Courier New" w:eastAsia="Times New Roman" w:hAnsi="Courier New" w:cs="Courier New"/>
+          <w:sz w:val="20"/>
+          <w:szCs w:val="20"/>
+          <w:lang w:val="en-US" w:eastAsia="ru-RU"/>
         </w:rPr>
         <w:t>PMTiles</w:t>
       </w:r>
-    </w:p>
-    <w:p>
-      <w:pPr>
-        <w:spacing w:after="0" w:line="240" w:lineRule="auto"/>
-        <w:rPr>
-          <w:rFonts w:ascii="Times New Roman" w:eastAsia="Times New Roman" w:hAnsi="Times New Roman" w:cs="Times New Roman"/>
-          <w:sz w:val="24"/>
-          <w:szCs w:val="24"/>
-          <w:lang w:eastAsia="ru-RU"/>
+      <w:r>
+        <w:rPr>
+          <w:rFonts w:ascii="Courier New" w:eastAsia="Times New Roman" w:hAnsi="Courier New" w:cs="Courier New"/>
+          <w:sz w:val="20"/>
+          <w:szCs w:val="20"/>
+          <w:lang w:eastAsia="ru-RU"/>
+        </w:rPr>
+        <w:t xml:space="preserve"> / </w:t>
+      </w:r>
+      <w:r>
+        <w:rPr>
+          <w:rFonts w:ascii="Courier New" w:eastAsia="Times New Roman" w:hAnsi="Courier New" w:cs="Courier New"/>
+          <w:sz w:val="20"/>
+          <w:szCs w:val="20"/>
+          <w:lang w:val="en-US" w:eastAsia="ru-RU"/>
+        </w:rPr>
+        <w:t>another</w:t>
+      </w:r>
+      <w:r>
+        <w:rPr>
+          <w:rFonts w:ascii="Courier New" w:eastAsia="Times New Roman" w:hAnsi="Courier New" w:cs="Courier New"/>
+          <w:sz w:val="20"/>
+          <w:szCs w:val="20"/>
+          <w:lang w:eastAsia="ru-RU"/>
+        </w:rPr>
+        <w:t xml:space="preserve"> </w:t>
+      </w:r>
+      <w:r>
+        <w:rPr>
+          <w:rFonts w:ascii="Courier New" w:eastAsia="Times New Roman" w:hAnsi="Courier New" w:cs="Courier New"/>
+          <w:sz w:val="20"/>
+          <w:szCs w:val="20"/>
+          <w:lang w:val="en-US" w:eastAsia="ru-RU"/>
+        </w:rPr>
+        <w:t>provider</w:t>
+      </w:r>
+    </w:p>
+    <w:p>
+      <w:pPr>
+        <w:spacing w:after="0" w:line="240" w:lineRule="auto"/>
+        <w:rPr>
+          <w:rFonts w:ascii="Courier New" w:eastAsia="Times New Roman" w:hAnsi="Courier New" w:cs="Courier New"/>
+          <w:sz w:val="20"/>
+          <w:szCs w:val="20"/>
+          <w:lang w:eastAsia="ru-RU"/>
+        </w:rPr>
+      </w:pPr>
+    </w:p>
+    <w:p>
+      <w:pPr>
+        <w:spacing w:after="0" w:line="240" w:lineRule="auto"/>
+        <w:rPr>
+          <w:rFonts w:ascii="Courier New" w:eastAsia="Times New Roman" w:hAnsi="Courier New" w:cs="Courier New"/>
+          <w:sz w:val="20"/>
+          <w:szCs w:val="20"/>
+          <w:lang w:eastAsia="ru-RU"/>
+        </w:rPr>
+      </w:pPr>
+      <w:r>
+        <w:rPr>
+          <w:rFonts w:ascii="Courier New" w:eastAsia="Times New Roman" w:hAnsi="Courier New" w:cs="Courier New"/>
+          <w:sz w:val="20"/>
+          <w:szCs w:val="20"/>
+          <w:lang w:eastAsia="ru-RU"/>
+        </w:rPr>
+        <w:t xml:space="preserve">Замена </w:t>
+      </w:r>
+      <w:r>
+        <w:rPr>
+          <w:rFonts w:ascii="Courier New" w:eastAsia="Times New Roman" w:hAnsi="Courier New" w:cs="Courier New"/>
+          <w:sz w:val="20"/>
+          <w:szCs w:val="20"/>
+          <w:lang w:val="en-US" w:eastAsia="ru-RU"/>
+        </w:rPr>
+        <w:t>map</w:t>
+      </w:r>
+      <w:r>
+        <w:rPr>
+          <w:rFonts w:ascii="Courier New" w:eastAsia="Times New Roman" w:hAnsi="Courier New" w:cs="Courier New"/>
+          <w:sz w:val="20"/>
+          <w:szCs w:val="20"/>
+          <w:lang w:eastAsia="ru-RU"/>
+        </w:rPr>
+        <w:t xml:space="preserve"> </w:t>
+      </w:r>
+      <w:r>
+        <w:rPr>
+          <w:rFonts w:ascii="Courier New" w:eastAsia="Times New Roman" w:hAnsi="Courier New" w:cs="Courier New"/>
+          <w:sz w:val="20"/>
+          <w:szCs w:val="20"/>
+          <w:lang w:val="en-US" w:eastAsia="ru-RU"/>
+        </w:rPr>
+        <w:t>source</w:t>
+      </w:r>
+      <w:r>
+        <w:rPr>
+          <w:rFonts w:ascii="Courier New" w:eastAsia="Times New Roman" w:hAnsi="Courier New" w:cs="Courier New"/>
+          <w:sz w:val="20"/>
+          <w:szCs w:val="20"/>
+          <w:lang w:eastAsia="ru-RU"/>
+        </w:rPr>
+        <w:t xml:space="preserve"> не должна требовать изменений:</w:t>
+      </w:r>
+    </w:p>
+    <w:p>
+      <w:pPr>
+        <w:spacing w:after="0" w:line="240" w:lineRule="auto"/>
+        <w:rPr>
+          <w:rFonts w:ascii="Courier New" w:eastAsia="Times New Roman" w:hAnsi="Courier New" w:cs="Courier New"/>
+          <w:sz w:val="20"/>
+          <w:szCs w:val="20"/>
+          <w:lang w:eastAsia="ru-RU"/>
+        </w:rPr>
+      </w:pPr>
+    </w:p>
+    <w:p>
+      <w:pPr>
+        <w:spacing w:after="0" w:line="240" w:lineRule="auto"/>
+        <w:rPr>
+          <w:rFonts w:ascii="Courier New" w:eastAsia="Times New Roman" w:hAnsi="Courier New" w:cs="Courier New"/>
+          <w:sz w:val="20"/>
+          <w:szCs w:val="20"/>
+          <w:lang w:val="en-US" w:eastAsia="ru-RU"/>
+        </w:rPr>
+      </w:pPr>
+      <w:r>
+        <w:rPr>
+          <w:rFonts w:ascii="Courier New" w:eastAsia="Times New Roman" w:hAnsi="Courier New" w:cs="Courier New"/>
+          <w:sz w:val="20"/>
+          <w:szCs w:val="20"/>
+          <w:lang w:val="en-US" w:eastAsia="ru-RU"/>
+        </w:rPr>
+        <w:t>Memory</w:t>
+      </w:r>
+    </w:p>
+    <w:p>
+      <w:pPr>
+        <w:spacing w:after="0" w:line="240" w:lineRule="auto"/>
+        <w:rPr>
+          <w:rFonts w:ascii="Courier New" w:eastAsia="Times New Roman" w:hAnsi="Courier New" w:cs="Courier New"/>
+          <w:sz w:val="20"/>
+          <w:szCs w:val="20"/>
+          <w:lang w:val="en-US" w:eastAsia="ru-RU"/>
+        </w:rPr>
+      </w:pPr>
+      <w:r>
+        <w:rPr>
+          <w:rFonts w:ascii="Courier New" w:eastAsia="Times New Roman" w:hAnsi="Courier New" w:cs="Courier New"/>
+          <w:sz w:val="20"/>
+          <w:szCs w:val="20"/>
+          <w:lang w:val="en-US" w:eastAsia="ru-RU"/>
+        </w:rPr>
+        <w:t>MemoryLocation</w:t>
+      </w:r>
+    </w:p>
+    <w:p>
+      <w:pPr>
+        <w:spacing w:after="0" w:line="240" w:lineRule="auto"/>
+        <w:rPr>
+          <w:rFonts w:ascii="Courier New" w:eastAsia="Times New Roman" w:hAnsi="Courier New" w:cs="Courier New"/>
+          <w:sz w:val="20"/>
+          <w:szCs w:val="20"/>
+          <w:lang w:val="en-US" w:eastAsia="ru-RU"/>
+        </w:rPr>
+      </w:pPr>
+      <w:r>
+        <w:rPr>
+          <w:rFonts w:ascii="Courier New" w:eastAsia="Times New Roman" w:hAnsi="Courier New" w:cs="Courier New"/>
+          <w:sz w:val="20"/>
+          <w:szCs w:val="20"/>
+          <w:lang w:val="en-US" w:eastAsia="ru-RU"/>
+        </w:rPr>
+        <w:t>StoryMemories state</w:t>
+      </w:r>
+    </w:p>
+    <w:p>
+      <w:pPr>
+        <w:spacing w:after="0" w:line="240" w:lineRule="auto"/>
+        <w:rPr>
+          <w:rFonts w:ascii="Courier New" w:eastAsia="Times New Roman" w:hAnsi="Courier New" w:cs="Courier New"/>
+          <w:sz w:val="20"/>
+          <w:szCs w:val="20"/>
+          <w:lang w:val="en-US" w:eastAsia="ru-RU"/>
+        </w:rPr>
+      </w:pPr>
+      <w:r>
+        <w:rPr>
+          <w:rFonts w:ascii="Courier New" w:eastAsia="Times New Roman" w:hAnsi="Courier New" w:cs="Courier New"/>
+          <w:sz w:val="20"/>
+          <w:szCs w:val="20"/>
+          <w:lang w:val="en-US" w:eastAsia="ru-RU"/>
+        </w:rPr>
+        <w:t>Story Map state</w:t>
+      </w:r>
+    </w:p>
+    <w:p>
+      <w:pPr>
+        <w:spacing w:after="0" w:line="240" w:lineRule="auto"/>
+        <w:rPr>
+          <w:rFonts w:ascii="Courier New" w:eastAsia="Times New Roman" w:hAnsi="Courier New" w:cs="Courier New"/>
+          <w:sz w:val="20"/>
+          <w:szCs w:val="20"/>
+          <w:lang w:val="en-US" w:eastAsia="ru-RU"/>
+        </w:rPr>
+      </w:pPr>
+      <w:r>
+        <w:rPr>
+          <w:rFonts w:ascii="Courier New" w:eastAsia="Times New Roman" w:hAnsi="Courier New" w:cs="Courier New"/>
+          <w:sz w:val="20"/>
+          <w:szCs w:val="20"/>
+          <w:lang w:val="en-US" w:eastAsia="ru-RU"/>
+        </w:rPr>
+        <w:t>Location Picker contract</w:t>
+      </w:r>
+    </w:p>
+    <w:p>
+      <w:pPr>
+        <w:spacing w:after="0" w:line="240" w:lineRule="auto"/>
+        <w:rPr>
+          <w:rFonts w:ascii="Courier New" w:eastAsia="Times New Roman" w:hAnsi="Courier New" w:cs="Courier New"/>
+          <w:sz w:val="20"/>
+          <w:szCs w:val="20"/>
+          <w:lang w:val="en-US" w:eastAsia="ru-RU"/>
+        </w:rPr>
+      </w:pPr>
+      <w:r>
+        <w:rPr>
+          <w:rFonts w:ascii="Courier New" w:eastAsia="Times New Roman" w:hAnsi="Courier New" w:cs="Courier New"/>
+          <w:sz w:val="20"/>
+          <w:szCs w:val="20"/>
+          <w:lang w:val="en-US" w:eastAsia="ru-RU"/>
+        </w:rPr>
+        <w:t>Memory CRUD</w:t>
+      </w:r>
+    </w:p>
+    <w:p>
+      <w:pPr>
+        <w:spacing w:after="0" w:line="240" w:lineRule="auto"/>
+        <w:rPr>
+          <w:rFonts w:ascii="Times New Roman" w:eastAsia="Times New Roman" w:hAnsi="Times New Roman" w:cs="Times New Roman"/>
+          <w:sz w:val="24"/>
+          <w:szCs w:val="24"/>
+          <w:lang w:val="en-US" w:eastAsia="ru-RU"/>
         </w:rPr>
       </w:pPr>
       <w:r>
@@ -616,7 +1431,7 @@
           <w:bCs/>
           <w:sz w:val="36"/>
           <w:szCs w:val="36"/>
-          <w:lang w:eastAsia="ru-RU"/>
+          <w:lang w:val="en-US" w:eastAsia="ru-RU"/>
         </w:rPr>
       </w:pPr>
       <w:r>
@@ -626,7 +1441,7 @@
           <w:bCs/>
           <w:sz w:val="36"/>
           <w:szCs w:val="36"/>
-          <w:lang w:eastAsia="ru-RU"/>
+          <w:lang w:val="en-US" w:eastAsia="ru-RU"/>
         </w:rPr>
         <w:t>Authentication</w:t>
       </w:r>
@@ -656,15 +1471,15 @@
           <w:rFonts w:ascii="Courier New" w:eastAsia="Times New Roman" w:hAnsi="Courier New" w:cs="Courier New"/>
           <w:sz w:val="20"/>
           <w:szCs w:val="20"/>
-          <w:lang w:eastAsia="ru-RU"/>
-        </w:rPr>
-      </w:pPr>
-      <w:r>
-        <w:rPr>
-          <w:rFonts w:ascii="Courier New" w:eastAsia="Times New Roman" w:hAnsi="Courier New" w:cs="Courier New"/>
-          <w:sz w:val="20"/>
-          <w:szCs w:val="20"/>
-          <w:lang w:eastAsia="ru-RU"/>
+          <w:lang w:val="en-US" w:eastAsia="ru-RU"/>
+        </w:rPr>
+      </w:pPr>
+      <w:r>
+        <w:rPr>
+          <w:rFonts w:ascii="Courier New" w:eastAsia="Times New Roman" w:hAnsi="Courier New" w:cs="Courier New"/>
+          <w:sz w:val="20"/>
+          <w:szCs w:val="20"/>
+          <w:lang w:val="en-US" w:eastAsia="ru-RU"/>
         </w:rPr>
         <w:t>Google Sign-In</w:t>
       </w:r>
@@ -694,44 +1509,44 @@
           <w:rFonts w:ascii="Courier New" w:eastAsia="Times New Roman" w:hAnsi="Courier New" w:cs="Courier New"/>
           <w:sz w:val="20"/>
           <w:szCs w:val="20"/>
-          <w:lang w:eastAsia="ru-RU"/>
-        </w:rPr>
-      </w:pPr>
-    </w:p>
-    <w:p>
-      <w:pPr>
-        <w:tabs>
-          <w:tab w:val="left" w:pos="916"/>
-          <w:tab w:val="left" w:pos="1832"/>
-          <w:tab w:val="left" w:pos="2748"/>
-          <w:tab w:val="left" w:pos="3664"/>
-          <w:tab w:val="left" w:pos="4580"/>
-          <w:tab w:val="left" w:pos="5496"/>
-          <w:tab w:val="left" w:pos="6412"/>
-          <w:tab w:val="left" w:pos="7328"/>
-          <w:tab w:val="left" w:pos="8244"/>
-          <w:tab w:val="left" w:pos="9160"/>
-          <w:tab w:val="left" w:pos="10076"/>
-          <w:tab w:val="left" w:pos="10992"/>
-          <w:tab w:val="left" w:pos="11908"/>
-          <w:tab w:val="left" w:pos="12824"/>
-          <w:tab w:val="left" w:pos="13740"/>
-          <w:tab w:val="left" w:pos="14656"/>
-        </w:tabs>
-        <w:spacing w:after="0" w:line="240" w:lineRule="auto"/>
-        <w:rPr>
-          <w:rFonts w:ascii="Courier New" w:eastAsia="Times New Roman" w:hAnsi="Courier New" w:cs="Courier New"/>
-          <w:sz w:val="20"/>
-          <w:szCs w:val="20"/>
-          <w:lang w:eastAsia="ru-RU"/>
-        </w:rPr>
-      </w:pPr>
-      <w:r>
-        <w:rPr>
-          <w:rFonts w:ascii="Courier New" w:eastAsia="Times New Roman" w:hAnsi="Courier New" w:cs="Courier New"/>
-          <w:sz w:val="20"/>
-          <w:szCs w:val="20"/>
-          <w:lang w:eastAsia="ru-RU"/>
+          <w:lang w:val="en-US" w:eastAsia="ru-RU"/>
+        </w:rPr>
+      </w:pPr>
+    </w:p>
+    <w:p>
+      <w:pPr>
+        <w:tabs>
+          <w:tab w:val="left" w:pos="916"/>
+          <w:tab w:val="left" w:pos="1832"/>
+          <w:tab w:val="left" w:pos="2748"/>
+          <w:tab w:val="left" w:pos="3664"/>
+          <w:tab w:val="left" w:pos="4580"/>
+          <w:tab w:val="left" w:pos="5496"/>
+          <w:tab w:val="left" w:pos="6412"/>
+          <w:tab w:val="left" w:pos="7328"/>
+          <w:tab w:val="left" w:pos="8244"/>
+          <w:tab w:val="left" w:pos="9160"/>
+          <w:tab w:val="left" w:pos="10076"/>
+          <w:tab w:val="left" w:pos="10992"/>
+          <w:tab w:val="left" w:pos="11908"/>
+          <w:tab w:val="left" w:pos="12824"/>
+          <w:tab w:val="left" w:pos="13740"/>
+          <w:tab w:val="left" w:pos="14656"/>
+        </w:tabs>
+        <w:spacing w:after="0" w:line="240" w:lineRule="auto"/>
+        <w:rPr>
+          <w:rFonts w:ascii="Courier New" w:eastAsia="Times New Roman" w:hAnsi="Courier New" w:cs="Courier New"/>
+          <w:sz w:val="20"/>
+          <w:szCs w:val="20"/>
+          <w:lang w:val="en-US" w:eastAsia="ru-RU"/>
+        </w:rPr>
+      </w:pPr>
+      <w:r>
+        <w:rPr>
+          <w:rFonts w:ascii="Courier New" w:eastAsia="Times New Roman" w:hAnsi="Courier New" w:cs="Courier New"/>
+          <w:sz w:val="20"/>
+          <w:szCs w:val="20"/>
+          <w:lang w:val="en-US" w:eastAsia="ru-RU"/>
         </w:rPr>
         <w:t>Credential Manager (Android)</w:t>
       </w:r>
@@ -838,7 +1653,6 @@
           <w:szCs w:val="24"/>
           <w:lang w:eastAsia="ru-RU"/>
         </w:rPr>
-        <w:lastRenderedPageBreak/>
         <w:pict w14:anchorId="1DEC87EF">
           <v:rect id="_x0000_i1030" style="width:0;height:1.5pt" o:hralign="center" o:hrstd="t" o:hr="t" fillcolor="#a0a0a0" stroked="f"/>
         </w:pict>
@@ -854,7 +1668,7 @@
           <w:bCs/>
           <w:sz w:val="36"/>
           <w:szCs w:val="36"/>
-          <w:lang w:eastAsia="ru-RU"/>
+          <w:lang w:val="en-US" w:eastAsia="ru-RU"/>
         </w:rPr>
       </w:pPr>
       <w:r>
@@ -864,7 +1678,7 @@
           <w:bCs/>
           <w:sz w:val="36"/>
           <w:szCs w:val="36"/>
-          <w:lang w:eastAsia="ru-RU"/>
+          <w:lang w:val="en-US" w:eastAsia="ru-RU"/>
         </w:rPr>
         <w:t>Local Storage</w:t>
       </w:r>
@@ -894,15 +1708,15 @@
           <w:rFonts w:ascii="Courier New" w:eastAsia="Times New Roman" w:hAnsi="Courier New" w:cs="Courier New"/>
           <w:sz w:val="20"/>
           <w:szCs w:val="20"/>
-          <w:lang w:eastAsia="ru-RU"/>
-        </w:rPr>
-      </w:pPr>
-      <w:r>
-        <w:rPr>
-          <w:rFonts w:ascii="Courier New" w:eastAsia="Times New Roman" w:hAnsi="Courier New" w:cs="Courier New"/>
-          <w:sz w:val="20"/>
-          <w:szCs w:val="20"/>
-          <w:lang w:eastAsia="ru-RU"/>
+          <w:lang w:val="en-US" w:eastAsia="ru-RU"/>
+        </w:rPr>
+      </w:pPr>
+      <w:r>
+        <w:rPr>
+          <w:rFonts w:ascii="Courier New" w:eastAsia="Times New Roman" w:hAnsi="Courier New" w:cs="Courier New"/>
+          <w:sz w:val="20"/>
+          <w:szCs w:val="20"/>
+          <w:lang w:val="en-US" w:eastAsia="ru-RU"/>
         </w:rPr>
         <w:t>flutter_secure_storage</w:t>
       </w:r>
@@ -914,17 +1728,26 @@
           <w:rFonts w:ascii="Times New Roman" w:eastAsia="Times New Roman" w:hAnsi="Times New Roman" w:cs="Times New Roman"/>
           <w:sz w:val="24"/>
           <w:szCs w:val="24"/>
-          <w:lang w:eastAsia="ru-RU"/>
-        </w:rPr>
-      </w:pPr>
-      <w:r>
-        <w:rPr>
-          <w:rFonts w:ascii="Times New Roman" w:eastAsia="Times New Roman" w:hAnsi="Times New Roman" w:cs="Times New Roman"/>
-          <w:sz w:val="24"/>
-          <w:szCs w:val="24"/>
-          <w:lang w:eastAsia="ru-RU"/>
-        </w:rPr>
-        <w:t>Для:</w:t>
+          <w:lang w:val="en-US" w:eastAsia="ru-RU"/>
+        </w:rPr>
+      </w:pPr>
+      <w:r>
+        <w:rPr>
+          <w:rFonts w:ascii="Times New Roman" w:eastAsia="Times New Roman" w:hAnsi="Times New Roman" w:cs="Times New Roman"/>
+          <w:sz w:val="24"/>
+          <w:szCs w:val="24"/>
+          <w:lang w:eastAsia="ru-RU"/>
+        </w:rPr>
+        <w:t>Для</w:t>
+      </w:r>
+      <w:r>
+        <w:rPr>
+          <w:rFonts w:ascii="Times New Roman" w:eastAsia="Times New Roman" w:hAnsi="Times New Roman" w:cs="Times New Roman"/>
+          <w:sz w:val="24"/>
+          <w:szCs w:val="24"/>
+          <w:lang w:val="en-US" w:eastAsia="ru-RU"/>
+        </w:rPr>
+        <w:t>:</w:t>
       </w:r>
     </w:p>
     <w:p>
@@ -1077,6 +1900,7 @@
           <w:szCs w:val="24"/>
           <w:lang w:eastAsia="ru-RU"/>
         </w:rPr>
+        <w:lastRenderedPageBreak/>
         <w:pict w14:anchorId="0B4BD9A0">
           <v:rect id="_x0000_i1032" style="width:0;height:1.5pt" o:hralign="center" o:hrstd="t" o:hr="t" fillcolor="#a0a0a0" stroked="f"/>
         </w:pict>
@@ -1092,7 +1916,7 @@
           <w:bCs/>
           <w:sz w:val="36"/>
           <w:szCs w:val="36"/>
-          <w:lang w:eastAsia="ru-RU"/>
+          <w:lang w:val="en-US" w:eastAsia="ru-RU"/>
         </w:rPr>
       </w:pPr>
       <w:r>
@@ -1102,7 +1926,7 @@
           <w:bCs/>
           <w:sz w:val="36"/>
           <w:szCs w:val="36"/>
-          <w:lang w:eastAsia="ru-RU"/>
+          <w:lang w:val="en-US" w:eastAsia="ru-RU"/>
         </w:rPr>
         <w:t>Dependency Injection</w:t>
       </w:r>
@@ -1114,17 +1938,26 @@
           <w:rFonts w:ascii="Times New Roman" w:eastAsia="Times New Roman" w:hAnsi="Times New Roman" w:cs="Times New Roman"/>
           <w:sz w:val="24"/>
           <w:szCs w:val="24"/>
-          <w:lang w:eastAsia="ru-RU"/>
-        </w:rPr>
-      </w:pPr>
-      <w:r>
-        <w:rPr>
-          <w:rFonts w:ascii="Times New Roman" w:eastAsia="Times New Roman" w:hAnsi="Times New Roman" w:cs="Times New Roman"/>
-          <w:sz w:val="24"/>
-          <w:szCs w:val="24"/>
-          <w:lang w:eastAsia="ru-RU"/>
-        </w:rPr>
-        <w:t>Использовать Riverpod providers.</w:t>
+          <w:lang w:val="en-US" w:eastAsia="ru-RU"/>
+        </w:rPr>
+      </w:pPr>
+      <w:r>
+        <w:rPr>
+          <w:rFonts w:ascii="Times New Roman" w:eastAsia="Times New Roman" w:hAnsi="Times New Roman" w:cs="Times New Roman"/>
+          <w:sz w:val="24"/>
+          <w:szCs w:val="24"/>
+          <w:lang w:eastAsia="ru-RU"/>
+        </w:rPr>
+        <w:t>Использовать</w:t>
+      </w:r>
+      <w:r>
+        <w:rPr>
+          <w:rFonts w:ascii="Times New Roman" w:eastAsia="Times New Roman" w:hAnsi="Times New Roman" w:cs="Times New Roman"/>
+          <w:sz w:val="24"/>
+          <w:szCs w:val="24"/>
+          <w:lang w:val="en-US" w:eastAsia="ru-RU"/>
+        </w:rPr>
+        <w:t xml:space="preserve"> Riverpod providers.</w:t>
       </w:r>
     </w:p>
     <w:p>
@@ -1180,7 +2013,7 @@
           <w:kern w:val="36"/>
           <w:sz w:val="48"/>
           <w:szCs w:val="48"/>
-          <w:lang w:eastAsia="ru-RU"/>
+          <w:lang w:val="en-US" w:eastAsia="ru-RU"/>
         </w:rPr>
       </w:pPr>
       <w:r>
@@ -1191,7 +2024,7 @@
           <w:kern w:val="36"/>
           <w:sz w:val="48"/>
           <w:szCs w:val="48"/>
-          <w:lang w:eastAsia="ru-RU"/>
+          <w:lang w:val="en-US" w:eastAsia="ru-RU"/>
         </w:rPr>
         <w:t>Project Structure</w:t>
       </w:r>
@@ -1221,15 +2054,15 @@
           <w:rFonts w:ascii="Courier New" w:eastAsia="Times New Roman" w:hAnsi="Courier New" w:cs="Courier New"/>
           <w:sz w:val="20"/>
           <w:szCs w:val="20"/>
-          <w:lang w:eastAsia="ru-RU"/>
-        </w:rPr>
-      </w:pPr>
-      <w:r>
-        <w:rPr>
-          <w:rFonts w:ascii="Courier New" w:eastAsia="Times New Roman" w:hAnsi="Courier New" w:cs="Courier New"/>
-          <w:sz w:val="20"/>
-          <w:szCs w:val="20"/>
-          <w:lang w:eastAsia="ru-RU"/>
+          <w:lang w:val="en-US" w:eastAsia="ru-RU"/>
+        </w:rPr>
+      </w:pPr>
+      <w:r>
+        <w:rPr>
+          <w:rFonts w:ascii="Courier New" w:eastAsia="Times New Roman" w:hAnsi="Courier New" w:cs="Courier New"/>
+          <w:sz w:val="20"/>
+          <w:szCs w:val="20"/>
+          <w:lang w:val="en-US" w:eastAsia="ru-RU"/>
         </w:rPr>
         <w:t>lib/</w:t>
       </w:r>
@@ -1259,44 +2092,44 @@
           <w:rFonts w:ascii="Courier New" w:eastAsia="Times New Roman" w:hAnsi="Courier New" w:cs="Courier New"/>
           <w:sz w:val="20"/>
           <w:szCs w:val="20"/>
-          <w:lang w:eastAsia="ru-RU"/>
-        </w:rPr>
-      </w:pPr>
-    </w:p>
-    <w:p>
-      <w:pPr>
-        <w:tabs>
-          <w:tab w:val="left" w:pos="916"/>
-          <w:tab w:val="left" w:pos="1832"/>
-          <w:tab w:val="left" w:pos="2748"/>
-          <w:tab w:val="left" w:pos="3664"/>
-          <w:tab w:val="left" w:pos="4580"/>
-          <w:tab w:val="left" w:pos="5496"/>
-          <w:tab w:val="left" w:pos="6412"/>
-          <w:tab w:val="left" w:pos="7328"/>
-          <w:tab w:val="left" w:pos="8244"/>
-          <w:tab w:val="left" w:pos="9160"/>
-          <w:tab w:val="left" w:pos="10076"/>
-          <w:tab w:val="left" w:pos="10992"/>
-          <w:tab w:val="left" w:pos="11908"/>
-          <w:tab w:val="left" w:pos="12824"/>
-          <w:tab w:val="left" w:pos="13740"/>
-          <w:tab w:val="left" w:pos="14656"/>
-        </w:tabs>
-        <w:spacing w:after="0" w:line="240" w:lineRule="auto"/>
-        <w:rPr>
-          <w:rFonts w:ascii="Courier New" w:eastAsia="Times New Roman" w:hAnsi="Courier New" w:cs="Courier New"/>
-          <w:sz w:val="20"/>
-          <w:szCs w:val="20"/>
-          <w:lang w:eastAsia="ru-RU"/>
-        </w:rPr>
-      </w:pPr>
-      <w:r>
-        <w:rPr>
-          <w:rFonts w:ascii="Courier New" w:eastAsia="Times New Roman" w:hAnsi="Courier New" w:cs="Courier New"/>
-          <w:sz w:val="20"/>
-          <w:szCs w:val="20"/>
-          <w:lang w:eastAsia="ru-RU"/>
+          <w:lang w:val="en-US" w:eastAsia="ru-RU"/>
+        </w:rPr>
+      </w:pPr>
+    </w:p>
+    <w:p>
+      <w:pPr>
+        <w:tabs>
+          <w:tab w:val="left" w:pos="916"/>
+          <w:tab w:val="left" w:pos="1832"/>
+          <w:tab w:val="left" w:pos="2748"/>
+          <w:tab w:val="left" w:pos="3664"/>
+          <w:tab w:val="left" w:pos="4580"/>
+          <w:tab w:val="left" w:pos="5496"/>
+          <w:tab w:val="left" w:pos="6412"/>
+          <w:tab w:val="left" w:pos="7328"/>
+          <w:tab w:val="left" w:pos="8244"/>
+          <w:tab w:val="left" w:pos="9160"/>
+          <w:tab w:val="left" w:pos="10076"/>
+          <w:tab w:val="left" w:pos="10992"/>
+          <w:tab w:val="left" w:pos="11908"/>
+          <w:tab w:val="left" w:pos="12824"/>
+          <w:tab w:val="left" w:pos="13740"/>
+          <w:tab w:val="left" w:pos="14656"/>
+        </w:tabs>
+        <w:spacing w:after="0" w:line="240" w:lineRule="auto"/>
+        <w:rPr>
+          <w:rFonts w:ascii="Courier New" w:eastAsia="Times New Roman" w:hAnsi="Courier New" w:cs="Courier New"/>
+          <w:sz w:val="20"/>
+          <w:szCs w:val="20"/>
+          <w:lang w:val="en-US" w:eastAsia="ru-RU"/>
+        </w:rPr>
+      </w:pPr>
+      <w:r>
+        <w:rPr>
+          <w:rFonts w:ascii="Courier New" w:eastAsia="Times New Roman" w:hAnsi="Courier New" w:cs="Courier New"/>
+          <w:sz w:val="20"/>
+          <w:szCs w:val="20"/>
+          <w:lang w:val="en-US" w:eastAsia="ru-RU"/>
         </w:rPr>
         <w:t>├── app</w:t>
       </w:r>
@@ -1326,15 +2159,15 @@
           <w:rFonts w:ascii="Courier New" w:eastAsia="Times New Roman" w:hAnsi="Courier New" w:cs="Courier New"/>
           <w:sz w:val="20"/>
           <w:szCs w:val="20"/>
-          <w:lang w:eastAsia="ru-RU"/>
-        </w:rPr>
-      </w:pPr>
-      <w:r>
-        <w:rPr>
-          <w:rFonts w:ascii="Courier New" w:eastAsia="Times New Roman" w:hAnsi="Courier New" w:cs="Courier New"/>
-          <w:sz w:val="20"/>
-          <w:szCs w:val="20"/>
-          <w:lang w:eastAsia="ru-RU"/>
+          <w:lang w:val="en-US" w:eastAsia="ru-RU"/>
+        </w:rPr>
+      </w:pPr>
+      <w:r>
+        <w:rPr>
+          <w:rFonts w:ascii="Courier New" w:eastAsia="Times New Roman" w:hAnsi="Courier New" w:cs="Courier New"/>
+          <w:sz w:val="20"/>
+          <w:szCs w:val="20"/>
+          <w:lang w:val="en-US" w:eastAsia="ru-RU"/>
         </w:rPr>
         <w:t>│</w:t>
       </w:r>
@@ -1364,15 +2197,15 @@
           <w:rFonts w:ascii="Courier New" w:eastAsia="Times New Roman" w:hAnsi="Courier New" w:cs="Courier New"/>
           <w:sz w:val="20"/>
           <w:szCs w:val="20"/>
-          <w:lang w:eastAsia="ru-RU"/>
-        </w:rPr>
-      </w:pPr>
-      <w:r>
-        <w:rPr>
-          <w:rFonts w:ascii="Courier New" w:eastAsia="Times New Roman" w:hAnsi="Courier New" w:cs="Courier New"/>
-          <w:sz w:val="20"/>
-          <w:szCs w:val="20"/>
-          <w:lang w:eastAsia="ru-RU"/>
+          <w:lang w:val="en-US" w:eastAsia="ru-RU"/>
+        </w:rPr>
+      </w:pPr>
+      <w:r>
+        <w:rPr>
+          <w:rFonts w:ascii="Courier New" w:eastAsia="Times New Roman" w:hAnsi="Courier New" w:cs="Courier New"/>
+          <w:sz w:val="20"/>
+          <w:szCs w:val="20"/>
+          <w:lang w:val="en-US" w:eastAsia="ru-RU"/>
         </w:rPr>
         <w:t>├── core</w:t>
       </w:r>
@@ -1402,15 +2235,15 @@
           <w:rFonts w:ascii="Courier New" w:eastAsia="Times New Roman" w:hAnsi="Courier New" w:cs="Courier New"/>
           <w:sz w:val="20"/>
           <w:szCs w:val="20"/>
-          <w:lang w:eastAsia="ru-RU"/>
-        </w:rPr>
-      </w:pPr>
-      <w:r>
-        <w:rPr>
-          <w:rFonts w:ascii="Courier New" w:eastAsia="Times New Roman" w:hAnsi="Courier New" w:cs="Courier New"/>
-          <w:sz w:val="20"/>
-          <w:szCs w:val="20"/>
-          <w:lang w:eastAsia="ru-RU"/>
+          <w:lang w:val="en-US" w:eastAsia="ru-RU"/>
+        </w:rPr>
+      </w:pPr>
+      <w:r>
+        <w:rPr>
+          <w:rFonts w:ascii="Courier New" w:eastAsia="Times New Roman" w:hAnsi="Courier New" w:cs="Courier New"/>
+          <w:sz w:val="20"/>
+          <w:szCs w:val="20"/>
+          <w:lang w:val="en-US" w:eastAsia="ru-RU"/>
         </w:rPr>
         <w:t>│</w:t>
       </w:r>
@@ -1825,7 +2658,6 @@
           <w:szCs w:val="48"/>
           <w:lang w:eastAsia="ru-RU"/>
         </w:rPr>
-        <w:lastRenderedPageBreak/>
         <w:t>Core Layer</w:t>
       </w:r>
     </w:p>
@@ -1874,15 +2706,15 @@
           <w:rFonts w:ascii="Courier New" w:eastAsia="Times New Roman" w:hAnsi="Courier New" w:cs="Courier New"/>
           <w:sz w:val="20"/>
           <w:szCs w:val="20"/>
-          <w:lang w:eastAsia="ru-RU"/>
-        </w:rPr>
-      </w:pPr>
-      <w:r>
-        <w:rPr>
-          <w:rFonts w:ascii="Courier New" w:eastAsia="Times New Roman" w:hAnsi="Courier New" w:cs="Courier New"/>
-          <w:sz w:val="20"/>
-          <w:szCs w:val="20"/>
-          <w:lang w:eastAsia="ru-RU"/>
+          <w:lang w:val="en-US" w:eastAsia="ru-RU"/>
+        </w:rPr>
+      </w:pPr>
+      <w:r>
+        <w:rPr>
+          <w:rFonts w:ascii="Courier New" w:eastAsia="Times New Roman" w:hAnsi="Courier New" w:cs="Courier New"/>
+          <w:sz w:val="20"/>
+          <w:szCs w:val="20"/>
+          <w:lang w:val="en-US" w:eastAsia="ru-RU"/>
         </w:rPr>
         <w:t>core</w:t>
       </w:r>
@@ -1912,44 +2744,44 @@
           <w:rFonts w:ascii="Courier New" w:eastAsia="Times New Roman" w:hAnsi="Courier New" w:cs="Courier New"/>
           <w:sz w:val="20"/>
           <w:szCs w:val="20"/>
-          <w:lang w:eastAsia="ru-RU"/>
-        </w:rPr>
-      </w:pPr>
-    </w:p>
-    <w:p>
-      <w:pPr>
-        <w:tabs>
-          <w:tab w:val="left" w:pos="916"/>
-          <w:tab w:val="left" w:pos="1832"/>
-          <w:tab w:val="left" w:pos="2748"/>
-          <w:tab w:val="left" w:pos="3664"/>
-          <w:tab w:val="left" w:pos="4580"/>
-          <w:tab w:val="left" w:pos="5496"/>
-          <w:tab w:val="left" w:pos="6412"/>
-          <w:tab w:val="left" w:pos="7328"/>
-          <w:tab w:val="left" w:pos="8244"/>
-          <w:tab w:val="left" w:pos="9160"/>
-          <w:tab w:val="left" w:pos="10076"/>
-          <w:tab w:val="left" w:pos="10992"/>
-          <w:tab w:val="left" w:pos="11908"/>
-          <w:tab w:val="left" w:pos="12824"/>
-          <w:tab w:val="left" w:pos="13740"/>
-          <w:tab w:val="left" w:pos="14656"/>
-        </w:tabs>
-        <w:spacing w:after="0" w:line="240" w:lineRule="auto"/>
-        <w:rPr>
-          <w:rFonts w:ascii="Courier New" w:eastAsia="Times New Roman" w:hAnsi="Courier New" w:cs="Courier New"/>
-          <w:sz w:val="20"/>
-          <w:szCs w:val="20"/>
-          <w:lang w:eastAsia="ru-RU"/>
-        </w:rPr>
-      </w:pPr>
-      <w:r>
-        <w:rPr>
-          <w:rFonts w:ascii="Courier New" w:eastAsia="Times New Roman" w:hAnsi="Courier New" w:cs="Courier New"/>
-          <w:sz w:val="20"/>
-          <w:szCs w:val="20"/>
-          <w:lang w:eastAsia="ru-RU"/>
+          <w:lang w:val="en-US" w:eastAsia="ru-RU"/>
+        </w:rPr>
+      </w:pPr>
+    </w:p>
+    <w:p>
+      <w:pPr>
+        <w:tabs>
+          <w:tab w:val="left" w:pos="916"/>
+          <w:tab w:val="left" w:pos="1832"/>
+          <w:tab w:val="left" w:pos="2748"/>
+          <w:tab w:val="left" w:pos="3664"/>
+          <w:tab w:val="left" w:pos="4580"/>
+          <w:tab w:val="left" w:pos="5496"/>
+          <w:tab w:val="left" w:pos="6412"/>
+          <w:tab w:val="left" w:pos="7328"/>
+          <w:tab w:val="left" w:pos="8244"/>
+          <w:tab w:val="left" w:pos="9160"/>
+          <w:tab w:val="left" w:pos="10076"/>
+          <w:tab w:val="left" w:pos="10992"/>
+          <w:tab w:val="left" w:pos="11908"/>
+          <w:tab w:val="left" w:pos="12824"/>
+          <w:tab w:val="left" w:pos="13740"/>
+          <w:tab w:val="left" w:pos="14656"/>
+        </w:tabs>
+        <w:spacing w:after="0" w:line="240" w:lineRule="auto"/>
+        <w:rPr>
+          <w:rFonts w:ascii="Courier New" w:eastAsia="Times New Roman" w:hAnsi="Courier New" w:cs="Courier New"/>
+          <w:sz w:val="20"/>
+          <w:szCs w:val="20"/>
+          <w:lang w:val="en-US" w:eastAsia="ru-RU"/>
+        </w:rPr>
+      </w:pPr>
+      <w:r>
+        <w:rPr>
+          <w:rFonts w:ascii="Courier New" w:eastAsia="Times New Roman" w:hAnsi="Courier New" w:cs="Courier New"/>
+          <w:sz w:val="20"/>
+          <w:szCs w:val="20"/>
+          <w:lang w:val="en-US" w:eastAsia="ru-RU"/>
         </w:rPr>
         <w:t>├── network</w:t>
       </w:r>
@@ -1979,15 +2811,15 @@
           <w:rFonts w:ascii="Courier New" w:eastAsia="Times New Roman" w:hAnsi="Courier New" w:cs="Courier New"/>
           <w:sz w:val="20"/>
           <w:szCs w:val="20"/>
-          <w:lang w:eastAsia="ru-RU"/>
-        </w:rPr>
-      </w:pPr>
-      <w:r>
-        <w:rPr>
-          <w:rFonts w:ascii="Courier New" w:eastAsia="Times New Roman" w:hAnsi="Courier New" w:cs="Courier New"/>
-          <w:sz w:val="20"/>
-          <w:szCs w:val="20"/>
-          <w:lang w:eastAsia="ru-RU"/>
+          <w:lang w:val="en-US" w:eastAsia="ru-RU"/>
+        </w:rPr>
+      </w:pPr>
+      <w:r>
+        <w:rPr>
+          <w:rFonts w:ascii="Courier New" w:eastAsia="Times New Roman" w:hAnsi="Courier New" w:cs="Courier New"/>
+          <w:sz w:val="20"/>
+          <w:szCs w:val="20"/>
+          <w:lang w:val="en-US" w:eastAsia="ru-RU"/>
         </w:rPr>
         <w:t>├── storage</w:t>
       </w:r>
@@ -2017,15 +2849,15 @@
           <w:rFonts w:ascii="Courier New" w:eastAsia="Times New Roman" w:hAnsi="Courier New" w:cs="Courier New"/>
           <w:sz w:val="20"/>
           <w:szCs w:val="20"/>
-          <w:lang w:eastAsia="ru-RU"/>
-        </w:rPr>
-      </w:pPr>
-      <w:r>
-        <w:rPr>
-          <w:rFonts w:ascii="Courier New" w:eastAsia="Times New Roman" w:hAnsi="Courier New" w:cs="Courier New"/>
-          <w:sz w:val="20"/>
-          <w:szCs w:val="20"/>
-          <w:lang w:eastAsia="ru-RU"/>
+          <w:lang w:val="en-US" w:eastAsia="ru-RU"/>
+        </w:rPr>
+      </w:pPr>
+      <w:r>
+        <w:rPr>
+          <w:rFonts w:ascii="Courier New" w:eastAsia="Times New Roman" w:hAnsi="Courier New" w:cs="Courier New"/>
+          <w:sz w:val="20"/>
+          <w:szCs w:val="20"/>
+          <w:lang w:val="en-US" w:eastAsia="ru-RU"/>
         </w:rPr>
         <w:t>├── auth</w:t>
       </w:r>
@@ -2055,15 +2887,15 @@
           <w:rFonts w:ascii="Courier New" w:eastAsia="Times New Roman" w:hAnsi="Courier New" w:cs="Courier New"/>
           <w:sz w:val="20"/>
           <w:szCs w:val="20"/>
-          <w:lang w:eastAsia="ru-RU"/>
-        </w:rPr>
-      </w:pPr>
-      <w:r>
-        <w:rPr>
-          <w:rFonts w:ascii="Courier New" w:eastAsia="Times New Roman" w:hAnsi="Courier New" w:cs="Courier New"/>
-          <w:sz w:val="20"/>
-          <w:szCs w:val="20"/>
-          <w:lang w:eastAsia="ru-RU"/>
+          <w:lang w:val="en-US" w:eastAsia="ru-RU"/>
+        </w:rPr>
+      </w:pPr>
+      <w:r>
+        <w:rPr>
+          <w:rFonts w:ascii="Courier New" w:eastAsia="Times New Roman" w:hAnsi="Courier New" w:cs="Courier New"/>
+          <w:sz w:val="20"/>
+          <w:szCs w:val="20"/>
+          <w:lang w:val="en-US" w:eastAsia="ru-RU"/>
         </w:rPr>
         <w:t>├── error</w:t>
       </w:r>
@@ -2093,15 +2925,15 @@
           <w:rFonts w:ascii="Courier New" w:eastAsia="Times New Roman" w:hAnsi="Courier New" w:cs="Courier New"/>
           <w:sz w:val="20"/>
           <w:szCs w:val="20"/>
-          <w:lang w:eastAsia="ru-RU"/>
-        </w:rPr>
-      </w:pPr>
-      <w:r>
-        <w:rPr>
-          <w:rFonts w:ascii="Courier New" w:eastAsia="Times New Roman" w:hAnsi="Courier New" w:cs="Courier New"/>
-          <w:sz w:val="20"/>
-          <w:szCs w:val="20"/>
-          <w:lang w:eastAsia="ru-RU"/>
+          <w:lang w:val="en-US" w:eastAsia="ru-RU"/>
+        </w:rPr>
+      </w:pPr>
+      <w:r>
+        <w:rPr>
+          <w:rFonts w:ascii="Courier New" w:eastAsia="Times New Roman" w:hAnsi="Courier New" w:cs="Courier New"/>
+          <w:sz w:val="20"/>
+          <w:szCs w:val="20"/>
+          <w:lang w:val="en-US" w:eastAsia="ru-RU"/>
         </w:rPr>
         <w:t>├── config</w:t>
       </w:r>
@@ -2177,7 +3009,7 @@
           <w:kern w:val="36"/>
           <w:sz w:val="48"/>
           <w:szCs w:val="48"/>
-          <w:lang w:eastAsia="ru-RU"/>
+          <w:lang w:val="en-US" w:eastAsia="ru-RU"/>
         </w:rPr>
       </w:pPr>
       <w:r>
@@ -2188,7 +3020,7 @@
           <w:kern w:val="36"/>
           <w:sz w:val="48"/>
           <w:szCs w:val="48"/>
-          <w:lang w:eastAsia="ru-RU"/>
+          <w:lang w:val="en-US" w:eastAsia="ru-RU"/>
         </w:rPr>
         <w:t>Core Network</w:t>
       </w:r>
@@ -2218,15 +3050,15 @@
           <w:rFonts w:ascii="Courier New" w:eastAsia="Times New Roman" w:hAnsi="Courier New" w:cs="Courier New"/>
           <w:sz w:val="20"/>
           <w:szCs w:val="20"/>
-          <w:lang w:eastAsia="ru-RU"/>
-        </w:rPr>
-      </w:pPr>
-      <w:r>
-        <w:rPr>
-          <w:rFonts w:ascii="Courier New" w:eastAsia="Times New Roman" w:hAnsi="Courier New" w:cs="Courier New"/>
-          <w:sz w:val="20"/>
-          <w:szCs w:val="20"/>
-          <w:lang w:eastAsia="ru-RU"/>
+          <w:lang w:val="en-US" w:eastAsia="ru-RU"/>
+        </w:rPr>
+      </w:pPr>
+      <w:r>
+        <w:rPr>
+          <w:rFonts w:ascii="Courier New" w:eastAsia="Times New Roman" w:hAnsi="Courier New" w:cs="Courier New"/>
+          <w:sz w:val="20"/>
+          <w:szCs w:val="20"/>
+          <w:lang w:val="en-US" w:eastAsia="ru-RU"/>
         </w:rPr>
         <w:t>network</w:t>
       </w:r>
@@ -2256,45 +3088,46 @@
           <w:rFonts w:ascii="Courier New" w:eastAsia="Times New Roman" w:hAnsi="Courier New" w:cs="Courier New"/>
           <w:sz w:val="20"/>
           <w:szCs w:val="20"/>
-          <w:lang w:eastAsia="ru-RU"/>
-        </w:rPr>
-      </w:pPr>
-    </w:p>
-    <w:p>
-      <w:pPr>
-        <w:tabs>
-          <w:tab w:val="left" w:pos="916"/>
-          <w:tab w:val="left" w:pos="1832"/>
-          <w:tab w:val="left" w:pos="2748"/>
-          <w:tab w:val="left" w:pos="3664"/>
-          <w:tab w:val="left" w:pos="4580"/>
-          <w:tab w:val="left" w:pos="5496"/>
-          <w:tab w:val="left" w:pos="6412"/>
-          <w:tab w:val="left" w:pos="7328"/>
-          <w:tab w:val="left" w:pos="8244"/>
-          <w:tab w:val="left" w:pos="9160"/>
-          <w:tab w:val="left" w:pos="10076"/>
-          <w:tab w:val="left" w:pos="10992"/>
-          <w:tab w:val="left" w:pos="11908"/>
-          <w:tab w:val="left" w:pos="12824"/>
-          <w:tab w:val="left" w:pos="13740"/>
-          <w:tab w:val="left" w:pos="14656"/>
-        </w:tabs>
-        <w:spacing w:after="0" w:line="240" w:lineRule="auto"/>
-        <w:rPr>
-          <w:rFonts w:ascii="Courier New" w:eastAsia="Times New Roman" w:hAnsi="Courier New" w:cs="Courier New"/>
-          <w:sz w:val="20"/>
-          <w:szCs w:val="20"/>
-          <w:lang w:eastAsia="ru-RU"/>
-        </w:rPr>
-      </w:pPr>
-      <w:r>
-        <w:rPr>
-          <w:rFonts w:ascii="Courier New" w:eastAsia="Times New Roman" w:hAnsi="Courier New" w:cs="Courier New"/>
-          <w:sz w:val="20"/>
-          <w:szCs w:val="20"/>
-          <w:lang w:eastAsia="ru-RU"/>
-        </w:rPr>
+          <w:lang w:val="en-US" w:eastAsia="ru-RU"/>
+        </w:rPr>
+      </w:pPr>
+    </w:p>
+    <w:p>
+      <w:pPr>
+        <w:tabs>
+          <w:tab w:val="left" w:pos="916"/>
+          <w:tab w:val="left" w:pos="1832"/>
+          <w:tab w:val="left" w:pos="2748"/>
+          <w:tab w:val="left" w:pos="3664"/>
+          <w:tab w:val="left" w:pos="4580"/>
+          <w:tab w:val="left" w:pos="5496"/>
+          <w:tab w:val="left" w:pos="6412"/>
+          <w:tab w:val="left" w:pos="7328"/>
+          <w:tab w:val="left" w:pos="8244"/>
+          <w:tab w:val="left" w:pos="9160"/>
+          <w:tab w:val="left" w:pos="10076"/>
+          <w:tab w:val="left" w:pos="10992"/>
+          <w:tab w:val="left" w:pos="11908"/>
+          <w:tab w:val="left" w:pos="12824"/>
+          <w:tab w:val="left" w:pos="13740"/>
+          <w:tab w:val="left" w:pos="14656"/>
+        </w:tabs>
+        <w:spacing w:after="0" w:line="240" w:lineRule="auto"/>
+        <w:rPr>
+          <w:rFonts w:ascii="Courier New" w:eastAsia="Times New Roman" w:hAnsi="Courier New" w:cs="Courier New"/>
+          <w:sz w:val="20"/>
+          <w:szCs w:val="20"/>
+          <w:lang w:val="en-US" w:eastAsia="ru-RU"/>
+        </w:rPr>
+      </w:pPr>
+      <w:r>
+        <w:rPr>
+          <w:rFonts w:ascii="Courier New" w:eastAsia="Times New Roman" w:hAnsi="Courier New" w:cs="Courier New"/>
+          <w:sz w:val="20"/>
+          <w:szCs w:val="20"/>
+          <w:lang w:val="en-US" w:eastAsia="ru-RU"/>
+        </w:rPr>
+        <w:lastRenderedPageBreak/>
         <w:t>├── api_client.dart</w:t>
       </w:r>
     </w:p>
@@ -2323,15 +3156,15 @@
           <w:rFonts w:ascii="Courier New" w:eastAsia="Times New Roman" w:hAnsi="Courier New" w:cs="Courier New"/>
           <w:sz w:val="20"/>
           <w:szCs w:val="20"/>
-          <w:lang w:eastAsia="ru-RU"/>
-        </w:rPr>
-      </w:pPr>
-      <w:r>
-        <w:rPr>
-          <w:rFonts w:ascii="Courier New" w:eastAsia="Times New Roman" w:hAnsi="Courier New" w:cs="Courier New"/>
-          <w:sz w:val="20"/>
-          <w:szCs w:val="20"/>
-          <w:lang w:eastAsia="ru-RU"/>
+          <w:lang w:val="en-US" w:eastAsia="ru-RU"/>
+        </w:rPr>
+      </w:pPr>
+      <w:r>
+        <w:rPr>
+          <w:rFonts w:ascii="Courier New" w:eastAsia="Times New Roman" w:hAnsi="Courier New" w:cs="Courier New"/>
+          <w:sz w:val="20"/>
+          <w:szCs w:val="20"/>
+          <w:lang w:val="en-US" w:eastAsia="ru-RU"/>
         </w:rPr>
         <w:t>├── auth_interceptor.dart</w:t>
       </w:r>
@@ -2361,15 +3194,15 @@
           <w:rFonts w:ascii="Courier New" w:eastAsia="Times New Roman" w:hAnsi="Courier New" w:cs="Courier New"/>
           <w:sz w:val="20"/>
           <w:szCs w:val="20"/>
-          <w:lang w:eastAsia="ru-RU"/>
-        </w:rPr>
-      </w:pPr>
-      <w:r>
-        <w:rPr>
-          <w:rFonts w:ascii="Courier New" w:eastAsia="Times New Roman" w:hAnsi="Courier New" w:cs="Courier New"/>
-          <w:sz w:val="20"/>
-          <w:szCs w:val="20"/>
-          <w:lang w:eastAsia="ru-RU"/>
+          <w:lang w:val="en-US" w:eastAsia="ru-RU"/>
+        </w:rPr>
+      </w:pPr>
+      <w:r>
+        <w:rPr>
+          <w:rFonts w:ascii="Courier New" w:eastAsia="Times New Roman" w:hAnsi="Courier New" w:cs="Courier New"/>
+          <w:sz w:val="20"/>
+          <w:szCs w:val="20"/>
+          <w:lang w:val="en-US" w:eastAsia="ru-RU"/>
         </w:rPr>
         <w:t>└── dio_provider.dart</w:t>
       </w:r>
@@ -2493,7 +3326,7 @@
           <w:bCs/>
           <w:sz w:val="36"/>
           <w:szCs w:val="36"/>
-          <w:lang w:eastAsia="ru-RU"/>
+          <w:lang w:val="en-US" w:eastAsia="ru-RU"/>
         </w:rPr>
       </w:pPr>
       <w:r>
@@ -2503,7 +3336,7 @@
           <w:bCs/>
           <w:sz w:val="36"/>
           <w:szCs w:val="36"/>
-          <w:lang w:eastAsia="ru-RU"/>
+          <w:lang w:val="en-US" w:eastAsia="ru-RU"/>
         </w:rPr>
         <w:t>AuthInterceptor</w:t>
       </w:r>
@@ -2515,53 +3348,62 @@
           <w:rFonts w:ascii="Times New Roman" w:eastAsia="Times New Roman" w:hAnsi="Times New Roman" w:cs="Times New Roman"/>
           <w:sz w:val="24"/>
           <w:szCs w:val="24"/>
-          <w:lang w:eastAsia="ru-RU"/>
-        </w:rPr>
-      </w:pPr>
-      <w:r>
-        <w:rPr>
-          <w:rFonts w:ascii="Times New Roman" w:eastAsia="Times New Roman" w:hAnsi="Times New Roman" w:cs="Times New Roman"/>
-          <w:sz w:val="24"/>
-          <w:szCs w:val="24"/>
-          <w:lang w:eastAsia="ru-RU"/>
-        </w:rPr>
-        <w:t>Автоматически:</w:t>
-      </w:r>
-    </w:p>
-    <w:p>
-      <w:pPr>
-        <w:tabs>
-          <w:tab w:val="left" w:pos="916"/>
-          <w:tab w:val="left" w:pos="1832"/>
-          <w:tab w:val="left" w:pos="2748"/>
-          <w:tab w:val="left" w:pos="3664"/>
-          <w:tab w:val="left" w:pos="4580"/>
-          <w:tab w:val="left" w:pos="5496"/>
-          <w:tab w:val="left" w:pos="6412"/>
-          <w:tab w:val="left" w:pos="7328"/>
-          <w:tab w:val="left" w:pos="8244"/>
-          <w:tab w:val="left" w:pos="9160"/>
-          <w:tab w:val="left" w:pos="10076"/>
-          <w:tab w:val="left" w:pos="10992"/>
-          <w:tab w:val="left" w:pos="11908"/>
-          <w:tab w:val="left" w:pos="12824"/>
-          <w:tab w:val="left" w:pos="13740"/>
-          <w:tab w:val="left" w:pos="14656"/>
-        </w:tabs>
-        <w:spacing w:after="0" w:line="240" w:lineRule="auto"/>
-        <w:rPr>
-          <w:rFonts w:ascii="Courier New" w:eastAsia="Times New Roman" w:hAnsi="Courier New" w:cs="Courier New"/>
-          <w:sz w:val="20"/>
-          <w:szCs w:val="20"/>
-          <w:lang w:eastAsia="ru-RU"/>
-        </w:rPr>
-      </w:pPr>
-      <w:r>
-        <w:rPr>
-          <w:rFonts w:ascii="Courier New" w:eastAsia="Times New Roman" w:hAnsi="Courier New" w:cs="Courier New"/>
-          <w:sz w:val="20"/>
-          <w:szCs w:val="20"/>
-          <w:lang w:eastAsia="ru-RU"/>
+          <w:lang w:val="en-US" w:eastAsia="ru-RU"/>
+        </w:rPr>
+      </w:pPr>
+      <w:r>
+        <w:rPr>
+          <w:rFonts w:ascii="Times New Roman" w:eastAsia="Times New Roman" w:hAnsi="Times New Roman" w:cs="Times New Roman"/>
+          <w:sz w:val="24"/>
+          <w:szCs w:val="24"/>
+          <w:lang w:eastAsia="ru-RU"/>
+        </w:rPr>
+        <w:t>Автоматически</w:t>
+      </w:r>
+      <w:r>
+        <w:rPr>
+          <w:rFonts w:ascii="Times New Roman" w:eastAsia="Times New Roman" w:hAnsi="Times New Roman" w:cs="Times New Roman"/>
+          <w:sz w:val="24"/>
+          <w:szCs w:val="24"/>
+          <w:lang w:val="en-US" w:eastAsia="ru-RU"/>
+        </w:rPr>
+        <w:t>:</w:t>
+      </w:r>
+    </w:p>
+    <w:p>
+      <w:pPr>
+        <w:tabs>
+          <w:tab w:val="left" w:pos="916"/>
+          <w:tab w:val="left" w:pos="1832"/>
+          <w:tab w:val="left" w:pos="2748"/>
+          <w:tab w:val="left" w:pos="3664"/>
+          <w:tab w:val="left" w:pos="4580"/>
+          <w:tab w:val="left" w:pos="5496"/>
+          <w:tab w:val="left" w:pos="6412"/>
+          <w:tab w:val="left" w:pos="7328"/>
+          <w:tab w:val="left" w:pos="8244"/>
+          <w:tab w:val="left" w:pos="9160"/>
+          <w:tab w:val="left" w:pos="10076"/>
+          <w:tab w:val="left" w:pos="10992"/>
+          <w:tab w:val="left" w:pos="11908"/>
+          <w:tab w:val="left" w:pos="12824"/>
+          <w:tab w:val="left" w:pos="13740"/>
+          <w:tab w:val="left" w:pos="14656"/>
+        </w:tabs>
+        <w:spacing w:after="0" w:line="240" w:lineRule="auto"/>
+        <w:rPr>
+          <w:rFonts w:ascii="Courier New" w:eastAsia="Times New Roman" w:hAnsi="Courier New" w:cs="Courier New"/>
+          <w:sz w:val="20"/>
+          <w:szCs w:val="20"/>
+          <w:lang w:val="en-US" w:eastAsia="ru-RU"/>
+        </w:rPr>
+      </w:pPr>
+      <w:r>
+        <w:rPr>
+          <w:rFonts w:ascii="Courier New" w:eastAsia="Times New Roman" w:hAnsi="Courier New" w:cs="Courier New"/>
+          <w:sz w:val="20"/>
+          <w:szCs w:val="20"/>
+          <w:lang w:val="en-US" w:eastAsia="ru-RU"/>
         </w:rPr>
         <w:t>access token</w:t>
       </w:r>
@@ -2591,44 +3433,44 @@
           <w:rFonts w:ascii="Courier New" w:eastAsia="Times New Roman" w:hAnsi="Courier New" w:cs="Courier New"/>
           <w:sz w:val="20"/>
           <w:szCs w:val="20"/>
-          <w:lang w:eastAsia="ru-RU"/>
-        </w:rPr>
-      </w:pPr>
-    </w:p>
-    <w:p>
-      <w:pPr>
-        <w:tabs>
-          <w:tab w:val="left" w:pos="916"/>
-          <w:tab w:val="left" w:pos="1832"/>
-          <w:tab w:val="left" w:pos="2748"/>
-          <w:tab w:val="left" w:pos="3664"/>
-          <w:tab w:val="left" w:pos="4580"/>
-          <w:tab w:val="left" w:pos="5496"/>
-          <w:tab w:val="left" w:pos="6412"/>
-          <w:tab w:val="left" w:pos="7328"/>
-          <w:tab w:val="left" w:pos="8244"/>
-          <w:tab w:val="left" w:pos="9160"/>
-          <w:tab w:val="left" w:pos="10076"/>
-          <w:tab w:val="left" w:pos="10992"/>
-          <w:tab w:val="left" w:pos="11908"/>
-          <w:tab w:val="left" w:pos="12824"/>
-          <w:tab w:val="left" w:pos="13740"/>
-          <w:tab w:val="left" w:pos="14656"/>
-        </w:tabs>
-        <w:spacing w:after="0" w:line="240" w:lineRule="auto"/>
-        <w:rPr>
-          <w:rFonts w:ascii="Courier New" w:eastAsia="Times New Roman" w:hAnsi="Courier New" w:cs="Courier New"/>
-          <w:sz w:val="20"/>
-          <w:szCs w:val="20"/>
-          <w:lang w:eastAsia="ru-RU"/>
-        </w:rPr>
-      </w:pPr>
-      <w:r>
-        <w:rPr>
-          <w:rFonts w:ascii="Courier New" w:eastAsia="Times New Roman" w:hAnsi="Courier New" w:cs="Courier New"/>
-          <w:sz w:val="20"/>
-          <w:szCs w:val="20"/>
-          <w:lang w:eastAsia="ru-RU"/>
+          <w:lang w:val="en-US" w:eastAsia="ru-RU"/>
+        </w:rPr>
+      </w:pPr>
+    </w:p>
+    <w:p>
+      <w:pPr>
+        <w:tabs>
+          <w:tab w:val="left" w:pos="916"/>
+          <w:tab w:val="left" w:pos="1832"/>
+          <w:tab w:val="left" w:pos="2748"/>
+          <w:tab w:val="left" w:pos="3664"/>
+          <w:tab w:val="left" w:pos="4580"/>
+          <w:tab w:val="left" w:pos="5496"/>
+          <w:tab w:val="left" w:pos="6412"/>
+          <w:tab w:val="left" w:pos="7328"/>
+          <w:tab w:val="left" w:pos="8244"/>
+          <w:tab w:val="left" w:pos="9160"/>
+          <w:tab w:val="left" w:pos="10076"/>
+          <w:tab w:val="left" w:pos="10992"/>
+          <w:tab w:val="left" w:pos="11908"/>
+          <w:tab w:val="left" w:pos="12824"/>
+          <w:tab w:val="left" w:pos="13740"/>
+          <w:tab w:val="left" w:pos="14656"/>
+        </w:tabs>
+        <w:spacing w:after="0" w:line="240" w:lineRule="auto"/>
+        <w:rPr>
+          <w:rFonts w:ascii="Courier New" w:eastAsia="Times New Roman" w:hAnsi="Courier New" w:cs="Courier New"/>
+          <w:sz w:val="20"/>
+          <w:szCs w:val="20"/>
+          <w:lang w:val="en-US" w:eastAsia="ru-RU"/>
+        </w:rPr>
+      </w:pPr>
+      <w:r>
+        <w:rPr>
+          <w:rFonts w:ascii="Courier New" w:eastAsia="Times New Roman" w:hAnsi="Courier New" w:cs="Courier New"/>
+          <w:sz w:val="20"/>
+          <w:szCs w:val="20"/>
+          <w:lang w:val="en-US" w:eastAsia="ru-RU"/>
         </w:rPr>
         <w:t>↓</w:t>
       </w:r>
@@ -2658,44 +3500,44 @@
           <w:rFonts w:ascii="Courier New" w:eastAsia="Times New Roman" w:hAnsi="Courier New" w:cs="Courier New"/>
           <w:sz w:val="20"/>
           <w:szCs w:val="20"/>
-          <w:lang w:eastAsia="ru-RU"/>
-        </w:rPr>
-      </w:pPr>
-    </w:p>
-    <w:p>
-      <w:pPr>
-        <w:tabs>
-          <w:tab w:val="left" w:pos="916"/>
-          <w:tab w:val="left" w:pos="1832"/>
-          <w:tab w:val="left" w:pos="2748"/>
-          <w:tab w:val="left" w:pos="3664"/>
-          <w:tab w:val="left" w:pos="4580"/>
-          <w:tab w:val="left" w:pos="5496"/>
-          <w:tab w:val="left" w:pos="6412"/>
-          <w:tab w:val="left" w:pos="7328"/>
-          <w:tab w:val="left" w:pos="8244"/>
-          <w:tab w:val="left" w:pos="9160"/>
-          <w:tab w:val="left" w:pos="10076"/>
-          <w:tab w:val="left" w:pos="10992"/>
-          <w:tab w:val="left" w:pos="11908"/>
-          <w:tab w:val="left" w:pos="12824"/>
-          <w:tab w:val="left" w:pos="13740"/>
-          <w:tab w:val="left" w:pos="14656"/>
-        </w:tabs>
-        <w:spacing w:after="0" w:line="240" w:lineRule="auto"/>
-        <w:rPr>
-          <w:rFonts w:ascii="Courier New" w:eastAsia="Times New Roman" w:hAnsi="Courier New" w:cs="Courier New"/>
-          <w:sz w:val="20"/>
-          <w:szCs w:val="20"/>
-          <w:lang w:eastAsia="ru-RU"/>
-        </w:rPr>
-      </w:pPr>
-      <w:r>
-        <w:rPr>
-          <w:rFonts w:ascii="Courier New" w:eastAsia="Times New Roman" w:hAnsi="Courier New" w:cs="Courier New"/>
-          <w:sz w:val="20"/>
-          <w:szCs w:val="20"/>
-          <w:lang w:eastAsia="ru-RU"/>
+          <w:lang w:val="en-US" w:eastAsia="ru-RU"/>
+        </w:rPr>
+      </w:pPr>
+    </w:p>
+    <w:p>
+      <w:pPr>
+        <w:tabs>
+          <w:tab w:val="left" w:pos="916"/>
+          <w:tab w:val="left" w:pos="1832"/>
+          <w:tab w:val="left" w:pos="2748"/>
+          <w:tab w:val="left" w:pos="3664"/>
+          <w:tab w:val="left" w:pos="4580"/>
+          <w:tab w:val="left" w:pos="5496"/>
+          <w:tab w:val="left" w:pos="6412"/>
+          <w:tab w:val="left" w:pos="7328"/>
+          <w:tab w:val="left" w:pos="8244"/>
+          <w:tab w:val="left" w:pos="9160"/>
+          <w:tab w:val="left" w:pos="10076"/>
+          <w:tab w:val="left" w:pos="10992"/>
+          <w:tab w:val="left" w:pos="11908"/>
+          <w:tab w:val="left" w:pos="12824"/>
+          <w:tab w:val="left" w:pos="13740"/>
+          <w:tab w:val="left" w:pos="14656"/>
+        </w:tabs>
+        <w:spacing w:after="0" w:line="240" w:lineRule="auto"/>
+        <w:rPr>
+          <w:rFonts w:ascii="Courier New" w:eastAsia="Times New Roman" w:hAnsi="Courier New" w:cs="Courier New"/>
+          <w:sz w:val="20"/>
+          <w:szCs w:val="20"/>
+          <w:lang w:val="en-US" w:eastAsia="ru-RU"/>
+        </w:rPr>
+      </w:pPr>
+      <w:r>
+        <w:rPr>
+          <w:rFonts w:ascii="Courier New" w:eastAsia="Times New Roman" w:hAnsi="Courier New" w:cs="Courier New"/>
+          <w:sz w:val="20"/>
+          <w:szCs w:val="20"/>
+          <w:lang w:val="en-US" w:eastAsia="ru-RU"/>
         </w:rPr>
         <w:t>Authorization Header</w:t>
       </w:r>
@@ -2729,53 +3571,80 @@
           <w:rFonts w:ascii="Times New Roman" w:eastAsia="Times New Roman" w:hAnsi="Times New Roman" w:cs="Times New Roman"/>
           <w:sz w:val="24"/>
           <w:szCs w:val="24"/>
-          <w:lang w:eastAsia="ru-RU"/>
-        </w:rPr>
-      </w:pPr>
-      <w:r>
-        <w:rPr>
-          <w:rFonts w:ascii="Times New Roman" w:eastAsia="Times New Roman" w:hAnsi="Times New Roman" w:cs="Times New Roman"/>
-          <w:sz w:val="24"/>
-          <w:szCs w:val="24"/>
-          <w:lang w:eastAsia="ru-RU"/>
-        </w:rPr>
-        <w:t>Если access token истёк:</w:t>
-      </w:r>
-    </w:p>
-    <w:p>
-      <w:pPr>
-        <w:tabs>
-          <w:tab w:val="left" w:pos="916"/>
-          <w:tab w:val="left" w:pos="1832"/>
-          <w:tab w:val="left" w:pos="2748"/>
-          <w:tab w:val="left" w:pos="3664"/>
-          <w:tab w:val="left" w:pos="4580"/>
-          <w:tab w:val="left" w:pos="5496"/>
-          <w:tab w:val="left" w:pos="6412"/>
-          <w:tab w:val="left" w:pos="7328"/>
-          <w:tab w:val="left" w:pos="8244"/>
-          <w:tab w:val="left" w:pos="9160"/>
-          <w:tab w:val="left" w:pos="10076"/>
-          <w:tab w:val="left" w:pos="10992"/>
-          <w:tab w:val="left" w:pos="11908"/>
-          <w:tab w:val="left" w:pos="12824"/>
-          <w:tab w:val="left" w:pos="13740"/>
-          <w:tab w:val="left" w:pos="14656"/>
-        </w:tabs>
-        <w:spacing w:after="0" w:line="240" w:lineRule="auto"/>
-        <w:rPr>
-          <w:rFonts w:ascii="Courier New" w:eastAsia="Times New Roman" w:hAnsi="Courier New" w:cs="Courier New"/>
-          <w:sz w:val="20"/>
-          <w:szCs w:val="20"/>
-          <w:lang w:eastAsia="ru-RU"/>
-        </w:rPr>
-      </w:pPr>
-      <w:r>
-        <w:rPr>
-          <w:rFonts w:ascii="Courier New" w:eastAsia="Times New Roman" w:hAnsi="Courier New" w:cs="Courier New"/>
-          <w:sz w:val="20"/>
-          <w:szCs w:val="20"/>
-          <w:lang w:eastAsia="ru-RU"/>
+          <w:lang w:val="en-US" w:eastAsia="ru-RU"/>
+        </w:rPr>
+      </w:pPr>
+      <w:r>
+        <w:rPr>
+          <w:rFonts w:ascii="Times New Roman" w:eastAsia="Times New Roman" w:hAnsi="Times New Roman" w:cs="Times New Roman"/>
+          <w:sz w:val="24"/>
+          <w:szCs w:val="24"/>
+          <w:lang w:eastAsia="ru-RU"/>
+        </w:rPr>
+        <w:t>Если</w:t>
+      </w:r>
+      <w:r>
+        <w:rPr>
+          <w:rFonts w:ascii="Times New Roman" w:eastAsia="Times New Roman" w:hAnsi="Times New Roman" w:cs="Times New Roman"/>
+          <w:sz w:val="24"/>
+          <w:szCs w:val="24"/>
+          <w:lang w:val="en-US" w:eastAsia="ru-RU"/>
+        </w:rPr>
+        <w:t xml:space="preserve"> access token </w:t>
+      </w:r>
+      <w:r>
+        <w:rPr>
+          <w:rFonts w:ascii="Times New Roman" w:eastAsia="Times New Roman" w:hAnsi="Times New Roman" w:cs="Times New Roman"/>
+          <w:sz w:val="24"/>
+          <w:szCs w:val="24"/>
+          <w:lang w:eastAsia="ru-RU"/>
+        </w:rPr>
+        <w:t>истёк</w:t>
+      </w:r>
+      <w:r>
+        <w:rPr>
+          <w:rFonts w:ascii="Times New Roman" w:eastAsia="Times New Roman" w:hAnsi="Times New Roman" w:cs="Times New Roman"/>
+          <w:sz w:val="24"/>
+          <w:szCs w:val="24"/>
+          <w:lang w:val="en-US" w:eastAsia="ru-RU"/>
+        </w:rPr>
+        <w:t>:</w:t>
+      </w:r>
+    </w:p>
+    <w:p>
+      <w:pPr>
+        <w:tabs>
+          <w:tab w:val="left" w:pos="916"/>
+          <w:tab w:val="left" w:pos="1832"/>
+          <w:tab w:val="left" w:pos="2748"/>
+          <w:tab w:val="left" w:pos="3664"/>
+          <w:tab w:val="left" w:pos="4580"/>
+          <w:tab w:val="left" w:pos="5496"/>
+          <w:tab w:val="left" w:pos="6412"/>
+          <w:tab w:val="left" w:pos="7328"/>
+          <w:tab w:val="left" w:pos="8244"/>
+          <w:tab w:val="left" w:pos="9160"/>
+          <w:tab w:val="left" w:pos="10076"/>
+          <w:tab w:val="left" w:pos="10992"/>
+          <w:tab w:val="left" w:pos="11908"/>
+          <w:tab w:val="left" w:pos="12824"/>
+          <w:tab w:val="left" w:pos="13740"/>
+          <w:tab w:val="left" w:pos="14656"/>
+        </w:tabs>
+        <w:spacing w:after="0" w:line="240" w:lineRule="auto"/>
+        <w:rPr>
+          <w:rFonts w:ascii="Courier New" w:eastAsia="Times New Roman" w:hAnsi="Courier New" w:cs="Courier New"/>
+          <w:sz w:val="20"/>
+          <w:szCs w:val="20"/>
+          <w:lang w:val="en-US" w:eastAsia="ru-RU"/>
+        </w:rPr>
+      </w:pPr>
+      <w:r>
+        <w:rPr>
+          <w:rFonts w:ascii="Courier New" w:eastAsia="Times New Roman" w:hAnsi="Courier New" w:cs="Courier New"/>
+          <w:sz w:val="20"/>
+          <w:szCs w:val="20"/>
+          <w:lang w:val="en-US" w:eastAsia="ru-RU"/>
         </w:rPr>
         <w:t>refresh token</w:t>
       </w:r>
@@ -2805,7 +3674,7 @@
           <w:rFonts w:ascii="Courier New" w:eastAsia="Times New Roman" w:hAnsi="Courier New" w:cs="Courier New"/>
           <w:sz w:val="20"/>
           <w:szCs w:val="20"/>
-          <w:lang w:eastAsia="ru-RU"/>
+          <w:lang w:val="en-US" w:eastAsia="ru-RU"/>
         </w:rPr>
       </w:pPr>
     </w:p>
@@ -3081,7 +3950,7 @@
           <w:kern w:val="36"/>
           <w:sz w:val="48"/>
           <w:szCs w:val="48"/>
-          <w:lang w:eastAsia="ru-RU"/>
+          <w:lang w:val="en-US" w:eastAsia="ru-RU"/>
         </w:rPr>
       </w:pPr>
       <w:r>
@@ -3092,9 +3961,8 @@
           <w:kern w:val="36"/>
           <w:sz w:val="48"/>
           <w:szCs w:val="48"/>
-          <w:lang w:eastAsia="ru-RU"/>
-        </w:rPr>
-        <w:lastRenderedPageBreak/>
+          <w:lang w:val="en-US" w:eastAsia="ru-RU"/>
+        </w:rPr>
         <w:t>Core Storage</w:t>
       </w:r>
     </w:p>
@@ -3123,15 +3991,15 @@
           <w:rFonts w:ascii="Courier New" w:eastAsia="Times New Roman" w:hAnsi="Courier New" w:cs="Courier New"/>
           <w:sz w:val="20"/>
           <w:szCs w:val="20"/>
-          <w:lang w:eastAsia="ru-RU"/>
-        </w:rPr>
-      </w:pPr>
-      <w:r>
-        <w:rPr>
-          <w:rFonts w:ascii="Courier New" w:eastAsia="Times New Roman" w:hAnsi="Courier New" w:cs="Courier New"/>
-          <w:sz w:val="20"/>
-          <w:szCs w:val="20"/>
-          <w:lang w:eastAsia="ru-RU"/>
+          <w:lang w:val="en-US" w:eastAsia="ru-RU"/>
+        </w:rPr>
+      </w:pPr>
+      <w:r>
+        <w:rPr>
+          <w:rFonts w:ascii="Courier New" w:eastAsia="Times New Roman" w:hAnsi="Courier New" w:cs="Courier New"/>
+          <w:sz w:val="20"/>
+          <w:szCs w:val="20"/>
+          <w:lang w:val="en-US" w:eastAsia="ru-RU"/>
         </w:rPr>
         <w:t>storage</w:t>
       </w:r>
@@ -3161,44 +4029,44 @@
           <w:rFonts w:ascii="Courier New" w:eastAsia="Times New Roman" w:hAnsi="Courier New" w:cs="Courier New"/>
           <w:sz w:val="20"/>
           <w:szCs w:val="20"/>
-          <w:lang w:eastAsia="ru-RU"/>
-        </w:rPr>
-      </w:pPr>
-    </w:p>
-    <w:p>
-      <w:pPr>
-        <w:tabs>
-          <w:tab w:val="left" w:pos="916"/>
-          <w:tab w:val="left" w:pos="1832"/>
-          <w:tab w:val="left" w:pos="2748"/>
-          <w:tab w:val="left" w:pos="3664"/>
-          <w:tab w:val="left" w:pos="4580"/>
-          <w:tab w:val="left" w:pos="5496"/>
-          <w:tab w:val="left" w:pos="6412"/>
-          <w:tab w:val="left" w:pos="7328"/>
-          <w:tab w:val="left" w:pos="8244"/>
-          <w:tab w:val="left" w:pos="9160"/>
-          <w:tab w:val="left" w:pos="10076"/>
-          <w:tab w:val="left" w:pos="10992"/>
-          <w:tab w:val="left" w:pos="11908"/>
-          <w:tab w:val="left" w:pos="12824"/>
-          <w:tab w:val="left" w:pos="13740"/>
-          <w:tab w:val="left" w:pos="14656"/>
-        </w:tabs>
-        <w:spacing w:after="0" w:line="240" w:lineRule="auto"/>
-        <w:rPr>
-          <w:rFonts w:ascii="Courier New" w:eastAsia="Times New Roman" w:hAnsi="Courier New" w:cs="Courier New"/>
-          <w:sz w:val="20"/>
-          <w:szCs w:val="20"/>
-          <w:lang w:eastAsia="ru-RU"/>
-        </w:rPr>
-      </w:pPr>
-      <w:r>
-        <w:rPr>
-          <w:rFonts w:ascii="Courier New" w:eastAsia="Times New Roman" w:hAnsi="Courier New" w:cs="Courier New"/>
-          <w:sz w:val="20"/>
-          <w:szCs w:val="20"/>
-          <w:lang w:eastAsia="ru-RU"/>
+          <w:lang w:val="en-US" w:eastAsia="ru-RU"/>
+        </w:rPr>
+      </w:pPr>
+    </w:p>
+    <w:p>
+      <w:pPr>
+        <w:tabs>
+          <w:tab w:val="left" w:pos="916"/>
+          <w:tab w:val="left" w:pos="1832"/>
+          <w:tab w:val="left" w:pos="2748"/>
+          <w:tab w:val="left" w:pos="3664"/>
+          <w:tab w:val="left" w:pos="4580"/>
+          <w:tab w:val="left" w:pos="5496"/>
+          <w:tab w:val="left" w:pos="6412"/>
+          <w:tab w:val="left" w:pos="7328"/>
+          <w:tab w:val="left" w:pos="8244"/>
+          <w:tab w:val="left" w:pos="9160"/>
+          <w:tab w:val="left" w:pos="10076"/>
+          <w:tab w:val="left" w:pos="10992"/>
+          <w:tab w:val="left" w:pos="11908"/>
+          <w:tab w:val="left" w:pos="12824"/>
+          <w:tab w:val="left" w:pos="13740"/>
+          <w:tab w:val="left" w:pos="14656"/>
+        </w:tabs>
+        <w:spacing w:after="0" w:line="240" w:lineRule="auto"/>
+        <w:rPr>
+          <w:rFonts w:ascii="Courier New" w:eastAsia="Times New Roman" w:hAnsi="Courier New" w:cs="Courier New"/>
+          <w:sz w:val="20"/>
+          <w:szCs w:val="20"/>
+          <w:lang w:val="en-US" w:eastAsia="ru-RU"/>
+        </w:rPr>
+      </w:pPr>
+      <w:r>
+        <w:rPr>
+          <w:rFonts w:ascii="Courier New" w:eastAsia="Times New Roman" w:hAnsi="Courier New" w:cs="Courier New"/>
+          <w:sz w:val="20"/>
+          <w:szCs w:val="20"/>
+          <w:lang w:val="en-US" w:eastAsia="ru-RU"/>
         </w:rPr>
         <w:t>├── secure_storage.dart</w:t>
       </w:r>
@@ -3407,6 +4275,7 @@
           <w:szCs w:val="24"/>
           <w:lang w:eastAsia="ru-RU"/>
         </w:rPr>
+        <w:lastRenderedPageBreak/>
         <w:t>Переиспользуемые UI-компоненты.</w:t>
       </w:r>
     </w:p>
@@ -4026,15 +4895,15 @@
           <w:rFonts w:ascii="Courier New" w:eastAsia="Times New Roman" w:hAnsi="Courier New" w:cs="Courier New"/>
           <w:sz w:val="20"/>
           <w:szCs w:val="20"/>
-          <w:lang w:eastAsia="ru-RU"/>
-        </w:rPr>
-      </w:pPr>
-      <w:r>
-        <w:rPr>
-          <w:rFonts w:ascii="Courier New" w:eastAsia="Times New Roman" w:hAnsi="Courier New" w:cs="Courier New"/>
-          <w:sz w:val="20"/>
-          <w:szCs w:val="20"/>
-          <w:lang w:eastAsia="ru-RU"/>
+          <w:lang w:val="en-US" w:eastAsia="ru-RU"/>
+        </w:rPr>
+      </w:pPr>
+      <w:r>
+        <w:rPr>
+          <w:rFonts w:ascii="Courier New" w:eastAsia="Times New Roman" w:hAnsi="Courier New" w:cs="Courier New"/>
+          <w:sz w:val="20"/>
+          <w:szCs w:val="20"/>
+          <w:lang w:val="en-US" w:eastAsia="ru-RU"/>
         </w:rPr>
         <w:t>features</w:t>
       </w:r>
@@ -4064,44 +4933,44 @@
           <w:rFonts w:ascii="Courier New" w:eastAsia="Times New Roman" w:hAnsi="Courier New" w:cs="Courier New"/>
           <w:sz w:val="20"/>
           <w:szCs w:val="20"/>
-          <w:lang w:eastAsia="ru-RU"/>
-        </w:rPr>
-      </w:pPr>
-    </w:p>
-    <w:p>
-      <w:pPr>
-        <w:tabs>
-          <w:tab w:val="left" w:pos="916"/>
-          <w:tab w:val="left" w:pos="1832"/>
-          <w:tab w:val="left" w:pos="2748"/>
-          <w:tab w:val="left" w:pos="3664"/>
-          <w:tab w:val="left" w:pos="4580"/>
-          <w:tab w:val="left" w:pos="5496"/>
-          <w:tab w:val="left" w:pos="6412"/>
-          <w:tab w:val="left" w:pos="7328"/>
-          <w:tab w:val="left" w:pos="8244"/>
-          <w:tab w:val="left" w:pos="9160"/>
-          <w:tab w:val="left" w:pos="10076"/>
-          <w:tab w:val="left" w:pos="10992"/>
-          <w:tab w:val="left" w:pos="11908"/>
-          <w:tab w:val="left" w:pos="12824"/>
-          <w:tab w:val="left" w:pos="13740"/>
-          <w:tab w:val="left" w:pos="14656"/>
-        </w:tabs>
-        <w:spacing w:after="0" w:line="240" w:lineRule="auto"/>
-        <w:rPr>
-          <w:rFonts w:ascii="Courier New" w:eastAsia="Times New Roman" w:hAnsi="Courier New" w:cs="Courier New"/>
-          <w:sz w:val="20"/>
-          <w:szCs w:val="20"/>
-          <w:lang w:eastAsia="ru-RU"/>
-        </w:rPr>
-      </w:pPr>
-      <w:r>
-        <w:rPr>
-          <w:rFonts w:ascii="Courier New" w:eastAsia="Times New Roman" w:hAnsi="Courier New" w:cs="Courier New"/>
-          <w:sz w:val="20"/>
-          <w:szCs w:val="20"/>
-          <w:lang w:eastAsia="ru-RU"/>
+          <w:lang w:val="en-US" w:eastAsia="ru-RU"/>
+        </w:rPr>
+      </w:pPr>
+    </w:p>
+    <w:p>
+      <w:pPr>
+        <w:tabs>
+          <w:tab w:val="left" w:pos="916"/>
+          <w:tab w:val="left" w:pos="1832"/>
+          <w:tab w:val="left" w:pos="2748"/>
+          <w:tab w:val="left" w:pos="3664"/>
+          <w:tab w:val="left" w:pos="4580"/>
+          <w:tab w:val="left" w:pos="5496"/>
+          <w:tab w:val="left" w:pos="6412"/>
+          <w:tab w:val="left" w:pos="7328"/>
+          <w:tab w:val="left" w:pos="8244"/>
+          <w:tab w:val="left" w:pos="9160"/>
+          <w:tab w:val="left" w:pos="10076"/>
+          <w:tab w:val="left" w:pos="10992"/>
+          <w:tab w:val="left" w:pos="11908"/>
+          <w:tab w:val="left" w:pos="12824"/>
+          <w:tab w:val="left" w:pos="13740"/>
+          <w:tab w:val="left" w:pos="14656"/>
+        </w:tabs>
+        <w:spacing w:after="0" w:line="240" w:lineRule="auto"/>
+        <w:rPr>
+          <w:rFonts w:ascii="Courier New" w:eastAsia="Times New Roman" w:hAnsi="Courier New" w:cs="Courier New"/>
+          <w:sz w:val="20"/>
+          <w:szCs w:val="20"/>
+          <w:lang w:val="en-US" w:eastAsia="ru-RU"/>
+        </w:rPr>
+      </w:pPr>
+      <w:r>
+        <w:rPr>
+          <w:rFonts w:ascii="Courier New" w:eastAsia="Times New Roman" w:hAnsi="Courier New" w:cs="Courier New"/>
+          <w:sz w:val="20"/>
+          <w:szCs w:val="20"/>
+          <w:lang w:val="en-US" w:eastAsia="ru-RU"/>
         </w:rPr>
         <w:t>├── auth</w:t>
       </w:r>
@@ -4131,15 +5000,15 @@
           <w:rFonts w:ascii="Courier New" w:eastAsia="Times New Roman" w:hAnsi="Courier New" w:cs="Courier New"/>
           <w:sz w:val="20"/>
           <w:szCs w:val="20"/>
-          <w:lang w:eastAsia="ru-RU"/>
-        </w:rPr>
-      </w:pPr>
-      <w:r>
-        <w:rPr>
-          <w:rFonts w:ascii="Courier New" w:eastAsia="Times New Roman" w:hAnsi="Courier New" w:cs="Courier New"/>
-          <w:sz w:val="20"/>
-          <w:szCs w:val="20"/>
-          <w:lang w:eastAsia="ru-RU"/>
+          <w:lang w:val="en-US" w:eastAsia="ru-RU"/>
+        </w:rPr>
+      </w:pPr>
+      <w:r>
+        <w:rPr>
+          <w:rFonts w:ascii="Courier New" w:eastAsia="Times New Roman" w:hAnsi="Courier New" w:cs="Courier New"/>
+          <w:sz w:val="20"/>
+          <w:szCs w:val="20"/>
+          <w:lang w:val="en-US" w:eastAsia="ru-RU"/>
         </w:rPr>
         <w:t>├── stories</w:t>
       </w:r>
@@ -4169,15 +5038,15 @@
           <w:rFonts w:ascii="Courier New" w:eastAsia="Times New Roman" w:hAnsi="Courier New" w:cs="Courier New"/>
           <w:sz w:val="20"/>
           <w:szCs w:val="20"/>
-          <w:lang w:eastAsia="ru-RU"/>
-        </w:rPr>
-      </w:pPr>
-      <w:r>
-        <w:rPr>
-          <w:rFonts w:ascii="Courier New" w:eastAsia="Times New Roman" w:hAnsi="Courier New" w:cs="Courier New"/>
-          <w:sz w:val="20"/>
-          <w:szCs w:val="20"/>
-          <w:lang w:eastAsia="ru-RU"/>
+          <w:lang w:val="en-US" w:eastAsia="ru-RU"/>
+        </w:rPr>
+      </w:pPr>
+      <w:r>
+        <w:rPr>
+          <w:rFonts w:ascii="Courier New" w:eastAsia="Times New Roman" w:hAnsi="Courier New" w:cs="Courier New"/>
+          <w:sz w:val="20"/>
+          <w:szCs w:val="20"/>
+          <w:lang w:val="en-US" w:eastAsia="ru-RU"/>
         </w:rPr>
         <w:t>├── memories</w:t>
       </w:r>
@@ -4207,15 +5076,15 @@
           <w:rFonts w:ascii="Courier New" w:eastAsia="Times New Roman" w:hAnsi="Courier New" w:cs="Courier New"/>
           <w:sz w:val="20"/>
           <w:szCs w:val="20"/>
-          <w:lang w:eastAsia="ru-RU"/>
-        </w:rPr>
-      </w:pPr>
-      <w:r>
-        <w:rPr>
-          <w:rFonts w:ascii="Courier New" w:eastAsia="Times New Roman" w:hAnsi="Courier New" w:cs="Courier New"/>
-          <w:sz w:val="20"/>
-          <w:szCs w:val="20"/>
-          <w:lang w:eastAsia="ru-RU"/>
+          <w:lang w:val="en-US" w:eastAsia="ru-RU"/>
+        </w:rPr>
+      </w:pPr>
+      <w:r>
+        <w:rPr>
+          <w:rFonts w:ascii="Courier New" w:eastAsia="Times New Roman" w:hAnsi="Courier New" w:cs="Courier New"/>
+          <w:sz w:val="20"/>
+          <w:szCs w:val="20"/>
+          <w:lang w:val="en-US" w:eastAsia="ru-RU"/>
         </w:rPr>
         <w:t>├── media</w:t>
       </w:r>
@@ -4245,15 +5114,15 @@
           <w:rFonts w:ascii="Courier New" w:eastAsia="Times New Roman" w:hAnsi="Courier New" w:cs="Courier New"/>
           <w:sz w:val="20"/>
           <w:szCs w:val="20"/>
-          <w:lang w:eastAsia="ru-RU"/>
-        </w:rPr>
-      </w:pPr>
-      <w:r>
-        <w:rPr>
-          <w:rFonts w:ascii="Courier New" w:eastAsia="Times New Roman" w:hAnsi="Courier New" w:cs="Courier New"/>
-          <w:sz w:val="20"/>
-          <w:szCs w:val="20"/>
-          <w:lang w:eastAsia="ru-RU"/>
+          <w:lang w:val="en-US" w:eastAsia="ru-RU"/>
+        </w:rPr>
+      </w:pPr>
+      <w:r>
+        <w:rPr>
+          <w:rFonts w:ascii="Courier New" w:eastAsia="Times New Roman" w:hAnsi="Courier New" w:cs="Courier New"/>
+          <w:sz w:val="20"/>
+          <w:szCs w:val="20"/>
+          <w:lang w:val="en-US" w:eastAsia="ru-RU"/>
         </w:rPr>
         <w:t>├── map</w:t>
       </w:r>
@@ -4373,7 +5242,6 @@
           <w:szCs w:val="24"/>
           <w:lang w:eastAsia="ru-RU"/>
         </w:rPr>
-        <w:lastRenderedPageBreak/>
         <w:t>Каждая фича полностью автономна.</w:t>
       </w:r>
     </w:p>
@@ -4410,7 +5278,7 @@
           <w:kern w:val="36"/>
           <w:sz w:val="48"/>
           <w:szCs w:val="48"/>
-          <w:lang w:eastAsia="ru-RU"/>
+          <w:lang w:val="en-US" w:eastAsia="ru-RU"/>
         </w:rPr>
       </w:pPr>
       <w:r>
@@ -4421,7 +5289,7 @@
           <w:kern w:val="36"/>
           <w:sz w:val="48"/>
           <w:szCs w:val="48"/>
-          <w:lang w:eastAsia="ru-RU"/>
+          <w:lang w:val="en-US" w:eastAsia="ru-RU"/>
         </w:rPr>
         <w:t>Feature Structure</w:t>
       </w:r>
@@ -4433,53 +5301,62 @@
           <w:rFonts w:ascii="Times New Roman" w:eastAsia="Times New Roman" w:hAnsi="Times New Roman" w:cs="Times New Roman"/>
           <w:sz w:val="24"/>
           <w:szCs w:val="24"/>
-          <w:lang w:eastAsia="ru-RU"/>
-        </w:rPr>
-      </w:pPr>
-      <w:r>
-        <w:rPr>
-          <w:rFonts w:ascii="Times New Roman" w:eastAsia="Times New Roman" w:hAnsi="Times New Roman" w:cs="Times New Roman"/>
-          <w:sz w:val="24"/>
-          <w:szCs w:val="24"/>
-          <w:lang w:eastAsia="ru-RU"/>
-        </w:rPr>
-        <w:t>Пример:</w:t>
-      </w:r>
-    </w:p>
-    <w:p>
-      <w:pPr>
-        <w:tabs>
-          <w:tab w:val="left" w:pos="916"/>
-          <w:tab w:val="left" w:pos="1832"/>
-          <w:tab w:val="left" w:pos="2748"/>
-          <w:tab w:val="left" w:pos="3664"/>
-          <w:tab w:val="left" w:pos="4580"/>
-          <w:tab w:val="left" w:pos="5496"/>
-          <w:tab w:val="left" w:pos="6412"/>
-          <w:tab w:val="left" w:pos="7328"/>
-          <w:tab w:val="left" w:pos="8244"/>
-          <w:tab w:val="left" w:pos="9160"/>
-          <w:tab w:val="left" w:pos="10076"/>
-          <w:tab w:val="left" w:pos="10992"/>
-          <w:tab w:val="left" w:pos="11908"/>
-          <w:tab w:val="left" w:pos="12824"/>
-          <w:tab w:val="left" w:pos="13740"/>
-          <w:tab w:val="left" w:pos="14656"/>
-        </w:tabs>
-        <w:spacing w:after="0" w:line="240" w:lineRule="auto"/>
-        <w:rPr>
-          <w:rFonts w:ascii="Courier New" w:eastAsia="Times New Roman" w:hAnsi="Courier New" w:cs="Courier New"/>
-          <w:sz w:val="20"/>
-          <w:szCs w:val="20"/>
-          <w:lang w:eastAsia="ru-RU"/>
-        </w:rPr>
-      </w:pPr>
-      <w:r>
-        <w:rPr>
-          <w:rFonts w:ascii="Courier New" w:eastAsia="Times New Roman" w:hAnsi="Courier New" w:cs="Courier New"/>
-          <w:sz w:val="20"/>
-          <w:szCs w:val="20"/>
-          <w:lang w:eastAsia="ru-RU"/>
+          <w:lang w:val="en-US" w:eastAsia="ru-RU"/>
+        </w:rPr>
+      </w:pPr>
+      <w:r>
+        <w:rPr>
+          <w:rFonts w:ascii="Times New Roman" w:eastAsia="Times New Roman" w:hAnsi="Times New Roman" w:cs="Times New Roman"/>
+          <w:sz w:val="24"/>
+          <w:szCs w:val="24"/>
+          <w:lang w:eastAsia="ru-RU"/>
+        </w:rPr>
+        <w:t>Пример</w:t>
+      </w:r>
+      <w:r>
+        <w:rPr>
+          <w:rFonts w:ascii="Times New Roman" w:eastAsia="Times New Roman" w:hAnsi="Times New Roman" w:cs="Times New Roman"/>
+          <w:sz w:val="24"/>
+          <w:szCs w:val="24"/>
+          <w:lang w:val="en-US" w:eastAsia="ru-RU"/>
+        </w:rPr>
+        <w:t>:</w:t>
+      </w:r>
+    </w:p>
+    <w:p>
+      <w:pPr>
+        <w:tabs>
+          <w:tab w:val="left" w:pos="916"/>
+          <w:tab w:val="left" w:pos="1832"/>
+          <w:tab w:val="left" w:pos="2748"/>
+          <w:tab w:val="left" w:pos="3664"/>
+          <w:tab w:val="left" w:pos="4580"/>
+          <w:tab w:val="left" w:pos="5496"/>
+          <w:tab w:val="left" w:pos="6412"/>
+          <w:tab w:val="left" w:pos="7328"/>
+          <w:tab w:val="left" w:pos="8244"/>
+          <w:tab w:val="left" w:pos="9160"/>
+          <w:tab w:val="left" w:pos="10076"/>
+          <w:tab w:val="left" w:pos="10992"/>
+          <w:tab w:val="left" w:pos="11908"/>
+          <w:tab w:val="left" w:pos="12824"/>
+          <w:tab w:val="left" w:pos="13740"/>
+          <w:tab w:val="left" w:pos="14656"/>
+        </w:tabs>
+        <w:spacing w:after="0" w:line="240" w:lineRule="auto"/>
+        <w:rPr>
+          <w:rFonts w:ascii="Courier New" w:eastAsia="Times New Roman" w:hAnsi="Courier New" w:cs="Courier New"/>
+          <w:sz w:val="20"/>
+          <w:szCs w:val="20"/>
+          <w:lang w:val="en-US" w:eastAsia="ru-RU"/>
+        </w:rPr>
+      </w:pPr>
+      <w:r>
+        <w:rPr>
+          <w:rFonts w:ascii="Courier New" w:eastAsia="Times New Roman" w:hAnsi="Courier New" w:cs="Courier New"/>
+          <w:sz w:val="20"/>
+          <w:szCs w:val="20"/>
+          <w:lang w:val="en-US" w:eastAsia="ru-RU"/>
         </w:rPr>
         <w:t>stories</w:t>
       </w:r>
@@ -4509,44 +5386,44 @@
           <w:rFonts w:ascii="Courier New" w:eastAsia="Times New Roman" w:hAnsi="Courier New" w:cs="Courier New"/>
           <w:sz w:val="20"/>
           <w:szCs w:val="20"/>
-          <w:lang w:eastAsia="ru-RU"/>
-        </w:rPr>
-      </w:pPr>
-    </w:p>
-    <w:p>
-      <w:pPr>
-        <w:tabs>
-          <w:tab w:val="left" w:pos="916"/>
-          <w:tab w:val="left" w:pos="1832"/>
-          <w:tab w:val="left" w:pos="2748"/>
-          <w:tab w:val="left" w:pos="3664"/>
-          <w:tab w:val="left" w:pos="4580"/>
-          <w:tab w:val="left" w:pos="5496"/>
-          <w:tab w:val="left" w:pos="6412"/>
-          <w:tab w:val="left" w:pos="7328"/>
-          <w:tab w:val="left" w:pos="8244"/>
-          <w:tab w:val="left" w:pos="9160"/>
-          <w:tab w:val="left" w:pos="10076"/>
-          <w:tab w:val="left" w:pos="10992"/>
-          <w:tab w:val="left" w:pos="11908"/>
-          <w:tab w:val="left" w:pos="12824"/>
-          <w:tab w:val="left" w:pos="13740"/>
-          <w:tab w:val="left" w:pos="14656"/>
-        </w:tabs>
-        <w:spacing w:after="0" w:line="240" w:lineRule="auto"/>
-        <w:rPr>
-          <w:rFonts w:ascii="Courier New" w:eastAsia="Times New Roman" w:hAnsi="Courier New" w:cs="Courier New"/>
-          <w:sz w:val="20"/>
-          <w:szCs w:val="20"/>
-          <w:lang w:eastAsia="ru-RU"/>
-        </w:rPr>
-      </w:pPr>
-      <w:r>
-        <w:rPr>
-          <w:rFonts w:ascii="Courier New" w:eastAsia="Times New Roman" w:hAnsi="Courier New" w:cs="Courier New"/>
-          <w:sz w:val="20"/>
-          <w:szCs w:val="20"/>
-          <w:lang w:eastAsia="ru-RU"/>
+          <w:lang w:val="en-US" w:eastAsia="ru-RU"/>
+        </w:rPr>
+      </w:pPr>
+    </w:p>
+    <w:p>
+      <w:pPr>
+        <w:tabs>
+          <w:tab w:val="left" w:pos="916"/>
+          <w:tab w:val="left" w:pos="1832"/>
+          <w:tab w:val="left" w:pos="2748"/>
+          <w:tab w:val="left" w:pos="3664"/>
+          <w:tab w:val="left" w:pos="4580"/>
+          <w:tab w:val="left" w:pos="5496"/>
+          <w:tab w:val="left" w:pos="6412"/>
+          <w:tab w:val="left" w:pos="7328"/>
+          <w:tab w:val="left" w:pos="8244"/>
+          <w:tab w:val="left" w:pos="9160"/>
+          <w:tab w:val="left" w:pos="10076"/>
+          <w:tab w:val="left" w:pos="10992"/>
+          <w:tab w:val="left" w:pos="11908"/>
+          <w:tab w:val="left" w:pos="12824"/>
+          <w:tab w:val="left" w:pos="13740"/>
+          <w:tab w:val="left" w:pos="14656"/>
+        </w:tabs>
+        <w:spacing w:after="0" w:line="240" w:lineRule="auto"/>
+        <w:rPr>
+          <w:rFonts w:ascii="Courier New" w:eastAsia="Times New Roman" w:hAnsi="Courier New" w:cs="Courier New"/>
+          <w:sz w:val="20"/>
+          <w:szCs w:val="20"/>
+          <w:lang w:val="en-US" w:eastAsia="ru-RU"/>
+        </w:rPr>
+      </w:pPr>
+      <w:r>
+        <w:rPr>
+          <w:rFonts w:ascii="Courier New" w:eastAsia="Times New Roman" w:hAnsi="Courier New" w:cs="Courier New"/>
+          <w:sz w:val="20"/>
+          <w:szCs w:val="20"/>
+          <w:lang w:val="en-US" w:eastAsia="ru-RU"/>
         </w:rPr>
         <w:t>├── data</w:t>
       </w:r>
@@ -4576,15 +5453,15 @@
           <w:rFonts w:ascii="Courier New" w:eastAsia="Times New Roman" w:hAnsi="Courier New" w:cs="Courier New"/>
           <w:sz w:val="20"/>
           <w:szCs w:val="20"/>
-          <w:lang w:eastAsia="ru-RU"/>
-        </w:rPr>
-      </w:pPr>
-      <w:r>
-        <w:rPr>
-          <w:rFonts w:ascii="Courier New" w:eastAsia="Times New Roman" w:hAnsi="Courier New" w:cs="Courier New"/>
-          <w:sz w:val="20"/>
-          <w:szCs w:val="20"/>
-          <w:lang w:eastAsia="ru-RU"/>
+          <w:lang w:val="en-US" w:eastAsia="ru-RU"/>
+        </w:rPr>
+      </w:pPr>
+      <w:r>
+        <w:rPr>
+          <w:rFonts w:ascii="Courier New" w:eastAsia="Times New Roman" w:hAnsi="Courier New" w:cs="Courier New"/>
+          <w:sz w:val="20"/>
+          <w:szCs w:val="20"/>
+          <w:lang w:val="en-US" w:eastAsia="ru-RU"/>
         </w:rPr>
         <w:t>├── domain</w:t>
       </w:r>
@@ -4731,6 +5608,7 @@
           <w:szCs w:val="24"/>
           <w:lang w:eastAsia="ru-RU"/>
         </w:rPr>
+        <w:lastRenderedPageBreak/>
         <w:t>Работа с API.</w:t>
       </w:r>
     </w:p>
@@ -5435,7 +6313,6 @@
           <w:szCs w:val="48"/>
           <w:lang w:eastAsia="ru-RU"/>
         </w:rPr>
-        <w:lastRenderedPageBreak/>
         <w:t>Presentation Layer</w:t>
       </w:r>
     </w:p>
@@ -5682,53 +6559,62 @@
           <w:rFonts w:ascii="Times New Roman" w:eastAsia="Times New Roman" w:hAnsi="Times New Roman" w:cs="Times New Roman"/>
           <w:sz w:val="24"/>
           <w:szCs w:val="24"/>
-          <w:lang w:eastAsia="ru-RU"/>
-        </w:rPr>
-      </w:pPr>
-      <w:r>
-        <w:rPr>
-          <w:rFonts w:ascii="Times New Roman" w:eastAsia="Times New Roman" w:hAnsi="Times New Roman" w:cs="Times New Roman"/>
-          <w:sz w:val="24"/>
-          <w:szCs w:val="24"/>
-          <w:lang w:eastAsia="ru-RU"/>
-        </w:rPr>
-        <w:t>Пример:</w:t>
-      </w:r>
-    </w:p>
-    <w:p>
-      <w:pPr>
-        <w:tabs>
-          <w:tab w:val="left" w:pos="916"/>
-          <w:tab w:val="left" w:pos="1832"/>
-          <w:tab w:val="left" w:pos="2748"/>
-          <w:tab w:val="left" w:pos="3664"/>
-          <w:tab w:val="left" w:pos="4580"/>
-          <w:tab w:val="left" w:pos="5496"/>
-          <w:tab w:val="left" w:pos="6412"/>
-          <w:tab w:val="left" w:pos="7328"/>
-          <w:tab w:val="left" w:pos="8244"/>
-          <w:tab w:val="left" w:pos="9160"/>
-          <w:tab w:val="left" w:pos="10076"/>
-          <w:tab w:val="left" w:pos="10992"/>
-          <w:tab w:val="left" w:pos="11908"/>
-          <w:tab w:val="left" w:pos="12824"/>
-          <w:tab w:val="left" w:pos="13740"/>
-          <w:tab w:val="left" w:pos="14656"/>
-        </w:tabs>
-        <w:spacing w:after="0" w:line="240" w:lineRule="auto"/>
-        <w:rPr>
-          <w:rFonts w:ascii="Courier New" w:eastAsia="Times New Roman" w:hAnsi="Courier New" w:cs="Courier New"/>
-          <w:sz w:val="20"/>
-          <w:szCs w:val="20"/>
-          <w:lang w:eastAsia="ru-RU"/>
-        </w:rPr>
-      </w:pPr>
-      <w:r>
-        <w:rPr>
-          <w:rFonts w:ascii="Courier New" w:eastAsia="Times New Roman" w:hAnsi="Courier New" w:cs="Courier New"/>
-          <w:sz w:val="20"/>
-          <w:szCs w:val="20"/>
-          <w:lang w:eastAsia="ru-RU"/>
+          <w:lang w:val="en-US" w:eastAsia="ru-RU"/>
+        </w:rPr>
+      </w:pPr>
+      <w:r>
+        <w:rPr>
+          <w:rFonts w:ascii="Times New Roman" w:eastAsia="Times New Roman" w:hAnsi="Times New Roman" w:cs="Times New Roman"/>
+          <w:sz w:val="24"/>
+          <w:szCs w:val="24"/>
+          <w:lang w:eastAsia="ru-RU"/>
+        </w:rPr>
+        <w:t>Пример</w:t>
+      </w:r>
+      <w:r>
+        <w:rPr>
+          <w:rFonts w:ascii="Times New Roman" w:eastAsia="Times New Roman" w:hAnsi="Times New Roman" w:cs="Times New Roman"/>
+          <w:sz w:val="24"/>
+          <w:szCs w:val="24"/>
+          <w:lang w:val="en-US" w:eastAsia="ru-RU"/>
+        </w:rPr>
+        <w:t>:</w:t>
+      </w:r>
+    </w:p>
+    <w:p>
+      <w:pPr>
+        <w:tabs>
+          <w:tab w:val="left" w:pos="916"/>
+          <w:tab w:val="left" w:pos="1832"/>
+          <w:tab w:val="left" w:pos="2748"/>
+          <w:tab w:val="left" w:pos="3664"/>
+          <w:tab w:val="left" w:pos="4580"/>
+          <w:tab w:val="left" w:pos="5496"/>
+          <w:tab w:val="left" w:pos="6412"/>
+          <w:tab w:val="left" w:pos="7328"/>
+          <w:tab w:val="left" w:pos="8244"/>
+          <w:tab w:val="left" w:pos="9160"/>
+          <w:tab w:val="left" w:pos="10076"/>
+          <w:tab w:val="left" w:pos="10992"/>
+          <w:tab w:val="left" w:pos="11908"/>
+          <w:tab w:val="left" w:pos="12824"/>
+          <w:tab w:val="left" w:pos="13740"/>
+          <w:tab w:val="left" w:pos="14656"/>
+        </w:tabs>
+        <w:spacing w:after="0" w:line="240" w:lineRule="auto"/>
+        <w:rPr>
+          <w:rFonts w:ascii="Courier New" w:eastAsia="Times New Roman" w:hAnsi="Courier New" w:cs="Courier New"/>
+          <w:sz w:val="20"/>
+          <w:szCs w:val="20"/>
+          <w:lang w:val="en-US" w:eastAsia="ru-RU"/>
+        </w:rPr>
+      </w:pPr>
+      <w:r>
+        <w:rPr>
+          <w:rFonts w:ascii="Courier New" w:eastAsia="Times New Roman" w:hAnsi="Courier New" w:cs="Courier New"/>
+          <w:sz w:val="20"/>
+          <w:szCs w:val="20"/>
+          <w:lang w:val="en-US" w:eastAsia="ru-RU"/>
         </w:rPr>
         <w:t>stories</w:t>
       </w:r>
@@ -5758,44 +6644,44 @@
           <w:rFonts w:ascii="Courier New" w:eastAsia="Times New Roman" w:hAnsi="Courier New" w:cs="Courier New"/>
           <w:sz w:val="20"/>
           <w:szCs w:val="20"/>
-          <w:lang w:eastAsia="ru-RU"/>
-        </w:rPr>
-      </w:pPr>
-    </w:p>
-    <w:p>
-      <w:pPr>
-        <w:tabs>
-          <w:tab w:val="left" w:pos="916"/>
-          <w:tab w:val="left" w:pos="1832"/>
-          <w:tab w:val="left" w:pos="2748"/>
-          <w:tab w:val="left" w:pos="3664"/>
-          <w:tab w:val="left" w:pos="4580"/>
-          <w:tab w:val="left" w:pos="5496"/>
-          <w:tab w:val="left" w:pos="6412"/>
-          <w:tab w:val="left" w:pos="7328"/>
-          <w:tab w:val="left" w:pos="8244"/>
-          <w:tab w:val="left" w:pos="9160"/>
-          <w:tab w:val="left" w:pos="10076"/>
-          <w:tab w:val="left" w:pos="10992"/>
-          <w:tab w:val="left" w:pos="11908"/>
-          <w:tab w:val="left" w:pos="12824"/>
-          <w:tab w:val="left" w:pos="13740"/>
-          <w:tab w:val="left" w:pos="14656"/>
-        </w:tabs>
-        <w:spacing w:after="0" w:line="240" w:lineRule="auto"/>
-        <w:rPr>
-          <w:rFonts w:ascii="Courier New" w:eastAsia="Times New Roman" w:hAnsi="Courier New" w:cs="Courier New"/>
-          <w:sz w:val="20"/>
-          <w:szCs w:val="20"/>
-          <w:lang w:eastAsia="ru-RU"/>
-        </w:rPr>
-      </w:pPr>
-      <w:r>
-        <w:rPr>
-          <w:rFonts w:ascii="Courier New" w:eastAsia="Times New Roman" w:hAnsi="Courier New" w:cs="Courier New"/>
-          <w:sz w:val="20"/>
-          <w:szCs w:val="20"/>
-          <w:lang w:eastAsia="ru-RU"/>
+          <w:lang w:val="en-US" w:eastAsia="ru-RU"/>
+        </w:rPr>
+      </w:pPr>
+    </w:p>
+    <w:p>
+      <w:pPr>
+        <w:tabs>
+          <w:tab w:val="left" w:pos="916"/>
+          <w:tab w:val="left" w:pos="1832"/>
+          <w:tab w:val="left" w:pos="2748"/>
+          <w:tab w:val="left" w:pos="3664"/>
+          <w:tab w:val="left" w:pos="4580"/>
+          <w:tab w:val="left" w:pos="5496"/>
+          <w:tab w:val="left" w:pos="6412"/>
+          <w:tab w:val="left" w:pos="7328"/>
+          <w:tab w:val="left" w:pos="8244"/>
+          <w:tab w:val="left" w:pos="9160"/>
+          <w:tab w:val="left" w:pos="10076"/>
+          <w:tab w:val="left" w:pos="10992"/>
+          <w:tab w:val="left" w:pos="11908"/>
+          <w:tab w:val="left" w:pos="12824"/>
+          <w:tab w:val="left" w:pos="13740"/>
+          <w:tab w:val="left" w:pos="14656"/>
+        </w:tabs>
+        <w:spacing w:after="0" w:line="240" w:lineRule="auto"/>
+        <w:rPr>
+          <w:rFonts w:ascii="Courier New" w:eastAsia="Times New Roman" w:hAnsi="Courier New" w:cs="Courier New"/>
+          <w:sz w:val="20"/>
+          <w:szCs w:val="20"/>
+          <w:lang w:val="en-US" w:eastAsia="ru-RU"/>
+        </w:rPr>
+      </w:pPr>
+      <w:r>
+        <w:rPr>
+          <w:rFonts w:ascii="Courier New" w:eastAsia="Times New Roman" w:hAnsi="Courier New" w:cs="Courier New"/>
+          <w:sz w:val="20"/>
+          <w:szCs w:val="20"/>
+          <w:lang w:val="en-US" w:eastAsia="ru-RU"/>
         </w:rPr>
         <w:t>presentation</w:t>
       </w:r>
@@ -5825,44 +6711,44 @@
           <w:rFonts w:ascii="Courier New" w:eastAsia="Times New Roman" w:hAnsi="Courier New" w:cs="Courier New"/>
           <w:sz w:val="20"/>
           <w:szCs w:val="20"/>
-          <w:lang w:eastAsia="ru-RU"/>
-        </w:rPr>
-      </w:pPr>
-    </w:p>
-    <w:p>
-      <w:pPr>
-        <w:tabs>
-          <w:tab w:val="left" w:pos="916"/>
-          <w:tab w:val="left" w:pos="1832"/>
-          <w:tab w:val="left" w:pos="2748"/>
-          <w:tab w:val="left" w:pos="3664"/>
-          <w:tab w:val="left" w:pos="4580"/>
-          <w:tab w:val="left" w:pos="5496"/>
-          <w:tab w:val="left" w:pos="6412"/>
-          <w:tab w:val="left" w:pos="7328"/>
-          <w:tab w:val="left" w:pos="8244"/>
-          <w:tab w:val="left" w:pos="9160"/>
-          <w:tab w:val="left" w:pos="10076"/>
-          <w:tab w:val="left" w:pos="10992"/>
-          <w:tab w:val="left" w:pos="11908"/>
-          <w:tab w:val="left" w:pos="12824"/>
-          <w:tab w:val="left" w:pos="13740"/>
-          <w:tab w:val="left" w:pos="14656"/>
-        </w:tabs>
-        <w:spacing w:after="0" w:line="240" w:lineRule="auto"/>
-        <w:rPr>
-          <w:rFonts w:ascii="Courier New" w:eastAsia="Times New Roman" w:hAnsi="Courier New" w:cs="Courier New"/>
-          <w:sz w:val="20"/>
-          <w:szCs w:val="20"/>
-          <w:lang w:eastAsia="ru-RU"/>
-        </w:rPr>
-      </w:pPr>
-      <w:r>
-        <w:rPr>
-          <w:rFonts w:ascii="Courier New" w:eastAsia="Times New Roman" w:hAnsi="Courier New" w:cs="Courier New"/>
-          <w:sz w:val="20"/>
-          <w:szCs w:val="20"/>
-          <w:lang w:eastAsia="ru-RU"/>
+          <w:lang w:val="en-US" w:eastAsia="ru-RU"/>
+        </w:rPr>
+      </w:pPr>
+    </w:p>
+    <w:p>
+      <w:pPr>
+        <w:tabs>
+          <w:tab w:val="left" w:pos="916"/>
+          <w:tab w:val="left" w:pos="1832"/>
+          <w:tab w:val="left" w:pos="2748"/>
+          <w:tab w:val="left" w:pos="3664"/>
+          <w:tab w:val="left" w:pos="4580"/>
+          <w:tab w:val="left" w:pos="5496"/>
+          <w:tab w:val="left" w:pos="6412"/>
+          <w:tab w:val="left" w:pos="7328"/>
+          <w:tab w:val="left" w:pos="8244"/>
+          <w:tab w:val="left" w:pos="9160"/>
+          <w:tab w:val="left" w:pos="10076"/>
+          <w:tab w:val="left" w:pos="10992"/>
+          <w:tab w:val="left" w:pos="11908"/>
+          <w:tab w:val="left" w:pos="12824"/>
+          <w:tab w:val="left" w:pos="13740"/>
+          <w:tab w:val="left" w:pos="14656"/>
+        </w:tabs>
+        <w:spacing w:after="0" w:line="240" w:lineRule="auto"/>
+        <w:rPr>
+          <w:rFonts w:ascii="Courier New" w:eastAsia="Times New Roman" w:hAnsi="Courier New" w:cs="Courier New"/>
+          <w:sz w:val="20"/>
+          <w:szCs w:val="20"/>
+          <w:lang w:val="en-US" w:eastAsia="ru-RU"/>
+        </w:rPr>
+      </w:pPr>
+      <w:r>
+        <w:rPr>
+          <w:rFonts w:ascii="Courier New" w:eastAsia="Times New Roman" w:hAnsi="Courier New" w:cs="Courier New"/>
+          <w:sz w:val="20"/>
+          <w:szCs w:val="20"/>
+          <w:lang w:val="en-US" w:eastAsia="ru-RU"/>
         </w:rPr>
         <w:t>├── stories_screen.dart</w:t>
       </w:r>
@@ -5989,6 +6875,7 @@
           <w:szCs w:val="48"/>
           <w:lang w:eastAsia="ru-RU"/>
         </w:rPr>
+        <w:lastRenderedPageBreak/>
         <w:t>Providers</w:t>
       </w:r>
     </w:p>
@@ -6041,53 +6928,62 @@
           <w:rFonts w:ascii="Times New Roman" w:eastAsia="Times New Roman" w:hAnsi="Times New Roman" w:cs="Times New Roman"/>
           <w:sz w:val="24"/>
           <w:szCs w:val="24"/>
-          <w:lang w:eastAsia="ru-RU"/>
-        </w:rPr>
-      </w:pPr>
-      <w:r>
-        <w:rPr>
-          <w:rFonts w:ascii="Times New Roman" w:eastAsia="Times New Roman" w:hAnsi="Times New Roman" w:cs="Times New Roman"/>
-          <w:sz w:val="24"/>
-          <w:szCs w:val="24"/>
-          <w:lang w:eastAsia="ru-RU"/>
-        </w:rPr>
-        <w:t>Пример:</w:t>
-      </w:r>
-    </w:p>
-    <w:p>
-      <w:pPr>
-        <w:tabs>
-          <w:tab w:val="left" w:pos="916"/>
-          <w:tab w:val="left" w:pos="1832"/>
-          <w:tab w:val="left" w:pos="2748"/>
-          <w:tab w:val="left" w:pos="3664"/>
-          <w:tab w:val="left" w:pos="4580"/>
-          <w:tab w:val="left" w:pos="5496"/>
-          <w:tab w:val="left" w:pos="6412"/>
-          <w:tab w:val="left" w:pos="7328"/>
-          <w:tab w:val="left" w:pos="8244"/>
-          <w:tab w:val="left" w:pos="9160"/>
-          <w:tab w:val="left" w:pos="10076"/>
-          <w:tab w:val="left" w:pos="10992"/>
-          <w:tab w:val="left" w:pos="11908"/>
-          <w:tab w:val="left" w:pos="12824"/>
-          <w:tab w:val="left" w:pos="13740"/>
-          <w:tab w:val="left" w:pos="14656"/>
-        </w:tabs>
-        <w:spacing w:after="0" w:line="240" w:lineRule="auto"/>
-        <w:rPr>
-          <w:rFonts w:ascii="Courier New" w:eastAsia="Times New Roman" w:hAnsi="Courier New" w:cs="Courier New"/>
-          <w:sz w:val="20"/>
-          <w:szCs w:val="20"/>
-          <w:lang w:eastAsia="ru-RU"/>
-        </w:rPr>
-      </w:pPr>
-      <w:r>
-        <w:rPr>
-          <w:rFonts w:ascii="Courier New" w:eastAsia="Times New Roman" w:hAnsi="Courier New" w:cs="Courier New"/>
-          <w:sz w:val="20"/>
-          <w:szCs w:val="20"/>
-          <w:lang w:eastAsia="ru-RU"/>
+          <w:lang w:val="en-US" w:eastAsia="ru-RU"/>
+        </w:rPr>
+      </w:pPr>
+      <w:r>
+        <w:rPr>
+          <w:rFonts w:ascii="Times New Roman" w:eastAsia="Times New Roman" w:hAnsi="Times New Roman" w:cs="Times New Roman"/>
+          <w:sz w:val="24"/>
+          <w:szCs w:val="24"/>
+          <w:lang w:eastAsia="ru-RU"/>
+        </w:rPr>
+        <w:t>Пример</w:t>
+      </w:r>
+      <w:r>
+        <w:rPr>
+          <w:rFonts w:ascii="Times New Roman" w:eastAsia="Times New Roman" w:hAnsi="Times New Roman" w:cs="Times New Roman"/>
+          <w:sz w:val="24"/>
+          <w:szCs w:val="24"/>
+          <w:lang w:val="en-US" w:eastAsia="ru-RU"/>
+        </w:rPr>
+        <w:t>:</w:t>
+      </w:r>
+    </w:p>
+    <w:p>
+      <w:pPr>
+        <w:tabs>
+          <w:tab w:val="left" w:pos="916"/>
+          <w:tab w:val="left" w:pos="1832"/>
+          <w:tab w:val="left" w:pos="2748"/>
+          <w:tab w:val="left" w:pos="3664"/>
+          <w:tab w:val="left" w:pos="4580"/>
+          <w:tab w:val="left" w:pos="5496"/>
+          <w:tab w:val="left" w:pos="6412"/>
+          <w:tab w:val="left" w:pos="7328"/>
+          <w:tab w:val="left" w:pos="8244"/>
+          <w:tab w:val="left" w:pos="9160"/>
+          <w:tab w:val="left" w:pos="10076"/>
+          <w:tab w:val="left" w:pos="10992"/>
+          <w:tab w:val="left" w:pos="11908"/>
+          <w:tab w:val="left" w:pos="12824"/>
+          <w:tab w:val="left" w:pos="13740"/>
+          <w:tab w:val="left" w:pos="14656"/>
+        </w:tabs>
+        <w:spacing w:after="0" w:line="240" w:lineRule="auto"/>
+        <w:rPr>
+          <w:rFonts w:ascii="Courier New" w:eastAsia="Times New Roman" w:hAnsi="Courier New" w:cs="Courier New"/>
+          <w:sz w:val="20"/>
+          <w:szCs w:val="20"/>
+          <w:lang w:val="en-US" w:eastAsia="ru-RU"/>
+        </w:rPr>
+      </w:pPr>
+      <w:r>
+        <w:rPr>
+          <w:rFonts w:ascii="Courier New" w:eastAsia="Times New Roman" w:hAnsi="Courier New" w:cs="Courier New"/>
+          <w:sz w:val="20"/>
+          <w:szCs w:val="20"/>
+          <w:lang w:val="en-US" w:eastAsia="ru-RU"/>
         </w:rPr>
         <w:t>stories_provider.dart</w:t>
       </w:r>
@@ -6117,44 +7013,44 @@
           <w:rFonts w:ascii="Courier New" w:eastAsia="Times New Roman" w:hAnsi="Courier New" w:cs="Courier New"/>
           <w:sz w:val="20"/>
           <w:szCs w:val="20"/>
-          <w:lang w:eastAsia="ru-RU"/>
-        </w:rPr>
-      </w:pPr>
-    </w:p>
-    <w:p>
-      <w:pPr>
-        <w:tabs>
-          <w:tab w:val="left" w:pos="916"/>
-          <w:tab w:val="left" w:pos="1832"/>
-          <w:tab w:val="left" w:pos="2748"/>
-          <w:tab w:val="left" w:pos="3664"/>
-          <w:tab w:val="left" w:pos="4580"/>
-          <w:tab w:val="left" w:pos="5496"/>
-          <w:tab w:val="left" w:pos="6412"/>
-          <w:tab w:val="left" w:pos="7328"/>
-          <w:tab w:val="left" w:pos="8244"/>
-          <w:tab w:val="left" w:pos="9160"/>
-          <w:tab w:val="left" w:pos="10076"/>
-          <w:tab w:val="left" w:pos="10992"/>
-          <w:tab w:val="left" w:pos="11908"/>
-          <w:tab w:val="left" w:pos="12824"/>
-          <w:tab w:val="left" w:pos="13740"/>
-          <w:tab w:val="left" w:pos="14656"/>
-        </w:tabs>
-        <w:spacing w:after="0" w:line="240" w:lineRule="auto"/>
-        <w:rPr>
-          <w:rFonts w:ascii="Courier New" w:eastAsia="Times New Roman" w:hAnsi="Courier New" w:cs="Courier New"/>
-          <w:sz w:val="20"/>
-          <w:szCs w:val="20"/>
-          <w:lang w:eastAsia="ru-RU"/>
-        </w:rPr>
-      </w:pPr>
-      <w:r>
-        <w:rPr>
-          <w:rFonts w:ascii="Courier New" w:eastAsia="Times New Roman" w:hAnsi="Courier New" w:cs="Courier New"/>
-          <w:sz w:val="20"/>
-          <w:szCs w:val="20"/>
-          <w:lang w:eastAsia="ru-RU"/>
+          <w:lang w:val="en-US" w:eastAsia="ru-RU"/>
+        </w:rPr>
+      </w:pPr>
+    </w:p>
+    <w:p>
+      <w:pPr>
+        <w:tabs>
+          <w:tab w:val="left" w:pos="916"/>
+          <w:tab w:val="left" w:pos="1832"/>
+          <w:tab w:val="left" w:pos="2748"/>
+          <w:tab w:val="left" w:pos="3664"/>
+          <w:tab w:val="left" w:pos="4580"/>
+          <w:tab w:val="left" w:pos="5496"/>
+          <w:tab w:val="left" w:pos="6412"/>
+          <w:tab w:val="left" w:pos="7328"/>
+          <w:tab w:val="left" w:pos="8244"/>
+          <w:tab w:val="left" w:pos="9160"/>
+          <w:tab w:val="left" w:pos="10076"/>
+          <w:tab w:val="left" w:pos="10992"/>
+          <w:tab w:val="left" w:pos="11908"/>
+          <w:tab w:val="left" w:pos="12824"/>
+          <w:tab w:val="left" w:pos="13740"/>
+          <w:tab w:val="left" w:pos="14656"/>
+        </w:tabs>
+        <w:spacing w:after="0" w:line="240" w:lineRule="auto"/>
+        <w:rPr>
+          <w:rFonts w:ascii="Courier New" w:eastAsia="Times New Roman" w:hAnsi="Courier New" w:cs="Courier New"/>
+          <w:sz w:val="20"/>
+          <w:szCs w:val="20"/>
+          <w:lang w:val="en-US" w:eastAsia="ru-RU"/>
+        </w:rPr>
+      </w:pPr>
+      <w:r>
+        <w:rPr>
+          <w:rFonts w:ascii="Courier New" w:eastAsia="Times New Roman" w:hAnsi="Courier New" w:cs="Courier New"/>
+          <w:sz w:val="20"/>
+          <w:szCs w:val="20"/>
+          <w:lang w:val="en-US" w:eastAsia="ru-RU"/>
         </w:rPr>
         <w:t>story_details_provider.dart</w:t>
       </w:r>
@@ -6587,7 +7483,6 @@
           <w:szCs w:val="48"/>
           <w:lang w:eastAsia="ru-RU"/>
         </w:rPr>
-        <w:lastRenderedPageBreak/>
         <w:t>Stories Feature</w:t>
       </w:r>
     </w:p>
@@ -6863,6 +7758,7 @@
           <w:szCs w:val="24"/>
           <w:lang w:eastAsia="ru-RU"/>
         </w:rPr>
+        <w:lastRenderedPageBreak/>
         <w:t>редактирование;</w:t>
       </w:r>
     </w:p>
@@ -7386,7 +8282,6 @@
           <w:szCs w:val="24"/>
           <w:lang w:eastAsia="ru-RU"/>
         </w:rPr>
-        <w:lastRenderedPageBreak/>
         <w:pict w14:anchorId="6DFC22F3">
           <v:rect id="_x0000_i1068" style="width:0;height:1.5pt" o:hralign="center" o:hrstd="t" o:hr="t" fillcolor="#a0a0a0" stroked="f"/>
         </w:pict>
@@ -7670,6 +8565,7 @@
           <w:szCs w:val="24"/>
           <w:lang w:eastAsia="ru-RU"/>
         </w:rPr>
+        <w:lastRenderedPageBreak/>
         <w:pict w14:anchorId="2D07D5DD">
           <v:rect id="_x0000_i1071" style="width:0;height:1.5pt" o:hralign="center" o:hrstd="t" o:hr="t" fillcolor="#a0a0a0" stroked="f"/>
         </w:pict>
@@ -8117,7 +9013,6 @@
           <w:szCs w:val="24"/>
           <w:lang w:eastAsia="ru-RU"/>
         </w:rPr>
-        <w:lastRenderedPageBreak/>
         <w:pict w14:anchorId="0178CCF0">
           <v:rect id="_x0000_i1076" style="width:0;height:1.5pt" o:hralign="center" o:hrstd="t" o:hr="t" fillcolor="#a0a0a0" stroked="f"/>
         </w:pict>
@@ -8130,53 +9025,62 @@
           <w:rFonts w:ascii="Times New Roman" w:eastAsia="Times New Roman" w:hAnsi="Times New Roman" w:cs="Times New Roman"/>
           <w:sz w:val="24"/>
           <w:szCs w:val="24"/>
-          <w:lang w:eastAsia="ru-RU"/>
-        </w:rPr>
-      </w:pPr>
-      <w:r>
-        <w:rPr>
-          <w:rFonts w:ascii="Times New Roman" w:eastAsia="Times New Roman" w:hAnsi="Times New Roman" w:cs="Times New Roman"/>
-          <w:sz w:val="24"/>
-          <w:szCs w:val="24"/>
-          <w:lang w:eastAsia="ru-RU"/>
-        </w:rPr>
-        <w:t>Структура:</w:t>
-      </w:r>
-    </w:p>
-    <w:p>
-      <w:pPr>
-        <w:tabs>
-          <w:tab w:val="left" w:pos="916"/>
-          <w:tab w:val="left" w:pos="1832"/>
-          <w:tab w:val="left" w:pos="2748"/>
-          <w:tab w:val="left" w:pos="3664"/>
-          <w:tab w:val="left" w:pos="4580"/>
-          <w:tab w:val="left" w:pos="5496"/>
-          <w:tab w:val="left" w:pos="6412"/>
-          <w:tab w:val="left" w:pos="7328"/>
-          <w:tab w:val="left" w:pos="8244"/>
-          <w:tab w:val="left" w:pos="9160"/>
-          <w:tab w:val="left" w:pos="10076"/>
-          <w:tab w:val="left" w:pos="10992"/>
-          <w:tab w:val="left" w:pos="11908"/>
-          <w:tab w:val="left" w:pos="12824"/>
-          <w:tab w:val="left" w:pos="13740"/>
-          <w:tab w:val="left" w:pos="14656"/>
-        </w:tabs>
-        <w:spacing w:after="0" w:line="240" w:lineRule="auto"/>
-        <w:rPr>
-          <w:rFonts w:ascii="Courier New" w:eastAsia="Times New Roman" w:hAnsi="Courier New" w:cs="Courier New"/>
-          <w:sz w:val="20"/>
-          <w:szCs w:val="20"/>
-          <w:lang w:eastAsia="ru-RU"/>
-        </w:rPr>
-      </w:pPr>
-      <w:r>
-        <w:rPr>
-          <w:rFonts w:ascii="Courier New" w:eastAsia="Times New Roman" w:hAnsi="Courier New" w:cs="Courier New"/>
-          <w:sz w:val="20"/>
-          <w:szCs w:val="20"/>
-          <w:lang w:eastAsia="ru-RU"/>
+          <w:lang w:val="en-US" w:eastAsia="ru-RU"/>
+        </w:rPr>
+      </w:pPr>
+      <w:r>
+        <w:rPr>
+          <w:rFonts w:ascii="Times New Roman" w:eastAsia="Times New Roman" w:hAnsi="Times New Roman" w:cs="Times New Roman"/>
+          <w:sz w:val="24"/>
+          <w:szCs w:val="24"/>
+          <w:lang w:eastAsia="ru-RU"/>
+        </w:rPr>
+        <w:t>Структура</w:t>
+      </w:r>
+      <w:r>
+        <w:rPr>
+          <w:rFonts w:ascii="Times New Roman" w:eastAsia="Times New Roman" w:hAnsi="Times New Roman" w:cs="Times New Roman"/>
+          <w:sz w:val="24"/>
+          <w:szCs w:val="24"/>
+          <w:lang w:val="en-US" w:eastAsia="ru-RU"/>
+        </w:rPr>
+        <w:t>:</w:t>
+      </w:r>
+    </w:p>
+    <w:p>
+      <w:pPr>
+        <w:tabs>
+          <w:tab w:val="left" w:pos="916"/>
+          <w:tab w:val="left" w:pos="1832"/>
+          <w:tab w:val="left" w:pos="2748"/>
+          <w:tab w:val="left" w:pos="3664"/>
+          <w:tab w:val="left" w:pos="4580"/>
+          <w:tab w:val="left" w:pos="5496"/>
+          <w:tab w:val="left" w:pos="6412"/>
+          <w:tab w:val="left" w:pos="7328"/>
+          <w:tab w:val="left" w:pos="8244"/>
+          <w:tab w:val="left" w:pos="9160"/>
+          <w:tab w:val="left" w:pos="10076"/>
+          <w:tab w:val="left" w:pos="10992"/>
+          <w:tab w:val="left" w:pos="11908"/>
+          <w:tab w:val="left" w:pos="12824"/>
+          <w:tab w:val="left" w:pos="13740"/>
+          <w:tab w:val="left" w:pos="14656"/>
+        </w:tabs>
+        <w:spacing w:after="0" w:line="240" w:lineRule="auto"/>
+        <w:rPr>
+          <w:rFonts w:ascii="Courier New" w:eastAsia="Times New Roman" w:hAnsi="Courier New" w:cs="Courier New"/>
+          <w:sz w:val="20"/>
+          <w:szCs w:val="20"/>
+          <w:lang w:val="en-US" w:eastAsia="ru-RU"/>
+        </w:rPr>
+      </w:pPr>
+      <w:r>
+        <w:rPr>
+          <w:rFonts w:ascii="Courier New" w:eastAsia="Times New Roman" w:hAnsi="Courier New" w:cs="Courier New"/>
+          <w:sz w:val="20"/>
+          <w:szCs w:val="20"/>
+          <w:lang w:val="en-US" w:eastAsia="ru-RU"/>
         </w:rPr>
         <w:t>/</w:t>
       </w:r>
@@ -8206,44 +9110,44 @@
           <w:rFonts w:ascii="Courier New" w:eastAsia="Times New Roman" w:hAnsi="Courier New" w:cs="Courier New"/>
           <w:sz w:val="20"/>
           <w:szCs w:val="20"/>
-          <w:lang w:eastAsia="ru-RU"/>
-        </w:rPr>
-      </w:pPr>
-    </w:p>
-    <w:p>
-      <w:pPr>
-        <w:tabs>
-          <w:tab w:val="left" w:pos="916"/>
-          <w:tab w:val="left" w:pos="1832"/>
-          <w:tab w:val="left" w:pos="2748"/>
-          <w:tab w:val="left" w:pos="3664"/>
-          <w:tab w:val="left" w:pos="4580"/>
-          <w:tab w:val="left" w:pos="5496"/>
-          <w:tab w:val="left" w:pos="6412"/>
-          <w:tab w:val="left" w:pos="7328"/>
-          <w:tab w:val="left" w:pos="8244"/>
-          <w:tab w:val="left" w:pos="9160"/>
-          <w:tab w:val="left" w:pos="10076"/>
-          <w:tab w:val="left" w:pos="10992"/>
-          <w:tab w:val="left" w:pos="11908"/>
-          <w:tab w:val="left" w:pos="12824"/>
-          <w:tab w:val="left" w:pos="13740"/>
-          <w:tab w:val="left" w:pos="14656"/>
-        </w:tabs>
-        <w:spacing w:after="0" w:line="240" w:lineRule="auto"/>
-        <w:rPr>
-          <w:rFonts w:ascii="Courier New" w:eastAsia="Times New Roman" w:hAnsi="Courier New" w:cs="Courier New"/>
-          <w:sz w:val="20"/>
-          <w:szCs w:val="20"/>
-          <w:lang w:eastAsia="ru-RU"/>
-        </w:rPr>
-      </w:pPr>
-      <w:r>
-        <w:rPr>
-          <w:rFonts w:ascii="Courier New" w:eastAsia="Times New Roman" w:hAnsi="Courier New" w:cs="Courier New"/>
-          <w:sz w:val="20"/>
-          <w:szCs w:val="20"/>
-          <w:lang w:eastAsia="ru-RU"/>
+          <w:lang w:val="en-US" w:eastAsia="ru-RU"/>
+        </w:rPr>
+      </w:pPr>
+    </w:p>
+    <w:p>
+      <w:pPr>
+        <w:tabs>
+          <w:tab w:val="left" w:pos="916"/>
+          <w:tab w:val="left" w:pos="1832"/>
+          <w:tab w:val="left" w:pos="2748"/>
+          <w:tab w:val="left" w:pos="3664"/>
+          <w:tab w:val="left" w:pos="4580"/>
+          <w:tab w:val="left" w:pos="5496"/>
+          <w:tab w:val="left" w:pos="6412"/>
+          <w:tab w:val="left" w:pos="7328"/>
+          <w:tab w:val="left" w:pos="8244"/>
+          <w:tab w:val="left" w:pos="9160"/>
+          <w:tab w:val="left" w:pos="10076"/>
+          <w:tab w:val="left" w:pos="10992"/>
+          <w:tab w:val="left" w:pos="11908"/>
+          <w:tab w:val="left" w:pos="12824"/>
+          <w:tab w:val="left" w:pos="13740"/>
+          <w:tab w:val="left" w:pos="14656"/>
+        </w:tabs>
+        <w:spacing w:after="0" w:line="240" w:lineRule="auto"/>
+        <w:rPr>
+          <w:rFonts w:ascii="Courier New" w:eastAsia="Times New Roman" w:hAnsi="Courier New" w:cs="Courier New"/>
+          <w:sz w:val="20"/>
+          <w:szCs w:val="20"/>
+          <w:lang w:val="en-US" w:eastAsia="ru-RU"/>
+        </w:rPr>
+      </w:pPr>
+      <w:r>
+        <w:rPr>
+          <w:rFonts w:ascii="Courier New" w:eastAsia="Times New Roman" w:hAnsi="Courier New" w:cs="Courier New"/>
+          <w:sz w:val="20"/>
+          <w:szCs w:val="20"/>
+          <w:lang w:val="en-US" w:eastAsia="ru-RU"/>
         </w:rPr>
         <w:t>/login</w:t>
       </w:r>
@@ -8273,44 +9177,44 @@
           <w:rFonts w:ascii="Courier New" w:eastAsia="Times New Roman" w:hAnsi="Courier New" w:cs="Courier New"/>
           <w:sz w:val="20"/>
           <w:szCs w:val="20"/>
-          <w:lang w:eastAsia="ru-RU"/>
-        </w:rPr>
-      </w:pPr>
-    </w:p>
-    <w:p>
-      <w:pPr>
-        <w:tabs>
-          <w:tab w:val="left" w:pos="916"/>
-          <w:tab w:val="left" w:pos="1832"/>
-          <w:tab w:val="left" w:pos="2748"/>
-          <w:tab w:val="left" w:pos="3664"/>
-          <w:tab w:val="left" w:pos="4580"/>
-          <w:tab w:val="left" w:pos="5496"/>
-          <w:tab w:val="left" w:pos="6412"/>
-          <w:tab w:val="left" w:pos="7328"/>
-          <w:tab w:val="left" w:pos="8244"/>
-          <w:tab w:val="left" w:pos="9160"/>
-          <w:tab w:val="left" w:pos="10076"/>
-          <w:tab w:val="left" w:pos="10992"/>
-          <w:tab w:val="left" w:pos="11908"/>
-          <w:tab w:val="left" w:pos="12824"/>
-          <w:tab w:val="left" w:pos="13740"/>
-          <w:tab w:val="left" w:pos="14656"/>
-        </w:tabs>
-        <w:spacing w:after="0" w:line="240" w:lineRule="auto"/>
-        <w:rPr>
-          <w:rFonts w:ascii="Courier New" w:eastAsia="Times New Roman" w:hAnsi="Courier New" w:cs="Courier New"/>
-          <w:sz w:val="20"/>
-          <w:szCs w:val="20"/>
-          <w:lang w:eastAsia="ru-RU"/>
-        </w:rPr>
-      </w:pPr>
-      <w:r>
-        <w:rPr>
-          <w:rFonts w:ascii="Courier New" w:eastAsia="Times New Roman" w:hAnsi="Courier New" w:cs="Courier New"/>
-          <w:sz w:val="20"/>
-          <w:szCs w:val="20"/>
-          <w:lang w:eastAsia="ru-RU"/>
+          <w:lang w:val="en-US" w:eastAsia="ru-RU"/>
+        </w:rPr>
+      </w:pPr>
+    </w:p>
+    <w:p>
+      <w:pPr>
+        <w:tabs>
+          <w:tab w:val="left" w:pos="916"/>
+          <w:tab w:val="left" w:pos="1832"/>
+          <w:tab w:val="left" w:pos="2748"/>
+          <w:tab w:val="left" w:pos="3664"/>
+          <w:tab w:val="left" w:pos="4580"/>
+          <w:tab w:val="left" w:pos="5496"/>
+          <w:tab w:val="left" w:pos="6412"/>
+          <w:tab w:val="left" w:pos="7328"/>
+          <w:tab w:val="left" w:pos="8244"/>
+          <w:tab w:val="left" w:pos="9160"/>
+          <w:tab w:val="left" w:pos="10076"/>
+          <w:tab w:val="left" w:pos="10992"/>
+          <w:tab w:val="left" w:pos="11908"/>
+          <w:tab w:val="left" w:pos="12824"/>
+          <w:tab w:val="left" w:pos="13740"/>
+          <w:tab w:val="left" w:pos="14656"/>
+        </w:tabs>
+        <w:spacing w:after="0" w:line="240" w:lineRule="auto"/>
+        <w:rPr>
+          <w:rFonts w:ascii="Courier New" w:eastAsia="Times New Roman" w:hAnsi="Courier New" w:cs="Courier New"/>
+          <w:sz w:val="20"/>
+          <w:szCs w:val="20"/>
+          <w:lang w:val="en-US" w:eastAsia="ru-RU"/>
+        </w:rPr>
+      </w:pPr>
+      <w:r>
+        <w:rPr>
+          <w:rFonts w:ascii="Courier New" w:eastAsia="Times New Roman" w:hAnsi="Courier New" w:cs="Courier New"/>
+          <w:sz w:val="20"/>
+          <w:szCs w:val="20"/>
+          <w:lang w:val="en-US" w:eastAsia="ru-RU"/>
         </w:rPr>
         <w:t>/stories</w:t>
       </w:r>
@@ -8340,44 +9244,44 @@
           <w:rFonts w:ascii="Courier New" w:eastAsia="Times New Roman" w:hAnsi="Courier New" w:cs="Courier New"/>
           <w:sz w:val="20"/>
           <w:szCs w:val="20"/>
-          <w:lang w:eastAsia="ru-RU"/>
-        </w:rPr>
-      </w:pPr>
-    </w:p>
-    <w:p>
-      <w:pPr>
-        <w:tabs>
-          <w:tab w:val="left" w:pos="916"/>
-          <w:tab w:val="left" w:pos="1832"/>
-          <w:tab w:val="left" w:pos="2748"/>
-          <w:tab w:val="left" w:pos="3664"/>
-          <w:tab w:val="left" w:pos="4580"/>
-          <w:tab w:val="left" w:pos="5496"/>
-          <w:tab w:val="left" w:pos="6412"/>
-          <w:tab w:val="left" w:pos="7328"/>
-          <w:tab w:val="left" w:pos="8244"/>
-          <w:tab w:val="left" w:pos="9160"/>
-          <w:tab w:val="left" w:pos="10076"/>
-          <w:tab w:val="left" w:pos="10992"/>
-          <w:tab w:val="left" w:pos="11908"/>
-          <w:tab w:val="left" w:pos="12824"/>
-          <w:tab w:val="left" w:pos="13740"/>
-          <w:tab w:val="left" w:pos="14656"/>
-        </w:tabs>
-        <w:spacing w:after="0" w:line="240" w:lineRule="auto"/>
-        <w:rPr>
-          <w:rFonts w:ascii="Courier New" w:eastAsia="Times New Roman" w:hAnsi="Courier New" w:cs="Courier New"/>
-          <w:sz w:val="20"/>
-          <w:szCs w:val="20"/>
-          <w:lang w:eastAsia="ru-RU"/>
-        </w:rPr>
-      </w:pPr>
-      <w:r>
-        <w:rPr>
-          <w:rFonts w:ascii="Courier New" w:eastAsia="Times New Roman" w:hAnsi="Courier New" w:cs="Courier New"/>
-          <w:sz w:val="20"/>
-          <w:szCs w:val="20"/>
-          <w:lang w:eastAsia="ru-RU"/>
+          <w:lang w:val="en-US" w:eastAsia="ru-RU"/>
+        </w:rPr>
+      </w:pPr>
+    </w:p>
+    <w:p>
+      <w:pPr>
+        <w:tabs>
+          <w:tab w:val="left" w:pos="916"/>
+          <w:tab w:val="left" w:pos="1832"/>
+          <w:tab w:val="left" w:pos="2748"/>
+          <w:tab w:val="left" w:pos="3664"/>
+          <w:tab w:val="left" w:pos="4580"/>
+          <w:tab w:val="left" w:pos="5496"/>
+          <w:tab w:val="left" w:pos="6412"/>
+          <w:tab w:val="left" w:pos="7328"/>
+          <w:tab w:val="left" w:pos="8244"/>
+          <w:tab w:val="left" w:pos="9160"/>
+          <w:tab w:val="left" w:pos="10076"/>
+          <w:tab w:val="left" w:pos="10992"/>
+          <w:tab w:val="left" w:pos="11908"/>
+          <w:tab w:val="left" w:pos="12824"/>
+          <w:tab w:val="left" w:pos="13740"/>
+          <w:tab w:val="left" w:pos="14656"/>
+        </w:tabs>
+        <w:spacing w:after="0" w:line="240" w:lineRule="auto"/>
+        <w:rPr>
+          <w:rFonts w:ascii="Courier New" w:eastAsia="Times New Roman" w:hAnsi="Courier New" w:cs="Courier New"/>
+          <w:sz w:val="20"/>
+          <w:szCs w:val="20"/>
+          <w:lang w:val="en-US" w:eastAsia="ru-RU"/>
+        </w:rPr>
+      </w:pPr>
+      <w:r>
+        <w:rPr>
+          <w:rFonts w:ascii="Courier New" w:eastAsia="Times New Roman" w:hAnsi="Courier New" w:cs="Courier New"/>
+          <w:sz w:val="20"/>
+          <w:szCs w:val="20"/>
+          <w:lang w:val="en-US" w:eastAsia="ru-RU"/>
         </w:rPr>
         <w:t>/stories/:id</w:t>
       </w:r>
@@ -8407,44 +9311,44 @@
           <w:rFonts w:ascii="Courier New" w:eastAsia="Times New Roman" w:hAnsi="Courier New" w:cs="Courier New"/>
           <w:sz w:val="20"/>
           <w:szCs w:val="20"/>
-          <w:lang w:eastAsia="ru-RU"/>
-        </w:rPr>
-      </w:pPr>
-    </w:p>
-    <w:p>
-      <w:pPr>
-        <w:tabs>
-          <w:tab w:val="left" w:pos="916"/>
-          <w:tab w:val="left" w:pos="1832"/>
-          <w:tab w:val="left" w:pos="2748"/>
-          <w:tab w:val="left" w:pos="3664"/>
-          <w:tab w:val="left" w:pos="4580"/>
-          <w:tab w:val="left" w:pos="5496"/>
-          <w:tab w:val="left" w:pos="6412"/>
-          <w:tab w:val="left" w:pos="7328"/>
-          <w:tab w:val="left" w:pos="8244"/>
-          <w:tab w:val="left" w:pos="9160"/>
-          <w:tab w:val="left" w:pos="10076"/>
-          <w:tab w:val="left" w:pos="10992"/>
-          <w:tab w:val="left" w:pos="11908"/>
-          <w:tab w:val="left" w:pos="12824"/>
-          <w:tab w:val="left" w:pos="13740"/>
-          <w:tab w:val="left" w:pos="14656"/>
-        </w:tabs>
-        <w:spacing w:after="0" w:line="240" w:lineRule="auto"/>
-        <w:rPr>
-          <w:rFonts w:ascii="Courier New" w:eastAsia="Times New Roman" w:hAnsi="Courier New" w:cs="Courier New"/>
-          <w:sz w:val="20"/>
-          <w:szCs w:val="20"/>
-          <w:lang w:eastAsia="ru-RU"/>
-        </w:rPr>
-      </w:pPr>
-      <w:r>
-        <w:rPr>
-          <w:rFonts w:ascii="Courier New" w:eastAsia="Times New Roman" w:hAnsi="Courier New" w:cs="Courier New"/>
-          <w:sz w:val="20"/>
-          <w:szCs w:val="20"/>
-          <w:lang w:eastAsia="ru-RU"/>
+          <w:lang w:val="en-US" w:eastAsia="ru-RU"/>
+        </w:rPr>
+      </w:pPr>
+    </w:p>
+    <w:p>
+      <w:pPr>
+        <w:tabs>
+          <w:tab w:val="left" w:pos="916"/>
+          <w:tab w:val="left" w:pos="1832"/>
+          <w:tab w:val="left" w:pos="2748"/>
+          <w:tab w:val="left" w:pos="3664"/>
+          <w:tab w:val="left" w:pos="4580"/>
+          <w:tab w:val="left" w:pos="5496"/>
+          <w:tab w:val="left" w:pos="6412"/>
+          <w:tab w:val="left" w:pos="7328"/>
+          <w:tab w:val="left" w:pos="8244"/>
+          <w:tab w:val="left" w:pos="9160"/>
+          <w:tab w:val="left" w:pos="10076"/>
+          <w:tab w:val="left" w:pos="10992"/>
+          <w:tab w:val="left" w:pos="11908"/>
+          <w:tab w:val="left" w:pos="12824"/>
+          <w:tab w:val="left" w:pos="13740"/>
+          <w:tab w:val="left" w:pos="14656"/>
+        </w:tabs>
+        <w:spacing w:after="0" w:line="240" w:lineRule="auto"/>
+        <w:rPr>
+          <w:rFonts w:ascii="Courier New" w:eastAsia="Times New Roman" w:hAnsi="Courier New" w:cs="Courier New"/>
+          <w:sz w:val="20"/>
+          <w:szCs w:val="20"/>
+          <w:lang w:val="en-US" w:eastAsia="ru-RU"/>
+        </w:rPr>
+      </w:pPr>
+      <w:r>
+        <w:rPr>
+          <w:rFonts w:ascii="Courier New" w:eastAsia="Times New Roman" w:hAnsi="Courier New" w:cs="Courier New"/>
+          <w:sz w:val="20"/>
+          <w:szCs w:val="20"/>
+          <w:lang w:val="en-US" w:eastAsia="ru-RU"/>
         </w:rPr>
         <w:t>/memories/:id</w:t>
       </w:r>
@@ -8474,7 +9378,7 @@
           <w:rFonts w:ascii="Courier New" w:eastAsia="Times New Roman" w:hAnsi="Courier New" w:cs="Courier New"/>
           <w:sz w:val="20"/>
           <w:szCs w:val="20"/>
-          <w:lang w:eastAsia="ru-RU"/>
+          <w:lang w:val="en-US" w:eastAsia="ru-RU"/>
         </w:rPr>
       </w:pPr>
     </w:p>
@@ -8988,7 +9892,7 @@
           <w:kern w:val="36"/>
           <w:sz w:val="48"/>
           <w:szCs w:val="48"/>
-          <w:lang w:eastAsia="ru-RU"/>
+          <w:lang w:val="en-US" w:eastAsia="ru-RU"/>
         </w:rPr>
       </w:pPr>
       <w:r>
@@ -8999,7 +9903,7 @@
           <w:kern w:val="36"/>
           <w:sz w:val="48"/>
           <w:szCs w:val="48"/>
-          <w:lang w:eastAsia="ru-RU"/>
+          <w:lang w:val="en-US" w:eastAsia="ru-RU"/>
         </w:rPr>
         <w:t>Offline Strategy</w:t>
       </w:r>
@@ -9011,53 +9915,62 @@
           <w:rFonts w:ascii="Times New Roman" w:eastAsia="Times New Roman" w:hAnsi="Times New Roman" w:cs="Times New Roman"/>
           <w:sz w:val="24"/>
           <w:szCs w:val="24"/>
-          <w:lang w:eastAsia="ru-RU"/>
-        </w:rPr>
-      </w:pPr>
-      <w:r>
-        <w:rPr>
-          <w:rFonts w:ascii="Times New Roman" w:eastAsia="Times New Roman" w:hAnsi="Times New Roman" w:cs="Times New Roman"/>
-          <w:sz w:val="24"/>
-          <w:szCs w:val="24"/>
-          <w:lang w:eastAsia="ru-RU"/>
-        </w:rPr>
-        <w:t>Для MVP:</w:t>
-      </w:r>
-    </w:p>
-    <w:p>
-      <w:pPr>
-        <w:tabs>
-          <w:tab w:val="left" w:pos="916"/>
-          <w:tab w:val="left" w:pos="1832"/>
-          <w:tab w:val="left" w:pos="2748"/>
-          <w:tab w:val="left" w:pos="3664"/>
-          <w:tab w:val="left" w:pos="4580"/>
-          <w:tab w:val="left" w:pos="5496"/>
-          <w:tab w:val="left" w:pos="6412"/>
-          <w:tab w:val="left" w:pos="7328"/>
-          <w:tab w:val="left" w:pos="8244"/>
-          <w:tab w:val="left" w:pos="9160"/>
-          <w:tab w:val="left" w:pos="10076"/>
-          <w:tab w:val="left" w:pos="10992"/>
-          <w:tab w:val="left" w:pos="11908"/>
-          <w:tab w:val="left" w:pos="12824"/>
-          <w:tab w:val="left" w:pos="13740"/>
-          <w:tab w:val="left" w:pos="14656"/>
-        </w:tabs>
-        <w:spacing w:after="0" w:line="240" w:lineRule="auto"/>
-        <w:rPr>
-          <w:rFonts w:ascii="Courier New" w:eastAsia="Times New Roman" w:hAnsi="Courier New" w:cs="Courier New"/>
-          <w:sz w:val="20"/>
-          <w:szCs w:val="20"/>
-          <w:lang w:eastAsia="ru-RU"/>
-        </w:rPr>
-      </w:pPr>
-      <w:r>
-        <w:rPr>
-          <w:rFonts w:ascii="Courier New" w:eastAsia="Times New Roman" w:hAnsi="Courier New" w:cs="Courier New"/>
-          <w:sz w:val="20"/>
-          <w:szCs w:val="20"/>
-          <w:lang w:eastAsia="ru-RU"/>
+          <w:lang w:val="en-US" w:eastAsia="ru-RU"/>
+        </w:rPr>
+      </w:pPr>
+      <w:r>
+        <w:rPr>
+          <w:rFonts w:ascii="Times New Roman" w:eastAsia="Times New Roman" w:hAnsi="Times New Roman" w:cs="Times New Roman"/>
+          <w:sz w:val="24"/>
+          <w:szCs w:val="24"/>
+          <w:lang w:eastAsia="ru-RU"/>
+        </w:rPr>
+        <w:t>Для</w:t>
+      </w:r>
+      <w:r>
+        <w:rPr>
+          <w:rFonts w:ascii="Times New Roman" w:eastAsia="Times New Roman" w:hAnsi="Times New Roman" w:cs="Times New Roman"/>
+          <w:sz w:val="24"/>
+          <w:szCs w:val="24"/>
+          <w:lang w:val="en-US" w:eastAsia="ru-RU"/>
+        </w:rPr>
+        <w:t xml:space="preserve"> MVP:</w:t>
+      </w:r>
+    </w:p>
+    <w:p>
+      <w:pPr>
+        <w:tabs>
+          <w:tab w:val="left" w:pos="916"/>
+          <w:tab w:val="left" w:pos="1832"/>
+          <w:tab w:val="left" w:pos="2748"/>
+          <w:tab w:val="left" w:pos="3664"/>
+          <w:tab w:val="left" w:pos="4580"/>
+          <w:tab w:val="left" w:pos="5496"/>
+          <w:tab w:val="left" w:pos="6412"/>
+          <w:tab w:val="left" w:pos="7328"/>
+          <w:tab w:val="left" w:pos="8244"/>
+          <w:tab w:val="left" w:pos="9160"/>
+          <w:tab w:val="left" w:pos="10076"/>
+          <w:tab w:val="left" w:pos="10992"/>
+          <w:tab w:val="left" w:pos="11908"/>
+          <w:tab w:val="left" w:pos="12824"/>
+          <w:tab w:val="left" w:pos="13740"/>
+          <w:tab w:val="left" w:pos="14656"/>
+        </w:tabs>
+        <w:spacing w:after="0" w:line="240" w:lineRule="auto"/>
+        <w:rPr>
+          <w:rFonts w:ascii="Courier New" w:eastAsia="Times New Roman" w:hAnsi="Courier New" w:cs="Courier New"/>
+          <w:sz w:val="20"/>
+          <w:szCs w:val="20"/>
+          <w:lang w:val="en-US" w:eastAsia="ru-RU"/>
+        </w:rPr>
+      </w:pPr>
+      <w:r>
+        <w:rPr>
+          <w:rFonts w:ascii="Courier New" w:eastAsia="Times New Roman" w:hAnsi="Courier New" w:cs="Courier New"/>
+          <w:sz w:val="20"/>
+          <w:szCs w:val="20"/>
+          <w:lang w:val="en-US" w:eastAsia="ru-RU"/>
         </w:rPr>
         <w:t>Online First</w:t>
       </w:r>
@@ -9235,7 +10148,6 @@
           <w:szCs w:val="24"/>
           <w:lang w:eastAsia="ru-RU"/>
         </w:rPr>
-        <w:lastRenderedPageBreak/>
         <w:pict w14:anchorId="35836585">
           <v:rect id="_x0000_i1083" style="width:0;height:1.5pt" o:hralign="center" o:hrstd="t" o:hr="t" fillcolor="#a0a0a0" stroked="f"/>
         </w:pict>
@@ -9252,7 +10164,7 @@
           <w:kern w:val="36"/>
           <w:sz w:val="48"/>
           <w:szCs w:val="48"/>
-          <w:lang w:eastAsia="ru-RU"/>
+          <w:lang w:val="en-US" w:eastAsia="ru-RU"/>
         </w:rPr>
       </w:pPr>
       <w:r>
@@ -9263,7 +10175,7 @@
           <w:kern w:val="36"/>
           <w:sz w:val="48"/>
           <w:szCs w:val="48"/>
-          <w:lang w:eastAsia="ru-RU"/>
+          <w:lang w:val="en-US" w:eastAsia="ru-RU"/>
         </w:rPr>
         <w:t>Image Upload Flow</w:t>
       </w:r>
@@ -9293,15 +10205,15 @@
           <w:rFonts w:ascii="Courier New" w:eastAsia="Times New Roman" w:hAnsi="Courier New" w:cs="Courier New"/>
           <w:sz w:val="20"/>
           <w:szCs w:val="20"/>
-          <w:lang w:eastAsia="ru-RU"/>
-        </w:rPr>
-      </w:pPr>
-      <w:r>
-        <w:rPr>
-          <w:rFonts w:ascii="Courier New" w:eastAsia="Times New Roman" w:hAnsi="Courier New" w:cs="Courier New"/>
-          <w:sz w:val="20"/>
-          <w:szCs w:val="20"/>
-          <w:lang w:eastAsia="ru-RU"/>
+          <w:lang w:val="en-US" w:eastAsia="ru-RU"/>
+        </w:rPr>
+      </w:pPr>
+      <w:r>
+        <w:rPr>
+          <w:rFonts w:ascii="Courier New" w:eastAsia="Times New Roman" w:hAnsi="Courier New" w:cs="Courier New"/>
+          <w:sz w:val="20"/>
+          <w:szCs w:val="20"/>
+          <w:lang w:val="en-US" w:eastAsia="ru-RU"/>
         </w:rPr>
         <w:t>image_picker</w:t>
       </w:r>
@@ -9331,44 +10243,44 @@
           <w:rFonts w:ascii="Courier New" w:eastAsia="Times New Roman" w:hAnsi="Courier New" w:cs="Courier New"/>
           <w:sz w:val="20"/>
           <w:szCs w:val="20"/>
-          <w:lang w:eastAsia="ru-RU"/>
-        </w:rPr>
-      </w:pPr>
-    </w:p>
-    <w:p>
-      <w:pPr>
-        <w:tabs>
-          <w:tab w:val="left" w:pos="916"/>
-          <w:tab w:val="left" w:pos="1832"/>
-          <w:tab w:val="left" w:pos="2748"/>
-          <w:tab w:val="left" w:pos="3664"/>
-          <w:tab w:val="left" w:pos="4580"/>
-          <w:tab w:val="left" w:pos="5496"/>
-          <w:tab w:val="left" w:pos="6412"/>
-          <w:tab w:val="left" w:pos="7328"/>
-          <w:tab w:val="left" w:pos="8244"/>
-          <w:tab w:val="left" w:pos="9160"/>
-          <w:tab w:val="left" w:pos="10076"/>
-          <w:tab w:val="left" w:pos="10992"/>
-          <w:tab w:val="left" w:pos="11908"/>
-          <w:tab w:val="left" w:pos="12824"/>
-          <w:tab w:val="left" w:pos="13740"/>
-          <w:tab w:val="left" w:pos="14656"/>
-        </w:tabs>
-        <w:spacing w:after="0" w:line="240" w:lineRule="auto"/>
-        <w:rPr>
-          <w:rFonts w:ascii="Courier New" w:eastAsia="Times New Roman" w:hAnsi="Courier New" w:cs="Courier New"/>
-          <w:sz w:val="20"/>
-          <w:szCs w:val="20"/>
-          <w:lang w:eastAsia="ru-RU"/>
-        </w:rPr>
-      </w:pPr>
-      <w:r>
-        <w:rPr>
-          <w:rFonts w:ascii="Courier New" w:eastAsia="Times New Roman" w:hAnsi="Courier New" w:cs="Courier New"/>
-          <w:sz w:val="20"/>
-          <w:szCs w:val="20"/>
-          <w:lang w:eastAsia="ru-RU"/>
+          <w:lang w:val="en-US" w:eastAsia="ru-RU"/>
+        </w:rPr>
+      </w:pPr>
+    </w:p>
+    <w:p>
+      <w:pPr>
+        <w:tabs>
+          <w:tab w:val="left" w:pos="916"/>
+          <w:tab w:val="left" w:pos="1832"/>
+          <w:tab w:val="left" w:pos="2748"/>
+          <w:tab w:val="left" w:pos="3664"/>
+          <w:tab w:val="left" w:pos="4580"/>
+          <w:tab w:val="left" w:pos="5496"/>
+          <w:tab w:val="left" w:pos="6412"/>
+          <w:tab w:val="left" w:pos="7328"/>
+          <w:tab w:val="left" w:pos="8244"/>
+          <w:tab w:val="left" w:pos="9160"/>
+          <w:tab w:val="left" w:pos="10076"/>
+          <w:tab w:val="left" w:pos="10992"/>
+          <w:tab w:val="left" w:pos="11908"/>
+          <w:tab w:val="left" w:pos="12824"/>
+          <w:tab w:val="left" w:pos="13740"/>
+          <w:tab w:val="left" w:pos="14656"/>
+        </w:tabs>
+        <w:spacing w:after="0" w:line="240" w:lineRule="auto"/>
+        <w:rPr>
+          <w:rFonts w:ascii="Courier New" w:eastAsia="Times New Roman" w:hAnsi="Courier New" w:cs="Courier New"/>
+          <w:sz w:val="20"/>
+          <w:szCs w:val="20"/>
+          <w:lang w:val="en-US" w:eastAsia="ru-RU"/>
+        </w:rPr>
+      </w:pPr>
+      <w:r>
+        <w:rPr>
+          <w:rFonts w:ascii="Courier New" w:eastAsia="Times New Roman" w:hAnsi="Courier New" w:cs="Courier New"/>
+          <w:sz w:val="20"/>
+          <w:szCs w:val="20"/>
+          <w:lang w:val="en-US" w:eastAsia="ru-RU"/>
         </w:rPr>
         <w:t>↓</w:t>
       </w:r>
@@ -9398,44 +10310,44 @@
           <w:rFonts w:ascii="Courier New" w:eastAsia="Times New Roman" w:hAnsi="Courier New" w:cs="Courier New"/>
           <w:sz w:val="20"/>
           <w:szCs w:val="20"/>
-          <w:lang w:eastAsia="ru-RU"/>
-        </w:rPr>
-      </w:pPr>
-    </w:p>
-    <w:p>
-      <w:pPr>
-        <w:tabs>
-          <w:tab w:val="left" w:pos="916"/>
-          <w:tab w:val="left" w:pos="1832"/>
-          <w:tab w:val="left" w:pos="2748"/>
-          <w:tab w:val="left" w:pos="3664"/>
-          <w:tab w:val="left" w:pos="4580"/>
-          <w:tab w:val="left" w:pos="5496"/>
-          <w:tab w:val="left" w:pos="6412"/>
-          <w:tab w:val="left" w:pos="7328"/>
-          <w:tab w:val="left" w:pos="8244"/>
-          <w:tab w:val="left" w:pos="9160"/>
-          <w:tab w:val="left" w:pos="10076"/>
-          <w:tab w:val="left" w:pos="10992"/>
-          <w:tab w:val="left" w:pos="11908"/>
-          <w:tab w:val="left" w:pos="12824"/>
-          <w:tab w:val="left" w:pos="13740"/>
-          <w:tab w:val="left" w:pos="14656"/>
-        </w:tabs>
-        <w:spacing w:after="0" w:line="240" w:lineRule="auto"/>
-        <w:rPr>
-          <w:rFonts w:ascii="Courier New" w:eastAsia="Times New Roman" w:hAnsi="Courier New" w:cs="Courier New"/>
-          <w:sz w:val="20"/>
-          <w:szCs w:val="20"/>
-          <w:lang w:eastAsia="ru-RU"/>
-        </w:rPr>
-      </w:pPr>
-      <w:r>
-        <w:rPr>
-          <w:rFonts w:ascii="Courier New" w:eastAsia="Times New Roman" w:hAnsi="Courier New" w:cs="Courier New"/>
-          <w:sz w:val="20"/>
-          <w:szCs w:val="20"/>
-          <w:lang w:eastAsia="ru-RU"/>
+          <w:lang w:val="en-US" w:eastAsia="ru-RU"/>
+        </w:rPr>
+      </w:pPr>
+    </w:p>
+    <w:p>
+      <w:pPr>
+        <w:tabs>
+          <w:tab w:val="left" w:pos="916"/>
+          <w:tab w:val="left" w:pos="1832"/>
+          <w:tab w:val="left" w:pos="2748"/>
+          <w:tab w:val="left" w:pos="3664"/>
+          <w:tab w:val="left" w:pos="4580"/>
+          <w:tab w:val="left" w:pos="5496"/>
+          <w:tab w:val="left" w:pos="6412"/>
+          <w:tab w:val="left" w:pos="7328"/>
+          <w:tab w:val="left" w:pos="8244"/>
+          <w:tab w:val="left" w:pos="9160"/>
+          <w:tab w:val="left" w:pos="10076"/>
+          <w:tab w:val="left" w:pos="10992"/>
+          <w:tab w:val="left" w:pos="11908"/>
+          <w:tab w:val="left" w:pos="12824"/>
+          <w:tab w:val="left" w:pos="13740"/>
+          <w:tab w:val="left" w:pos="14656"/>
+        </w:tabs>
+        <w:spacing w:after="0" w:line="240" w:lineRule="auto"/>
+        <w:rPr>
+          <w:rFonts w:ascii="Courier New" w:eastAsia="Times New Roman" w:hAnsi="Courier New" w:cs="Courier New"/>
+          <w:sz w:val="20"/>
+          <w:szCs w:val="20"/>
+          <w:lang w:val="en-US" w:eastAsia="ru-RU"/>
+        </w:rPr>
+      </w:pPr>
+      <w:r>
+        <w:rPr>
+          <w:rFonts w:ascii="Courier New" w:eastAsia="Times New Roman" w:hAnsi="Courier New" w:cs="Courier New"/>
+          <w:sz w:val="20"/>
+          <w:szCs w:val="20"/>
+          <w:lang w:val="en-US" w:eastAsia="ru-RU"/>
         </w:rPr>
         <w:t>compress image</w:t>
       </w:r>
@@ -9465,44 +10377,44 @@
           <w:rFonts w:ascii="Courier New" w:eastAsia="Times New Roman" w:hAnsi="Courier New" w:cs="Courier New"/>
           <w:sz w:val="20"/>
           <w:szCs w:val="20"/>
-          <w:lang w:eastAsia="ru-RU"/>
-        </w:rPr>
-      </w:pPr>
-    </w:p>
-    <w:p>
-      <w:pPr>
-        <w:tabs>
-          <w:tab w:val="left" w:pos="916"/>
-          <w:tab w:val="left" w:pos="1832"/>
-          <w:tab w:val="left" w:pos="2748"/>
-          <w:tab w:val="left" w:pos="3664"/>
-          <w:tab w:val="left" w:pos="4580"/>
-          <w:tab w:val="left" w:pos="5496"/>
-          <w:tab w:val="left" w:pos="6412"/>
-          <w:tab w:val="left" w:pos="7328"/>
-          <w:tab w:val="left" w:pos="8244"/>
-          <w:tab w:val="left" w:pos="9160"/>
-          <w:tab w:val="left" w:pos="10076"/>
-          <w:tab w:val="left" w:pos="10992"/>
-          <w:tab w:val="left" w:pos="11908"/>
-          <w:tab w:val="left" w:pos="12824"/>
-          <w:tab w:val="left" w:pos="13740"/>
-          <w:tab w:val="left" w:pos="14656"/>
-        </w:tabs>
-        <w:spacing w:after="0" w:line="240" w:lineRule="auto"/>
-        <w:rPr>
-          <w:rFonts w:ascii="Courier New" w:eastAsia="Times New Roman" w:hAnsi="Courier New" w:cs="Courier New"/>
-          <w:sz w:val="20"/>
-          <w:szCs w:val="20"/>
-          <w:lang w:eastAsia="ru-RU"/>
-        </w:rPr>
-      </w:pPr>
-      <w:r>
-        <w:rPr>
-          <w:rFonts w:ascii="Courier New" w:eastAsia="Times New Roman" w:hAnsi="Courier New" w:cs="Courier New"/>
-          <w:sz w:val="20"/>
-          <w:szCs w:val="20"/>
-          <w:lang w:eastAsia="ru-RU"/>
+          <w:lang w:val="en-US" w:eastAsia="ru-RU"/>
+        </w:rPr>
+      </w:pPr>
+    </w:p>
+    <w:p>
+      <w:pPr>
+        <w:tabs>
+          <w:tab w:val="left" w:pos="916"/>
+          <w:tab w:val="left" w:pos="1832"/>
+          <w:tab w:val="left" w:pos="2748"/>
+          <w:tab w:val="left" w:pos="3664"/>
+          <w:tab w:val="left" w:pos="4580"/>
+          <w:tab w:val="left" w:pos="5496"/>
+          <w:tab w:val="left" w:pos="6412"/>
+          <w:tab w:val="left" w:pos="7328"/>
+          <w:tab w:val="left" w:pos="8244"/>
+          <w:tab w:val="left" w:pos="9160"/>
+          <w:tab w:val="left" w:pos="10076"/>
+          <w:tab w:val="left" w:pos="10992"/>
+          <w:tab w:val="left" w:pos="11908"/>
+          <w:tab w:val="left" w:pos="12824"/>
+          <w:tab w:val="left" w:pos="13740"/>
+          <w:tab w:val="left" w:pos="14656"/>
+        </w:tabs>
+        <w:spacing w:after="0" w:line="240" w:lineRule="auto"/>
+        <w:rPr>
+          <w:rFonts w:ascii="Courier New" w:eastAsia="Times New Roman" w:hAnsi="Courier New" w:cs="Courier New"/>
+          <w:sz w:val="20"/>
+          <w:szCs w:val="20"/>
+          <w:lang w:val="en-US" w:eastAsia="ru-RU"/>
+        </w:rPr>
+      </w:pPr>
+      <w:r>
+        <w:rPr>
+          <w:rFonts w:ascii="Courier New" w:eastAsia="Times New Roman" w:hAnsi="Courier New" w:cs="Courier New"/>
+          <w:sz w:val="20"/>
+          <w:szCs w:val="20"/>
+          <w:lang w:val="en-US" w:eastAsia="ru-RU"/>
         </w:rPr>
         <w:t>↓</w:t>
       </w:r>
@@ -9532,44 +10444,44 @@
           <w:rFonts w:ascii="Courier New" w:eastAsia="Times New Roman" w:hAnsi="Courier New" w:cs="Courier New"/>
           <w:sz w:val="20"/>
           <w:szCs w:val="20"/>
-          <w:lang w:eastAsia="ru-RU"/>
-        </w:rPr>
-      </w:pPr>
-    </w:p>
-    <w:p>
-      <w:pPr>
-        <w:tabs>
-          <w:tab w:val="left" w:pos="916"/>
-          <w:tab w:val="left" w:pos="1832"/>
-          <w:tab w:val="left" w:pos="2748"/>
-          <w:tab w:val="left" w:pos="3664"/>
-          <w:tab w:val="left" w:pos="4580"/>
-          <w:tab w:val="left" w:pos="5496"/>
-          <w:tab w:val="left" w:pos="6412"/>
-          <w:tab w:val="left" w:pos="7328"/>
-          <w:tab w:val="left" w:pos="8244"/>
-          <w:tab w:val="left" w:pos="9160"/>
-          <w:tab w:val="left" w:pos="10076"/>
-          <w:tab w:val="left" w:pos="10992"/>
-          <w:tab w:val="left" w:pos="11908"/>
-          <w:tab w:val="left" w:pos="12824"/>
-          <w:tab w:val="left" w:pos="13740"/>
-          <w:tab w:val="left" w:pos="14656"/>
-        </w:tabs>
-        <w:spacing w:after="0" w:line="240" w:lineRule="auto"/>
-        <w:rPr>
-          <w:rFonts w:ascii="Courier New" w:eastAsia="Times New Roman" w:hAnsi="Courier New" w:cs="Courier New"/>
-          <w:sz w:val="20"/>
-          <w:szCs w:val="20"/>
-          <w:lang w:eastAsia="ru-RU"/>
-        </w:rPr>
-      </w:pPr>
-      <w:r>
-        <w:rPr>
-          <w:rFonts w:ascii="Courier New" w:eastAsia="Times New Roman" w:hAnsi="Courier New" w:cs="Courier New"/>
-          <w:sz w:val="20"/>
-          <w:szCs w:val="20"/>
-          <w:lang w:eastAsia="ru-RU"/>
+          <w:lang w:val="en-US" w:eastAsia="ru-RU"/>
+        </w:rPr>
+      </w:pPr>
+    </w:p>
+    <w:p>
+      <w:pPr>
+        <w:tabs>
+          <w:tab w:val="left" w:pos="916"/>
+          <w:tab w:val="left" w:pos="1832"/>
+          <w:tab w:val="left" w:pos="2748"/>
+          <w:tab w:val="left" w:pos="3664"/>
+          <w:tab w:val="left" w:pos="4580"/>
+          <w:tab w:val="left" w:pos="5496"/>
+          <w:tab w:val="left" w:pos="6412"/>
+          <w:tab w:val="left" w:pos="7328"/>
+          <w:tab w:val="left" w:pos="8244"/>
+          <w:tab w:val="left" w:pos="9160"/>
+          <w:tab w:val="left" w:pos="10076"/>
+          <w:tab w:val="left" w:pos="10992"/>
+          <w:tab w:val="left" w:pos="11908"/>
+          <w:tab w:val="left" w:pos="12824"/>
+          <w:tab w:val="left" w:pos="13740"/>
+          <w:tab w:val="left" w:pos="14656"/>
+        </w:tabs>
+        <w:spacing w:after="0" w:line="240" w:lineRule="auto"/>
+        <w:rPr>
+          <w:rFonts w:ascii="Courier New" w:eastAsia="Times New Roman" w:hAnsi="Courier New" w:cs="Courier New"/>
+          <w:sz w:val="20"/>
+          <w:szCs w:val="20"/>
+          <w:lang w:val="en-US" w:eastAsia="ru-RU"/>
+        </w:rPr>
+      </w:pPr>
+      <w:r>
+        <w:rPr>
+          <w:rFonts w:ascii="Courier New" w:eastAsia="Times New Roman" w:hAnsi="Courier New" w:cs="Courier New"/>
+          <w:sz w:val="20"/>
+          <w:szCs w:val="20"/>
+          <w:lang w:val="en-US" w:eastAsia="ru-RU"/>
         </w:rPr>
         <w:t>multipart upload</w:t>
       </w:r>
@@ -9599,44 +10511,44 @@
           <w:rFonts w:ascii="Courier New" w:eastAsia="Times New Roman" w:hAnsi="Courier New" w:cs="Courier New"/>
           <w:sz w:val="20"/>
           <w:szCs w:val="20"/>
-          <w:lang w:eastAsia="ru-RU"/>
-        </w:rPr>
-      </w:pPr>
-    </w:p>
-    <w:p>
-      <w:pPr>
-        <w:tabs>
-          <w:tab w:val="left" w:pos="916"/>
-          <w:tab w:val="left" w:pos="1832"/>
-          <w:tab w:val="left" w:pos="2748"/>
-          <w:tab w:val="left" w:pos="3664"/>
-          <w:tab w:val="left" w:pos="4580"/>
-          <w:tab w:val="left" w:pos="5496"/>
-          <w:tab w:val="left" w:pos="6412"/>
-          <w:tab w:val="left" w:pos="7328"/>
-          <w:tab w:val="left" w:pos="8244"/>
-          <w:tab w:val="left" w:pos="9160"/>
-          <w:tab w:val="left" w:pos="10076"/>
-          <w:tab w:val="left" w:pos="10992"/>
-          <w:tab w:val="left" w:pos="11908"/>
-          <w:tab w:val="left" w:pos="12824"/>
-          <w:tab w:val="left" w:pos="13740"/>
-          <w:tab w:val="left" w:pos="14656"/>
-        </w:tabs>
-        <w:spacing w:after="0" w:line="240" w:lineRule="auto"/>
-        <w:rPr>
-          <w:rFonts w:ascii="Courier New" w:eastAsia="Times New Roman" w:hAnsi="Courier New" w:cs="Courier New"/>
-          <w:sz w:val="20"/>
-          <w:szCs w:val="20"/>
-          <w:lang w:eastAsia="ru-RU"/>
-        </w:rPr>
-      </w:pPr>
-      <w:r>
-        <w:rPr>
-          <w:rFonts w:ascii="Courier New" w:eastAsia="Times New Roman" w:hAnsi="Courier New" w:cs="Courier New"/>
-          <w:sz w:val="20"/>
-          <w:szCs w:val="20"/>
-          <w:lang w:eastAsia="ru-RU"/>
+          <w:lang w:val="en-US" w:eastAsia="ru-RU"/>
+        </w:rPr>
+      </w:pPr>
+    </w:p>
+    <w:p>
+      <w:pPr>
+        <w:tabs>
+          <w:tab w:val="left" w:pos="916"/>
+          <w:tab w:val="left" w:pos="1832"/>
+          <w:tab w:val="left" w:pos="2748"/>
+          <w:tab w:val="left" w:pos="3664"/>
+          <w:tab w:val="left" w:pos="4580"/>
+          <w:tab w:val="left" w:pos="5496"/>
+          <w:tab w:val="left" w:pos="6412"/>
+          <w:tab w:val="left" w:pos="7328"/>
+          <w:tab w:val="left" w:pos="8244"/>
+          <w:tab w:val="left" w:pos="9160"/>
+          <w:tab w:val="left" w:pos="10076"/>
+          <w:tab w:val="left" w:pos="10992"/>
+          <w:tab w:val="left" w:pos="11908"/>
+          <w:tab w:val="left" w:pos="12824"/>
+          <w:tab w:val="left" w:pos="13740"/>
+          <w:tab w:val="left" w:pos="14656"/>
+        </w:tabs>
+        <w:spacing w:after="0" w:line="240" w:lineRule="auto"/>
+        <w:rPr>
+          <w:rFonts w:ascii="Courier New" w:eastAsia="Times New Roman" w:hAnsi="Courier New" w:cs="Courier New"/>
+          <w:sz w:val="20"/>
+          <w:szCs w:val="20"/>
+          <w:lang w:val="en-US" w:eastAsia="ru-RU"/>
+        </w:rPr>
+      </w:pPr>
+      <w:r>
+        <w:rPr>
+          <w:rFonts w:ascii="Courier New" w:eastAsia="Times New Roman" w:hAnsi="Courier New" w:cs="Courier New"/>
+          <w:sz w:val="20"/>
+          <w:szCs w:val="20"/>
+          <w:lang w:val="en-US" w:eastAsia="ru-RU"/>
         </w:rPr>
         <w:t>↓</w:t>
       </w:r>
@@ -9666,44 +10578,44 @@
           <w:rFonts w:ascii="Courier New" w:eastAsia="Times New Roman" w:hAnsi="Courier New" w:cs="Courier New"/>
           <w:sz w:val="20"/>
           <w:szCs w:val="20"/>
-          <w:lang w:eastAsia="ru-RU"/>
-        </w:rPr>
-      </w:pPr>
-    </w:p>
-    <w:p>
-      <w:pPr>
-        <w:tabs>
-          <w:tab w:val="left" w:pos="916"/>
-          <w:tab w:val="left" w:pos="1832"/>
-          <w:tab w:val="left" w:pos="2748"/>
-          <w:tab w:val="left" w:pos="3664"/>
-          <w:tab w:val="left" w:pos="4580"/>
-          <w:tab w:val="left" w:pos="5496"/>
-          <w:tab w:val="left" w:pos="6412"/>
-          <w:tab w:val="left" w:pos="7328"/>
-          <w:tab w:val="left" w:pos="8244"/>
-          <w:tab w:val="left" w:pos="9160"/>
-          <w:tab w:val="left" w:pos="10076"/>
-          <w:tab w:val="left" w:pos="10992"/>
-          <w:tab w:val="left" w:pos="11908"/>
-          <w:tab w:val="left" w:pos="12824"/>
-          <w:tab w:val="left" w:pos="13740"/>
-          <w:tab w:val="left" w:pos="14656"/>
-        </w:tabs>
-        <w:spacing w:after="0" w:line="240" w:lineRule="auto"/>
-        <w:rPr>
-          <w:rFonts w:ascii="Courier New" w:eastAsia="Times New Roman" w:hAnsi="Courier New" w:cs="Courier New"/>
-          <w:sz w:val="20"/>
-          <w:szCs w:val="20"/>
-          <w:lang w:eastAsia="ru-RU"/>
-        </w:rPr>
-      </w:pPr>
-      <w:r>
-        <w:rPr>
-          <w:rFonts w:ascii="Courier New" w:eastAsia="Times New Roman" w:hAnsi="Courier New" w:cs="Courier New"/>
-          <w:sz w:val="20"/>
-          <w:szCs w:val="20"/>
-          <w:lang w:eastAsia="ru-RU"/>
+          <w:lang w:val="en-US" w:eastAsia="ru-RU"/>
+        </w:rPr>
+      </w:pPr>
+    </w:p>
+    <w:p>
+      <w:pPr>
+        <w:tabs>
+          <w:tab w:val="left" w:pos="916"/>
+          <w:tab w:val="left" w:pos="1832"/>
+          <w:tab w:val="left" w:pos="2748"/>
+          <w:tab w:val="left" w:pos="3664"/>
+          <w:tab w:val="left" w:pos="4580"/>
+          <w:tab w:val="left" w:pos="5496"/>
+          <w:tab w:val="left" w:pos="6412"/>
+          <w:tab w:val="left" w:pos="7328"/>
+          <w:tab w:val="left" w:pos="8244"/>
+          <w:tab w:val="left" w:pos="9160"/>
+          <w:tab w:val="left" w:pos="10076"/>
+          <w:tab w:val="left" w:pos="10992"/>
+          <w:tab w:val="left" w:pos="11908"/>
+          <w:tab w:val="left" w:pos="12824"/>
+          <w:tab w:val="left" w:pos="13740"/>
+          <w:tab w:val="left" w:pos="14656"/>
+        </w:tabs>
+        <w:spacing w:after="0" w:line="240" w:lineRule="auto"/>
+        <w:rPr>
+          <w:rFonts w:ascii="Courier New" w:eastAsia="Times New Roman" w:hAnsi="Courier New" w:cs="Courier New"/>
+          <w:sz w:val="20"/>
+          <w:szCs w:val="20"/>
+          <w:lang w:val="en-US" w:eastAsia="ru-RU"/>
+        </w:rPr>
+      </w:pPr>
+      <w:r>
+        <w:rPr>
+          <w:rFonts w:ascii="Courier New" w:eastAsia="Times New Roman" w:hAnsi="Courier New" w:cs="Courier New"/>
+          <w:sz w:val="20"/>
+          <w:szCs w:val="20"/>
+          <w:lang w:val="en-US" w:eastAsia="ru-RU"/>
         </w:rPr>
         <w:t>backend</w:t>
       </w:r>
@@ -9733,44 +10645,44 @@
           <w:rFonts w:ascii="Courier New" w:eastAsia="Times New Roman" w:hAnsi="Courier New" w:cs="Courier New"/>
           <w:sz w:val="20"/>
           <w:szCs w:val="20"/>
-          <w:lang w:eastAsia="ru-RU"/>
-        </w:rPr>
-      </w:pPr>
-    </w:p>
-    <w:p>
-      <w:pPr>
-        <w:tabs>
-          <w:tab w:val="left" w:pos="916"/>
-          <w:tab w:val="left" w:pos="1832"/>
-          <w:tab w:val="left" w:pos="2748"/>
-          <w:tab w:val="left" w:pos="3664"/>
-          <w:tab w:val="left" w:pos="4580"/>
-          <w:tab w:val="left" w:pos="5496"/>
-          <w:tab w:val="left" w:pos="6412"/>
-          <w:tab w:val="left" w:pos="7328"/>
-          <w:tab w:val="left" w:pos="8244"/>
-          <w:tab w:val="left" w:pos="9160"/>
-          <w:tab w:val="left" w:pos="10076"/>
-          <w:tab w:val="left" w:pos="10992"/>
-          <w:tab w:val="left" w:pos="11908"/>
-          <w:tab w:val="left" w:pos="12824"/>
-          <w:tab w:val="left" w:pos="13740"/>
-          <w:tab w:val="left" w:pos="14656"/>
-        </w:tabs>
-        <w:spacing w:after="0" w:line="240" w:lineRule="auto"/>
-        <w:rPr>
-          <w:rFonts w:ascii="Courier New" w:eastAsia="Times New Roman" w:hAnsi="Courier New" w:cs="Courier New"/>
-          <w:sz w:val="20"/>
-          <w:szCs w:val="20"/>
-          <w:lang w:eastAsia="ru-RU"/>
-        </w:rPr>
-      </w:pPr>
-      <w:r>
-        <w:rPr>
-          <w:rFonts w:ascii="Courier New" w:eastAsia="Times New Roman" w:hAnsi="Courier New" w:cs="Courier New"/>
-          <w:sz w:val="20"/>
-          <w:szCs w:val="20"/>
-          <w:lang w:eastAsia="ru-RU"/>
+          <w:lang w:val="en-US" w:eastAsia="ru-RU"/>
+        </w:rPr>
+      </w:pPr>
+    </w:p>
+    <w:p>
+      <w:pPr>
+        <w:tabs>
+          <w:tab w:val="left" w:pos="916"/>
+          <w:tab w:val="left" w:pos="1832"/>
+          <w:tab w:val="left" w:pos="2748"/>
+          <w:tab w:val="left" w:pos="3664"/>
+          <w:tab w:val="left" w:pos="4580"/>
+          <w:tab w:val="left" w:pos="5496"/>
+          <w:tab w:val="left" w:pos="6412"/>
+          <w:tab w:val="left" w:pos="7328"/>
+          <w:tab w:val="left" w:pos="8244"/>
+          <w:tab w:val="left" w:pos="9160"/>
+          <w:tab w:val="left" w:pos="10076"/>
+          <w:tab w:val="left" w:pos="10992"/>
+          <w:tab w:val="left" w:pos="11908"/>
+          <w:tab w:val="left" w:pos="12824"/>
+          <w:tab w:val="left" w:pos="13740"/>
+          <w:tab w:val="left" w:pos="14656"/>
+        </w:tabs>
+        <w:spacing w:after="0" w:line="240" w:lineRule="auto"/>
+        <w:rPr>
+          <w:rFonts w:ascii="Courier New" w:eastAsia="Times New Roman" w:hAnsi="Courier New" w:cs="Courier New"/>
+          <w:sz w:val="20"/>
+          <w:szCs w:val="20"/>
+          <w:lang w:val="en-US" w:eastAsia="ru-RU"/>
+        </w:rPr>
+      </w:pPr>
+      <w:r>
+        <w:rPr>
+          <w:rFonts w:ascii="Courier New" w:eastAsia="Times New Roman" w:hAnsi="Courier New" w:cs="Courier New"/>
+          <w:sz w:val="20"/>
+          <w:szCs w:val="20"/>
+          <w:lang w:val="en-US" w:eastAsia="ru-RU"/>
         </w:rPr>
         <w:t>↓</w:t>
       </w:r>
@@ -9800,7 +10712,7 @@
           <w:rFonts w:ascii="Courier New" w:eastAsia="Times New Roman" w:hAnsi="Courier New" w:cs="Courier New"/>
           <w:sz w:val="20"/>
           <w:szCs w:val="20"/>
-          <w:lang w:eastAsia="ru-RU"/>
+          <w:lang w:val="en-US" w:eastAsia="ru-RU"/>
         </w:rPr>
       </w:pPr>
     </w:p>
@@ -9888,6 +10800,7 @@
           <w:szCs w:val="48"/>
           <w:lang w:eastAsia="ru-RU"/>
         </w:rPr>
+        <w:lastRenderedPageBreak/>
         <w:t>Session Restore</w:t>
       </w:r>
     </w:p>
@@ -9936,15 +10849,15 @@
           <w:rFonts w:ascii="Courier New" w:eastAsia="Times New Roman" w:hAnsi="Courier New" w:cs="Courier New"/>
           <w:sz w:val="20"/>
           <w:szCs w:val="20"/>
-          <w:lang w:eastAsia="ru-RU"/>
-        </w:rPr>
-      </w:pPr>
-      <w:r>
-        <w:rPr>
-          <w:rFonts w:ascii="Courier New" w:eastAsia="Times New Roman" w:hAnsi="Courier New" w:cs="Courier New"/>
-          <w:sz w:val="20"/>
-          <w:szCs w:val="20"/>
-          <w:lang w:eastAsia="ru-RU"/>
+          <w:lang w:val="en-US" w:eastAsia="ru-RU"/>
+        </w:rPr>
+      </w:pPr>
+      <w:r>
+        <w:rPr>
+          <w:rFonts w:ascii="Courier New" w:eastAsia="Times New Roman" w:hAnsi="Courier New" w:cs="Courier New"/>
+          <w:sz w:val="20"/>
+          <w:szCs w:val="20"/>
+          <w:lang w:val="en-US" w:eastAsia="ru-RU"/>
         </w:rPr>
         <w:t>refresh token</w:t>
       </w:r>
@@ -9974,44 +10887,44 @@
           <w:rFonts w:ascii="Courier New" w:eastAsia="Times New Roman" w:hAnsi="Courier New" w:cs="Courier New"/>
           <w:sz w:val="20"/>
           <w:szCs w:val="20"/>
-          <w:lang w:eastAsia="ru-RU"/>
-        </w:rPr>
-      </w:pPr>
-    </w:p>
-    <w:p>
-      <w:pPr>
-        <w:tabs>
-          <w:tab w:val="left" w:pos="916"/>
-          <w:tab w:val="left" w:pos="1832"/>
-          <w:tab w:val="left" w:pos="2748"/>
-          <w:tab w:val="left" w:pos="3664"/>
-          <w:tab w:val="left" w:pos="4580"/>
-          <w:tab w:val="left" w:pos="5496"/>
-          <w:tab w:val="left" w:pos="6412"/>
-          <w:tab w:val="left" w:pos="7328"/>
-          <w:tab w:val="left" w:pos="8244"/>
-          <w:tab w:val="left" w:pos="9160"/>
-          <w:tab w:val="left" w:pos="10076"/>
-          <w:tab w:val="left" w:pos="10992"/>
-          <w:tab w:val="left" w:pos="11908"/>
-          <w:tab w:val="left" w:pos="12824"/>
-          <w:tab w:val="left" w:pos="13740"/>
-          <w:tab w:val="left" w:pos="14656"/>
-        </w:tabs>
-        <w:spacing w:after="0" w:line="240" w:lineRule="auto"/>
-        <w:rPr>
-          <w:rFonts w:ascii="Courier New" w:eastAsia="Times New Roman" w:hAnsi="Courier New" w:cs="Courier New"/>
-          <w:sz w:val="20"/>
-          <w:szCs w:val="20"/>
-          <w:lang w:eastAsia="ru-RU"/>
-        </w:rPr>
-      </w:pPr>
-      <w:r>
-        <w:rPr>
-          <w:rFonts w:ascii="Courier New" w:eastAsia="Times New Roman" w:hAnsi="Courier New" w:cs="Courier New"/>
-          <w:sz w:val="20"/>
-          <w:szCs w:val="20"/>
-          <w:lang w:eastAsia="ru-RU"/>
+          <w:lang w:val="en-US" w:eastAsia="ru-RU"/>
+        </w:rPr>
+      </w:pPr>
+    </w:p>
+    <w:p>
+      <w:pPr>
+        <w:tabs>
+          <w:tab w:val="left" w:pos="916"/>
+          <w:tab w:val="left" w:pos="1832"/>
+          <w:tab w:val="left" w:pos="2748"/>
+          <w:tab w:val="left" w:pos="3664"/>
+          <w:tab w:val="left" w:pos="4580"/>
+          <w:tab w:val="left" w:pos="5496"/>
+          <w:tab w:val="left" w:pos="6412"/>
+          <w:tab w:val="left" w:pos="7328"/>
+          <w:tab w:val="left" w:pos="8244"/>
+          <w:tab w:val="left" w:pos="9160"/>
+          <w:tab w:val="left" w:pos="10076"/>
+          <w:tab w:val="left" w:pos="10992"/>
+          <w:tab w:val="left" w:pos="11908"/>
+          <w:tab w:val="left" w:pos="12824"/>
+          <w:tab w:val="left" w:pos="13740"/>
+          <w:tab w:val="left" w:pos="14656"/>
+        </w:tabs>
+        <w:spacing w:after="0" w:line="240" w:lineRule="auto"/>
+        <w:rPr>
+          <w:rFonts w:ascii="Courier New" w:eastAsia="Times New Roman" w:hAnsi="Courier New" w:cs="Courier New"/>
+          <w:sz w:val="20"/>
+          <w:szCs w:val="20"/>
+          <w:lang w:val="en-US" w:eastAsia="ru-RU"/>
+        </w:rPr>
+      </w:pPr>
+      <w:r>
+        <w:rPr>
+          <w:rFonts w:ascii="Courier New" w:eastAsia="Times New Roman" w:hAnsi="Courier New" w:cs="Courier New"/>
+          <w:sz w:val="20"/>
+          <w:szCs w:val="20"/>
+          <w:lang w:val="en-US" w:eastAsia="ru-RU"/>
         </w:rPr>
         <w:t>↓</w:t>
       </w:r>
@@ -10041,44 +10954,44 @@
           <w:rFonts w:ascii="Courier New" w:eastAsia="Times New Roman" w:hAnsi="Courier New" w:cs="Courier New"/>
           <w:sz w:val="20"/>
           <w:szCs w:val="20"/>
-          <w:lang w:eastAsia="ru-RU"/>
-        </w:rPr>
-      </w:pPr>
-    </w:p>
-    <w:p>
-      <w:pPr>
-        <w:tabs>
-          <w:tab w:val="left" w:pos="916"/>
-          <w:tab w:val="left" w:pos="1832"/>
-          <w:tab w:val="left" w:pos="2748"/>
-          <w:tab w:val="left" w:pos="3664"/>
-          <w:tab w:val="left" w:pos="4580"/>
-          <w:tab w:val="left" w:pos="5496"/>
-          <w:tab w:val="left" w:pos="6412"/>
-          <w:tab w:val="left" w:pos="7328"/>
-          <w:tab w:val="left" w:pos="8244"/>
-          <w:tab w:val="left" w:pos="9160"/>
-          <w:tab w:val="left" w:pos="10076"/>
-          <w:tab w:val="left" w:pos="10992"/>
-          <w:tab w:val="left" w:pos="11908"/>
-          <w:tab w:val="left" w:pos="12824"/>
-          <w:tab w:val="left" w:pos="13740"/>
-          <w:tab w:val="left" w:pos="14656"/>
-        </w:tabs>
-        <w:spacing w:after="0" w:line="240" w:lineRule="auto"/>
-        <w:rPr>
-          <w:rFonts w:ascii="Courier New" w:eastAsia="Times New Roman" w:hAnsi="Courier New" w:cs="Courier New"/>
-          <w:sz w:val="20"/>
-          <w:szCs w:val="20"/>
-          <w:lang w:eastAsia="ru-RU"/>
-        </w:rPr>
-      </w:pPr>
-      <w:r>
-        <w:rPr>
-          <w:rFonts w:ascii="Courier New" w:eastAsia="Times New Roman" w:hAnsi="Courier New" w:cs="Courier New"/>
-          <w:sz w:val="20"/>
-          <w:szCs w:val="20"/>
-          <w:lang w:eastAsia="ru-RU"/>
+          <w:lang w:val="en-US" w:eastAsia="ru-RU"/>
+        </w:rPr>
+      </w:pPr>
+    </w:p>
+    <w:p>
+      <w:pPr>
+        <w:tabs>
+          <w:tab w:val="left" w:pos="916"/>
+          <w:tab w:val="left" w:pos="1832"/>
+          <w:tab w:val="left" w:pos="2748"/>
+          <w:tab w:val="left" w:pos="3664"/>
+          <w:tab w:val="left" w:pos="4580"/>
+          <w:tab w:val="left" w:pos="5496"/>
+          <w:tab w:val="left" w:pos="6412"/>
+          <w:tab w:val="left" w:pos="7328"/>
+          <w:tab w:val="left" w:pos="8244"/>
+          <w:tab w:val="left" w:pos="9160"/>
+          <w:tab w:val="left" w:pos="10076"/>
+          <w:tab w:val="left" w:pos="10992"/>
+          <w:tab w:val="left" w:pos="11908"/>
+          <w:tab w:val="left" w:pos="12824"/>
+          <w:tab w:val="left" w:pos="13740"/>
+          <w:tab w:val="left" w:pos="14656"/>
+        </w:tabs>
+        <w:spacing w:after="0" w:line="240" w:lineRule="auto"/>
+        <w:rPr>
+          <w:rFonts w:ascii="Courier New" w:eastAsia="Times New Roman" w:hAnsi="Courier New" w:cs="Courier New"/>
+          <w:sz w:val="20"/>
+          <w:szCs w:val="20"/>
+          <w:lang w:val="en-US" w:eastAsia="ru-RU"/>
+        </w:rPr>
+      </w:pPr>
+      <w:r>
+        <w:rPr>
+          <w:rFonts w:ascii="Courier New" w:eastAsia="Times New Roman" w:hAnsi="Courier New" w:cs="Courier New"/>
+          <w:sz w:val="20"/>
+          <w:szCs w:val="20"/>
+          <w:lang w:val="en-US" w:eastAsia="ru-RU"/>
         </w:rPr>
         <w:t>/auth/refresh</w:t>
       </w:r>
@@ -10108,44 +11021,44 @@
           <w:rFonts w:ascii="Courier New" w:eastAsia="Times New Roman" w:hAnsi="Courier New" w:cs="Courier New"/>
           <w:sz w:val="20"/>
           <w:szCs w:val="20"/>
-          <w:lang w:eastAsia="ru-RU"/>
-        </w:rPr>
-      </w:pPr>
-    </w:p>
-    <w:p>
-      <w:pPr>
-        <w:tabs>
-          <w:tab w:val="left" w:pos="916"/>
-          <w:tab w:val="left" w:pos="1832"/>
-          <w:tab w:val="left" w:pos="2748"/>
-          <w:tab w:val="left" w:pos="3664"/>
-          <w:tab w:val="left" w:pos="4580"/>
-          <w:tab w:val="left" w:pos="5496"/>
-          <w:tab w:val="left" w:pos="6412"/>
-          <w:tab w:val="left" w:pos="7328"/>
-          <w:tab w:val="left" w:pos="8244"/>
-          <w:tab w:val="left" w:pos="9160"/>
-          <w:tab w:val="left" w:pos="10076"/>
-          <w:tab w:val="left" w:pos="10992"/>
-          <w:tab w:val="left" w:pos="11908"/>
-          <w:tab w:val="left" w:pos="12824"/>
-          <w:tab w:val="left" w:pos="13740"/>
-          <w:tab w:val="left" w:pos="14656"/>
-        </w:tabs>
-        <w:spacing w:after="0" w:line="240" w:lineRule="auto"/>
-        <w:rPr>
-          <w:rFonts w:ascii="Courier New" w:eastAsia="Times New Roman" w:hAnsi="Courier New" w:cs="Courier New"/>
-          <w:sz w:val="20"/>
-          <w:szCs w:val="20"/>
-          <w:lang w:eastAsia="ru-RU"/>
-        </w:rPr>
-      </w:pPr>
-      <w:r>
-        <w:rPr>
-          <w:rFonts w:ascii="Courier New" w:eastAsia="Times New Roman" w:hAnsi="Courier New" w:cs="Courier New"/>
-          <w:sz w:val="20"/>
-          <w:szCs w:val="20"/>
-          <w:lang w:eastAsia="ru-RU"/>
+          <w:lang w:val="en-US" w:eastAsia="ru-RU"/>
+        </w:rPr>
+      </w:pPr>
+    </w:p>
+    <w:p>
+      <w:pPr>
+        <w:tabs>
+          <w:tab w:val="left" w:pos="916"/>
+          <w:tab w:val="left" w:pos="1832"/>
+          <w:tab w:val="left" w:pos="2748"/>
+          <w:tab w:val="left" w:pos="3664"/>
+          <w:tab w:val="left" w:pos="4580"/>
+          <w:tab w:val="left" w:pos="5496"/>
+          <w:tab w:val="left" w:pos="6412"/>
+          <w:tab w:val="left" w:pos="7328"/>
+          <w:tab w:val="left" w:pos="8244"/>
+          <w:tab w:val="left" w:pos="9160"/>
+          <w:tab w:val="left" w:pos="10076"/>
+          <w:tab w:val="left" w:pos="10992"/>
+          <w:tab w:val="left" w:pos="11908"/>
+          <w:tab w:val="left" w:pos="12824"/>
+          <w:tab w:val="left" w:pos="13740"/>
+          <w:tab w:val="left" w:pos="14656"/>
+        </w:tabs>
+        <w:spacing w:after="0" w:line="240" w:lineRule="auto"/>
+        <w:rPr>
+          <w:rFonts w:ascii="Courier New" w:eastAsia="Times New Roman" w:hAnsi="Courier New" w:cs="Courier New"/>
+          <w:sz w:val="20"/>
+          <w:szCs w:val="20"/>
+          <w:lang w:val="en-US" w:eastAsia="ru-RU"/>
+        </w:rPr>
+      </w:pPr>
+      <w:r>
+        <w:rPr>
+          <w:rFonts w:ascii="Courier New" w:eastAsia="Times New Roman" w:hAnsi="Courier New" w:cs="Courier New"/>
+          <w:sz w:val="20"/>
+          <w:szCs w:val="20"/>
+          <w:lang w:val="en-US" w:eastAsia="ru-RU"/>
         </w:rPr>
         <w:t>↓</w:t>
       </w:r>
@@ -10175,74 +11088,83 @@
           <w:rFonts w:ascii="Courier New" w:eastAsia="Times New Roman" w:hAnsi="Courier New" w:cs="Courier New"/>
           <w:sz w:val="20"/>
           <w:szCs w:val="20"/>
-          <w:lang w:eastAsia="ru-RU"/>
-        </w:rPr>
-      </w:pPr>
-    </w:p>
-    <w:p>
-      <w:pPr>
-        <w:tabs>
-          <w:tab w:val="left" w:pos="916"/>
-          <w:tab w:val="left" w:pos="1832"/>
-          <w:tab w:val="left" w:pos="2748"/>
-          <w:tab w:val="left" w:pos="3664"/>
-          <w:tab w:val="left" w:pos="4580"/>
-          <w:tab w:val="left" w:pos="5496"/>
-          <w:tab w:val="left" w:pos="6412"/>
-          <w:tab w:val="left" w:pos="7328"/>
-          <w:tab w:val="left" w:pos="8244"/>
-          <w:tab w:val="left" w:pos="9160"/>
-          <w:tab w:val="left" w:pos="10076"/>
-          <w:tab w:val="left" w:pos="10992"/>
-          <w:tab w:val="left" w:pos="11908"/>
-          <w:tab w:val="left" w:pos="12824"/>
-          <w:tab w:val="left" w:pos="13740"/>
-          <w:tab w:val="left" w:pos="14656"/>
-        </w:tabs>
-        <w:spacing w:after="0" w:line="240" w:lineRule="auto"/>
-        <w:rPr>
-          <w:rFonts w:ascii="Courier New" w:eastAsia="Times New Roman" w:hAnsi="Courier New" w:cs="Courier New"/>
-          <w:sz w:val="20"/>
-          <w:szCs w:val="20"/>
-          <w:lang w:eastAsia="ru-RU"/>
-        </w:rPr>
-      </w:pPr>
-      <w:r>
-        <w:rPr>
-          <w:rFonts w:ascii="Courier New" w:eastAsia="Times New Roman" w:hAnsi="Courier New" w:cs="Courier New"/>
-          <w:sz w:val="20"/>
-          <w:szCs w:val="20"/>
-          <w:lang w:eastAsia="ru-RU"/>
-        </w:rPr>
-        <w:t>новый access token</w:t>
-      </w:r>
-    </w:p>
-    <w:p>
-      <w:pPr>
-        <w:tabs>
-          <w:tab w:val="left" w:pos="916"/>
-          <w:tab w:val="left" w:pos="1832"/>
-          <w:tab w:val="left" w:pos="2748"/>
-          <w:tab w:val="left" w:pos="3664"/>
-          <w:tab w:val="left" w:pos="4580"/>
-          <w:tab w:val="left" w:pos="5496"/>
-          <w:tab w:val="left" w:pos="6412"/>
-          <w:tab w:val="left" w:pos="7328"/>
-          <w:tab w:val="left" w:pos="8244"/>
-          <w:tab w:val="left" w:pos="9160"/>
-          <w:tab w:val="left" w:pos="10076"/>
-          <w:tab w:val="left" w:pos="10992"/>
-          <w:tab w:val="left" w:pos="11908"/>
-          <w:tab w:val="left" w:pos="12824"/>
-          <w:tab w:val="left" w:pos="13740"/>
-          <w:tab w:val="left" w:pos="14656"/>
-        </w:tabs>
-        <w:spacing w:after="0" w:line="240" w:lineRule="auto"/>
-        <w:rPr>
-          <w:rFonts w:ascii="Courier New" w:eastAsia="Times New Roman" w:hAnsi="Courier New" w:cs="Courier New"/>
-          <w:sz w:val="20"/>
-          <w:szCs w:val="20"/>
-          <w:lang w:eastAsia="ru-RU"/>
+          <w:lang w:val="en-US" w:eastAsia="ru-RU"/>
+        </w:rPr>
+      </w:pPr>
+    </w:p>
+    <w:p>
+      <w:pPr>
+        <w:tabs>
+          <w:tab w:val="left" w:pos="916"/>
+          <w:tab w:val="left" w:pos="1832"/>
+          <w:tab w:val="left" w:pos="2748"/>
+          <w:tab w:val="left" w:pos="3664"/>
+          <w:tab w:val="left" w:pos="4580"/>
+          <w:tab w:val="left" w:pos="5496"/>
+          <w:tab w:val="left" w:pos="6412"/>
+          <w:tab w:val="left" w:pos="7328"/>
+          <w:tab w:val="left" w:pos="8244"/>
+          <w:tab w:val="left" w:pos="9160"/>
+          <w:tab w:val="left" w:pos="10076"/>
+          <w:tab w:val="left" w:pos="10992"/>
+          <w:tab w:val="left" w:pos="11908"/>
+          <w:tab w:val="left" w:pos="12824"/>
+          <w:tab w:val="left" w:pos="13740"/>
+          <w:tab w:val="left" w:pos="14656"/>
+        </w:tabs>
+        <w:spacing w:after="0" w:line="240" w:lineRule="auto"/>
+        <w:rPr>
+          <w:rFonts w:ascii="Courier New" w:eastAsia="Times New Roman" w:hAnsi="Courier New" w:cs="Courier New"/>
+          <w:sz w:val="20"/>
+          <w:szCs w:val="20"/>
+          <w:lang w:val="en-US" w:eastAsia="ru-RU"/>
+        </w:rPr>
+      </w:pPr>
+      <w:r>
+        <w:rPr>
+          <w:rFonts w:ascii="Courier New" w:eastAsia="Times New Roman" w:hAnsi="Courier New" w:cs="Courier New"/>
+          <w:sz w:val="20"/>
+          <w:szCs w:val="20"/>
+          <w:lang w:eastAsia="ru-RU"/>
+        </w:rPr>
+        <w:t>новый</w:t>
+      </w:r>
+      <w:r>
+        <w:rPr>
+          <w:rFonts w:ascii="Courier New" w:eastAsia="Times New Roman" w:hAnsi="Courier New" w:cs="Courier New"/>
+          <w:sz w:val="20"/>
+          <w:szCs w:val="20"/>
+          <w:lang w:val="en-US" w:eastAsia="ru-RU"/>
+        </w:rPr>
+        <w:t xml:space="preserve"> access token</w:t>
+      </w:r>
+    </w:p>
+    <w:p>
+      <w:pPr>
+        <w:tabs>
+          <w:tab w:val="left" w:pos="916"/>
+          <w:tab w:val="left" w:pos="1832"/>
+          <w:tab w:val="left" w:pos="2748"/>
+          <w:tab w:val="left" w:pos="3664"/>
+          <w:tab w:val="left" w:pos="4580"/>
+          <w:tab w:val="left" w:pos="5496"/>
+          <w:tab w:val="left" w:pos="6412"/>
+          <w:tab w:val="left" w:pos="7328"/>
+          <w:tab w:val="left" w:pos="8244"/>
+          <w:tab w:val="left" w:pos="9160"/>
+          <w:tab w:val="left" w:pos="10076"/>
+          <w:tab w:val="left" w:pos="10992"/>
+          <w:tab w:val="left" w:pos="11908"/>
+          <w:tab w:val="left" w:pos="12824"/>
+          <w:tab w:val="left" w:pos="13740"/>
+          <w:tab w:val="left" w:pos="14656"/>
+        </w:tabs>
+        <w:spacing w:after="0" w:line="240" w:lineRule="auto"/>
+        <w:rPr>
+          <w:rFonts w:ascii="Courier New" w:eastAsia="Times New Roman" w:hAnsi="Courier New" w:cs="Courier New"/>
+          <w:sz w:val="20"/>
+          <w:szCs w:val="20"/>
+          <w:lang w:val="en-US" w:eastAsia="ru-RU"/>
         </w:rPr>
       </w:pPr>
     </w:p>
@@ -10651,7 +11573,6 @@
           <w:szCs w:val="24"/>
           <w:lang w:eastAsia="ru-RU"/>
         </w:rPr>
-        <w:lastRenderedPageBreak/>
         <w:t>Поэтому интерфейс должен быть:</w:t>
       </w:r>
     </w:p>
@@ -10919,7 +11840,7 @@
           <w:bCs/>
           <w:sz w:val="36"/>
           <w:szCs w:val="36"/>
-          <w:lang w:eastAsia="ru-RU"/>
+          <w:lang w:val="en-US" w:eastAsia="ru-RU"/>
         </w:rPr>
       </w:pPr>
       <w:r>
@@ -10929,7 +11850,7 @@
           <w:bCs/>
           <w:sz w:val="36"/>
           <w:szCs w:val="36"/>
-          <w:lang w:eastAsia="ru-RU"/>
+          <w:lang w:val="en-US" w:eastAsia="ru-RU"/>
         </w:rPr>
         <w:t>Stories</w:t>
       </w:r>
@@ -10959,15 +11880,15 @@
           <w:rFonts w:ascii="Courier New" w:eastAsia="Times New Roman" w:hAnsi="Courier New" w:cs="Courier New"/>
           <w:sz w:val="20"/>
           <w:szCs w:val="20"/>
-          <w:lang w:eastAsia="ru-RU"/>
-        </w:rPr>
-      </w:pPr>
-      <w:r>
-        <w:rPr>
-          <w:rFonts w:ascii="Courier New" w:eastAsia="Times New Roman" w:hAnsi="Courier New" w:cs="Courier New"/>
-          <w:sz w:val="20"/>
-          <w:szCs w:val="20"/>
-          <w:lang w:eastAsia="ru-RU"/>
+          <w:lang w:val="en-US" w:eastAsia="ru-RU"/>
+        </w:rPr>
+      </w:pPr>
+      <w:r>
+        <w:rPr>
+          <w:rFonts w:ascii="Courier New" w:eastAsia="Times New Roman" w:hAnsi="Courier New" w:cs="Courier New"/>
+          <w:sz w:val="20"/>
+          <w:szCs w:val="20"/>
+          <w:lang w:val="en-US" w:eastAsia="ru-RU"/>
         </w:rPr>
         <w:t>Stories Screen</w:t>
       </w:r>
@@ -10997,44 +11918,44 @@
           <w:rFonts w:ascii="Courier New" w:eastAsia="Times New Roman" w:hAnsi="Courier New" w:cs="Courier New"/>
           <w:sz w:val="20"/>
           <w:szCs w:val="20"/>
-          <w:lang w:eastAsia="ru-RU"/>
-        </w:rPr>
-      </w:pPr>
-    </w:p>
-    <w:p>
-      <w:pPr>
-        <w:tabs>
-          <w:tab w:val="left" w:pos="916"/>
-          <w:tab w:val="left" w:pos="1832"/>
-          <w:tab w:val="left" w:pos="2748"/>
-          <w:tab w:val="left" w:pos="3664"/>
-          <w:tab w:val="left" w:pos="4580"/>
-          <w:tab w:val="left" w:pos="5496"/>
-          <w:tab w:val="left" w:pos="6412"/>
-          <w:tab w:val="left" w:pos="7328"/>
-          <w:tab w:val="left" w:pos="8244"/>
-          <w:tab w:val="left" w:pos="9160"/>
-          <w:tab w:val="left" w:pos="10076"/>
-          <w:tab w:val="left" w:pos="10992"/>
-          <w:tab w:val="left" w:pos="11908"/>
-          <w:tab w:val="left" w:pos="12824"/>
-          <w:tab w:val="left" w:pos="13740"/>
-          <w:tab w:val="left" w:pos="14656"/>
-        </w:tabs>
-        <w:spacing w:after="0" w:line="240" w:lineRule="auto"/>
-        <w:rPr>
-          <w:rFonts w:ascii="Courier New" w:eastAsia="Times New Roman" w:hAnsi="Courier New" w:cs="Courier New"/>
-          <w:sz w:val="20"/>
-          <w:szCs w:val="20"/>
-          <w:lang w:eastAsia="ru-RU"/>
-        </w:rPr>
-      </w:pPr>
-      <w:r>
-        <w:rPr>
-          <w:rFonts w:ascii="Courier New" w:eastAsia="Times New Roman" w:hAnsi="Courier New" w:cs="Courier New"/>
-          <w:sz w:val="20"/>
-          <w:szCs w:val="20"/>
-          <w:lang w:eastAsia="ru-RU"/>
+          <w:lang w:val="en-US" w:eastAsia="ru-RU"/>
+        </w:rPr>
+      </w:pPr>
+    </w:p>
+    <w:p>
+      <w:pPr>
+        <w:tabs>
+          <w:tab w:val="left" w:pos="916"/>
+          <w:tab w:val="left" w:pos="1832"/>
+          <w:tab w:val="left" w:pos="2748"/>
+          <w:tab w:val="left" w:pos="3664"/>
+          <w:tab w:val="left" w:pos="4580"/>
+          <w:tab w:val="left" w:pos="5496"/>
+          <w:tab w:val="left" w:pos="6412"/>
+          <w:tab w:val="left" w:pos="7328"/>
+          <w:tab w:val="left" w:pos="8244"/>
+          <w:tab w:val="left" w:pos="9160"/>
+          <w:tab w:val="left" w:pos="10076"/>
+          <w:tab w:val="left" w:pos="10992"/>
+          <w:tab w:val="left" w:pos="11908"/>
+          <w:tab w:val="left" w:pos="12824"/>
+          <w:tab w:val="left" w:pos="13740"/>
+          <w:tab w:val="left" w:pos="14656"/>
+        </w:tabs>
+        <w:spacing w:after="0" w:line="240" w:lineRule="auto"/>
+        <w:rPr>
+          <w:rFonts w:ascii="Courier New" w:eastAsia="Times New Roman" w:hAnsi="Courier New" w:cs="Courier New"/>
+          <w:sz w:val="20"/>
+          <w:szCs w:val="20"/>
+          <w:lang w:val="en-US" w:eastAsia="ru-RU"/>
+        </w:rPr>
+      </w:pPr>
+      <w:r>
+        <w:rPr>
+          <w:rFonts w:ascii="Courier New" w:eastAsia="Times New Roman" w:hAnsi="Courier New" w:cs="Courier New"/>
+          <w:sz w:val="20"/>
+          <w:szCs w:val="20"/>
+          <w:lang w:val="en-US" w:eastAsia="ru-RU"/>
         </w:rPr>
         <w:t>Create Story Screen</w:t>
       </w:r>
@@ -11156,7 +12077,7 @@
           <w:bCs/>
           <w:sz w:val="36"/>
           <w:szCs w:val="36"/>
-          <w:lang w:eastAsia="ru-RU"/>
+          <w:lang w:val="en-US" w:eastAsia="ru-RU"/>
         </w:rPr>
       </w:pPr>
       <w:r>
@@ -11166,7 +12087,7 @@
           <w:bCs/>
           <w:sz w:val="36"/>
           <w:szCs w:val="36"/>
-          <w:lang w:eastAsia="ru-RU"/>
+          <w:lang w:val="en-US" w:eastAsia="ru-RU"/>
         </w:rPr>
         <w:t>Memory</w:t>
       </w:r>
@@ -11196,15 +12117,15 @@
           <w:rFonts w:ascii="Courier New" w:eastAsia="Times New Roman" w:hAnsi="Courier New" w:cs="Courier New"/>
           <w:sz w:val="20"/>
           <w:szCs w:val="20"/>
-          <w:lang w:eastAsia="ru-RU"/>
-        </w:rPr>
-      </w:pPr>
-      <w:r>
-        <w:rPr>
-          <w:rFonts w:ascii="Courier New" w:eastAsia="Times New Roman" w:hAnsi="Courier New" w:cs="Courier New"/>
-          <w:sz w:val="20"/>
-          <w:szCs w:val="20"/>
-          <w:lang w:eastAsia="ru-RU"/>
+          <w:lang w:val="en-US" w:eastAsia="ru-RU"/>
+        </w:rPr>
+      </w:pPr>
+      <w:r>
+        <w:rPr>
+          <w:rFonts w:ascii="Courier New" w:eastAsia="Times New Roman" w:hAnsi="Courier New" w:cs="Courier New"/>
+          <w:sz w:val="20"/>
+          <w:szCs w:val="20"/>
+          <w:lang w:val="en-US" w:eastAsia="ru-RU"/>
         </w:rPr>
         <w:t>Create Memory Screen</w:t>
       </w:r>
@@ -11234,44 +12155,44 @@
           <w:rFonts w:ascii="Courier New" w:eastAsia="Times New Roman" w:hAnsi="Courier New" w:cs="Courier New"/>
           <w:sz w:val="20"/>
           <w:szCs w:val="20"/>
-          <w:lang w:eastAsia="ru-RU"/>
-        </w:rPr>
-      </w:pPr>
-    </w:p>
-    <w:p>
-      <w:pPr>
-        <w:tabs>
-          <w:tab w:val="left" w:pos="916"/>
-          <w:tab w:val="left" w:pos="1832"/>
-          <w:tab w:val="left" w:pos="2748"/>
-          <w:tab w:val="left" w:pos="3664"/>
-          <w:tab w:val="left" w:pos="4580"/>
-          <w:tab w:val="left" w:pos="5496"/>
-          <w:tab w:val="left" w:pos="6412"/>
-          <w:tab w:val="left" w:pos="7328"/>
-          <w:tab w:val="left" w:pos="8244"/>
-          <w:tab w:val="left" w:pos="9160"/>
-          <w:tab w:val="left" w:pos="10076"/>
-          <w:tab w:val="left" w:pos="10992"/>
-          <w:tab w:val="left" w:pos="11908"/>
-          <w:tab w:val="left" w:pos="12824"/>
-          <w:tab w:val="left" w:pos="13740"/>
-          <w:tab w:val="left" w:pos="14656"/>
-        </w:tabs>
-        <w:spacing w:after="0" w:line="240" w:lineRule="auto"/>
-        <w:rPr>
-          <w:rFonts w:ascii="Courier New" w:eastAsia="Times New Roman" w:hAnsi="Courier New" w:cs="Courier New"/>
-          <w:sz w:val="20"/>
-          <w:szCs w:val="20"/>
-          <w:lang w:eastAsia="ru-RU"/>
-        </w:rPr>
-      </w:pPr>
-      <w:r>
-        <w:rPr>
-          <w:rFonts w:ascii="Courier New" w:eastAsia="Times New Roman" w:hAnsi="Courier New" w:cs="Courier New"/>
-          <w:sz w:val="20"/>
-          <w:szCs w:val="20"/>
-          <w:lang w:eastAsia="ru-RU"/>
+          <w:lang w:val="en-US" w:eastAsia="ru-RU"/>
+        </w:rPr>
+      </w:pPr>
+    </w:p>
+    <w:p>
+      <w:pPr>
+        <w:tabs>
+          <w:tab w:val="left" w:pos="916"/>
+          <w:tab w:val="left" w:pos="1832"/>
+          <w:tab w:val="left" w:pos="2748"/>
+          <w:tab w:val="left" w:pos="3664"/>
+          <w:tab w:val="left" w:pos="4580"/>
+          <w:tab w:val="left" w:pos="5496"/>
+          <w:tab w:val="left" w:pos="6412"/>
+          <w:tab w:val="left" w:pos="7328"/>
+          <w:tab w:val="left" w:pos="8244"/>
+          <w:tab w:val="left" w:pos="9160"/>
+          <w:tab w:val="left" w:pos="10076"/>
+          <w:tab w:val="left" w:pos="10992"/>
+          <w:tab w:val="left" w:pos="11908"/>
+          <w:tab w:val="left" w:pos="12824"/>
+          <w:tab w:val="left" w:pos="13740"/>
+          <w:tab w:val="left" w:pos="14656"/>
+        </w:tabs>
+        <w:spacing w:after="0" w:line="240" w:lineRule="auto"/>
+        <w:rPr>
+          <w:rFonts w:ascii="Courier New" w:eastAsia="Times New Roman" w:hAnsi="Courier New" w:cs="Courier New"/>
+          <w:sz w:val="20"/>
+          <w:szCs w:val="20"/>
+          <w:lang w:val="en-US" w:eastAsia="ru-RU"/>
+        </w:rPr>
+      </w:pPr>
+      <w:r>
+        <w:rPr>
+          <w:rFonts w:ascii="Courier New" w:eastAsia="Times New Roman" w:hAnsi="Courier New" w:cs="Courier New"/>
+          <w:sz w:val="20"/>
+          <w:szCs w:val="20"/>
+          <w:lang w:val="en-US" w:eastAsia="ru-RU"/>
         </w:rPr>
         <w:t>Memory Details Screen</w:t>
       </w:r>
@@ -11550,7 +12471,6 @@
           <w:szCs w:val="20"/>
           <w:lang w:eastAsia="ru-RU"/>
         </w:rPr>
-        <w:lastRenderedPageBreak/>
         <w:t>core</w:t>
       </w:r>
     </w:p>
@@ -11692,53 +12612,62 @@
           <w:rFonts w:ascii="Times New Roman" w:eastAsia="Times New Roman" w:hAnsi="Times New Roman" w:cs="Times New Roman"/>
           <w:sz w:val="24"/>
           <w:szCs w:val="24"/>
-          <w:lang w:eastAsia="ru-RU"/>
-        </w:rPr>
-      </w:pPr>
-      <w:r>
-        <w:rPr>
-          <w:rFonts w:ascii="Times New Roman" w:eastAsia="Times New Roman" w:hAnsi="Times New Roman" w:cs="Times New Roman"/>
-          <w:sz w:val="24"/>
-          <w:szCs w:val="24"/>
-          <w:lang w:eastAsia="ru-RU"/>
-        </w:rPr>
-        <w:t>Пример:</w:t>
-      </w:r>
-    </w:p>
-    <w:p>
-      <w:pPr>
-        <w:tabs>
-          <w:tab w:val="left" w:pos="916"/>
-          <w:tab w:val="left" w:pos="1832"/>
-          <w:tab w:val="left" w:pos="2748"/>
-          <w:tab w:val="left" w:pos="3664"/>
-          <w:tab w:val="left" w:pos="4580"/>
-          <w:tab w:val="left" w:pos="5496"/>
-          <w:tab w:val="left" w:pos="6412"/>
-          <w:tab w:val="left" w:pos="7328"/>
-          <w:tab w:val="left" w:pos="8244"/>
-          <w:tab w:val="left" w:pos="9160"/>
-          <w:tab w:val="left" w:pos="10076"/>
-          <w:tab w:val="left" w:pos="10992"/>
-          <w:tab w:val="left" w:pos="11908"/>
-          <w:tab w:val="left" w:pos="12824"/>
-          <w:tab w:val="left" w:pos="13740"/>
-          <w:tab w:val="left" w:pos="14656"/>
-        </w:tabs>
-        <w:spacing w:after="0" w:line="240" w:lineRule="auto"/>
-        <w:rPr>
-          <w:rFonts w:ascii="Courier New" w:eastAsia="Times New Roman" w:hAnsi="Courier New" w:cs="Courier New"/>
-          <w:sz w:val="20"/>
-          <w:szCs w:val="20"/>
-          <w:lang w:eastAsia="ru-RU"/>
-        </w:rPr>
-      </w:pPr>
-      <w:r>
-        <w:rPr>
-          <w:rFonts w:ascii="Courier New" w:eastAsia="Times New Roman" w:hAnsi="Courier New" w:cs="Courier New"/>
-          <w:sz w:val="20"/>
-          <w:szCs w:val="20"/>
-          <w:lang w:eastAsia="ru-RU"/>
+          <w:lang w:val="en-US" w:eastAsia="ru-RU"/>
+        </w:rPr>
+      </w:pPr>
+      <w:r>
+        <w:rPr>
+          <w:rFonts w:ascii="Times New Roman" w:eastAsia="Times New Roman" w:hAnsi="Times New Roman" w:cs="Times New Roman"/>
+          <w:sz w:val="24"/>
+          <w:szCs w:val="24"/>
+          <w:lang w:eastAsia="ru-RU"/>
+        </w:rPr>
+        <w:t>Пример</w:t>
+      </w:r>
+      <w:r>
+        <w:rPr>
+          <w:rFonts w:ascii="Times New Roman" w:eastAsia="Times New Roman" w:hAnsi="Times New Roman" w:cs="Times New Roman"/>
+          <w:sz w:val="24"/>
+          <w:szCs w:val="24"/>
+          <w:lang w:val="en-US" w:eastAsia="ru-RU"/>
+        </w:rPr>
+        <w:t>:</w:t>
+      </w:r>
+    </w:p>
+    <w:p>
+      <w:pPr>
+        <w:tabs>
+          <w:tab w:val="left" w:pos="916"/>
+          <w:tab w:val="left" w:pos="1832"/>
+          <w:tab w:val="left" w:pos="2748"/>
+          <w:tab w:val="left" w:pos="3664"/>
+          <w:tab w:val="left" w:pos="4580"/>
+          <w:tab w:val="left" w:pos="5496"/>
+          <w:tab w:val="left" w:pos="6412"/>
+          <w:tab w:val="left" w:pos="7328"/>
+          <w:tab w:val="left" w:pos="8244"/>
+          <w:tab w:val="left" w:pos="9160"/>
+          <w:tab w:val="left" w:pos="10076"/>
+          <w:tab w:val="left" w:pos="10992"/>
+          <w:tab w:val="left" w:pos="11908"/>
+          <w:tab w:val="left" w:pos="12824"/>
+          <w:tab w:val="left" w:pos="13740"/>
+          <w:tab w:val="left" w:pos="14656"/>
+        </w:tabs>
+        <w:spacing w:after="0" w:line="240" w:lineRule="auto"/>
+        <w:rPr>
+          <w:rFonts w:ascii="Courier New" w:eastAsia="Times New Roman" w:hAnsi="Courier New" w:cs="Courier New"/>
+          <w:sz w:val="20"/>
+          <w:szCs w:val="20"/>
+          <w:lang w:val="en-US" w:eastAsia="ru-RU"/>
+        </w:rPr>
+      </w:pPr>
+      <w:r>
+        <w:rPr>
+          <w:rFonts w:ascii="Courier New" w:eastAsia="Times New Roman" w:hAnsi="Courier New" w:cs="Courier New"/>
+          <w:sz w:val="20"/>
+          <w:szCs w:val="20"/>
+          <w:lang w:val="en-US" w:eastAsia="ru-RU"/>
         </w:rPr>
         <w:t>stories</w:t>
       </w:r>
@@ -11768,44 +12697,44 @@
           <w:rFonts w:ascii="Courier New" w:eastAsia="Times New Roman" w:hAnsi="Courier New" w:cs="Courier New"/>
           <w:sz w:val="20"/>
           <w:szCs w:val="20"/>
-          <w:lang w:eastAsia="ru-RU"/>
-        </w:rPr>
-      </w:pPr>
-    </w:p>
-    <w:p>
-      <w:pPr>
-        <w:tabs>
-          <w:tab w:val="left" w:pos="916"/>
-          <w:tab w:val="left" w:pos="1832"/>
-          <w:tab w:val="left" w:pos="2748"/>
-          <w:tab w:val="left" w:pos="3664"/>
-          <w:tab w:val="left" w:pos="4580"/>
-          <w:tab w:val="left" w:pos="5496"/>
-          <w:tab w:val="left" w:pos="6412"/>
-          <w:tab w:val="left" w:pos="7328"/>
-          <w:tab w:val="left" w:pos="8244"/>
-          <w:tab w:val="left" w:pos="9160"/>
-          <w:tab w:val="left" w:pos="10076"/>
-          <w:tab w:val="left" w:pos="10992"/>
-          <w:tab w:val="left" w:pos="11908"/>
-          <w:tab w:val="left" w:pos="12824"/>
-          <w:tab w:val="left" w:pos="13740"/>
-          <w:tab w:val="left" w:pos="14656"/>
-        </w:tabs>
-        <w:spacing w:after="0" w:line="240" w:lineRule="auto"/>
-        <w:rPr>
-          <w:rFonts w:ascii="Courier New" w:eastAsia="Times New Roman" w:hAnsi="Courier New" w:cs="Courier New"/>
-          <w:sz w:val="20"/>
-          <w:szCs w:val="20"/>
-          <w:lang w:eastAsia="ru-RU"/>
-        </w:rPr>
-      </w:pPr>
-      <w:r>
-        <w:rPr>
-          <w:rFonts w:ascii="Courier New" w:eastAsia="Times New Roman" w:hAnsi="Courier New" w:cs="Courier New"/>
-          <w:sz w:val="20"/>
-          <w:szCs w:val="20"/>
-          <w:lang w:eastAsia="ru-RU"/>
+          <w:lang w:val="en-US" w:eastAsia="ru-RU"/>
+        </w:rPr>
+      </w:pPr>
+    </w:p>
+    <w:p>
+      <w:pPr>
+        <w:tabs>
+          <w:tab w:val="left" w:pos="916"/>
+          <w:tab w:val="left" w:pos="1832"/>
+          <w:tab w:val="left" w:pos="2748"/>
+          <w:tab w:val="left" w:pos="3664"/>
+          <w:tab w:val="left" w:pos="4580"/>
+          <w:tab w:val="left" w:pos="5496"/>
+          <w:tab w:val="left" w:pos="6412"/>
+          <w:tab w:val="left" w:pos="7328"/>
+          <w:tab w:val="left" w:pos="8244"/>
+          <w:tab w:val="left" w:pos="9160"/>
+          <w:tab w:val="left" w:pos="10076"/>
+          <w:tab w:val="left" w:pos="10992"/>
+          <w:tab w:val="left" w:pos="11908"/>
+          <w:tab w:val="left" w:pos="12824"/>
+          <w:tab w:val="left" w:pos="13740"/>
+          <w:tab w:val="left" w:pos="14656"/>
+        </w:tabs>
+        <w:spacing w:after="0" w:line="240" w:lineRule="auto"/>
+        <w:rPr>
+          <w:rFonts w:ascii="Courier New" w:eastAsia="Times New Roman" w:hAnsi="Courier New" w:cs="Courier New"/>
+          <w:sz w:val="20"/>
+          <w:szCs w:val="20"/>
+          <w:lang w:val="en-US" w:eastAsia="ru-RU"/>
+        </w:rPr>
+      </w:pPr>
+      <w:r>
+        <w:rPr>
+          <w:rFonts w:ascii="Courier New" w:eastAsia="Times New Roman" w:hAnsi="Courier New" w:cs="Courier New"/>
+          <w:sz w:val="20"/>
+          <w:szCs w:val="20"/>
+          <w:lang w:val="en-US" w:eastAsia="ru-RU"/>
         </w:rPr>
         <w:t>X</w:t>
       </w:r>
@@ -11835,44 +12764,44 @@
           <w:rFonts w:ascii="Courier New" w:eastAsia="Times New Roman" w:hAnsi="Courier New" w:cs="Courier New"/>
           <w:sz w:val="20"/>
           <w:szCs w:val="20"/>
-          <w:lang w:eastAsia="ru-RU"/>
-        </w:rPr>
-      </w:pPr>
-    </w:p>
-    <w:p>
-      <w:pPr>
-        <w:tabs>
-          <w:tab w:val="left" w:pos="916"/>
-          <w:tab w:val="left" w:pos="1832"/>
-          <w:tab w:val="left" w:pos="2748"/>
-          <w:tab w:val="left" w:pos="3664"/>
-          <w:tab w:val="left" w:pos="4580"/>
-          <w:tab w:val="left" w:pos="5496"/>
-          <w:tab w:val="left" w:pos="6412"/>
-          <w:tab w:val="left" w:pos="7328"/>
-          <w:tab w:val="left" w:pos="8244"/>
-          <w:tab w:val="left" w:pos="9160"/>
-          <w:tab w:val="left" w:pos="10076"/>
-          <w:tab w:val="left" w:pos="10992"/>
-          <w:tab w:val="left" w:pos="11908"/>
-          <w:tab w:val="left" w:pos="12824"/>
-          <w:tab w:val="left" w:pos="13740"/>
-          <w:tab w:val="left" w:pos="14656"/>
-        </w:tabs>
-        <w:spacing w:after="0" w:line="240" w:lineRule="auto"/>
-        <w:rPr>
-          <w:rFonts w:ascii="Courier New" w:eastAsia="Times New Roman" w:hAnsi="Courier New" w:cs="Courier New"/>
-          <w:sz w:val="20"/>
-          <w:szCs w:val="20"/>
-          <w:lang w:eastAsia="ru-RU"/>
-        </w:rPr>
-      </w:pPr>
-      <w:r>
-        <w:rPr>
-          <w:rFonts w:ascii="Courier New" w:eastAsia="Times New Roman" w:hAnsi="Courier New" w:cs="Courier New"/>
-          <w:sz w:val="20"/>
-          <w:szCs w:val="20"/>
-          <w:lang w:eastAsia="ru-RU"/>
+          <w:lang w:val="en-US" w:eastAsia="ru-RU"/>
+        </w:rPr>
+      </w:pPr>
+    </w:p>
+    <w:p>
+      <w:pPr>
+        <w:tabs>
+          <w:tab w:val="left" w:pos="916"/>
+          <w:tab w:val="left" w:pos="1832"/>
+          <w:tab w:val="left" w:pos="2748"/>
+          <w:tab w:val="left" w:pos="3664"/>
+          <w:tab w:val="left" w:pos="4580"/>
+          <w:tab w:val="left" w:pos="5496"/>
+          <w:tab w:val="left" w:pos="6412"/>
+          <w:tab w:val="left" w:pos="7328"/>
+          <w:tab w:val="left" w:pos="8244"/>
+          <w:tab w:val="left" w:pos="9160"/>
+          <w:tab w:val="left" w:pos="10076"/>
+          <w:tab w:val="left" w:pos="10992"/>
+          <w:tab w:val="left" w:pos="11908"/>
+          <w:tab w:val="left" w:pos="12824"/>
+          <w:tab w:val="left" w:pos="13740"/>
+          <w:tab w:val="left" w:pos="14656"/>
+        </w:tabs>
+        <w:spacing w:after="0" w:line="240" w:lineRule="auto"/>
+        <w:rPr>
+          <w:rFonts w:ascii="Courier New" w:eastAsia="Times New Roman" w:hAnsi="Courier New" w:cs="Courier New"/>
+          <w:sz w:val="20"/>
+          <w:szCs w:val="20"/>
+          <w:lang w:val="en-US" w:eastAsia="ru-RU"/>
+        </w:rPr>
+      </w:pPr>
+      <w:r>
+        <w:rPr>
+          <w:rFonts w:ascii="Courier New" w:eastAsia="Times New Roman" w:hAnsi="Courier New" w:cs="Courier New"/>
+          <w:sz w:val="20"/>
+          <w:szCs w:val="20"/>
+          <w:lang w:val="en-US" w:eastAsia="ru-RU"/>
         </w:rPr>
         <w:t>depends on memories</w:t>
       </w:r>
@@ -11960,6 +12889,7 @@
           <w:szCs w:val="24"/>
           <w:lang w:eastAsia="ru-RU"/>
         </w:rPr>
+        <w:lastRenderedPageBreak/>
         <w:t>Router;</w:t>
       </w:r>
     </w:p>

--- a/docs/10-flutter-architecture.docx
+++ b/docs/10-flutter-architecture.docx
@@ -10154,604 +10154,141 @@
       </w:r>
     </w:p>
     <w:p>
-      <w:pPr>
-        <w:spacing w:before="100" w:beforeAutospacing="1" w:after="100" w:afterAutospacing="1" w:line="240" w:lineRule="auto"/>
-        <w:outlineLvl w:val="0"/>
-        <w:rPr>
-          <w:rFonts w:ascii="Times New Roman" w:eastAsia="Times New Roman" w:hAnsi="Times New Roman" w:cs="Times New Roman"/>
-          <w:b/>
-          <w:bCs/>
-          <w:kern w:val="36"/>
-          <w:sz w:val="48"/>
-          <w:szCs w:val="48"/>
-          <w:lang w:val="en-US" w:eastAsia="ru-RU"/>
-        </w:rPr>
-      </w:pPr>
-      <w:r>
-        <w:rPr>
-          <w:rFonts w:ascii="Times New Roman" w:eastAsia="Times New Roman" w:hAnsi="Times New Roman" w:cs="Times New Roman"/>
-          <w:b/>
-          <w:bCs/>
-          <w:kern w:val="36"/>
-          <w:sz w:val="48"/>
-          <w:szCs w:val="48"/>
-          <w:lang w:val="en-US" w:eastAsia="ru-RU"/>
-        </w:rPr>
-        <w:t>Image Upload Flow</w:t>
-      </w:r>
-    </w:p>
-    <w:p>
-      <w:pPr>
-        <w:tabs>
-          <w:tab w:val="left" w:pos="916"/>
-          <w:tab w:val="left" w:pos="1832"/>
-          <w:tab w:val="left" w:pos="2748"/>
-          <w:tab w:val="left" w:pos="3664"/>
-          <w:tab w:val="left" w:pos="4580"/>
-          <w:tab w:val="left" w:pos="5496"/>
-          <w:tab w:val="left" w:pos="6412"/>
-          <w:tab w:val="left" w:pos="7328"/>
-          <w:tab w:val="left" w:pos="8244"/>
-          <w:tab w:val="left" w:pos="9160"/>
-          <w:tab w:val="left" w:pos="10076"/>
-          <w:tab w:val="left" w:pos="10992"/>
-          <w:tab w:val="left" w:pos="11908"/>
-          <w:tab w:val="left" w:pos="12824"/>
-          <w:tab w:val="left" w:pos="13740"/>
-          <w:tab w:val="left" w:pos="14656"/>
-        </w:tabs>
-        <w:spacing w:after="0" w:line="240" w:lineRule="auto"/>
-        <w:rPr>
-          <w:rFonts w:ascii="Courier New" w:eastAsia="Times New Roman" w:hAnsi="Courier New" w:cs="Courier New"/>
-          <w:sz w:val="20"/>
-          <w:szCs w:val="20"/>
-          <w:lang w:val="en-US" w:eastAsia="ru-RU"/>
-        </w:rPr>
-      </w:pPr>
-      <w:r>
-        <w:rPr>
-          <w:rFonts w:ascii="Courier New" w:eastAsia="Times New Roman" w:hAnsi="Courier New" w:cs="Courier New"/>
-          <w:sz w:val="20"/>
-          <w:szCs w:val="20"/>
-          <w:lang w:val="en-US" w:eastAsia="ru-RU"/>
-        </w:rPr>
+      <w:pPr/>
+      <w:r>
+        <w:t>Media Architecture</w:t>
+      </w:r>
+    </w:p>
+    <w:p>
+      <w:pPr/>
+      <w:r>
+        <w:t>features/media contains Media domain metadata, MediaRepository, authenticated remote data source, PhotoSelectionGateway, PhotoPreprocessor, MemoryMedia resource state, upload mutation, delete mutation, authenticated thumbnail widget and fullscreen display viewer.</w:t>
+      </w:r>
+    </w:p>
+    <w:p>
+      <w:pPr/>
+      <w:r>
+        <w:t>Client preprocessing flow:</w:t>
+      </w:r>
+    </w:p>
+    <w:p>
+      <w:pPr/>
+      <w:r>
         <w:t>image_picker</w:t>
       </w:r>
     </w:p>
     <w:p>
-      <w:pPr>
-        <w:tabs>
-          <w:tab w:val="left" w:pos="916"/>
-          <w:tab w:val="left" w:pos="1832"/>
-          <w:tab w:val="left" w:pos="2748"/>
-          <w:tab w:val="left" w:pos="3664"/>
-          <w:tab w:val="left" w:pos="4580"/>
-          <w:tab w:val="left" w:pos="5496"/>
-          <w:tab w:val="left" w:pos="6412"/>
-          <w:tab w:val="left" w:pos="7328"/>
-          <w:tab w:val="left" w:pos="8244"/>
-          <w:tab w:val="left" w:pos="9160"/>
-          <w:tab w:val="left" w:pos="10076"/>
-          <w:tab w:val="left" w:pos="10992"/>
-          <w:tab w:val="left" w:pos="11908"/>
-          <w:tab w:val="left" w:pos="12824"/>
-          <w:tab w:val="left" w:pos="13740"/>
-          <w:tab w:val="left" w:pos="14656"/>
-        </w:tabs>
-        <w:spacing w:after="0" w:line="240" w:lineRule="auto"/>
-        <w:rPr>
-          <w:rFonts w:ascii="Courier New" w:eastAsia="Times New Roman" w:hAnsi="Courier New" w:cs="Courier New"/>
-          <w:sz w:val="20"/>
-          <w:szCs w:val="20"/>
-          <w:lang w:val="en-US" w:eastAsia="ru-RU"/>
-        </w:rPr>
-      </w:pPr>
-    </w:p>
-    <w:p>
-      <w:pPr>
-        <w:tabs>
-          <w:tab w:val="left" w:pos="916"/>
-          <w:tab w:val="left" w:pos="1832"/>
-          <w:tab w:val="left" w:pos="2748"/>
-          <w:tab w:val="left" w:pos="3664"/>
-          <w:tab w:val="left" w:pos="4580"/>
-          <w:tab w:val="left" w:pos="5496"/>
-          <w:tab w:val="left" w:pos="6412"/>
-          <w:tab w:val="left" w:pos="7328"/>
-          <w:tab w:val="left" w:pos="8244"/>
-          <w:tab w:val="left" w:pos="9160"/>
-          <w:tab w:val="left" w:pos="10076"/>
-          <w:tab w:val="left" w:pos="10992"/>
-          <w:tab w:val="left" w:pos="11908"/>
-          <w:tab w:val="left" w:pos="12824"/>
-          <w:tab w:val="left" w:pos="13740"/>
-          <w:tab w:val="left" w:pos="14656"/>
-        </w:tabs>
-        <w:spacing w:after="0" w:line="240" w:lineRule="auto"/>
-        <w:rPr>
-          <w:rFonts w:ascii="Courier New" w:eastAsia="Times New Roman" w:hAnsi="Courier New" w:cs="Courier New"/>
-          <w:sz w:val="20"/>
-          <w:szCs w:val="20"/>
-          <w:lang w:val="en-US" w:eastAsia="ru-RU"/>
-        </w:rPr>
-      </w:pPr>
-      <w:r>
-        <w:rPr>
-          <w:rFonts w:ascii="Courier New" w:eastAsia="Times New Roman" w:hAnsi="Courier New" w:cs="Courier New"/>
-          <w:sz w:val="20"/>
-          <w:szCs w:val="20"/>
-          <w:lang w:val="en-US" w:eastAsia="ru-RU"/>
-        </w:rPr>
-        <w:t>↓</w:t>
-      </w:r>
-    </w:p>
-    <w:p>
-      <w:pPr>
-        <w:tabs>
-          <w:tab w:val="left" w:pos="916"/>
-          <w:tab w:val="left" w:pos="1832"/>
-          <w:tab w:val="left" w:pos="2748"/>
-          <w:tab w:val="left" w:pos="3664"/>
-          <w:tab w:val="left" w:pos="4580"/>
-          <w:tab w:val="left" w:pos="5496"/>
-          <w:tab w:val="left" w:pos="6412"/>
-          <w:tab w:val="left" w:pos="7328"/>
-          <w:tab w:val="left" w:pos="8244"/>
-          <w:tab w:val="left" w:pos="9160"/>
-          <w:tab w:val="left" w:pos="10076"/>
-          <w:tab w:val="left" w:pos="10992"/>
-          <w:tab w:val="left" w:pos="11908"/>
-          <w:tab w:val="left" w:pos="12824"/>
-          <w:tab w:val="left" w:pos="13740"/>
-          <w:tab w:val="left" w:pos="14656"/>
-        </w:tabs>
-        <w:spacing w:after="0" w:line="240" w:lineRule="auto"/>
-        <w:rPr>
-          <w:rFonts w:ascii="Courier New" w:eastAsia="Times New Roman" w:hAnsi="Courier New" w:cs="Courier New"/>
-          <w:sz w:val="20"/>
-          <w:szCs w:val="20"/>
-          <w:lang w:val="en-US" w:eastAsia="ru-RU"/>
-        </w:rPr>
-      </w:pPr>
-    </w:p>
-    <w:p>
-      <w:pPr>
-        <w:tabs>
-          <w:tab w:val="left" w:pos="916"/>
-          <w:tab w:val="left" w:pos="1832"/>
-          <w:tab w:val="left" w:pos="2748"/>
-          <w:tab w:val="left" w:pos="3664"/>
-          <w:tab w:val="left" w:pos="4580"/>
-          <w:tab w:val="left" w:pos="5496"/>
-          <w:tab w:val="left" w:pos="6412"/>
-          <w:tab w:val="left" w:pos="7328"/>
-          <w:tab w:val="left" w:pos="8244"/>
-          <w:tab w:val="left" w:pos="9160"/>
-          <w:tab w:val="left" w:pos="10076"/>
-          <w:tab w:val="left" w:pos="10992"/>
-          <w:tab w:val="left" w:pos="11908"/>
-          <w:tab w:val="left" w:pos="12824"/>
-          <w:tab w:val="left" w:pos="13740"/>
-          <w:tab w:val="left" w:pos="14656"/>
-        </w:tabs>
-        <w:spacing w:after="0" w:line="240" w:lineRule="auto"/>
-        <w:rPr>
-          <w:rFonts w:ascii="Courier New" w:eastAsia="Times New Roman" w:hAnsi="Courier New" w:cs="Courier New"/>
-          <w:sz w:val="20"/>
-          <w:szCs w:val="20"/>
-          <w:lang w:val="en-US" w:eastAsia="ru-RU"/>
-        </w:rPr>
-      </w:pPr>
-      <w:r>
-        <w:rPr>
-          <w:rFonts w:ascii="Courier New" w:eastAsia="Times New Roman" w:hAnsi="Courier New" w:cs="Courier New"/>
-          <w:sz w:val="20"/>
-          <w:szCs w:val="20"/>
-          <w:lang w:val="en-US" w:eastAsia="ru-RU"/>
-        </w:rPr>
-        <w:t>compress image</w:t>
-      </w:r>
-    </w:p>
-    <w:p>
-      <w:pPr>
-        <w:tabs>
-          <w:tab w:val="left" w:pos="916"/>
-          <w:tab w:val="left" w:pos="1832"/>
-          <w:tab w:val="left" w:pos="2748"/>
-          <w:tab w:val="left" w:pos="3664"/>
-          <w:tab w:val="left" w:pos="4580"/>
-          <w:tab w:val="left" w:pos="5496"/>
-          <w:tab w:val="left" w:pos="6412"/>
-          <w:tab w:val="left" w:pos="7328"/>
-          <w:tab w:val="left" w:pos="8244"/>
-          <w:tab w:val="left" w:pos="9160"/>
-          <w:tab w:val="left" w:pos="10076"/>
-          <w:tab w:val="left" w:pos="10992"/>
-          <w:tab w:val="left" w:pos="11908"/>
-          <w:tab w:val="left" w:pos="12824"/>
-          <w:tab w:val="left" w:pos="13740"/>
-          <w:tab w:val="left" w:pos="14656"/>
-        </w:tabs>
-        <w:spacing w:after="0" w:line="240" w:lineRule="auto"/>
-        <w:rPr>
-          <w:rFonts w:ascii="Courier New" w:eastAsia="Times New Roman" w:hAnsi="Courier New" w:cs="Courier New"/>
-          <w:sz w:val="20"/>
-          <w:szCs w:val="20"/>
-          <w:lang w:val="en-US" w:eastAsia="ru-RU"/>
-        </w:rPr>
-      </w:pPr>
-    </w:p>
-    <w:p>
-      <w:pPr>
-        <w:tabs>
-          <w:tab w:val="left" w:pos="916"/>
-          <w:tab w:val="left" w:pos="1832"/>
-          <w:tab w:val="left" w:pos="2748"/>
-          <w:tab w:val="left" w:pos="3664"/>
-          <w:tab w:val="left" w:pos="4580"/>
-          <w:tab w:val="left" w:pos="5496"/>
-          <w:tab w:val="left" w:pos="6412"/>
-          <w:tab w:val="left" w:pos="7328"/>
-          <w:tab w:val="left" w:pos="8244"/>
-          <w:tab w:val="left" w:pos="9160"/>
-          <w:tab w:val="left" w:pos="10076"/>
-          <w:tab w:val="left" w:pos="10992"/>
-          <w:tab w:val="left" w:pos="11908"/>
-          <w:tab w:val="left" w:pos="12824"/>
-          <w:tab w:val="left" w:pos="13740"/>
-          <w:tab w:val="left" w:pos="14656"/>
-        </w:tabs>
-        <w:spacing w:after="0" w:line="240" w:lineRule="auto"/>
-        <w:rPr>
-          <w:rFonts w:ascii="Courier New" w:eastAsia="Times New Roman" w:hAnsi="Courier New" w:cs="Courier New"/>
-          <w:sz w:val="20"/>
-          <w:szCs w:val="20"/>
-          <w:lang w:val="en-US" w:eastAsia="ru-RU"/>
-        </w:rPr>
-      </w:pPr>
-      <w:r>
-        <w:rPr>
-          <w:rFonts w:ascii="Courier New" w:eastAsia="Times New Roman" w:hAnsi="Courier New" w:cs="Courier New"/>
-          <w:sz w:val="20"/>
-          <w:szCs w:val="20"/>
-          <w:lang w:val="en-US" w:eastAsia="ru-RU"/>
-        </w:rPr>
-        <w:t>↓</w:t>
-      </w:r>
-    </w:p>
-    <w:p>
-      <w:pPr>
-        <w:tabs>
-          <w:tab w:val="left" w:pos="916"/>
-          <w:tab w:val="left" w:pos="1832"/>
-          <w:tab w:val="left" w:pos="2748"/>
-          <w:tab w:val="left" w:pos="3664"/>
-          <w:tab w:val="left" w:pos="4580"/>
-          <w:tab w:val="left" w:pos="5496"/>
-          <w:tab w:val="left" w:pos="6412"/>
-          <w:tab w:val="left" w:pos="7328"/>
-          <w:tab w:val="left" w:pos="8244"/>
-          <w:tab w:val="left" w:pos="9160"/>
-          <w:tab w:val="left" w:pos="10076"/>
-          <w:tab w:val="left" w:pos="10992"/>
-          <w:tab w:val="left" w:pos="11908"/>
-          <w:tab w:val="left" w:pos="12824"/>
-          <w:tab w:val="left" w:pos="13740"/>
-          <w:tab w:val="left" w:pos="14656"/>
-        </w:tabs>
-        <w:spacing w:after="0" w:line="240" w:lineRule="auto"/>
-        <w:rPr>
-          <w:rFonts w:ascii="Courier New" w:eastAsia="Times New Roman" w:hAnsi="Courier New" w:cs="Courier New"/>
-          <w:sz w:val="20"/>
-          <w:szCs w:val="20"/>
-          <w:lang w:val="en-US" w:eastAsia="ru-RU"/>
-        </w:rPr>
-      </w:pPr>
-    </w:p>
-    <w:p>
-      <w:pPr>
-        <w:tabs>
-          <w:tab w:val="left" w:pos="916"/>
-          <w:tab w:val="left" w:pos="1832"/>
-          <w:tab w:val="left" w:pos="2748"/>
-          <w:tab w:val="left" w:pos="3664"/>
-          <w:tab w:val="left" w:pos="4580"/>
-          <w:tab w:val="left" w:pos="5496"/>
-          <w:tab w:val="left" w:pos="6412"/>
-          <w:tab w:val="left" w:pos="7328"/>
-          <w:tab w:val="left" w:pos="8244"/>
-          <w:tab w:val="left" w:pos="9160"/>
-          <w:tab w:val="left" w:pos="10076"/>
-          <w:tab w:val="left" w:pos="10992"/>
-          <w:tab w:val="left" w:pos="11908"/>
-          <w:tab w:val="left" w:pos="12824"/>
-          <w:tab w:val="left" w:pos="13740"/>
-          <w:tab w:val="left" w:pos="14656"/>
-        </w:tabs>
-        <w:spacing w:after="0" w:line="240" w:lineRule="auto"/>
-        <w:rPr>
-          <w:rFonts w:ascii="Courier New" w:eastAsia="Times New Roman" w:hAnsi="Courier New" w:cs="Courier New"/>
-          <w:sz w:val="20"/>
-          <w:szCs w:val="20"/>
-          <w:lang w:val="en-US" w:eastAsia="ru-RU"/>
-        </w:rPr>
-      </w:pPr>
-      <w:r>
-        <w:rPr>
-          <w:rFonts w:ascii="Courier New" w:eastAsia="Times New Roman" w:hAnsi="Courier New" w:cs="Courier New"/>
-          <w:sz w:val="20"/>
-          <w:szCs w:val="20"/>
-          <w:lang w:val="en-US" w:eastAsia="ru-RU"/>
-        </w:rPr>
-        <w:t>multipart upload</w:t>
-      </w:r>
-    </w:p>
-    <w:p>
-      <w:pPr>
-        <w:tabs>
-          <w:tab w:val="left" w:pos="916"/>
-          <w:tab w:val="left" w:pos="1832"/>
-          <w:tab w:val="left" w:pos="2748"/>
-          <w:tab w:val="left" w:pos="3664"/>
-          <w:tab w:val="left" w:pos="4580"/>
-          <w:tab w:val="left" w:pos="5496"/>
-          <w:tab w:val="left" w:pos="6412"/>
-          <w:tab w:val="left" w:pos="7328"/>
-          <w:tab w:val="left" w:pos="8244"/>
-          <w:tab w:val="left" w:pos="9160"/>
-          <w:tab w:val="left" w:pos="10076"/>
-          <w:tab w:val="left" w:pos="10992"/>
-          <w:tab w:val="left" w:pos="11908"/>
-          <w:tab w:val="left" w:pos="12824"/>
-          <w:tab w:val="left" w:pos="13740"/>
-          <w:tab w:val="left" w:pos="14656"/>
-        </w:tabs>
-        <w:spacing w:after="0" w:line="240" w:lineRule="auto"/>
-        <w:rPr>
-          <w:rFonts w:ascii="Courier New" w:eastAsia="Times New Roman" w:hAnsi="Courier New" w:cs="Courier New"/>
-          <w:sz w:val="20"/>
-          <w:szCs w:val="20"/>
-          <w:lang w:val="en-US" w:eastAsia="ru-RU"/>
-        </w:rPr>
-      </w:pPr>
-    </w:p>
-    <w:p>
-      <w:pPr>
-        <w:tabs>
-          <w:tab w:val="left" w:pos="916"/>
-          <w:tab w:val="left" w:pos="1832"/>
-          <w:tab w:val="left" w:pos="2748"/>
-          <w:tab w:val="left" w:pos="3664"/>
-          <w:tab w:val="left" w:pos="4580"/>
-          <w:tab w:val="left" w:pos="5496"/>
-          <w:tab w:val="left" w:pos="6412"/>
-          <w:tab w:val="left" w:pos="7328"/>
-          <w:tab w:val="left" w:pos="8244"/>
-          <w:tab w:val="left" w:pos="9160"/>
-          <w:tab w:val="left" w:pos="10076"/>
-          <w:tab w:val="left" w:pos="10992"/>
-          <w:tab w:val="left" w:pos="11908"/>
-          <w:tab w:val="left" w:pos="12824"/>
-          <w:tab w:val="left" w:pos="13740"/>
-          <w:tab w:val="left" w:pos="14656"/>
-        </w:tabs>
-        <w:spacing w:after="0" w:line="240" w:lineRule="auto"/>
-        <w:rPr>
-          <w:rFonts w:ascii="Courier New" w:eastAsia="Times New Roman" w:hAnsi="Courier New" w:cs="Courier New"/>
-          <w:sz w:val="20"/>
-          <w:szCs w:val="20"/>
-          <w:lang w:val="en-US" w:eastAsia="ru-RU"/>
-        </w:rPr>
-      </w:pPr>
-      <w:r>
-        <w:rPr>
-          <w:rFonts w:ascii="Courier New" w:eastAsia="Times New Roman" w:hAnsi="Courier New" w:cs="Courier New"/>
-          <w:sz w:val="20"/>
-          <w:szCs w:val="20"/>
-          <w:lang w:val="en-US" w:eastAsia="ru-RU"/>
-        </w:rPr>
-        <w:t>↓</w:t>
-      </w:r>
-    </w:p>
-    <w:p>
-      <w:pPr>
-        <w:tabs>
-          <w:tab w:val="left" w:pos="916"/>
-          <w:tab w:val="left" w:pos="1832"/>
-          <w:tab w:val="left" w:pos="2748"/>
-          <w:tab w:val="left" w:pos="3664"/>
-          <w:tab w:val="left" w:pos="4580"/>
-          <w:tab w:val="left" w:pos="5496"/>
-          <w:tab w:val="left" w:pos="6412"/>
-          <w:tab w:val="left" w:pos="7328"/>
-          <w:tab w:val="left" w:pos="8244"/>
-          <w:tab w:val="left" w:pos="9160"/>
-          <w:tab w:val="left" w:pos="10076"/>
-          <w:tab w:val="left" w:pos="10992"/>
-          <w:tab w:val="left" w:pos="11908"/>
-          <w:tab w:val="left" w:pos="12824"/>
-          <w:tab w:val="left" w:pos="13740"/>
-          <w:tab w:val="left" w:pos="14656"/>
-        </w:tabs>
-        <w:spacing w:after="0" w:line="240" w:lineRule="auto"/>
-        <w:rPr>
-          <w:rFonts w:ascii="Courier New" w:eastAsia="Times New Roman" w:hAnsi="Courier New" w:cs="Courier New"/>
-          <w:sz w:val="20"/>
-          <w:szCs w:val="20"/>
-          <w:lang w:val="en-US" w:eastAsia="ru-RU"/>
-        </w:rPr>
-      </w:pPr>
-    </w:p>
-    <w:p>
-      <w:pPr>
-        <w:tabs>
-          <w:tab w:val="left" w:pos="916"/>
-          <w:tab w:val="left" w:pos="1832"/>
-          <w:tab w:val="left" w:pos="2748"/>
-          <w:tab w:val="left" w:pos="3664"/>
-          <w:tab w:val="left" w:pos="4580"/>
-          <w:tab w:val="left" w:pos="5496"/>
-          <w:tab w:val="left" w:pos="6412"/>
-          <w:tab w:val="left" w:pos="7328"/>
-          <w:tab w:val="left" w:pos="8244"/>
-          <w:tab w:val="left" w:pos="9160"/>
-          <w:tab w:val="left" w:pos="10076"/>
-          <w:tab w:val="left" w:pos="10992"/>
-          <w:tab w:val="left" w:pos="11908"/>
-          <w:tab w:val="left" w:pos="12824"/>
-          <w:tab w:val="left" w:pos="13740"/>
-          <w:tab w:val="left" w:pos="14656"/>
-        </w:tabs>
-        <w:spacing w:after="0" w:line="240" w:lineRule="auto"/>
-        <w:rPr>
-          <w:rFonts w:ascii="Courier New" w:eastAsia="Times New Roman" w:hAnsi="Courier New" w:cs="Courier New"/>
-          <w:sz w:val="20"/>
-          <w:szCs w:val="20"/>
-          <w:lang w:val="en-US" w:eastAsia="ru-RU"/>
-        </w:rPr>
-      </w:pPr>
-      <w:r>
-        <w:rPr>
-          <w:rFonts w:ascii="Courier New" w:eastAsia="Times New Roman" w:hAnsi="Courier New" w:cs="Courier New"/>
-          <w:sz w:val="20"/>
-          <w:szCs w:val="20"/>
-          <w:lang w:val="en-US" w:eastAsia="ru-RU"/>
-        </w:rPr>
-        <w:t>backend</w:t>
-      </w:r>
-    </w:p>
-    <w:p>
-      <w:pPr>
-        <w:tabs>
-          <w:tab w:val="left" w:pos="916"/>
-          <w:tab w:val="left" w:pos="1832"/>
-          <w:tab w:val="left" w:pos="2748"/>
-          <w:tab w:val="left" w:pos="3664"/>
-          <w:tab w:val="left" w:pos="4580"/>
-          <w:tab w:val="left" w:pos="5496"/>
-          <w:tab w:val="left" w:pos="6412"/>
-          <w:tab w:val="left" w:pos="7328"/>
-          <w:tab w:val="left" w:pos="8244"/>
-          <w:tab w:val="left" w:pos="9160"/>
-          <w:tab w:val="left" w:pos="10076"/>
-          <w:tab w:val="left" w:pos="10992"/>
-          <w:tab w:val="left" w:pos="11908"/>
-          <w:tab w:val="left" w:pos="12824"/>
-          <w:tab w:val="left" w:pos="13740"/>
-          <w:tab w:val="left" w:pos="14656"/>
-        </w:tabs>
-        <w:spacing w:after="0" w:line="240" w:lineRule="auto"/>
-        <w:rPr>
-          <w:rFonts w:ascii="Courier New" w:eastAsia="Times New Roman" w:hAnsi="Courier New" w:cs="Courier New"/>
-          <w:sz w:val="20"/>
-          <w:szCs w:val="20"/>
-          <w:lang w:val="en-US" w:eastAsia="ru-RU"/>
-        </w:rPr>
-      </w:pPr>
-    </w:p>
-    <w:p>
-      <w:pPr>
-        <w:tabs>
-          <w:tab w:val="left" w:pos="916"/>
-          <w:tab w:val="left" w:pos="1832"/>
-          <w:tab w:val="left" w:pos="2748"/>
-          <w:tab w:val="left" w:pos="3664"/>
-          <w:tab w:val="left" w:pos="4580"/>
-          <w:tab w:val="left" w:pos="5496"/>
-          <w:tab w:val="left" w:pos="6412"/>
-          <w:tab w:val="left" w:pos="7328"/>
-          <w:tab w:val="left" w:pos="8244"/>
-          <w:tab w:val="left" w:pos="9160"/>
-          <w:tab w:val="left" w:pos="10076"/>
-          <w:tab w:val="left" w:pos="10992"/>
-          <w:tab w:val="left" w:pos="11908"/>
-          <w:tab w:val="left" w:pos="12824"/>
-          <w:tab w:val="left" w:pos="13740"/>
-          <w:tab w:val="left" w:pos="14656"/>
-        </w:tabs>
-        <w:spacing w:after="0" w:line="240" w:lineRule="auto"/>
-        <w:rPr>
-          <w:rFonts w:ascii="Courier New" w:eastAsia="Times New Roman" w:hAnsi="Courier New" w:cs="Courier New"/>
-          <w:sz w:val="20"/>
-          <w:szCs w:val="20"/>
-          <w:lang w:val="en-US" w:eastAsia="ru-RU"/>
-        </w:rPr>
-      </w:pPr>
-      <w:r>
-        <w:rPr>
-          <w:rFonts w:ascii="Courier New" w:eastAsia="Times New Roman" w:hAnsi="Courier New" w:cs="Courier New"/>
-          <w:sz w:val="20"/>
-          <w:szCs w:val="20"/>
-          <w:lang w:val="en-US" w:eastAsia="ru-RU"/>
-        </w:rPr>
-        <w:t>↓</w:t>
-      </w:r>
-    </w:p>
-    <w:p>
-      <w:pPr>
-        <w:tabs>
-          <w:tab w:val="left" w:pos="916"/>
-          <w:tab w:val="left" w:pos="1832"/>
-          <w:tab w:val="left" w:pos="2748"/>
-          <w:tab w:val="left" w:pos="3664"/>
-          <w:tab w:val="left" w:pos="4580"/>
-          <w:tab w:val="left" w:pos="5496"/>
-          <w:tab w:val="left" w:pos="6412"/>
-          <w:tab w:val="left" w:pos="7328"/>
-          <w:tab w:val="left" w:pos="8244"/>
-          <w:tab w:val="left" w:pos="9160"/>
-          <w:tab w:val="left" w:pos="10076"/>
-          <w:tab w:val="left" w:pos="10992"/>
-          <w:tab w:val="left" w:pos="11908"/>
-          <w:tab w:val="left" w:pos="12824"/>
-          <w:tab w:val="left" w:pos="13740"/>
-          <w:tab w:val="left" w:pos="14656"/>
-        </w:tabs>
-        <w:spacing w:after="0" w:line="240" w:lineRule="auto"/>
-        <w:rPr>
-          <w:rFonts w:ascii="Courier New" w:eastAsia="Times New Roman" w:hAnsi="Courier New" w:cs="Courier New"/>
-          <w:sz w:val="20"/>
-          <w:szCs w:val="20"/>
-          <w:lang w:val="en-US" w:eastAsia="ru-RU"/>
-        </w:rPr>
-      </w:pPr>
-    </w:p>
-    <w:p>
-      <w:pPr>
-        <w:tabs>
-          <w:tab w:val="left" w:pos="916"/>
-          <w:tab w:val="left" w:pos="1832"/>
-          <w:tab w:val="left" w:pos="2748"/>
-          <w:tab w:val="left" w:pos="3664"/>
-          <w:tab w:val="left" w:pos="4580"/>
-          <w:tab w:val="left" w:pos="5496"/>
-          <w:tab w:val="left" w:pos="6412"/>
-          <w:tab w:val="left" w:pos="7328"/>
-          <w:tab w:val="left" w:pos="8244"/>
-          <w:tab w:val="left" w:pos="9160"/>
-          <w:tab w:val="left" w:pos="10076"/>
-          <w:tab w:val="left" w:pos="10992"/>
-          <w:tab w:val="left" w:pos="11908"/>
-          <w:tab w:val="left" w:pos="12824"/>
-          <w:tab w:val="left" w:pos="13740"/>
-          <w:tab w:val="left" w:pos="14656"/>
-        </w:tabs>
-        <w:spacing w:after="0" w:line="240" w:lineRule="auto"/>
-        <w:rPr>
-          <w:rFonts w:ascii="Courier New" w:eastAsia="Times New Roman" w:hAnsi="Courier New" w:cs="Courier New"/>
-          <w:sz w:val="20"/>
-          <w:szCs w:val="20"/>
-          <w:lang w:eastAsia="ru-RU"/>
-        </w:rPr>
-      </w:pPr>
-      <w:r>
-        <w:rPr>
-          <w:rFonts w:ascii="Courier New" w:eastAsia="Times New Roman" w:hAnsi="Courier New" w:cs="Courier New"/>
-          <w:sz w:val="20"/>
-          <w:szCs w:val="20"/>
-          <w:lang w:eastAsia="ru-RU"/>
-        </w:rPr>
-        <w:t>MinIO</w:t>
+      <w:pPr/>
+      <w:r>
+        <w:t>-&gt;</w:t>
+      </w:r>
+    </w:p>
+    <w:p>
+      <w:pPr/>
+      <w:r>
+        <w:t>PhotoSelectionGateway</w:t>
+      </w:r>
+    </w:p>
+    <w:p>
+      <w:pPr/>
+      <w:r>
+        <w:t>-&gt;</w:t>
+      </w:r>
+    </w:p>
+    <w:p>
+      <w:pPr/>
+      <w:r>
+        <w:t>PhotoPreprocessor</w:t>
+      </w:r>
+    </w:p>
+    <w:p>
+      <w:pPr/>
+      <w:r>
+        <w:t>-&gt;</w:t>
+      </w:r>
+    </w:p>
+    <w:p>
+      <w:pPr/>
+      <w:r>
+        <w:t>prepared JPEG candidate</w:t>
+      </w:r>
+    </w:p>
+    <w:p>
+      <w:pPr/>
+      <w:r>
+        <w:t>-&gt;</w:t>
+      </w:r>
+    </w:p>
+    <w:p>
+      <w:pPr/>
+      <w:r>
+        <w:t>authenticated multipart upload</w:t>
+      </w:r>
+    </w:p>
+    <w:p>
+      <w:pPr/>
+      <w:r>
+        <w:t>Client preprocessing is a bandwidth/performance optimization only. Backend image processing remains authoritative for validation and persisted representations.</w:t>
+      </w:r>
+    </w:p>
+    <w:p>
+      <w:pPr/>
+      <w:r>
+        <w:t>Current Flutter preprocessing target: max long side 2048, JPEG quality 85, output image/jpeg, prepared candidate &lt;= 5 MiB, orientation normalized, PNG alpha flattened white, no upscale.</w:t>
+      </w:r>
+    </w:p>
+    <w:p>
+      <w:pPr/>
+      <w:r>
+        <w:t>Media read flow:</w:t>
+      </w:r>
+    </w:p>
+    <w:p>
+      <w:pPr/>
+      <w:r>
+        <w:t>MediaResponse metadata list</w:t>
+      </w:r>
+    </w:p>
+    <w:p>
+      <w:pPr/>
+      <w:r>
+        <w:t>-&gt;</w:t>
+      </w:r>
+    </w:p>
+    <w:p>
+      <w:pPr/>
+      <w:r>
+        <w:t>authenticated THUMBNAIL download for gallery</w:t>
+      </w:r>
+    </w:p>
+    <w:p>
+      <w:pPr/>
+      <w:r>
+        <w:t>-&gt;</w:t>
+      </w:r>
+    </w:p>
+    <w:p>
+      <w:pPr/>
+      <w:r>
+        <w:t>authenticated DISPLAY download only when fullscreen viewer opens</w:t>
+      </w:r>
+    </w:p>
+    <w:p>
+      <w:pPr/>
+      <w:r>
+        <w:t>Flutter does not use direct MinIO access, storage keys, JWT query parameters or unauthenticated Image.network for protected media.</w:t>
+      </w:r>
+    </w:p>
+    <w:p>
+      <w:pPr/>
+      <w:r>
+        <w:t>memoryMediaProvider(memoryId) stores resource metadata and is autoDispose.family. It does not store thumbnail/display binary lists.</w:t>
+      </w:r>
+    </w:p>
+    <w:p>
+      <w:pPr/>
+      <w:r>
+        <w:t>Upload and delete use separate mutation providers. Backend response/204 success is authoritative; no optimistic fake Media and no mandatory refetch after successful local upsert/remove.</w:t>
       </w:r>
     </w:p>
     <w:p>

--- a/docs/10-flutter-architecture.docx
+++ b/docs/10-flutter-architecture.docx
@@ -7812,6 +7812,308 @@
     </w:p>
     <w:p>
       <w:pPr>
+        <w:spacing w:before="100" w:beforeAutospacing="1" w:after="100" w:afterAutospacing="1" w:line="240" w:lineRule="auto"/>
+        <w:rPr>
+          <w:rFonts w:ascii="Times New Roman" w:eastAsia="Times New Roman" w:hAnsi="Times New Roman" w:cs="Times New Roman"/>
+          <w:sz w:val="24"/>
+          <w:szCs w:val="24"/>
+          <w:lang w:val="en-US" w:eastAsia="ru-RU"/>
+        </w:rPr>
+      </w:pPr>
+      <w:r>
+        <w:rPr>
+          <w:rFonts w:ascii="Times New Roman" w:eastAsia="Times New Roman" w:hAnsi="Times New Roman" w:cs="Times New Roman"/>
+          <w:sz w:val="24"/>
+          <w:szCs w:val="24"/>
+          <w:lang w:val="en-US" w:eastAsia="ru-RU"/>
+        </w:rPr>
+        <w:t>MemoryReadModel</w:t>
+      </w:r>
+    </w:p>
+    <w:p>
+      <w:pPr>
+        <w:spacing w:before="100" w:beforeAutospacing="1" w:after="100" w:afterAutospacing="1" w:line="240" w:lineRule="auto"/>
+        <w:rPr>
+          <w:rFonts w:ascii="Times New Roman" w:eastAsia="Times New Roman" w:hAnsi="Times New Roman" w:cs="Times New Roman"/>
+          <w:sz w:val="24"/>
+          <w:szCs w:val="24"/>
+          <w:lang w:val="en-US" w:eastAsia="ru-RU"/>
+        </w:rPr>
+      </w:pPr>
+      <w:r>
+        <w:rPr>
+          <w:rFonts w:ascii="Times New Roman" w:eastAsia="Times New Roman" w:hAnsi="Times New Roman" w:cs="Times New Roman"/>
+          <w:sz w:val="24"/>
+          <w:szCs w:val="24"/>
+          <w:lang w:val="en-US" w:eastAsia="ru-RU"/>
+        </w:rPr>
+        <w:t>{</w:t>
+      </w:r>
+    </w:p>
+    <w:p>
+      <w:pPr>
+        <w:spacing w:before="100" w:beforeAutospacing="1" w:after="100" w:afterAutospacing="1" w:line="240" w:lineRule="auto"/>
+        <w:rPr>
+          <w:rFonts w:ascii="Times New Roman" w:eastAsia="Times New Roman" w:hAnsi="Times New Roman" w:cs="Times New Roman"/>
+          <w:sz w:val="24"/>
+          <w:szCs w:val="24"/>
+          <w:lang w:val="en-US" w:eastAsia="ru-RU"/>
+        </w:rPr>
+      </w:pPr>
+      <w:r>
+        <w:rPr>
+          <w:rFonts w:ascii="Times New Roman" w:eastAsia="Times New Roman" w:hAnsi="Times New Roman" w:cs="Times New Roman"/>
+          <w:sz w:val="24"/>
+          <w:szCs w:val="24"/>
+          <w:lang w:val="en-US" w:eastAsia="ru-RU"/>
+        </w:rPr>
+        <w:t xml:space="preserve">    Memory memory;</w:t>
+      </w:r>
+    </w:p>
+    <w:p>
+      <w:pPr>
+        <w:spacing w:before="100" w:beforeAutospacing="1" w:after="100" w:afterAutospacing="1" w:line="240" w:lineRule="auto"/>
+        <w:rPr>
+          <w:rFonts w:ascii="Times New Roman" w:eastAsia="Times New Roman" w:hAnsi="Times New Roman" w:cs="Times New Roman"/>
+          <w:sz w:val="24"/>
+          <w:szCs w:val="24"/>
+          <w:lang w:val="en-US" w:eastAsia="ru-RU"/>
+        </w:rPr>
+      </w:pPr>
+      <w:r>
+        <w:rPr>
+          <w:rFonts w:ascii="Times New Roman" w:eastAsia="Times New Roman" w:hAnsi="Times New Roman" w:cs="Times New Roman"/>
+          <w:sz w:val="24"/>
+          <w:szCs w:val="24"/>
+          <w:lang w:val="en-US" w:eastAsia="ru-RU"/>
+        </w:rPr>
+        <w:t xml:space="preserve">    MemoryPhotoPreview? previewPhoto;</w:t>
+      </w:r>
+    </w:p>
+    <w:p>
+      <w:pPr>
+        <w:spacing w:before="100" w:beforeAutospacing="1" w:after="100" w:afterAutospacing="1" w:line="240" w:lineRule="auto"/>
+        <w:rPr>
+          <w:rFonts w:ascii="Times New Roman" w:eastAsia="Times New Roman" w:hAnsi="Times New Roman" w:cs="Times New Roman"/>
+          <w:sz w:val="24"/>
+          <w:szCs w:val="24"/>
+          <w:lang w:val="en-US" w:eastAsia="ru-RU"/>
+        </w:rPr>
+      </w:pPr>
+      <w:r>
+        <w:rPr>
+          <w:rFonts w:ascii="Times New Roman" w:eastAsia="Times New Roman" w:hAnsi="Times New Roman" w:cs="Times New Roman"/>
+          <w:sz w:val="24"/>
+          <w:szCs w:val="24"/>
+          <w:lang w:val="en-US" w:eastAsia="ru-RU"/>
+        </w:rPr>
+        <w:t>}</w:t>
+      </w:r>
+    </w:p>
+    <w:p>
+      <w:pPr>
+        <w:spacing w:before="100" w:beforeAutospacing="1" w:after="100" w:afterAutospacing="1" w:line="240" w:lineRule="auto"/>
+        <w:rPr>
+          <w:rFonts w:ascii="Times New Roman" w:eastAsia="Times New Roman" w:hAnsi="Times New Roman" w:cs="Times New Roman"/>
+          <w:sz w:val="24"/>
+          <w:szCs w:val="24"/>
+          <w:lang w:val="en-US" w:eastAsia="ru-RU"/>
+        </w:rPr>
+      </w:pPr>
+    </w:p>
+    <w:p>
+      <w:pPr>
+        <w:spacing w:before="100" w:beforeAutospacing="1" w:after="100" w:afterAutospacing="1" w:line="240" w:lineRule="auto"/>
+        <w:rPr>
+          <w:rFonts w:ascii="Times New Roman" w:eastAsia="Times New Roman" w:hAnsi="Times New Roman" w:cs="Times New Roman"/>
+          <w:sz w:val="24"/>
+          <w:szCs w:val="24"/>
+          <w:lang w:val="en-US" w:eastAsia="ru-RU"/>
+        </w:rPr>
+      </w:pPr>
+      <w:r>
+        <w:rPr>
+          <w:rFonts w:ascii="Times New Roman" w:eastAsia="Times New Roman" w:hAnsi="Times New Roman" w:cs="Times New Roman"/>
+          <w:sz w:val="24"/>
+          <w:szCs w:val="24"/>
+          <w:lang w:val="en-US" w:eastAsia="ru-RU"/>
+        </w:rPr>
+        <w:t>MemoryPhotoPreview</w:t>
+      </w:r>
+    </w:p>
+    <w:p>
+      <w:pPr>
+        <w:spacing w:before="100" w:beforeAutospacing="1" w:after="100" w:afterAutospacing="1" w:line="240" w:lineRule="auto"/>
+        <w:rPr>
+          <w:rFonts w:ascii="Times New Roman" w:eastAsia="Times New Roman" w:hAnsi="Times New Roman" w:cs="Times New Roman"/>
+          <w:sz w:val="24"/>
+          <w:szCs w:val="24"/>
+          <w:lang w:val="en-US" w:eastAsia="ru-RU"/>
+        </w:rPr>
+      </w:pPr>
+      <w:r>
+        <w:rPr>
+          <w:rFonts w:ascii="Times New Roman" w:eastAsia="Times New Roman" w:hAnsi="Times New Roman" w:cs="Times New Roman"/>
+          <w:sz w:val="24"/>
+          <w:szCs w:val="24"/>
+          <w:lang w:val="en-US" w:eastAsia="ru-RU"/>
+        </w:rPr>
+        <w:t>{</w:t>
+      </w:r>
+    </w:p>
+    <w:p>
+      <w:pPr>
+        <w:spacing w:before="100" w:beforeAutospacing="1" w:after="100" w:afterAutospacing="1" w:line="240" w:lineRule="auto"/>
+        <w:rPr>
+          <w:rFonts w:ascii="Times New Roman" w:eastAsia="Times New Roman" w:hAnsi="Times New Roman" w:cs="Times New Roman"/>
+          <w:sz w:val="24"/>
+          <w:szCs w:val="24"/>
+          <w:lang w:val="en-US" w:eastAsia="ru-RU"/>
+        </w:rPr>
+      </w:pPr>
+      <w:r>
+        <w:rPr>
+          <w:rFonts w:ascii="Times New Roman" w:eastAsia="Times New Roman" w:hAnsi="Times New Roman" w:cs="Times New Roman"/>
+          <w:sz w:val="24"/>
+          <w:szCs w:val="24"/>
+          <w:lang w:val="en-US" w:eastAsia="ru-RU"/>
+        </w:rPr>
+        <w:t xml:space="preserve">    String mediaId;</w:t>
+      </w:r>
+    </w:p>
+    <w:p>
+      <w:pPr>
+        <w:spacing w:before="100" w:beforeAutospacing="1" w:after="100" w:afterAutospacing="1" w:line="240" w:lineRule="auto"/>
+        <w:rPr>
+          <w:rFonts w:ascii="Times New Roman" w:eastAsia="Times New Roman" w:hAnsi="Times New Roman" w:cs="Times New Roman"/>
+          <w:sz w:val="24"/>
+          <w:szCs w:val="24"/>
+          <w:lang w:val="en-US" w:eastAsia="ru-RU"/>
+        </w:rPr>
+      </w:pPr>
+      <w:r>
+        <w:rPr>
+          <w:rFonts w:ascii="Times New Roman" w:eastAsia="Times New Roman" w:hAnsi="Times New Roman" w:cs="Times New Roman"/>
+          <w:sz w:val="24"/>
+          <w:szCs w:val="24"/>
+          <w:lang w:val="en-US" w:eastAsia="ru-RU"/>
+        </w:rPr>
+        <w:t xml:space="preserve">    String thumbnailPath;</w:t>
+      </w:r>
+    </w:p>
+    <w:p>
+      <w:pPr>
+        <w:spacing w:before="100" w:beforeAutospacing="1" w:after="100" w:afterAutospacing="1" w:line="240" w:lineRule="auto"/>
+        <w:rPr>
+          <w:rFonts w:ascii="Times New Roman" w:eastAsia="Times New Roman" w:hAnsi="Times New Roman" w:cs="Times New Roman"/>
+          <w:sz w:val="24"/>
+          <w:szCs w:val="24"/>
+          <w:lang w:val="en-US" w:eastAsia="ru-RU"/>
+        </w:rPr>
+      </w:pPr>
+      <w:r>
+        <w:rPr>
+          <w:rFonts w:ascii="Times New Roman" w:eastAsia="Times New Roman" w:hAnsi="Times New Roman" w:cs="Times New Roman"/>
+          <w:sz w:val="24"/>
+          <w:szCs w:val="24"/>
+          <w:lang w:val="en-US" w:eastAsia="ru-RU"/>
+        </w:rPr>
+        <w:t>}</w:t>
+      </w:r>
+      <w:r>
+        <w:rPr>
+          <w:rFonts w:ascii="Times New Roman" w:eastAsia="Times New Roman" w:hAnsi="Times New Roman" w:cs="Times New Roman"/>
+          <w:sz w:val="24"/>
+          <w:szCs w:val="24"/>
+          <w:lang w:val="en-US" w:eastAsia="ru-RU"/>
+        </w:rPr>
+        <w:t>Memory remains the core client domain model.</w:t>
+      </w:r>
+    </w:p>
+    <w:p>
+      <w:pPr>
+        <w:spacing w:before="100" w:beforeAutospacing="1" w:after="100" w:afterAutospacing="1" w:line="240" w:lineRule="auto"/>
+        <w:rPr>
+          <w:rFonts w:ascii="Times New Roman" w:eastAsia="Times New Roman" w:hAnsi="Times New Roman" w:cs="Times New Roman"/>
+          <w:sz w:val="24"/>
+          <w:szCs w:val="24"/>
+          <w:lang w:val="en-US" w:eastAsia="ru-RU"/>
+        </w:rPr>
+      </w:pPr>
+    </w:p>
+    <w:p>
+      <w:pPr>
+        <w:spacing w:before="100" w:beforeAutospacing="1" w:after="100" w:afterAutospacing="1" w:line="240" w:lineRule="auto"/>
+        <w:rPr>
+          <w:rFonts w:ascii="Times New Roman" w:eastAsia="Times New Roman" w:hAnsi="Times New Roman" w:cs="Times New Roman"/>
+          <w:sz w:val="24"/>
+          <w:szCs w:val="24"/>
+          <w:lang w:val="en-US" w:eastAsia="ru-RU"/>
+        </w:rPr>
+      </w:pPr>
+      <w:r>
+        <w:rPr>
+          <w:rFonts w:ascii="Times New Roman" w:eastAsia="Times New Roman" w:hAnsi="Times New Roman" w:cs="Times New Roman"/>
+          <w:sz w:val="24"/>
+          <w:szCs w:val="24"/>
+          <w:lang w:val="en-US" w:eastAsia="ru-RU"/>
+        </w:rPr>
+        <w:t>MemoryReadModel is the read projection used by visual Memory surfaces.</w:t>
+      </w:r>
+    </w:p>
+    <w:p>
+      <w:pPr>
+        <w:spacing w:before="100" w:beforeAutospacing="1" w:after="100" w:afterAutospacing="1" w:line="240" w:lineRule="auto"/>
+        <w:rPr>
+          <w:rFonts w:ascii="Times New Roman" w:eastAsia="Times New Roman" w:hAnsi="Times New Roman" w:cs="Times New Roman"/>
+          <w:sz w:val="24"/>
+          <w:szCs w:val="24"/>
+          <w:lang w:val="en-US" w:eastAsia="ru-RU"/>
+        </w:rPr>
+      </w:pPr>
+    </w:p>
+    <w:p>
+      <w:pPr>
+        <w:spacing w:before="100" w:beforeAutospacing="1" w:after="100" w:afterAutospacing="1" w:line="240" w:lineRule="auto"/>
+        <w:rPr>
+          <w:rFonts w:ascii="Times New Roman" w:eastAsia="Times New Roman" w:hAnsi="Times New Roman" w:cs="Times New Roman"/>
+          <w:sz w:val="24"/>
+          <w:szCs w:val="24"/>
+          <w:lang w:val="en-US" w:eastAsia="ru-RU"/>
+        </w:rPr>
+      </w:pPr>
+      <w:r>
+        <w:rPr>
+          <w:rFonts w:ascii="Times New Roman" w:eastAsia="Times New Roman" w:hAnsi="Times New Roman" w:cs="Times New Roman"/>
+          <w:sz w:val="24"/>
+          <w:szCs w:val="24"/>
+          <w:lang w:val="en-US" w:eastAsia="ru-RU"/>
+        </w:rPr>
+        <w:t>StoryMemoriesState stores MemoryReadModel objects and exposes core</w:t>
+      </w:r>
+    </w:p>
+    <w:p>
+      <w:pPr>
+        <w:spacing w:before="100" w:beforeAutospacing="1" w:after="100" w:afterAutospacing="1" w:line="240" w:lineRule="auto"/>
+        <w:rPr>
+          <w:rFonts w:ascii="Times New Roman" w:eastAsia="Times New Roman" w:hAnsi="Times New Roman" w:cs="Times New Roman"/>
+          <w:sz w:val="24"/>
+          <w:szCs w:val="24"/>
+          <w:lang w:val="en-US" w:eastAsia="ru-RU"/>
+        </w:rPr>
+      </w:pPr>
+      <w:r>
+        <w:rPr>
+          <w:rFonts w:ascii="Times New Roman" w:eastAsia="Times New Roman" w:hAnsi="Times New Roman" w:cs="Times New Roman"/>
+          <w:sz w:val="24"/>
+          <w:szCs w:val="24"/>
+          <w:lang w:val="en-US" w:eastAsia="ru-RU"/>
+        </w:rPr>
+        <w:t>Memory values where media-independent consumers need them.</w:t>
+      </w:r>
+    </w:p>
+    <w:p>
+      <w:pPr>
         <w:spacing w:after="0" w:line="240" w:lineRule="auto"/>
         <w:rPr>
           <w:rFonts w:ascii="Times New Roman" w:eastAsia="Times New Roman" w:hAnsi="Times New Roman" w:cs="Times New Roman"/>
@@ -8017,6 +8319,7 @@
           <w:szCs w:val="24"/>
           <w:lang w:eastAsia="ru-RU"/>
         </w:rPr>
+        <w:lastRenderedPageBreak/>
         <w:t>Отдельная фича.</w:t>
       </w:r>
     </w:p>
@@ -8565,7 +8868,6 @@
           <w:szCs w:val="24"/>
           <w:lang w:eastAsia="ru-RU"/>
         </w:rPr>
-        <w:lastRenderedPageBreak/>
         <w:pict w14:anchorId="2D07D5DD">
           <v:rect id="_x0000_i1071" style="width:0;height:1.5pt" o:hralign="center" o:hrstd="t" o:hr="t" fillcolor="#a0a0a0" stroked="f"/>
         </w:pict>
@@ -8864,6 +9166,7 @@
           <w:szCs w:val="24"/>
           <w:lang w:eastAsia="ru-RU"/>
         </w:rPr>
+        <w:lastRenderedPageBreak/>
         <w:pict w14:anchorId="0743A5DC">
           <v:rect id="_x0000_i1074" style="width:0;height:1.5pt" o:hralign="center" o:hrstd="t" o:hr="t" fillcolor="#a0a0a0" stroked="f"/>
         </w:pict>
@@ -9992,6 +10295,7 @@
           <w:szCs w:val="24"/>
           <w:lang w:eastAsia="ru-RU"/>
         </w:rPr>
+        <w:lastRenderedPageBreak/>
         <w:pict w14:anchorId="465714F2">
           <v:rect id="_x0000_i1081" style="width:0;height:1.5pt" o:hralign="center" o:hrstd="t" o:hr="t" fillcolor="#a0a0a0" stroked="f"/>
         </w:pict>
@@ -10150,166 +10454,6 @@
         </w:rPr>
         <w:pict w14:anchorId="35836585">
           <v:rect id="_x0000_i1083" style="width:0;height:1.5pt" o:hralign="center" o:hrstd="t" o:hr="t" fillcolor="#a0a0a0" stroked="f"/>
-        </w:pict>
-      </w:r>
-    </w:p>
-    <w:p>
-      <w:pPr/>
-      <w:r>
-        <w:t>Media Architecture</w:t>
-      </w:r>
-    </w:p>
-    <w:p>
-      <w:pPr/>
-      <w:r>
-        <w:t>features/media contains Media domain metadata, MediaRepository, authenticated remote data source, PhotoSelectionGateway, PhotoPreprocessor, MemoryMedia resource state, upload mutation, delete mutation, authenticated thumbnail widget and fullscreen display viewer.</w:t>
-      </w:r>
-    </w:p>
-    <w:p>
-      <w:pPr/>
-      <w:r>
-        <w:t>Client preprocessing flow:</w:t>
-      </w:r>
-    </w:p>
-    <w:p>
-      <w:pPr/>
-      <w:r>
-        <w:t>image_picker</w:t>
-      </w:r>
-    </w:p>
-    <w:p>
-      <w:pPr/>
-      <w:r>
-        <w:t>-&gt;</w:t>
-      </w:r>
-    </w:p>
-    <w:p>
-      <w:pPr/>
-      <w:r>
-        <w:t>PhotoSelectionGateway</w:t>
-      </w:r>
-    </w:p>
-    <w:p>
-      <w:pPr/>
-      <w:r>
-        <w:t>-&gt;</w:t>
-      </w:r>
-    </w:p>
-    <w:p>
-      <w:pPr/>
-      <w:r>
-        <w:t>PhotoPreprocessor</w:t>
-      </w:r>
-    </w:p>
-    <w:p>
-      <w:pPr/>
-      <w:r>
-        <w:t>-&gt;</w:t>
-      </w:r>
-    </w:p>
-    <w:p>
-      <w:pPr/>
-      <w:r>
-        <w:t>prepared JPEG candidate</w:t>
-      </w:r>
-    </w:p>
-    <w:p>
-      <w:pPr/>
-      <w:r>
-        <w:t>-&gt;</w:t>
-      </w:r>
-    </w:p>
-    <w:p>
-      <w:pPr/>
-      <w:r>
-        <w:t>authenticated multipart upload</w:t>
-      </w:r>
-    </w:p>
-    <w:p>
-      <w:pPr/>
-      <w:r>
-        <w:t>Client preprocessing is a bandwidth/performance optimization only. Backend image processing remains authoritative for validation and persisted representations.</w:t>
-      </w:r>
-    </w:p>
-    <w:p>
-      <w:pPr/>
-      <w:r>
-        <w:t>Current Flutter preprocessing target: max long side 2048, JPEG quality 85, output image/jpeg, prepared candidate &lt;= 5 MiB, orientation normalized, PNG alpha flattened white, no upscale.</w:t>
-      </w:r>
-    </w:p>
-    <w:p>
-      <w:pPr/>
-      <w:r>
-        <w:t>Media read flow:</w:t>
-      </w:r>
-    </w:p>
-    <w:p>
-      <w:pPr/>
-      <w:r>
-        <w:t>MediaResponse metadata list</w:t>
-      </w:r>
-    </w:p>
-    <w:p>
-      <w:pPr/>
-      <w:r>
-        <w:t>-&gt;</w:t>
-      </w:r>
-    </w:p>
-    <w:p>
-      <w:pPr/>
-      <w:r>
-        <w:t>authenticated THUMBNAIL download for gallery</w:t>
-      </w:r>
-    </w:p>
-    <w:p>
-      <w:pPr/>
-      <w:r>
-        <w:t>-&gt;</w:t>
-      </w:r>
-    </w:p>
-    <w:p>
-      <w:pPr/>
-      <w:r>
-        <w:t>authenticated DISPLAY download only when fullscreen viewer opens</w:t>
-      </w:r>
-    </w:p>
-    <w:p>
-      <w:pPr/>
-      <w:r>
-        <w:t>Flutter does not use direct MinIO access, storage keys, JWT query parameters or unauthenticated Image.network for protected media.</w:t>
-      </w:r>
-    </w:p>
-    <w:p>
-      <w:pPr/>
-      <w:r>
-        <w:t>memoryMediaProvider(memoryId) stores resource metadata and is autoDispose.family. It does not store thumbnail/display binary lists.</w:t>
-      </w:r>
-    </w:p>
-    <w:p>
-      <w:pPr/>
-      <w:r>
-        <w:t>Upload and delete use separate mutation providers. Backend response/204 success is authoritative; no optimistic fake Media and no mandatory refetch after successful local upsert/remove.</w:t>
-      </w:r>
-    </w:p>
-    <w:p>
-      <w:pPr>
-        <w:spacing w:after="0" w:line="240" w:lineRule="auto"/>
-        <w:rPr>
-          <w:rFonts w:ascii="Times New Roman" w:eastAsia="Times New Roman" w:hAnsi="Times New Roman" w:cs="Times New Roman"/>
-          <w:sz w:val="24"/>
-          <w:szCs w:val="24"/>
-          <w:lang w:eastAsia="ru-RU"/>
-        </w:rPr>
-      </w:pPr>
-      <w:r>
-        <w:rPr>
-          <w:rFonts w:ascii="Times New Roman" w:eastAsia="Times New Roman" w:hAnsi="Times New Roman" w:cs="Times New Roman"/>
-          <w:sz w:val="24"/>
-          <w:szCs w:val="24"/>
-          <w:lang w:eastAsia="ru-RU"/>
-        </w:rPr>
-        <w:pict w14:anchorId="0CDA757D">
-          <v:rect id="_x0000_i1084" style="width:0;height:1.5pt" o:hralign="center" o:hrstd="t" o:hr="t" fillcolor="#a0a0a0" stroked="f"/>
         </w:pict>
       </w:r>
     </w:p>
@@ -10324,7 +10468,7 @@
           <w:kern w:val="36"/>
           <w:sz w:val="48"/>
           <w:szCs w:val="48"/>
-          <w:lang w:eastAsia="ru-RU"/>
+          <w:lang w:val="en-US" w:eastAsia="ru-RU"/>
         </w:rPr>
       </w:pPr>
       <w:r>
@@ -10335,68 +10479,47 @@
           <w:kern w:val="36"/>
           <w:sz w:val="48"/>
           <w:szCs w:val="48"/>
-          <w:lang w:eastAsia="ru-RU"/>
-        </w:rPr>
-        <w:lastRenderedPageBreak/>
-        <w:t>Session Restore</w:t>
-      </w:r>
-    </w:p>
-    <w:p>
-      <w:pPr>
-        <w:spacing w:before="100" w:beforeAutospacing="1" w:after="100" w:afterAutospacing="1" w:line="240" w:lineRule="auto"/>
-        <w:rPr>
-          <w:rFonts w:ascii="Times New Roman" w:eastAsia="Times New Roman" w:hAnsi="Times New Roman" w:cs="Times New Roman"/>
-          <w:sz w:val="24"/>
-          <w:szCs w:val="24"/>
-          <w:lang w:eastAsia="ru-RU"/>
-        </w:rPr>
-      </w:pPr>
-      <w:r>
-        <w:rPr>
-          <w:rFonts w:ascii="Times New Roman" w:eastAsia="Times New Roman" w:hAnsi="Times New Roman" w:cs="Times New Roman"/>
-          <w:sz w:val="24"/>
-          <w:szCs w:val="24"/>
-          <w:lang w:eastAsia="ru-RU"/>
-        </w:rPr>
-        <w:t>При старте приложения:</w:t>
-      </w:r>
-    </w:p>
-    <w:p>
-      <w:pPr>
-        <w:tabs>
-          <w:tab w:val="left" w:pos="916"/>
-          <w:tab w:val="left" w:pos="1832"/>
-          <w:tab w:val="left" w:pos="2748"/>
-          <w:tab w:val="left" w:pos="3664"/>
-          <w:tab w:val="left" w:pos="4580"/>
-          <w:tab w:val="left" w:pos="5496"/>
-          <w:tab w:val="left" w:pos="6412"/>
-          <w:tab w:val="left" w:pos="7328"/>
-          <w:tab w:val="left" w:pos="8244"/>
-          <w:tab w:val="left" w:pos="9160"/>
-          <w:tab w:val="left" w:pos="10076"/>
-          <w:tab w:val="left" w:pos="10992"/>
-          <w:tab w:val="left" w:pos="11908"/>
-          <w:tab w:val="left" w:pos="12824"/>
-          <w:tab w:val="left" w:pos="13740"/>
-          <w:tab w:val="left" w:pos="14656"/>
-        </w:tabs>
-        <w:spacing w:after="0" w:line="240" w:lineRule="auto"/>
-        <w:rPr>
-          <w:rFonts w:ascii="Courier New" w:eastAsia="Times New Roman" w:hAnsi="Courier New" w:cs="Courier New"/>
-          <w:sz w:val="20"/>
-          <w:szCs w:val="20"/>
-          <w:lang w:val="en-US" w:eastAsia="ru-RU"/>
-        </w:rPr>
-      </w:pPr>
-      <w:r>
-        <w:rPr>
-          <w:rFonts w:ascii="Courier New" w:eastAsia="Times New Roman" w:hAnsi="Courier New" w:cs="Courier New"/>
-          <w:sz w:val="20"/>
-          <w:szCs w:val="20"/>
-          <w:lang w:val="en-US" w:eastAsia="ru-RU"/>
-        </w:rPr>
-        <w:t>refresh token</w:t>
+          <w:lang w:val="en-US" w:eastAsia="ru-RU"/>
+        </w:rPr>
+        <w:t>Image Upload Flow</w:t>
+      </w:r>
+    </w:p>
+    <w:p>
+      <w:pPr>
+        <w:tabs>
+          <w:tab w:val="left" w:pos="916"/>
+          <w:tab w:val="left" w:pos="1832"/>
+          <w:tab w:val="left" w:pos="2748"/>
+          <w:tab w:val="left" w:pos="3664"/>
+          <w:tab w:val="left" w:pos="4580"/>
+          <w:tab w:val="left" w:pos="5496"/>
+          <w:tab w:val="left" w:pos="6412"/>
+          <w:tab w:val="left" w:pos="7328"/>
+          <w:tab w:val="left" w:pos="8244"/>
+          <w:tab w:val="left" w:pos="9160"/>
+          <w:tab w:val="left" w:pos="10076"/>
+          <w:tab w:val="left" w:pos="10992"/>
+          <w:tab w:val="left" w:pos="11908"/>
+          <w:tab w:val="left" w:pos="12824"/>
+          <w:tab w:val="left" w:pos="13740"/>
+          <w:tab w:val="left" w:pos="14656"/>
+        </w:tabs>
+        <w:spacing w:after="0" w:line="240" w:lineRule="auto"/>
+        <w:rPr>
+          <w:rFonts w:ascii="Courier New" w:eastAsia="Times New Roman" w:hAnsi="Courier New" w:cs="Courier New"/>
+          <w:sz w:val="20"/>
+          <w:szCs w:val="20"/>
+          <w:lang w:val="en-US" w:eastAsia="ru-RU"/>
+        </w:rPr>
+      </w:pPr>
+      <w:r>
+        <w:rPr>
+          <w:rFonts w:ascii="Courier New" w:eastAsia="Times New Roman" w:hAnsi="Courier New" w:cs="Courier New"/>
+          <w:sz w:val="20"/>
+          <w:szCs w:val="20"/>
+          <w:lang w:val="en-US" w:eastAsia="ru-RU"/>
+        </w:rPr>
+        <w:t>image_picker</w:t>
       </w:r>
     </w:p>
     <w:p>
@@ -10530,7 +10653,7 @@
           <w:szCs w:val="20"/>
           <w:lang w:val="en-US" w:eastAsia="ru-RU"/>
         </w:rPr>
-        <w:t>/auth/refresh</w:t>
+        <w:t>compress image</w:t>
       </w:r>
     </w:p>
     <w:p>
@@ -10662,83 +10785,74 @@
           <w:rFonts w:ascii="Courier New" w:eastAsia="Times New Roman" w:hAnsi="Courier New" w:cs="Courier New"/>
           <w:sz w:val="20"/>
           <w:szCs w:val="20"/>
-          <w:lang w:eastAsia="ru-RU"/>
-        </w:rPr>
-        <w:t>новый</w:t>
-      </w:r>
-      <w:r>
-        <w:rPr>
-          <w:rFonts w:ascii="Courier New" w:eastAsia="Times New Roman" w:hAnsi="Courier New" w:cs="Courier New"/>
-          <w:sz w:val="20"/>
-          <w:szCs w:val="20"/>
-          <w:lang w:val="en-US" w:eastAsia="ru-RU"/>
-        </w:rPr>
-        <w:t xml:space="preserve"> access token</w:t>
-      </w:r>
-    </w:p>
-    <w:p>
-      <w:pPr>
-        <w:tabs>
-          <w:tab w:val="left" w:pos="916"/>
-          <w:tab w:val="left" w:pos="1832"/>
-          <w:tab w:val="left" w:pos="2748"/>
-          <w:tab w:val="left" w:pos="3664"/>
-          <w:tab w:val="left" w:pos="4580"/>
-          <w:tab w:val="left" w:pos="5496"/>
-          <w:tab w:val="left" w:pos="6412"/>
-          <w:tab w:val="left" w:pos="7328"/>
-          <w:tab w:val="left" w:pos="8244"/>
-          <w:tab w:val="left" w:pos="9160"/>
-          <w:tab w:val="left" w:pos="10076"/>
-          <w:tab w:val="left" w:pos="10992"/>
-          <w:tab w:val="left" w:pos="11908"/>
-          <w:tab w:val="left" w:pos="12824"/>
-          <w:tab w:val="left" w:pos="13740"/>
-          <w:tab w:val="left" w:pos="14656"/>
-        </w:tabs>
-        <w:spacing w:after="0" w:line="240" w:lineRule="auto"/>
-        <w:rPr>
-          <w:rFonts w:ascii="Courier New" w:eastAsia="Times New Roman" w:hAnsi="Courier New" w:cs="Courier New"/>
-          <w:sz w:val="20"/>
-          <w:szCs w:val="20"/>
-          <w:lang w:val="en-US" w:eastAsia="ru-RU"/>
-        </w:rPr>
-      </w:pPr>
-    </w:p>
-    <w:p>
-      <w:pPr>
-        <w:tabs>
-          <w:tab w:val="left" w:pos="916"/>
-          <w:tab w:val="left" w:pos="1832"/>
-          <w:tab w:val="left" w:pos="2748"/>
-          <w:tab w:val="left" w:pos="3664"/>
-          <w:tab w:val="left" w:pos="4580"/>
-          <w:tab w:val="left" w:pos="5496"/>
-          <w:tab w:val="left" w:pos="6412"/>
-          <w:tab w:val="left" w:pos="7328"/>
-          <w:tab w:val="left" w:pos="8244"/>
-          <w:tab w:val="left" w:pos="9160"/>
-          <w:tab w:val="left" w:pos="10076"/>
-          <w:tab w:val="left" w:pos="10992"/>
-          <w:tab w:val="left" w:pos="11908"/>
-          <w:tab w:val="left" w:pos="12824"/>
-          <w:tab w:val="left" w:pos="13740"/>
-          <w:tab w:val="left" w:pos="14656"/>
-        </w:tabs>
-        <w:spacing w:after="0" w:line="240" w:lineRule="auto"/>
-        <w:rPr>
-          <w:rFonts w:ascii="Courier New" w:eastAsia="Times New Roman" w:hAnsi="Courier New" w:cs="Courier New"/>
-          <w:sz w:val="20"/>
-          <w:szCs w:val="20"/>
-          <w:lang w:eastAsia="ru-RU"/>
-        </w:rPr>
-      </w:pPr>
-      <w:r>
-        <w:rPr>
-          <w:rFonts w:ascii="Courier New" w:eastAsia="Times New Roman" w:hAnsi="Courier New" w:cs="Courier New"/>
-          <w:sz w:val="20"/>
-          <w:szCs w:val="20"/>
-          <w:lang w:eastAsia="ru-RU"/>
+          <w:lang w:val="en-US" w:eastAsia="ru-RU"/>
+        </w:rPr>
+        <w:t>multipart upload</w:t>
+      </w:r>
+    </w:p>
+    <w:p>
+      <w:pPr>
+        <w:tabs>
+          <w:tab w:val="left" w:pos="916"/>
+          <w:tab w:val="left" w:pos="1832"/>
+          <w:tab w:val="left" w:pos="2748"/>
+          <w:tab w:val="left" w:pos="3664"/>
+          <w:tab w:val="left" w:pos="4580"/>
+          <w:tab w:val="left" w:pos="5496"/>
+          <w:tab w:val="left" w:pos="6412"/>
+          <w:tab w:val="left" w:pos="7328"/>
+          <w:tab w:val="left" w:pos="8244"/>
+          <w:tab w:val="left" w:pos="9160"/>
+          <w:tab w:val="left" w:pos="10076"/>
+          <w:tab w:val="left" w:pos="10992"/>
+          <w:tab w:val="left" w:pos="11908"/>
+          <w:tab w:val="left" w:pos="12824"/>
+          <w:tab w:val="left" w:pos="13740"/>
+          <w:tab w:val="left" w:pos="14656"/>
+        </w:tabs>
+        <w:spacing w:after="0" w:line="240" w:lineRule="auto"/>
+        <w:rPr>
+          <w:rFonts w:ascii="Courier New" w:eastAsia="Times New Roman" w:hAnsi="Courier New" w:cs="Courier New"/>
+          <w:sz w:val="20"/>
+          <w:szCs w:val="20"/>
+          <w:lang w:val="en-US" w:eastAsia="ru-RU"/>
+        </w:rPr>
+      </w:pPr>
+    </w:p>
+    <w:p>
+      <w:pPr>
+        <w:tabs>
+          <w:tab w:val="left" w:pos="916"/>
+          <w:tab w:val="left" w:pos="1832"/>
+          <w:tab w:val="left" w:pos="2748"/>
+          <w:tab w:val="left" w:pos="3664"/>
+          <w:tab w:val="left" w:pos="4580"/>
+          <w:tab w:val="left" w:pos="5496"/>
+          <w:tab w:val="left" w:pos="6412"/>
+          <w:tab w:val="left" w:pos="7328"/>
+          <w:tab w:val="left" w:pos="8244"/>
+          <w:tab w:val="left" w:pos="9160"/>
+          <w:tab w:val="left" w:pos="10076"/>
+          <w:tab w:val="left" w:pos="10992"/>
+          <w:tab w:val="left" w:pos="11908"/>
+          <w:tab w:val="left" w:pos="12824"/>
+          <w:tab w:val="left" w:pos="13740"/>
+          <w:tab w:val="left" w:pos="14656"/>
+        </w:tabs>
+        <w:spacing w:after="0" w:line="240" w:lineRule="auto"/>
+        <w:rPr>
+          <w:rFonts w:ascii="Courier New" w:eastAsia="Times New Roman" w:hAnsi="Courier New" w:cs="Courier New"/>
+          <w:sz w:val="20"/>
+          <w:szCs w:val="20"/>
+          <w:lang w:val="en-US" w:eastAsia="ru-RU"/>
+        </w:rPr>
+      </w:pPr>
+      <w:r>
+        <w:rPr>
+          <w:rFonts w:ascii="Courier New" w:eastAsia="Times New Roman" w:hAnsi="Courier New" w:cs="Courier New"/>
+          <w:sz w:val="20"/>
+          <w:szCs w:val="20"/>
+          <w:lang w:val="en-US" w:eastAsia="ru-RU"/>
         </w:rPr>
         <w:t>↓</w:t>
       </w:r>
@@ -10768,191 +10882,111 @@
           <w:rFonts w:ascii="Courier New" w:eastAsia="Times New Roman" w:hAnsi="Courier New" w:cs="Courier New"/>
           <w:sz w:val="20"/>
           <w:szCs w:val="20"/>
-          <w:lang w:eastAsia="ru-RU"/>
-        </w:rPr>
-      </w:pPr>
-    </w:p>
-    <w:p>
-      <w:pPr>
-        <w:tabs>
-          <w:tab w:val="left" w:pos="916"/>
-          <w:tab w:val="left" w:pos="1832"/>
-          <w:tab w:val="left" w:pos="2748"/>
-          <w:tab w:val="left" w:pos="3664"/>
-          <w:tab w:val="left" w:pos="4580"/>
-          <w:tab w:val="left" w:pos="5496"/>
-          <w:tab w:val="left" w:pos="6412"/>
-          <w:tab w:val="left" w:pos="7328"/>
-          <w:tab w:val="left" w:pos="8244"/>
-          <w:tab w:val="left" w:pos="9160"/>
-          <w:tab w:val="left" w:pos="10076"/>
-          <w:tab w:val="left" w:pos="10992"/>
-          <w:tab w:val="left" w:pos="11908"/>
-          <w:tab w:val="left" w:pos="12824"/>
-          <w:tab w:val="left" w:pos="13740"/>
-          <w:tab w:val="left" w:pos="14656"/>
-        </w:tabs>
-        <w:spacing w:after="0" w:line="240" w:lineRule="auto"/>
-        <w:rPr>
-          <w:rFonts w:ascii="Courier New" w:eastAsia="Times New Roman" w:hAnsi="Courier New" w:cs="Courier New"/>
-          <w:sz w:val="20"/>
-          <w:szCs w:val="20"/>
-          <w:lang w:eastAsia="ru-RU"/>
-        </w:rPr>
-      </w:pPr>
-      <w:r>
-        <w:rPr>
-          <w:rFonts w:ascii="Courier New" w:eastAsia="Times New Roman" w:hAnsi="Courier New" w:cs="Courier New"/>
-          <w:sz w:val="20"/>
-          <w:szCs w:val="20"/>
-          <w:lang w:eastAsia="ru-RU"/>
-        </w:rPr>
-        <w:t>открыть приложение</w:t>
-      </w:r>
-    </w:p>
-    <w:p>
-      <w:pPr>
-        <w:spacing w:after="0" w:line="240" w:lineRule="auto"/>
-        <w:rPr>
-          <w:rFonts w:ascii="Times New Roman" w:eastAsia="Times New Roman" w:hAnsi="Times New Roman" w:cs="Times New Roman"/>
-          <w:sz w:val="24"/>
-          <w:szCs w:val="24"/>
-          <w:lang w:eastAsia="ru-RU"/>
-        </w:rPr>
-      </w:pPr>
-      <w:r>
-        <w:rPr>
-          <w:rFonts w:ascii="Times New Roman" w:eastAsia="Times New Roman" w:hAnsi="Times New Roman" w:cs="Times New Roman"/>
-          <w:sz w:val="24"/>
-          <w:szCs w:val="24"/>
-          <w:lang w:eastAsia="ru-RU"/>
-        </w:rPr>
-        <w:pict w14:anchorId="33D9EB8B">
-          <v:rect id="_x0000_i1085" style="width:0;height:1.5pt" o:hralign="center" o:hrstd="t" o:hr="t" fillcolor="#a0a0a0" stroked="f"/>
-        </w:pict>
-      </w:r>
-    </w:p>
-    <w:p>
-      <w:pPr>
-        <w:spacing w:before="100" w:beforeAutospacing="1" w:after="100" w:afterAutospacing="1" w:line="240" w:lineRule="auto"/>
-        <w:rPr>
-          <w:rFonts w:ascii="Times New Roman" w:eastAsia="Times New Roman" w:hAnsi="Times New Roman" w:cs="Times New Roman"/>
-          <w:sz w:val="24"/>
-          <w:szCs w:val="24"/>
-          <w:lang w:eastAsia="ru-RU"/>
-        </w:rPr>
-      </w:pPr>
-      <w:r>
-        <w:rPr>
-          <w:rFonts w:ascii="Times New Roman" w:eastAsia="Times New Roman" w:hAnsi="Times New Roman" w:cs="Times New Roman"/>
-          <w:sz w:val="24"/>
-          <w:szCs w:val="24"/>
-          <w:lang w:eastAsia="ru-RU"/>
-        </w:rPr>
-        <w:t>Если refresh token недействителен:</w:t>
-      </w:r>
-    </w:p>
-    <w:p>
-      <w:pPr>
-        <w:tabs>
-          <w:tab w:val="left" w:pos="916"/>
-          <w:tab w:val="left" w:pos="1832"/>
-          <w:tab w:val="left" w:pos="2748"/>
-          <w:tab w:val="left" w:pos="3664"/>
-          <w:tab w:val="left" w:pos="4580"/>
-          <w:tab w:val="left" w:pos="5496"/>
-          <w:tab w:val="left" w:pos="6412"/>
-          <w:tab w:val="left" w:pos="7328"/>
-          <w:tab w:val="left" w:pos="8244"/>
-          <w:tab w:val="left" w:pos="9160"/>
-          <w:tab w:val="left" w:pos="10076"/>
-          <w:tab w:val="left" w:pos="10992"/>
-          <w:tab w:val="left" w:pos="11908"/>
-          <w:tab w:val="left" w:pos="12824"/>
-          <w:tab w:val="left" w:pos="13740"/>
-          <w:tab w:val="left" w:pos="14656"/>
-        </w:tabs>
-        <w:spacing w:after="0" w:line="240" w:lineRule="auto"/>
-        <w:rPr>
-          <w:rFonts w:ascii="Courier New" w:eastAsia="Times New Roman" w:hAnsi="Courier New" w:cs="Courier New"/>
-          <w:sz w:val="20"/>
-          <w:szCs w:val="20"/>
-          <w:lang w:eastAsia="ru-RU"/>
-        </w:rPr>
-      </w:pPr>
-      <w:r>
-        <w:rPr>
-          <w:rFonts w:ascii="Courier New" w:eastAsia="Times New Roman" w:hAnsi="Courier New" w:cs="Courier New"/>
-          <w:sz w:val="20"/>
-          <w:szCs w:val="20"/>
-          <w:lang w:eastAsia="ru-RU"/>
-        </w:rPr>
-        <w:t>logout</w:t>
-      </w:r>
-    </w:p>
-    <w:p>
-      <w:pPr>
-        <w:tabs>
-          <w:tab w:val="left" w:pos="916"/>
-          <w:tab w:val="left" w:pos="1832"/>
-          <w:tab w:val="left" w:pos="2748"/>
-          <w:tab w:val="left" w:pos="3664"/>
-          <w:tab w:val="left" w:pos="4580"/>
-          <w:tab w:val="left" w:pos="5496"/>
-          <w:tab w:val="left" w:pos="6412"/>
-          <w:tab w:val="left" w:pos="7328"/>
-          <w:tab w:val="left" w:pos="8244"/>
-          <w:tab w:val="left" w:pos="9160"/>
-          <w:tab w:val="left" w:pos="10076"/>
-          <w:tab w:val="left" w:pos="10992"/>
-          <w:tab w:val="left" w:pos="11908"/>
-          <w:tab w:val="left" w:pos="12824"/>
-          <w:tab w:val="left" w:pos="13740"/>
-          <w:tab w:val="left" w:pos="14656"/>
-        </w:tabs>
-        <w:spacing w:after="0" w:line="240" w:lineRule="auto"/>
-        <w:rPr>
-          <w:rFonts w:ascii="Courier New" w:eastAsia="Times New Roman" w:hAnsi="Courier New" w:cs="Courier New"/>
-          <w:sz w:val="20"/>
-          <w:szCs w:val="20"/>
-          <w:lang w:eastAsia="ru-RU"/>
-        </w:rPr>
-      </w:pPr>
-    </w:p>
-    <w:p>
-      <w:pPr>
-        <w:tabs>
-          <w:tab w:val="left" w:pos="916"/>
-          <w:tab w:val="left" w:pos="1832"/>
-          <w:tab w:val="left" w:pos="2748"/>
-          <w:tab w:val="left" w:pos="3664"/>
-          <w:tab w:val="left" w:pos="4580"/>
-          <w:tab w:val="left" w:pos="5496"/>
-          <w:tab w:val="left" w:pos="6412"/>
-          <w:tab w:val="left" w:pos="7328"/>
-          <w:tab w:val="left" w:pos="8244"/>
-          <w:tab w:val="left" w:pos="9160"/>
-          <w:tab w:val="left" w:pos="10076"/>
-          <w:tab w:val="left" w:pos="10992"/>
-          <w:tab w:val="left" w:pos="11908"/>
-          <w:tab w:val="left" w:pos="12824"/>
-          <w:tab w:val="left" w:pos="13740"/>
-          <w:tab w:val="left" w:pos="14656"/>
-        </w:tabs>
-        <w:spacing w:after="0" w:line="240" w:lineRule="auto"/>
-        <w:rPr>
-          <w:rFonts w:ascii="Courier New" w:eastAsia="Times New Roman" w:hAnsi="Courier New" w:cs="Courier New"/>
-          <w:sz w:val="20"/>
-          <w:szCs w:val="20"/>
-          <w:lang w:eastAsia="ru-RU"/>
-        </w:rPr>
-      </w:pPr>
-      <w:r>
-        <w:rPr>
-          <w:rFonts w:ascii="Courier New" w:eastAsia="Times New Roman" w:hAnsi="Courier New" w:cs="Courier New"/>
-          <w:sz w:val="20"/>
-          <w:szCs w:val="20"/>
-          <w:lang w:eastAsia="ru-RU"/>
+          <w:lang w:val="en-US" w:eastAsia="ru-RU"/>
+        </w:rPr>
+      </w:pPr>
+    </w:p>
+    <w:p>
+      <w:pPr>
+        <w:tabs>
+          <w:tab w:val="left" w:pos="916"/>
+          <w:tab w:val="left" w:pos="1832"/>
+          <w:tab w:val="left" w:pos="2748"/>
+          <w:tab w:val="left" w:pos="3664"/>
+          <w:tab w:val="left" w:pos="4580"/>
+          <w:tab w:val="left" w:pos="5496"/>
+          <w:tab w:val="left" w:pos="6412"/>
+          <w:tab w:val="left" w:pos="7328"/>
+          <w:tab w:val="left" w:pos="8244"/>
+          <w:tab w:val="left" w:pos="9160"/>
+          <w:tab w:val="left" w:pos="10076"/>
+          <w:tab w:val="left" w:pos="10992"/>
+          <w:tab w:val="left" w:pos="11908"/>
+          <w:tab w:val="left" w:pos="12824"/>
+          <w:tab w:val="left" w:pos="13740"/>
+          <w:tab w:val="left" w:pos="14656"/>
+        </w:tabs>
+        <w:spacing w:after="0" w:line="240" w:lineRule="auto"/>
+        <w:rPr>
+          <w:rFonts w:ascii="Courier New" w:eastAsia="Times New Roman" w:hAnsi="Courier New" w:cs="Courier New"/>
+          <w:sz w:val="20"/>
+          <w:szCs w:val="20"/>
+          <w:lang w:val="en-US" w:eastAsia="ru-RU"/>
+        </w:rPr>
+      </w:pPr>
+      <w:r>
+        <w:rPr>
+          <w:rFonts w:ascii="Courier New" w:eastAsia="Times New Roman" w:hAnsi="Courier New" w:cs="Courier New"/>
+          <w:sz w:val="20"/>
+          <w:szCs w:val="20"/>
+          <w:lang w:val="en-US" w:eastAsia="ru-RU"/>
+        </w:rPr>
+        <w:t>backend</w:t>
+      </w:r>
+    </w:p>
+    <w:p>
+      <w:pPr>
+        <w:tabs>
+          <w:tab w:val="left" w:pos="916"/>
+          <w:tab w:val="left" w:pos="1832"/>
+          <w:tab w:val="left" w:pos="2748"/>
+          <w:tab w:val="left" w:pos="3664"/>
+          <w:tab w:val="left" w:pos="4580"/>
+          <w:tab w:val="left" w:pos="5496"/>
+          <w:tab w:val="left" w:pos="6412"/>
+          <w:tab w:val="left" w:pos="7328"/>
+          <w:tab w:val="left" w:pos="8244"/>
+          <w:tab w:val="left" w:pos="9160"/>
+          <w:tab w:val="left" w:pos="10076"/>
+          <w:tab w:val="left" w:pos="10992"/>
+          <w:tab w:val="left" w:pos="11908"/>
+          <w:tab w:val="left" w:pos="12824"/>
+          <w:tab w:val="left" w:pos="13740"/>
+          <w:tab w:val="left" w:pos="14656"/>
+        </w:tabs>
+        <w:spacing w:after="0" w:line="240" w:lineRule="auto"/>
+        <w:rPr>
+          <w:rFonts w:ascii="Courier New" w:eastAsia="Times New Roman" w:hAnsi="Courier New" w:cs="Courier New"/>
+          <w:sz w:val="20"/>
+          <w:szCs w:val="20"/>
+          <w:lang w:val="en-US" w:eastAsia="ru-RU"/>
+        </w:rPr>
+      </w:pPr>
+    </w:p>
+    <w:p>
+      <w:pPr>
+        <w:tabs>
+          <w:tab w:val="left" w:pos="916"/>
+          <w:tab w:val="left" w:pos="1832"/>
+          <w:tab w:val="left" w:pos="2748"/>
+          <w:tab w:val="left" w:pos="3664"/>
+          <w:tab w:val="left" w:pos="4580"/>
+          <w:tab w:val="left" w:pos="5496"/>
+          <w:tab w:val="left" w:pos="6412"/>
+          <w:tab w:val="left" w:pos="7328"/>
+          <w:tab w:val="left" w:pos="8244"/>
+          <w:tab w:val="left" w:pos="9160"/>
+          <w:tab w:val="left" w:pos="10076"/>
+          <w:tab w:val="left" w:pos="10992"/>
+          <w:tab w:val="left" w:pos="11908"/>
+          <w:tab w:val="left" w:pos="12824"/>
+          <w:tab w:val="left" w:pos="13740"/>
+          <w:tab w:val="left" w:pos="14656"/>
+        </w:tabs>
+        <w:spacing w:after="0" w:line="240" w:lineRule="auto"/>
+        <w:rPr>
+          <w:rFonts w:ascii="Courier New" w:eastAsia="Times New Roman" w:hAnsi="Courier New" w:cs="Courier New"/>
+          <w:sz w:val="20"/>
+          <w:szCs w:val="20"/>
+          <w:lang w:val="en-US" w:eastAsia="ru-RU"/>
+        </w:rPr>
+      </w:pPr>
+      <w:r>
+        <w:rPr>
+          <w:rFonts w:ascii="Courier New" w:eastAsia="Times New Roman" w:hAnsi="Courier New" w:cs="Courier New"/>
+          <w:sz w:val="20"/>
+          <w:szCs w:val="20"/>
+          <w:lang w:val="en-US" w:eastAsia="ru-RU"/>
         </w:rPr>
         <w:t>↓</w:t>
       </w:r>
@@ -10982,67 +11016,67 @@
           <w:rFonts w:ascii="Courier New" w:eastAsia="Times New Roman" w:hAnsi="Courier New" w:cs="Courier New"/>
           <w:sz w:val="20"/>
           <w:szCs w:val="20"/>
-          <w:lang w:eastAsia="ru-RU"/>
-        </w:rPr>
-      </w:pPr>
-    </w:p>
-    <w:p>
-      <w:pPr>
-        <w:tabs>
-          <w:tab w:val="left" w:pos="916"/>
-          <w:tab w:val="left" w:pos="1832"/>
-          <w:tab w:val="left" w:pos="2748"/>
-          <w:tab w:val="left" w:pos="3664"/>
-          <w:tab w:val="left" w:pos="4580"/>
-          <w:tab w:val="left" w:pos="5496"/>
-          <w:tab w:val="left" w:pos="6412"/>
-          <w:tab w:val="left" w:pos="7328"/>
-          <w:tab w:val="left" w:pos="8244"/>
-          <w:tab w:val="left" w:pos="9160"/>
-          <w:tab w:val="left" w:pos="10076"/>
-          <w:tab w:val="left" w:pos="10992"/>
-          <w:tab w:val="left" w:pos="11908"/>
-          <w:tab w:val="left" w:pos="12824"/>
-          <w:tab w:val="left" w:pos="13740"/>
-          <w:tab w:val="left" w:pos="14656"/>
-        </w:tabs>
-        <w:spacing w:after="0" w:line="240" w:lineRule="auto"/>
-        <w:rPr>
-          <w:rFonts w:ascii="Courier New" w:eastAsia="Times New Roman" w:hAnsi="Courier New" w:cs="Courier New"/>
-          <w:sz w:val="20"/>
-          <w:szCs w:val="20"/>
-          <w:lang w:eastAsia="ru-RU"/>
-        </w:rPr>
-      </w:pPr>
-      <w:r>
-        <w:rPr>
-          <w:rFonts w:ascii="Courier New" w:eastAsia="Times New Roman" w:hAnsi="Courier New" w:cs="Courier New"/>
-          <w:sz w:val="20"/>
-          <w:szCs w:val="20"/>
-          <w:lang w:eastAsia="ru-RU"/>
-        </w:rPr>
-        <w:t>login screen</w:t>
-      </w:r>
-    </w:p>
-    <w:p>
-      <w:pPr>
-        <w:spacing w:after="0" w:line="240" w:lineRule="auto"/>
-        <w:rPr>
-          <w:rFonts w:ascii="Times New Roman" w:eastAsia="Times New Roman" w:hAnsi="Times New Roman" w:cs="Times New Roman"/>
-          <w:sz w:val="24"/>
-          <w:szCs w:val="24"/>
-          <w:lang w:eastAsia="ru-RU"/>
-        </w:rPr>
-      </w:pPr>
-      <w:r>
-        <w:rPr>
-          <w:rFonts w:ascii="Times New Roman" w:eastAsia="Times New Roman" w:hAnsi="Times New Roman" w:cs="Times New Roman"/>
-          <w:sz w:val="24"/>
-          <w:szCs w:val="24"/>
-          <w:lang w:eastAsia="ru-RU"/>
-        </w:rPr>
-        <w:pict w14:anchorId="4A2DF0A3">
-          <v:rect id="_x0000_i1086" style="width:0;height:1.5pt" o:hralign="center" o:hrstd="t" o:hr="t" fillcolor="#a0a0a0" stroked="f"/>
+          <w:lang w:val="en-US" w:eastAsia="ru-RU"/>
+        </w:rPr>
+      </w:pPr>
+    </w:p>
+    <w:p>
+      <w:pPr>
+        <w:tabs>
+          <w:tab w:val="left" w:pos="916"/>
+          <w:tab w:val="left" w:pos="1832"/>
+          <w:tab w:val="left" w:pos="2748"/>
+          <w:tab w:val="left" w:pos="3664"/>
+          <w:tab w:val="left" w:pos="4580"/>
+          <w:tab w:val="left" w:pos="5496"/>
+          <w:tab w:val="left" w:pos="6412"/>
+          <w:tab w:val="left" w:pos="7328"/>
+          <w:tab w:val="left" w:pos="8244"/>
+          <w:tab w:val="left" w:pos="9160"/>
+          <w:tab w:val="left" w:pos="10076"/>
+          <w:tab w:val="left" w:pos="10992"/>
+          <w:tab w:val="left" w:pos="11908"/>
+          <w:tab w:val="left" w:pos="12824"/>
+          <w:tab w:val="left" w:pos="13740"/>
+          <w:tab w:val="left" w:pos="14656"/>
+        </w:tabs>
+        <w:spacing w:after="0" w:line="240" w:lineRule="auto"/>
+        <w:rPr>
+          <w:rFonts w:ascii="Courier New" w:eastAsia="Times New Roman" w:hAnsi="Courier New" w:cs="Courier New"/>
+          <w:sz w:val="20"/>
+          <w:szCs w:val="20"/>
+          <w:lang w:eastAsia="ru-RU"/>
+        </w:rPr>
+      </w:pPr>
+      <w:r>
+        <w:rPr>
+          <w:rFonts w:ascii="Courier New" w:eastAsia="Times New Roman" w:hAnsi="Courier New" w:cs="Courier New"/>
+          <w:sz w:val="20"/>
+          <w:szCs w:val="20"/>
+          <w:lang w:eastAsia="ru-RU"/>
+        </w:rPr>
+        <w:t>MinIO</w:t>
+      </w:r>
+    </w:p>
+    <w:p>
+      <w:pPr>
+        <w:spacing w:after="0" w:line="240" w:lineRule="auto"/>
+        <w:rPr>
+          <w:rFonts w:ascii="Times New Roman" w:eastAsia="Times New Roman" w:hAnsi="Times New Roman" w:cs="Times New Roman"/>
+          <w:sz w:val="24"/>
+          <w:szCs w:val="24"/>
+          <w:lang w:eastAsia="ru-RU"/>
+        </w:rPr>
+      </w:pPr>
+      <w:r>
+        <w:rPr>
+          <w:rFonts w:ascii="Times New Roman" w:eastAsia="Times New Roman" w:hAnsi="Times New Roman" w:cs="Times New Roman"/>
+          <w:sz w:val="24"/>
+          <w:szCs w:val="24"/>
+          <w:lang w:eastAsia="ru-RU"/>
+        </w:rPr>
+        <w:pict w14:anchorId="0CDA757D">
+          <v:rect id="_x0000_i1084" style="width:0;height:1.5pt" o:hralign="center" o:hrstd="t" o:hr="t" fillcolor="#a0a0a0" stroked="f"/>
         </w:pict>
       </w:r>
     </w:p>
@@ -11070,188 +11104,712 @@
           <w:szCs w:val="48"/>
           <w:lang w:eastAsia="ru-RU"/>
         </w:rPr>
-        <w:t>UI Philosophy</w:t>
-      </w:r>
-    </w:p>
-    <w:p>
-      <w:pPr>
-        <w:spacing w:before="100" w:beforeAutospacing="1" w:after="100" w:afterAutospacing="1" w:line="240" w:lineRule="auto"/>
-        <w:rPr>
-          <w:rFonts w:ascii="Times New Roman" w:eastAsia="Times New Roman" w:hAnsi="Times New Roman" w:cs="Times New Roman"/>
-          <w:sz w:val="24"/>
-          <w:szCs w:val="24"/>
-          <w:lang w:eastAsia="ru-RU"/>
-        </w:rPr>
-      </w:pPr>
-      <w:r>
-        <w:rPr>
-          <w:rFonts w:ascii="Times New Roman" w:eastAsia="Times New Roman" w:hAnsi="Times New Roman" w:cs="Times New Roman"/>
-          <w:sz w:val="24"/>
-          <w:szCs w:val="24"/>
-          <w:lang w:eastAsia="ru-RU"/>
-        </w:rPr>
-        <w:t>Memory Map — эмоциональный продукт.</w:t>
-      </w:r>
-    </w:p>
-    <w:p>
-      <w:pPr>
-        <w:spacing w:before="100" w:beforeAutospacing="1" w:after="100" w:afterAutospacing="1" w:line="240" w:lineRule="auto"/>
-        <w:rPr>
-          <w:rFonts w:ascii="Times New Roman" w:eastAsia="Times New Roman" w:hAnsi="Times New Roman" w:cs="Times New Roman"/>
-          <w:sz w:val="24"/>
-          <w:szCs w:val="24"/>
-          <w:lang w:eastAsia="ru-RU"/>
-        </w:rPr>
-      </w:pPr>
-      <w:r>
-        <w:rPr>
-          <w:rFonts w:ascii="Times New Roman" w:eastAsia="Times New Roman" w:hAnsi="Times New Roman" w:cs="Times New Roman"/>
-          <w:sz w:val="24"/>
-          <w:szCs w:val="24"/>
-          <w:lang w:eastAsia="ru-RU"/>
-        </w:rPr>
-        <w:t>Поэтому интерфейс должен быть:</w:t>
-      </w:r>
-    </w:p>
-    <w:p>
-      <w:pPr>
-        <w:numPr>
-          <w:ilvl w:val="0"/>
-          <w:numId w:val="10"/>
-        </w:numPr>
-        <w:spacing w:before="100" w:beforeAutospacing="1" w:after="100" w:afterAutospacing="1" w:line="240" w:lineRule="auto"/>
-        <w:rPr>
-          <w:rFonts w:ascii="Times New Roman" w:eastAsia="Times New Roman" w:hAnsi="Times New Roman" w:cs="Times New Roman"/>
-          <w:sz w:val="24"/>
-          <w:szCs w:val="24"/>
-          <w:lang w:eastAsia="ru-RU"/>
-        </w:rPr>
-      </w:pPr>
-      <w:r>
-        <w:rPr>
-          <w:rFonts w:ascii="Times New Roman" w:eastAsia="Times New Roman" w:hAnsi="Times New Roman" w:cs="Times New Roman"/>
-          <w:sz w:val="24"/>
-          <w:szCs w:val="24"/>
-          <w:lang w:eastAsia="ru-RU"/>
-        </w:rPr>
-        <w:t>минималистичным;</w:t>
-      </w:r>
-    </w:p>
-    <w:p>
-      <w:pPr>
-        <w:numPr>
-          <w:ilvl w:val="0"/>
-          <w:numId w:val="10"/>
-        </w:numPr>
-        <w:spacing w:before="100" w:beforeAutospacing="1" w:after="100" w:afterAutospacing="1" w:line="240" w:lineRule="auto"/>
-        <w:rPr>
-          <w:rFonts w:ascii="Times New Roman" w:eastAsia="Times New Roman" w:hAnsi="Times New Roman" w:cs="Times New Roman"/>
-          <w:sz w:val="24"/>
-          <w:szCs w:val="24"/>
-          <w:lang w:eastAsia="ru-RU"/>
-        </w:rPr>
-      </w:pPr>
-      <w:r>
-        <w:rPr>
-          <w:rFonts w:ascii="Times New Roman" w:eastAsia="Times New Roman" w:hAnsi="Times New Roman" w:cs="Times New Roman"/>
-          <w:sz w:val="24"/>
-          <w:szCs w:val="24"/>
-          <w:lang w:eastAsia="ru-RU"/>
-        </w:rPr>
-        <w:t>спокойным;</w:t>
-      </w:r>
-    </w:p>
-    <w:p>
-      <w:pPr>
-        <w:numPr>
-          <w:ilvl w:val="0"/>
-          <w:numId w:val="10"/>
-        </w:numPr>
-        <w:spacing w:before="100" w:beforeAutospacing="1" w:after="100" w:afterAutospacing="1" w:line="240" w:lineRule="auto"/>
-        <w:rPr>
-          <w:rFonts w:ascii="Times New Roman" w:eastAsia="Times New Roman" w:hAnsi="Times New Roman" w:cs="Times New Roman"/>
-          <w:sz w:val="24"/>
-          <w:szCs w:val="24"/>
-          <w:lang w:eastAsia="ru-RU"/>
-        </w:rPr>
-      </w:pPr>
-      <w:r>
-        <w:rPr>
-          <w:rFonts w:ascii="Times New Roman" w:eastAsia="Times New Roman" w:hAnsi="Times New Roman" w:cs="Times New Roman"/>
-          <w:sz w:val="24"/>
-          <w:szCs w:val="24"/>
-          <w:lang w:eastAsia="ru-RU"/>
-        </w:rPr>
-        <w:t>ориентированным на фотографии;</w:t>
-      </w:r>
-    </w:p>
-    <w:p>
-      <w:pPr>
-        <w:numPr>
-          <w:ilvl w:val="0"/>
-          <w:numId w:val="10"/>
-        </w:numPr>
-        <w:spacing w:before="100" w:beforeAutospacing="1" w:after="100" w:afterAutospacing="1" w:line="240" w:lineRule="auto"/>
-        <w:rPr>
-          <w:rFonts w:ascii="Times New Roman" w:eastAsia="Times New Roman" w:hAnsi="Times New Roman" w:cs="Times New Roman"/>
-          <w:sz w:val="24"/>
-          <w:szCs w:val="24"/>
-          <w:lang w:eastAsia="ru-RU"/>
-        </w:rPr>
-      </w:pPr>
-      <w:r>
-        <w:rPr>
-          <w:rFonts w:ascii="Times New Roman" w:eastAsia="Times New Roman" w:hAnsi="Times New Roman" w:cs="Times New Roman"/>
-          <w:sz w:val="24"/>
-          <w:szCs w:val="24"/>
-          <w:lang w:eastAsia="ru-RU"/>
-        </w:rPr>
-        <w:t>ориентированным на карту;</w:t>
-      </w:r>
-    </w:p>
-    <w:p>
-      <w:pPr>
-        <w:numPr>
-          <w:ilvl w:val="0"/>
-          <w:numId w:val="10"/>
-        </w:numPr>
-        <w:spacing w:before="100" w:beforeAutospacing="1" w:after="100" w:afterAutospacing="1" w:line="240" w:lineRule="auto"/>
-        <w:rPr>
-          <w:rFonts w:ascii="Times New Roman" w:eastAsia="Times New Roman" w:hAnsi="Times New Roman" w:cs="Times New Roman"/>
-          <w:sz w:val="24"/>
-          <w:szCs w:val="24"/>
-          <w:lang w:eastAsia="ru-RU"/>
-        </w:rPr>
-      </w:pPr>
-      <w:r>
-        <w:rPr>
-          <w:rFonts w:ascii="Times New Roman" w:eastAsia="Times New Roman" w:hAnsi="Times New Roman" w:cs="Times New Roman"/>
-          <w:sz w:val="24"/>
-          <w:szCs w:val="24"/>
-          <w:lang w:eastAsia="ru-RU"/>
-        </w:rPr>
-        <w:t>без перегруженных экранов.</w:t>
-      </w:r>
-    </w:p>
-    <w:p>
-      <w:pPr>
-        <w:spacing w:after="0" w:line="240" w:lineRule="auto"/>
-        <w:rPr>
-          <w:rFonts w:ascii="Times New Roman" w:eastAsia="Times New Roman" w:hAnsi="Times New Roman" w:cs="Times New Roman"/>
-          <w:sz w:val="24"/>
-          <w:szCs w:val="24"/>
-          <w:lang w:eastAsia="ru-RU"/>
-        </w:rPr>
-      </w:pPr>
-      <w:r>
-        <w:rPr>
-          <w:rFonts w:ascii="Times New Roman" w:eastAsia="Times New Roman" w:hAnsi="Times New Roman" w:cs="Times New Roman"/>
-          <w:sz w:val="24"/>
-          <w:szCs w:val="24"/>
-          <w:lang w:eastAsia="ru-RU"/>
-        </w:rPr>
-        <w:pict w14:anchorId="5F757F72">
-          <v:rect id="_x0000_i1087" style="width:0;height:1.5pt" o:hralign="center" o:hrstd="t" o:hr="t" fillcolor="#a0a0a0" stroked="f"/>
+        <w:t>Session Restore</w:t>
+      </w:r>
+    </w:p>
+    <w:p>
+      <w:pPr>
+        <w:spacing w:before="100" w:beforeAutospacing="1" w:after="100" w:afterAutospacing="1" w:line="240" w:lineRule="auto"/>
+        <w:rPr>
+          <w:rFonts w:ascii="Times New Roman" w:eastAsia="Times New Roman" w:hAnsi="Times New Roman" w:cs="Times New Roman"/>
+          <w:sz w:val="24"/>
+          <w:szCs w:val="24"/>
+          <w:lang w:eastAsia="ru-RU"/>
+        </w:rPr>
+      </w:pPr>
+      <w:r>
+        <w:rPr>
+          <w:rFonts w:ascii="Times New Roman" w:eastAsia="Times New Roman" w:hAnsi="Times New Roman" w:cs="Times New Roman"/>
+          <w:sz w:val="24"/>
+          <w:szCs w:val="24"/>
+          <w:lang w:eastAsia="ru-RU"/>
+        </w:rPr>
+        <w:t>При старте приложения:</w:t>
+      </w:r>
+    </w:p>
+    <w:p>
+      <w:pPr>
+        <w:tabs>
+          <w:tab w:val="left" w:pos="916"/>
+          <w:tab w:val="left" w:pos="1832"/>
+          <w:tab w:val="left" w:pos="2748"/>
+          <w:tab w:val="left" w:pos="3664"/>
+          <w:tab w:val="left" w:pos="4580"/>
+          <w:tab w:val="left" w:pos="5496"/>
+          <w:tab w:val="left" w:pos="6412"/>
+          <w:tab w:val="left" w:pos="7328"/>
+          <w:tab w:val="left" w:pos="8244"/>
+          <w:tab w:val="left" w:pos="9160"/>
+          <w:tab w:val="left" w:pos="10076"/>
+          <w:tab w:val="left" w:pos="10992"/>
+          <w:tab w:val="left" w:pos="11908"/>
+          <w:tab w:val="left" w:pos="12824"/>
+          <w:tab w:val="left" w:pos="13740"/>
+          <w:tab w:val="left" w:pos="14656"/>
+        </w:tabs>
+        <w:spacing w:after="0" w:line="240" w:lineRule="auto"/>
+        <w:rPr>
+          <w:rFonts w:ascii="Courier New" w:eastAsia="Times New Roman" w:hAnsi="Courier New" w:cs="Courier New"/>
+          <w:sz w:val="20"/>
+          <w:szCs w:val="20"/>
+          <w:lang w:val="en-US" w:eastAsia="ru-RU"/>
+        </w:rPr>
+      </w:pPr>
+      <w:r>
+        <w:rPr>
+          <w:rFonts w:ascii="Courier New" w:eastAsia="Times New Roman" w:hAnsi="Courier New" w:cs="Courier New"/>
+          <w:sz w:val="20"/>
+          <w:szCs w:val="20"/>
+          <w:lang w:val="en-US" w:eastAsia="ru-RU"/>
+        </w:rPr>
+        <w:t>refresh token</w:t>
+      </w:r>
+    </w:p>
+    <w:p>
+      <w:pPr>
+        <w:tabs>
+          <w:tab w:val="left" w:pos="916"/>
+          <w:tab w:val="left" w:pos="1832"/>
+          <w:tab w:val="left" w:pos="2748"/>
+          <w:tab w:val="left" w:pos="3664"/>
+          <w:tab w:val="left" w:pos="4580"/>
+          <w:tab w:val="left" w:pos="5496"/>
+          <w:tab w:val="left" w:pos="6412"/>
+          <w:tab w:val="left" w:pos="7328"/>
+          <w:tab w:val="left" w:pos="8244"/>
+          <w:tab w:val="left" w:pos="9160"/>
+          <w:tab w:val="left" w:pos="10076"/>
+          <w:tab w:val="left" w:pos="10992"/>
+          <w:tab w:val="left" w:pos="11908"/>
+          <w:tab w:val="left" w:pos="12824"/>
+          <w:tab w:val="left" w:pos="13740"/>
+          <w:tab w:val="left" w:pos="14656"/>
+        </w:tabs>
+        <w:spacing w:after="0" w:line="240" w:lineRule="auto"/>
+        <w:rPr>
+          <w:rFonts w:ascii="Courier New" w:eastAsia="Times New Roman" w:hAnsi="Courier New" w:cs="Courier New"/>
+          <w:sz w:val="20"/>
+          <w:szCs w:val="20"/>
+          <w:lang w:val="en-US" w:eastAsia="ru-RU"/>
+        </w:rPr>
+      </w:pPr>
+    </w:p>
+    <w:p>
+      <w:pPr>
+        <w:tabs>
+          <w:tab w:val="left" w:pos="916"/>
+          <w:tab w:val="left" w:pos="1832"/>
+          <w:tab w:val="left" w:pos="2748"/>
+          <w:tab w:val="left" w:pos="3664"/>
+          <w:tab w:val="left" w:pos="4580"/>
+          <w:tab w:val="left" w:pos="5496"/>
+          <w:tab w:val="left" w:pos="6412"/>
+          <w:tab w:val="left" w:pos="7328"/>
+          <w:tab w:val="left" w:pos="8244"/>
+          <w:tab w:val="left" w:pos="9160"/>
+          <w:tab w:val="left" w:pos="10076"/>
+          <w:tab w:val="left" w:pos="10992"/>
+          <w:tab w:val="left" w:pos="11908"/>
+          <w:tab w:val="left" w:pos="12824"/>
+          <w:tab w:val="left" w:pos="13740"/>
+          <w:tab w:val="left" w:pos="14656"/>
+        </w:tabs>
+        <w:spacing w:after="0" w:line="240" w:lineRule="auto"/>
+        <w:rPr>
+          <w:rFonts w:ascii="Courier New" w:eastAsia="Times New Roman" w:hAnsi="Courier New" w:cs="Courier New"/>
+          <w:sz w:val="20"/>
+          <w:szCs w:val="20"/>
+          <w:lang w:val="en-US" w:eastAsia="ru-RU"/>
+        </w:rPr>
+      </w:pPr>
+      <w:r>
+        <w:rPr>
+          <w:rFonts w:ascii="Courier New" w:eastAsia="Times New Roman" w:hAnsi="Courier New" w:cs="Courier New"/>
+          <w:sz w:val="20"/>
+          <w:szCs w:val="20"/>
+          <w:lang w:val="en-US" w:eastAsia="ru-RU"/>
+        </w:rPr>
+        <w:t>↓</w:t>
+      </w:r>
+    </w:p>
+    <w:p>
+      <w:pPr>
+        <w:tabs>
+          <w:tab w:val="left" w:pos="916"/>
+          <w:tab w:val="left" w:pos="1832"/>
+          <w:tab w:val="left" w:pos="2748"/>
+          <w:tab w:val="left" w:pos="3664"/>
+          <w:tab w:val="left" w:pos="4580"/>
+          <w:tab w:val="left" w:pos="5496"/>
+          <w:tab w:val="left" w:pos="6412"/>
+          <w:tab w:val="left" w:pos="7328"/>
+          <w:tab w:val="left" w:pos="8244"/>
+          <w:tab w:val="left" w:pos="9160"/>
+          <w:tab w:val="left" w:pos="10076"/>
+          <w:tab w:val="left" w:pos="10992"/>
+          <w:tab w:val="left" w:pos="11908"/>
+          <w:tab w:val="left" w:pos="12824"/>
+          <w:tab w:val="left" w:pos="13740"/>
+          <w:tab w:val="left" w:pos="14656"/>
+        </w:tabs>
+        <w:spacing w:after="0" w:line="240" w:lineRule="auto"/>
+        <w:rPr>
+          <w:rFonts w:ascii="Courier New" w:eastAsia="Times New Roman" w:hAnsi="Courier New" w:cs="Courier New"/>
+          <w:sz w:val="20"/>
+          <w:szCs w:val="20"/>
+          <w:lang w:val="en-US" w:eastAsia="ru-RU"/>
+        </w:rPr>
+      </w:pPr>
+    </w:p>
+    <w:p>
+      <w:pPr>
+        <w:tabs>
+          <w:tab w:val="left" w:pos="916"/>
+          <w:tab w:val="left" w:pos="1832"/>
+          <w:tab w:val="left" w:pos="2748"/>
+          <w:tab w:val="left" w:pos="3664"/>
+          <w:tab w:val="left" w:pos="4580"/>
+          <w:tab w:val="left" w:pos="5496"/>
+          <w:tab w:val="left" w:pos="6412"/>
+          <w:tab w:val="left" w:pos="7328"/>
+          <w:tab w:val="left" w:pos="8244"/>
+          <w:tab w:val="left" w:pos="9160"/>
+          <w:tab w:val="left" w:pos="10076"/>
+          <w:tab w:val="left" w:pos="10992"/>
+          <w:tab w:val="left" w:pos="11908"/>
+          <w:tab w:val="left" w:pos="12824"/>
+          <w:tab w:val="left" w:pos="13740"/>
+          <w:tab w:val="left" w:pos="14656"/>
+        </w:tabs>
+        <w:spacing w:after="0" w:line="240" w:lineRule="auto"/>
+        <w:rPr>
+          <w:rFonts w:ascii="Courier New" w:eastAsia="Times New Roman" w:hAnsi="Courier New" w:cs="Courier New"/>
+          <w:sz w:val="20"/>
+          <w:szCs w:val="20"/>
+          <w:lang w:val="en-US" w:eastAsia="ru-RU"/>
+        </w:rPr>
+      </w:pPr>
+      <w:r>
+        <w:rPr>
+          <w:rFonts w:ascii="Courier New" w:eastAsia="Times New Roman" w:hAnsi="Courier New" w:cs="Courier New"/>
+          <w:sz w:val="20"/>
+          <w:szCs w:val="20"/>
+          <w:lang w:val="en-US" w:eastAsia="ru-RU"/>
+        </w:rPr>
+        <w:t>/auth/refresh</w:t>
+      </w:r>
+    </w:p>
+    <w:p>
+      <w:pPr>
+        <w:tabs>
+          <w:tab w:val="left" w:pos="916"/>
+          <w:tab w:val="left" w:pos="1832"/>
+          <w:tab w:val="left" w:pos="2748"/>
+          <w:tab w:val="left" w:pos="3664"/>
+          <w:tab w:val="left" w:pos="4580"/>
+          <w:tab w:val="left" w:pos="5496"/>
+          <w:tab w:val="left" w:pos="6412"/>
+          <w:tab w:val="left" w:pos="7328"/>
+          <w:tab w:val="left" w:pos="8244"/>
+          <w:tab w:val="left" w:pos="9160"/>
+          <w:tab w:val="left" w:pos="10076"/>
+          <w:tab w:val="left" w:pos="10992"/>
+          <w:tab w:val="left" w:pos="11908"/>
+          <w:tab w:val="left" w:pos="12824"/>
+          <w:tab w:val="left" w:pos="13740"/>
+          <w:tab w:val="left" w:pos="14656"/>
+        </w:tabs>
+        <w:spacing w:after="0" w:line="240" w:lineRule="auto"/>
+        <w:rPr>
+          <w:rFonts w:ascii="Courier New" w:eastAsia="Times New Roman" w:hAnsi="Courier New" w:cs="Courier New"/>
+          <w:sz w:val="20"/>
+          <w:szCs w:val="20"/>
+          <w:lang w:val="en-US" w:eastAsia="ru-RU"/>
+        </w:rPr>
+      </w:pPr>
+    </w:p>
+    <w:p>
+      <w:pPr>
+        <w:tabs>
+          <w:tab w:val="left" w:pos="916"/>
+          <w:tab w:val="left" w:pos="1832"/>
+          <w:tab w:val="left" w:pos="2748"/>
+          <w:tab w:val="left" w:pos="3664"/>
+          <w:tab w:val="left" w:pos="4580"/>
+          <w:tab w:val="left" w:pos="5496"/>
+          <w:tab w:val="left" w:pos="6412"/>
+          <w:tab w:val="left" w:pos="7328"/>
+          <w:tab w:val="left" w:pos="8244"/>
+          <w:tab w:val="left" w:pos="9160"/>
+          <w:tab w:val="left" w:pos="10076"/>
+          <w:tab w:val="left" w:pos="10992"/>
+          <w:tab w:val="left" w:pos="11908"/>
+          <w:tab w:val="left" w:pos="12824"/>
+          <w:tab w:val="left" w:pos="13740"/>
+          <w:tab w:val="left" w:pos="14656"/>
+        </w:tabs>
+        <w:spacing w:after="0" w:line="240" w:lineRule="auto"/>
+        <w:rPr>
+          <w:rFonts w:ascii="Courier New" w:eastAsia="Times New Roman" w:hAnsi="Courier New" w:cs="Courier New"/>
+          <w:sz w:val="20"/>
+          <w:szCs w:val="20"/>
+          <w:lang w:val="en-US" w:eastAsia="ru-RU"/>
+        </w:rPr>
+      </w:pPr>
+      <w:r>
+        <w:rPr>
+          <w:rFonts w:ascii="Courier New" w:eastAsia="Times New Roman" w:hAnsi="Courier New" w:cs="Courier New"/>
+          <w:sz w:val="20"/>
+          <w:szCs w:val="20"/>
+          <w:lang w:val="en-US" w:eastAsia="ru-RU"/>
+        </w:rPr>
+        <w:t>↓</w:t>
+      </w:r>
+    </w:p>
+    <w:p>
+      <w:pPr>
+        <w:tabs>
+          <w:tab w:val="left" w:pos="916"/>
+          <w:tab w:val="left" w:pos="1832"/>
+          <w:tab w:val="left" w:pos="2748"/>
+          <w:tab w:val="left" w:pos="3664"/>
+          <w:tab w:val="left" w:pos="4580"/>
+          <w:tab w:val="left" w:pos="5496"/>
+          <w:tab w:val="left" w:pos="6412"/>
+          <w:tab w:val="left" w:pos="7328"/>
+          <w:tab w:val="left" w:pos="8244"/>
+          <w:tab w:val="left" w:pos="9160"/>
+          <w:tab w:val="left" w:pos="10076"/>
+          <w:tab w:val="left" w:pos="10992"/>
+          <w:tab w:val="left" w:pos="11908"/>
+          <w:tab w:val="left" w:pos="12824"/>
+          <w:tab w:val="left" w:pos="13740"/>
+          <w:tab w:val="left" w:pos="14656"/>
+        </w:tabs>
+        <w:spacing w:after="0" w:line="240" w:lineRule="auto"/>
+        <w:rPr>
+          <w:rFonts w:ascii="Courier New" w:eastAsia="Times New Roman" w:hAnsi="Courier New" w:cs="Courier New"/>
+          <w:sz w:val="20"/>
+          <w:szCs w:val="20"/>
+          <w:lang w:val="en-US" w:eastAsia="ru-RU"/>
+        </w:rPr>
+      </w:pPr>
+    </w:p>
+    <w:p>
+      <w:pPr>
+        <w:tabs>
+          <w:tab w:val="left" w:pos="916"/>
+          <w:tab w:val="left" w:pos="1832"/>
+          <w:tab w:val="left" w:pos="2748"/>
+          <w:tab w:val="left" w:pos="3664"/>
+          <w:tab w:val="left" w:pos="4580"/>
+          <w:tab w:val="left" w:pos="5496"/>
+          <w:tab w:val="left" w:pos="6412"/>
+          <w:tab w:val="left" w:pos="7328"/>
+          <w:tab w:val="left" w:pos="8244"/>
+          <w:tab w:val="left" w:pos="9160"/>
+          <w:tab w:val="left" w:pos="10076"/>
+          <w:tab w:val="left" w:pos="10992"/>
+          <w:tab w:val="left" w:pos="11908"/>
+          <w:tab w:val="left" w:pos="12824"/>
+          <w:tab w:val="left" w:pos="13740"/>
+          <w:tab w:val="left" w:pos="14656"/>
+        </w:tabs>
+        <w:spacing w:after="0" w:line="240" w:lineRule="auto"/>
+        <w:rPr>
+          <w:rFonts w:ascii="Courier New" w:eastAsia="Times New Roman" w:hAnsi="Courier New" w:cs="Courier New"/>
+          <w:sz w:val="20"/>
+          <w:szCs w:val="20"/>
+          <w:lang w:val="en-US" w:eastAsia="ru-RU"/>
+        </w:rPr>
+      </w:pPr>
+      <w:r>
+        <w:rPr>
+          <w:rFonts w:ascii="Courier New" w:eastAsia="Times New Roman" w:hAnsi="Courier New" w:cs="Courier New"/>
+          <w:sz w:val="20"/>
+          <w:szCs w:val="20"/>
+          <w:lang w:eastAsia="ru-RU"/>
+        </w:rPr>
+        <w:t>новый</w:t>
+      </w:r>
+      <w:r>
+        <w:rPr>
+          <w:rFonts w:ascii="Courier New" w:eastAsia="Times New Roman" w:hAnsi="Courier New" w:cs="Courier New"/>
+          <w:sz w:val="20"/>
+          <w:szCs w:val="20"/>
+          <w:lang w:val="en-US" w:eastAsia="ru-RU"/>
+        </w:rPr>
+        <w:t xml:space="preserve"> access token</w:t>
+      </w:r>
+    </w:p>
+    <w:p>
+      <w:pPr>
+        <w:tabs>
+          <w:tab w:val="left" w:pos="916"/>
+          <w:tab w:val="left" w:pos="1832"/>
+          <w:tab w:val="left" w:pos="2748"/>
+          <w:tab w:val="left" w:pos="3664"/>
+          <w:tab w:val="left" w:pos="4580"/>
+          <w:tab w:val="left" w:pos="5496"/>
+          <w:tab w:val="left" w:pos="6412"/>
+          <w:tab w:val="left" w:pos="7328"/>
+          <w:tab w:val="left" w:pos="8244"/>
+          <w:tab w:val="left" w:pos="9160"/>
+          <w:tab w:val="left" w:pos="10076"/>
+          <w:tab w:val="left" w:pos="10992"/>
+          <w:tab w:val="left" w:pos="11908"/>
+          <w:tab w:val="left" w:pos="12824"/>
+          <w:tab w:val="left" w:pos="13740"/>
+          <w:tab w:val="left" w:pos="14656"/>
+        </w:tabs>
+        <w:spacing w:after="0" w:line="240" w:lineRule="auto"/>
+        <w:rPr>
+          <w:rFonts w:ascii="Courier New" w:eastAsia="Times New Roman" w:hAnsi="Courier New" w:cs="Courier New"/>
+          <w:sz w:val="20"/>
+          <w:szCs w:val="20"/>
+          <w:lang w:val="en-US" w:eastAsia="ru-RU"/>
+        </w:rPr>
+      </w:pPr>
+    </w:p>
+    <w:p>
+      <w:pPr>
+        <w:tabs>
+          <w:tab w:val="left" w:pos="916"/>
+          <w:tab w:val="left" w:pos="1832"/>
+          <w:tab w:val="left" w:pos="2748"/>
+          <w:tab w:val="left" w:pos="3664"/>
+          <w:tab w:val="left" w:pos="4580"/>
+          <w:tab w:val="left" w:pos="5496"/>
+          <w:tab w:val="left" w:pos="6412"/>
+          <w:tab w:val="left" w:pos="7328"/>
+          <w:tab w:val="left" w:pos="8244"/>
+          <w:tab w:val="left" w:pos="9160"/>
+          <w:tab w:val="left" w:pos="10076"/>
+          <w:tab w:val="left" w:pos="10992"/>
+          <w:tab w:val="left" w:pos="11908"/>
+          <w:tab w:val="left" w:pos="12824"/>
+          <w:tab w:val="left" w:pos="13740"/>
+          <w:tab w:val="left" w:pos="14656"/>
+        </w:tabs>
+        <w:spacing w:after="0" w:line="240" w:lineRule="auto"/>
+        <w:rPr>
+          <w:rFonts w:ascii="Courier New" w:eastAsia="Times New Roman" w:hAnsi="Courier New" w:cs="Courier New"/>
+          <w:sz w:val="20"/>
+          <w:szCs w:val="20"/>
+          <w:lang w:eastAsia="ru-RU"/>
+        </w:rPr>
+      </w:pPr>
+      <w:r>
+        <w:rPr>
+          <w:rFonts w:ascii="Courier New" w:eastAsia="Times New Roman" w:hAnsi="Courier New" w:cs="Courier New"/>
+          <w:sz w:val="20"/>
+          <w:szCs w:val="20"/>
+          <w:lang w:eastAsia="ru-RU"/>
+        </w:rPr>
+        <w:t>↓</w:t>
+      </w:r>
+    </w:p>
+    <w:p>
+      <w:pPr>
+        <w:tabs>
+          <w:tab w:val="left" w:pos="916"/>
+          <w:tab w:val="left" w:pos="1832"/>
+          <w:tab w:val="left" w:pos="2748"/>
+          <w:tab w:val="left" w:pos="3664"/>
+          <w:tab w:val="left" w:pos="4580"/>
+          <w:tab w:val="left" w:pos="5496"/>
+          <w:tab w:val="left" w:pos="6412"/>
+          <w:tab w:val="left" w:pos="7328"/>
+          <w:tab w:val="left" w:pos="8244"/>
+          <w:tab w:val="left" w:pos="9160"/>
+          <w:tab w:val="left" w:pos="10076"/>
+          <w:tab w:val="left" w:pos="10992"/>
+          <w:tab w:val="left" w:pos="11908"/>
+          <w:tab w:val="left" w:pos="12824"/>
+          <w:tab w:val="left" w:pos="13740"/>
+          <w:tab w:val="left" w:pos="14656"/>
+        </w:tabs>
+        <w:spacing w:after="0" w:line="240" w:lineRule="auto"/>
+        <w:rPr>
+          <w:rFonts w:ascii="Courier New" w:eastAsia="Times New Roman" w:hAnsi="Courier New" w:cs="Courier New"/>
+          <w:sz w:val="20"/>
+          <w:szCs w:val="20"/>
+          <w:lang w:eastAsia="ru-RU"/>
+        </w:rPr>
+      </w:pPr>
+    </w:p>
+    <w:p>
+      <w:pPr>
+        <w:tabs>
+          <w:tab w:val="left" w:pos="916"/>
+          <w:tab w:val="left" w:pos="1832"/>
+          <w:tab w:val="left" w:pos="2748"/>
+          <w:tab w:val="left" w:pos="3664"/>
+          <w:tab w:val="left" w:pos="4580"/>
+          <w:tab w:val="left" w:pos="5496"/>
+          <w:tab w:val="left" w:pos="6412"/>
+          <w:tab w:val="left" w:pos="7328"/>
+          <w:tab w:val="left" w:pos="8244"/>
+          <w:tab w:val="left" w:pos="9160"/>
+          <w:tab w:val="left" w:pos="10076"/>
+          <w:tab w:val="left" w:pos="10992"/>
+          <w:tab w:val="left" w:pos="11908"/>
+          <w:tab w:val="left" w:pos="12824"/>
+          <w:tab w:val="left" w:pos="13740"/>
+          <w:tab w:val="left" w:pos="14656"/>
+        </w:tabs>
+        <w:spacing w:after="0" w:line="240" w:lineRule="auto"/>
+        <w:rPr>
+          <w:rFonts w:ascii="Courier New" w:eastAsia="Times New Roman" w:hAnsi="Courier New" w:cs="Courier New"/>
+          <w:sz w:val="20"/>
+          <w:szCs w:val="20"/>
+          <w:lang w:eastAsia="ru-RU"/>
+        </w:rPr>
+      </w:pPr>
+      <w:r>
+        <w:rPr>
+          <w:rFonts w:ascii="Courier New" w:eastAsia="Times New Roman" w:hAnsi="Courier New" w:cs="Courier New"/>
+          <w:sz w:val="20"/>
+          <w:szCs w:val="20"/>
+          <w:lang w:eastAsia="ru-RU"/>
+        </w:rPr>
+        <w:t>открыть приложение</w:t>
+      </w:r>
+    </w:p>
+    <w:p>
+      <w:pPr>
+        <w:spacing w:after="0" w:line="240" w:lineRule="auto"/>
+        <w:rPr>
+          <w:rFonts w:ascii="Times New Roman" w:eastAsia="Times New Roman" w:hAnsi="Times New Roman" w:cs="Times New Roman"/>
+          <w:sz w:val="24"/>
+          <w:szCs w:val="24"/>
+          <w:lang w:eastAsia="ru-RU"/>
+        </w:rPr>
+      </w:pPr>
+      <w:r>
+        <w:rPr>
+          <w:rFonts w:ascii="Times New Roman" w:eastAsia="Times New Roman" w:hAnsi="Times New Roman" w:cs="Times New Roman"/>
+          <w:sz w:val="24"/>
+          <w:szCs w:val="24"/>
+          <w:lang w:eastAsia="ru-RU"/>
+        </w:rPr>
+        <w:pict w14:anchorId="33D9EB8B">
+          <v:rect id="_x0000_i1085" style="width:0;height:1.5pt" o:hralign="center" o:hrstd="t" o:hr="t" fillcolor="#a0a0a0" stroked="f"/>
+        </w:pict>
+      </w:r>
+    </w:p>
+    <w:p>
+      <w:pPr>
+        <w:spacing w:before="100" w:beforeAutospacing="1" w:after="100" w:afterAutospacing="1" w:line="240" w:lineRule="auto"/>
+        <w:rPr>
+          <w:rFonts w:ascii="Times New Roman" w:eastAsia="Times New Roman" w:hAnsi="Times New Roman" w:cs="Times New Roman"/>
+          <w:sz w:val="24"/>
+          <w:szCs w:val="24"/>
+          <w:lang w:eastAsia="ru-RU"/>
+        </w:rPr>
+      </w:pPr>
+      <w:r>
+        <w:rPr>
+          <w:rFonts w:ascii="Times New Roman" w:eastAsia="Times New Roman" w:hAnsi="Times New Roman" w:cs="Times New Roman"/>
+          <w:sz w:val="24"/>
+          <w:szCs w:val="24"/>
+          <w:lang w:eastAsia="ru-RU"/>
+        </w:rPr>
+        <w:t>Если refresh token недействителен:</w:t>
+      </w:r>
+    </w:p>
+    <w:p>
+      <w:pPr>
+        <w:tabs>
+          <w:tab w:val="left" w:pos="916"/>
+          <w:tab w:val="left" w:pos="1832"/>
+          <w:tab w:val="left" w:pos="2748"/>
+          <w:tab w:val="left" w:pos="3664"/>
+          <w:tab w:val="left" w:pos="4580"/>
+          <w:tab w:val="left" w:pos="5496"/>
+          <w:tab w:val="left" w:pos="6412"/>
+          <w:tab w:val="left" w:pos="7328"/>
+          <w:tab w:val="left" w:pos="8244"/>
+          <w:tab w:val="left" w:pos="9160"/>
+          <w:tab w:val="left" w:pos="10076"/>
+          <w:tab w:val="left" w:pos="10992"/>
+          <w:tab w:val="left" w:pos="11908"/>
+          <w:tab w:val="left" w:pos="12824"/>
+          <w:tab w:val="left" w:pos="13740"/>
+          <w:tab w:val="left" w:pos="14656"/>
+        </w:tabs>
+        <w:spacing w:after="0" w:line="240" w:lineRule="auto"/>
+        <w:rPr>
+          <w:rFonts w:ascii="Courier New" w:eastAsia="Times New Roman" w:hAnsi="Courier New" w:cs="Courier New"/>
+          <w:sz w:val="20"/>
+          <w:szCs w:val="20"/>
+          <w:lang w:eastAsia="ru-RU"/>
+        </w:rPr>
+      </w:pPr>
+      <w:r>
+        <w:rPr>
+          <w:rFonts w:ascii="Courier New" w:eastAsia="Times New Roman" w:hAnsi="Courier New" w:cs="Courier New"/>
+          <w:sz w:val="20"/>
+          <w:szCs w:val="20"/>
+          <w:lang w:eastAsia="ru-RU"/>
+        </w:rPr>
+        <w:lastRenderedPageBreak/>
+        <w:t>logout</w:t>
+      </w:r>
+    </w:p>
+    <w:p>
+      <w:pPr>
+        <w:tabs>
+          <w:tab w:val="left" w:pos="916"/>
+          <w:tab w:val="left" w:pos="1832"/>
+          <w:tab w:val="left" w:pos="2748"/>
+          <w:tab w:val="left" w:pos="3664"/>
+          <w:tab w:val="left" w:pos="4580"/>
+          <w:tab w:val="left" w:pos="5496"/>
+          <w:tab w:val="left" w:pos="6412"/>
+          <w:tab w:val="left" w:pos="7328"/>
+          <w:tab w:val="left" w:pos="8244"/>
+          <w:tab w:val="left" w:pos="9160"/>
+          <w:tab w:val="left" w:pos="10076"/>
+          <w:tab w:val="left" w:pos="10992"/>
+          <w:tab w:val="left" w:pos="11908"/>
+          <w:tab w:val="left" w:pos="12824"/>
+          <w:tab w:val="left" w:pos="13740"/>
+          <w:tab w:val="left" w:pos="14656"/>
+        </w:tabs>
+        <w:spacing w:after="0" w:line="240" w:lineRule="auto"/>
+        <w:rPr>
+          <w:rFonts w:ascii="Courier New" w:eastAsia="Times New Roman" w:hAnsi="Courier New" w:cs="Courier New"/>
+          <w:sz w:val="20"/>
+          <w:szCs w:val="20"/>
+          <w:lang w:eastAsia="ru-RU"/>
+        </w:rPr>
+      </w:pPr>
+    </w:p>
+    <w:p>
+      <w:pPr>
+        <w:tabs>
+          <w:tab w:val="left" w:pos="916"/>
+          <w:tab w:val="left" w:pos="1832"/>
+          <w:tab w:val="left" w:pos="2748"/>
+          <w:tab w:val="left" w:pos="3664"/>
+          <w:tab w:val="left" w:pos="4580"/>
+          <w:tab w:val="left" w:pos="5496"/>
+          <w:tab w:val="left" w:pos="6412"/>
+          <w:tab w:val="left" w:pos="7328"/>
+          <w:tab w:val="left" w:pos="8244"/>
+          <w:tab w:val="left" w:pos="9160"/>
+          <w:tab w:val="left" w:pos="10076"/>
+          <w:tab w:val="left" w:pos="10992"/>
+          <w:tab w:val="left" w:pos="11908"/>
+          <w:tab w:val="left" w:pos="12824"/>
+          <w:tab w:val="left" w:pos="13740"/>
+          <w:tab w:val="left" w:pos="14656"/>
+        </w:tabs>
+        <w:spacing w:after="0" w:line="240" w:lineRule="auto"/>
+        <w:rPr>
+          <w:rFonts w:ascii="Courier New" w:eastAsia="Times New Roman" w:hAnsi="Courier New" w:cs="Courier New"/>
+          <w:sz w:val="20"/>
+          <w:szCs w:val="20"/>
+          <w:lang w:eastAsia="ru-RU"/>
+        </w:rPr>
+      </w:pPr>
+      <w:r>
+        <w:rPr>
+          <w:rFonts w:ascii="Courier New" w:eastAsia="Times New Roman" w:hAnsi="Courier New" w:cs="Courier New"/>
+          <w:sz w:val="20"/>
+          <w:szCs w:val="20"/>
+          <w:lang w:eastAsia="ru-RU"/>
+        </w:rPr>
+        <w:t>↓</w:t>
+      </w:r>
+    </w:p>
+    <w:p>
+      <w:pPr>
+        <w:tabs>
+          <w:tab w:val="left" w:pos="916"/>
+          <w:tab w:val="left" w:pos="1832"/>
+          <w:tab w:val="left" w:pos="2748"/>
+          <w:tab w:val="left" w:pos="3664"/>
+          <w:tab w:val="left" w:pos="4580"/>
+          <w:tab w:val="left" w:pos="5496"/>
+          <w:tab w:val="left" w:pos="6412"/>
+          <w:tab w:val="left" w:pos="7328"/>
+          <w:tab w:val="left" w:pos="8244"/>
+          <w:tab w:val="left" w:pos="9160"/>
+          <w:tab w:val="left" w:pos="10076"/>
+          <w:tab w:val="left" w:pos="10992"/>
+          <w:tab w:val="left" w:pos="11908"/>
+          <w:tab w:val="left" w:pos="12824"/>
+          <w:tab w:val="left" w:pos="13740"/>
+          <w:tab w:val="left" w:pos="14656"/>
+        </w:tabs>
+        <w:spacing w:after="0" w:line="240" w:lineRule="auto"/>
+        <w:rPr>
+          <w:rFonts w:ascii="Courier New" w:eastAsia="Times New Roman" w:hAnsi="Courier New" w:cs="Courier New"/>
+          <w:sz w:val="20"/>
+          <w:szCs w:val="20"/>
+          <w:lang w:eastAsia="ru-RU"/>
+        </w:rPr>
+      </w:pPr>
+    </w:p>
+    <w:p>
+      <w:pPr>
+        <w:tabs>
+          <w:tab w:val="left" w:pos="916"/>
+          <w:tab w:val="left" w:pos="1832"/>
+          <w:tab w:val="left" w:pos="2748"/>
+          <w:tab w:val="left" w:pos="3664"/>
+          <w:tab w:val="left" w:pos="4580"/>
+          <w:tab w:val="left" w:pos="5496"/>
+          <w:tab w:val="left" w:pos="6412"/>
+          <w:tab w:val="left" w:pos="7328"/>
+          <w:tab w:val="left" w:pos="8244"/>
+          <w:tab w:val="left" w:pos="9160"/>
+          <w:tab w:val="left" w:pos="10076"/>
+          <w:tab w:val="left" w:pos="10992"/>
+          <w:tab w:val="left" w:pos="11908"/>
+          <w:tab w:val="left" w:pos="12824"/>
+          <w:tab w:val="left" w:pos="13740"/>
+          <w:tab w:val="left" w:pos="14656"/>
+        </w:tabs>
+        <w:spacing w:after="0" w:line="240" w:lineRule="auto"/>
+        <w:rPr>
+          <w:rFonts w:ascii="Courier New" w:eastAsia="Times New Roman" w:hAnsi="Courier New" w:cs="Courier New"/>
+          <w:sz w:val="20"/>
+          <w:szCs w:val="20"/>
+          <w:lang w:eastAsia="ru-RU"/>
+        </w:rPr>
+      </w:pPr>
+      <w:r>
+        <w:rPr>
+          <w:rFonts w:ascii="Courier New" w:eastAsia="Times New Roman" w:hAnsi="Courier New" w:cs="Courier New"/>
+          <w:sz w:val="20"/>
+          <w:szCs w:val="20"/>
+          <w:lang w:eastAsia="ru-RU"/>
+        </w:rPr>
+        <w:t>login screen</w:t>
+      </w:r>
+    </w:p>
+    <w:p>
+      <w:pPr>
+        <w:spacing w:after="0" w:line="240" w:lineRule="auto"/>
+        <w:rPr>
+          <w:rFonts w:ascii="Times New Roman" w:eastAsia="Times New Roman" w:hAnsi="Times New Roman" w:cs="Times New Roman"/>
+          <w:sz w:val="24"/>
+          <w:szCs w:val="24"/>
+          <w:lang w:eastAsia="ru-RU"/>
+        </w:rPr>
+      </w:pPr>
+      <w:r>
+        <w:rPr>
+          <w:rFonts w:ascii="Times New Roman" w:eastAsia="Times New Roman" w:hAnsi="Times New Roman" w:cs="Times New Roman"/>
+          <w:sz w:val="24"/>
+          <w:szCs w:val="24"/>
+          <w:lang w:eastAsia="ru-RU"/>
+        </w:rPr>
+        <w:pict w14:anchorId="4A2DF0A3">
+          <v:rect id="_x0000_i1086" style="width:0;height:1.5pt" o:hralign="center" o:hrstd="t" o:hr="t" fillcolor="#a0a0a0" stroked="f"/>
         </w:pict>
       </w:r>
     </w:p>
@@ -11279,650 +11837,188 @@
           <w:szCs w:val="48"/>
           <w:lang w:eastAsia="ru-RU"/>
         </w:rPr>
-        <w:t>MVP Screens</w:t>
-      </w:r>
-    </w:p>
-    <w:p>
-      <w:pPr>
-        <w:spacing w:before="100" w:beforeAutospacing="1" w:after="100" w:afterAutospacing="1" w:line="240" w:lineRule="auto"/>
-        <w:outlineLvl w:val="1"/>
-        <w:rPr>
-          <w:rFonts w:ascii="Times New Roman" w:eastAsia="Times New Roman" w:hAnsi="Times New Roman" w:cs="Times New Roman"/>
-          <w:b/>
-          <w:bCs/>
-          <w:sz w:val="36"/>
-          <w:szCs w:val="36"/>
-          <w:lang w:eastAsia="ru-RU"/>
-        </w:rPr>
-      </w:pPr>
-      <w:r>
-        <w:rPr>
-          <w:rFonts w:ascii="Times New Roman" w:eastAsia="Times New Roman" w:hAnsi="Times New Roman" w:cs="Times New Roman"/>
-          <w:b/>
-          <w:bCs/>
-          <w:sz w:val="36"/>
-          <w:szCs w:val="36"/>
-          <w:lang w:eastAsia="ru-RU"/>
-        </w:rPr>
-        <w:t>Authentication</w:t>
-      </w:r>
-    </w:p>
-    <w:p>
-      <w:pPr>
-        <w:tabs>
-          <w:tab w:val="left" w:pos="916"/>
-          <w:tab w:val="left" w:pos="1832"/>
-          <w:tab w:val="left" w:pos="2748"/>
-          <w:tab w:val="left" w:pos="3664"/>
-          <w:tab w:val="left" w:pos="4580"/>
-          <w:tab w:val="left" w:pos="5496"/>
-          <w:tab w:val="left" w:pos="6412"/>
-          <w:tab w:val="left" w:pos="7328"/>
-          <w:tab w:val="left" w:pos="8244"/>
-          <w:tab w:val="left" w:pos="9160"/>
-          <w:tab w:val="left" w:pos="10076"/>
-          <w:tab w:val="left" w:pos="10992"/>
-          <w:tab w:val="left" w:pos="11908"/>
-          <w:tab w:val="left" w:pos="12824"/>
-          <w:tab w:val="left" w:pos="13740"/>
-          <w:tab w:val="left" w:pos="14656"/>
-        </w:tabs>
-        <w:spacing w:after="0" w:line="240" w:lineRule="auto"/>
-        <w:rPr>
-          <w:rFonts w:ascii="Courier New" w:eastAsia="Times New Roman" w:hAnsi="Courier New" w:cs="Courier New"/>
-          <w:sz w:val="20"/>
-          <w:szCs w:val="20"/>
-          <w:lang w:eastAsia="ru-RU"/>
-        </w:rPr>
-      </w:pPr>
-      <w:r>
-        <w:rPr>
-          <w:rFonts w:ascii="Courier New" w:eastAsia="Times New Roman" w:hAnsi="Courier New" w:cs="Courier New"/>
-          <w:sz w:val="20"/>
-          <w:szCs w:val="20"/>
-          <w:lang w:eastAsia="ru-RU"/>
-        </w:rPr>
-        <w:t>Login Screen</w:t>
-      </w:r>
-    </w:p>
-    <w:p>
-      <w:pPr>
-        <w:spacing w:after="0" w:line="240" w:lineRule="auto"/>
-        <w:rPr>
-          <w:rFonts w:ascii="Times New Roman" w:eastAsia="Times New Roman" w:hAnsi="Times New Roman" w:cs="Times New Roman"/>
-          <w:sz w:val="24"/>
-          <w:szCs w:val="24"/>
-          <w:lang w:eastAsia="ru-RU"/>
-        </w:rPr>
-      </w:pPr>
-      <w:r>
-        <w:rPr>
-          <w:rFonts w:ascii="Times New Roman" w:eastAsia="Times New Roman" w:hAnsi="Times New Roman" w:cs="Times New Roman"/>
-          <w:sz w:val="24"/>
-          <w:szCs w:val="24"/>
-          <w:lang w:eastAsia="ru-RU"/>
-        </w:rPr>
-        <w:pict w14:anchorId="39A71746">
-          <v:rect id="_x0000_i1088" style="width:0;height:1.5pt" o:hralign="center" o:hrstd="t" o:hr="t" fillcolor="#a0a0a0" stroked="f"/>
-        </w:pict>
-      </w:r>
-    </w:p>
-    <w:p>
-      <w:pPr>
-        <w:spacing w:before="100" w:beforeAutospacing="1" w:after="100" w:afterAutospacing="1" w:line="240" w:lineRule="auto"/>
-        <w:outlineLvl w:val="1"/>
-        <w:rPr>
-          <w:rFonts w:ascii="Times New Roman" w:eastAsia="Times New Roman" w:hAnsi="Times New Roman" w:cs="Times New Roman"/>
-          <w:b/>
-          <w:bCs/>
-          <w:sz w:val="36"/>
-          <w:szCs w:val="36"/>
-          <w:lang w:val="en-US" w:eastAsia="ru-RU"/>
-        </w:rPr>
-      </w:pPr>
-      <w:r>
-        <w:rPr>
-          <w:rFonts w:ascii="Times New Roman" w:eastAsia="Times New Roman" w:hAnsi="Times New Roman" w:cs="Times New Roman"/>
-          <w:b/>
-          <w:bCs/>
-          <w:sz w:val="36"/>
-          <w:szCs w:val="36"/>
-          <w:lang w:val="en-US" w:eastAsia="ru-RU"/>
-        </w:rPr>
-        <w:t>Stories</w:t>
-      </w:r>
-    </w:p>
-    <w:p>
-      <w:pPr>
-        <w:tabs>
-          <w:tab w:val="left" w:pos="916"/>
-          <w:tab w:val="left" w:pos="1832"/>
-          <w:tab w:val="left" w:pos="2748"/>
-          <w:tab w:val="left" w:pos="3664"/>
-          <w:tab w:val="left" w:pos="4580"/>
-          <w:tab w:val="left" w:pos="5496"/>
-          <w:tab w:val="left" w:pos="6412"/>
-          <w:tab w:val="left" w:pos="7328"/>
-          <w:tab w:val="left" w:pos="8244"/>
-          <w:tab w:val="left" w:pos="9160"/>
-          <w:tab w:val="left" w:pos="10076"/>
-          <w:tab w:val="left" w:pos="10992"/>
-          <w:tab w:val="left" w:pos="11908"/>
-          <w:tab w:val="left" w:pos="12824"/>
-          <w:tab w:val="left" w:pos="13740"/>
-          <w:tab w:val="left" w:pos="14656"/>
-        </w:tabs>
-        <w:spacing w:after="0" w:line="240" w:lineRule="auto"/>
-        <w:rPr>
-          <w:rFonts w:ascii="Courier New" w:eastAsia="Times New Roman" w:hAnsi="Courier New" w:cs="Courier New"/>
-          <w:sz w:val="20"/>
-          <w:szCs w:val="20"/>
-          <w:lang w:val="en-US" w:eastAsia="ru-RU"/>
-        </w:rPr>
-      </w:pPr>
-      <w:r>
-        <w:rPr>
-          <w:rFonts w:ascii="Courier New" w:eastAsia="Times New Roman" w:hAnsi="Courier New" w:cs="Courier New"/>
-          <w:sz w:val="20"/>
-          <w:szCs w:val="20"/>
-          <w:lang w:val="en-US" w:eastAsia="ru-RU"/>
-        </w:rPr>
-        <w:t>Stories Screen</w:t>
-      </w:r>
-    </w:p>
-    <w:p>
-      <w:pPr>
-        <w:tabs>
-          <w:tab w:val="left" w:pos="916"/>
-          <w:tab w:val="left" w:pos="1832"/>
-          <w:tab w:val="left" w:pos="2748"/>
-          <w:tab w:val="left" w:pos="3664"/>
-          <w:tab w:val="left" w:pos="4580"/>
-          <w:tab w:val="left" w:pos="5496"/>
-          <w:tab w:val="left" w:pos="6412"/>
-          <w:tab w:val="left" w:pos="7328"/>
-          <w:tab w:val="left" w:pos="8244"/>
-          <w:tab w:val="left" w:pos="9160"/>
-          <w:tab w:val="left" w:pos="10076"/>
-          <w:tab w:val="left" w:pos="10992"/>
-          <w:tab w:val="left" w:pos="11908"/>
-          <w:tab w:val="left" w:pos="12824"/>
-          <w:tab w:val="left" w:pos="13740"/>
-          <w:tab w:val="left" w:pos="14656"/>
-        </w:tabs>
-        <w:spacing w:after="0" w:line="240" w:lineRule="auto"/>
-        <w:rPr>
-          <w:rFonts w:ascii="Courier New" w:eastAsia="Times New Roman" w:hAnsi="Courier New" w:cs="Courier New"/>
-          <w:sz w:val="20"/>
-          <w:szCs w:val="20"/>
-          <w:lang w:val="en-US" w:eastAsia="ru-RU"/>
-        </w:rPr>
-      </w:pPr>
-    </w:p>
-    <w:p>
-      <w:pPr>
-        <w:tabs>
-          <w:tab w:val="left" w:pos="916"/>
-          <w:tab w:val="left" w:pos="1832"/>
-          <w:tab w:val="left" w:pos="2748"/>
-          <w:tab w:val="left" w:pos="3664"/>
-          <w:tab w:val="left" w:pos="4580"/>
-          <w:tab w:val="left" w:pos="5496"/>
-          <w:tab w:val="left" w:pos="6412"/>
-          <w:tab w:val="left" w:pos="7328"/>
-          <w:tab w:val="left" w:pos="8244"/>
-          <w:tab w:val="left" w:pos="9160"/>
-          <w:tab w:val="left" w:pos="10076"/>
-          <w:tab w:val="left" w:pos="10992"/>
-          <w:tab w:val="left" w:pos="11908"/>
-          <w:tab w:val="left" w:pos="12824"/>
-          <w:tab w:val="left" w:pos="13740"/>
-          <w:tab w:val="left" w:pos="14656"/>
-        </w:tabs>
-        <w:spacing w:after="0" w:line="240" w:lineRule="auto"/>
-        <w:rPr>
-          <w:rFonts w:ascii="Courier New" w:eastAsia="Times New Roman" w:hAnsi="Courier New" w:cs="Courier New"/>
-          <w:sz w:val="20"/>
-          <w:szCs w:val="20"/>
-          <w:lang w:val="en-US" w:eastAsia="ru-RU"/>
-        </w:rPr>
-      </w:pPr>
-      <w:r>
-        <w:rPr>
-          <w:rFonts w:ascii="Courier New" w:eastAsia="Times New Roman" w:hAnsi="Courier New" w:cs="Courier New"/>
-          <w:sz w:val="20"/>
-          <w:szCs w:val="20"/>
-          <w:lang w:val="en-US" w:eastAsia="ru-RU"/>
-        </w:rPr>
-        <w:t>Create Story Screen</w:t>
-      </w:r>
-    </w:p>
-    <w:p>
-      <w:pPr>
-        <w:spacing w:after="0" w:line="240" w:lineRule="auto"/>
-        <w:rPr>
-          <w:rFonts w:ascii="Times New Roman" w:eastAsia="Times New Roman" w:hAnsi="Times New Roman" w:cs="Times New Roman"/>
-          <w:sz w:val="24"/>
-          <w:szCs w:val="24"/>
-          <w:lang w:eastAsia="ru-RU"/>
-        </w:rPr>
-      </w:pPr>
-      <w:r>
-        <w:rPr>
-          <w:rFonts w:ascii="Times New Roman" w:eastAsia="Times New Roman" w:hAnsi="Times New Roman" w:cs="Times New Roman"/>
-          <w:sz w:val="24"/>
-          <w:szCs w:val="24"/>
-          <w:lang w:eastAsia="ru-RU"/>
-        </w:rPr>
-        <w:pict w14:anchorId="5A34B09E">
-          <v:rect id="_x0000_i1089" style="width:0;height:1.5pt" o:hralign="center" o:hrstd="t" o:hr="t" fillcolor="#a0a0a0" stroked="f"/>
-        </w:pict>
-      </w:r>
-    </w:p>
-    <w:p>
-      <w:pPr>
-        <w:spacing w:before="100" w:beforeAutospacing="1" w:after="100" w:afterAutospacing="1" w:line="240" w:lineRule="auto"/>
-        <w:outlineLvl w:val="1"/>
-        <w:rPr>
-          <w:rFonts w:ascii="Times New Roman" w:eastAsia="Times New Roman" w:hAnsi="Times New Roman" w:cs="Times New Roman"/>
-          <w:b/>
-          <w:bCs/>
-          <w:sz w:val="36"/>
-          <w:szCs w:val="36"/>
-          <w:lang w:eastAsia="ru-RU"/>
-        </w:rPr>
-      </w:pPr>
-      <w:r>
-        <w:rPr>
-          <w:rFonts w:ascii="Times New Roman" w:eastAsia="Times New Roman" w:hAnsi="Times New Roman" w:cs="Times New Roman"/>
-          <w:b/>
-          <w:bCs/>
-          <w:sz w:val="36"/>
-          <w:szCs w:val="36"/>
-          <w:lang w:eastAsia="ru-RU"/>
-        </w:rPr>
-        <w:t>Story</w:t>
-      </w:r>
-    </w:p>
-    <w:p>
-      <w:pPr>
-        <w:tabs>
-          <w:tab w:val="left" w:pos="916"/>
-          <w:tab w:val="left" w:pos="1832"/>
-          <w:tab w:val="left" w:pos="2748"/>
-          <w:tab w:val="left" w:pos="3664"/>
-          <w:tab w:val="left" w:pos="4580"/>
-          <w:tab w:val="left" w:pos="5496"/>
-          <w:tab w:val="left" w:pos="6412"/>
-          <w:tab w:val="left" w:pos="7328"/>
-          <w:tab w:val="left" w:pos="8244"/>
-          <w:tab w:val="left" w:pos="9160"/>
-          <w:tab w:val="left" w:pos="10076"/>
-          <w:tab w:val="left" w:pos="10992"/>
-          <w:tab w:val="left" w:pos="11908"/>
-          <w:tab w:val="left" w:pos="12824"/>
-          <w:tab w:val="left" w:pos="13740"/>
-          <w:tab w:val="left" w:pos="14656"/>
-        </w:tabs>
-        <w:spacing w:after="0" w:line="240" w:lineRule="auto"/>
-        <w:rPr>
-          <w:rFonts w:ascii="Courier New" w:eastAsia="Times New Roman" w:hAnsi="Courier New" w:cs="Courier New"/>
-          <w:sz w:val="20"/>
-          <w:szCs w:val="20"/>
-          <w:lang w:eastAsia="ru-RU"/>
-        </w:rPr>
-      </w:pPr>
-      <w:r>
-        <w:rPr>
-          <w:rFonts w:ascii="Courier New" w:eastAsia="Times New Roman" w:hAnsi="Courier New" w:cs="Courier New"/>
-          <w:sz w:val="20"/>
-          <w:szCs w:val="20"/>
-          <w:lang w:eastAsia="ru-RU"/>
-        </w:rPr>
-        <w:t>Story Details Screen</w:t>
-      </w:r>
-    </w:p>
-    <w:p>
-      <w:pPr>
-        <w:spacing w:after="0" w:line="240" w:lineRule="auto"/>
-        <w:rPr>
-          <w:rFonts w:ascii="Times New Roman" w:eastAsia="Times New Roman" w:hAnsi="Times New Roman" w:cs="Times New Roman"/>
-          <w:sz w:val="24"/>
-          <w:szCs w:val="24"/>
-          <w:lang w:eastAsia="ru-RU"/>
-        </w:rPr>
-      </w:pPr>
-      <w:r>
-        <w:rPr>
-          <w:rFonts w:ascii="Times New Roman" w:eastAsia="Times New Roman" w:hAnsi="Times New Roman" w:cs="Times New Roman"/>
-          <w:sz w:val="24"/>
-          <w:szCs w:val="24"/>
-          <w:lang w:eastAsia="ru-RU"/>
-        </w:rPr>
-        <w:pict w14:anchorId="32689596">
-          <v:rect id="_x0000_i1090" style="width:0;height:1.5pt" o:hralign="center" o:hrstd="t" o:hr="t" fillcolor="#a0a0a0" stroked="f"/>
-        </w:pict>
-      </w:r>
-    </w:p>
-    <w:p>
-      <w:pPr>
-        <w:spacing w:before="100" w:beforeAutospacing="1" w:after="100" w:afterAutospacing="1" w:line="240" w:lineRule="auto"/>
-        <w:outlineLvl w:val="1"/>
-        <w:rPr>
-          <w:rFonts w:ascii="Times New Roman" w:eastAsia="Times New Roman" w:hAnsi="Times New Roman" w:cs="Times New Roman"/>
-          <w:b/>
-          <w:bCs/>
-          <w:sz w:val="36"/>
-          <w:szCs w:val="36"/>
-          <w:lang w:val="en-US" w:eastAsia="ru-RU"/>
-        </w:rPr>
-      </w:pPr>
-      <w:r>
-        <w:rPr>
-          <w:rFonts w:ascii="Times New Roman" w:eastAsia="Times New Roman" w:hAnsi="Times New Roman" w:cs="Times New Roman"/>
-          <w:b/>
-          <w:bCs/>
-          <w:sz w:val="36"/>
-          <w:szCs w:val="36"/>
-          <w:lang w:val="en-US" w:eastAsia="ru-RU"/>
-        </w:rPr>
-        <w:t>Memory</w:t>
-      </w:r>
-    </w:p>
-    <w:p>
-      <w:pPr>
-        <w:tabs>
-          <w:tab w:val="left" w:pos="916"/>
-          <w:tab w:val="left" w:pos="1832"/>
-          <w:tab w:val="left" w:pos="2748"/>
-          <w:tab w:val="left" w:pos="3664"/>
-          <w:tab w:val="left" w:pos="4580"/>
-          <w:tab w:val="left" w:pos="5496"/>
-          <w:tab w:val="left" w:pos="6412"/>
-          <w:tab w:val="left" w:pos="7328"/>
-          <w:tab w:val="left" w:pos="8244"/>
-          <w:tab w:val="left" w:pos="9160"/>
-          <w:tab w:val="left" w:pos="10076"/>
-          <w:tab w:val="left" w:pos="10992"/>
-          <w:tab w:val="left" w:pos="11908"/>
-          <w:tab w:val="left" w:pos="12824"/>
-          <w:tab w:val="left" w:pos="13740"/>
-          <w:tab w:val="left" w:pos="14656"/>
-        </w:tabs>
-        <w:spacing w:after="0" w:line="240" w:lineRule="auto"/>
-        <w:rPr>
-          <w:rFonts w:ascii="Courier New" w:eastAsia="Times New Roman" w:hAnsi="Courier New" w:cs="Courier New"/>
-          <w:sz w:val="20"/>
-          <w:szCs w:val="20"/>
-          <w:lang w:val="en-US" w:eastAsia="ru-RU"/>
-        </w:rPr>
-      </w:pPr>
-      <w:r>
-        <w:rPr>
-          <w:rFonts w:ascii="Courier New" w:eastAsia="Times New Roman" w:hAnsi="Courier New" w:cs="Courier New"/>
-          <w:sz w:val="20"/>
-          <w:szCs w:val="20"/>
-          <w:lang w:val="en-US" w:eastAsia="ru-RU"/>
-        </w:rPr>
-        <w:t>Create Memory Screen</w:t>
-      </w:r>
-    </w:p>
-    <w:p>
-      <w:pPr>
-        <w:tabs>
-          <w:tab w:val="left" w:pos="916"/>
-          <w:tab w:val="left" w:pos="1832"/>
-          <w:tab w:val="left" w:pos="2748"/>
-          <w:tab w:val="left" w:pos="3664"/>
-          <w:tab w:val="left" w:pos="4580"/>
-          <w:tab w:val="left" w:pos="5496"/>
-          <w:tab w:val="left" w:pos="6412"/>
-          <w:tab w:val="left" w:pos="7328"/>
-          <w:tab w:val="left" w:pos="8244"/>
-          <w:tab w:val="left" w:pos="9160"/>
-          <w:tab w:val="left" w:pos="10076"/>
-          <w:tab w:val="left" w:pos="10992"/>
-          <w:tab w:val="left" w:pos="11908"/>
-          <w:tab w:val="left" w:pos="12824"/>
-          <w:tab w:val="left" w:pos="13740"/>
-          <w:tab w:val="left" w:pos="14656"/>
-        </w:tabs>
-        <w:spacing w:after="0" w:line="240" w:lineRule="auto"/>
-        <w:rPr>
-          <w:rFonts w:ascii="Courier New" w:eastAsia="Times New Roman" w:hAnsi="Courier New" w:cs="Courier New"/>
-          <w:sz w:val="20"/>
-          <w:szCs w:val="20"/>
-          <w:lang w:val="en-US" w:eastAsia="ru-RU"/>
-        </w:rPr>
-      </w:pPr>
-    </w:p>
-    <w:p>
-      <w:pPr>
-        <w:tabs>
-          <w:tab w:val="left" w:pos="916"/>
-          <w:tab w:val="left" w:pos="1832"/>
-          <w:tab w:val="left" w:pos="2748"/>
-          <w:tab w:val="left" w:pos="3664"/>
-          <w:tab w:val="left" w:pos="4580"/>
-          <w:tab w:val="left" w:pos="5496"/>
-          <w:tab w:val="left" w:pos="6412"/>
-          <w:tab w:val="left" w:pos="7328"/>
-          <w:tab w:val="left" w:pos="8244"/>
-          <w:tab w:val="left" w:pos="9160"/>
-          <w:tab w:val="left" w:pos="10076"/>
-          <w:tab w:val="left" w:pos="10992"/>
-          <w:tab w:val="left" w:pos="11908"/>
-          <w:tab w:val="left" w:pos="12824"/>
-          <w:tab w:val="left" w:pos="13740"/>
-          <w:tab w:val="left" w:pos="14656"/>
-        </w:tabs>
-        <w:spacing w:after="0" w:line="240" w:lineRule="auto"/>
-        <w:rPr>
-          <w:rFonts w:ascii="Courier New" w:eastAsia="Times New Roman" w:hAnsi="Courier New" w:cs="Courier New"/>
-          <w:sz w:val="20"/>
-          <w:szCs w:val="20"/>
-          <w:lang w:val="en-US" w:eastAsia="ru-RU"/>
-        </w:rPr>
-      </w:pPr>
-      <w:r>
-        <w:rPr>
-          <w:rFonts w:ascii="Courier New" w:eastAsia="Times New Roman" w:hAnsi="Courier New" w:cs="Courier New"/>
-          <w:sz w:val="20"/>
-          <w:szCs w:val="20"/>
-          <w:lang w:val="en-US" w:eastAsia="ru-RU"/>
-        </w:rPr>
-        <w:t>Memory Details Screen</w:t>
-      </w:r>
-    </w:p>
-    <w:p>
-      <w:pPr>
-        <w:spacing w:after="0" w:line="240" w:lineRule="auto"/>
-        <w:rPr>
-          <w:rFonts w:ascii="Times New Roman" w:eastAsia="Times New Roman" w:hAnsi="Times New Roman" w:cs="Times New Roman"/>
-          <w:sz w:val="24"/>
-          <w:szCs w:val="24"/>
-          <w:lang w:eastAsia="ru-RU"/>
-        </w:rPr>
-      </w:pPr>
-      <w:r>
-        <w:rPr>
-          <w:rFonts w:ascii="Times New Roman" w:eastAsia="Times New Roman" w:hAnsi="Times New Roman" w:cs="Times New Roman"/>
-          <w:sz w:val="24"/>
-          <w:szCs w:val="24"/>
-          <w:lang w:eastAsia="ru-RU"/>
-        </w:rPr>
-        <w:pict w14:anchorId="713F5C74">
-          <v:rect id="_x0000_i1091" style="width:0;height:1.5pt" o:hralign="center" o:hrstd="t" o:hr="t" fillcolor="#a0a0a0" stroked="f"/>
-        </w:pict>
-      </w:r>
-    </w:p>
-    <w:p>
-      <w:pPr>
-        <w:spacing w:before="100" w:beforeAutospacing="1" w:after="100" w:afterAutospacing="1" w:line="240" w:lineRule="auto"/>
-        <w:outlineLvl w:val="1"/>
-        <w:rPr>
-          <w:rFonts w:ascii="Times New Roman" w:eastAsia="Times New Roman" w:hAnsi="Times New Roman" w:cs="Times New Roman"/>
-          <w:b/>
-          <w:bCs/>
-          <w:sz w:val="36"/>
-          <w:szCs w:val="36"/>
-          <w:lang w:eastAsia="ru-RU"/>
-        </w:rPr>
-      </w:pPr>
-      <w:r>
-        <w:rPr>
-          <w:rFonts w:ascii="Times New Roman" w:eastAsia="Times New Roman" w:hAnsi="Times New Roman" w:cs="Times New Roman"/>
-          <w:b/>
-          <w:bCs/>
-          <w:sz w:val="36"/>
-          <w:szCs w:val="36"/>
-          <w:lang w:eastAsia="ru-RU"/>
-        </w:rPr>
-        <w:t>Map</w:t>
-      </w:r>
-    </w:p>
-    <w:p>
-      <w:pPr>
-        <w:tabs>
-          <w:tab w:val="left" w:pos="916"/>
-          <w:tab w:val="left" w:pos="1832"/>
-          <w:tab w:val="left" w:pos="2748"/>
-          <w:tab w:val="left" w:pos="3664"/>
-          <w:tab w:val="left" w:pos="4580"/>
-          <w:tab w:val="left" w:pos="5496"/>
-          <w:tab w:val="left" w:pos="6412"/>
-          <w:tab w:val="left" w:pos="7328"/>
-          <w:tab w:val="left" w:pos="8244"/>
-          <w:tab w:val="left" w:pos="9160"/>
-          <w:tab w:val="left" w:pos="10076"/>
-          <w:tab w:val="left" w:pos="10992"/>
-          <w:tab w:val="left" w:pos="11908"/>
-          <w:tab w:val="left" w:pos="12824"/>
-          <w:tab w:val="left" w:pos="13740"/>
-          <w:tab w:val="left" w:pos="14656"/>
-        </w:tabs>
-        <w:spacing w:after="0" w:line="240" w:lineRule="auto"/>
-        <w:rPr>
-          <w:rFonts w:ascii="Courier New" w:eastAsia="Times New Roman" w:hAnsi="Courier New" w:cs="Courier New"/>
-          <w:sz w:val="20"/>
-          <w:szCs w:val="20"/>
-          <w:lang w:eastAsia="ru-RU"/>
-        </w:rPr>
-      </w:pPr>
-      <w:r>
-        <w:rPr>
-          <w:rFonts w:ascii="Courier New" w:eastAsia="Times New Roman" w:hAnsi="Courier New" w:cs="Courier New"/>
-          <w:sz w:val="20"/>
-          <w:szCs w:val="20"/>
-          <w:lang w:eastAsia="ru-RU"/>
-        </w:rPr>
-        <w:t>Map Screen</w:t>
-      </w:r>
-    </w:p>
-    <w:p>
-      <w:pPr>
-        <w:spacing w:after="0" w:line="240" w:lineRule="auto"/>
-        <w:rPr>
-          <w:rFonts w:ascii="Times New Roman" w:eastAsia="Times New Roman" w:hAnsi="Times New Roman" w:cs="Times New Roman"/>
-          <w:sz w:val="24"/>
-          <w:szCs w:val="24"/>
-          <w:lang w:eastAsia="ru-RU"/>
-        </w:rPr>
-      </w:pPr>
-      <w:r>
-        <w:rPr>
-          <w:rFonts w:ascii="Times New Roman" w:eastAsia="Times New Roman" w:hAnsi="Times New Roman" w:cs="Times New Roman"/>
-          <w:sz w:val="24"/>
-          <w:szCs w:val="24"/>
-          <w:lang w:eastAsia="ru-RU"/>
-        </w:rPr>
-        <w:pict w14:anchorId="26CABA7D">
-          <v:rect id="_x0000_i1092" style="width:0;height:1.5pt" o:hralign="center" o:hrstd="t" o:hr="t" fillcolor="#a0a0a0" stroked="f"/>
-        </w:pict>
-      </w:r>
-    </w:p>
-    <w:p>
-      <w:pPr>
-        <w:spacing w:before="100" w:beforeAutospacing="1" w:after="100" w:afterAutospacing="1" w:line="240" w:lineRule="auto"/>
-        <w:outlineLvl w:val="1"/>
-        <w:rPr>
-          <w:rFonts w:ascii="Times New Roman" w:eastAsia="Times New Roman" w:hAnsi="Times New Roman" w:cs="Times New Roman"/>
-          <w:b/>
-          <w:bCs/>
-          <w:sz w:val="36"/>
-          <w:szCs w:val="36"/>
-          <w:lang w:eastAsia="ru-RU"/>
-        </w:rPr>
-      </w:pPr>
-      <w:r>
-        <w:rPr>
-          <w:rFonts w:ascii="Times New Roman" w:eastAsia="Times New Roman" w:hAnsi="Times New Roman" w:cs="Times New Roman"/>
-          <w:b/>
-          <w:bCs/>
-          <w:sz w:val="36"/>
-          <w:szCs w:val="36"/>
-          <w:lang w:eastAsia="ru-RU"/>
-        </w:rPr>
-        <w:t>Playback</w:t>
-      </w:r>
-    </w:p>
-    <w:p>
-      <w:pPr>
-        <w:tabs>
-          <w:tab w:val="left" w:pos="916"/>
-          <w:tab w:val="left" w:pos="1832"/>
-          <w:tab w:val="left" w:pos="2748"/>
-          <w:tab w:val="left" w:pos="3664"/>
-          <w:tab w:val="left" w:pos="4580"/>
-          <w:tab w:val="left" w:pos="5496"/>
-          <w:tab w:val="left" w:pos="6412"/>
-          <w:tab w:val="left" w:pos="7328"/>
-          <w:tab w:val="left" w:pos="8244"/>
-          <w:tab w:val="left" w:pos="9160"/>
-          <w:tab w:val="left" w:pos="10076"/>
-          <w:tab w:val="left" w:pos="10992"/>
-          <w:tab w:val="left" w:pos="11908"/>
-          <w:tab w:val="left" w:pos="12824"/>
-          <w:tab w:val="left" w:pos="13740"/>
-          <w:tab w:val="left" w:pos="14656"/>
-        </w:tabs>
-        <w:spacing w:after="0" w:line="240" w:lineRule="auto"/>
-        <w:rPr>
-          <w:rFonts w:ascii="Courier New" w:eastAsia="Times New Roman" w:hAnsi="Courier New" w:cs="Courier New"/>
-          <w:sz w:val="20"/>
-          <w:szCs w:val="20"/>
-          <w:lang w:eastAsia="ru-RU"/>
-        </w:rPr>
-      </w:pPr>
-      <w:r>
-        <w:rPr>
-          <w:rFonts w:ascii="Courier New" w:eastAsia="Times New Roman" w:hAnsi="Courier New" w:cs="Courier New"/>
-          <w:sz w:val="20"/>
-          <w:szCs w:val="20"/>
-          <w:lang w:eastAsia="ru-RU"/>
-        </w:rPr>
-        <w:t>Story Playback Screen</w:t>
-      </w:r>
-    </w:p>
-    <w:p>
-      <w:pPr>
-        <w:spacing w:after="0" w:line="240" w:lineRule="auto"/>
-        <w:rPr>
-          <w:rFonts w:ascii="Times New Roman" w:eastAsia="Times New Roman" w:hAnsi="Times New Roman" w:cs="Times New Roman"/>
-          <w:sz w:val="24"/>
-          <w:szCs w:val="24"/>
-          <w:lang w:eastAsia="ru-RU"/>
-        </w:rPr>
-      </w:pPr>
-      <w:r>
-        <w:rPr>
-          <w:rFonts w:ascii="Times New Roman" w:eastAsia="Times New Roman" w:hAnsi="Times New Roman" w:cs="Times New Roman"/>
-          <w:sz w:val="24"/>
-          <w:szCs w:val="24"/>
-          <w:lang w:eastAsia="ru-RU"/>
-        </w:rPr>
-        <w:pict w14:anchorId="4A611A10">
-          <v:rect id="_x0000_i1093" style="width:0;height:1.5pt" o:hralign="center" o:hrstd="t" o:hr="t" fillcolor="#a0a0a0" stroked="f"/>
+        <w:t>UI Philosophy</w:t>
+      </w:r>
+    </w:p>
+    <w:p>
+      <w:pPr>
+        <w:spacing w:before="100" w:beforeAutospacing="1" w:after="100" w:afterAutospacing="1" w:line="240" w:lineRule="auto"/>
+        <w:rPr>
+          <w:rFonts w:ascii="Times New Roman" w:eastAsia="Times New Roman" w:hAnsi="Times New Roman" w:cs="Times New Roman"/>
+          <w:sz w:val="24"/>
+          <w:szCs w:val="24"/>
+          <w:lang w:eastAsia="ru-RU"/>
+        </w:rPr>
+      </w:pPr>
+      <w:r>
+        <w:rPr>
+          <w:rFonts w:ascii="Times New Roman" w:eastAsia="Times New Roman" w:hAnsi="Times New Roman" w:cs="Times New Roman"/>
+          <w:sz w:val="24"/>
+          <w:szCs w:val="24"/>
+          <w:lang w:eastAsia="ru-RU"/>
+        </w:rPr>
+        <w:t>Memory Map — эмоциональный продукт.</w:t>
+      </w:r>
+    </w:p>
+    <w:p>
+      <w:pPr>
+        <w:spacing w:before="100" w:beforeAutospacing="1" w:after="100" w:afterAutospacing="1" w:line="240" w:lineRule="auto"/>
+        <w:rPr>
+          <w:rFonts w:ascii="Times New Roman" w:eastAsia="Times New Roman" w:hAnsi="Times New Roman" w:cs="Times New Roman"/>
+          <w:sz w:val="24"/>
+          <w:szCs w:val="24"/>
+          <w:lang w:eastAsia="ru-RU"/>
+        </w:rPr>
+      </w:pPr>
+      <w:r>
+        <w:rPr>
+          <w:rFonts w:ascii="Times New Roman" w:eastAsia="Times New Roman" w:hAnsi="Times New Roman" w:cs="Times New Roman"/>
+          <w:sz w:val="24"/>
+          <w:szCs w:val="24"/>
+          <w:lang w:eastAsia="ru-RU"/>
+        </w:rPr>
+        <w:t>Поэтому интерфейс должен быть:</w:t>
+      </w:r>
+    </w:p>
+    <w:p>
+      <w:pPr>
+        <w:numPr>
+          <w:ilvl w:val="0"/>
+          <w:numId w:val="10"/>
+        </w:numPr>
+        <w:spacing w:before="100" w:beforeAutospacing="1" w:after="100" w:afterAutospacing="1" w:line="240" w:lineRule="auto"/>
+        <w:rPr>
+          <w:rFonts w:ascii="Times New Roman" w:eastAsia="Times New Roman" w:hAnsi="Times New Roman" w:cs="Times New Roman"/>
+          <w:sz w:val="24"/>
+          <w:szCs w:val="24"/>
+          <w:lang w:eastAsia="ru-RU"/>
+        </w:rPr>
+      </w:pPr>
+      <w:r>
+        <w:rPr>
+          <w:rFonts w:ascii="Times New Roman" w:eastAsia="Times New Roman" w:hAnsi="Times New Roman" w:cs="Times New Roman"/>
+          <w:sz w:val="24"/>
+          <w:szCs w:val="24"/>
+          <w:lang w:eastAsia="ru-RU"/>
+        </w:rPr>
+        <w:t>минималистичным;</w:t>
+      </w:r>
+    </w:p>
+    <w:p>
+      <w:pPr>
+        <w:numPr>
+          <w:ilvl w:val="0"/>
+          <w:numId w:val="10"/>
+        </w:numPr>
+        <w:spacing w:before="100" w:beforeAutospacing="1" w:after="100" w:afterAutospacing="1" w:line="240" w:lineRule="auto"/>
+        <w:rPr>
+          <w:rFonts w:ascii="Times New Roman" w:eastAsia="Times New Roman" w:hAnsi="Times New Roman" w:cs="Times New Roman"/>
+          <w:sz w:val="24"/>
+          <w:szCs w:val="24"/>
+          <w:lang w:eastAsia="ru-RU"/>
+        </w:rPr>
+      </w:pPr>
+      <w:r>
+        <w:rPr>
+          <w:rFonts w:ascii="Times New Roman" w:eastAsia="Times New Roman" w:hAnsi="Times New Roman" w:cs="Times New Roman"/>
+          <w:sz w:val="24"/>
+          <w:szCs w:val="24"/>
+          <w:lang w:eastAsia="ru-RU"/>
+        </w:rPr>
+        <w:t>спокойным;</w:t>
+      </w:r>
+    </w:p>
+    <w:p>
+      <w:pPr>
+        <w:numPr>
+          <w:ilvl w:val="0"/>
+          <w:numId w:val="10"/>
+        </w:numPr>
+        <w:spacing w:before="100" w:beforeAutospacing="1" w:after="100" w:afterAutospacing="1" w:line="240" w:lineRule="auto"/>
+        <w:rPr>
+          <w:rFonts w:ascii="Times New Roman" w:eastAsia="Times New Roman" w:hAnsi="Times New Roman" w:cs="Times New Roman"/>
+          <w:sz w:val="24"/>
+          <w:szCs w:val="24"/>
+          <w:lang w:eastAsia="ru-RU"/>
+        </w:rPr>
+      </w:pPr>
+      <w:r>
+        <w:rPr>
+          <w:rFonts w:ascii="Times New Roman" w:eastAsia="Times New Roman" w:hAnsi="Times New Roman" w:cs="Times New Roman"/>
+          <w:sz w:val="24"/>
+          <w:szCs w:val="24"/>
+          <w:lang w:eastAsia="ru-RU"/>
+        </w:rPr>
+        <w:t>ориентированным на фотографии;</w:t>
+      </w:r>
+    </w:p>
+    <w:p>
+      <w:pPr>
+        <w:numPr>
+          <w:ilvl w:val="0"/>
+          <w:numId w:val="10"/>
+        </w:numPr>
+        <w:spacing w:before="100" w:beforeAutospacing="1" w:after="100" w:afterAutospacing="1" w:line="240" w:lineRule="auto"/>
+        <w:rPr>
+          <w:rFonts w:ascii="Times New Roman" w:eastAsia="Times New Roman" w:hAnsi="Times New Roman" w:cs="Times New Roman"/>
+          <w:sz w:val="24"/>
+          <w:szCs w:val="24"/>
+          <w:lang w:eastAsia="ru-RU"/>
+        </w:rPr>
+      </w:pPr>
+      <w:r>
+        <w:rPr>
+          <w:rFonts w:ascii="Times New Roman" w:eastAsia="Times New Roman" w:hAnsi="Times New Roman" w:cs="Times New Roman"/>
+          <w:sz w:val="24"/>
+          <w:szCs w:val="24"/>
+          <w:lang w:eastAsia="ru-RU"/>
+        </w:rPr>
+        <w:t>ориентированным на карту;</w:t>
+      </w:r>
+    </w:p>
+    <w:p>
+      <w:pPr>
+        <w:numPr>
+          <w:ilvl w:val="0"/>
+          <w:numId w:val="10"/>
+        </w:numPr>
+        <w:spacing w:before="100" w:beforeAutospacing="1" w:after="100" w:afterAutospacing="1" w:line="240" w:lineRule="auto"/>
+        <w:rPr>
+          <w:rFonts w:ascii="Times New Roman" w:eastAsia="Times New Roman" w:hAnsi="Times New Roman" w:cs="Times New Roman"/>
+          <w:sz w:val="24"/>
+          <w:szCs w:val="24"/>
+          <w:lang w:eastAsia="ru-RU"/>
+        </w:rPr>
+      </w:pPr>
+      <w:r>
+        <w:rPr>
+          <w:rFonts w:ascii="Times New Roman" w:eastAsia="Times New Roman" w:hAnsi="Times New Roman" w:cs="Times New Roman"/>
+          <w:sz w:val="24"/>
+          <w:szCs w:val="24"/>
+          <w:lang w:eastAsia="ru-RU"/>
+        </w:rPr>
+        <w:t>без перегруженных экранов.</w:t>
+      </w:r>
+    </w:p>
+    <w:p>
+      <w:pPr>
+        <w:spacing w:after="0" w:line="240" w:lineRule="auto"/>
+        <w:rPr>
+          <w:rFonts w:ascii="Times New Roman" w:eastAsia="Times New Roman" w:hAnsi="Times New Roman" w:cs="Times New Roman"/>
+          <w:sz w:val="24"/>
+          <w:szCs w:val="24"/>
+          <w:lang w:eastAsia="ru-RU"/>
+        </w:rPr>
+      </w:pPr>
+      <w:r>
+        <w:rPr>
+          <w:rFonts w:ascii="Times New Roman" w:eastAsia="Times New Roman" w:hAnsi="Times New Roman" w:cs="Times New Roman"/>
+          <w:sz w:val="24"/>
+          <w:szCs w:val="24"/>
+          <w:lang w:eastAsia="ru-RU"/>
+        </w:rPr>
+        <w:pict w14:anchorId="5F757F72">
+          <v:rect id="_x0000_i1087" style="width:0;height:1.5pt" o:hralign="center" o:hrstd="t" o:hr="t" fillcolor="#a0a0a0" stroked="f"/>
         </w:pict>
       </w:r>
     </w:p>
@@ -11950,6 +12046,678 @@
           <w:szCs w:val="48"/>
           <w:lang w:eastAsia="ru-RU"/>
         </w:rPr>
+        <w:t>MVP Screens</w:t>
+      </w:r>
+    </w:p>
+    <w:p>
+      <w:pPr>
+        <w:spacing w:before="100" w:beforeAutospacing="1" w:after="100" w:afterAutospacing="1" w:line="240" w:lineRule="auto"/>
+        <w:outlineLvl w:val="1"/>
+        <w:rPr>
+          <w:rFonts w:ascii="Times New Roman" w:eastAsia="Times New Roman" w:hAnsi="Times New Roman" w:cs="Times New Roman"/>
+          <w:b/>
+          <w:bCs/>
+          <w:sz w:val="36"/>
+          <w:szCs w:val="36"/>
+          <w:lang w:eastAsia="ru-RU"/>
+        </w:rPr>
+      </w:pPr>
+      <w:r>
+        <w:rPr>
+          <w:rFonts w:ascii="Times New Roman" w:eastAsia="Times New Roman" w:hAnsi="Times New Roman" w:cs="Times New Roman"/>
+          <w:b/>
+          <w:bCs/>
+          <w:sz w:val="36"/>
+          <w:szCs w:val="36"/>
+          <w:lang w:eastAsia="ru-RU"/>
+        </w:rPr>
+        <w:t>Authentication</w:t>
+      </w:r>
+    </w:p>
+    <w:p>
+      <w:pPr>
+        <w:tabs>
+          <w:tab w:val="left" w:pos="916"/>
+          <w:tab w:val="left" w:pos="1832"/>
+          <w:tab w:val="left" w:pos="2748"/>
+          <w:tab w:val="left" w:pos="3664"/>
+          <w:tab w:val="left" w:pos="4580"/>
+          <w:tab w:val="left" w:pos="5496"/>
+          <w:tab w:val="left" w:pos="6412"/>
+          <w:tab w:val="left" w:pos="7328"/>
+          <w:tab w:val="left" w:pos="8244"/>
+          <w:tab w:val="left" w:pos="9160"/>
+          <w:tab w:val="left" w:pos="10076"/>
+          <w:tab w:val="left" w:pos="10992"/>
+          <w:tab w:val="left" w:pos="11908"/>
+          <w:tab w:val="left" w:pos="12824"/>
+          <w:tab w:val="left" w:pos="13740"/>
+          <w:tab w:val="left" w:pos="14656"/>
+        </w:tabs>
+        <w:spacing w:after="0" w:line="240" w:lineRule="auto"/>
+        <w:rPr>
+          <w:rFonts w:ascii="Courier New" w:eastAsia="Times New Roman" w:hAnsi="Courier New" w:cs="Courier New"/>
+          <w:sz w:val="20"/>
+          <w:szCs w:val="20"/>
+          <w:lang w:eastAsia="ru-RU"/>
+        </w:rPr>
+      </w:pPr>
+      <w:r>
+        <w:rPr>
+          <w:rFonts w:ascii="Courier New" w:eastAsia="Times New Roman" w:hAnsi="Courier New" w:cs="Courier New"/>
+          <w:sz w:val="20"/>
+          <w:szCs w:val="20"/>
+          <w:lang w:eastAsia="ru-RU"/>
+        </w:rPr>
+        <w:t>Login Screen</w:t>
+      </w:r>
+    </w:p>
+    <w:p>
+      <w:pPr>
+        <w:spacing w:after="0" w:line="240" w:lineRule="auto"/>
+        <w:rPr>
+          <w:rFonts w:ascii="Times New Roman" w:eastAsia="Times New Roman" w:hAnsi="Times New Roman" w:cs="Times New Roman"/>
+          <w:sz w:val="24"/>
+          <w:szCs w:val="24"/>
+          <w:lang w:eastAsia="ru-RU"/>
+        </w:rPr>
+      </w:pPr>
+      <w:r>
+        <w:rPr>
+          <w:rFonts w:ascii="Times New Roman" w:eastAsia="Times New Roman" w:hAnsi="Times New Roman" w:cs="Times New Roman"/>
+          <w:sz w:val="24"/>
+          <w:szCs w:val="24"/>
+          <w:lang w:eastAsia="ru-RU"/>
+        </w:rPr>
+        <w:pict w14:anchorId="39A71746">
+          <v:rect id="_x0000_i1088" style="width:0;height:1.5pt" o:hralign="center" o:hrstd="t" o:hr="t" fillcolor="#a0a0a0" stroked="f"/>
+        </w:pict>
+      </w:r>
+    </w:p>
+    <w:p>
+      <w:pPr>
+        <w:spacing w:before="100" w:beforeAutospacing="1" w:after="100" w:afterAutospacing="1" w:line="240" w:lineRule="auto"/>
+        <w:outlineLvl w:val="1"/>
+        <w:rPr>
+          <w:rFonts w:ascii="Times New Roman" w:eastAsia="Times New Roman" w:hAnsi="Times New Roman" w:cs="Times New Roman"/>
+          <w:b/>
+          <w:bCs/>
+          <w:sz w:val="36"/>
+          <w:szCs w:val="36"/>
+          <w:lang w:val="en-US" w:eastAsia="ru-RU"/>
+        </w:rPr>
+      </w:pPr>
+      <w:r>
+        <w:rPr>
+          <w:rFonts w:ascii="Times New Roman" w:eastAsia="Times New Roman" w:hAnsi="Times New Roman" w:cs="Times New Roman"/>
+          <w:b/>
+          <w:bCs/>
+          <w:sz w:val="36"/>
+          <w:szCs w:val="36"/>
+          <w:lang w:val="en-US" w:eastAsia="ru-RU"/>
+        </w:rPr>
+        <w:t>Stories</w:t>
+      </w:r>
+    </w:p>
+    <w:p>
+      <w:pPr>
+        <w:tabs>
+          <w:tab w:val="left" w:pos="916"/>
+          <w:tab w:val="left" w:pos="1832"/>
+          <w:tab w:val="left" w:pos="2748"/>
+          <w:tab w:val="left" w:pos="3664"/>
+          <w:tab w:val="left" w:pos="4580"/>
+          <w:tab w:val="left" w:pos="5496"/>
+          <w:tab w:val="left" w:pos="6412"/>
+          <w:tab w:val="left" w:pos="7328"/>
+          <w:tab w:val="left" w:pos="8244"/>
+          <w:tab w:val="left" w:pos="9160"/>
+          <w:tab w:val="left" w:pos="10076"/>
+          <w:tab w:val="left" w:pos="10992"/>
+          <w:tab w:val="left" w:pos="11908"/>
+          <w:tab w:val="left" w:pos="12824"/>
+          <w:tab w:val="left" w:pos="13740"/>
+          <w:tab w:val="left" w:pos="14656"/>
+        </w:tabs>
+        <w:spacing w:after="0" w:line="240" w:lineRule="auto"/>
+        <w:rPr>
+          <w:rFonts w:ascii="Courier New" w:eastAsia="Times New Roman" w:hAnsi="Courier New" w:cs="Courier New"/>
+          <w:sz w:val="20"/>
+          <w:szCs w:val="20"/>
+          <w:lang w:val="en-US" w:eastAsia="ru-RU"/>
+        </w:rPr>
+      </w:pPr>
+      <w:r>
+        <w:rPr>
+          <w:rFonts w:ascii="Courier New" w:eastAsia="Times New Roman" w:hAnsi="Courier New" w:cs="Courier New"/>
+          <w:sz w:val="20"/>
+          <w:szCs w:val="20"/>
+          <w:lang w:val="en-US" w:eastAsia="ru-RU"/>
+        </w:rPr>
+        <w:t>Stories Screen</w:t>
+      </w:r>
+    </w:p>
+    <w:p>
+      <w:pPr>
+        <w:tabs>
+          <w:tab w:val="left" w:pos="916"/>
+          <w:tab w:val="left" w:pos="1832"/>
+          <w:tab w:val="left" w:pos="2748"/>
+          <w:tab w:val="left" w:pos="3664"/>
+          <w:tab w:val="left" w:pos="4580"/>
+          <w:tab w:val="left" w:pos="5496"/>
+          <w:tab w:val="left" w:pos="6412"/>
+          <w:tab w:val="left" w:pos="7328"/>
+          <w:tab w:val="left" w:pos="8244"/>
+          <w:tab w:val="left" w:pos="9160"/>
+          <w:tab w:val="left" w:pos="10076"/>
+          <w:tab w:val="left" w:pos="10992"/>
+          <w:tab w:val="left" w:pos="11908"/>
+          <w:tab w:val="left" w:pos="12824"/>
+          <w:tab w:val="left" w:pos="13740"/>
+          <w:tab w:val="left" w:pos="14656"/>
+        </w:tabs>
+        <w:spacing w:after="0" w:line="240" w:lineRule="auto"/>
+        <w:rPr>
+          <w:rFonts w:ascii="Courier New" w:eastAsia="Times New Roman" w:hAnsi="Courier New" w:cs="Courier New"/>
+          <w:sz w:val="20"/>
+          <w:szCs w:val="20"/>
+          <w:lang w:val="en-US" w:eastAsia="ru-RU"/>
+        </w:rPr>
+      </w:pPr>
+    </w:p>
+    <w:p>
+      <w:pPr>
+        <w:tabs>
+          <w:tab w:val="left" w:pos="916"/>
+          <w:tab w:val="left" w:pos="1832"/>
+          <w:tab w:val="left" w:pos="2748"/>
+          <w:tab w:val="left" w:pos="3664"/>
+          <w:tab w:val="left" w:pos="4580"/>
+          <w:tab w:val="left" w:pos="5496"/>
+          <w:tab w:val="left" w:pos="6412"/>
+          <w:tab w:val="left" w:pos="7328"/>
+          <w:tab w:val="left" w:pos="8244"/>
+          <w:tab w:val="left" w:pos="9160"/>
+          <w:tab w:val="left" w:pos="10076"/>
+          <w:tab w:val="left" w:pos="10992"/>
+          <w:tab w:val="left" w:pos="11908"/>
+          <w:tab w:val="left" w:pos="12824"/>
+          <w:tab w:val="left" w:pos="13740"/>
+          <w:tab w:val="left" w:pos="14656"/>
+        </w:tabs>
+        <w:spacing w:after="0" w:line="240" w:lineRule="auto"/>
+        <w:rPr>
+          <w:rFonts w:ascii="Courier New" w:eastAsia="Times New Roman" w:hAnsi="Courier New" w:cs="Courier New"/>
+          <w:sz w:val="20"/>
+          <w:szCs w:val="20"/>
+          <w:lang w:val="en-US" w:eastAsia="ru-RU"/>
+        </w:rPr>
+      </w:pPr>
+      <w:r>
+        <w:rPr>
+          <w:rFonts w:ascii="Courier New" w:eastAsia="Times New Roman" w:hAnsi="Courier New" w:cs="Courier New"/>
+          <w:sz w:val="20"/>
+          <w:szCs w:val="20"/>
+          <w:lang w:val="en-US" w:eastAsia="ru-RU"/>
+        </w:rPr>
+        <w:t>Create Story Screen</w:t>
+      </w:r>
+    </w:p>
+    <w:p>
+      <w:pPr>
+        <w:spacing w:after="0" w:line="240" w:lineRule="auto"/>
+        <w:rPr>
+          <w:rFonts w:ascii="Times New Roman" w:eastAsia="Times New Roman" w:hAnsi="Times New Roman" w:cs="Times New Roman"/>
+          <w:sz w:val="24"/>
+          <w:szCs w:val="24"/>
+          <w:lang w:eastAsia="ru-RU"/>
+        </w:rPr>
+      </w:pPr>
+      <w:r>
+        <w:rPr>
+          <w:rFonts w:ascii="Times New Roman" w:eastAsia="Times New Roman" w:hAnsi="Times New Roman" w:cs="Times New Roman"/>
+          <w:sz w:val="24"/>
+          <w:szCs w:val="24"/>
+          <w:lang w:eastAsia="ru-RU"/>
+        </w:rPr>
+        <w:pict w14:anchorId="5A34B09E">
+          <v:rect id="_x0000_i1089" style="width:0;height:1.5pt" o:hralign="center" o:hrstd="t" o:hr="t" fillcolor="#a0a0a0" stroked="f"/>
+        </w:pict>
+      </w:r>
+    </w:p>
+    <w:p>
+      <w:pPr>
+        <w:spacing w:before="100" w:beforeAutospacing="1" w:after="100" w:afterAutospacing="1" w:line="240" w:lineRule="auto"/>
+        <w:outlineLvl w:val="1"/>
+        <w:rPr>
+          <w:rFonts w:ascii="Times New Roman" w:eastAsia="Times New Roman" w:hAnsi="Times New Roman" w:cs="Times New Roman"/>
+          <w:b/>
+          <w:bCs/>
+          <w:sz w:val="36"/>
+          <w:szCs w:val="36"/>
+          <w:lang w:eastAsia="ru-RU"/>
+        </w:rPr>
+      </w:pPr>
+      <w:r>
+        <w:rPr>
+          <w:rFonts w:ascii="Times New Roman" w:eastAsia="Times New Roman" w:hAnsi="Times New Roman" w:cs="Times New Roman"/>
+          <w:b/>
+          <w:bCs/>
+          <w:sz w:val="36"/>
+          <w:szCs w:val="36"/>
+          <w:lang w:eastAsia="ru-RU"/>
+        </w:rPr>
+        <w:t>Story</w:t>
+      </w:r>
+    </w:p>
+    <w:p>
+      <w:pPr>
+        <w:tabs>
+          <w:tab w:val="left" w:pos="916"/>
+          <w:tab w:val="left" w:pos="1832"/>
+          <w:tab w:val="left" w:pos="2748"/>
+          <w:tab w:val="left" w:pos="3664"/>
+          <w:tab w:val="left" w:pos="4580"/>
+          <w:tab w:val="left" w:pos="5496"/>
+          <w:tab w:val="left" w:pos="6412"/>
+          <w:tab w:val="left" w:pos="7328"/>
+          <w:tab w:val="left" w:pos="8244"/>
+          <w:tab w:val="left" w:pos="9160"/>
+          <w:tab w:val="left" w:pos="10076"/>
+          <w:tab w:val="left" w:pos="10992"/>
+          <w:tab w:val="left" w:pos="11908"/>
+          <w:tab w:val="left" w:pos="12824"/>
+          <w:tab w:val="left" w:pos="13740"/>
+          <w:tab w:val="left" w:pos="14656"/>
+        </w:tabs>
+        <w:spacing w:after="0" w:line="240" w:lineRule="auto"/>
+        <w:rPr>
+          <w:rFonts w:ascii="Courier New" w:eastAsia="Times New Roman" w:hAnsi="Courier New" w:cs="Courier New"/>
+          <w:sz w:val="20"/>
+          <w:szCs w:val="20"/>
+          <w:lang w:eastAsia="ru-RU"/>
+        </w:rPr>
+      </w:pPr>
+      <w:r>
+        <w:rPr>
+          <w:rFonts w:ascii="Courier New" w:eastAsia="Times New Roman" w:hAnsi="Courier New" w:cs="Courier New"/>
+          <w:sz w:val="20"/>
+          <w:szCs w:val="20"/>
+          <w:lang w:eastAsia="ru-RU"/>
+        </w:rPr>
+        <w:t>Story Details Screen</w:t>
+      </w:r>
+    </w:p>
+    <w:p>
+      <w:pPr>
+        <w:spacing w:after="0" w:line="240" w:lineRule="auto"/>
+        <w:rPr>
+          <w:rFonts w:ascii="Times New Roman" w:eastAsia="Times New Roman" w:hAnsi="Times New Roman" w:cs="Times New Roman"/>
+          <w:sz w:val="24"/>
+          <w:szCs w:val="24"/>
+          <w:lang w:eastAsia="ru-RU"/>
+        </w:rPr>
+      </w:pPr>
+      <w:r>
+        <w:rPr>
+          <w:rFonts w:ascii="Times New Roman" w:eastAsia="Times New Roman" w:hAnsi="Times New Roman" w:cs="Times New Roman"/>
+          <w:sz w:val="24"/>
+          <w:szCs w:val="24"/>
+          <w:lang w:eastAsia="ru-RU"/>
+        </w:rPr>
+        <w:pict w14:anchorId="32689596">
+          <v:rect id="_x0000_i1090" style="width:0;height:1.5pt" o:hralign="center" o:hrstd="t" o:hr="t" fillcolor="#a0a0a0" stroked="f"/>
+        </w:pict>
+      </w:r>
+    </w:p>
+    <w:p>
+      <w:pPr>
+        <w:spacing w:before="100" w:beforeAutospacing="1" w:after="100" w:afterAutospacing="1" w:line="240" w:lineRule="auto"/>
+        <w:outlineLvl w:val="1"/>
+        <w:rPr>
+          <w:rFonts w:ascii="Times New Roman" w:eastAsia="Times New Roman" w:hAnsi="Times New Roman" w:cs="Times New Roman"/>
+          <w:b/>
+          <w:bCs/>
+          <w:sz w:val="36"/>
+          <w:szCs w:val="36"/>
+          <w:lang w:val="en-US" w:eastAsia="ru-RU"/>
+        </w:rPr>
+      </w:pPr>
+      <w:r>
+        <w:rPr>
+          <w:rFonts w:ascii="Times New Roman" w:eastAsia="Times New Roman" w:hAnsi="Times New Roman" w:cs="Times New Roman"/>
+          <w:b/>
+          <w:bCs/>
+          <w:sz w:val="36"/>
+          <w:szCs w:val="36"/>
+          <w:lang w:val="en-US" w:eastAsia="ru-RU"/>
+        </w:rPr>
+        <w:t>Memory</w:t>
+      </w:r>
+    </w:p>
+    <w:p>
+      <w:pPr>
+        <w:tabs>
+          <w:tab w:val="left" w:pos="916"/>
+          <w:tab w:val="left" w:pos="1832"/>
+          <w:tab w:val="left" w:pos="2748"/>
+          <w:tab w:val="left" w:pos="3664"/>
+          <w:tab w:val="left" w:pos="4580"/>
+          <w:tab w:val="left" w:pos="5496"/>
+          <w:tab w:val="left" w:pos="6412"/>
+          <w:tab w:val="left" w:pos="7328"/>
+          <w:tab w:val="left" w:pos="8244"/>
+          <w:tab w:val="left" w:pos="9160"/>
+          <w:tab w:val="left" w:pos="10076"/>
+          <w:tab w:val="left" w:pos="10992"/>
+          <w:tab w:val="left" w:pos="11908"/>
+          <w:tab w:val="left" w:pos="12824"/>
+          <w:tab w:val="left" w:pos="13740"/>
+          <w:tab w:val="left" w:pos="14656"/>
+        </w:tabs>
+        <w:spacing w:after="0" w:line="240" w:lineRule="auto"/>
+        <w:rPr>
+          <w:rFonts w:ascii="Courier New" w:eastAsia="Times New Roman" w:hAnsi="Courier New" w:cs="Courier New"/>
+          <w:sz w:val="20"/>
+          <w:szCs w:val="20"/>
+          <w:lang w:val="en-US" w:eastAsia="ru-RU"/>
+        </w:rPr>
+      </w:pPr>
+      <w:r>
+        <w:rPr>
+          <w:rFonts w:ascii="Courier New" w:eastAsia="Times New Roman" w:hAnsi="Courier New" w:cs="Courier New"/>
+          <w:sz w:val="20"/>
+          <w:szCs w:val="20"/>
+          <w:lang w:val="en-US" w:eastAsia="ru-RU"/>
+        </w:rPr>
+        <w:t>Create Memory Screen</w:t>
+      </w:r>
+    </w:p>
+    <w:p>
+      <w:pPr>
+        <w:tabs>
+          <w:tab w:val="left" w:pos="916"/>
+          <w:tab w:val="left" w:pos="1832"/>
+          <w:tab w:val="left" w:pos="2748"/>
+          <w:tab w:val="left" w:pos="3664"/>
+          <w:tab w:val="left" w:pos="4580"/>
+          <w:tab w:val="left" w:pos="5496"/>
+          <w:tab w:val="left" w:pos="6412"/>
+          <w:tab w:val="left" w:pos="7328"/>
+          <w:tab w:val="left" w:pos="8244"/>
+          <w:tab w:val="left" w:pos="9160"/>
+          <w:tab w:val="left" w:pos="10076"/>
+          <w:tab w:val="left" w:pos="10992"/>
+          <w:tab w:val="left" w:pos="11908"/>
+          <w:tab w:val="left" w:pos="12824"/>
+          <w:tab w:val="left" w:pos="13740"/>
+          <w:tab w:val="left" w:pos="14656"/>
+        </w:tabs>
+        <w:spacing w:after="0" w:line="240" w:lineRule="auto"/>
+        <w:rPr>
+          <w:rFonts w:ascii="Courier New" w:eastAsia="Times New Roman" w:hAnsi="Courier New" w:cs="Courier New"/>
+          <w:sz w:val="20"/>
+          <w:szCs w:val="20"/>
+          <w:lang w:val="en-US" w:eastAsia="ru-RU"/>
+        </w:rPr>
+      </w:pPr>
+    </w:p>
+    <w:p>
+      <w:pPr>
+        <w:tabs>
+          <w:tab w:val="left" w:pos="916"/>
+          <w:tab w:val="left" w:pos="1832"/>
+          <w:tab w:val="left" w:pos="2748"/>
+          <w:tab w:val="left" w:pos="3664"/>
+          <w:tab w:val="left" w:pos="4580"/>
+          <w:tab w:val="left" w:pos="5496"/>
+          <w:tab w:val="left" w:pos="6412"/>
+          <w:tab w:val="left" w:pos="7328"/>
+          <w:tab w:val="left" w:pos="8244"/>
+          <w:tab w:val="left" w:pos="9160"/>
+          <w:tab w:val="left" w:pos="10076"/>
+          <w:tab w:val="left" w:pos="10992"/>
+          <w:tab w:val="left" w:pos="11908"/>
+          <w:tab w:val="left" w:pos="12824"/>
+          <w:tab w:val="left" w:pos="13740"/>
+          <w:tab w:val="left" w:pos="14656"/>
+        </w:tabs>
+        <w:spacing w:after="0" w:line="240" w:lineRule="auto"/>
+        <w:rPr>
+          <w:rFonts w:ascii="Courier New" w:eastAsia="Times New Roman" w:hAnsi="Courier New" w:cs="Courier New"/>
+          <w:sz w:val="20"/>
+          <w:szCs w:val="20"/>
+          <w:lang w:val="en-US" w:eastAsia="ru-RU"/>
+        </w:rPr>
+      </w:pPr>
+      <w:r>
+        <w:rPr>
+          <w:rFonts w:ascii="Courier New" w:eastAsia="Times New Roman" w:hAnsi="Courier New" w:cs="Courier New"/>
+          <w:sz w:val="20"/>
+          <w:szCs w:val="20"/>
+          <w:lang w:val="en-US" w:eastAsia="ru-RU"/>
+        </w:rPr>
+        <w:t>Memory Details Screen</w:t>
+      </w:r>
+    </w:p>
+    <w:p>
+      <w:pPr>
+        <w:spacing w:after="0" w:line="240" w:lineRule="auto"/>
+        <w:rPr>
+          <w:rFonts w:ascii="Times New Roman" w:eastAsia="Times New Roman" w:hAnsi="Times New Roman" w:cs="Times New Roman"/>
+          <w:sz w:val="24"/>
+          <w:szCs w:val="24"/>
+          <w:lang w:eastAsia="ru-RU"/>
+        </w:rPr>
+      </w:pPr>
+      <w:r>
+        <w:rPr>
+          <w:rFonts w:ascii="Times New Roman" w:eastAsia="Times New Roman" w:hAnsi="Times New Roman" w:cs="Times New Roman"/>
+          <w:sz w:val="24"/>
+          <w:szCs w:val="24"/>
+          <w:lang w:eastAsia="ru-RU"/>
+        </w:rPr>
+        <w:pict w14:anchorId="713F5C74">
+          <v:rect id="_x0000_i1091" style="width:0;height:1.5pt" o:hralign="center" o:hrstd="t" o:hr="t" fillcolor="#a0a0a0" stroked="f"/>
+        </w:pict>
+      </w:r>
+    </w:p>
+    <w:p>
+      <w:pPr>
+        <w:spacing w:before="100" w:beforeAutospacing="1" w:after="100" w:afterAutospacing="1" w:line="240" w:lineRule="auto"/>
+        <w:outlineLvl w:val="1"/>
+        <w:rPr>
+          <w:rFonts w:ascii="Times New Roman" w:eastAsia="Times New Roman" w:hAnsi="Times New Roman" w:cs="Times New Roman"/>
+          <w:b/>
+          <w:bCs/>
+          <w:sz w:val="36"/>
+          <w:szCs w:val="36"/>
+          <w:lang w:eastAsia="ru-RU"/>
+        </w:rPr>
+      </w:pPr>
+      <w:r>
+        <w:rPr>
+          <w:rFonts w:ascii="Times New Roman" w:eastAsia="Times New Roman" w:hAnsi="Times New Roman" w:cs="Times New Roman"/>
+          <w:b/>
+          <w:bCs/>
+          <w:sz w:val="36"/>
+          <w:szCs w:val="36"/>
+          <w:lang w:eastAsia="ru-RU"/>
+        </w:rPr>
+        <w:t>Map</w:t>
+      </w:r>
+    </w:p>
+    <w:p>
+      <w:pPr>
+        <w:tabs>
+          <w:tab w:val="left" w:pos="916"/>
+          <w:tab w:val="left" w:pos="1832"/>
+          <w:tab w:val="left" w:pos="2748"/>
+          <w:tab w:val="left" w:pos="3664"/>
+          <w:tab w:val="left" w:pos="4580"/>
+          <w:tab w:val="left" w:pos="5496"/>
+          <w:tab w:val="left" w:pos="6412"/>
+          <w:tab w:val="left" w:pos="7328"/>
+          <w:tab w:val="left" w:pos="8244"/>
+          <w:tab w:val="left" w:pos="9160"/>
+          <w:tab w:val="left" w:pos="10076"/>
+          <w:tab w:val="left" w:pos="10992"/>
+          <w:tab w:val="left" w:pos="11908"/>
+          <w:tab w:val="left" w:pos="12824"/>
+          <w:tab w:val="left" w:pos="13740"/>
+          <w:tab w:val="left" w:pos="14656"/>
+        </w:tabs>
+        <w:spacing w:after="0" w:line="240" w:lineRule="auto"/>
+        <w:rPr>
+          <w:rFonts w:ascii="Courier New" w:eastAsia="Times New Roman" w:hAnsi="Courier New" w:cs="Courier New"/>
+          <w:sz w:val="20"/>
+          <w:szCs w:val="20"/>
+          <w:lang w:eastAsia="ru-RU"/>
+        </w:rPr>
+      </w:pPr>
+      <w:r>
+        <w:rPr>
+          <w:rFonts w:ascii="Courier New" w:eastAsia="Times New Roman" w:hAnsi="Courier New" w:cs="Courier New"/>
+          <w:sz w:val="20"/>
+          <w:szCs w:val="20"/>
+          <w:lang w:eastAsia="ru-RU"/>
+        </w:rPr>
+        <w:t>Map Screen</w:t>
+      </w:r>
+    </w:p>
+    <w:p>
+      <w:pPr>
+        <w:spacing w:after="0" w:line="240" w:lineRule="auto"/>
+        <w:rPr>
+          <w:rFonts w:ascii="Times New Roman" w:eastAsia="Times New Roman" w:hAnsi="Times New Roman" w:cs="Times New Roman"/>
+          <w:sz w:val="24"/>
+          <w:szCs w:val="24"/>
+          <w:lang w:eastAsia="ru-RU"/>
+        </w:rPr>
+      </w:pPr>
+      <w:r>
+        <w:rPr>
+          <w:rFonts w:ascii="Times New Roman" w:eastAsia="Times New Roman" w:hAnsi="Times New Roman" w:cs="Times New Roman"/>
+          <w:sz w:val="24"/>
+          <w:szCs w:val="24"/>
+          <w:lang w:eastAsia="ru-RU"/>
+        </w:rPr>
+        <w:lastRenderedPageBreak/>
+        <w:pict w14:anchorId="26CABA7D">
+          <v:rect id="_x0000_i1092" style="width:0;height:1.5pt" o:hralign="center" o:hrstd="t" o:hr="t" fillcolor="#a0a0a0" stroked="f"/>
+        </w:pict>
+      </w:r>
+    </w:p>
+    <w:p>
+      <w:pPr>
+        <w:spacing w:before="100" w:beforeAutospacing="1" w:after="100" w:afterAutospacing="1" w:line="240" w:lineRule="auto"/>
+        <w:outlineLvl w:val="1"/>
+        <w:rPr>
+          <w:rFonts w:ascii="Times New Roman" w:eastAsia="Times New Roman" w:hAnsi="Times New Roman" w:cs="Times New Roman"/>
+          <w:b/>
+          <w:bCs/>
+          <w:sz w:val="36"/>
+          <w:szCs w:val="36"/>
+          <w:lang w:eastAsia="ru-RU"/>
+        </w:rPr>
+      </w:pPr>
+      <w:r>
+        <w:rPr>
+          <w:rFonts w:ascii="Times New Roman" w:eastAsia="Times New Roman" w:hAnsi="Times New Roman" w:cs="Times New Roman"/>
+          <w:b/>
+          <w:bCs/>
+          <w:sz w:val="36"/>
+          <w:szCs w:val="36"/>
+          <w:lang w:eastAsia="ru-RU"/>
+        </w:rPr>
+        <w:t>Playback</w:t>
+      </w:r>
+    </w:p>
+    <w:p>
+      <w:pPr>
+        <w:tabs>
+          <w:tab w:val="left" w:pos="916"/>
+          <w:tab w:val="left" w:pos="1832"/>
+          <w:tab w:val="left" w:pos="2748"/>
+          <w:tab w:val="left" w:pos="3664"/>
+          <w:tab w:val="left" w:pos="4580"/>
+          <w:tab w:val="left" w:pos="5496"/>
+          <w:tab w:val="left" w:pos="6412"/>
+          <w:tab w:val="left" w:pos="7328"/>
+          <w:tab w:val="left" w:pos="8244"/>
+          <w:tab w:val="left" w:pos="9160"/>
+          <w:tab w:val="left" w:pos="10076"/>
+          <w:tab w:val="left" w:pos="10992"/>
+          <w:tab w:val="left" w:pos="11908"/>
+          <w:tab w:val="left" w:pos="12824"/>
+          <w:tab w:val="left" w:pos="13740"/>
+          <w:tab w:val="left" w:pos="14656"/>
+        </w:tabs>
+        <w:spacing w:after="0" w:line="240" w:lineRule="auto"/>
+        <w:rPr>
+          <w:rFonts w:ascii="Courier New" w:eastAsia="Times New Roman" w:hAnsi="Courier New" w:cs="Courier New"/>
+          <w:sz w:val="20"/>
+          <w:szCs w:val="20"/>
+          <w:lang w:eastAsia="ru-RU"/>
+        </w:rPr>
+      </w:pPr>
+      <w:r>
+        <w:rPr>
+          <w:rFonts w:ascii="Courier New" w:eastAsia="Times New Roman" w:hAnsi="Courier New" w:cs="Courier New"/>
+          <w:sz w:val="20"/>
+          <w:szCs w:val="20"/>
+          <w:lang w:eastAsia="ru-RU"/>
+        </w:rPr>
+        <w:t>Story Playback Screen</w:t>
+      </w:r>
+    </w:p>
+    <w:p>
+      <w:pPr>
+        <w:spacing w:after="0" w:line="240" w:lineRule="auto"/>
+        <w:rPr>
+          <w:rFonts w:ascii="Times New Roman" w:eastAsia="Times New Roman" w:hAnsi="Times New Roman" w:cs="Times New Roman"/>
+          <w:sz w:val="24"/>
+          <w:szCs w:val="24"/>
+          <w:lang w:eastAsia="ru-RU"/>
+        </w:rPr>
+      </w:pPr>
+      <w:r>
+        <w:rPr>
+          <w:rFonts w:ascii="Times New Roman" w:eastAsia="Times New Roman" w:hAnsi="Times New Roman" w:cs="Times New Roman"/>
+          <w:sz w:val="24"/>
+          <w:szCs w:val="24"/>
+          <w:lang w:eastAsia="ru-RU"/>
+        </w:rPr>
+        <w:pict w14:anchorId="4A611A10">
+          <v:rect id="_x0000_i1093" style="width:0;height:1.5pt" o:hralign="center" o:hrstd="t" o:hr="t" fillcolor="#a0a0a0" stroked="f"/>
+        </w:pict>
+      </w:r>
+    </w:p>
+    <w:p>
+      <w:pPr>
+        <w:spacing w:before="100" w:beforeAutospacing="1" w:after="100" w:afterAutospacing="1" w:line="240" w:lineRule="auto"/>
+        <w:outlineLvl w:val="0"/>
+        <w:rPr>
+          <w:rFonts w:ascii="Times New Roman" w:eastAsia="Times New Roman" w:hAnsi="Times New Roman" w:cs="Times New Roman"/>
+          <w:b/>
+          <w:bCs/>
+          <w:kern w:val="36"/>
+          <w:sz w:val="48"/>
+          <w:szCs w:val="48"/>
+          <w:lang w:eastAsia="ru-RU"/>
+        </w:rPr>
+      </w:pPr>
+      <w:r>
+        <w:rPr>
+          <w:rFonts w:ascii="Times New Roman" w:eastAsia="Times New Roman" w:hAnsi="Times New Roman" w:cs="Times New Roman"/>
+          <w:b/>
+          <w:bCs/>
+          <w:kern w:val="36"/>
+          <w:sz w:val="48"/>
+          <w:szCs w:val="48"/>
+          <w:lang w:eastAsia="ru-RU"/>
+        </w:rPr>
         <w:t>Architecture Rule</w:t>
       </w:r>
     </w:p>
@@ -12426,7 +13194,6 @@
           <w:szCs w:val="24"/>
           <w:lang w:eastAsia="ru-RU"/>
         </w:rPr>
-        <w:lastRenderedPageBreak/>
         <w:t>Router;</w:t>
       </w:r>
     </w:p>
@@ -12478,7 +13245,747 @@
         <w:t>Providers.</w:t>
       </w:r>
     </w:p>
-    <w:p/>
+    <w:p>
+      <w:pPr>
+        <w:spacing w:before="100" w:beforeAutospacing="1" w:after="100" w:afterAutospacing="1" w:line="240" w:lineRule="auto"/>
+        <w:rPr>
+          <w:rFonts w:ascii="Times New Roman" w:eastAsia="Times New Roman" w:hAnsi="Times New Roman" w:cs="Times New Roman"/>
+          <w:sz w:val="24"/>
+          <w:szCs w:val="24"/>
+          <w:lang w:val="en-US" w:eastAsia="ru-RU"/>
+        </w:rPr>
+      </w:pPr>
+      <w:r>
+        <w:rPr>
+          <w:rFonts w:ascii="Times New Roman" w:eastAsia="Times New Roman" w:hAnsi="Times New Roman" w:cs="Times New Roman"/>
+          <w:sz w:val="24"/>
+          <w:szCs w:val="24"/>
+          <w:lang w:val="en-US" w:eastAsia="ru-RU"/>
+        </w:rPr>
+        <w:t>Visual Memory Preview Principle</w:t>
+      </w:r>
+    </w:p>
+    <w:p>
+      <w:pPr>
+        <w:spacing w:before="100" w:beforeAutospacing="1" w:after="100" w:afterAutospacing="1" w:line="240" w:lineRule="auto"/>
+        <w:rPr>
+          <w:rFonts w:ascii="Times New Roman" w:eastAsia="Times New Roman" w:hAnsi="Times New Roman" w:cs="Times New Roman"/>
+          <w:sz w:val="24"/>
+          <w:szCs w:val="24"/>
+          <w:lang w:val="en-US" w:eastAsia="ru-RU"/>
+        </w:rPr>
+      </w:pPr>
+    </w:p>
+    <w:p>
+      <w:pPr>
+        <w:spacing w:before="100" w:beforeAutospacing="1" w:after="100" w:afterAutospacing="1" w:line="240" w:lineRule="auto"/>
+        <w:rPr>
+          <w:rFonts w:ascii="Times New Roman" w:eastAsia="Times New Roman" w:hAnsi="Times New Roman" w:cs="Times New Roman"/>
+          <w:sz w:val="24"/>
+          <w:szCs w:val="24"/>
+          <w:lang w:val="en-US" w:eastAsia="ru-RU"/>
+        </w:rPr>
+      </w:pPr>
+      <w:r>
+        <w:rPr>
+          <w:rFonts w:ascii="Times New Roman" w:eastAsia="Times New Roman" w:hAnsi="Times New Roman" w:cs="Times New Roman"/>
+          <w:sz w:val="24"/>
+          <w:szCs w:val="24"/>
+          <w:lang w:val="en-US" w:eastAsia="ru-RU"/>
+        </w:rPr>
+        <w:t>Any Memory-oriented UI surface that naturally presents a visual</w:t>
+      </w:r>
+    </w:p>
+    <w:p>
+      <w:pPr>
+        <w:spacing w:before="100" w:beforeAutospacing="1" w:after="100" w:afterAutospacing="1" w:line="240" w:lineRule="auto"/>
+        <w:rPr>
+          <w:rFonts w:ascii="Times New Roman" w:eastAsia="Times New Roman" w:hAnsi="Times New Roman" w:cs="Times New Roman"/>
+          <w:sz w:val="24"/>
+          <w:szCs w:val="24"/>
+          <w:lang w:val="en-US" w:eastAsia="ru-RU"/>
+        </w:rPr>
+      </w:pPr>
+      <w:r>
+        <w:rPr>
+          <w:rFonts w:ascii="Times New Roman" w:eastAsia="Times New Roman" w:hAnsi="Times New Roman" w:cs="Times New Roman"/>
+          <w:sz w:val="24"/>
+          <w:szCs w:val="24"/>
+          <w:lang w:val="en-US" w:eastAsia="ru-RU"/>
+        </w:rPr>
+        <w:t>Memory card should use the real PHOTO thumbnail when previewPhoto exists.</w:t>
+      </w:r>
+    </w:p>
+    <w:p>
+      <w:pPr>
+        <w:spacing w:before="100" w:beforeAutospacing="1" w:after="100" w:afterAutospacing="1" w:line="240" w:lineRule="auto"/>
+        <w:rPr>
+          <w:rFonts w:ascii="Times New Roman" w:eastAsia="Times New Roman" w:hAnsi="Times New Roman" w:cs="Times New Roman"/>
+          <w:sz w:val="24"/>
+          <w:szCs w:val="24"/>
+          <w:lang w:val="en-US" w:eastAsia="ru-RU"/>
+        </w:rPr>
+      </w:pPr>
+    </w:p>
+    <w:p>
+      <w:pPr>
+        <w:spacing w:before="100" w:beforeAutospacing="1" w:after="100" w:afterAutospacing="1" w:line="240" w:lineRule="auto"/>
+        <w:rPr>
+          <w:rFonts w:ascii="Times New Roman" w:eastAsia="Times New Roman" w:hAnsi="Times New Roman" w:cs="Times New Roman"/>
+          <w:sz w:val="24"/>
+          <w:szCs w:val="24"/>
+          <w:lang w:val="en-US" w:eastAsia="ru-RU"/>
+        </w:rPr>
+      </w:pPr>
+      <w:r>
+        <w:rPr>
+          <w:rFonts w:ascii="Times New Roman" w:eastAsia="Times New Roman" w:hAnsi="Times New Roman" w:cs="Times New Roman"/>
+          <w:sz w:val="24"/>
+          <w:szCs w:val="24"/>
+          <w:lang w:val="en-US" w:eastAsia="ru-RU"/>
+        </w:rPr>
+        <w:t>This principle is reusable and is not Timeline-specific.</w:t>
+      </w:r>
+    </w:p>
+    <w:p>
+      <w:pPr>
+        <w:spacing w:before="100" w:beforeAutospacing="1" w:after="100" w:afterAutospacing="1" w:line="240" w:lineRule="auto"/>
+        <w:rPr>
+          <w:rFonts w:ascii="Times New Roman" w:eastAsia="Times New Roman" w:hAnsi="Times New Roman" w:cs="Times New Roman"/>
+          <w:sz w:val="24"/>
+          <w:szCs w:val="24"/>
+          <w:lang w:val="en-US" w:eastAsia="ru-RU"/>
+        </w:rPr>
+      </w:pPr>
+    </w:p>
+    <w:p>
+      <w:pPr>
+        <w:spacing w:before="100" w:beforeAutospacing="1" w:after="100" w:afterAutospacing="1" w:line="240" w:lineRule="auto"/>
+        <w:rPr>
+          <w:rFonts w:ascii="Times New Roman" w:eastAsia="Times New Roman" w:hAnsi="Times New Roman" w:cs="Times New Roman"/>
+          <w:sz w:val="24"/>
+          <w:szCs w:val="24"/>
+          <w:lang w:val="en-US" w:eastAsia="ru-RU"/>
+        </w:rPr>
+      </w:pPr>
+      <w:r>
+        <w:rPr>
+          <w:rFonts w:ascii="Times New Roman" w:eastAsia="Times New Roman" w:hAnsi="Times New Roman" w:cs="Times New Roman"/>
+          <w:sz w:val="24"/>
+          <w:szCs w:val="24"/>
+          <w:lang w:val="en-US" w:eastAsia="ru-RU"/>
+        </w:rPr>
+        <w:lastRenderedPageBreak/>
+        <w:t>Examples:</w:t>
+      </w:r>
+    </w:p>
+    <w:p>
+      <w:pPr>
+        <w:spacing w:before="100" w:beforeAutospacing="1" w:after="100" w:afterAutospacing="1" w:line="240" w:lineRule="auto"/>
+        <w:rPr>
+          <w:rFonts w:ascii="Times New Roman" w:eastAsia="Times New Roman" w:hAnsi="Times New Roman" w:cs="Times New Roman"/>
+          <w:sz w:val="24"/>
+          <w:szCs w:val="24"/>
+          <w:lang w:val="en-US" w:eastAsia="ru-RU"/>
+        </w:rPr>
+      </w:pPr>
+      <w:r>
+        <w:rPr>
+          <w:rFonts w:ascii="Times New Roman" w:eastAsia="Times New Roman" w:hAnsi="Times New Roman" w:cs="Times New Roman"/>
+          <w:sz w:val="24"/>
+          <w:szCs w:val="24"/>
+          <w:lang w:val="en-US" w:eastAsia="ru-RU"/>
+        </w:rPr>
+        <w:t>- Story Memories;</w:t>
+      </w:r>
+    </w:p>
+    <w:p>
+      <w:pPr>
+        <w:spacing w:before="100" w:beforeAutospacing="1" w:after="100" w:afterAutospacing="1" w:line="240" w:lineRule="auto"/>
+        <w:rPr>
+          <w:rFonts w:ascii="Times New Roman" w:eastAsia="Times New Roman" w:hAnsi="Times New Roman" w:cs="Times New Roman"/>
+          <w:sz w:val="24"/>
+          <w:szCs w:val="24"/>
+          <w:lang w:val="en-US" w:eastAsia="ru-RU"/>
+        </w:rPr>
+      </w:pPr>
+      <w:r>
+        <w:rPr>
+          <w:rFonts w:ascii="Times New Roman" w:eastAsia="Times New Roman" w:hAnsi="Times New Roman" w:cs="Times New Roman"/>
+          <w:sz w:val="24"/>
+          <w:szCs w:val="24"/>
+          <w:lang w:val="en-US" w:eastAsia="ru-RU"/>
+        </w:rPr>
+        <w:t>- Story Map preview cards;</w:t>
+      </w:r>
+    </w:p>
+    <w:p>
+      <w:pPr>
+        <w:spacing w:before="100" w:beforeAutospacing="1" w:after="100" w:afterAutospacing="1" w:line="240" w:lineRule="auto"/>
+        <w:rPr>
+          <w:rFonts w:ascii="Times New Roman" w:eastAsia="Times New Roman" w:hAnsi="Times New Roman" w:cs="Times New Roman"/>
+          <w:sz w:val="24"/>
+          <w:szCs w:val="24"/>
+          <w:lang w:val="en-US" w:eastAsia="ru-RU"/>
+        </w:rPr>
+      </w:pPr>
+      <w:r>
+        <w:rPr>
+          <w:rFonts w:ascii="Times New Roman" w:eastAsia="Times New Roman" w:hAnsi="Times New Roman" w:cs="Times New Roman"/>
+          <w:sz w:val="24"/>
+          <w:szCs w:val="24"/>
+          <w:lang w:val="en-US" w:eastAsia="ru-RU"/>
+        </w:rPr>
+        <w:t>- Story Timeline;</w:t>
+      </w:r>
+    </w:p>
+    <w:p>
+      <w:pPr>
+        <w:spacing w:before="100" w:beforeAutospacing="1" w:after="100" w:afterAutospacing="1" w:line="240" w:lineRule="auto"/>
+        <w:rPr>
+          <w:rFonts w:ascii="Times New Roman" w:eastAsia="Times New Roman" w:hAnsi="Times New Roman" w:cs="Times New Roman"/>
+          <w:sz w:val="24"/>
+          <w:szCs w:val="24"/>
+          <w:lang w:val="en-US" w:eastAsia="ru-RU"/>
+        </w:rPr>
+      </w:pPr>
+      <w:r>
+        <w:rPr>
+          <w:rFonts w:ascii="Times New Roman" w:eastAsia="Times New Roman" w:hAnsi="Times New Roman" w:cs="Times New Roman"/>
+          <w:sz w:val="24"/>
+          <w:szCs w:val="24"/>
+          <w:lang w:val="en-US" w:eastAsia="ru-RU"/>
+        </w:rPr>
+        <w:t>- future visual Memory selectors/cards.</w:t>
+      </w:r>
+    </w:p>
+    <w:p>
+      <w:pPr>
+        <w:spacing w:before="100" w:beforeAutospacing="1" w:after="100" w:afterAutospacing="1" w:line="240" w:lineRule="auto"/>
+        <w:rPr>
+          <w:rFonts w:ascii="Times New Roman" w:eastAsia="Times New Roman" w:hAnsi="Times New Roman" w:cs="Times New Roman"/>
+          <w:sz w:val="24"/>
+          <w:szCs w:val="24"/>
+          <w:lang w:val="en-US" w:eastAsia="ru-RU"/>
+        </w:rPr>
+      </w:pPr>
+    </w:p>
+    <w:p>
+      <w:pPr>
+        <w:spacing w:before="100" w:beforeAutospacing="1" w:after="100" w:afterAutospacing="1" w:line="240" w:lineRule="auto"/>
+        <w:rPr>
+          <w:rFonts w:ascii="Times New Roman" w:eastAsia="Times New Roman" w:hAnsi="Times New Roman" w:cs="Times New Roman"/>
+          <w:sz w:val="24"/>
+          <w:szCs w:val="24"/>
+          <w:lang w:val="en-US" w:eastAsia="ru-RU"/>
+        </w:rPr>
+      </w:pPr>
+      <w:r>
+        <w:rPr>
+          <w:rFonts w:ascii="Times New Roman" w:eastAsia="Times New Roman" w:hAnsi="Times New Roman" w:cs="Times New Roman"/>
+          <w:sz w:val="24"/>
+          <w:szCs w:val="24"/>
+          <w:lang w:val="en-US" w:eastAsia="ru-RU"/>
+        </w:rPr>
+        <w:t>A generic image icon must not replace an available real thumbnail.</w:t>
+      </w:r>
+    </w:p>
+    <w:p>
+      <w:pPr>
+        <w:spacing w:before="100" w:beforeAutospacing="1" w:after="100" w:afterAutospacing="1" w:line="240" w:lineRule="auto"/>
+        <w:rPr>
+          <w:rFonts w:ascii="Times New Roman" w:eastAsia="Times New Roman" w:hAnsi="Times New Roman" w:cs="Times New Roman"/>
+          <w:sz w:val="24"/>
+          <w:szCs w:val="24"/>
+          <w:lang w:val="en-US" w:eastAsia="ru-RU"/>
+        </w:rPr>
+      </w:pPr>
+    </w:p>
+    <w:p>
+      <w:pPr>
+        <w:spacing w:before="100" w:beforeAutospacing="1" w:after="100" w:afterAutospacing="1" w:line="240" w:lineRule="auto"/>
+        <w:rPr>
+          <w:rFonts w:ascii="Times New Roman" w:eastAsia="Times New Roman" w:hAnsi="Times New Roman" w:cs="Times New Roman"/>
+          <w:sz w:val="24"/>
+          <w:szCs w:val="24"/>
+          <w:lang w:val="en-US" w:eastAsia="ru-RU"/>
+        </w:rPr>
+      </w:pPr>
+      <w:r>
+        <w:rPr>
+          <w:rFonts w:ascii="Times New Roman" w:eastAsia="Times New Roman" w:hAnsi="Times New Roman" w:cs="Times New Roman"/>
+          <w:sz w:val="24"/>
+          <w:szCs w:val="24"/>
+          <w:lang w:val="en-US" w:eastAsia="ru-RU"/>
+        </w:rPr>
+        <w:t>If previewPhoto is null, the UI renders an intentional no-photo state.</w:t>
+      </w:r>
+    </w:p>
+    <w:p>
+      <w:pPr>
+        <w:spacing w:before="100" w:beforeAutospacing="1" w:after="100" w:afterAutospacing="1" w:line="240" w:lineRule="auto"/>
+        <w:rPr>
+          <w:rFonts w:ascii="Times New Roman" w:eastAsia="Times New Roman" w:hAnsi="Times New Roman" w:cs="Times New Roman"/>
+          <w:sz w:val="24"/>
+          <w:szCs w:val="24"/>
+          <w:lang w:val="en-US" w:eastAsia="ru-RU"/>
+        </w:rPr>
+      </w:pPr>
+    </w:p>
+    <w:p>
+      <w:pPr>
+        <w:spacing w:before="100" w:beforeAutospacing="1" w:after="100" w:afterAutospacing="1" w:line="240" w:lineRule="auto"/>
+        <w:rPr>
+          <w:rFonts w:ascii="Times New Roman" w:eastAsia="Times New Roman" w:hAnsi="Times New Roman" w:cs="Times New Roman"/>
+          <w:sz w:val="24"/>
+          <w:szCs w:val="24"/>
+          <w:lang w:val="en-US" w:eastAsia="ru-RU"/>
+        </w:rPr>
+      </w:pPr>
+      <w:r>
+        <w:rPr>
+          <w:rFonts w:ascii="Times New Roman" w:eastAsia="Times New Roman" w:hAnsi="Times New Roman" w:cs="Times New Roman"/>
+          <w:sz w:val="24"/>
+          <w:szCs w:val="24"/>
+          <w:lang w:val="en-US" w:eastAsia="ru-RU"/>
+        </w:rPr>
+        <w:t>Memory metadata mutation:</w:t>
+      </w:r>
+    </w:p>
+    <w:p>
+      <w:pPr>
+        <w:spacing w:before="100" w:beforeAutospacing="1" w:after="100" w:afterAutospacing="1" w:line="240" w:lineRule="auto"/>
+        <w:rPr>
+          <w:rFonts w:ascii="Times New Roman" w:eastAsia="Times New Roman" w:hAnsi="Times New Roman" w:cs="Times New Roman"/>
+          <w:sz w:val="24"/>
+          <w:szCs w:val="24"/>
+          <w:lang w:val="en-US" w:eastAsia="ru-RU"/>
+        </w:rPr>
+      </w:pPr>
+      <w:r>
+        <w:rPr>
+          <w:rFonts w:ascii="Times New Roman" w:eastAsia="Times New Roman" w:hAnsi="Times New Roman" w:cs="Times New Roman"/>
+          <w:sz w:val="24"/>
+          <w:szCs w:val="24"/>
+          <w:lang w:val="en-US" w:eastAsia="ru-RU"/>
+        </w:rPr>
+        <w:t>successful create/update response</w:t>
+      </w:r>
+    </w:p>
+    <w:p>
+      <w:pPr>
+        <w:spacing w:before="100" w:beforeAutospacing="1" w:after="100" w:afterAutospacing="1" w:line="240" w:lineRule="auto"/>
+        <w:rPr>
+          <w:rFonts w:ascii="Times New Roman" w:eastAsia="Times New Roman" w:hAnsi="Times New Roman" w:cs="Times New Roman"/>
+          <w:sz w:val="24"/>
+          <w:szCs w:val="24"/>
+          <w:lang w:val="en-US" w:eastAsia="ru-RU"/>
+        </w:rPr>
+      </w:pPr>
+      <w:r>
+        <w:rPr>
+          <w:rFonts w:ascii="Times New Roman" w:eastAsia="Times New Roman" w:hAnsi="Times New Roman" w:cs="Times New Roman"/>
+          <w:sz w:val="24"/>
+          <w:szCs w:val="24"/>
+          <w:lang w:val="en-US" w:eastAsia="ru-RU"/>
+        </w:rPr>
+        <w:t>→ update Memory fields</w:t>
+      </w:r>
+    </w:p>
+    <w:p>
+      <w:pPr>
+        <w:spacing w:before="100" w:beforeAutospacing="1" w:after="100" w:afterAutospacing="1" w:line="240" w:lineRule="auto"/>
+        <w:rPr>
+          <w:rFonts w:ascii="Times New Roman" w:eastAsia="Times New Roman" w:hAnsi="Times New Roman" w:cs="Times New Roman"/>
+          <w:sz w:val="24"/>
+          <w:szCs w:val="24"/>
+          <w:lang w:val="en-US" w:eastAsia="ru-RU"/>
+        </w:rPr>
+      </w:pPr>
+      <w:r>
+        <w:rPr>
+          <w:rFonts w:ascii="Times New Roman" w:eastAsia="Times New Roman" w:hAnsi="Times New Roman" w:cs="Times New Roman"/>
+          <w:sz w:val="24"/>
+          <w:szCs w:val="24"/>
+          <w:lang w:val="en-US" w:eastAsia="ru-RU"/>
+        </w:rPr>
+        <w:t>→ preserve existing previewPhoto when the mutation response is not</w:t>
+      </w:r>
+    </w:p>
+    <w:p>
+      <w:pPr>
+        <w:spacing w:before="100" w:beforeAutospacing="1" w:after="100" w:afterAutospacing="1" w:line="240" w:lineRule="auto"/>
+        <w:rPr>
+          <w:rFonts w:ascii="Times New Roman" w:eastAsia="Times New Roman" w:hAnsi="Times New Roman" w:cs="Times New Roman"/>
+          <w:sz w:val="24"/>
+          <w:szCs w:val="24"/>
+          <w:lang w:val="en-US" w:eastAsia="ru-RU"/>
+        </w:rPr>
+      </w:pPr>
+      <w:r>
+        <w:rPr>
+          <w:rFonts w:ascii="Times New Roman" w:eastAsia="Times New Roman" w:hAnsi="Times New Roman" w:cs="Times New Roman"/>
+          <w:sz w:val="24"/>
+          <w:szCs w:val="24"/>
+          <w:lang w:val="en-US" w:eastAsia="ru-RU"/>
+        </w:rPr>
+        <w:t xml:space="preserve">  authoritative for preview state.</w:t>
+      </w:r>
+    </w:p>
+    <w:p>
+      <w:pPr>
+        <w:spacing w:before="100" w:beforeAutospacing="1" w:after="100" w:afterAutospacing="1" w:line="240" w:lineRule="auto"/>
+        <w:rPr>
+          <w:rFonts w:ascii="Times New Roman" w:eastAsia="Times New Roman" w:hAnsi="Times New Roman" w:cs="Times New Roman"/>
+          <w:sz w:val="24"/>
+          <w:szCs w:val="24"/>
+          <w:lang w:val="en-US" w:eastAsia="ru-RU"/>
+        </w:rPr>
+      </w:pPr>
+    </w:p>
+    <w:p>
+      <w:pPr>
+        <w:spacing w:before="100" w:beforeAutospacing="1" w:after="100" w:afterAutospacing="1" w:line="240" w:lineRule="auto"/>
+        <w:rPr>
+          <w:rFonts w:ascii="Times New Roman" w:eastAsia="Times New Roman" w:hAnsi="Times New Roman" w:cs="Times New Roman"/>
+          <w:sz w:val="24"/>
+          <w:szCs w:val="24"/>
+          <w:lang w:val="en-US" w:eastAsia="ru-RU"/>
+        </w:rPr>
+      </w:pPr>
+      <w:r>
+        <w:rPr>
+          <w:rFonts w:ascii="Times New Roman" w:eastAsia="Times New Roman" w:hAnsi="Times New Roman" w:cs="Times New Roman"/>
+          <w:sz w:val="24"/>
+          <w:szCs w:val="24"/>
+          <w:lang w:val="en-US" w:eastAsia="ru-RU"/>
+        </w:rPr>
+        <w:t>Authoritative Memory read:</w:t>
+      </w:r>
+    </w:p>
+    <w:p>
+      <w:pPr>
+        <w:spacing w:before="100" w:beforeAutospacing="1" w:after="100" w:afterAutospacing="1" w:line="240" w:lineRule="auto"/>
+        <w:rPr>
+          <w:rFonts w:ascii="Times New Roman" w:eastAsia="Times New Roman" w:hAnsi="Times New Roman" w:cs="Times New Roman"/>
+          <w:sz w:val="24"/>
+          <w:szCs w:val="24"/>
+          <w:lang w:val="en-US" w:eastAsia="ru-RU"/>
+        </w:rPr>
+      </w:pPr>
+      <w:r>
+        <w:rPr>
+          <w:rFonts w:ascii="Times New Roman" w:eastAsia="Times New Roman" w:hAnsi="Times New Roman" w:cs="Times New Roman"/>
+          <w:sz w:val="24"/>
+          <w:szCs w:val="24"/>
+          <w:lang w:val="en-US" w:eastAsia="ru-RU"/>
+        </w:rPr>
+        <w:t>previewPhoto = null</w:t>
+      </w:r>
+    </w:p>
+    <w:p>
+      <w:pPr>
+        <w:spacing w:before="100" w:beforeAutospacing="1" w:after="100" w:afterAutospacing="1" w:line="240" w:lineRule="auto"/>
+        <w:rPr>
+          <w:rFonts w:ascii="Times New Roman" w:eastAsia="Times New Roman" w:hAnsi="Times New Roman" w:cs="Times New Roman"/>
+          <w:sz w:val="24"/>
+          <w:szCs w:val="24"/>
+          <w:lang w:val="en-US" w:eastAsia="ru-RU"/>
+        </w:rPr>
+      </w:pPr>
+      <w:r>
+        <w:rPr>
+          <w:rFonts w:ascii="Times New Roman" w:eastAsia="Times New Roman" w:hAnsi="Times New Roman" w:cs="Times New Roman"/>
+          <w:sz w:val="24"/>
+          <w:szCs w:val="24"/>
+          <w:lang w:val="en-US" w:eastAsia="ru-RU"/>
+        </w:rPr>
+        <w:t>→ clear preview</w:t>
+      </w:r>
+    </w:p>
+    <w:p>
+      <w:pPr>
+        <w:spacing w:before="100" w:beforeAutospacing="1" w:after="100" w:afterAutospacing="1" w:line="240" w:lineRule="auto"/>
+        <w:rPr>
+          <w:rFonts w:ascii="Times New Roman" w:eastAsia="Times New Roman" w:hAnsi="Times New Roman" w:cs="Times New Roman"/>
+          <w:sz w:val="24"/>
+          <w:szCs w:val="24"/>
+          <w:lang w:val="en-US" w:eastAsia="ru-RU"/>
+        </w:rPr>
+      </w:pPr>
+    </w:p>
+    <w:p>
+      <w:pPr>
+        <w:spacing w:before="100" w:beforeAutospacing="1" w:after="100" w:afterAutospacing="1" w:line="240" w:lineRule="auto"/>
+        <w:rPr>
+          <w:rFonts w:ascii="Times New Roman" w:eastAsia="Times New Roman" w:hAnsi="Times New Roman" w:cs="Times New Roman"/>
+          <w:sz w:val="24"/>
+          <w:szCs w:val="24"/>
+          <w:lang w:val="en-US" w:eastAsia="ru-RU"/>
+        </w:rPr>
+      </w:pPr>
+      <w:r>
+        <w:rPr>
+          <w:rFonts w:ascii="Times New Roman" w:eastAsia="Times New Roman" w:hAnsi="Times New Roman" w:cs="Times New Roman"/>
+          <w:sz w:val="24"/>
+          <w:szCs w:val="24"/>
+          <w:lang w:val="en-US" w:eastAsia="ru-RU"/>
+        </w:rPr>
+        <w:t>previewPhoto = B</w:t>
+      </w:r>
+    </w:p>
+    <w:p>
+      <w:pPr>
+        <w:spacing w:before="100" w:beforeAutospacing="1" w:after="100" w:afterAutospacing="1" w:line="240" w:lineRule="auto"/>
+        <w:rPr>
+          <w:rFonts w:ascii="Times New Roman" w:eastAsia="Times New Roman" w:hAnsi="Times New Roman" w:cs="Times New Roman"/>
+          <w:sz w:val="24"/>
+          <w:szCs w:val="24"/>
+          <w:lang w:val="en-US" w:eastAsia="ru-RU"/>
+        </w:rPr>
+      </w:pPr>
+      <w:r>
+        <w:rPr>
+          <w:rFonts w:ascii="Times New Roman" w:eastAsia="Times New Roman" w:hAnsi="Times New Roman" w:cs="Times New Roman"/>
+          <w:sz w:val="24"/>
+          <w:szCs w:val="24"/>
+          <w:lang w:val="en-US" w:eastAsia="ru-RU"/>
+        </w:rPr>
+        <w:t>→ replace preview with B</w:t>
+      </w:r>
+    </w:p>
+    <w:p>
+      <w:pPr>
+        <w:spacing w:before="100" w:beforeAutospacing="1" w:after="100" w:afterAutospacing="1" w:line="240" w:lineRule="auto"/>
+        <w:rPr>
+          <w:rFonts w:ascii="Times New Roman" w:eastAsia="Times New Roman" w:hAnsi="Times New Roman" w:cs="Times New Roman"/>
+          <w:sz w:val="24"/>
+          <w:szCs w:val="24"/>
+          <w:lang w:val="en-US" w:eastAsia="ru-RU"/>
+        </w:rPr>
+      </w:pPr>
+    </w:p>
+    <w:p>
+      <w:pPr>
+        <w:spacing w:before="100" w:beforeAutospacing="1" w:after="100" w:afterAutospacing="1" w:line="240" w:lineRule="auto"/>
+        <w:rPr>
+          <w:rFonts w:ascii="Times New Roman" w:eastAsia="Times New Roman" w:hAnsi="Times New Roman" w:cs="Times New Roman"/>
+          <w:sz w:val="24"/>
+          <w:szCs w:val="24"/>
+          <w:lang w:val="en-US" w:eastAsia="ru-RU"/>
+        </w:rPr>
+      </w:pPr>
+      <w:r>
+        <w:rPr>
+          <w:rFonts w:ascii="Times New Roman" w:eastAsia="Times New Roman" w:hAnsi="Times New Roman" w:cs="Times New Roman"/>
+          <w:sz w:val="24"/>
+          <w:szCs w:val="24"/>
+          <w:lang w:val="en-US" w:eastAsia="ru-RU"/>
+        </w:rPr>
+        <w:t>Successful photo upload/delete</w:t>
+      </w:r>
+    </w:p>
+    <w:p>
+      <w:pPr>
+        <w:spacing w:before="100" w:beforeAutospacing="1" w:after="100" w:afterAutospacing="1" w:line="240" w:lineRule="auto"/>
+        <w:rPr>
+          <w:rFonts w:ascii="Times New Roman" w:eastAsia="Times New Roman" w:hAnsi="Times New Roman" w:cs="Times New Roman"/>
+          <w:sz w:val="24"/>
+          <w:szCs w:val="24"/>
+          <w:lang w:val="en-US" w:eastAsia="ru-RU"/>
+        </w:rPr>
+      </w:pPr>
+      <w:r>
+        <w:rPr>
+          <w:rFonts w:ascii="Times New Roman" w:eastAsia="Times New Roman" w:hAnsi="Times New Roman" w:cs="Times New Roman"/>
+          <w:sz w:val="24"/>
+          <w:szCs w:val="24"/>
+          <w:lang w:val="en-US" w:eastAsia="ru-RU"/>
+        </w:rPr>
+        <w:t>→ reconcile Media state</w:t>
+      </w:r>
+    </w:p>
+    <w:p>
+      <w:pPr>
+        <w:spacing w:before="100" w:beforeAutospacing="1" w:after="100" w:afterAutospacing="1" w:line="240" w:lineRule="auto"/>
+        <w:rPr>
+          <w:rFonts w:ascii="Times New Roman" w:eastAsia="Times New Roman" w:hAnsi="Times New Roman" w:cs="Times New Roman"/>
+          <w:sz w:val="24"/>
+          <w:szCs w:val="24"/>
+          <w:lang w:val="en-US" w:eastAsia="ru-RU"/>
+        </w:rPr>
+      </w:pPr>
+      <w:r>
+        <w:rPr>
+          <w:rFonts w:ascii="Times New Roman" w:eastAsia="Times New Roman" w:hAnsi="Times New Roman" w:cs="Times New Roman"/>
+          <w:sz w:val="24"/>
+          <w:szCs w:val="24"/>
+          <w:lang w:val="en-US" w:eastAsia="ru-RU"/>
+        </w:rPr>
+        <w:t>→ perform one authoritative Memory read when relevant Memory resources</w:t>
+      </w:r>
+    </w:p>
+    <w:p>
+      <w:pPr>
+        <w:spacing w:before="100" w:beforeAutospacing="1" w:after="100" w:afterAutospacing="1" w:line="240" w:lineRule="auto"/>
+        <w:rPr>
+          <w:rFonts w:ascii="Times New Roman" w:eastAsia="Times New Roman" w:hAnsi="Times New Roman" w:cs="Times New Roman"/>
+          <w:sz w:val="24"/>
+          <w:szCs w:val="24"/>
+          <w:lang w:val="en-US" w:eastAsia="ru-RU"/>
+        </w:rPr>
+      </w:pPr>
+      <w:r>
+        <w:rPr>
+          <w:rFonts w:ascii="Times New Roman" w:eastAsia="Times New Roman" w:hAnsi="Times New Roman" w:cs="Times New Roman"/>
+          <w:sz w:val="24"/>
+          <w:szCs w:val="24"/>
+          <w:lang w:val="en-US" w:eastAsia="ru-RU"/>
+        </w:rPr>
+        <w:lastRenderedPageBreak/>
+        <w:t xml:space="preserve">  are loaded</w:t>
+      </w:r>
+    </w:p>
+    <w:p>
+      <w:pPr>
+        <w:spacing w:before="100" w:beforeAutospacing="1" w:after="100" w:afterAutospacing="1" w:line="240" w:lineRule="auto"/>
+        <w:rPr>
+          <w:rFonts w:ascii="Times New Roman" w:eastAsia="Times New Roman" w:hAnsi="Times New Roman" w:cs="Times New Roman"/>
+          <w:sz w:val="24"/>
+          <w:szCs w:val="24"/>
+          <w:lang w:val="en-US" w:eastAsia="ru-RU"/>
+        </w:rPr>
+      </w:pPr>
+      <w:r>
+        <w:rPr>
+          <w:rFonts w:ascii="Times New Roman" w:eastAsia="Times New Roman" w:hAnsi="Times New Roman" w:cs="Times New Roman"/>
+          <w:sz w:val="24"/>
+          <w:szCs w:val="24"/>
+          <w:lang w:val="en-US" w:eastAsia="ru-RU"/>
+        </w:rPr>
+        <w:t>→ reconcile previewPhoto into shared Memory state.</w:t>
+      </w:r>
+    </w:p>
+    <w:p>
+      <w:pPr>
+        <w:spacing w:before="100" w:beforeAutospacing="1" w:after="100" w:afterAutospacing="1" w:line="240" w:lineRule="auto"/>
+        <w:rPr>
+          <w:rFonts w:ascii="Times New Roman" w:eastAsia="Times New Roman" w:hAnsi="Times New Roman" w:cs="Times New Roman"/>
+          <w:sz w:val="24"/>
+          <w:szCs w:val="24"/>
+          <w:lang w:val="en-US" w:eastAsia="ru-RU"/>
+        </w:rPr>
+      </w:pPr>
+    </w:p>
+    <w:p>
+      <w:pPr>
+        <w:spacing w:before="100" w:beforeAutospacing="1" w:after="100" w:afterAutospacing="1" w:line="240" w:lineRule="auto"/>
+        <w:rPr>
+          <w:rFonts w:ascii="Times New Roman" w:eastAsia="Times New Roman" w:hAnsi="Times New Roman" w:cs="Times New Roman"/>
+          <w:sz w:val="24"/>
+          <w:szCs w:val="24"/>
+          <w:lang w:val="en-US" w:eastAsia="ru-RU"/>
+        </w:rPr>
+      </w:pPr>
+      <w:r>
+        <w:rPr>
+          <w:rFonts w:ascii="Times New Roman" w:eastAsia="Times New Roman" w:hAnsi="Times New Roman" w:cs="Times New Roman"/>
+          <w:sz w:val="24"/>
+          <w:szCs w:val="24"/>
+          <w:lang w:val="en-US" w:eastAsia="ru-RU"/>
+        </w:rPr>
+        <w:t>Timeline must not call GET /memories/{memoryId}/media for every Memory.</w:t>
+      </w:r>
+    </w:p>
+    <w:p>
+      <w:pPr>
+        <w:spacing w:before="100" w:beforeAutospacing="1" w:after="100" w:afterAutospacing="1" w:line="240" w:lineRule="auto"/>
+        <w:rPr>
+          <w:rFonts w:ascii="Times New Roman" w:eastAsia="Times New Roman" w:hAnsi="Times New Roman" w:cs="Times New Roman"/>
+          <w:sz w:val="24"/>
+          <w:szCs w:val="24"/>
+          <w:lang w:val="en-US" w:eastAsia="ru-RU"/>
+        </w:rPr>
+      </w:pPr>
+    </w:p>
+    <w:p>
+      <w:pPr>
+        <w:spacing w:before="100" w:beforeAutospacing="1" w:after="100" w:afterAutospacing="1" w:line="240" w:lineRule="auto"/>
+        <w:rPr>
+          <w:rFonts w:ascii="Times New Roman" w:eastAsia="Times New Roman" w:hAnsi="Times New Roman" w:cs="Times New Roman"/>
+          <w:sz w:val="24"/>
+          <w:szCs w:val="24"/>
+          <w:lang w:val="en-US" w:eastAsia="ru-RU"/>
+        </w:rPr>
+      </w:pPr>
+      <w:r>
+        <w:rPr>
+          <w:rFonts w:ascii="Times New Roman" w:eastAsia="Times New Roman" w:hAnsi="Times New Roman" w:cs="Times New Roman"/>
+          <w:sz w:val="24"/>
+          <w:szCs w:val="24"/>
+          <w:lang w:val="en-US" w:eastAsia="ru-RU"/>
+        </w:rPr>
+        <w:t>Preview metadata comes from MemoryReadModel.</w:t>
+      </w:r>
+    </w:p>
+    <w:p>
+      <w:pPr>
+        <w:spacing w:before="100" w:beforeAutospacing="1" w:after="100" w:afterAutospacing="1" w:line="240" w:lineRule="auto"/>
+        <w:rPr>
+          <w:rFonts w:ascii="Times New Roman" w:eastAsia="Times New Roman" w:hAnsi="Times New Roman" w:cs="Times New Roman"/>
+          <w:sz w:val="24"/>
+          <w:szCs w:val="24"/>
+          <w:lang w:val="en-US" w:eastAsia="ru-RU"/>
+        </w:rPr>
+      </w:pPr>
+    </w:p>
+    <w:p>
+      <w:pPr>
+        <w:spacing w:before="100" w:beforeAutospacing="1" w:after="100" w:afterAutospacing="1" w:line="240" w:lineRule="auto"/>
+        <w:rPr>
+          <w:rFonts w:ascii="Times New Roman" w:eastAsia="Times New Roman" w:hAnsi="Times New Roman" w:cs="Times New Roman"/>
+          <w:sz w:val="24"/>
+          <w:szCs w:val="24"/>
+          <w:lang w:val="en-US" w:eastAsia="ru-RU"/>
+        </w:rPr>
+      </w:pPr>
+      <w:r>
+        <w:rPr>
+          <w:rFonts w:ascii="Times New Roman" w:eastAsia="Times New Roman" w:hAnsi="Times New Roman" w:cs="Times New Roman"/>
+          <w:sz w:val="24"/>
+          <w:szCs w:val="24"/>
+          <w:lang w:val="en-US" w:eastAsia="ru-RU"/>
+        </w:rPr>
+        <w:t>Thumbnail bytes are loaded lazily through the authenticated backend</w:t>
+      </w:r>
+    </w:p>
+    <w:p>
+      <w:pPr>
+        <w:spacing w:before="100" w:beforeAutospacing="1" w:after="100" w:afterAutospacing="1" w:line="240" w:lineRule="auto"/>
+        <w:rPr>
+          <w:rFonts w:ascii="Times New Roman" w:eastAsia="Times New Roman" w:hAnsi="Times New Roman" w:cs="Times New Roman"/>
+          <w:sz w:val="24"/>
+          <w:szCs w:val="24"/>
+          <w:lang w:val="en-US" w:eastAsia="ru-RU"/>
+        </w:rPr>
+      </w:pPr>
+      <w:r>
+        <w:rPr>
+          <w:rFonts w:ascii="Times New Roman" w:eastAsia="Times New Roman" w:hAnsi="Times New Roman" w:cs="Times New Roman"/>
+          <w:sz w:val="24"/>
+          <w:szCs w:val="24"/>
+          <w:lang w:val="en-US" w:eastAsia="ru-RU"/>
+        </w:rPr>
+        <w:t>thumbnail path.</w:t>
+      </w:r>
+    </w:p>
+    <w:p>
+      <w:pPr>
+        <w:rPr>
+          <w:lang w:val="en-US"/>
+        </w:rPr>
+      </w:pPr>
+    </w:p>
     <w:sectPr>
       <w:pgSz w:w="11906" w:h="16838"/>
       <w:pgMar w:top="1134" w:right="850" w:bottom="1134" w:left="1701" w:header="708" w:footer="708" w:gutter="0"/>

--- a/docs/10-flutter-architecture.docx
+++ b/docs/10-flutter-architecture.docx
@@ -8848,7 +8848,2334 @@
           <w:szCs w:val="24"/>
           <w:lang w:eastAsia="ru-RU"/>
         </w:rPr>
-        <w:t>Ключевая фича продукта.</w:t>
+        <w:t>Playback Feature</w:t>
+      </w:r>
+    </w:p>
+    <w:p>
+      <w:pPr>
+        <w:spacing w:before="100" w:beforeAutospacing="1" w:after="100" w:afterAutospacing="1" w:line="240" w:lineRule="auto"/>
+        <w:rPr>
+          <w:rFonts w:ascii="Times New Roman" w:eastAsia="Times New Roman" w:hAnsi="Times New Roman" w:cs="Times New Roman"/>
+          <w:sz w:val="24"/>
+          <w:szCs w:val="24"/>
+          <w:lang w:eastAsia="ru-RU"/>
+        </w:rPr>
+      </w:pPr>
+    </w:p>
+    <w:p>
+      <w:pPr>
+        <w:spacing w:before="100" w:beforeAutospacing="1" w:after="100" w:afterAutospacing="1" w:line="240" w:lineRule="auto"/>
+        <w:rPr>
+          <w:rFonts w:ascii="Times New Roman" w:eastAsia="Times New Roman" w:hAnsi="Times New Roman" w:cs="Times New Roman"/>
+          <w:sz w:val="24"/>
+          <w:szCs w:val="24"/>
+          <w:lang w:eastAsia="ru-RU"/>
+        </w:rPr>
+      </w:pPr>
+      <w:r>
+        <w:rPr>
+          <w:rFonts w:ascii="Times New Roman" w:eastAsia="Times New Roman" w:hAnsi="Times New Roman" w:cs="Times New Roman"/>
+          <w:sz w:val="24"/>
+          <w:szCs w:val="24"/>
+          <w:lang w:eastAsia="ru-RU"/>
+        </w:rPr>
+        <w:t>Ключевая эмоциональная фича продукта.</w:t>
+      </w:r>
+    </w:p>
+    <w:p>
+      <w:pPr>
+        <w:spacing w:before="100" w:beforeAutospacing="1" w:after="100" w:afterAutospacing="1" w:line="240" w:lineRule="auto"/>
+        <w:rPr>
+          <w:rFonts w:ascii="Times New Roman" w:eastAsia="Times New Roman" w:hAnsi="Times New Roman" w:cs="Times New Roman"/>
+          <w:sz w:val="24"/>
+          <w:szCs w:val="24"/>
+          <w:lang w:eastAsia="ru-RU"/>
+        </w:rPr>
+      </w:pPr>
+    </w:p>
+    <w:p>
+      <w:pPr>
+        <w:spacing w:before="100" w:beforeAutospacing="1" w:after="100" w:afterAutospacing="1" w:line="240" w:lineRule="auto"/>
+        <w:rPr>
+          <w:rFonts w:ascii="Times New Roman" w:eastAsia="Times New Roman" w:hAnsi="Times New Roman" w:cs="Times New Roman"/>
+          <w:sz w:val="24"/>
+          <w:szCs w:val="24"/>
+          <w:lang w:eastAsia="ru-RU"/>
+        </w:rPr>
+      </w:pPr>
+      <w:r>
+        <w:rPr>
+          <w:rFonts w:ascii="Times New Roman" w:eastAsia="Times New Roman" w:hAnsi="Times New Roman" w:cs="Times New Roman"/>
+          <w:sz w:val="24"/>
+          <w:szCs w:val="24"/>
+          <w:lang w:eastAsia="ru-RU"/>
+        </w:rPr>
+        <w:t>Отвечает за:</w:t>
+      </w:r>
+    </w:p>
+    <w:p>
+      <w:pPr>
+        <w:spacing w:before="100" w:beforeAutospacing="1" w:after="100" w:afterAutospacing="1" w:line="240" w:lineRule="auto"/>
+        <w:rPr>
+          <w:rFonts w:ascii="Times New Roman" w:eastAsia="Times New Roman" w:hAnsi="Times New Roman" w:cs="Times New Roman"/>
+          <w:sz w:val="24"/>
+          <w:szCs w:val="24"/>
+          <w:lang w:eastAsia="ru-RU"/>
+        </w:rPr>
+      </w:pPr>
+    </w:p>
+    <w:p>
+      <w:pPr>
+        <w:spacing w:before="100" w:beforeAutospacing="1" w:after="100" w:afterAutospacing="1" w:line="240" w:lineRule="auto"/>
+        <w:rPr>
+          <w:rFonts w:ascii="Times New Roman" w:eastAsia="Times New Roman" w:hAnsi="Times New Roman" w:cs="Times New Roman"/>
+          <w:sz w:val="24"/>
+          <w:szCs w:val="24"/>
+          <w:lang w:eastAsia="ru-RU"/>
+        </w:rPr>
+      </w:pPr>
+      <w:r>
+        <w:rPr>
+          <w:rFonts w:ascii="Times New Roman" w:eastAsia="Times New Roman" w:hAnsi="Times New Roman" w:cs="Times New Roman"/>
+          <w:sz w:val="24"/>
+          <w:szCs w:val="24"/>
+          <w:lang w:eastAsia="ru-RU"/>
+        </w:rPr>
+        <w:t>Story Playback.</w:t>
+      </w:r>
+    </w:p>
+    <w:p>
+      <w:pPr>
+        <w:spacing w:before="100" w:beforeAutospacing="1" w:after="100" w:afterAutospacing="1" w:line="240" w:lineRule="auto"/>
+        <w:rPr>
+          <w:rFonts w:ascii="Times New Roman" w:eastAsia="Times New Roman" w:hAnsi="Times New Roman" w:cs="Times New Roman"/>
+          <w:sz w:val="24"/>
+          <w:szCs w:val="24"/>
+          <w:lang w:eastAsia="ru-RU"/>
+        </w:rPr>
+      </w:pPr>
+    </w:p>
+    <w:p>
+      <w:pPr>
+        <w:spacing w:before="100" w:beforeAutospacing="1" w:after="100" w:afterAutospacing="1" w:line="240" w:lineRule="auto"/>
+        <w:rPr>
+          <w:rFonts w:ascii="Times New Roman" w:eastAsia="Times New Roman" w:hAnsi="Times New Roman" w:cs="Times New Roman"/>
+          <w:sz w:val="24"/>
+          <w:szCs w:val="24"/>
+          <w:lang w:eastAsia="ru-RU"/>
+        </w:rPr>
+      </w:pPr>
+      <w:r>
+        <w:rPr>
+          <w:rFonts w:ascii="Times New Roman" w:eastAsia="Times New Roman" w:hAnsi="Times New Roman" w:cs="Times New Roman"/>
+          <w:sz w:val="24"/>
+          <w:szCs w:val="24"/>
+          <w:lang w:eastAsia="ru-RU"/>
+        </w:rPr>
+        <w:t>Flutter отвечает за:</w:t>
+      </w:r>
+    </w:p>
+    <w:p>
+      <w:pPr>
+        <w:spacing w:before="100" w:beforeAutospacing="1" w:after="100" w:afterAutospacing="1" w:line="240" w:lineRule="auto"/>
+        <w:rPr>
+          <w:rFonts w:ascii="Times New Roman" w:eastAsia="Times New Roman" w:hAnsi="Times New Roman" w:cs="Times New Roman"/>
+          <w:sz w:val="24"/>
+          <w:szCs w:val="24"/>
+          <w:lang w:eastAsia="ru-RU"/>
+        </w:rPr>
+      </w:pPr>
+    </w:p>
+    <w:p>
+      <w:pPr>
+        <w:spacing w:before="100" w:beforeAutospacing="1" w:after="100" w:afterAutospacing="1" w:line="240" w:lineRule="auto"/>
+        <w:rPr>
+          <w:rFonts w:ascii="Times New Roman" w:eastAsia="Times New Roman" w:hAnsi="Times New Roman" w:cs="Times New Roman"/>
+          <w:sz w:val="24"/>
+          <w:szCs w:val="24"/>
+          <w:lang w:eastAsia="ru-RU"/>
+        </w:rPr>
+      </w:pPr>
+      <w:r>
+        <w:rPr>
+          <w:rFonts w:ascii="Times New Roman" w:eastAsia="Times New Roman" w:hAnsi="Times New Roman" w:cs="Times New Roman"/>
+          <w:sz w:val="24"/>
+          <w:szCs w:val="24"/>
+          <w:lang w:eastAsia="ru-RU"/>
+        </w:rPr>
+        <w:t>• анимацию карты;</w:t>
+      </w:r>
+    </w:p>
+    <w:p>
+      <w:pPr>
+        <w:spacing w:before="100" w:beforeAutospacing="1" w:after="100" w:afterAutospacing="1" w:line="240" w:lineRule="auto"/>
+        <w:rPr>
+          <w:rFonts w:ascii="Times New Roman" w:eastAsia="Times New Roman" w:hAnsi="Times New Roman" w:cs="Times New Roman"/>
+          <w:sz w:val="24"/>
+          <w:szCs w:val="24"/>
+          <w:lang w:eastAsia="ru-RU"/>
+        </w:rPr>
+      </w:pPr>
+      <w:r>
+        <w:rPr>
+          <w:rFonts w:ascii="Times New Roman" w:eastAsia="Times New Roman" w:hAnsi="Times New Roman" w:cs="Times New Roman"/>
+          <w:sz w:val="24"/>
+          <w:szCs w:val="24"/>
+          <w:lang w:eastAsia="ru-RU"/>
+        </w:rPr>
+        <w:lastRenderedPageBreak/>
+        <w:t>• переходы между воспоминаниями;</w:t>
+      </w:r>
+    </w:p>
+    <w:p>
+      <w:pPr>
+        <w:spacing w:before="100" w:beforeAutospacing="1" w:after="100" w:afterAutospacing="1" w:line="240" w:lineRule="auto"/>
+        <w:rPr>
+          <w:rFonts w:ascii="Times New Roman" w:eastAsia="Times New Roman" w:hAnsi="Times New Roman" w:cs="Times New Roman"/>
+          <w:sz w:val="24"/>
+          <w:szCs w:val="24"/>
+          <w:lang w:eastAsia="ru-RU"/>
+        </w:rPr>
+      </w:pPr>
+      <w:r>
+        <w:rPr>
+          <w:rFonts w:ascii="Times New Roman" w:eastAsia="Times New Roman" w:hAnsi="Times New Roman" w:cs="Times New Roman"/>
+          <w:sz w:val="24"/>
+          <w:szCs w:val="24"/>
+          <w:lang w:eastAsia="ru-RU"/>
+        </w:rPr>
+        <w:t>• отображение фотографий;</w:t>
+      </w:r>
+    </w:p>
+    <w:p>
+      <w:pPr>
+        <w:spacing w:before="100" w:beforeAutospacing="1" w:after="100" w:afterAutospacing="1" w:line="240" w:lineRule="auto"/>
+        <w:rPr>
+          <w:rFonts w:ascii="Times New Roman" w:eastAsia="Times New Roman" w:hAnsi="Times New Roman" w:cs="Times New Roman"/>
+          <w:sz w:val="24"/>
+          <w:szCs w:val="24"/>
+          <w:lang w:eastAsia="ru-RU"/>
+        </w:rPr>
+      </w:pPr>
+      <w:r>
+        <w:rPr>
+          <w:rFonts w:ascii="Times New Roman" w:eastAsia="Times New Roman" w:hAnsi="Times New Roman" w:cs="Times New Roman"/>
+          <w:sz w:val="24"/>
+          <w:szCs w:val="24"/>
+          <w:lang w:eastAsia="ru-RU"/>
+        </w:rPr>
+        <w:t>• отображение дат;</w:t>
+      </w:r>
+    </w:p>
+    <w:p>
+      <w:pPr>
+        <w:spacing w:before="100" w:beforeAutospacing="1" w:after="100" w:afterAutospacing="1" w:line="240" w:lineRule="auto"/>
+        <w:rPr>
+          <w:rFonts w:ascii="Times New Roman" w:eastAsia="Times New Roman" w:hAnsi="Times New Roman" w:cs="Times New Roman"/>
+          <w:sz w:val="24"/>
+          <w:szCs w:val="24"/>
+          <w:lang w:eastAsia="ru-RU"/>
+        </w:rPr>
+      </w:pPr>
+      <w:r>
+        <w:rPr>
+          <w:rFonts w:ascii="Times New Roman" w:eastAsia="Times New Roman" w:hAnsi="Times New Roman" w:cs="Times New Roman"/>
+          <w:sz w:val="24"/>
+          <w:szCs w:val="24"/>
+          <w:lang w:eastAsia="ru-RU"/>
+        </w:rPr>
+        <w:t>• отображение Memory Cards;</w:t>
+      </w:r>
+    </w:p>
+    <w:p>
+      <w:pPr>
+        <w:spacing w:before="100" w:beforeAutospacing="1" w:after="100" w:afterAutospacing="1" w:line="240" w:lineRule="auto"/>
+        <w:rPr>
+          <w:rFonts w:ascii="Times New Roman" w:eastAsia="Times New Roman" w:hAnsi="Times New Roman" w:cs="Times New Roman"/>
+          <w:sz w:val="24"/>
+          <w:szCs w:val="24"/>
+          <w:lang w:val="en-US" w:eastAsia="ru-RU"/>
+        </w:rPr>
+      </w:pPr>
+      <w:r>
+        <w:rPr>
+          <w:rFonts w:ascii="Times New Roman" w:eastAsia="Times New Roman" w:hAnsi="Times New Roman" w:cs="Times New Roman"/>
+          <w:sz w:val="24"/>
+          <w:szCs w:val="24"/>
+          <w:lang w:val="en-US" w:eastAsia="ru-RU"/>
+        </w:rPr>
+        <w:t xml:space="preserve">• </w:t>
+      </w:r>
+      <w:r>
+        <w:rPr>
+          <w:rFonts w:ascii="Times New Roman" w:eastAsia="Times New Roman" w:hAnsi="Times New Roman" w:cs="Times New Roman"/>
+          <w:sz w:val="24"/>
+          <w:szCs w:val="24"/>
+          <w:lang w:eastAsia="ru-RU"/>
+        </w:rPr>
+        <w:t>визуальный</w:t>
+      </w:r>
+      <w:r>
+        <w:rPr>
+          <w:rFonts w:ascii="Times New Roman" w:eastAsia="Times New Roman" w:hAnsi="Times New Roman" w:cs="Times New Roman"/>
+          <w:sz w:val="24"/>
+          <w:szCs w:val="24"/>
+          <w:lang w:val="en-US" w:eastAsia="ru-RU"/>
+        </w:rPr>
+        <w:t xml:space="preserve"> Playback progress;</w:t>
+      </w:r>
+    </w:p>
+    <w:p>
+      <w:pPr>
+        <w:spacing w:before="100" w:beforeAutospacing="1" w:after="100" w:afterAutospacing="1" w:line="240" w:lineRule="auto"/>
+        <w:rPr>
+          <w:rFonts w:ascii="Times New Roman" w:eastAsia="Times New Roman" w:hAnsi="Times New Roman" w:cs="Times New Roman"/>
+          <w:sz w:val="24"/>
+          <w:szCs w:val="24"/>
+          <w:lang w:val="en-US" w:eastAsia="ru-RU"/>
+        </w:rPr>
+      </w:pPr>
+      <w:r>
+        <w:rPr>
+          <w:rFonts w:ascii="Times New Roman" w:eastAsia="Times New Roman" w:hAnsi="Times New Roman" w:cs="Times New Roman"/>
+          <w:sz w:val="24"/>
+          <w:szCs w:val="24"/>
+          <w:lang w:val="en-US" w:eastAsia="ru-RU"/>
+        </w:rPr>
+        <w:t>• orchestration optional Story soundtrack.</w:t>
+      </w:r>
+    </w:p>
+    <w:p>
+      <w:pPr>
+        <w:spacing w:before="100" w:beforeAutospacing="1" w:after="100" w:afterAutospacing="1" w:line="240" w:lineRule="auto"/>
+        <w:rPr>
+          <w:rFonts w:ascii="Times New Roman" w:eastAsia="Times New Roman" w:hAnsi="Times New Roman" w:cs="Times New Roman"/>
+          <w:sz w:val="24"/>
+          <w:szCs w:val="24"/>
+          <w:lang w:val="en-US" w:eastAsia="ru-RU"/>
+        </w:rPr>
+      </w:pPr>
+    </w:p>
+    <w:p>
+      <w:pPr>
+        <w:spacing w:before="100" w:beforeAutospacing="1" w:after="100" w:afterAutospacing="1" w:line="240" w:lineRule="auto"/>
+        <w:rPr>
+          <w:rFonts w:ascii="Times New Roman" w:eastAsia="Times New Roman" w:hAnsi="Times New Roman" w:cs="Times New Roman"/>
+          <w:sz w:val="24"/>
+          <w:szCs w:val="24"/>
+          <w:lang w:val="en-US" w:eastAsia="ru-RU"/>
+        </w:rPr>
+      </w:pPr>
+      <w:r>
+        <w:rPr>
+          <w:rFonts w:ascii="Times New Roman" w:eastAsia="Times New Roman" w:hAnsi="Times New Roman" w:cs="Times New Roman"/>
+          <w:sz w:val="24"/>
+          <w:szCs w:val="24"/>
+          <w:lang w:val="en-US" w:eastAsia="ru-RU"/>
+        </w:rPr>
+        <w:t xml:space="preserve">Backend </w:t>
+      </w:r>
+      <w:r>
+        <w:rPr>
+          <w:rFonts w:ascii="Times New Roman" w:eastAsia="Times New Roman" w:hAnsi="Times New Roman" w:cs="Times New Roman"/>
+          <w:sz w:val="24"/>
+          <w:szCs w:val="24"/>
+          <w:lang w:eastAsia="ru-RU"/>
+        </w:rPr>
+        <w:t>не</w:t>
+      </w:r>
+      <w:r>
+        <w:rPr>
+          <w:rFonts w:ascii="Times New Roman" w:eastAsia="Times New Roman" w:hAnsi="Times New Roman" w:cs="Times New Roman"/>
+          <w:sz w:val="24"/>
+          <w:szCs w:val="24"/>
+          <w:lang w:val="en-US" w:eastAsia="ru-RU"/>
+        </w:rPr>
+        <w:t xml:space="preserve"> </w:t>
+      </w:r>
+      <w:r>
+        <w:rPr>
+          <w:rFonts w:ascii="Times New Roman" w:eastAsia="Times New Roman" w:hAnsi="Times New Roman" w:cs="Times New Roman"/>
+          <w:sz w:val="24"/>
+          <w:szCs w:val="24"/>
+          <w:lang w:eastAsia="ru-RU"/>
+        </w:rPr>
+        <w:t>генерирует</w:t>
+      </w:r>
+      <w:r>
+        <w:rPr>
+          <w:rFonts w:ascii="Times New Roman" w:eastAsia="Times New Roman" w:hAnsi="Times New Roman" w:cs="Times New Roman"/>
+          <w:sz w:val="24"/>
+          <w:szCs w:val="24"/>
+          <w:lang w:val="en-US" w:eastAsia="ru-RU"/>
+        </w:rPr>
+        <w:t xml:space="preserve"> Story Playback video.</w:t>
+      </w:r>
+    </w:p>
+    <w:p>
+      <w:pPr>
+        <w:spacing w:before="100" w:beforeAutospacing="1" w:after="100" w:afterAutospacing="1" w:line="240" w:lineRule="auto"/>
+        <w:rPr>
+          <w:rFonts w:ascii="Times New Roman" w:eastAsia="Times New Roman" w:hAnsi="Times New Roman" w:cs="Times New Roman"/>
+          <w:sz w:val="24"/>
+          <w:szCs w:val="24"/>
+          <w:lang w:val="en-US" w:eastAsia="ru-RU"/>
+        </w:rPr>
+      </w:pPr>
+    </w:p>
+    <w:p>
+      <w:pPr>
+        <w:spacing w:before="100" w:beforeAutospacing="1" w:after="100" w:afterAutospacing="1" w:line="240" w:lineRule="auto"/>
+        <w:rPr>
+          <w:rFonts w:ascii="Times New Roman" w:eastAsia="Times New Roman" w:hAnsi="Times New Roman" w:cs="Times New Roman"/>
+          <w:sz w:val="24"/>
+          <w:szCs w:val="24"/>
+          <w:lang w:val="en-US" w:eastAsia="ru-RU"/>
+        </w:rPr>
+      </w:pPr>
+      <w:r>
+        <w:rPr>
+          <w:rFonts w:ascii="Times New Roman" w:eastAsia="Times New Roman" w:hAnsi="Times New Roman" w:cs="Times New Roman"/>
+          <w:sz w:val="24"/>
+          <w:szCs w:val="24"/>
+          <w:lang w:val="en-US" w:eastAsia="ru-RU"/>
+        </w:rPr>
+        <w:t xml:space="preserve">Background soundtrack </w:t>
+      </w:r>
+      <w:r>
+        <w:rPr>
+          <w:rFonts w:ascii="Times New Roman" w:eastAsia="Times New Roman" w:hAnsi="Times New Roman" w:cs="Times New Roman"/>
+          <w:sz w:val="24"/>
+          <w:szCs w:val="24"/>
+          <w:lang w:eastAsia="ru-RU"/>
+        </w:rPr>
+        <w:t>не</w:t>
+      </w:r>
+      <w:r>
+        <w:rPr>
+          <w:rFonts w:ascii="Times New Roman" w:eastAsia="Times New Roman" w:hAnsi="Times New Roman" w:cs="Times New Roman"/>
+          <w:sz w:val="24"/>
+          <w:szCs w:val="24"/>
+          <w:lang w:val="en-US" w:eastAsia="ru-RU"/>
+        </w:rPr>
+        <w:t xml:space="preserve"> </w:t>
+      </w:r>
+      <w:r>
+        <w:rPr>
+          <w:rFonts w:ascii="Times New Roman" w:eastAsia="Times New Roman" w:hAnsi="Times New Roman" w:cs="Times New Roman"/>
+          <w:sz w:val="24"/>
+          <w:szCs w:val="24"/>
+          <w:lang w:eastAsia="ru-RU"/>
+        </w:rPr>
+        <w:t>меняет</w:t>
+      </w:r>
+      <w:r>
+        <w:rPr>
+          <w:rFonts w:ascii="Times New Roman" w:eastAsia="Times New Roman" w:hAnsi="Times New Roman" w:cs="Times New Roman"/>
+          <w:sz w:val="24"/>
+          <w:szCs w:val="24"/>
+          <w:lang w:val="en-US" w:eastAsia="ru-RU"/>
+        </w:rPr>
+        <w:t xml:space="preserve"> ownership </w:t>
+      </w:r>
+      <w:r>
+        <w:rPr>
+          <w:rFonts w:ascii="Times New Roman" w:eastAsia="Times New Roman" w:hAnsi="Times New Roman" w:cs="Times New Roman"/>
+          <w:sz w:val="24"/>
+          <w:szCs w:val="24"/>
+          <w:lang w:eastAsia="ru-RU"/>
+        </w:rPr>
+        <w:t>визуального</w:t>
+      </w:r>
+      <w:r>
+        <w:rPr>
+          <w:rFonts w:ascii="Times New Roman" w:eastAsia="Times New Roman" w:hAnsi="Times New Roman" w:cs="Times New Roman"/>
+          <w:sz w:val="24"/>
+          <w:szCs w:val="24"/>
+          <w:lang w:val="en-US" w:eastAsia="ru-RU"/>
+        </w:rPr>
+        <w:t xml:space="preserve"> Playback:</w:t>
+      </w:r>
+    </w:p>
+    <w:p>
+      <w:pPr>
+        <w:spacing w:before="100" w:beforeAutospacing="1" w:after="100" w:afterAutospacing="1" w:line="240" w:lineRule="auto"/>
+        <w:rPr>
+          <w:rFonts w:ascii="Times New Roman" w:eastAsia="Times New Roman" w:hAnsi="Times New Roman" w:cs="Times New Roman"/>
+          <w:sz w:val="24"/>
+          <w:szCs w:val="24"/>
+          <w:lang w:val="en-US" w:eastAsia="ru-RU"/>
+        </w:rPr>
+      </w:pPr>
+      <w:r>
+        <w:rPr>
+          <w:rFonts w:ascii="Times New Roman" w:eastAsia="Times New Roman" w:hAnsi="Times New Roman" w:cs="Times New Roman"/>
+          <w:sz w:val="24"/>
+          <w:szCs w:val="24"/>
+          <w:lang w:val="en-US" w:eastAsia="ru-RU"/>
+        </w:rPr>
+        <w:t xml:space="preserve">Story Playback </w:t>
+      </w:r>
+      <w:r>
+        <w:rPr>
+          <w:rFonts w:ascii="Times New Roman" w:eastAsia="Times New Roman" w:hAnsi="Times New Roman" w:cs="Times New Roman"/>
+          <w:sz w:val="24"/>
+          <w:szCs w:val="24"/>
+          <w:lang w:eastAsia="ru-RU"/>
+        </w:rPr>
+        <w:t>остаётся</w:t>
+      </w:r>
+      <w:r>
+        <w:rPr>
+          <w:rFonts w:ascii="Times New Roman" w:eastAsia="Times New Roman" w:hAnsi="Times New Roman" w:cs="Times New Roman"/>
+          <w:sz w:val="24"/>
+          <w:szCs w:val="24"/>
+          <w:lang w:val="en-US" w:eastAsia="ru-RU"/>
+        </w:rPr>
+        <w:t xml:space="preserve"> client-side feature</w:t>
+      </w:r>
+      <w:r>
+        <w:rPr>
+          <w:rFonts w:ascii="Times New Roman" w:eastAsia="Times New Roman" w:hAnsi="Times New Roman" w:cs="Times New Roman"/>
+          <w:sz w:val="24"/>
+          <w:szCs w:val="24"/>
+          <w:lang w:val="en-US" w:eastAsia="ru-RU"/>
+        </w:rPr>
+        <w:t>.</w:t>
+      </w:r>
+    </w:p>
+    <w:p>
+      <w:pPr>
+        <w:spacing w:before="100" w:beforeAutospacing="1" w:after="100" w:afterAutospacing="1" w:line="240" w:lineRule="auto"/>
+        <w:rPr>
+          <w:rFonts w:ascii="Times New Roman" w:eastAsia="Times New Roman" w:hAnsi="Times New Roman" w:cs="Times New Roman"/>
+          <w:sz w:val="24"/>
+          <w:szCs w:val="24"/>
+          <w:lang w:val="en-US" w:eastAsia="ru-RU"/>
+        </w:rPr>
+      </w:pPr>
+    </w:p>
+    <w:p>
+      <w:pPr>
+        <w:spacing w:before="100" w:beforeAutospacing="1" w:after="100" w:afterAutospacing="1" w:line="240" w:lineRule="auto"/>
+        <w:rPr>
+          <w:rFonts w:ascii="Times New Roman" w:eastAsia="Times New Roman" w:hAnsi="Times New Roman" w:cs="Times New Roman"/>
+          <w:sz w:val="24"/>
+          <w:szCs w:val="24"/>
+          <w:lang w:val="en-US" w:eastAsia="ru-RU"/>
+        </w:rPr>
+      </w:pPr>
+      <w:r>
+        <w:rPr>
+          <w:rFonts w:ascii="Times New Roman" w:eastAsia="Times New Roman" w:hAnsi="Times New Roman" w:cs="Times New Roman"/>
+          <w:sz w:val="24"/>
+          <w:szCs w:val="24"/>
+          <w:lang w:val="en-US" w:eastAsia="ru-RU"/>
+        </w:rPr>
+        <w:t>Playback Soundtrack Architecture</w:t>
+      </w:r>
+    </w:p>
+    <w:p>
+      <w:pPr>
+        <w:spacing w:before="100" w:beforeAutospacing="1" w:after="100" w:afterAutospacing="1" w:line="240" w:lineRule="auto"/>
+        <w:rPr>
+          <w:rFonts w:ascii="Times New Roman" w:eastAsia="Times New Roman" w:hAnsi="Times New Roman" w:cs="Times New Roman"/>
+          <w:sz w:val="24"/>
+          <w:szCs w:val="24"/>
+          <w:lang w:val="en-US" w:eastAsia="ru-RU"/>
+        </w:rPr>
+      </w:pPr>
+    </w:p>
+    <w:p>
+      <w:pPr>
+        <w:spacing w:before="100" w:beforeAutospacing="1" w:after="100" w:afterAutospacing="1" w:line="240" w:lineRule="auto"/>
+        <w:rPr>
+          <w:rFonts w:ascii="Times New Roman" w:eastAsia="Times New Roman" w:hAnsi="Times New Roman" w:cs="Times New Roman"/>
+          <w:sz w:val="24"/>
+          <w:szCs w:val="24"/>
+          <w:lang w:val="en-US" w:eastAsia="ru-RU"/>
+        </w:rPr>
+      </w:pPr>
+      <w:r>
+        <w:rPr>
+          <w:rFonts w:ascii="Times New Roman" w:eastAsia="Times New Roman" w:hAnsi="Times New Roman" w:cs="Times New Roman"/>
+          <w:sz w:val="24"/>
+          <w:szCs w:val="24"/>
+          <w:lang w:val="en-US" w:eastAsia="ru-RU"/>
+        </w:rPr>
+        <w:t>Playback не должен зависеть от:</w:t>
+      </w:r>
+    </w:p>
+    <w:p>
+      <w:pPr>
+        <w:spacing w:before="100" w:beforeAutospacing="1" w:after="100" w:afterAutospacing="1" w:line="240" w:lineRule="auto"/>
+        <w:rPr>
+          <w:rFonts w:ascii="Times New Roman" w:eastAsia="Times New Roman" w:hAnsi="Times New Roman" w:cs="Times New Roman"/>
+          <w:sz w:val="24"/>
+          <w:szCs w:val="24"/>
+          <w:lang w:val="en-US" w:eastAsia="ru-RU"/>
+        </w:rPr>
+      </w:pPr>
+    </w:p>
+    <w:p>
+      <w:pPr>
+        <w:spacing w:before="100" w:beforeAutospacing="1" w:after="100" w:afterAutospacing="1" w:line="240" w:lineRule="auto"/>
+        <w:rPr>
+          <w:rFonts w:ascii="Times New Roman" w:eastAsia="Times New Roman" w:hAnsi="Times New Roman" w:cs="Times New Roman"/>
+          <w:sz w:val="24"/>
+          <w:szCs w:val="24"/>
+          <w:lang w:val="en-US" w:eastAsia="ru-RU"/>
+        </w:rPr>
+      </w:pPr>
+      <w:r>
+        <w:rPr>
+          <w:rFonts w:ascii="Times New Roman" w:eastAsia="Times New Roman" w:hAnsi="Times New Roman" w:cs="Times New Roman"/>
+          <w:sz w:val="24"/>
+          <w:szCs w:val="24"/>
+          <w:lang w:val="en-US" w:eastAsia="ru-RU"/>
+        </w:rPr>
+        <w:t>Pixabay;</w:t>
+      </w:r>
+    </w:p>
+    <w:p>
+      <w:pPr>
+        <w:spacing w:before="100" w:beforeAutospacing="1" w:after="100" w:afterAutospacing="1" w:line="240" w:lineRule="auto"/>
+        <w:rPr>
+          <w:rFonts w:ascii="Times New Roman" w:eastAsia="Times New Roman" w:hAnsi="Times New Roman" w:cs="Times New Roman"/>
+          <w:sz w:val="24"/>
+          <w:szCs w:val="24"/>
+          <w:lang w:val="en-US" w:eastAsia="ru-RU"/>
+        </w:rPr>
+      </w:pPr>
+      <w:r>
+        <w:rPr>
+          <w:rFonts w:ascii="Times New Roman" w:eastAsia="Times New Roman" w:hAnsi="Times New Roman" w:cs="Times New Roman"/>
+          <w:sz w:val="24"/>
+          <w:szCs w:val="24"/>
+          <w:lang w:val="en-US" w:eastAsia="ru-RU"/>
+        </w:rPr>
+        <w:t>FreeMusicLab;</w:t>
+      </w:r>
+    </w:p>
+    <w:p>
+      <w:pPr>
+        <w:spacing w:before="100" w:beforeAutospacing="1" w:after="100" w:afterAutospacing="1" w:line="240" w:lineRule="auto"/>
+        <w:rPr>
+          <w:rFonts w:ascii="Times New Roman" w:eastAsia="Times New Roman" w:hAnsi="Times New Roman" w:cs="Times New Roman"/>
+          <w:sz w:val="24"/>
+          <w:szCs w:val="24"/>
+          <w:lang w:val="en-US" w:eastAsia="ru-RU"/>
+        </w:rPr>
+      </w:pPr>
+      <w:r>
+        <w:rPr>
+          <w:rFonts w:ascii="Times New Roman" w:eastAsia="Times New Roman" w:hAnsi="Times New Roman" w:cs="Times New Roman"/>
+          <w:sz w:val="24"/>
+          <w:szCs w:val="24"/>
+          <w:lang w:val="en-US" w:eastAsia="ru-RU"/>
+        </w:rPr>
+        <w:t>MinIO;</w:t>
+      </w:r>
+    </w:p>
+    <w:p>
+      <w:pPr>
+        <w:spacing w:before="100" w:beforeAutospacing="1" w:after="100" w:afterAutospacing="1" w:line="240" w:lineRule="auto"/>
+        <w:rPr>
+          <w:rFonts w:ascii="Times New Roman" w:eastAsia="Times New Roman" w:hAnsi="Times New Roman" w:cs="Times New Roman"/>
+          <w:sz w:val="24"/>
+          <w:szCs w:val="24"/>
+          <w:lang w:val="en-US" w:eastAsia="ru-RU"/>
+        </w:rPr>
+      </w:pPr>
+      <w:r>
+        <w:rPr>
+          <w:rFonts w:ascii="Times New Roman" w:eastAsia="Times New Roman" w:hAnsi="Times New Roman" w:cs="Times New Roman"/>
+          <w:sz w:val="24"/>
+          <w:szCs w:val="24"/>
+          <w:lang w:val="en-US" w:eastAsia="ru-RU"/>
+        </w:rPr>
+        <w:t>конкретного soundtrack provider.</w:t>
+      </w:r>
+    </w:p>
+    <w:p>
+      <w:pPr>
+        <w:spacing w:before="100" w:beforeAutospacing="1" w:after="100" w:afterAutospacing="1" w:line="240" w:lineRule="auto"/>
+        <w:rPr>
+          <w:rFonts w:ascii="Times New Roman" w:eastAsia="Times New Roman" w:hAnsi="Times New Roman" w:cs="Times New Roman"/>
+          <w:sz w:val="24"/>
+          <w:szCs w:val="24"/>
+          <w:lang w:val="en-US" w:eastAsia="ru-RU"/>
+        </w:rPr>
+      </w:pPr>
+    </w:p>
+    <w:p>
+      <w:pPr>
+        <w:spacing w:before="100" w:beforeAutospacing="1" w:after="100" w:afterAutospacing="1" w:line="240" w:lineRule="auto"/>
+        <w:rPr>
+          <w:rFonts w:ascii="Times New Roman" w:eastAsia="Times New Roman" w:hAnsi="Times New Roman" w:cs="Times New Roman"/>
+          <w:sz w:val="24"/>
+          <w:szCs w:val="24"/>
+          <w:lang w:val="en-US" w:eastAsia="ru-RU"/>
+        </w:rPr>
+      </w:pPr>
+      <w:r>
+        <w:rPr>
+          <w:rFonts w:ascii="Times New Roman" w:eastAsia="Times New Roman" w:hAnsi="Times New Roman" w:cs="Times New Roman"/>
+          <w:sz w:val="24"/>
+          <w:szCs w:val="24"/>
+          <w:lang w:val="en-US" w:eastAsia="ru-RU"/>
+        </w:rPr>
+        <w:t>Conceptual Flutter boundary:</w:t>
+      </w:r>
+    </w:p>
+    <w:p>
+      <w:pPr>
+        <w:spacing w:before="100" w:beforeAutospacing="1" w:after="100" w:afterAutospacing="1" w:line="240" w:lineRule="auto"/>
+        <w:rPr>
+          <w:rFonts w:ascii="Times New Roman" w:eastAsia="Times New Roman" w:hAnsi="Times New Roman" w:cs="Times New Roman"/>
+          <w:sz w:val="24"/>
+          <w:szCs w:val="24"/>
+          <w:lang w:val="en-US" w:eastAsia="ru-RU"/>
+        </w:rPr>
+      </w:pPr>
+    </w:p>
+    <w:p>
+      <w:pPr>
+        <w:spacing w:before="100" w:beforeAutospacing="1" w:after="100" w:afterAutospacing="1" w:line="240" w:lineRule="auto"/>
+        <w:rPr>
+          <w:rFonts w:ascii="Times New Roman" w:eastAsia="Times New Roman" w:hAnsi="Times New Roman" w:cs="Times New Roman"/>
+          <w:sz w:val="24"/>
+          <w:szCs w:val="24"/>
+          <w:lang w:val="en-US" w:eastAsia="ru-RU"/>
+        </w:rPr>
+      </w:pPr>
+      <w:r>
+        <w:rPr>
+          <w:rFonts w:ascii="Times New Roman" w:eastAsia="Times New Roman" w:hAnsi="Times New Roman" w:cs="Times New Roman"/>
+          <w:sz w:val="24"/>
+          <w:szCs w:val="24"/>
+          <w:lang w:val="en-US" w:eastAsia="ru-RU"/>
+        </w:rPr>
+        <w:t>Story Playback</w:t>
+      </w:r>
+    </w:p>
+    <w:p>
+      <w:pPr>
+        <w:spacing w:before="100" w:beforeAutospacing="1" w:after="100" w:afterAutospacing="1" w:line="240" w:lineRule="auto"/>
+        <w:rPr>
+          <w:rFonts w:ascii="Times New Roman" w:eastAsia="Times New Roman" w:hAnsi="Times New Roman" w:cs="Times New Roman"/>
+          <w:sz w:val="24"/>
+          <w:szCs w:val="24"/>
+          <w:lang w:val="en-US" w:eastAsia="ru-RU"/>
+        </w:rPr>
+      </w:pPr>
+      <w:r>
+        <w:rPr>
+          <w:rFonts w:ascii="Times New Roman" w:eastAsia="Times New Roman" w:hAnsi="Times New Roman" w:cs="Times New Roman"/>
+          <w:sz w:val="24"/>
+          <w:szCs w:val="24"/>
+          <w:lang w:val="en-US" w:eastAsia="ru-RU"/>
+        </w:rPr>
+        <w:t xml:space="preserve">      ↓</w:t>
+      </w:r>
+    </w:p>
+    <w:p>
+      <w:pPr>
+        <w:spacing w:before="100" w:beforeAutospacing="1" w:after="100" w:afterAutospacing="1" w:line="240" w:lineRule="auto"/>
+        <w:rPr>
+          <w:rFonts w:ascii="Times New Roman" w:eastAsia="Times New Roman" w:hAnsi="Times New Roman" w:cs="Times New Roman"/>
+          <w:sz w:val="24"/>
+          <w:szCs w:val="24"/>
+          <w:lang w:val="en-US" w:eastAsia="ru-RU"/>
+        </w:rPr>
+      </w:pPr>
+      <w:r>
+        <w:rPr>
+          <w:rFonts w:ascii="Times New Roman" w:eastAsia="Times New Roman" w:hAnsi="Times New Roman" w:cs="Times New Roman"/>
+          <w:sz w:val="24"/>
+          <w:szCs w:val="24"/>
+          <w:lang w:val="en-US" w:eastAsia="ru-RU"/>
+        </w:rPr>
+        <w:t>Soundtrack orchestration</w:t>
+      </w:r>
+    </w:p>
+    <w:p>
+      <w:pPr>
+        <w:spacing w:before="100" w:beforeAutospacing="1" w:after="100" w:afterAutospacing="1" w:line="240" w:lineRule="auto"/>
+        <w:rPr>
+          <w:rFonts w:ascii="Times New Roman" w:eastAsia="Times New Roman" w:hAnsi="Times New Roman" w:cs="Times New Roman"/>
+          <w:sz w:val="24"/>
+          <w:szCs w:val="24"/>
+          <w:lang w:val="en-US" w:eastAsia="ru-RU"/>
+        </w:rPr>
+      </w:pPr>
+      <w:r>
+        <w:rPr>
+          <w:rFonts w:ascii="Times New Roman" w:eastAsia="Times New Roman" w:hAnsi="Times New Roman" w:cs="Times New Roman"/>
+          <w:sz w:val="24"/>
+          <w:szCs w:val="24"/>
+          <w:lang w:val="en-US" w:eastAsia="ru-RU"/>
+        </w:rPr>
+        <w:lastRenderedPageBreak/>
+        <w:t xml:space="preserve">      ↓</w:t>
+      </w:r>
+    </w:p>
+    <w:p>
+      <w:pPr>
+        <w:spacing w:before="100" w:beforeAutospacing="1" w:after="100" w:afterAutospacing="1" w:line="240" w:lineRule="auto"/>
+        <w:rPr>
+          <w:rFonts w:ascii="Times New Roman" w:eastAsia="Times New Roman" w:hAnsi="Times New Roman" w:cs="Times New Roman"/>
+          <w:sz w:val="24"/>
+          <w:szCs w:val="24"/>
+          <w:lang w:val="en-US" w:eastAsia="ru-RU"/>
+        </w:rPr>
+      </w:pPr>
+      <w:r>
+        <w:rPr>
+          <w:rFonts w:ascii="Times New Roman" w:eastAsia="Times New Roman" w:hAnsi="Times New Roman" w:cs="Times New Roman"/>
+          <w:sz w:val="24"/>
+          <w:szCs w:val="24"/>
+          <w:lang w:val="en-US" w:eastAsia="ru-RU"/>
+        </w:rPr>
+        <w:t>AudioPlayer abstraction</w:t>
+      </w:r>
+    </w:p>
+    <w:p>
+      <w:pPr>
+        <w:spacing w:before="100" w:beforeAutospacing="1" w:after="100" w:afterAutospacing="1" w:line="240" w:lineRule="auto"/>
+        <w:rPr>
+          <w:rFonts w:ascii="Times New Roman" w:eastAsia="Times New Roman" w:hAnsi="Times New Roman" w:cs="Times New Roman"/>
+          <w:sz w:val="24"/>
+          <w:szCs w:val="24"/>
+          <w:lang w:val="en-US" w:eastAsia="ru-RU"/>
+        </w:rPr>
+      </w:pPr>
+      <w:r>
+        <w:rPr>
+          <w:rFonts w:ascii="Times New Roman" w:eastAsia="Times New Roman" w:hAnsi="Times New Roman" w:cs="Times New Roman"/>
+          <w:sz w:val="24"/>
+          <w:szCs w:val="24"/>
+          <w:lang w:val="en-US" w:eastAsia="ru-RU"/>
+        </w:rPr>
+        <w:t xml:space="preserve">      ↓</w:t>
+      </w:r>
+    </w:p>
+    <w:p>
+      <w:pPr>
+        <w:spacing w:before="100" w:beforeAutospacing="1" w:after="100" w:afterAutospacing="1" w:line="240" w:lineRule="auto"/>
+        <w:rPr>
+          <w:rFonts w:ascii="Times New Roman" w:eastAsia="Times New Roman" w:hAnsi="Times New Roman" w:cs="Times New Roman"/>
+          <w:sz w:val="24"/>
+          <w:szCs w:val="24"/>
+          <w:lang w:val="en-US" w:eastAsia="ru-RU"/>
+        </w:rPr>
+      </w:pPr>
+      <w:r>
+        <w:rPr>
+          <w:rFonts w:ascii="Times New Roman" w:eastAsia="Times New Roman" w:hAnsi="Times New Roman" w:cs="Times New Roman"/>
+          <w:sz w:val="24"/>
+          <w:szCs w:val="24"/>
+          <w:lang w:val="en-US" w:eastAsia="ru-RU"/>
+        </w:rPr>
+        <w:t>Flutter audio implementation</w:t>
+      </w:r>
+    </w:p>
+    <w:p>
+      <w:pPr>
+        <w:spacing w:before="100" w:beforeAutospacing="1" w:after="100" w:afterAutospacing="1" w:line="240" w:lineRule="auto"/>
+        <w:rPr>
+          <w:rFonts w:ascii="Times New Roman" w:eastAsia="Times New Roman" w:hAnsi="Times New Roman" w:cs="Times New Roman"/>
+          <w:sz w:val="24"/>
+          <w:szCs w:val="24"/>
+          <w:lang w:val="en-US" w:eastAsia="ru-RU"/>
+        </w:rPr>
+      </w:pPr>
+    </w:p>
+    <w:p>
+      <w:pPr>
+        <w:spacing w:before="100" w:beforeAutospacing="1" w:after="100" w:afterAutospacing="1" w:line="240" w:lineRule="auto"/>
+        <w:rPr>
+          <w:rFonts w:ascii="Times New Roman" w:eastAsia="Times New Roman" w:hAnsi="Times New Roman" w:cs="Times New Roman"/>
+          <w:sz w:val="24"/>
+          <w:szCs w:val="24"/>
+          <w:lang w:val="en-US" w:eastAsia="ru-RU"/>
+        </w:rPr>
+      </w:pPr>
+      <w:r>
+        <w:rPr>
+          <w:rFonts w:ascii="Times New Roman" w:eastAsia="Times New Roman" w:hAnsi="Times New Roman" w:cs="Times New Roman"/>
+          <w:sz w:val="24"/>
+          <w:szCs w:val="24"/>
+          <w:lang w:val="en-US" w:eastAsia="ru-RU"/>
+        </w:rPr>
+        <w:t>Playback orchestration отвечает за связь</w:t>
+      </w:r>
+    </w:p>
+    <w:p>
+      <w:pPr>
+        <w:spacing w:before="100" w:beforeAutospacing="1" w:after="100" w:afterAutospacing="1" w:line="240" w:lineRule="auto"/>
+        <w:rPr>
+          <w:rFonts w:ascii="Times New Roman" w:eastAsia="Times New Roman" w:hAnsi="Times New Roman" w:cs="Times New Roman"/>
+          <w:sz w:val="24"/>
+          <w:szCs w:val="24"/>
+          <w:lang w:val="en-US" w:eastAsia="ru-RU"/>
+        </w:rPr>
+      </w:pPr>
+      <w:r>
+        <w:rPr>
+          <w:rFonts w:ascii="Times New Roman" w:eastAsia="Times New Roman" w:hAnsi="Times New Roman" w:cs="Times New Roman"/>
+          <w:sz w:val="24"/>
+          <w:szCs w:val="24"/>
+          <w:lang w:val="en-US" w:eastAsia="ru-RU"/>
+        </w:rPr>
+        <w:t>visual Playback lifecycle и audio lifecycle.</w:t>
+      </w:r>
+    </w:p>
+    <w:p>
+      <w:pPr>
+        <w:spacing w:before="100" w:beforeAutospacing="1" w:after="100" w:afterAutospacing="1" w:line="240" w:lineRule="auto"/>
+        <w:rPr>
+          <w:rFonts w:ascii="Times New Roman" w:eastAsia="Times New Roman" w:hAnsi="Times New Roman" w:cs="Times New Roman"/>
+          <w:sz w:val="24"/>
+          <w:szCs w:val="24"/>
+          <w:lang w:val="en-US" w:eastAsia="ru-RU"/>
+        </w:rPr>
+      </w:pPr>
+    </w:p>
+    <w:p>
+      <w:pPr>
+        <w:spacing w:before="100" w:beforeAutospacing="1" w:after="100" w:afterAutospacing="1" w:line="240" w:lineRule="auto"/>
+        <w:rPr>
+          <w:rFonts w:ascii="Times New Roman" w:eastAsia="Times New Roman" w:hAnsi="Times New Roman" w:cs="Times New Roman"/>
+          <w:sz w:val="24"/>
+          <w:szCs w:val="24"/>
+          <w:lang w:eastAsia="ru-RU"/>
+        </w:rPr>
+      </w:pPr>
+      <w:r>
+        <w:rPr>
+          <w:rFonts w:ascii="Times New Roman" w:eastAsia="Times New Roman" w:hAnsi="Times New Roman" w:cs="Times New Roman"/>
+          <w:sz w:val="24"/>
+          <w:szCs w:val="24"/>
+          <w:lang w:eastAsia="ru-RU"/>
+        </w:rPr>
+        <w:t>Первая версия поддерживает только:</w:t>
+      </w:r>
+    </w:p>
+    <w:p>
+      <w:pPr>
+        <w:spacing w:before="100" w:beforeAutospacing="1" w:after="100" w:afterAutospacing="1" w:line="240" w:lineRule="auto"/>
+        <w:rPr>
+          <w:rFonts w:ascii="Times New Roman" w:eastAsia="Times New Roman" w:hAnsi="Times New Roman" w:cs="Times New Roman"/>
+          <w:sz w:val="24"/>
+          <w:szCs w:val="24"/>
+          <w:lang w:eastAsia="ru-RU"/>
+        </w:rPr>
+      </w:pPr>
+    </w:p>
+    <w:p>
+      <w:pPr>
+        <w:spacing w:before="100" w:beforeAutospacing="1" w:after="100" w:afterAutospacing="1" w:line="240" w:lineRule="auto"/>
+        <w:rPr>
+          <w:rFonts w:ascii="Times New Roman" w:eastAsia="Times New Roman" w:hAnsi="Times New Roman" w:cs="Times New Roman"/>
+          <w:sz w:val="24"/>
+          <w:szCs w:val="24"/>
+          <w:lang w:eastAsia="ru-RU"/>
+        </w:rPr>
+      </w:pPr>
+      <w:r>
+        <w:rPr>
+          <w:rFonts w:ascii="Times New Roman" w:eastAsia="Times New Roman" w:hAnsi="Times New Roman" w:cs="Times New Roman"/>
+          <w:sz w:val="24"/>
+          <w:szCs w:val="24"/>
+          <w:lang w:val="en-US" w:eastAsia="ru-RU"/>
+        </w:rPr>
+        <w:t>Playback</w:t>
+      </w:r>
+      <w:r>
+        <w:rPr>
+          <w:rFonts w:ascii="Times New Roman" w:eastAsia="Times New Roman" w:hAnsi="Times New Roman" w:cs="Times New Roman"/>
+          <w:sz w:val="24"/>
+          <w:szCs w:val="24"/>
+          <w:lang w:eastAsia="ru-RU"/>
+        </w:rPr>
+        <w:t xml:space="preserve"> </w:t>
+      </w:r>
+      <w:r>
+        <w:rPr>
+          <w:rFonts w:ascii="Times New Roman" w:eastAsia="Times New Roman" w:hAnsi="Times New Roman" w:cs="Times New Roman"/>
+          <w:sz w:val="24"/>
+          <w:szCs w:val="24"/>
+          <w:lang w:val="en-US" w:eastAsia="ru-RU"/>
+        </w:rPr>
+        <w:t>start</w:t>
+      </w:r>
+    </w:p>
+    <w:p>
+      <w:pPr>
+        <w:spacing w:before="100" w:beforeAutospacing="1" w:after="100" w:afterAutospacing="1" w:line="240" w:lineRule="auto"/>
+        <w:rPr>
+          <w:rFonts w:ascii="Times New Roman" w:eastAsia="Times New Roman" w:hAnsi="Times New Roman" w:cs="Times New Roman"/>
+          <w:sz w:val="24"/>
+          <w:szCs w:val="24"/>
+          <w:lang w:val="en-US" w:eastAsia="ru-RU"/>
+        </w:rPr>
+      </w:pPr>
+      <w:r>
+        <w:rPr>
+          <w:rFonts w:ascii="Times New Roman" w:eastAsia="Times New Roman" w:hAnsi="Times New Roman" w:cs="Times New Roman"/>
+          <w:sz w:val="24"/>
+          <w:szCs w:val="24"/>
+          <w:lang w:val="en-US" w:eastAsia="ru-RU"/>
+        </w:rPr>
+        <w:t>→ audio play</w:t>
+      </w:r>
+    </w:p>
+    <w:p>
+      <w:pPr>
+        <w:spacing w:before="100" w:beforeAutospacing="1" w:after="100" w:afterAutospacing="1" w:line="240" w:lineRule="auto"/>
+        <w:rPr>
+          <w:rFonts w:ascii="Times New Roman" w:eastAsia="Times New Roman" w:hAnsi="Times New Roman" w:cs="Times New Roman"/>
+          <w:sz w:val="24"/>
+          <w:szCs w:val="24"/>
+          <w:lang w:val="en-US" w:eastAsia="ru-RU"/>
+        </w:rPr>
+      </w:pPr>
+    </w:p>
+    <w:p>
+      <w:pPr>
+        <w:spacing w:before="100" w:beforeAutospacing="1" w:after="100" w:afterAutospacing="1" w:line="240" w:lineRule="auto"/>
+        <w:rPr>
+          <w:rFonts w:ascii="Times New Roman" w:eastAsia="Times New Roman" w:hAnsi="Times New Roman" w:cs="Times New Roman"/>
+          <w:sz w:val="24"/>
+          <w:szCs w:val="24"/>
+          <w:lang w:val="en-US" w:eastAsia="ru-RU"/>
+        </w:rPr>
+      </w:pPr>
+      <w:r>
+        <w:rPr>
+          <w:rFonts w:ascii="Times New Roman" w:eastAsia="Times New Roman" w:hAnsi="Times New Roman" w:cs="Times New Roman"/>
+          <w:sz w:val="24"/>
+          <w:szCs w:val="24"/>
+          <w:lang w:val="en-US" w:eastAsia="ru-RU"/>
+        </w:rPr>
+        <w:t>Playback pause</w:t>
+      </w:r>
+    </w:p>
+    <w:p>
+      <w:pPr>
+        <w:spacing w:before="100" w:beforeAutospacing="1" w:after="100" w:afterAutospacing="1" w:line="240" w:lineRule="auto"/>
+        <w:rPr>
+          <w:rFonts w:ascii="Times New Roman" w:eastAsia="Times New Roman" w:hAnsi="Times New Roman" w:cs="Times New Roman"/>
+          <w:sz w:val="24"/>
+          <w:szCs w:val="24"/>
+          <w:lang w:val="en-US" w:eastAsia="ru-RU"/>
+        </w:rPr>
+      </w:pPr>
+      <w:r>
+        <w:rPr>
+          <w:rFonts w:ascii="Times New Roman" w:eastAsia="Times New Roman" w:hAnsi="Times New Roman" w:cs="Times New Roman"/>
+          <w:sz w:val="24"/>
+          <w:szCs w:val="24"/>
+          <w:lang w:val="en-US" w:eastAsia="ru-RU"/>
+        </w:rPr>
+        <w:t>→ audio pause</w:t>
+      </w:r>
+    </w:p>
+    <w:p>
+      <w:pPr>
+        <w:spacing w:before="100" w:beforeAutospacing="1" w:after="100" w:afterAutospacing="1" w:line="240" w:lineRule="auto"/>
+        <w:rPr>
+          <w:rFonts w:ascii="Times New Roman" w:eastAsia="Times New Roman" w:hAnsi="Times New Roman" w:cs="Times New Roman"/>
+          <w:sz w:val="24"/>
+          <w:szCs w:val="24"/>
+          <w:lang w:val="en-US" w:eastAsia="ru-RU"/>
+        </w:rPr>
+      </w:pPr>
+    </w:p>
+    <w:p>
+      <w:pPr>
+        <w:spacing w:before="100" w:beforeAutospacing="1" w:after="100" w:afterAutospacing="1" w:line="240" w:lineRule="auto"/>
+        <w:rPr>
+          <w:rFonts w:ascii="Times New Roman" w:eastAsia="Times New Roman" w:hAnsi="Times New Roman" w:cs="Times New Roman"/>
+          <w:sz w:val="24"/>
+          <w:szCs w:val="24"/>
+          <w:lang w:val="en-US" w:eastAsia="ru-RU"/>
+        </w:rPr>
+      </w:pPr>
+      <w:r>
+        <w:rPr>
+          <w:rFonts w:ascii="Times New Roman" w:eastAsia="Times New Roman" w:hAnsi="Times New Roman" w:cs="Times New Roman"/>
+          <w:sz w:val="24"/>
+          <w:szCs w:val="24"/>
+          <w:lang w:val="en-US" w:eastAsia="ru-RU"/>
+        </w:rPr>
+        <w:t>Playback resume</w:t>
+      </w:r>
+    </w:p>
+    <w:p>
+      <w:pPr>
+        <w:spacing w:before="100" w:beforeAutospacing="1" w:after="100" w:afterAutospacing="1" w:line="240" w:lineRule="auto"/>
+        <w:rPr>
+          <w:rFonts w:ascii="Times New Roman" w:eastAsia="Times New Roman" w:hAnsi="Times New Roman" w:cs="Times New Roman"/>
+          <w:sz w:val="24"/>
+          <w:szCs w:val="24"/>
+          <w:lang w:val="en-US" w:eastAsia="ru-RU"/>
+        </w:rPr>
+      </w:pPr>
+      <w:r>
+        <w:rPr>
+          <w:rFonts w:ascii="Times New Roman" w:eastAsia="Times New Roman" w:hAnsi="Times New Roman" w:cs="Times New Roman"/>
+          <w:sz w:val="24"/>
+          <w:szCs w:val="24"/>
+          <w:lang w:val="en-US" w:eastAsia="ru-RU"/>
+        </w:rPr>
+        <w:t>→ audio resume</w:t>
+      </w:r>
+    </w:p>
+    <w:p>
+      <w:pPr>
+        <w:spacing w:before="100" w:beforeAutospacing="1" w:after="100" w:afterAutospacing="1" w:line="240" w:lineRule="auto"/>
+        <w:rPr>
+          <w:rFonts w:ascii="Times New Roman" w:eastAsia="Times New Roman" w:hAnsi="Times New Roman" w:cs="Times New Roman"/>
+          <w:sz w:val="24"/>
+          <w:szCs w:val="24"/>
+          <w:lang w:val="en-US" w:eastAsia="ru-RU"/>
+        </w:rPr>
+      </w:pPr>
+    </w:p>
+    <w:p>
+      <w:pPr>
+        <w:spacing w:before="100" w:beforeAutospacing="1" w:after="100" w:afterAutospacing="1" w:line="240" w:lineRule="auto"/>
+        <w:rPr>
+          <w:rFonts w:ascii="Times New Roman" w:eastAsia="Times New Roman" w:hAnsi="Times New Roman" w:cs="Times New Roman"/>
+          <w:sz w:val="24"/>
+          <w:szCs w:val="24"/>
+          <w:lang w:val="en-US" w:eastAsia="ru-RU"/>
+        </w:rPr>
+      </w:pPr>
+      <w:r>
+        <w:rPr>
+          <w:rFonts w:ascii="Times New Roman" w:eastAsia="Times New Roman" w:hAnsi="Times New Roman" w:cs="Times New Roman"/>
+          <w:sz w:val="24"/>
+          <w:szCs w:val="24"/>
+          <w:lang w:val="en-US" w:eastAsia="ru-RU"/>
+        </w:rPr>
+        <w:t>Playback stop</w:t>
+      </w:r>
+    </w:p>
+    <w:p>
+      <w:pPr>
+        <w:spacing w:before="100" w:beforeAutospacing="1" w:after="100" w:afterAutospacing="1" w:line="240" w:lineRule="auto"/>
+        <w:rPr>
+          <w:rFonts w:ascii="Times New Roman" w:eastAsia="Times New Roman" w:hAnsi="Times New Roman" w:cs="Times New Roman"/>
+          <w:sz w:val="24"/>
+          <w:szCs w:val="24"/>
+          <w:lang w:val="en-US" w:eastAsia="ru-RU"/>
+        </w:rPr>
+      </w:pPr>
+      <w:r>
+        <w:rPr>
+          <w:rFonts w:ascii="Times New Roman" w:eastAsia="Times New Roman" w:hAnsi="Times New Roman" w:cs="Times New Roman"/>
+          <w:sz w:val="24"/>
+          <w:szCs w:val="24"/>
+          <w:lang w:val="en-US" w:eastAsia="ru-RU"/>
+        </w:rPr>
+        <w:t>→ audio stop</w:t>
+      </w:r>
+    </w:p>
+    <w:p>
+      <w:pPr>
+        <w:spacing w:before="100" w:beforeAutospacing="1" w:after="100" w:afterAutospacing="1" w:line="240" w:lineRule="auto"/>
+        <w:rPr>
+          <w:rFonts w:ascii="Times New Roman" w:eastAsia="Times New Roman" w:hAnsi="Times New Roman" w:cs="Times New Roman"/>
+          <w:sz w:val="24"/>
+          <w:szCs w:val="24"/>
+          <w:lang w:val="en-US" w:eastAsia="ru-RU"/>
+        </w:rPr>
+      </w:pPr>
+    </w:p>
+    <w:p>
+      <w:pPr>
+        <w:spacing w:before="100" w:beforeAutospacing="1" w:after="100" w:afterAutospacing="1" w:line="240" w:lineRule="auto"/>
+        <w:rPr>
+          <w:rFonts w:ascii="Times New Roman" w:eastAsia="Times New Roman" w:hAnsi="Times New Roman" w:cs="Times New Roman"/>
+          <w:sz w:val="24"/>
+          <w:szCs w:val="24"/>
+          <w:lang w:val="en-US" w:eastAsia="ru-RU"/>
+        </w:rPr>
+      </w:pPr>
+      <w:r>
+        <w:rPr>
+          <w:rFonts w:ascii="Times New Roman" w:eastAsia="Times New Roman" w:hAnsi="Times New Roman" w:cs="Times New Roman"/>
+          <w:sz w:val="24"/>
+          <w:szCs w:val="24"/>
+          <w:lang w:val="en-US" w:eastAsia="ru-RU"/>
+        </w:rPr>
+        <w:t>Playback finished</w:t>
+      </w:r>
+    </w:p>
+    <w:p>
+      <w:pPr>
+        <w:spacing w:before="100" w:beforeAutospacing="1" w:after="100" w:afterAutospacing="1" w:line="240" w:lineRule="auto"/>
+        <w:rPr>
+          <w:rFonts w:ascii="Times New Roman" w:eastAsia="Times New Roman" w:hAnsi="Times New Roman" w:cs="Times New Roman"/>
+          <w:sz w:val="24"/>
+          <w:szCs w:val="24"/>
+          <w:lang w:val="en-US" w:eastAsia="ru-RU"/>
+        </w:rPr>
+      </w:pPr>
+      <w:r>
+        <w:rPr>
+          <w:rFonts w:ascii="Times New Roman" w:eastAsia="Times New Roman" w:hAnsi="Times New Roman" w:cs="Times New Roman"/>
+          <w:sz w:val="24"/>
+          <w:szCs w:val="24"/>
+          <w:lang w:val="en-US" w:eastAsia="ru-RU"/>
+        </w:rPr>
+        <w:t>→ audio stop</w:t>
+      </w:r>
+    </w:p>
+    <w:p>
+      <w:pPr>
+        <w:spacing w:before="100" w:beforeAutospacing="1" w:after="100" w:afterAutospacing="1" w:line="240" w:lineRule="auto"/>
+        <w:rPr>
+          <w:rFonts w:ascii="Times New Roman" w:eastAsia="Times New Roman" w:hAnsi="Times New Roman" w:cs="Times New Roman"/>
+          <w:sz w:val="24"/>
+          <w:szCs w:val="24"/>
+          <w:lang w:val="en-US" w:eastAsia="ru-RU"/>
+        </w:rPr>
+      </w:pPr>
+    </w:p>
+    <w:p>
+      <w:pPr>
+        <w:spacing w:before="100" w:beforeAutospacing="1" w:after="100" w:afterAutospacing="1" w:line="240" w:lineRule="auto"/>
+        <w:rPr>
+          <w:rFonts w:ascii="Times New Roman" w:eastAsia="Times New Roman" w:hAnsi="Times New Roman" w:cs="Times New Roman"/>
+          <w:sz w:val="24"/>
+          <w:szCs w:val="24"/>
+          <w:lang w:val="en-US" w:eastAsia="ru-RU"/>
+        </w:rPr>
+      </w:pPr>
+      <w:r>
+        <w:rPr>
+          <w:rFonts w:ascii="Times New Roman" w:eastAsia="Times New Roman" w:hAnsi="Times New Roman" w:cs="Times New Roman"/>
+          <w:sz w:val="24"/>
+          <w:szCs w:val="24"/>
+          <w:lang w:val="en-US" w:eastAsia="ru-RU"/>
+        </w:rPr>
+        <w:t>Playback dispose</w:t>
+      </w:r>
+    </w:p>
+    <w:p>
+      <w:pPr>
+        <w:spacing w:before="100" w:beforeAutospacing="1" w:after="100" w:afterAutospacing="1" w:line="240" w:lineRule="auto"/>
+        <w:rPr>
+          <w:rFonts w:ascii="Times New Roman" w:eastAsia="Times New Roman" w:hAnsi="Times New Roman" w:cs="Times New Roman"/>
+          <w:sz w:val="24"/>
+          <w:szCs w:val="24"/>
+          <w:lang w:val="en-US" w:eastAsia="ru-RU"/>
+        </w:rPr>
+      </w:pPr>
+      <w:r>
+        <w:rPr>
+          <w:rFonts w:ascii="Times New Roman" w:eastAsia="Times New Roman" w:hAnsi="Times New Roman" w:cs="Times New Roman"/>
+          <w:sz w:val="24"/>
+          <w:szCs w:val="24"/>
+          <w:lang w:val="en-US" w:eastAsia="ru-RU"/>
+        </w:rPr>
+        <w:lastRenderedPageBreak/>
+        <w:t>→ audio stop / release</w:t>
+      </w:r>
+    </w:p>
+    <w:p>
+      <w:pPr>
+        <w:spacing w:before="100" w:beforeAutospacing="1" w:after="100" w:afterAutospacing="1" w:line="240" w:lineRule="auto"/>
+        <w:rPr>
+          <w:rFonts w:ascii="Times New Roman" w:eastAsia="Times New Roman" w:hAnsi="Times New Roman" w:cs="Times New Roman"/>
+          <w:sz w:val="24"/>
+          <w:szCs w:val="24"/>
+          <w:lang w:val="en-US" w:eastAsia="ru-RU"/>
+        </w:rPr>
+      </w:pPr>
+    </w:p>
+    <w:p>
+      <w:pPr>
+        <w:spacing w:before="100" w:beforeAutospacing="1" w:after="100" w:afterAutospacing="1" w:line="240" w:lineRule="auto"/>
+        <w:rPr>
+          <w:rFonts w:ascii="Times New Roman" w:eastAsia="Times New Roman" w:hAnsi="Times New Roman" w:cs="Times New Roman"/>
+          <w:sz w:val="24"/>
+          <w:szCs w:val="24"/>
+          <w:lang w:val="en-US" w:eastAsia="ru-RU"/>
+        </w:rPr>
+      </w:pPr>
+    </w:p>
+    <w:p>
+      <w:pPr>
+        <w:spacing w:before="100" w:beforeAutospacing="1" w:after="100" w:afterAutospacing="1" w:line="240" w:lineRule="auto"/>
+        <w:rPr>
+          <w:rFonts w:ascii="Times New Roman" w:eastAsia="Times New Roman" w:hAnsi="Times New Roman" w:cs="Times New Roman"/>
+          <w:sz w:val="24"/>
+          <w:szCs w:val="24"/>
+          <w:lang w:val="en-US" w:eastAsia="ru-RU"/>
+        </w:rPr>
+      </w:pPr>
+      <w:r>
+        <w:rPr>
+          <w:rFonts w:ascii="Times New Roman" w:eastAsia="Times New Roman" w:hAnsi="Times New Roman" w:cs="Times New Roman"/>
+          <w:sz w:val="24"/>
+          <w:szCs w:val="24"/>
+          <w:lang w:val="en-US" w:eastAsia="ru-RU"/>
+        </w:rPr>
+        <w:t>Playback Clock</w:t>
+      </w:r>
+    </w:p>
+    <w:p>
+      <w:pPr>
+        <w:spacing w:before="100" w:beforeAutospacing="1" w:after="100" w:afterAutospacing="1" w:line="240" w:lineRule="auto"/>
+        <w:rPr>
+          <w:rFonts w:ascii="Times New Roman" w:eastAsia="Times New Roman" w:hAnsi="Times New Roman" w:cs="Times New Roman"/>
+          <w:sz w:val="24"/>
+          <w:szCs w:val="24"/>
+          <w:lang w:val="en-US" w:eastAsia="ru-RU"/>
+        </w:rPr>
+      </w:pPr>
+    </w:p>
+    <w:p>
+      <w:pPr>
+        <w:spacing w:before="100" w:beforeAutospacing="1" w:after="100" w:afterAutospacing="1" w:line="240" w:lineRule="auto"/>
+        <w:rPr>
+          <w:rFonts w:ascii="Times New Roman" w:eastAsia="Times New Roman" w:hAnsi="Times New Roman" w:cs="Times New Roman"/>
+          <w:sz w:val="24"/>
+          <w:szCs w:val="24"/>
+          <w:lang w:eastAsia="ru-RU"/>
+        </w:rPr>
+      </w:pPr>
+      <w:r>
+        <w:rPr>
+          <w:rFonts w:ascii="Times New Roman" w:eastAsia="Times New Roman" w:hAnsi="Times New Roman" w:cs="Times New Roman"/>
+          <w:sz w:val="24"/>
+          <w:szCs w:val="24"/>
+          <w:lang w:eastAsia="ru-RU"/>
+        </w:rPr>
+        <w:t xml:space="preserve">Полноценный </w:t>
+      </w:r>
+      <w:r>
+        <w:rPr>
+          <w:rFonts w:ascii="Times New Roman" w:eastAsia="Times New Roman" w:hAnsi="Times New Roman" w:cs="Times New Roman"/>
+          <w:sz w:val="24"/>
+          <w:szCs w:val="24"/>
+          <w:lang w:val="en-US" w:eastAsia="ru-RU"/>
+        </w:rPr>
+        <w:t>shared</w:t>
+      </w:r>
+      <w:r>
+        <w:rPr>
+          <w:rFonts w:ascii="Times New Roman" w:eastAsia="Times New Roman" w:hAnsi="Times New Roman" w:cs="Times New Roman"/>
+          <w:sz w:val="24"/>
+          <w:szCs w:val="24"/>
+          <w:lang w:eastAsia="ru-RU"/>
+        </w:rPr>
+        <w:t xml:space="preserve"> </w:t>
+      </w:r>
+      <w:r>
+        <w:rPr>
+          <w:rFonts w:ascii="Times New Roman" w:eastAsia="Times New Roman" w:hAnsi="Times New Roman" w:cs="Times New Roman"/>
+          <w:sz w:val="24"/>
+          <w:szCs w:val="24"/>
+          <w:lang w:val="en-US" w:eastAsia="ru-RU"/>
+        </w:rPr>
+        <w:t>Playback</w:t>
+      </w:r>
+      <w:r>
+        <w:rPr>
+          <w:rFonts w:ascii="Times New Roman" w:eastAsia="Times New Roman" w:hAnsi="Times New Roman" w:cs="Times New Roman"/>
+          <w:sz w:val="24"/>
+          <w:szCs w:val="24"/>
+          <w:lang w:eastAsia="ru-RU"/>
+        </w:rPr>
+        <w:t xml:space="preserve"> </w:t>
+      </w:r>
+      <w:r>
+        <w:rPr>
+          <w:rFonts w:ascii="Times New Roman" w:eastAsia="Times New Roman" w:hAnsi="Times New Roman" w:cs="Times New Roman"/>
+          <w:sz w:val="24"/>
+          <w:szCs w:val="24"/>
+          <w:lang w:val="en-US" w:eastAsia="ru-RU"/>
+        </w:rPr>
+        <w:t>Clock</w:t>
+      </w:r>
+      <w:r>
+        <w:rPr>
+          <w:rFonts w:ascii="Times New Roman" w:eastAsia="Times New Roman" w:hAnsi="Times New Roman" w:cs="Times New Roman"/>
+          <w:sz w:val="24"/>
+          <w:szCs w:val="24"/>
+          <w:lang w:eastAsia="ru-RU"/>
+        </w:rPr>
+        <w:t xml:space="preserve"> не входит в первую музыкальную версию.</w:t>
+      </w:r>
+    </w:p>
+    <w:p>
+      <w:pPr>
+        <w:spacing w:before="100" w:beforeAutospacing="1" w:after="100" w:afterAutospacing="1" w:line="240" w:lineRule="auto"/>
+        <w:rPr>
+          <w:rFonts w:ascii="Times New Roman" w:eastAsia="Times New Roman" w:hAnsi="Times New Roman" w:cs="Times New Roman"/>
+          <w:sz w:val="24"/>
+          <w:szCs w:val="24"/>
+          <w:lang w:eastAsia="ru-RU"/>
+        </w:rPr>
+      </w:pPr>
+    </w:p>
+    <w:p>
+      <w:pPr>
+        <w:spacing w:before="100" w:beforeAutospacing="1" w:after="100" w:afterAutospacing="1" w:line="240" w:lineRule="auto"/>
+        <w:rPr>
+          <w:rFonts w:ascii="Times New Roman" w:eastAsia="Times New Roman" w:hAnsi="Times New Roman" w:cs="Times New Roman"/>
+          <w:sz w:val="24"/>
+          <w:szCs w:val="24"/>
+          <w:lang w:eastAsia="ru-RU"/>
+        </w:rPr>
+      </w:pPr>
+      <w:r>
+        <w:rPr>
+          <w:rFonts w:ascii="Times New Roman" w:eastAsia="Times New Roman" w:hAnsi="Times New Roman" w:cs="Times New Roman"/>
+          <w:sz w:val="24"/>
+          <w:szCs w:val="24"/>
+          <w:lang w:eastAsia="ru-RU"/>
+        </w:rPr>
+        <w:t>Не реализовывать сейчас:</w:t>
+      </w:r>
+    </w:p>
+    <w:p>
+      <w:pPr>
+        <w:spacing w:before="100" w:beforeAutospacing="1" w:after="100" w:afterAutospacing="1" w:line="240" w:lineRule="auto"/>
+        <w:rPr>
+          <w:rFonts w:ascii="Times New Roman" w:eastAsia="Times New Roman" w:hAnsi="Times New Roman" w:cs="Times New Roman"/>
+          <w:sz w:val="24"/>
+          <w:szCs w:val="24"/>
+          <w:lang w:eastAsia="ru-RU"/>
+        </w:rPr>
+      </w:pPr>
+    </w:p>
+    <w:p>
+      <w:pPr>
+        <w:spacing w:before="100" w:beforeAutospacing="1" w:after="100" w:afterAutospacing="1" w:line="240" w:lineRule="auto"/>
+        <w:rPr>
+          <w:rFonts w:ascii="Times New Roman" w:eastAsia="Times New Roman" w:hAnsi="Times New Roman" w:cs="Times New Roman"/>
+          <w:sz w:val="24"/>
+          <w:szCs w:val="24"/>
+          <w:lang w:eastAsia="ru-RU"/>
+        </w:rPr>
+      </w:pPr>
+      <w:r>
+        <w:rPr>
+          <w:rFonts w:ascii="Times New Roman" w:eastAsia="Times New Roman" w:hAnsi="Times New Roman" w:cs="Times New Roman"/>
+          <w:sz w:val="24"/>
+          <w:szCs w:val="24"/>
+          <w:lang w:val="en-US" w:eastAsia="ru-RU"/>
+        </w:rPr>
+        <w:t>seek</w:t>
+      </w:r>
+      <w:r>
+        <w:rPr>
+          <w:rFonts w:ascii="Times New Roman" w:eastAsia="Times New Roman" w:hAnsi="Times New Roman" w:cs="Times New Roman"/>
+          <w:sz w:val="24"/>
+          <w:szCs w:val="24"/>
+          <w:lang w:eastAsia="ru-RU"/>
+        </w:rPr>
+        <w:t>;</w:t>
+      </w:r>
+    </w:p>
+    <w:p>
+      <w:pPr>
+        <w:spacing w:before="100" w:beforeAutospacing="1" w:after="100" w:afterAutospacing="1" w:line="240" w:lineRule="auto"/>
+        <w:rPr>
+          <w:rFonts w:ascii="Times New Roman" w:eastAsia="Times New Roman" w:hAnsi="Times New Roman" w:cs="Times New Roman"/>
+          <w:sz w:val="24"/>
+          <w:szCs w:val="24"/>
+          <w:lang w:eastAsia="ru-RU"/>
+        </w:rPr>
+      </w:pPr>
+      <w:r>
+        <w:rPr>
+          <w:rFonts w:ascii="Times New Roman" w:eastAsia="Times New Roman" w:hAnsi="Times New Roman" w:cs="Times New Roman"/>
+          <w:sz w:val="24"/>
+          <w:szCs w:val="24"/>
+          <w:lang w:val="en-US" w:eastAsia="ru-RU"/>
+        </w:rPr>
+        <w:t>scrubbing</w:t>
+      </w:r>
+      <w:r>
+        <w:rPr>
+          <w:rFonts w:ascii="Times New Roman" w:eastAsia="Times New Roman" w:hAnsi="Times New Roman" w:cs="Times New Roman"/>
+          <w:sz w:val="24"/>
+          <w:szCs w:val="24"/>
+          <w:lang w:eastAsia="ru-RU"/>
+        </w:rPr>
+        <w:t>;</w:t>
+      </w:r>
+    </w:p>
+    <w:p>
+      <w:pPr>
+        <w:spacing w:before="100" w:beforeAutospacing="1" w:after="100" w:afterAutospacing="1" w:line="240" w:lineRule="auto"/>
+        <w:rPr>
+          <w:rFonts w:ascii="Times New Roman" w:eastAsia="Times New Roman" w:hAnsi="Times New Roman" w:cs="Times New Roman"/>
+          <w:sz w:val="24"/>
+          <w:szCs w:val="24"/>
+          <w:lang w:val="en-US" w:eastAsia="ru-RU"/>
+        </w:rPr>
+      </w:pPr>
+      <w:r>
+        <w:rPr>
+          <w:rFonts w:ascii="Times New Roman" w:eastAsia="Times New Roman" w:hAnsi="Times New Roman" w:cs="Times New Roman"/>
+          <w:sz w:val="24"/>
+          <w:szCs w:val="24"/>
+          <w:lang w:val="en-US" w:eastAsia="ru-RU"/>
+        </w:rPr>
+        <w:t>absolute shared timeline position;</w:t>
+      </w:r>
+    </w:p>
+    <w:p>
+      <w:pPr>
+        <w:spacing w:before="100" w:beforeAutospacing="1" w:after="100" w:afterAutospacing="1" w:line="240" w:lineRule="auto"/>
+        <w:rPr>
+          <w:rFonts w:ascii="Times New Roman" w:eastAsia="Times New Roman" w:hAnsi="Times New Roman" w:cs="Times New Roman"/>
+          <w:sz w:val="24"/>
+          <w:szCs w:val="24"/>
+          <w:lang w:val="en-US" w:eastAsia="ru-RU"/>
+        </w:rPr>
+      </w:pPr>
+      <w:r>
+        <w:rPr>
+          <w:rFonts w:ascii="Times New Roman" w:eastAsia="Times New Roman" w:hAnsi="Times New Roman" w:cs="Times New Roman"/>
+          <w:sz w:val="24"/>
+          <w:szCs w:val="24"/>
+          <w:lang w:val="en-US" w:eastAsia="ru-RU"/>
+        </w:rPr>
+        <w:t>beat synchronization;</w:t>
+      </w:r>
+    </w:p>
+    <w:p>
+      <w:pPr>
+        <w:spacing w:before="100" w:beforeAutospacing="1" w:after="100" w:afterAutospacing="1" w:line="240" w:lineRule="auto"/>
+        <w:rPr>
+          <w:rFonts w:ascii="Times New Roman" w:eastAsia="Times New Roman" w:hAnsi="Times New Roman" w:cs="Times New Roman"/>
+          <w:sz w:val="24"/>
+          <w:szCs w:val="24"/>
+          <w:lang w:val="en-US" w:eastAsia="ru-RU"/>
+        </w:rPr>
+      </w:pPr>
+      <w:r>
+        <w:rPr>
+          <w:rFonts w:ascii="Times New Roman" w:eastAsia="Times New Roman" w:hAnsi="Times New Roman" w:cs="Times New Roman"/>
+          <w:sz w:val="24"/>
+          <w:szCs w:val="24"/>
+          <w:lang w:val="en-US" w:eastAsia="ru-RU"/>
+        </w:rPr>
+        <w:t>dynamic Memory presentation durations based on soundtrack;</w:t>
+      </w:r>
+    </w:p>
+    <w:p>
+      <w:pPr>
+        <w:spacing w:before="100" w:beforeAutospacing="1" w:after="100" w:afterAutospacing="1" w:line="240" w:lineRule="auto"/>
+        <w:rPr>
+          <w:rFonts w:ascii="Times New Roman" w:eastAsia="Times New Roman" w:hAnsi="Times New Roman" w:cs="Times New Roman"/>
+          <w:sz w:val="24"/>
+          <w:szCs w:val="24"/>
+          <w:lang w:val="en-US" w:eastAsia="ru-RU"/>
+        </w:rPr>
+      </w:pPr>
+      <w:r>
+        <w:rPr>
+          <w:rFonts w:ascii="Times New Roman" w:eastAsia="Times New Roman" w:hAnsi="Times New Roman" w:cs="Times New Roman"/>
+          <w:sz w:val="24"/>
+          <w:szCs w:val="24"/>
+          <w:lang w:val="en-US" w:eastAsia="ru-RU"/>
+        </w:rPr>
+        <w:t>automatic soundtrack-length distribution.</w:t>
+      </w:r>
+    </w:p>
+    <w:p>
+      <w:pPr>
+        <w:spacing w:before="100" w:beforeAutospacing="1" w:after="100" w:afterAutospacing="1" w:line="240" w:lineRule="auto"/>
+        <w:rPr>
+          <w:rFonts w:ascii="Times New Roman" w:eastAsia="Times New Roman" w:hAnsi="Times New Roman" w:cs="Times New Roman"/>
+          <w:sz w:val="24"/>
+          <w:szCs w:val="24"/>
+          <w:lang w:val="en-US" w:eastAsia="ru-RU"/>
+        </w:rPr>
+      </w:pPr>
+    </w:p>
+    <w:p>
+      <w:pPr>
+        <w:spacing w:before="100" w:beforeAutospacing="1" w:after="100" w:afterAutospacing="1" w:line="240" w:lineRule="auto"/>
+        <w:rPr>
+          <w:rFonts w:ascii="Times New Roman" w:eastAsia="Times New Roman" w:hAnsi="Times New Roman" w:cs="Times New Roman"/>
+          <w:sz w:val="24"/>
+          <w:szCs w:val="24"/>
+          <w:lang w:val="en-US" w:eastAsia="ru-RU"/>
+        </w:rPr>
+      </w:pPr>
+    </w:p>
+    <w:p>
+      <w:pPr>
+        <w:spacing w:before="100" w:beforeAutospacing="1" w:after="100" w:afterAutospacing="1" w:line="240" w:lineRule="auto"/>
+        <w:rPr>
+          <w:rFonts w:ascii="Times New Roman" w:eastAsia="Times New Roman" w:hAnsi="Times New Roman" w:cs="Times New Roman"/>
+          <w:sz w:val="24"/>
+          <w:szCs w:val="24"/>
+          <w:lang w:val="en-US" w:eastAsia="ru-RU"/>
+        </w:rPr>
+      </w:pPr>
+      <w:r>
+        <w:rPr>
+          <w:rFonts w:ascii="Times New Roman" w:eastAsia="Times New Roman" w:hAnsi="Times New Roman" w:cs="Times New Roman"/>
+          <w:sz w:val="24"/>
+          <w:szCs w:val="24"/>
+          <w:lang w:val="en-US" w:eastAsia="ru-RU"/>
+        </w:rPr>
+        <w:t>Audio Failure</w:t>
+      </w:r>
+    </w:p>
+    <w:p>
+      <w:pPr>
+        <w:spacing w:before="100" w:beforeAutospacing="1" w:after="100" w:afterAutospacing="1" w:line="240" w:lineRule="auto"/>
+        <w:rPr>
+          <w:rFonts w:ascii="Times New Roman" w:eastAsia="Times New Roman" w:hAnsi="Times New Roman" w:cs="Times New Roman"/>
+          <w:sz w:val="24"/>
+          <w:szCs w:val="24"/>
+          <w:lang w:val="en-US" w:eastAsia="ru-RU"/>
+        </w:rPr>
+      </w:pPr>
+    </w:p>
+    <w:p>
+      <w:pPr>
+        <w:spacing w:before="100" w:beforeAutospacing="1" w:after="100" w:afterAutospacing="1" w:line="240" w:lineRule="auto"/>
+        <w:rPr>
+          <w:rFonts w:ascii="Times New Roman" w:eastAsia="Times New Roman" w:hAnsi="Times New Roman" w:cs="Times New Roman"/>
+          <w:sz w:val="24"/>
+          <w:szCs w:val="24"/>
+          <w:lang w:eastAsia="ru-RU"/>
+        </w:rPr>
+      </w:pPr>
+      <w:r>
+        <w:rPr>
+          <w:rFonts w:ascii="Times New Roman" w:eastAsia="Times New Roman" w:hAnsi="Times New Roman" w:cs="Times New Roman"/>
+          <w:sz w:val="24"/>
+          <w:szCs w:val="24"/>
+          <w:lang w:val="en-US" w:eastAsia="ru-RU"/>
+        </w:rPr>
+        <w:t>Audio</w:t>
+      </w:r>
+      <w:r>
+        <w:rPr>
+          <w:rFonts w:ascii="Times New Roman" w:eastAsia="Times New Roman" w:hAnsi="Times New Roman" w:cs="Times New Roman"/>
+          <w:sz w:val="24"/>
+          <w:szCs w:val="24"/>
+          <w:lang w:eastAsia="ru-RU"/>
+        </w:rPr>
+        <w:t xml:space="preserve"> является </w:t>
+      </w:r>
+      <w:r>
+        <w:rPr>
+          <w:rFonts w:ascii="Times New Roman" w:eastAsia="Times New Roman" w:hAnsi="Times New Roman" w:cs="Times New Roman"/>
+          <w:sz w:val="24"/>
+          <w:szCs w:val="24"/>
+          <w:lang w:val="en-US" w:eastAsia="ru-RU"/>
+        </w:rPr>
+        <w:t>optional</w:t>
+      </w:r>
+      <w:r>
+        <w:rPr>
+          <w:rFonts w:ascii="Times New Roman" w:eastAsia="Times New Roman" w:hAnsi="Times New Roman" w:cs="Times New Roman"/>
+          <w:sz w:val="24"/>
+          <w:szCs w:val="24"/>
+          <w:lang w:eastAsia="ru-RU"/>
+        </w:rPr>
+        <w:t xml:space="preserve"> </w:t>
+      </w:r>
+      <w:r>
+        <w:rPr>
+          <w:rFonts w:ascii="Times New Roman" w:eastAsia="Times New Roman" w:hAnsi="Times New Roman" w:cs="Times New Roman"/>
+          <w:sz w:val="24"/>
+          <w:szCs w:val="24"/>
+          <w:lang w:val="en-US" w:eastAsia="ru-RU"/>
+        </w:rPr>
+        <w:t>enhancement</w:t>
+      </w:r>
+      <w:r>
+        <w:rPr>
+          <w:rFonts w:ascii="Times New Roman" w:eastAsia="Times New Roman" w:hAnsi="Times New Roman" w:cs="Times New Roman"/>
+          <w:sz w:val="24"/>
+          <w:szCs w:val="24"/>
+          <w:lang w:eastAsia="ru-RU"/>
+        </w:rPr>
+        <w:t>.</w:t>
+      </w:r>
+    </w:p>
+    <w:p>
+      <w:pPr>
+        <w:spacing w:before="100" w:beforeAutospacing="1" w:after="100" w:afterAutospacing="1" w:line="240" w:lineRule="auto"/>
+        <w:rPr>
+          <w:rFonts w:ascii="Times New Roman" w:eastAsia="Times New Roman" w:hAnsi="Times New Roman" w:cs="Times New Roman"/>
+          <w:sz w:val="24"/>
+          <w:szCs w:val="24"/>
+          <w:lang w:eastAsia="ru-RU"/>
+        </w:rPr>
+      </w:pPr>
+    </w:p>
+    <w:p>
+      <w:pPr>
+        <w:spacing w:before="100" w:beforeAutospacing="1" w:after="100" w:afterAutospacing="1" w:line="240" w:lineRule="auto"/>
+        <w:rPr>
+          <w:rFonts w:ascii="Times New Roman" w:eastAsia="Times New Roman" w:hAnsi="Times New Roman" w:cs="Times New Roman"/>
+          <w:sz w:val="24"/>
+          <w:szCs w:val="24"/>
+          <w:lang w:eastAsia="ru-RU"/>
+        </w:rPr>
+      </w:pPr>
+      <w:r>
+        <w:rPr>
+          <w:rFonts w:ascii="Times New Roman" w:eastAsia="Times New Roman" w:hAnsi="Times New Roman" w:cs="Times New Roman"/>
+          <w:sz w:val="24"/>
+          <w:szCs w:val="24"/>
+          <w:lang w:eastAsia="ru-RU"/>
+        </w:rPr>
+        <w:t xml:space="preserve">Если </w:t>
+      </w:r>
+      <w:r>
+        <w:rPr>
+          <w:rFonts w:ascii="Times New Roman" w:eastAsia="Times New Roman" w:hAnsi="Times New Roman" w:cs="Times New Roman"/>
+          <w:sz w:val="24"/>
+          <w:szCs w:val="24"/>
+          <w:lang w:val="en-US" w:eastAsia="ru-RU"/>
+        </w:rPr>
+        <w:t>audio</w:t>
+      </w:r>
+      <w:r>
+        <w:rPr>
+          <w:rFonts w:ascii="Times New Roman" w:eastAsia="Times New Roman" w:hAnsi="Times New Roman" w:cs="Times New Roman"/>
+          <w:sz w:val="24"/>
+          <w:szCs w:val="24"/>
+          <w:lang w:eastAsia="ru-RU"/>
+        </w:rPr>
+        <w:t xml:space="preserve"> не может быть загружено или воспроизведено:</w:t>
+      </w:r>
+    </w:p>
+    <w:p>
+      <w:pPr>
+        <w:spacing w:before="100" w:beforeAutospacing="1" w:after="100" w:afterAutospacing="1" w:line="240" w:lineRule="auto"/>
+        <w:rPr>
+          <w:rFonts w:ascii="Times New Roman" w:eastAsia="Times New Roman" w:hAnsi="Times New Roman" w:cs="Times New Roman"/>
+          <w:sz w:val="24"/>
+          <w:szCs w:val="24"/>
+          <w:lang w:eastAsia="ru-RU"/>
+        </w:rPr>
+      </w:pPr>
+    </w:p>
+    <w:p>
+      <w:pPr>
+        <w:spacing w:before="100" w:beforeAutospacing="1" w:after="100" w:afterAutospacing="1" w:line="240" w:lineRule="auto"/>
+        <w:rPr>
+          <w:rFonts w:ascii="Times New Roman" w:eastAsia="Times New Roman" w:hAnsi="Times New Roman" w:cs="Times New Roman"/>
+          <w:sz w:val="24"/>
+          <w:szCs w:val="24"/>
+          <w:lang w:val="en-US" w:eastAsia="ru-RU"/>
+        </w:rPr>
+      </w:pPr>
+      <w:r>
+        <w:rPr>
+          <w:rFonts w:ascii="Times New Roman" w:eastAsia="Times New Roman" w:hAnsi="Times New Roman" w:cs="Times New Roman"/>
+          <w:sz w:val="24"/>
+          <w:szCs w:val="24"/>
+          <w:lang w:val="en-US" w:eastAsia="ru-RU"/>
+        </w:rPr>
+        <w:t>visual Story Playback continues.</w:t>
+      </w:r>
+    </w:p>
+    <w:p>
+      <w:pPr>
+        <w:spacing w:before="100" w:beforeAutospacing="1" w:after="100" w:afterAutospacing="1" w:line="240" w:lineRule="auto"/>
+        <w:rPr>
+          <w:rFonts w:ascii="Times New Roman" w:eastAsia="Times New Roman" w:hAnsi="Times New Roman" w:cs="Times New Roman"/>
+          <w:sz w:val="24"/>
+          <w:szCs w:val="24"/>
+          <w:lang w:val="en-US" w:eastAsia="ru-RU"/>
+        </w:rPr>
+      </w:pPr>
+    </w:p>
+    <w:p>
+      <w:pPr>
+        <w:spacing w:before="100" w:beforeAutospacing="1" w:after="100" w:afterAutospacing="1" w:line="240" w:lineRule="auto"/>
+        <w:rPr>
+          <w:rFonts w:ascii="Times New Roman" w:eastAsia="Times New Roman" w:hAnsi="Times New Roman" w:cs="Times New Roman"/>
+          <w:sz w:val="24"/>
+          <w:szCs w:val="24"/>
+          <w:lang w:val="en-US" w:eastAsia="ru-RU"/>
+        </w:rPr>
+      </w:pPr>
+      <w:r>
+        <w:rPr>
+          <w:rFonts w:ascii="Times New Roman" w:eastAsia="Times New Roman" w:hAnsi="Times New Roman" w:cs="Times New Roman"/>
+          <w:sz w:val="24"/>
+          <w:szCs w:val="24"/>
+          <w:lang w:val="en-US" w:eastAsia="ru-RU"/>
+        </w:rPr>
+        <w:t>Ошибка soundtrack не переводит visual Playback session</w:t>
+      </w:r>
+    </w:p>
+    <w:p>
+      <w:pPr>
+        <w:spacing w:before="100" w:beforeAutospacing="1" w:after="100" w:afterAutospacing="1" w:line="240" w:lineRule="auto"/>
+        <w:rPr>
+          <w:rFonts w:ascii="Times New Roman" w:eastAsia="Times New Roman" w:hAnsi="Times New Roman" w:cs="Times New Roman"/>
+          <w:sz w:val="24"/>
+          <w:szCs w:val="24"/>
+          <w:lang w:val="en-US" w:eastAsia="ru-RU"/>
+        </w:rPr>
+      </w:pPr>
+      <w:r>
+        <w:rPr>
+          <w:rFonts w:ascii="Times New Roman" w:eastAsia="Times New Roman" w:hAnsi="Times New Roman" w:cs="Times New Roman"/>
+          <w:sz w:val="24"/>
+          <w:szCs w:val="24"/>
+          <w:lang w:val="en-US" w:eastAsia="ru-RU"/>
+        </w:rPr>
+        <w:lastRenderedPageBreak/>
+        <w:t>в global failure state.</w:t>
+      </w:r>
+    </w:p>
+    <w:p>
+      <w:pPr>
+        <w:spacing w:before="100" w:beforeAutospacing="1" w:after="100" w:afterAutospacing="1" w:line="240" w:lineRule="auto"/>
+        <w:rPr>
+          <w:rFonts w:ascii="Times New Roman" w:eastAsia="Times New Roman" w:hAnsi="Times New Roman" w:cs="Times New Roman"/>
+          <w:sz w:val="24"/>
+          <w:szCs w:val="24"/>
+          <w:lang w:val="en-US" w:eastAsia="ru-RU"/>
+        </w:rPr>
+      </w:pPr>
+    </w:p>
+    <w:p>
+      <w:pPr>
+        <w:spacing w:before="100" w:beforeAutospacing="1" w:after="100" w:afterAutospacing="1" w:line="240" w:lineRule="auto"/>
+        <w:rPr>
+          <w:rFonts w:ascii="Times New Roman" w:eastAsia="Times New Roman" w:hAnsi="Times New Roman" w:cs="Times New Roman"/>
+          <w:sz w:val="24"/>
+          <w:szCs w:val="24"/>
+          <w:lang w:val="en-US" w:eastAsia="ru-RU"/>
+        </w:rPr>
+      </w:pPr>
+    </w:p>
+    <w:p>
+      <w:pPr>
+        <w:spacing w:before="100" w:beforeAutospacing="1" w:after="100" w:afterAutospacing="1" w:line="240" w:lineRule="auto"/>
+        <w:rPr>
+          <w:rFonts w:ascii="Times New Roman" w:eastAsia="Times New Roman" w:hAnsi="Times New Roman" w:cs="Times New Roman"/>
+          <w:sz w:val="24"/>
+          <w:szCs w:val="24"/>
+          <w:lang w:val="en-US" w:eastAsia="ru-RU"/>
+        </w:rPr>
+      </w:pPr>
+      <w:r>
+        <w:rPr>
+          <w:rFonts w:ascii="Times New Roman" w:eastAsia="Times New Roman" w:hAnsi="Times New Roman" w:cs="Times New Roman"/>
+          <w:sz w:val="24"/>
+          <w:szCs w:val="24"/>
+          <w:lang w:val="en-US" w:eastAsia="ru-RU"/>
+        </w:rPr>
+        <w:t>Soundtrack Source</w:t>
+      </w:r>
+    </w:p>
+    <w:p>
+      <w:pPr>
+        <w:spacing w:before="100" w:beforeAutospacing="1" w:after="100" w:afterAutospacing="1" w:line="240" w:lineRule="auto"/>
+        <w:rPr>
+          <w:rFonts w:ascii="Times New Roman" w:eastAsia="Times New Roman" w:hAnsi="Times New Roman" w:cs="Times New Roman"/>
+          <w:sz w:val="24"/>
+          <w:szCs w:val="24"/>
+          <w:lang w:val="en-US" w:eastAsia="ru-RU"/>
+        </w:rPr>
+      </w:pPr>
+    </w:p>
+    <w:p>
+      <w:pPr>
+        <w:spacing w:before="100" w:beforeAutospacing="1" w:after="100" w:afterAutospacing="1" w:line="240" w:lineRule="auto"/>
+        <w:rPr>
+          <w:rFonts w:ascii="Times New Roman" w:eastAsia="Times New Roman" w:hAnsi="Times New Roman" w:cs="Times New Roman"/>
+          <w:sz w:val="24"/>
+          <w:szCs w:val="24"/>
+          <w:lang w:val="en-US" w:eastAsia="ru-RU"/>
+        </w:rPr>
+      </w:pPr>
+      <w:r>
+        <w:rPr>
+          <w:rFonts w:ascii="Times New Roman" w:eastAsia="Times New Roman" w:hAnsi="Times New Roman" w:cs="Times New Roman"/>
+          <w:sz w:val="24"/>
+          <w:szCs w:val="24"/>
+          <w:lang w:val="en-US" w:eastAsia="ru-RU"/>
+        </w:rPr>
+        <w:t>Flutter получает internal soundtrack representation/API contract.</w:t>
+      </w:r>
+    </w:p>
+    <w:p>
+      <w:pPr>
+        <w:spacing w:before="100" w:beforeAutospacing="1" w:after="100" w:afterAutospacing="1" w:line="240" w:lineRule="auto"/>
+        <w:rPr>
+          <w:rFonts w:ascii="Times New Roman" w:eastAsia="Times New Roman" w:hAnsi="Times New Roman" w:cs="Times New Roman"/>
+          <w:sz w:val="24"/>
+          <w:szCs w:val="24"/>
+          <w:lang w:val="en-US" w:eastAsia="ru-RU"/>
+        </w:rPr>
+      </w:pPr>
+    </w:p>
+    <w:p>
+      <w:pPr>
+        <w:spacing w:before="100" w:beforeAutospacing="1" w:after="100" w:afterAutospacing="1" w:line="240" w:lineRule="auto"/>
+        <w:rPr>
+          <w:rFonts w:ascii="Times New Roman" w:eastAsia="Times New Roman" w:hAnsi="Times New Roman" w:cs="Times New Roman"/>
+          <w:sz w:val="24"/>
+          <w:szCs w:val="24"/>
+          <w:lang w:val="en-US" w:eastAsia="ru-RU"/>
+        </w:rPr>
+      </w:pPr>
+      <w:r>
+        <w:rPr>
+          <w:rFonts w:ascii="Times New Roman" w:eastAsia="Times New Roman" w:hAnsi="Times New Roman" w:cs="Times New Roman"/>
+          <w:sz w:val="24"/>
+          <w:szCs w:val="24"/>
+          <w:lang w:val="en-US" w:eastAsia="ru-RU"/>
+        </w:rPr>
+        <w:t>Flutter не знает:</w:t>
+      </w:r>
+    </w:p>
+    <w:p>
+      <w:pPr>
+        <w:spacing w:before="100" w:beforeAutospacing="1" w:after="100" w:afterAutospacing="1" w:line="240" w:lineRule="auto"/>
+        <w:rPr>
+          <w:rFonts w:ascii="Times New Roman" w:eastAsia="Times New Roman" w:hAnsi="Times New Roman" w:cs="Times New Roman"/>
+          <w:sz w:val="24"/>
+          <w:szCs w:val="24"/>
+          <w:lang w:val="en-US" w:eastAsia="ru-RU"/>
+        </w:rPr>
+      </w:pPr>
+    </w:p>
+    <w:p>
+      <w:pPr>
+        <w:spacing w:before="100" w:beforeAutospacing="1" w:after="100" w:afterAutospacing="1" w:line="240" w:lineRule="auto"/>
+        <w:rPr>
+          <w:rFonts w:ascii="Times New Roman" w:eastAsia="Times New Roman" w:hAnsi="Times New Roman" w:cs="Times New Roman"/>
+          <w:sz w:val="24"/>
+          <w:szCs w:val="24"/>
+          <w:lang w:val="en-US" w:eastAsia="ru-RU"/>
+        </w:rPr>
+      </w:pPr>
+      <w:r>
+        <w:rPr>
+          <w:rFonts w:ascii="Times New Roman" w:eastAsia="Times New Roman" w:hAnsi="Times New Roman" w:cs="Times New Roman"/>
+          <w:sz w:val="24"/>
+          <w:szCs w:val="24"/>
+          <w:lang w:val="en-US" w:eastAsia="ru-RU"/>
+        </w:rPr>
+        <w:t>storage key;</w:t>
+      </w:r>
+    </w:p>
+    <w:p>
+      <w:pPr>
+        <w:spacing w:before="100" w:beforeAutospacing="1" w:after="100" w:afterAutospacing="1" w:line="240" w:lineRule="auto"/>
+        <w:rPr>
+          <w:rFonts w:ascii="Times New Roman" w:eastAsia="Times New Roman" w:hAnsi="Times New Roman" w:cs="Times New Roman"/>
+          <w:sz w:val="24"/>
+          <w:szCs w:val="24"/>
+          <w:lang w:val="en-US" w:eastAsia="ru-RU"/>
+        </w:rPr>
+      </w:pPr>
+      <w:r>
+        <w:rPr>
+          <w:rFonts w:ascii="Times New Roman" w:eastAsia="Times New Roman" w:hAnsi="Times New Roman" w:cs="Times New Roman"/>
+          <w:sz w:val="24"/>
+          <w:szCs w:val="24"/>
+          <w:lang w:val="en-US" w:eastAsia="ru-RU"/>
+        </w:rPr>
+        <w:t>bucket;</w:t>
+      </w:r>
+    </w:p>
+    <w:p>
+      <w:pPr>
+        <w:spacing w:before="100" w:beforeAutospacing="1" w:after="100" w:afterAutospacing="1" w:line="240" w:lineRule="auto"/>
+        <w:rPr>
+          <w:rFonts w:ascii="Times New Roman" w:eastAsia="Times New Roman" w:hAnsi="Times New Roman" w:cs="Times New Roman"/>
+          <w:sz w:val="24"/>
+          <w:szCs w:val="24"/>
+          <w:lang w:val="en-US" w:eastAsia="ru-RU"/>
+        </w:rPr>
+      </w:pPr>
+      <w:r>
+        <w:rPr>
+          <w:rFonts w:ascii="Times New Roman" w:eastAsia="Times New Roman" w:hAnsi="Times New Roman" w:cs="Times New Roman"/>
+          <w:sz w:val="24"/>
+          <w:szCs w:val="24"/>
+          <w:lang w:val="en-US" w:eastAsia="ru-RU"/>
+        </w:rPr>
+        <w:t>MinIO URL;</w:t>
+      </w:r>
+    </w:p>
+    <w:p>
+      <w:pPr>
+        <w:spacing w:before="100" w:beforeAutospacing="1" w:after="100" w:afterAutospacing="1" w:line="240" w:lineRule="auto"/>
+        <w:rPr>
+          <w:rFonts w:ascii="Times New Roman" w:eastAsia="Times New Roman" w:hAnsi="Times New Roman" w:cs="Times New Roman"/>
+          <w:sz w:val="24"/>
+          <w:szCs w:val="24"/>
+          <w:lang w:val="en-US" w:eastAsia="ru-RU"/>
+        </w:rPr>
+      </w:pPr>
+      <w:r>
+        <w:rPr>
+          <w:rFonts w:ascii="Times New Roman" w:eastAsia="Times New Roman" w:hAnsi="Times New Roman" w:cs="Times New Roman"/>
+          <w:sz w:val="24"/>
+          <w:szCs w:val="24"/>
+          <w:lang w:val="en-US" w:eastAsia="ru-RU"/>
+        </w:rPr>
+        <w:t>Pixabay implementation details;</w:t>
+      </w:r>
+    </w:p>
+    <w:p>
+      <w:pPr>
+        <w:spacing w:before="100" w:beforeAutospacing="1" w:after="100" w:afterAutospacing="1" w:line="240" w:lineRule="auto"/>
+        <w:rPr>
+          <w:rFonts w:ascii="Times New Roman" w:eastAsia="Times New Roman" w:hAnsi="Times New Roman" w:cs="Times New Roman"/>
+          <w:sz w:val="24"/>
+          <w:szCs w:val="24"/>
+          <w:lang w:val="en-US" w:eastAsia="ru-RU"/>
+        </w:rPr>
+      </w:pPr>
+      <w:r>
+        <w:rPr>
+          <w:rFonts w:ascii="Times New Roman" w:eastAsia="Times New Roman" w:hAnsi="Times New Roman" w:cs="Times New Roman"/>
+          <w:sz w:val="24"/>
+          <w:szCs w:val="24"/>
+          <w:lang w:val="en-US" w:eastAsia="ru-RU"/>
+        </w:rPr>
+        <w:t>FreeMusicLab implementation details.</w:t>
+      </w:r>
+    </w:p>
+    <w:p>
+      <w:pPr>
+        <w:spacing w:before="100" w:beforeAutospacing="1" w:after="100" w:afterAutospacing="1" w:line="240" w:lineRule="auto"/>
+        <w:rPr>
+          <w:rFonts w:ascii="Times New Roman" w:eastAsia="Times New Roman" w:hAnsi="Times New Roman" w:cs="Times New Roman"/>
+          <w:sz w:val="24"/>
+          <w:szCs w:val="24"/>
+          <w:lang w:val="en-US" w:eastAsia="ru-RU"/>
+        </w:rPr>
+      </w:pPr>
+    </w:p>
+    <w:p>
+      <w:pPr>
+        <w:spacing w:before="100" w:beforeAutospacing="1" w:after="100" w:afterAutospacing="1" w:line="240" w:lineRule="auto"/>
+        <w:rPr>
+          <w:rFonts w:ascii="Times New Roman" w:eastAsia="Times New Roman" w:hAnsi="Times New Roman" w:cs="Times New Roman"/>
+          <w:sz w:val="24"/>
+          <w:szCs w:val="24"/>
+          <w:lang w:val="en-US" w:eastAsia="ru-RU"/>
+        </w:rPr>
+      </w:pPr>
+    </w:p>
+    <w:p>
+      <w:pPr>
+        <w:spacing w:before="100" w:beforeAutospacing="1" w:after="100" w:afterAutospacing="1" w:line="240" w:lineRule="auto"/>
+        <w:rPr>
+          <w:rFonts w:ascii="Times New Roman" w:eastAsia="Times New Roman" w:hAnsi="Times New Roman" w:cs="Times New Roman"/>
+          <w:sz w:val="24"/>
+          <w:szCs w:val="24"/>
+          <w:lang w:val="en-US" w:eastAsia="ru-RU"/>
+        </w:rPr>
+      </w:pPr>
+      <w:r>
+        <w:rPr>
+          <w:rFonts w:ascii="Times New Roman" w:eastAsia="Times New Roman" w:hAnsi="Times New Roman" w:cs="Times New Roman"/>
+          <w:sz w:val="24"/>
+          <w:szCs w:val="24"/>
+          <w:lang w:val="en-US" w:eastAsia="ru-RU"/>
+        </w:rPr>
+        <w:t>Private Audio</w:t>
+      </w:r>
+    </w:p>
+    <w:p>
+      <w:pPr>
+        <w:spacing w:before="100" w:beforeAutospacing="1" w:after="100" w:afterAutospacing="1" w:line="240" w:lineRule="auto"/>
+        <w:rPr>
+          <w:rFonts w:ascii="Times New Roman" w:eastAsia="Times New Roman" w:hAnsi="Times New Roman" w:cs="Times New Roman"/>
+          <w:sz w:val="24"/>
+          <w:szCs w:val="24"/>
+          <w:lang w:val="en-US" w:eastAsia="ru-RU"/>
+        </w:rPr>
+      </w:pPr>
+    </w:p>
+    <w:p>
+      <w:pPr>
+        <w:spacing w:before="100" w:beforeAutospacing="1" w:after="100" w:afterAutospacing="1" w:line="240" w:lineRule="auto"/>
+        <w:rPr>
+          <w:rFonts w:ascii="Times New Roman" w:eastAsia="Times New Roman" w:hAnsi="Times New Roman" w:cs="Times New Roman"/>
+          <w:sz w:val="24"/>
+          <w:szCs w:val="24"/>
+          <w:lang w:val="en-US" w:eastAsia="ru-RU"/>
+        </w:rPr>
+      </w:pPr>
+      <w:r>
+        <w:rPr>
+          <w:rFonts w:ascii="Times New Roman" w:eastAsia="Times New Roman" w:hAnsi="Times New Roman" w:cs="Times New Roman"/>
+          <w:sz w:val="24"/>
+          <w:szCs w:val="24"/>
+          <w:lang w:val="en-US" w:eastAsia="ru-RU"/>
+        </w:rPr>
+        <w:t>Не использовать permanent public URLs.</w:t>
+      </w:r>
+    </w:p>
+    <w:p>
+      <w:pPr>
+        <w:spacing w:before="100" w:beforeAutospacing="1" w:after="100" w:afterAutospacing="1" w:line="240" w:lineRule="auto"/>
+        <w:rPr>
+          <w:rFonts w:ascii="Times New Roman" w:eastAsia="Times New Roman" w:hAnsi="Times New Roman" w:cs="Times New Roman"/>
+          <w:sz w:val="24"/>
+          <w:szCs w:val="24"/>
+          <w:lang w:val="en-US" w:eastAsia="ru-RU"/>
+        </w:rPr>
+      </w:pPr>
+    </w:p>
+    <w:p>
+      <w:pPr>
+        <w:spacing w:before="100" w:beforeAutospacing="1" w:after="100" w:afterAutospacing="1" w:line="240" w:lineRule="auto"/>
+        <w:rPr>
+          <w:rFonts w:ascii="Times New Roman" w:eastAsia="Times New Roman" w:hAnsi="Times New Roman" w:cs="Times New Roman"/>
+          <w:sz w:val="24"/>
+          <w:szCs w:val="24"/>
+          <w:lang w:val="en-US" w:eastAsia="ru-RU"/>
+        </w:rPr>
+      </w:pPr>
+      <w:r>
+        <w:rPr>
+          <w:rFonts w:ascii="Times New Roman" w:eastAsia="Times New Roman" w:hAnsi="Times New Roman" w:cs="Times New Roman"/>
+          <w:sz w:val="24"/>
+          <w:szCs w:val="24"/>
+          <w:lang w:val="en-US" w:eastAsia="ru-RU"/>
+        </w:rPr>
+        <w:t>Audio access проходит через approved authenticated backend contract.</w:t>
+      </w:r>
+    </w:p>
+    <w:p>
+      <w:pPr>
+        <w:spacing w:before="100" w:beforeAutospacing="1" w:after="100" w:afterAutospacing="1" w:line="240" w:lineRule="auto"/>
+        <w:rPr>
+          <w:rFonts w:ascii="Times New Roman" w:eastAsia="Times New Roman" w:hAnsi="Times New Roman" w:cs="Times New Roman"/>
+          <w:sz w:val="24"/>
+          <w:szCs w:val="24"/>
+          <w:lang w:val="en-US" w:eastAsia="ru-RU"/>
+        </w:rPr>
+      </w:pPr>
+    </w:p>
+    <w:p>
+      <w:pPr>
+        <w:spacing w:before="100" w:beforeAutospacing="1" w:after="100" w:afterAutospacing="1" w:line="240" w:lineRule="auto"/>
+        <w:rPr>
+          <w:rFonts w:ascii="Times New Roman" w:eastAsia="Times New Roman" w:hAnsi="Times New Roman" w:cs="Times New Roman"/>
+          <w:sz w:val="24"/>
+          <w:szCs w:val="24"/>
+          <w:lang w:val="en-US" w:eastAsia="ru-RU"/>
+        </w:rPr>
+      </w:pPr>
+    </w:p>
+    <w:p>
+      <w:pPr>
+        <w:spacing w:before="100" w:beforeAutospacing="1" w:after="100" w:afterAutospacing="1" w:line="240" w:lineRule="auto"/>
+        <w:rPr>
+          <w:rFonts w:ascii="Times New Roman" w:eastAsia="Times New Roman" w:hAnsi="Times New Roman" w:cs="Times New Roman"/>
+          <w:sz w:val="24"/>
+          <w:szCs w:val="24"/>
+          <w:lang w:val="en-US" w:eastAsia="ru-RU"/>
+        </w:rPr>
+      </w:pPr>
+      <w:r>
+        <w:rPr>
+          <w:rFonts w:ascii="Times New Roman" w:eastAsia="Times New Roman" w:hAnsi="Times New Roman" w:cs="Times New Roman"/>
+          <w:sz w:val="24"/>
+          <w:szCs w:val="24"/>
+          <w:lang w:val="en-US" w:eastAsia="ru-RU"/>
+        </w:rPr>
+        <w:t>Future</w:t>
+      </w:r>
+    </w:p>
+    <w:p>
+      <w:pPr>
+        <w:spacing w:before="100" w:beforeAutospacing="1" w:after="100" w:afterAutospacing="1" w:line="240" w:lineRule="auto"/>
+        <w:rPr>
+          <w:rFonts w:ascii="Times New Roman" w:eastAsia="Times New Roman" w:hAnsi="Times New Roman" w:cs="Times New Roman"/>
+          <w:sz w:val="24"/>
+          <w:szCs w:val="24"/>
+          <w:lang w:val="en-US" w:eastAsia="ru-RU"/>
+        </w:rPr>
+      </w:pPr>
+    </w:p>
+    <w:p>
+      <w:pPr>
+        <w:spacing w:before="100" w:beforeAutospacing="1" w:after="100" w:afterAutospacing="1" w:line="240" w:lineRule="auto"/>
+        <w:rPr>
+          <w:rFonts w:ascii="Times New Roman" w:eastAsia="Times New Roman" w:hAnsi="Times New Roman" w:cs="Times New Roman"/>
+          <w:sz w:val="24"/>
+          <w:szCs w:val="24"/>
+          <w:lang w:val="en-US" w:eastAsia="ru-RU"/>
+        </w:rPr>
+      </w:pPr>
+      <w:r>
+        <w:rPr>
+          <w:rFonts w:ascii="Times New Roman" w:eastAsia="Times New Roman" w:hAnsi="Times New Roman" w:cs="Times New Roman"/>
+          <w:sz w:val="24"/>
+          <w:szCs w:val="24"/>
+          <w:lang w:val="en-US" w:eastAsia="ru-RU"/>
+        </w:rPr>
+        <w:t>Будущие расширения:</w:t>
+      </w:r>
+    </w:p>
+    <w:p>
+      <w:pPr>
+        <w:spacing w:before="100" w:beforeAutospacing="1" w:after="100" w:afterAutospacing="1" w:line="240" w:lineRule="auto"/>
+        <w:rPr>
+          <w:rFonts w:ascii="Times New Roman" w:eastAsia="Times New Roman" w:hAnsi="Times New Roman" w:cs="Times New Roman"/>
+          <w:sz w:val="24"/>
+          <w:szCs w:val="24"/>
+          <w:lang w:val="en-US" w:eastAsia="ru-RU"/>
+        </w:rPr>
+      </w:pPr>
+    </w:p>
+    <w:p>
+      <w:pPr>
+        <w:spacing w:before="100" w:beforeAutospacing="1" w:after="100" w:afterAutospacing="1" w:line="240" w:lineRule="auto"/>
+        <w:rPr>
+          <w:rFonts w:ascii="Times New Roman" w:eastAsia="Times New Roman" w:hAnsi="Times New Roman" w:cs="Times New Roman"/>
+          <w:sz w:val="24"/>
+          <w:szCs w:val="24"/>
+          <w:lang w:val="en-US" w:eastAsia="ru-RU"/>
+        </w:rPr>
+      </w:pPr>
+      <w:r>
+        <w:rPr>
+          <w:rFonts w:ascii="Times New Roman" w:eastAsia="Times New Roman" w:hAnsi="Times New Roman" w:cs="Times New Roman"/>
+          <w:sz w:val="24"/>
+          <w:szCs w:val="24"/>
+          <w:lang w:val="en-US" w:eastAsia="ru-RU"/>
+        </w:rPr>
+        <w:t>temporary Playback soundtrack override;</w:t>
+      </w:r>
+    </w:p>
+    <w:p>
+      <w:pPr>
+        <w:spacing w:before="100" w:beforeAutospacing="1" w:after="100" w:afterAutospacing="1" w:line="240" w:lineRule="auto"/>
+        <w:rPr>
+          <w:rFonts w:ascii="Times New Roman" w:eastAsia="Times New Roman" w:hAnsi="Times New Roman" w:cs="Times New Roman"/>
+          <w:sz w:val="24"/>
+          <w:szCs w:val="24"/>
+          <w:lang w:val="en-US" w:eastAsia="ru-RU"/>
+        </w:rPr>
+      </w:pPr>
+      <w:r>
+        <w:rPr>
+          <w:rFonts w:ascii="Times New Roman" w:eastAsia="Times New Roman" w:hAnsi="Times New Roman" w:cs="Times New Roman"/>
+          <w:sz w:val="24"/>
+          <w:szCs w:val="24"/>
+          <w:lang w:val="en-US" w:eastAsia="ru-RU"/>
+        </w:rPr>
+        <w:t>local user music;</w:t>
+      </w:r>
+    </w:p>
+    <w:p>
+      <w:pPr>
+        <w:spacing w:before="100" w:beforeAutospacing="1" w:after="100" w:afterAutospacing="1" w:line="240" w:lineRule="auto"/>
+        <w:rPr>
+          <w:rFonts w:ascii="Times New Roman" w:eastAsia="Times New Roman" w:hAnsi="Times New Roman" w:cs="Times New Roman"/>
+          <w:sz w:val="24"/>
+          <w:szCs w:val="24"/>
+          <w:lang w:val="en-US" w:eastAsia="ru-RU"/>
+        </w:rPr>
+      </w:pPr>
+      <w:r>
+        <w:rPr>
+          <w:rFonts w:ascii="Times New Roman" w:eastAsia="Times New Roman" w:hAnsi="Times New Roman" w:cs="Times New Roman"/>
+          <w:sz w:val="24"/>
+          <w:szCs w:val="24"/>
+          <w:lang w:val="en-US" w:eastAsia="ru-RU"/>
+        </w:rPr>
+        <w:t>full Playback Clock;</w:t>
+      </w:r>
+    </w:p>
+    <w:p>
+      <w:pPr>
+        <w:spacing w:before="100" w:beforeAutospacing="1" w:after="100" w:afterAutospacing="1" w:line="240" w:lineRule="auto"/>
+        <w:rPr>
+          <w:rFonts w:ascii="Times New Roman" w:eastAsia="Times New Roman" w:hAnsi="Times New Roman" w:cs="Times New Roman"/>
+          <w:sz w:val="24"/>
+          <w:szCs w:val="24"/>
+          <w:lang w:val="en-US" w:eastAsia="ru-RU"/>
+        </w:rPr>
+      </w:pPr>
+      <w:r>
+        <w:rPr>
+          <w:rFonts w:ascii="Times New Roman" w:eastAsia="Times New Roman" w:hAnsi="Times New Roman" w:cs="Times New Roman"/>
+          <w:sz w:val="24"/>
+          <w:szCs w:val="24"/>
+          <w:lang w:val="en-US" w:eastAsia="ru-RU"/>
+        </w:rPr>
+        <w:t>Shared Story Video;</w:t>
+      </w:r>
+    </w:p>
+    <w:p>
+      <w:pPr>
+        <w:spacing w:before="100" w:beforeAutospacing="1" w:after="100" w:afterAutospacing="1" w:line="240" w:lineRule="auto"/>
+        <w:rPr>
+          <w:rFonts w:ascii="Times New Roman" w:eastAsia="Times New Roman" w:hAnsi="Times New Roman" w:cs="Times New Roman"/>
+          <w:sz w:val="24"/>
+          <w:szCs w:val="24"/>
+          <w:lang w:val="en-US" w:eastAsia="ru-RU"/>
+        </w:rPr>
+      </w:pPr>
+      <w:r>
+        <w:rPr>
+          <w:rFonts w:ascii="Times New Roman" w:eastAsia="Times New Roman" w:hAnsi="Times New Roman" w:cs="Times New Roman"/>
+          <w:sz w:val="24"/>
+          <w:szCs w:val="24"/>
+          <w:lang w:val="en-US" w:eastAsia="ru-RU"/>
+        </w:rPr>
+        <w:t>Memory Story Original Soundtracks.</w:t>
+      </w:r>
+    </w:p>
+    <w:p>
+      <w:pPr>
+        <w:spacing w:before="100" w:beforeAutospacing="1" w:after="100" w:afterAutospacing="1" w:line="240" w:lineRule="auto"/>
+        <w:rPr>
+          <w:rFonts w:ascii="Times New Roman" w:eastAsia="Times New Roman" w:hAnsi="Times New Roman" w:cs="Times New Roman"/>
+          <w:sz w:val="24"/>
+          <w:szCs w:val="24"/>
+          <w:lang w:val="en-US" w:eastAsia="ru-RU"/>
+        </w:rPr>
+      </w:pPr>
+    </w:p>
+    <w:p>
+      <w:pPr>
+        <w:spacing w:before="100" w:beforeAutospacing="1" w:after="100" w:afterAutospacing="1" w:line="240" w:lineRule="auto"/>
+        <w:rPr>
+          <w:rFonts w:ascii="Times New Roman" w:eastAsia="Times New Roman" w:hAnsi="Times New Roman" w:cs="Times New Roman"/>
+          <w:sz w:val="24"/>
+          <w:szCs w:val="24"/>
+          <w:lang w:eastAsia="ru-RU"/>
+        </w:rPr>
+      </w:pPr>
+      <w:r>
+        <w:rPr>
+          <w:rFonts w:ascii="Times New Roman" w:eastAsia="Times New Roman" w:hAnsi="Times New Roman" w:cs="Times New Roman"/>
+          <w:sz w:val="24"/>
+          <w:szCs w:val="24"/>
+          <w:lang w:eastAsia="ru-RU"/>
+        </w:rPr>
+        <w:t>Они не входят в первую музыкальную версию.</w:t>
       </w:r>
     </w:p>
     <w:p>
@@ -8871,325 +11198,6 @@
         <w:pict w14:anchorId="2D07D5DD">
           <v:rect id="_x0000_i1071" style="width:0;height:1.5pt" o:hralign="center" o:hrstd="t" o:hr="t" fillcolor="#a0a0a0" stroked="f"/>
         </w:pict>
-      </w:r>
-    </w:p>
-    <w:p>
-      <w:pPr>
-        <w:spacing w:before="100" w:beforeAutospacing="1" w:after="100" w:afterAutospacing="1" w:line="240" w:lineRule="auto"/>
-        <w:rPr>
-          <w:rFonts w:ascii="Times New Roman" w:eastAsia="Times New Roman" w:hAnsi="Times New Roman" w:cs="Times New Roman"/>
-          <w:sz w:val="24"/>
-          <w:szCs w:val="24"/>
-          <w:lang w:eastAsia="ru-RU"/>
-        </w:rPr>
-      </w:pPr>
-      <w:r>
-        <w:rPr>
-          <w:rFonts w:ascii="Times New Roman" w:eastAsia="Times New Roman" w:hAnsi="Times New Roman" w:cs="Times New Roman"/>
-          <w:sz w:val="24"/>
-          <w:szCs w:val="24"/>
-          <w:lang w:eastAsia="ru-RU"/>
-        </w:rPr>
-        <w:t>Отвечает за:</w:t>
-      </w:r>
-    </w:p>
-    <w:p>
-      <w:pPr>
-        <w:tabs>
-          <w:tab w:val="left" w:pos="916"/>
-          <w:tab w:val="left" w:pos="1832"/>
-          <w:tab w:val="left" w:pos="2748"/>
-          <w:tab w:val="left" w:pos="3664"/>
-          <w:tab w:val="left" w:pos="4580"/>
-          <w:tab w:val="left" w:pos="5496"/>
-          <w:tab w:val="left" w:pos="6412"/>
-          <w:tab w:val="left" w:pos="7328"/>
-          <w:tab w:val="left" w:pos="8244"/>
-          <w:tab w:val="left" w:pos="9160"/>
-          <w:tab w:val="left" w:pos="10076"/>
-          <w:tab w:val="left" w:pos="10992"/>
-          <w:tab w:val="left" w:pos="11908"/>
-          <w:tab w:val="left" w:pos="12824"/>
-          <w:tab w:val="left" w:pos="13740"/>
-          <w:tab w:val="left" w:pos="14656"/>
-        </w:tabs>
-        <w:spacing w:after="0" w:line="240" w:lineRule="auto"/>
-        <w:rPr>
-          <w:rFonts w:ascii="Courier New" w:eastAsia="Times New Roman" w:hAnsi="Courier New" w:cs="Courier New"/>
-          <w:sz w:val="20"/>
-          <w:szCs w:val="20"/>
-          <w:lang w:eastAsia="ru-RU"/>
-        </w:rPr>
-      </w:pPr>
-      <w:r>
-        <w:rPr>
-          <w:rFonts w:ascii="Courier New" w:eastAsia="Times New Roman" w:hAnsi="Courier New" w:cs="Courier New"/>
-          <w:sz w:val="20"/>
-          <w:szCs w:val="20"/>
-          <w:lang w:eastAsia="ru-RU"/>
-        </w:rPr>
-        <w:t>Story Playback</w:t>
-      </w:r>
-    </w:p>
-    <w:p>
-      <w:pPr>
-        <w:spacing w:after="0" w:line="240" w:lineRule="auto"/>
-        <w:rPr>
-          <w:rFonts w:ascii="Times New Roman" w:eastAsia="Times New Roman" w:hAnsi="Times New Roman" w:cs="Times New Roman"/>
-          <w:sz w:val="24"/>
-          <w:szCs w:val="24"/>
-          <w:lang w:eastAsia="ru-RU"/>
-        </w:rPr>
-      </w:pPr>
-      <w:r>
-        <w:rPr>
-          <w:rFonts w:ascii="Times New Roman" w:eastAsia="Times New Roman" w:hAnsi="Times New Roman" w:cs="Times New Roman"/>
-          <w:sz w:val="24"/>
-          <w:szCs w:val="24"/>
-          <w:lang w:eastAsia="ru-RU"/>
-        </w:rPr>
-        <w:pict w14:anchorId="20A4530F">
-          <v:rect id="_x0000_i1072" style="width:0;height:1.5pt" o:hralign="center" o:hrstd="t" o:hr="t" fillcolor="#a0a0a0" stroked="f"/>
-        </w:pict>
-      </w:r>
-    </w:p>
-    <w:p>
-      <w:pPr>
-        <w:spacing w:before="100" w:beforeAutospacing="1" w:after="100" w:afterAutospacing="1" w:line="240" w:lineRule="auto"/>
-        <w:rPr>
-          <w:rFonts w:ascii="Times New Roman" w:eastAsia="Times New Roman" w:hAnsi="Times New Roman" w:cs="Times New Roman"/>
-          <w:sz w:val="24"/>
-          <w:szCs w:val="24"/>
-          <w:lang w:eastAsia="ru-RU"/>
-        </w:rPr>
-      </w:pPr>
-      <w:r>
-        <w:rPr>
-          <w:rFonts w:ascii="Times New Roman" w:eastAsia="Times New Roman" w:hAnsi="Times New Roman" w:cs="Times New Roman"/>
-          <w:sz w:val="24"/>
-          <w:szCs w:val="24"/>
-          <w:lang w:eastAsia="ru-RU"/>
-        </w:rPr>
-        <w:t>Backend возвращает:</w:t>
-      </w:r>
-    </w:p>
-    <w:p>
-      <w:pPr>
-        <w:tabs>
-          <w:tab w:val="left" w:pos="916"/>
-          <w:tab w:val="left" w:pos="1832"/>
-          <w:tab w:val="left" w:pos="2748"/>
-          <w:tab w:val="left" w:pos="3664"/>
-          <w:tab w:val="left" w:pos="4580"/>
-          <w:tab w:val="left" w:pos="5496"/>
-          <w:tab w:val="left" w:pos="6412"/>
-          <w:tab w:val="left" w:pos="7328"/>
-          <w:tab w:val="left" w:pos="8244"/>
-          <w:tab w:val="left" w:pos="9160"/>
-          <w:tab w:val="left" w:pos="10076"/>
-          <w:tab w:val="left" w:pos="10992"/>
-          <w:tab w:val="left" w:pos="11908"/>
-          <w:tab w:val="left" w:pos="12824"/>
-          <w:tab w:val="left" w:pos="13740"/>
-          <w:tab w:val="left" w:pos="14656"/>
-        </w:tabs>
-        <w:spacing w:after="0" w:line="240" w:lineRule="auto"/>
-        <w:rPr>
-          <w:rFonts w:ascii="Courier New" w:eastAsia="Times New Roman" w:hAnsi="Courier New" w:cs="Courier New"/>
-          <w:sz w:val="20"/>
-          <w:szCs w:val="20"/>
-          <w:lang w:eastAsia="ru-RU"/>
-        </w:rPr>
-      </w:pPr>
-      <w:r>
-        <w:rPr>
-          <w:rFonts w:ascii="Courier New" w:eastAsia="Times New Roman" w:hAnsi="Courier New" w:cs="Courier New"/>
-          <w:sz w:val="20"/>
-          <w:szCs w:val="20"/>
-          <w:lang w:eastAsia="ru-RU"/>
-        </w:rPr>
-        <w:t>List&lt;MemoryPlaybackItem&gt;</w:t>
-      </w:r>
-    </w:p>
-    <w:p>
-      <w:pPr>
-        <w:spacing w:after="0" w:line="240" w:lineRule="auto"/>
-        <w:rPr>
-          <w:rFonts w:ascii="Times New Roman" w:eastAsia="Times New Roman" w:hAnsi="Times New Roman" w:cs="Times New Roman"/>
-          <w:sz w:val="24"/>
-          <w:szCs w:val="24"/>
-          <w:lang w:eastAsia="ru-RU"/>
-        </w:rPr>
-      </w:pPr>
-      <w:r>
-        <w:rPr>
-          <w:rFonts w:ascii="Times New Roman" w:eastAsia="Times New Roman" w:hAnsi="Times New Roman" w:cs="Times New Roman"/>
-          <w:sz w:val="24"/>
-          <w:szCs w:val="24"/>
-          <w:lang w:eastAsia="ru-RU"/>
-        </w:rPr>
-        <w:pict w14:anchorId="5B131CC5">
-          <v:rect id="_x0000_i1073" style="width:0;height:1.5pt" o:hralign="center" o:hrstd="t" o:hr="t" fillcolor="#a0a0a0" stroked="f"/>
-        </w:pict>
-      </w:r>
-    </w:p>
-    <w:p>
-      <w:pPr>
-        <w:spacing w:before="100" w:beforeAutospacing="1" w:after="100" w:afterAutospacing="1" w:line="240" w:lineRule="auto"/>
-        <w:rPr>
-          <w:rFonts w:ascii="Times New Roman" w:eastAsia="Times New Roman" w:hAnsi="Times New Roman" w:cs="Times New Roman"/>
-          <w:sz w:val="24"/>
-          <w:szCs w:val="24"/>
-          <w:lang w:eastAsia="ru-RU"/>
-        </w:rPr>
-      </w:pPr>
-      <w:r>
-        <w:rPr>
-          <w:rFonts w:ascii="Times New Roman" w:eastAsia="Times New Roman" w:hAnsi="Times New Roman" w:cs="Times New Roman"/>
-          <w:sz w:val="24"/>
-          <w:szCs w:val="24"/>
-          <w:lang w:eastAsia="ru-RU"/>
-        </w:rPr>
-        <w:t>Flutter отвечает за:</w:t>
-      </w:r>
-    </w:p>
-    <w:p>
-      <w:pPr>
-        <w:numPr>
-          <w:ilvl w:val="0"/>
-          <w:numId w:val="8"/>
-        </w:numPr>
-        <w:spacing w:before="100" w:beforeAutospacing="1" w:after="100" w:afterAutospacing="1" w:line="240" w:lineRule="auto"/>
-        <w:rPr>
-          <w:rFonts w:ascii="Times New Roman" w:eastAsia="Times New Roman" w:hAnsi="Times New Roman" w:cs="Times New Roman"/>
-          <w:sz w:val="24"/>
-          <w:szCs w:val="24"/>
-          <w:lang w:eastAsia="ru-RU"/>
-        </w:rPr>
-      </w:pPr>
-      <w:r>
-        <w:rPr>
-          <w:rFonts w:ascii="Times New Roman" w:eastAsia="Times New Roman" w:hAnsi="Times New Roman" w:cs="Times New Roman"/>
-          <w:sz w:val="24"/>
-          <w:szCs w:val="24"/>
-          <w:lang w:eastAsia="ru-RU"/>
-        </w:rPr>
-        <w:t>анимацию карты;</w:t>
-      </w:r>
-    </w:p>
-    <w:p>
-      <w:pPr>
-        <w:numPr>
-          <w:ilvl w:val="0"/>
-          <w:numId w:val="8"/>
-        </w:numPr>
-        <w:spacing w:before="100" w:beforeAutospacing="1" w:after="100" w:afterAutospacing="1" w:line="240" w:lineRule="auto"/>
-        <w:rPr>
-          <w:rFonts w:ascii="Times New Roman" w:eastAsia="Times New Roman" w:hAnsi="Times New Roman" w:cs="Times New Roman"/>
-          <w:sz w:val="24"/>
-          <w:szCs w:val="24"/>
-          <w:lang w:eastAsia="ru-RU"/>
-        </w:rPr>
-      </w:pPr>
-      <w:r>
-        <w:rPr>
-          <w:rFonts w:ascii="Times New Roman" w:eastAsia="Times New Roman" w:hAnsi="Times New Roman" w:cs="Times New Roman"/>
-          <w:sz w:val="24"/>
-          <w:szCs w:val="24"/>
-          <w:lang w:eastAsia="ru-RU"/>
-        </w:rPr>
-        <w:t>переходы между воспоминаниями;</w:t>
-      </w:r>
-    </w:p>
-    <w:p>
-      <w:pPr>
-        <w:numPr>
-          <w:ilvl w:val="0"/>
-          <w:numId w:val="8"/>
-        </w:numPr>
-        <w:spacing w:before="100" w:beforeAutospacing="1" w:after="100" w:afterAutospacing="1" w:line="240" w:lineRule="auto"/>
-        <w:rPr>
-          <w:rFonts w:ascii="Times New Roman" w:eastAsia="Times New Roman" w:hAnsi="Times New Roman" w:cs="Times New Roman"/>
-          <w:sz w:val="24"/>
-          <w:szCs w:val="24"/>
-          <w:lang w:eastAsia="ru-RU"/>
-        </w:rPr>
-      </w:pPr>
-      <w:r>
-        <w:rPr>
-          <w:rFonts w:ascii="Times New Roman" w:eastAsia="Times New Roman" w:hAnsi="Times New Roman" w:cs="Times New Roman"/>
-          <w:sz w:val="24"/>
-          <w:szCs w:val="24"/>
-          <w:lang w:eastAsia="ru-RU"/>
-        </w:rPr>
-        <w:t>отображение фотографий;</w:t>
-      </w:r>
-    </w:p>
-    <w:p>
-      <w:pPr>
-        <w:numPr>
-          <w:ilvl w:val="0"/>
-          <w:numId w:val="8"/>
-        </w:numPr>
-        <w:spacing w:before="100" w:beforeAutospacing="1" w:after="100" w:afterAutospacing="1" w:line="240" w:lineRule="auto"/>
-        <w:rPr>
-          <w:rFonts w:ascii="Times New Roman" w:eastAsia="Times New Roman" w:hAnsi="Times New Roman" w:cs="Times New Roman"/>
-          <w:sz w:val="24"/>
-          <w:szCs w:val="24"/>
-          <w:lang w:eastAsia="ru-RU"/>
-        </w:rPr>
-      </w:pPr>
-      <w:r>
-        <w:rPr>
-          <w:rFonts w:ascii="Times New Roman" w:eastAsia="Times New Roman" w:hAnsi="Times New Roman" w:cs="Times New Roman"/>
-          <w:sz w:val="24"/>
-          <w:szCs w:val="24"/>
-          <w:lang w:eastAsia="ru-RU"/>
-        </w:rPr>
-        <w:t>отображение дат.</w:t>
-      </w:r>
-    </w:p>
-    <w:p>
-      <w:pPr>
-        <w:spacing w:after="0" w:line="240" w:lineRule="auto"/>
-        <w:rPr>
-          <w:rFonts w:ascii="Times New Roman" w:eastAsia="Times New Roman" w:hAnsi="Times New Roman" w:cs="Times New Roman"/>
-          <w:sz w:val="24"/>
-          <w:szCs w:val="24"/>
-          <w:lang w:eastAsia="ru-RU"/>
-        </w:rPr>
-      </w:pPr>
-      <w:r>
-        <w:rPr>
-          <w:rFonts w:ascii="Times New Roman" w:eastAsia="Times New Roman" w:hAnsi="Times New Roman" w:cs="Times New Roman"/>
-          <w:sz w:val="24"/>
-          <w:szCs w:val="24"/>
-          <w:lang w:eastAsia="ru-RU"/>
-        </w:rPr>
-        <w:lastRenderedPageBreak/>
-        <w:pict w14:anchorId="0743A5DC">
-          <v:rect id="_x0000_i1074" style="width:0;height:1.5pt" o:hralign="center" o:hrstd="t" o:hr="t" fillcolor="#a0a0a0" stroked="f"/>
-        </w:pict>
-      </w:r>
-    </w:p>
-    <w:p>
-      <w:pPr>
-        <w:spacing w:before="100" w:beforeAutospacing="1" w:after="100" w:afterAutospacing="1" w:line="240" w:lineRule="auto"/>
-        <w:rPr>
-          <w:rFonts w:ascii="Times New Roman" w:eastAsia="Times New Roman" w:hAnsi="Times New Roman" w:cs="Times New Roman"/>
-          <w:sz w:val="24"/>
-          <w:szCs w:val="24"/>
-          <w:lang w:eastAsia="ru-RU"/>
-        </w:rPr>
-      </w:pPr>
-      <w:r>
-        <w:rPr>
-          <w:rFonts w:ascii="Times New Roman" w:eastAsia="Times New Roman" w:hAnsi="Times New Roman" w:cs="Times New Roman"/>
-          <w:sz w:val="24"/>
-          <w:szCs w:val="24"/>
-          <w:lang w:eastAsia="ru-RU"/>
-        </w:rPr>
-        <w:t>Backend не генерирует видео.</w:t>
       </w:r>
     </w:p>
     <w:p>
@@ -10117,6 +12125,7 @@
           <w:szCs w:val="20"/>
           <w:lang w:eastAsia="ru-RU"/>
         </w:rPr>
+        <w:lastRenderedPageBreak/>
         <w:t>UnknownException</w:t>
       </w:r>
     </w:p>
@@ -10295,7 +12304,6 @@
           <w:szCs w:val="24"/>
           <w:lang w:eastAsia="ru-RU"/>
         </w:rPr>
-        <w:lastRenderedPageBreak/>
         <w:pict w14:anchorId="465714F2">
           <v:rect id="_x0000_i1081" style="width:0;height:1.5pt" o:hralign="center" o:hrstd="t" o:hr="t" fillcolor="#a0a0a0" stroked="f"/>
         </w:pict>
@@ -11229,6 +13237,7 @@
           <w:szCs w:val="20"/>
           <w:lang w:val="en-US" w:eastAsia="ru-RU"/>
         </w:rPr>
+        <w:lastRenderedPageBreak/>
         <w:t>↓</w:t>
       </w:r>
     </w:p>
@@ -11653,7 +13662,6 @@
           <w:szCs w:val="20"/>
           <w:lang w:eastAsia="ru-RU"/>
         </w:rPr>
-        <w:lastRenderedPageBreak/>
         <w:t>logout</w:t>
       </w:r>
     </w:p>
@@ -12346,6 +14354,7 @@
           <w:szCs w:val="20"/>
           <w:lang w:eastAsia="ru-RU"/>
         </w:rPr>
+        <w:lastRenderedPageBreak/>
         <w:t>Story Details Screen</w:t>
       </w:r>
     </w:p>
@@ -12603,7 +14612,6 @@
           <w:szCs w:val="24"/>
           <w:lang w:eastAsia="ru-RU"/>
         </w:rPr>
-        <w:lastRenderedPageBreak/>
         <w:pict w14:anchorId="26CABA7D">
           <v:rect id="_x0000_i1092" style="width:0;height:1.5pt" o:hralign="center" o:hrstd="t" o:hr="t" fillcolor="#a0a0a0" stroked="f"/>
         </w:pict>
@@ -13375,362 +15383,362 @@
           <w:szCs w:val="24"/>
           <w:lang w:val="en-US" w:eastAsia="ru-RU"/>
         </w:rPr>
+        <w:t>Examples:</w:t>
+      </w:r>
+    </w:p>
+    <w:p>
+      <w:pPr>
+        <w:spacing w:before="100" w:beforeAutospacing="1" w:after="100" w:afterAutospacing="1" w:line="240" w:lineRule="auto"/>
+        <w:rPr>
+          <w:rFonts w:ascii="Times New Roman" w:eastAsia="Times New Roman" w:hAnsi="Times New Roman" w:cs="Times New Roman"/>
+          <w:sz w:val="24"/>
+          <w:szCs w:val="24"/>
+          <w:lang w:val="en-US" w:eastAsia="ru-RU"/>
+        </w:rPr>
+      </w:pPr>
+      <w:r>
+        <w:rPr>
+          <w:rFonts w:ascii="Times New Roman" w:eastAsia="Times New Roman" w:hAnsi="Times New Roman" w:cs="Times New Roman"/>
+          <w:sz w:val="24"/>
+          <w:szCs w:val="24"/>
+          <w:lang w:val="en-US" w:eastAsia="ru-RU"/>
+        </w:rPr>
+        <w:t>- Story Memories;</w:t>
+      </w:r>
+    </w:p>
+    <w:p>
+      <w:pPr>
+        <w:spacing w:before="100" w:beforeAutospacing="1" w:after="100" w:afterAutospacing="1" w:line="240" w:lineRule="auto"/>
+        <w:rPr>
+          <w:rFonts w:ascii="Times New Roman" w:eastAsia="Times New Roman" w:hAnsi="Times New Roman" w:cs="Times New Roman"/>
+          <w:sz w:val="24"/>
+          <w:szCs w:val="24"/>
+          <w:lang w:val="en-US" w:eastAsia="ru-RU"/>
+        </w:rPr>
+      </w:pPr>
+      <w:r>
+        <w:rPr>
+          <w:rFonts w:ascii="Times New Roman" w:eastAsia="Times New Roman" w:hAnsi="Times New Roman" w:cs="Times New Roman"/>
+          <w:sz w:val="24"/>
+          <w:szCs w:val="24"/>
+          <w:lang w:val="en-US" w:eastAsia="ru-RU"/>
+        </w:rPr>
+        <w:t>- Story Map preview cards;</w:t>
+      </w:r>
+    </w:p>
+    <w:p>
+      <w:pPr>
+        <w:spacing w:before="100" w:beforeAutospacing="1" w:after="100" w:afterAutospacing="1" w:line="240" w:lineRule="auto"/>
+        <w:rPr>
+          <w:rFonts w:ascii="Times New Roman" w:eastAsia="Times New Roman" w:hAnsi="Times New Roman" w:cs="Times New Roman"/>
+          <w:sz w:val="24"/>
+          <w:szCs w:val="24"/>
+          <w:lang w:val="en-US" w:eastAsia="ru-RU"/>
+        </w:rPr>
+      </w:pPr>
+      <w:r>
+        <w:rPr>
+          <w:rFonts w:ascii="Times New Roman" w:eastAsia="Times New Roman" w:hAnsi="Times New Roman" w:cs="Times New Roman"/>
+          <w:sz w:val="24"/>
+          <w:szCs w:val="24"/>
+          <w:lang w:val="en-US" w:eastAsia="ru-RU"/>
+        </w:rPr>
+        <w:t>- Story Timeline;</w:t>
+      </w:r>
+    </w:p>
+    <w:p>
+      <w:pPr>
+        <w:spacing w:before="100" w:beforeAutospacing="1" w:after="100" w:afterAutospacing="1" w:line="240" w:lineRule="auto"/>
+        <w:rPr>
+          <w:rFonts w:ascii="Times New Roman" w:eastAsia="Times New Roman" w:hAnsi="Times New Roman" w:cs="Times New Roman"/>
+          <w:sz w:val="24"/>
+          <w:szCs w:val="24"/>
+          <w:lang w:val="en-US" w:eastAsia="ru-RU"/>
+        </w:rPr>
+      </w:pPr>
+      <w:r>
+        <w:rPr>
+          <w:rFonts w:ascii="Times New Roman" w:eastAsia="Times New Roman" w:hAnsi="Times New Roman" w:cs="Times New Roman"/>
+          <w:sz w:val="24"/>
+          <w:szCs w:val="24"/>
+          <w:lang w:val="en-US" w:eastAsia="ru-RU"/>
+        </w:rPr>
+        <w:t>- future visual Memory selectors/cards.</w:t>
+      </w:r>
+    </w:p>
+    <w:p>
+      <w:pPr>
+        <w:spacing w:before="100" w:beforeAutospacing="1" w:after="100" w:afterAutospacing="1" w:line="240" w:lineRule="auto"/>
+        <w:rPr>
+          <w:rFonts w:ascii="Times New Roman" w:eastAsia="Times New Roman" w:hAnsi="Times New Roman" w:cs="Times New Roman"/>
+          <w:sz w:val="24"/>
+          <w:szCs w:val="24"/>
+          <w:lang w:val="en-US" w:eastAsia="ru-RU"/>
+        </w:rPr>
+      </w:pPr>
+    </w:p>
+    <w:p>
+      <w:pPr>
+        <w:spacing w:before="100" w:beforeAutospacing="1" w:after="100" w:afterAutospacing="1" w:line="240" w:lineRule="auto"/>
+        <w:rPr>
+          <w:rFonts w:ascii="Times New Roman" w:eastAsia="Times New Roman" w:hAnsi="Times New Roman" w:cs="Times New Roman"/>
+          <w:sz w:val="24"/>
+          <w:szCs w:val="24"/>
+          <w:lang w:val="en-US" w:eastAsia="ru-RU"/>
+        </w:rPr>
+      </w:pPr>
+      <w:r>
+        <w:rPr>
+          <w:rFonts w:ascii="Times New Roman" w:eastAsia="Times New Roman" w:hAnsi="Times New Roman" w:cs="Times New Roman"/>
+          <w:sz w:val="24"/>
+          <w:szCs w:val="24"/>
+          <w:lang w:val="en-US" w:eastAsia="ru-RU"/>
+        </w:rPr>
+        <w:t>A generic image icon must not replace an available real thumbnail.</w:t>
+      </w:r>
+    </w:p>
+    <w:p>
+      <w:pPr>
+        <w:spacing w:before="100" w:beforeAutospacing="1" w:after="100" w:afterAutospacing="1" w:line="240" w:lineRule="auto"/>
+        <w:rPr>
+          <w:rFonts w:ascii="Times New Roman" w:eastAsia="Times New Roman" w:hAnsi="Times New Roman" w:cs="Times New Roman"/>
+          <w:sz w:val="24"/>
+          <w:szCs w:val="24"/>
+          <w:lang w:val="en-US" w:eastAsia="ru-RU"/>
+        </w:rPr>
+      </w:pPr>
+    </w:p>
+    <w:p>
+      <w:pPr>
+        <w:spacing w:before="100" w:beforeAutospacing="1" w:after="100" w:afterAutospacing="1" w:line="240" w:lineRule="auto"/>
+        <w:rPr>
+          <w:rFonts w:ascii="Times New Roman" w:eastAsia="Times New Roman" w:hAnsi="Times New Roman" w:cs="Times New Roman"/>
+          <w:sz w:val="24"/>
+          <w:szCs w:val="24"/>
+          <w:lang w:val="en-US" w:eastAsia="ru-RU"/>
+        </w:rPr>
+      </w:pPr>
+      <w:r>
+        <w:rPr>
+          <w:rFonts w:ascii="Times New Roman" w:eastAsia="Times New Roman" w:hAnsi="Times New Roman" w:cs="Times New Roman"/>
+          <w:sz w:val="24"/>
+          <w:szCs w:val="24"/>
+          <w:lang w:val="en-US" w:eastAsia="ru-RU"/>
+        </w:rPr>
+        <w:t>If previewPhoto is null, the UI renders an intentional no-photo state.</w:t>
+      </w:r>
+    </w:p>
+    <w:p>
+      <w:pPr>
+        <w:spacing w:before="100" w:beforeAutospacing="1" w:after="100" w:afterAutospacing="1" w:line="240" w:lineRule="auto"/>
+        <w:rPr>
+          <w:rFonts w:ascii="Times New Roman" w:eastAsia="Times New Roman" w:hAnsi="Times New Roman" w:cs="Times New Roman"/>
+          <w:sz w:val="24"/>
+          <w:szCs w:val="24"/>
+          <w:lang w:val="en-US" w:eastAsia="ru-RU"/>
+        </w:rPr>
+      </w:pPr>
+    </w:p>
+    <w:p>
+      <w:pPr>
+        <w:spacing w:before="100" w:beforeAutospacing="1" w:after="100" w:afterAutospacing="1" w:line="240" w:lineRule="auto"/>
+        <w:rPr>
+          <w:rFonts w:ascii="Times New Roman" w:eastAsia="Times New Roman" w:hAnsi="Times New Roman" w:cs="Times New Roman"/>
+          <w:sz w:val="24"/>
+          <w:szCs w:val="24"/>
+          <w:lang w:val="en-US" w:eastAsia="ru-RU"/>
+        </w:rPr>
+      </w:pPr>
+      <w:r>
+        <w:rPr>
+          <w:rFonts w:ascii="Times New Roman" w:eastAsia="Times New Roman" w:hAnsi="Times New Roman" w:cs="Times New Roman"/>
+          <w:sz w:val="24"/>
+          <w:szCs w:val="24"/>
+          <w:lang w:val="en-US" w:eastAsia="ru-RU"/>
+        </w:rPr>
+        <w:t>Memory metadata mutation:</w:t>
+      </w:r>
+    </w:p>
+    <w:p>
+      <w:pPr>
+        <w:spacing w:before="100" w:beforeAutospacing="1" w:after="100" w:afterAutospacing="1" w:line="240" w:lineRule="auto"/>
+        <w:rPr>
+          <w:rFonts w:ascii="Times New Roman" w:eastAsia="Times New Roman" w:hAnsi="Times New Roman" w:cs="Times New Roman"/>
+          <w:sz w:val="24"/>
+          <w:szCs w:val="24"/>
+          <w:lang w:val="en-US" w:eastAsia="ru-RU"/>
+        </w:rPr>
+      </w:pPr>
+      <w:r>
+        <w:rPr>
+          <w:rFonts w:ascii="Times New Roman" w:eastAsia="Times New Roman" w:hAnsi="Times New Roman" w:cs="Times New Roman"/>
+          <w:sz w:val="24"/>
+          <w:szCs w:val="24"/>
+          <w:lang w:val="en-US" w:eastAsia="ru-RU"/>
+        </w:rPr>
+        <w:t>successful create/update response</w:t>
+      </w:r>
+    </w:p>
+    <w:p>
+      <w:pPr>
+        <w:spacing w:before="100" w:beforeAutospacing="1" w:after="100" w:afterAutospacing="1" w:line="240" w:lineRule="auto"/>
+        <w:rPr>
+          <w:rFonts w:ascii="Times New Roman" w:eastAsia="Times New Roman" w:hAnsi="Times New Roman" w:cs="Times New Roman"/>
+          <w:sz w:val="24"/>
+          <w:szCs w:val="24"/>
+          <w:lang w:val="en-US" w:eastAsia="ru-RU"/>
+        </w:rPr>
+      </w:pPr>
+      <w:r>
+        <w:rPr>
+          <w:rFonts w:ascii="Times New Roman" w:eastAsia="Times New Roman" w:hAnsi="Times New Roman" w:cs="Times New Roman"/>
+          <w:sz w:val="24"/>
+          <w:szCs w:val="24"/>
+          <w:lang w:val="en-US" w:eastAsia="ru-RU"/>
+        </w:rPr>
+        <w:t>→ update Memory fields</w:t>
+      </w:r>
+    </w:p>
+    <w:p>
+      <w:pPr>
+        <w:spacing w:before="100" w:beforeAutospacing="1" w:after="100" w:afterAutospacing="1" w:line="240" w:lineRule="auto"/>
+        <w:rPr>
+          <w:rFonts w:ascii="Times New Roman" w:eastAsia="Times New Roman" w:hAnsi="Times New Roman" w:cs="Times New Roman"/>
+          <w:sz w:val="24"/>
+          <w:szCs w:val="24"/>
+          <w:lang w:val="en-US" w:eastAsia="ru-RU"/>
+        </w:rPr>
+      </w:pPr>
+      <w:r>
+        <w:rPr>
+          <w:rFonts w:ascii="Times New Roman" w:eastAsia="Times New Roman" w:hAnsi="Times New Roman" w:cs="Times New Roman"/>
+          <w:sz w:val="24"/>
+          <w:szCs w:val="24"/>
+          <w:lang w:val="en-US" w:eastAsia="ru-RU"/>
+        </w:rPr>
+        <w:t>→ preserve existing previewPhoto when the mutation response is not</w:t>
+      </w:r>
+    </w:p>
+    <w:p>
+      <w:pPr>
+        <w:spacing w:before="100" w:beforeAutospacing="1" w:after="100" w:afterAutospacing="1" w:line="240" w:lineRule="auto"/>
+        <w:rPr>
+          <w:rFonts w:ascii="Times New Roman" w:eastAsia="Times New Roman" w:hAnsi="Times New Roman" w:cs="Times New Roman"/>
+          <w:sz w:val="24"/>
+          <w:szCs w:val="24"/>
+          <w:lang w:val="en-US" w:eastAsia="ru-RU"/>
+        </w:rPr>
+      </w:pPr>
+      <w:r>
+        <w:rPr>
+          <w:rFonts w:ascii="Times New Roman" w:eastAsia="Times New Roman" w:hAnsi="Times New Roman" w:cs="Times New Roman"/>
+          <w:sz w:val="24"/>
+          <w:szCs w:val="24"/>
+          <w:lang w:val="en-US" w:eastAsia="ru-RU"/>
+        </w:rPr>
+        <w:t xml:space="preserve">  authoritative for preview state.</w:t>
+      </w:r>
+    </w:p>
+    <w:p>
+      <w:pPr>
+        <w:spacing w:before="100" w:beforeAutospacing="1" w:after="100" w:afterAutospacing="1" w:line="240" w:lineRule="auto"/>
+        <w:rPr>
+          <w:rFonts w:ascii="Times New Roman" w:eastAsia="Times New Roman" w:hAnsi="Times New Roman" w:cs="Times New Roman"/>
+          <w:sz w:val="24"/>
+          <w:szCs w:val="24"/>
+          <w:lang w:val="en-US" w:eastAsia="ru-RU"/>
+        </w:rPr>
+      </w:pPr>
+    </w:p>
+    <w:p>
+      <w:pPr>
+        <w:spacing w:before="100" w:beforeAutospacing="1" w:after="100" w:afterAutospacing="1" w:line="240" w:lineRule="auto"/>
+        <w:rPr>
+          <w:rFonts w:ascii="Times New Roman" w:eastAsia="Times New Roman" w:hAnsi="Times New Roman" w:cs="Times New Roman"/>
+          <w:sz w:val="24"/>
+          <w:szCs w:val="24"/>
+          <w:lang w:val="en-US" w:eastAsia="ru-RU"/>
+        </w:rPr>
+      </w:pPr>
+      <w:r>
+        <w:rPr>
+          <w:rFonts w:ascii="Times New Roman" w:eastAsia="Times New Roman" w:hAnsi="Times New Roman" w:cs="Times New Roman"/>
+          <w:sz w:val="24"/>
+          <w:szCs w:val="24"/>
+          <w:lang w:val="en-US" w:eastAsia="ru-RU"/>
+        </w:rPr>
+        <w:t>Authoritative Memory read:</w:t>
+      </w:r>
+    </w:p>
+    <w:p>
+      <w:pPr>
+        <w:spacing w:before="100" w:beforeAutospacing="1" w:after="100" w:afterAutospacing="1" w:line="240" w:lineRule="auto"/>
+        <w:rPr>
+          <w:rFonts w:ascii="Times New Roman" w:eastAsia="Times New Roman" w:hAnsi="Times New Roman" w:cs="Times New Roman"/>
+          <w:sz w:val="24"/>
+          <w:szCs w:val="24"/>
+          <w:lang w:val="en-US" w:eastAsia="ru-RU"/>
+        </w:rPr>
+      </w:pPr>
+      <w:r>
+        <w:rPr>
+          <w:rFonts w:ascii="Times New Roman" w:eastAsia="Times New Roman" w:hAnsi="Times New Roman" w:cs="Times New Roman"/>
+          <w:sz w:val="24"/>
+          <w:szCs w:val="24"/>
+          <w:lang w:val="en-US" w:eastAsia="ru-RU"/>
+        </w:rPr>
+        <w:t>previewPhoto = null</w:t>
+      </w:r>
+    </w:p>
+    <w:p>
+      <w:pPr>
+        <w:spacing w:before="100" w:beforeAutospacing="1" w:after="100" w:afterAutospacing="1" w:line="240" w:lineRule="auto"/>
+        <w:rPr>
+          <w:rFonts w:ascii="Times New Roman" w:eastAsia="Times New Roman" w:hAnsi="Times New Roman" w:cs="Times New Roman"/>
+          <w:sz w:val="24"/>
+          <w:szCs w:val="24"/>
+          <w:lang w:val="en-US" w:eastAsia="ru-RU"/>
+        </w:rPr>
+      </w:pPr>
+      <w:r>
+        <w:rPr>
+          <w:rFonts w:ascii="Times New Roman" w:eastAsia="Times New Roman" w:hAnsi="Times New Roman" w:cs="Times New Roman"/>
+          <w:sz w:val="24"/>
+          <w:szCs w:val="24"/>
+          <w:lang w:val="en-US" w:eastAsia="ru-RU"/>
+        </w:rPr>
+        <w:t>→ clear preview</w:t>
+      </w:r>
+    </w:p>
+    <w:p>
+      <w:pPr>
+        <w:spacing w:before="100" w:beforeAutospacing="1" w:after="100" w:afterAutospacing="1" w:line="240" w:lineRule="auto"/>
+        <w:rPr>
+          <w:rFonts w:ascii="Times New Roman" w:eastAsia="Times New Roman" w:hAnsi="Times New Roman" w:cs="Times New Roman"/>
+          <w:sz w:val="24"/>
+          <w:szCs w:val="24"/>
+          <w:lang w:val="en-US" w:eastAsia="ru-RU"/>
+        </w:rPr>
+      </w:pPr>
+    </w:p>
+    <w:p>
+      <w:pPr>
+        <w:spacing w:before="100" w:beforeAutospacing="1" w:after="100" w:afterAutospacing="1" w:line="240" w:lineRule="auto"/>
+        <w:rPr>
+          <w:rFonts w:ascii="Times New Roman" w:eastAsia="Times New Roman" w:hAnsi="Times New Roman" w:cs="Times New Roman"/>
+          <w:sz w:val="24"/>
+          <w:szCs w:val="24"/>
+          <w:lang w:val="en-US" w:eastAsia="ru-RU"/>
+        </w:rPr>
+      </w:pPr>
+      <w:r>
+        <w:rPr>
+          <w:rFonts w:ascii="Times New Roman" w:eastAsia="Times New Roman" w:hAnsi="Times New Roman" w:cs="Times New Roman"/>
+          <w:sz w:val="24"/>
+          <w:szCs w:val="24"/>
+          <w:lang w:val="en-US" w:eastAsia="ru-RU"/>
+        </w:rPr>
         <w:lastRenderedPageBreak/>
-        <w:t>Examples:</w:t>
-      </w:r>
-    </w:p>
-    <w:p>
-      <w:pPr>
-        <w:spacing w:before="100" w:beforeAutospacing="1" w:after="100" w:afterAutospacing="1" w:line="240" w:lineRule="auto"/>
-        <w:rPr>
-          <w:rFonts w:ascii="Times New Roman" w:eastAsia="Times New Roman" w:hAnsi="Times New Roman" w:cs="Times New Roman"/>
-          <w:sz w:val="24"/>
-          <w:szCs w:val="24"/>
-          <w:lang w:val="en-US" w:eastAsia="ru-RU"/>
-        </w:rPr>
-      </w:pPr>
-      <w:r>
-        <w:rPr>
-          <w:rFonts w:ascii="Times New Roman" w:eastAsia="Times New Roman" w:hAnsi="Times New Roman" w:cs="Times New Roman"/>
-          <w:sz w:val="24"/>
-          <w:szCs w:val="24"/>
-          <w:lang w:val="en-US" w:eastAsia="ru-RU"/>
-        </w:rPr>
-        <w:t>- Story Memories;</w:t>
-      </w:r>
-    </w:p>
-    <w:p>
-      <w:pPr>
-        <w:spacing w:before="100" w:beforeAutospacing="1" w:after="100" w:afterAutospacing="1" w:line="240" w:lineRule="auto"/>
-        <w:rPr>
-          <w:rFonts w:ascii="Times New Roman" w:eastAsia="Times New Roman" w:hAnsi="Times New Roman" w:cs="Times New Roman"/>
-          <w:sz w:val="24"/>
-          <w:szCs w:val="24"/>
-          <w:lang w:val="en-US" w:eastAsia="ru-RU"/>
-        </w:rPr>
-      </w:pPr>
-      <w:r>
-        <w:rPr>
-          <w:rFonts w:ascii="Times New Roman" w:eastAsia="Times New Roman" w:hAnsi="Times New Roman" w:cs="Times New Roman"/>
-          <w:sz w:val="24"/>
-          <w:szCs w:val="24"/>
-          <w:lang w:val="en-US" w:eastAsia="ru-RU"/>
-        </w:rPr>
-        <w:t>- Story Map preview cards;</w:t>
-      </w:r>
-    </w:p>
-    <w:p>
-      <w:pPr>
-        <w:spacing w:before="100" w:beforeAutospacing="1" w:after="100" w:afterAutospacing="1" w:line="240" w:lineRule="auto"/>
-        <w:rPr>
-          <w:rFonts w:ascii="Times New Roman" w:eastAsia="Times New Roman" w:hAnsi="Times New Roman" w:cs="Times New Roman"/>
-          <w:sz w:val="24"/>
-          <w:szCs w:val="24"/>
-          <w:lang w:val="en-US" w:eastAsia="ru-RU"/>
-        </w:rPr>
-      </w:pPr>
-      <w:r>
-        <w:rPr>
-          <w:rFonts w:ascii="Times New Roman" w:eastAsia="Times New Roman" w:hAnsi="Times New Roman" w:cs="Times New Roman"/>
-          <w:sz w:val="24"/>
-          <w:szCs w:val="24"/>
-          <w:lang w:val="en-US" w:eastAsia="ru-RU"/>
-        </w:rPr>
-        <w:t>- Story Timeline;</w:t>
-      </w:r>
-    </w:p>
-    <w:p>
-      <w:pPr>
-        <w:spacing w:before="100" w:beforeAutospacing="1" w:after="100" w:afterAutospacing="1" w:line="240" w:lineRule="auto"/>
-        <w:rPr>
-          <w:rFonts w:ascii="Times New Roman" w:eastAsia="Times New Roman" w:hAnsi="Times New Roman" w:cs="Times New Roman"/>
-          <w:sz w:val="24"/>
-          <w:szCs w:val="24"/>
-          <w:lang w:val="en-US" w:eastAsia="ru-RU"/>
-        </w:rPr>
-      </w:pPr>
-      <w:r>
-        <w:rPr>
-          <w:rFonts w:ascii="Times New Roman" w:eastAsia="Times New Roman" w:hAnsi="Times New Roman" w:cs="Times New Roman"/>
-          <w:sz w:val="24"/>
-          <w:szCs w:val="24"/>
-          <w:lang w:val="en-US" w:eastAsia="ru-RU"/>
-        </w:rPr>
-        <w:t>- future visual Memory selectors/cards.</w:t>
-      </w:r>
-    </w:p>
-    <w:p>
-      <w:pPr>
-        <w:spacing w:before="100" w:beforeAutospacing="1" w:after="100" w:afterAutospacing="1" w:line="240" w:lineRule="auto"/>
-        <w:rPr>
-          <w:rFonts w:ascii="Times New Roman" w:eastAsia="Times New Roman" w:hAnsi="Times New Roman" w:cs="Times New Roman"/>
-          <w:sz w:val="24"/>
-          <w:szCs w:val="24"/>
-          <w:lang w:val="en-US" w:eastAsia="ru-RU"/>
-        </w:rPr>
-      </w:pPr>
-    </w:p>
-    <w:p>
-      <w:pPr>
-        <w:spacing w:before="100" w:beforeAutospacing="1" w:after="100" w:afterAutospacing="1" w:line="240" w:lineRule="auto"/>
-        <w:rPr>
-          <w:rFonts w:ascii="Times New Roman" w:eastAsia="Times New Roman" w:hAnsi="Times New Roman" w:cs="Times New Roman"/>
-          <w:sz w:val="24"/>
-          <w:szCs w:val="24"/>
-          <w:lang w:val="en-US" w:eastAsia="ru-RU"/>
-        </w:rPr>
-      </w:pPr>
-      <w:r>
-        <w:rPr>
-          <w:rFonts w:ascii="Times New Roman" w:eastAsia="Times New Roman" w:hAnsi="Times New Roman" w:cs="Times New Roman"/>
-          <w:sz w:val="24"/>
-          <w:szCs w:val="24"/>
-          <w:lang w:val="en-US" w:eastAsia="ru-RU"/>
-        </w:rPr>
-        <w:t>A generic image icon must not replace an available real thumbnail.</w:t>
-      </w:r>
-    </w:p>
-    <w:p>
-      <w:pPr>
-        <w:spacing w:before="100" w:beforeAutospacing="1" w:after="100" w:afterAutospacing="1" w:line="240" w:lineRule="auto"/>
-        <w:rPr>
-          <w:rFonts w:ascii="Times New Roman" w:eastAsia="Times New Roman" w:hAnsi="Times New Roman" w:cs="Times New Roman"/>
-          <w:sz w:val="24"/>
-          <w:szCs w:val="24"/>
-          <w:lang w:val="en-US" w:eastAsia="ru-RU"/>
-        </w:rPr>
-      </w:pPr>
-    </w:p>
-    <w:p>
-      <w:pPr>
-        <w:spacing w:before="100" w:beforeAutospacing="1" w:after="100" w:afterAutospacing="1" w:line="240" w:lineRule="auto"/>
-        <w:rPr>
-          <w:rFonts w:ascii="Times New Roman" w:eastAsia="Times New Roman" w:hAnsi="Times New Roman" w:cs="Times New Roman"/>
-          <w:sz w:val="24"/>
-          <w:szCs w:val="24"/>
-          <w:lang w:val="en-US" w:eastAsia="ru-RU"/>
-        </w:rPr>
-      </w:pPr>
-      <w:r>
-        <w:rPr>
-          <w:rFonts w:ascii="Times New Roman" w:eastAsia="Times New Roman" w:hAnsi="Times New Roman" w:cs="Times New Roman"/>
-          <w:sz w:val="24"/>
-          <w:szCs w:val="24"/>
-          <w:lang w:val="en-US" w:eastAsia="ru-RU"/>
-        </w:rPr>
-        <w:t>If previewPhoto is null, the UI renders an intentional no-photo state.</w:t>
-      </w:r>
-    </w:p>
-    <w:p>
-      <w:pPr>
-        <w:spacing w:before="100" w:beforeAutospacing="1" w:after="100" w:afterAutospacing="1" w:line="240" w:lineRule="auto"/>
-        <w:rPr>
-          <w:rFonts w:ascii="Times New Roman" w:eastAsia="Times New Roman" w:hAnsi="Times New Roman" w:cs="Times New Roman"/>
-          <w:sz w:val="24"/>
-          <w:szCs w:val="24"/>
-          <w:lang w:val="en-US" w:eastAsia="ru-RU"/>
-        </w:rPr>
-      </w:pPr>
-    </w:p>
-    <w:p>
-      <w:pPr>
-        <w:spacing w:before="100" w:beforeAutospacing="1" w:after="100" w:afterAutospacing="1" w:line="240" w:lineRule="auto"/>
-        <w:rPr>
-          <w:rFonts w:ascii="Times New Roman" w:eastAsia="Times New Roman" w:hAnsi="Times New Roman" w:cs="Times New Roman"/>
-          <w:sz w:val="24"/>
-          <w:szCs w:val="24"/>
-          <w:lang w:val="en-US" w:eastAsia="ru-RU"/>
-        </w:rPr>
-      </w:pPr>
-      <w:r>
-        <w:rPr>
-          <w:rFonts w:ascii="Times New Roman" w:eastAsia="Times New Roman" w:hAnsi="Times New Roman" w:cs="Times New Roman"/>
-          <w:sz w:val="24"/>
-          <w:szCs w:val="24"/>
-          <w:lang w:val="en-US" w:eastAsia="ru-RU"/>
-        </w:rPr>
-        <w:t>Memory metadata mutation:</w:t>
-      </w:r>
-    </w:p>
-    <w:p>
-      <w:pPr>
-        <w:spacing w:before="100" w:beforeAutospacing="1" w:after="100" w:afterAutospacing="1" w:line="240" w:lineRule="auto"/>
-        <w:rPr>
-          <w:rFonts w:ascii="Times New Roman" w:eastAsia="Times New Roman" w:hAnsi="Times New Roman" w:cs="Times New Roman"/>
-          <w:sz w:val="24"/>
-          <w:szCs w:val="24"/>
-          <w:lang w:val="en-US" w:eastAsia="ru-RU"/>
-        </w:rPr>
-      </w:pPr>
-      <w:r>
-        <w:rPr>
-          <w:rFonts w:ascii="Times New Roman" w:eastAsia="Times New Roman" w:hAnsi="Times New Roman" w:cs="Times New Roman"/>
-          <w:sz w:val="24"/>
-          <w:szCs w:val="24"/>
-          <w:lang w:val="en-US" w:eastAsia="ru-RU"/>
-        </w:rPr>
-        <w:t>successful create/update response</w:t>
-      </w:r>
-    </w:p>
-    <w:p>
-      <w:pPr>
-        <w:spacing w:before="100" w:beforeAutospacing="1" w:after="100" w:afterAutospacing="1" w:line="240" w:lineRule="auto"/>
-        <w:rPr>
-          <w:rFonts w:ascii="Times New Roman" w:eastAsia="Times New Roman" w:hAnsi="Times New Roman" w:cs="Times New Roman"/>
-          <w:sz w:val="24"/>
-          <w:szCs w:val="24"/>
-          <w:lang w:val="en-US" w:eastAsia="ru-RU"/>
-        </w:rPr>
-      </w:pPr>
-      <w:r>
-        <w:rPr>
-          <w:rFonts w:ascii="Times New Roman" w:eastAsia="Times New Roman" w:hAnsi="Times New Roman" w:cs="Times New Roman"/>
-          <w:sz w:val="24"/>
-          <w:szCs w:val="24"/>
-          <w:lang w:val="en-US" w:eastAsia="ru-RU"/>
-        </w:rPr>
-        <w:t>→ update Memory fields</w:t>
-      </w:r>
-    </w:p>
-    <w:p>
-      <w:pPr>
-        <w:spacing w:before="100" w:beforeAutospacing="1" w:after="100" w:afterAutospacing="1" w:line="240" w:lineRule="auto"/>
-        <w:rPr>
-          <w:rFonts w:ascii="Times New Roman" w:eastAsia="Times New Roman" w:hAnsi="Times New Roman" w:cs="Times New Roman"/>
-          <w:sz w:val="24"/>
-          <w:szCs w:val="24"/>
-          <w:lang w:val="en-US" w:eastAsia="ru-RU"/>
-        </w:rPr>
-      </w:pPr>
-      <w:r>
-        <w:rPr>
-          <w:rFonts w:ascii="Times New Roman" w:eastAsia="Times New Roman" w:hAnsi="Times New Roman" w:cs="Times New Roman"/>
-          <w:sz w:val="24"/>
-          <w:szCs w:val="24"/>
-          <w:lang w:val="en-US" w:eastAsia="ru-RU"/>
-        </w:rPr>
-        <w:t>→ preserve existing previewPhoto when the mutation response is not</w:t>
-      </w:r>
-    </w:p>
-    <w:p>
-      <w:pPr>
-        <w:spacing w:before="100" w:beforeAutospacing="1" w:after="100" w:afterAutospacing="1" w:line="240" w:lineRule="auto"/>
-        <w:rPr>
-          <w:rFonts w:ascii="Times New Roman" w:eastAsia="Times New Roman" w:hAnsi="Times New Roman" w:cs="Times New Roman"/>
-          <w:sz w:val="24"/>
-          <w:szCs w:val="24"/>
-          <w:lang w:val="en-US" w:eastAsia="ru-RU"/>
-        </w:rPr>
-      </w:pPr>
-      <w:r>
-        <w:rPr>
-          <w:rFonts w:ascii="Times New Roman" w:eastAsia="Times New Roman" w:hAnsi="Times New Roman" w:cs="Times New Roman"/>
-          <w:sz w:val="24"/>
-          <w:szCs w:val="24"/>
-          <w:lang w:val="en-US" w:eastAsia="ru-RU"/>
-        </w:rPr>
-        <w:t xml:space="preserve">  authoritative for preview state.</w:t>
-      </w:r>
-    </w:p>
-    <w:p>
-      <w:pPr>
-        <w:spacing w:before="100" w:beforeAutospacing="1" w:after="100" w:afterAutospacing="1" w:line="240" w:lineRule="auto"/>
-        <w:rPr>
-          <w:rFonts w:ascii="Times New Roman" w:eastAsia="Times New Roman" w:hAnsi="Times New Roman" w:cs="Times New Roman"/>
-          <w:sz w:val="24"/>
-          <w:szCs w:val="24"/>
-          <w:lang w:val="en-US" w:eastAsia="ru-RU"/>
-        </w:rPr>
-      </w:pPr>
-    </w:p>
-    <w:p>
-      <w:pPr>
-        <w:spacing w:before="100" w:beforeAutospacing="1" w:after="100" w:afterAutospacing="1" w:line="240" w:lineRule="auto"/>
-        <w:rPr>
-          <w:rFonts w:ascii="Times New Roman" w:eastAsia="Times New Roman" w:hAnsi="Times New Roman" w:cs="Times New Roman"/>
-          <w:sz w:val="24"/>
-          <w:szCs w:val="24"/>
-          <w:lang w:val="en-US" w:eastAsia="ru-RU"/>
-        </w:rPr>
-      </w:pPr>
-      <w:r>
-        <w:rPr>
-          <w:rFonts w:ascii="Times New Roman" w:eastAsia="Times New Roman" w:hAnsi="Times New Roman" w:cs="Times New Roman"/>
-          <w:sz w:val="24"/>
-          <w:szCs w:val="24"/>
-          <w:lang w:val="en-US" w:eastAsia="ru-RU"/>
-        </w:rPr>
-        <w:t>Authoritative Memory read:</w:t>
-      </w:r>
-    </w:p>
-    <w:p>
-      <w:pPr>
-        <w:spacing w:before="100" w:beforeAutospacing="1" w:after="100" w:afterAutospacing="1" w:line="240" w:lineRule="auto"/>
-        <w:rPr>
-          <w:rFonts w:ascii="Times New Roman" w:eastAsia="Times New Roman" w:hAnsi="Times New Roman" w:cs="Times New Roman"/>
-          <w:sz w:val="24"/>
-          <w:szCs w:val="24"/>
-          <w:lang w:val="en-US" w:eastAsia="ru-RU"/>
-        </w:rPr>
-      </w:pPr>
-      <w:r>
-        <w:rPr>
-          <w:rFonts w:ascii="Times New Roman" w:eastAsia="Times New Roman" w:hAnsi="Times New Roman" w:cs="Times New Roman"/>
-          <w:sz w:val="24"/>
-          <w:szCs w:val="24"/>
-          <w:lang w:val="en-US" w:eastAsia="ru-RU"/>
-        </w:rPr>
-        <w:t>previewPhoto = null</w:t>
-      </w:r>
-    </w:p>
-    <w:p>
-      <w:pPr>
-        <w:spacing w:before="100" w:beforeAutospacing="1" w:after="100" w:afterAutospacing="1" w:line="240" w:lineRule="auto"/>
-        <w:rPr>
-          <w:rFonts w:ascii="Times New Roman" w:eastAsia="Times New Roman" w:hAnsi="Times New Roman" w:cs="Times New Roman"/>
-          <w:sz w:val="24"/>
-          <w:szCs w:val="24"/>
-          <w:lang w:val="en-US" w:eastAsia="ru-RU"/>
-        </w:rPr>
-      </w:pPr>
-      <w:r>
-        <w:rPr>
-          <w:rFonts w:ascii="Times New Roman" w:eastAsia="Times New Roman" w:hAnsi="Times New Roman" w:cs="Times New Roman"/>
-          <w:sz w:val="24"/>
-          <w:szCs w:val="24"/>
-          <w:lang w:val="en-US" w:eastAsia="ru-RU"/>
-        </w:rPr>
-        <w:t>→ clear preview</w:t>
-      </w:r>
-    </w:p>
-    <w:p>
-      <w:pPr>
-        <w:spacing w:before="100" w:beforeAutospacing="1" w:after="100" w:afterAutospacing="1" w:line="240" w:lineRule="auto"/>
-        <w:rPr>
-          <w:rFonts w:ascii="Times New Roman" w:eastAsia="Times New Roman" w:hAnsi="Times New Roman" w:cs="Times New Roman"/>
-          <w:sz w:val="24"/>
-          <w:szCs w:val="24"/>
-          <w:lang w:val="en-US" w:eastAsia="ru-RU"/>
-        </w:rPr>
-      </w:pPr>
-    </w:p>
-    <w:p>
-      <w:pPr>
-        <w:spacing w:before="100" w:beforeAutospacing="1" w:after="100" w:afterAutospacing="1" w:line="240" w:lineRule="auto"/>
-        <w:rPr>
-          <w:rFonts w:ascii="Times New Roman" w:eastAsia="Times New Roman" w:hAnsi="Times New Roman" w:cs="Times New Roman"/>
-          <w:sz w:val="24"/>
-          <w:szCs w:val="24"/>
-          <w:lang w:val="en-US" w:eastAsia="ru-RU"/>
-        </w:rPr>
-      </w:pPr>
-      <w:r>
-        <w:rPr>
-          <w:rFonts w:ascii="Times New Roman" w:eastAsia="Times New Roman" w:hAnsi="Times New Roman" w:cs="Times New Roman"/>
-          <w:sz w:val="24"/>
-          <w:szCs w:val="24"/>
-          <w:lang w:val="en-US" w:eastAsia="ru-RU"/>
-        </w:rPr>
         <w:t>previewPhoto = B</w:t>
       </w:r>
     </w:p>
@@ -13842,7 +15850,6 @@
           <w:szCs w:val="24"/>
           <w:lang w:val="en-US" w:eastAsia="ru-RU"/>
         </w:rPr>
-        <w:lastRenderedPageBreak/>
         <w:t xml:space="preserve">  are loaded</w:t>
       </w:r>
     </w:p>

--- a/docs/10-flutter-architecture.docx
+++ b/docs/10-flutter-architecture.docx
@@ -5118,6 +5118,38 @@
         </w:rPr>
       </w:pPr>
       <w:r>
+        <w:t>├── music</w:t>
+      </w:r>
+    </w:p>
+    <w:p>
+      <w:pPr>
+        <w:tabs>
+          <w:tab w:val="left" w:pos="916"/>
+          <w:tab w:val="left" w:pos="1832"/>
+          <w:tab w:val="left" w:pos="2748"/>
+          <w:tab w:val="left" w:pos="3664"/>
+          <w:tab w:val="left" w:pos="4580"/>
+          <w:tab w:val="left" w:pos="5496"/>
+          <w:tab w:val="left" w:pos="6412"/>
+          <w:tab w:val="left" w:pos="7328"/>
+          <w:tab w:val="left" w:pos="8244"/>
+          <w:tab w:val="left" w:pos="9160"/>
+          <w:tab w:val="left" w:pos="10076"/>
+          <w:tab w:val="left" w:pos="10992"/>
+          <w:tab w:val="left" w:pos="11908"/>
+          <w:tab w:val="left" w:pos="12824"/>
+          <w:tab w:val="left" w:pos="13740"/>
+          <w:tab w:val="left" w:pos="14656"/>
+        </w:tabs>
+        <w:spacing w:after="0" w:line="240" w:lineRule="auto"/>
+        <w:rPr>
+          <w:rFonts w:ascii="Courier New" w:eastAsia="Times New Roman" w:hAnsi="Courier New" w:cs="Courier New"/>
+          <w:sz w:val="20"/>
+          <w:szCs w:val="20"/>
+          <w:lang w:val="en-US" w:eastAsia="ru-RU"/>
+        </w:rPr>
+      </w:pPr>
+      <w:r>
         <w:rPr>
           <w:rFonts w:ascii="Courier New" w:eastAsia="Times New Roman" w:hAnsi="Courier New" w:cs="Courier New"/>
           <w:sz w:val="20"/>
@@ -8290,6 +8322,13 @@
         </w:rPr>
       </w:pPr>
       <w:r>
+        <w:t>Music Feature</w:t>
+      </w:r>
+    </w:p>
+    <w:p>
+      <w:pPr>
+        <w:spacing w:before="100" w:beforeAutospacing="1" w:after="100" w:afterAutospacing="1" w:line="240" w:lineRule="auto"/>
+        <w:outlineLvl w:val="0"/>
         <w:rPr>
           <w:rFonts w:ascii="Times New Roman" w:eastAsia="Times New Roman" w:hAnsi="Times New Roman" w:cs="Times New Roman"/>
           <w:b/>
@@ -8299,509 +8338,9 @@
           <w:szCs w:val="48"/>
           <w:lang w:eastAsia="ru-RU"/>
         </w:rPr>
-        <w:t>Map Feature</w:t>
-      </w:r>
-    </w:p>
-    <w:p>
-      <w:pPr>
-        <w:spacing w:before="100" w:beforeAutospacing="1" w:after="100" w:afterAutospacing="1" w:line="240" w:lineRule="auto"/>
-        <w:rPr>
-          <w:rFonts w:ascii="Times New Roman" w:eastAsia="Times New Roman" w:hAnsi="Times New Roman" w:cs="Times New Roman"/>
-          <w:sz w:val="24"/>
-          <w:szCs w:val="24"/>
-          <w:lang w:eastAsia="ru-RU"/>
-        </w:rPr>
-      </w:pPr>
-      <w:r>
-        <w:rPr>
-          <w:rFonts w:ascii="Times New Roman" w:eastAsia="Times New Roman" w:hAnsi="Times New Roman" w:cs="Times New Roman"/>
-          <w:sz w:val="24"/>
-          <w:szCs w:val="24"/>
-          <w:lang w:eastAsia="ru-RU"/>
-        </w:rPr>
-        <w:lastRenderedPageBreak/>
-        <w:t>Отдельная фича.</w:t>
-      </w:r>
-    </w:p>
-    <w:p>
-      <w:pPr>
-        <w:spacing w:after="0" w:line="240" w:lineRule="auto"/>
-        <w:rPr>
-          <w:rFonts w:ascii="Times New Roman" w:eastAsia="Times New Roman" w:hAnsi="Times New Roman" w:cs="Times New Roman"/>
-          <w:sz w:val="24"/>
-          <w:szCs w:val="24"/>
-          <w:lang w:eastAsia="ru-RU"/>
-        </w:rPr>
-      </w:pPr>
-      <w:r>
-        <w:rPr>
-          <w:rFonts w:ascii="Times New Roman" w:eastAsia="Times New Roman" w:hAnsi="Times New Roman" w:cs="Times New Roman"/>
-          <w:sz w:val="24"/>
-          <w:szCs w:val="24"/>
-          <w:lang w:eastAsia="ru-RU"/>
-        </w:rPr>
-        <w:pict w14:anchorId="6EFC538F">
-          <v:rect id="_x0000_i1066" style="width:0;height:1.5pt" o:hralign="center" o:hrstd="t" o:hr="t" fillcolor="#a0a0a0" stroked="f"/>
-        </w:pict>
-      </w:r>
-    </w:p>
-    <w:p>
-      <w:pPr>
-        <w:tabs>
-          <w:tab w:val="left" w:pos="916"/>
-          <w:tab w:val="left" w:pos="1832"/>
-          <w:tab w:val="left" w:pos="2748"/>
-          <w:tab w:val="left" w:pos="3664"/>
-          <w:tab w:val="left" w:pos="4580"/>
-          <w:tab w:val="left" w:pos="5496"/>
-          <w:tab w:val="left" w:pos="6412"/>
-          <w:tab w:val="left" w:pos="7328"/>
-          <w:tab w:val="left" w:pos="8244"/>
-          <w:tab w:val="left" w:pos="9160"/>
-          <w:tab w:val="left" w:pos="10076"/>
-          <w:tab w:val="left" w:pos="10992"/>
-          <w:tab w:val="left" w:pos="11908"/>
-          <w:tab w:val="left" w:pos="12824"/>
-          <w:tab w:val="left" w:pos="13740"/>
-          <w:tab w:val="left" w:pos="14656"/>
-        </w:tabs>
-        <w:spacing w:after="0" w:line="240" w:lineRule="auto"/>
-        <w:rPr>
-          <w:rFonts w:ascii="Courier New" w:eastAsia="Times New Roman" w:hAnsi="Courier New" w:cs="Courier New"/>
-          <w:sz w:val="20"/>
-          <w:szCs w:val="20"/>
-          <w:lang w:eastAsia="ru-RU"/>
-        </w:rPr>
-      </w:pPr>
-      <w:r>
-        <w:rPr>
-          <w:rFonts w:ascii="Courier New" w:eastAsia="Times New Roman" w:hAnsi="Courier New" w:cs="Courier New"/>
-          <w:sz w:val="20"/>
-          <w:szCs w:val="20"/>
-          <w:lang w:eastAsia="ru-RU"/>
-        </w:rPr>
-        <w:t>map</w:t>
-      </w:r>
-    </w:p>
-    <w:p>
-      <w:pPr>
-        <w:tabs>
-          <w:tab w:val="left" w:pos="916"/>
-          <w:tab w:val="left" w:pos="1832"/>
-          <w:tab w:val="left" w:pos="2748"/>
-          <w:tab w:val="left" w:pos="3664"/>
-          <w:tab w:val="left" w:pos="4580"/>
-          <w:tab w:val="left" w:pos="5496"/>
-          <w:tab w:val="left" w:pos="6412"/>
-          <w:tab w:val="left" w:pos="7328"/>
-          <w:tab w:val="left" w:pos="8244"/>
-          <w:tab w:val="left" w:pos="9160"/>
-          <w:tab w:val="left" w:pos="10076"/>
-          <w:tab w:val="left" w:pos="10992"/>
-          <w:tab w:val="left" w:pos="11908"/>
-          <w:tab w:val="left" w:pos="12824"/>
-          <w:tab w:val="left" w:pos="13740"/>
-          <w:tab w:val="left" w:pos="14656"/>
-        </w:tabs>
-        <w:spacing w:after="0" w:line="240" w:lineRule="auto"/>
-        <w:rPr>
-          <w:rFonts w:ascii="Courier New" w:eastAsia="Times New Roman" w:hAnsi="Courier New" w:cs="Courier New"/>
-          <w:sz w:val="20"/>
-          <w:szCs w:val="20"/>
-          <w:lang w:eastAsia="ru-RU"/>
-        </w:rPr>
-      </w:pPr>
-    </w:p>
-    <w:p>
-      <w:pPr>
-        <w:tabs>
-          <w:tab w:val="left" w:pos="916"/>
-          <w:tab w:val="left" w:pos="1832"/>
-          <w:tab w:val="left" w:pos="2748"/>
-          <w:tab w:val="left" w:pos="3664"/>
-          <w:tab w:val="left" w:pos="4580"/>
-          <w:tab w:val="left" w:pos="5496"/>
-          <w:tab w:val="left" w:pos="6412"/>
-          <w:tab w:val="left" w:pos="7328"/>
-          <w:tab w:val="left" w:pos="8244"/>
-          <w:tab w:val="left" w:pos="9160"/>
-          <w:tab w:val="left" w:pos="10076"/>
-          <w:tab w:val="left" w:pos="10992"/>
-          <w:tab w:val="left" w:pos="11908"/>
-          <w:tab w:val="left" w:pos="12824"/>
-          <w:tab w:val="left" w:pos="13740"/>
-          <w:tab w:val="left" w:pos="14656"/>
-        </w:tabs>
-        <w:spacing w:after="0" w:line="240" w:lineRule="auto"/>
-        <w:rPr>
-          <w:rFonts w:ascii="Courier New" w:eastAsia="Times New Roman" w:hAnsi="Courier New" w:cs="Courier New"/>
-          <w:sz w:val="20"/>
-          <w:szCs w:val="20"/>
-          <w:lang w:eastAsia="ru-RU"/>
-        </w:rPr>
-      </w:pPr>
-      <w:r>
-        <w:rPr>
-          <w:rFonts w:ascii="Courier New" w:eastAsia="Times New Roman" w:hAnsi="Courier New" w:cs="Courier New"/>
-          <w:sz w:val="20"/>
-          <w:szCs w:val="20"/>
-          <w:lang w:eastAsia="ru-RU"/>
-        </w:rPr>
-        <w:t>├── presentation</w:t>
-      </w:r>
-    </w:p>
-    <w:p>
-      <w:pPr>
-        <w:tabs>
-          <w:tab w:val="left" w:pos="916"/>
-          <w:tab w:val="left" w:pos="1832"/>
-          <w:tab w:val="left" w:pos="2748"/>
-          <w:tab w:val="left" w:pos="3664"/>
-          <w:tab w:val="left" w:pos="4580"/>
-          <w:tab w:val="left" w:pos="5496"/>
-          <w:tab w:val="left" w:pos="6412"/>
-          <w:tab w:val="left" w:pos="7328"/>
-          <w:tab w:val="left" w:pos="8244"/>
-          <w:tab w:val="left" w:pos="9160"/>
-          <w:tab w:val="left" w:pos="10076"/>
-          <w:tab w:val="left" w:pos="10992"/>
-          <w:tab w:val="left" w:pos="11908"/>
-          <w:tab w:val="left" w:pos="12824"/>
-          <w:tab w:val="left" w:pos="13740"/>
-          <w:tab w:val="left" w:pos="14656"/>
-        </w:tabs>
-        <w:spacing w:after="0" w:line="240" w:lineRule="auto"/>
-        <w:rPr>
-          <w:rFonts w:ascii="Courier New" w:eastAsia="Times New Roman" w:hAnsi="Courier New" w:cs="Courier New"/>
-          <w:sz w:val="20"/>
-          <w:szCs w:val="20"/>
-          <w:lang w:eastAsia="ru-RU"/>
-        </w:rPr>
-      </w:pPr>
-      <w:r>
-        <w:rPr>
-          <w:rFonts w:ascii="Courier New" w:eastAsia="Times New Roman" w:hAnsi="Courier New" w:cs="Courier New"/>
-          <w:sz w:val="20"/>
-          <w:szCs w:val="20"/>
-          <w:lang w:eastAsia="ru-RU"/>
-        </w:rPr>
-        <w:t>├── providers</w:t>
-      </w:r>
-    </w:p>
-    <w:p>
-      <w:pPr>
-        <w:tabs>
-          <w:tab w:val="left" w:pos="916"/>
-          <w:tab w:val="left" w:pos="1832"/>
-          <w:tab w:val="left" w:pos="2748"/>
-          <w:tab w:val="left" w:pos="3664"/>
-          <w:tab w:val="left" w:pos="4580"/>
-          <w:tab w:val="left" w:pos="5496"/>
-          <w:tab w:val="left" w:pos="6412"/>
-          <w:tab w:val="left" w:pos="7328"/>
-          <w:tab w:val="left" w:pos="8244"/>
-          <w:tab w:val="left" w:pos="9160"/>
-          <w:tab w:val="left" w:pos="10076"/>
-          <w:tab w:val="left" w:pos="10992"/>
-          <w:tab w:val="left" w:pos="11908"/>
-          <w:tab w:val="left" w:pos="12824"/>
-          <w:tab w:val="left" w:pos="13740"/>
-          <w:tab w:val="left" w:pos="14656"/>
-        </w:tabs>
-        <w:spacing w:after="0" w:line="240" w:lineRule="auto"/>
-        <w:rPr>
-          <w:rFonts w:ascii="Courier New" w:eastAsia="Times New Roman" w:hAnsi="Courier New" w:cs="Courier New"/>
-          <w:sz w:val="20"/>
-          <w:szCs w:val="20"/>
-          <w:lang w:eastAsia="ru-RU"/>
-        </w:rPr>
-      </w:pPr>
-      <w:r>
-        <w:rPr>
-          <w:rFonts w:ascii="Courier New" w:eastAsia="Times New Roman" w:hAnsi="Courier New" w:cs="Courier New"/>
-          <w:sz w:val="20"/>
-          <w:szCs w:val="20"/>
-          <w:lang w:eastAsia="ru-RU"/>
-        </w:rPr>
-        <w:t>└── widgets</w:t>
-      </w:r>
-    </w:p>
-    <w:p>
-      <w:pPr>
-        <w:spacing w:after="0" w:line="240" w:lineRule="auto"/>
-        <w:rPr>
-          <w:rFonts w:ascii="Times New Roman" w:eastAsia="Times New Roman" w:hAnsi="Times New Roman" w:cs="Times New Roman"/>
-          <w:sz w:val="24"/>
-          <w:szCs w:val="24"/>
-          <w:lang w:eastAsia="ru-RU"/>
-        </w:rPr>
-      </w:pPr>
-      <w:r>
-        <w:rPr>
-          <w:rFonts w:ascii="Times New Roman" w:eastAsia="Times New Roman" w:hAnsi="Times New Roman" w:cs="Times New Roman"/>
-          <w:sz w:val="24"/>
-          <w:szCs w:val="24"/>
-          <w:lang w:eastAsia="ru-RU"/>
-        </w:rPr>
-        <w:pict w14:anchorId="611E99B8">
-          <v:rect id="_x0000_i1067" style="width:0;height:1.5pt" o:hralign="center" o:hrstd="t" o:hr="t" fillcolor="#a0a0a0" stroked="f"/>
-        </w:pict>
-      </w:r>
-    </w:p>
-    <w:p>
-      <w:pPr>
-        <w:spacing w:before="100" w:beforeAutospacing="1" w:after="100" w:afterAutospacing="1" w:line="240" w:lineRule="auto"/>
-        <w:rPr>
-          <w:rFonts w:ascii="Times New Roman" w:eastAsia="Times New Roman" w:hAnsi="Times New Roman" w:cs="Times New Roman"/>
-          <w:sz w:val="24"/>
-          <w:szCs w:val="24"/>
-          <w:lang w:eastAsia="ru-RU"/>
-        </w:rPr>
-      </w:pPr>
-      <w:r>
-        <w:rPr>
-          <w:rFonts w:ascii="Times New Roman" w:eastAsia="Times New Roman" w:hAnsi="Times New Roman" w:cs="Times New Roman"/>
-          <w:sz w:val="24"/>
-          <w:szCs w:val="24"/>
-          <w:lang w:eastAsia="ru-RU"/>
-        </w:rPr>
-        <w:t>Отвечает только за карту.</w:t>
-      </w:r>
-    </w:p>
-    <w:p>
-      <w:pPr>
-        <w:spacing w:after="0" w:line="240" w:lineRule="auto"/>
-        <w:rPr>
-          <w:rFonts w:ascii="Times New Roman" w:eastAsia="Times New Roman" w:hAnsi="Times New Roman" w:cs="Times New Roman"/>
-          <w:sz w:val="24"/>
-          <w:szCs w:val="24"/>
-          <w:lang w:eastAsia="ru-RU"/>
-        </w:rPr>
-      </w:pPr>
-      <w:r>
-        <w:rPr>
-          <w:rFonts w:ascii="Times New Roman" w:eastAsia="Times New Roman" w:hAnsi="Times New Roman" w:cs="Times New Roman"/>
-          <w:sz w:val="24"/>
-          <w:szCs w:val="24"/>
-          <w:lang w:eastAsia="ru-RU"/>
-        </w:rPr>
-        <w:pict w14:anchorId="6DFC22F3">
-          <v:rect id="_x0000_i1068" style="width:0;height:1.5pt" o:hralign="center" o:hrstd="t" o:hr="t" fillcolor="#a0a0a0" stroked="f"/>
-        </w:pict>
-      </w:r>
-    </w:p>
-    <w:p>
-      <w:pPr>
-        <w:spacing w:before="100" w:beforeAutospacing="1" w:after="100" w:afterAutospacing="1" w:line="240" w:lineRule="auto"/>
-        <w:rPr>
-          <w:rFonts w:ascii="Times New Roman" w:eastAsia="Times New Roman" w:hAnsi="Times New Roman" w:cs="Times New Roman"/>
-          <w:sz w:val="24"/>
-          <w:szCs w:val="24"/>
-          <w:lang w:eastAsia="ru-RU"/>
-        </w:rPr>
-      </w:pPr>
-      <w:r>
-        <w:rPr>
-          <w:rFonts w:ascii="Times New Roman" w:eastAsia="Times New Roman" w:hAnsi="Times New Roman" w:cs="Times New Roman"/>
-          <w:sz w:val="24"/>
-          <w:szCs w:val="24"/>
-          <w:lang w:eastAsia="ru-RU"/>
-        </w:rPr>
-        <w:t>Ничего не знает о:</w:t>
-      </w:r>
-    </w:p>
-    <w:p>
-      <w:pPr>
-        <w:numPr>
-          <w:ilvl w:val="0"/>
-          <w:numId w:val="7"/>
-        </w:numPr>
-        <w:spacing w:before="100" w:beforeAutospacing="1" w:after="100" w:afterAutospacing="1" w:line="240" w:lineRule="auto"/>
-        <w:rPr>
-          <w:rFonts w:ascii="Times New Roman" w:eastAsia="Times New Roman" w:hAnsi="Times New Roman" w:cs="Times New Roman"/>
-          <w:sz w:val="24"/>
-          <w:szCs w:val="24"/>
-          <w:lang w:eastAsia="ru-RU"/>
-        </w:rPr>
-      </w:pPr>
-      <w:r>
-        <w:rPr>
-          <w:rFonts w:ascii="Times New Roman" w:eastAsia="Times New Roman" w:hAnsi="Times New Roman" w:cs="Times New Roman"/>
-          <w:sz w:val="24"/>
-          <w:szCs w:val="24"/>
-          <w:lang w:eastAsia="ru-RU"/>
-        </w:rPr>
-        <w:t>Story;</w:t>
-      </w:r>
-    </w:p>
-    <w:p>
-      <w:pPr>
-        <w:numPr>
-          <w:ilvl w:val="0"/>
-          <w:numId w:val="7"/>
-        </w:numPr>
-        <w:spacing w:before="100" w:beforeAutospacing="1" w:after="100" w:afterAutospacing="1" w:line="240" w:lineRule="auto"/>
-        <w:rPr>
-          <w:rFonts w:ascii="Times New Roman" w:eastAsia="Times New Roman" w:hAnsi="Times New Roman" w:cs="Times New Roman"/>
-          <w:sz w:val="24"/>
-          <w:szCs w:val="24"/>
-          <w:lang w:eastAsia="ru-RU"/>
-        </w:rPr>
-      </w:pPr>
-      <w:r>
-        <w:rPr>
-          <w:rFonts w:ascii="Times New Roman" w:eastAsia="Times New Roman" w:hAnsi="Times New Roman" w:cs="Times New Roman"/>
-          <w:sz w:val="24"/>
-          <w:szCs w:val="24"/>
-          <w:lang w:eastAsia="ru-RU"/>
-        </w:rPr>
-        <w:t>Memory;</w:t>
-      </w:r>
-    </w:p>
-    <w:p>
-      <w:pPr>
-        <w:numPr>
-          <w:ilvl w:val="0"/>
-          <w:numId w:val="7"/>
-        </w:numPr>
-        <w:spacing w:before="100" w:beforeAutospacing="1" w:after="100" w:afterAutospacing="1" w:line="240" w:lineRule="auto"/>
-        <w:rPr>
-          <w:rFonts w:ascii="Times New Roman" w:eastAsia="Times New Roman" w:hAnsi="Times New Roman" w:cs="Times New Roman"/>
-          <w:sz w:val="24"/>
-          <w:szCs w:val="24"/>
-          <w:lang w:eastAsia="ru-RU"/>
-        </w:rPr>
-      </w:pPr>
-      <w:r>
-        <w:rPr>
-          <w:rFonts w:ascii="Times New Roman" w:eastAsia="Times New Roman" w:hAnsi="Times New Roman" w:cs="Times New Roman"/>
-          <w:sz w:val="24"/>
-          <w:szCs w:val="24"/>
-          <w:lang w:eastAsia="ru-RU"/>
-        </w:rPr>
-        <w:t>Media.</w:t>
-      </w:r>
-    </w:p>
-    <w:p>
-      <w:pPr>
-        <w:spacing w:after="0" w:line="240" w:lineRule="auto"/>
-        <w:rPr>
-          <w:rFonts w:ascii="Times New Roman" w:eastAsia="Times New Roman" w:hAnsi="Times New Roman" w:cs="Times New Roman"/>
-          <w:sz w:val="24"/>
-          <w:szCs w:val="24"/>
-          <w:lang w:eastAsia="ru-RU"/>
-        </w:rPr>
-      </w:pPr>
-      <w:r>
-        <w:rPr>
-          <w:rFonts w:ascii="Times New Roman" w:eastAsia="Times New Roman" w:hAnsi="Times New Roman" w:cs="Times New Roman"/>
-          <w:sz w:val="24"/>
-          <w:szCs w:val="24"/>
-          <w:lang w:eastAsia="ru-RU"/>
-        </w:rPr>
-        <w:pict w14:anchorId="7CD5AED2">
-          <v:rect id="_x0000_i1069" style="width:0;height:1.5pt" o:hralign="center" o:hrstd="t" o:hr="t" fillcolor="#a0a0a0" stroked="f"/>
-        </w:pict>
-      </w:r>
-    </w:p>
-    <w:p>
-      <w:pPr>
-        <w:spacing w:before="100" w:beforeAutospacing="1" w:after="100" w:afterAutospacing="1" w:line="240" w:lineRule="auto"/>
-        <w:rPr>
-          <w:rFonts w:ascii="Times New Roman" w:eastAsia="Times New Roman" w:hAnsi="Times New Roman" w:cs="Times New Roman"/>
-          <w:sz w:val="24"/>
-          <w:szCs w:val="24"/>
-          <w:lang w:eastAsia="ru-RU"/>
-        </w:rPr>
-      </w:pPr>
-      <w:r>
-        <w:rPr>
-          <w:rFonts w:ascii="Times New Roman" w:eastAsia="Times New Roman" w:hAnsi="Times New Roman" w:cs="Times New Roman"/>
-          <w:sz w:val="24"/>
-          <w:szCs w:val="24"/>
-          <w:lang w:eastAsia="ru-RU"/>
-        </w:rPr>
-        <w:t>Получает готовые данные.</w:t>
-      </w:r>
-    </w:p>
-    <w:p>
-      <w:pPr>
-        <w:spacing w:before="100" w:beforeAutospacing="1" w:after="100" w:afterAutospacing="1" w:line="240" w:lineRule="auto"/>
-        <w:rPr>
-          <w:rFonts w:ascii="Times New Roman" w:eastAsia="Times New Roman" w:hAnsi="Times New Roman" w:cs="Times New Roman"/>
-          <w:sz w:val="24"/>
-          <w:szCs w:val="24"/>
-          <w:lang w:eastAsia="ru-RU"/>
-        </w:rPr>
-      </w:pPr>
-      <w:r>
-        <w:rPr>
-          <w:rFonts w:ascii="Times New Roman" w:eastAsia="Times New Roman" w:hAnsi="Times New Roman" w:cs="Times New Roman"/>
-          <w:sz w:val="24"/>
-          <w:szCs w:val="24"/>
-          <w:lang w:eastAsia="ru-RU"/>
-        </w:rPr>
-        <w:t>Например:</w:t>
-      </w:r>
-    </w:p>
-    <w:p>
-      <w:pPr>
-        <w:tabs>
-          <w:tab w:val="left" w:pos="916"/>
-          <w:tab w:val="left" w:pos="1832"/>
-          <w:tab w:val="left" w:pos="2748"/>
-          <w:tab w:val="left" w:pos="3664"/>
-          <w:tab w:val="left" w:pos="4580"/>
-          <w:tab w:val="left" w:pos="5496"/>
-          <w:tab w:val="left" w:pos="6412"/>
-          <w:tab w:val="left" w:pos="7328"/>
-          <w:tab w:val="left" w:pos="8244"/>
-          <w:tab w:val="left" w:pos="9160"/>
-          <w:tab w:val="left" w:pos="10076"/>
-          <w:tab w:val="left" w:pos="10992"/>
-          <w:tab w:val="left" w:pos="11908"/>
-          <w:tab w:val="left" w:pos="12824"/>
-          <w:tab w:val="left" w:pos="13740"/>
-          <w:tab w:val="left" w:pos="14656"/>
-        </w:tabs>
-        <w:spacing w:after="0" w:line="240" w:lineRule="auto"/>
-        <w:rPr>
-          <w:rFonts w:ascii="Courier New" w:eastAsia="Times New Roman" w:hAnsi="Courier New" w:cs="Courier New"/>
-          <w:sz w:val="20"/>
-          <w:szCs w:val="20"/>
-          <w:lang w:eastAsia="ru-RU"/>
-        </w:rPr>
-      </w:pPr>
-      <w:r>
-        <w:rPr>
-          <w:rFonts w:ascii="Courier New" w:eastAsia="Times New Roman" w:hAnsi="Courier New" w:cs="Courier New"/>
-          <w:sz w:val="20"/>
-          <w:szCs w:val="20"/>
-          <w:lang w:eastAsia="ru-RU"/>
-        </w:rPr>
-        <w:t>List&lt;MapMarker&gt;</w:t>
-      </w:r>
-    </w:p>
-    <w:p>
-      <w:pPr>
-        <w:spacing w:after="0" w:line="240" w:lineRule="auto"/>
-        <w:rPr>
-          <w:rFonts w:ascii="Times New Roman" w:eastAsia="Times New Roman" w:hAnsi="Times New Roman" w:cs="Times New Roman"/>
-          <w:sz w:val="24"/>
-          <w:szCs w:val="24"/>
-          <w:lang w:eastAsia="ru-RU"/>
-        </w:rPr>
-      </w:pPr>
-      <w:r>
-        <w:rPr>
-          <w:rFonts w:ascii="Times New Roman" w:eastAsia="Times New Roman" w:hAnsi="Times New Roman" w:cs="Times New Roman"/>
-          <w:sz w:val="24"/>
-          <w:szCs w:val="24"/>
-          <w:lang w:eastAsia="ru-RU"/>
-        </w:rPr>
-        <w:pict w14:anchorId="2CA0B9E2">
-          <v:rect id="_x0000_i1070" style="width:0;height:1.5pt" o:hralign="center" o:hrstd="t" o:hr="t" fillcolor="#a0a0a0" stroked="f"/>
-        </w:pict>
+      </w:pPr>
+      <w:r>
+        <w:t>Отвечает за Story-level soundtrack configuration.</w:t>
       </w:r>
     </w:p>
     <w:p>
@@ -8819,6 +8358,13 @@
         </w:rPr>
       </w:pPr>
       <w:r>
+        <w:t>Soundtrack принадлежит Story.</w:t>
+      </w:r>
+    </w:p>
+    <w:p>
+      <w:pPr>
+        <w:spacing w:before="100" w:beforeAutospacing="1" w:after="100" w:afterAutospacing="1" w:line="240" w:lineRule="auto"/>
+        <w:outlineLvl w:val="0"/>
         <w:rPr>
           <w:rFonts w:ascii="Times New Roman" w:eastAsia="Times New Roman" w:hAnsi="Times New Roman" w:cs="Times New Roman"/>
           <w:b/>
@@ -8828,2398 +8374,1864 @@
           <w:szCs w:val="48"/>
           <w:lang w:eastAsia="ru-RU"/>
         </w:rPr>
+      </w:pPr>
+      <w:r>
+        <w:t>Это не per-user preference, не temporary Playback override и не Playback-session setting.</w:t>
+      </w:r>
+    </w:p>
+    <w:p>
+      <w:pPr>
+        <w:spacing w:before="100" w:beforeAutospacing="1" w:after="100" w:afterAutospacing="1" w:line="240" w:lineRule="auto"/>
+        <w:outlineLvl w:val="0"/>
+        <w:rPr>
+          <w:rFonts w:ascii="Times New Roman" w:eastAsia="Times New Roman" w:hAnsi="Times New Roman" w:cs="Times New Roman"/>
+          <w:b/>
+          <w:bCs/>
+          <w:kern w:val="36"/>
+          <w:sz w:val="48"/>
+          <w:szCs w:val="48"/>
+          <w:lang w:eastAsia="ru-RU"/>
+        </w:rPr>
+      </w:pPr>
+      <w:r>
+        <w:t>Рекомендуемая граница фичи:</w:t>
+      </w:r>
+    </w:p>
+    <w:p>
+      <w:pPr>
+        <w:spacing w:before="100" w:beforeAutospacing="1" w:after="100" w:afterAutospacing="1" w:line="240" w:lineRule="auto"/>
+        <w:outlineLvl w:val="0"/>
+        <w:rPr>
+          <w:rFonts w:ascii="Times New Roman" w:eastAsia="Times New Roman" w:hAnsi="Times New Roman" w:cs="Times New Roman"/>
+          <w:b/>
+          <w:bCs/>
+          <w:kern w:val="36"/>
+          <w:sz w:val="48"/>
+          <w:szCs w:val="48"/>
+          <w:lang w:eastAsia="ru-RU"/>
+        </w:rPr>
+      </w:pPr>
+      <w:r>
+        <w:t>features/music/</w:t>
+      </w:r>
+    </w:p>
+    <w:p>
+      <w:pPr>
+        <w:spacing w:before="100" w:beforeAutospacing="1" w:after="100" w:afterAutospacing="1" w:line="240" w:lineRule="auto"/>
+        <w:outlineLvl w:val="0"/>
+        <w:rPr>
+          <w:rFonts w:ascii="Times New Roman" w:eastAsia="Times New Roman" w:hAnsi="Times New Roman" w:cs="Times New Roman"/>
+          <w:b/>
+          <w:bCs/>
+          <w:kern w:val="36"/>
+          <w:sz w:val="48"/>
+          <w:szCs w:val="48"/>
+          <w:lang w:eastAsia="ru-RU"/>
+        </w:rPr>
+      </w:pPr>
+      <w:r>
+        <w:t>├── domain</w:t>
+      </w:r>
+    </w:p>
+    <w:p>
+      <w:pPr>
+        <w:spacing w:before="100" w:beforeAutospacing="1" w:after="100" w:afterAutospacing="1" w:line="240" w:lineRule="auto"/>
+        <w:outlineLvl w:val="0"/>
+        <w:rPr>
+          <w:rFonts w:ascii="Times New Roman" w:eastAsia="Times New Roman" w:hAnsi="Times New Roman" w:cs="Times New Roman"/>
+          <w:b/>
+          <w:bCs/>
+          <w:kern w:val="36"/>
+          <w:sz w:val="48"/>
+          <w:szCs w:val="48"/>
+          <w:lang w:eastAsia="ru-RU"/>
+        </w:rPr>
+      </w:pPr>
+      <w:r>
+        <w:t>├── data</w:t>
+      </w:r>
+    </w:p>
+    <w:p>
+      <w:pPr>
+        <w:spacing w:before="100" w:beforeAutospacing="1" w:after="100" w:afterAutospacing="1" w:line="240" w:lineRule="auto"/>
+        <w:outlineLvl w:val="0"/>
+        <w:rPr>
+          <w:rFonts w:ascii="Times New Roman" w:eastAsia="Times New Roman" w:hAnsi="Times New Roman" w:cs="Times New Roman"/>
+          <w:b/>
+          <w:bCs/>
+          <w:kern w:val="36"/>
+          <w:sz w:val="48"/>
+          <w:szCs w:val="48"/>
+          <w:lang w:eastAsia="ru-RU"/>
+        </w:rPr>
+      </w:pPr>
+      <w:r>
+        <w:t>├── application</w:t>
+      </w:r>
+    </w:p>
+    <w:p>
+      <w:pPr>
+        <w:spacing w:before="100" w:beforeAutospacing="1" w:after="100" w:afterAutospacing="1" w:line="240" w:lineRule="auto"/>
+        <w:outlineLvl w:val="0"/>
+        <w:rPr>
+          <w:rFonts w:ascii="Times New Roman" w:eastAsia="Times New Roman" w:hAnsi="Times New Roman" w:cs="Times New Roman"/>
+          <w:b/>
+          <w:bCs/>
+          <w:kern w:val="36"/>
+          <w:sz w:val="48"/>
+          <w:szCs w:val="48"/>
+          <w:lang w:eastAsia="ru-RU"/>
+        </w:rPr>
+      </w:pPr>
+      <w:r>
+        <w:t>└── presentation</w:t>
+      </w:r>
+    </w:p>
+    <w:p>
+      <w:pPr>
+        <w:spacing w:before="100" w:beforeAutospacing="1" w:after="100" w:afterAutospacing="1" w:line="240" w:lineRule="auto"/>
+        <w:outlineLvl w:val="0"/>
+        <w:rPr>
+          <w:rFonts w:ascii="Times New Roman" w:eastAsia="Times New Roman" w:hAnsi="Times New Roman" w:cs="Times New Roman"/>
+          <w:b/>
+          <w:bCs/>
+          <w:kern w:val="36"/>
+          <w:sz w:val="48"/>
+          <w:szCs w:val="48"/>
+          <w:lang w:eastAsia="ru-RU"/>
+        </w:rPr>
+      </w:pPr>
+      <w:r>
+        <w:t>Client domain models:</w:t>
+      </w:r>
+    </w:p>
+    <w:p>
+      <w:pPr>
+        <w:spacing w:before="100" w:beforeAutospacing="1" w:after="100" w:afterAutospacing="1" w:line="240" w:lineRule="auto"/>
+        <w:outlineLvl w:val="0"/>
+        <w:rPr>
+          <w:rFonts w:ascii="Times New Roman" w:eastAsia="Times New Roman" w:hAnsi="Times New Roman" w:cs="Times New Roman"/>
+          <w:b/>
+          <w:bCs/>
+          <w:kern w:val="36"/>
+          <w:sz w:val="48"/>
+          <w:szCs w:val="48"/>
+          <w:lang w:eastAsia="ru-RU"/>
+        </w:rPr>
+      </w:pPr>
+      <w:r>
+        <w:t>MusicTrack</w:t>
+      </w:r>
+    </w:p>
+    <w:p>
+      <w:pPr>
+        <w:spacing w:before="100" w:beforeAutospacing="1" w:after="100" w:afterAutospacing="1" w:line="240" w:lineRule="auto"/>
+        <w:outlineLvl w:val="0"/>
+        <w:rPr>
+          <w:rFonts w:ascii="Times New Roman" w:eastAsia="Times New Roman" w:hAnsi="Times New Roman" w:cs="Times New Roman"/>
+          <w:b/>
+          <w:bCs/>
+          <w:kern w:val="36"/>
+          <w:sz w:val="48"/>
+          <w:szCs w:val="48"/>
+          <w:lang w:eastAsia="ru-RU"/>
+        </w:rPr>
+      </w:pPr>
+      <w:r>
+        <w:t>{</w:t>
+      </w:r>
+    </w:p>
+    <w:p>
+      <w:pPr>
+        <w:spacing w:before="100" w:beforeAutospacing="1" w:after="100" w:afterAutospacing="1" w:line="240" w:lineRule="auto"/>
+        <w:outlineLvl w:val="0"/>
+        <w:rPr>
+          <w:rFonts w:ascii="Times New Roman" w:eastAsia="Times New Roman" w:hAnsi="Times New Roman" w:cs="Times New Roman"/>
+          <w:b/>
+          <w:bCs/>
+          <w:kern w:val="36"/>
+          <w:sz w:val="48"/>
+          <w:szCs w:val="48"/>
+          <w:lang w:eastAsia="ru-RU"/>
+        </w:rPr>
+      </w:pPr>
+      <w:r>
+        <w:t>String id;</w:t>
+      </w:r>
+    </w:p>
+    <w:p>
+      <w:pPr>
+        <w:spacing w:before="100" w:beforeAutospacing="1" w:after="100" w:afterAutospacing="1" w:line="240" w:lineRule="auto"/>
+        <w:outlineLvl w:val="0"/>
+        <w:rPr>
+          <w:rFonts w:ascii="Times New Roman" w:eastAsia="Times New Roman" w:hAnsi="Times New Roman" w:cs="Times New Roman"/>
+          <w:b/>
+          <w:bCs/>
+          <w:kern w:val="36"/>
+          <w:sz w:val="48"/>
+          <w:szCs w:val="48"/>
+          <w:lang w:eastAsia="ru-RU"/>
+        </w:rPr>
+      </w:pPr>
+      <w:r>
+        <w:t>String title;</w:t>
+      </w:r>
+    </w:p>
+    <w:p>
+      <w:pPr>
+        <w:spacing w:before="100" w:beforeAutospacing="1" w:after="100" w:afterAutospacing="1" w:line="240" w:lineRule="auto"/>
+        <w:outlineLvl w:val="0"/>
+        <w:rPr>
+          <w:rFonts w:ascii="Times New Roman" w:eastAsia="Times New Roman" w:hAnsi="Times New Roman" w:cs="Times New Roman"/>
+          <w:b/>
+          <w:bCs/>
+          <w:kern w:val="36"/>
+          <w:sz w:val="48"/>
+          <w:szCs w:val="48"/>
+          <w:lang w:eastAsia="ru-RU"/>
+        </w:rPr>
+      </w:pPr>
+      <w:r>
+        <w:t>String artist;</w:t>
+      </w:r>
+    </w:p>
+    <w:p>
+      <w:pPr>
+        <w:spacing w:before="100" w:beforeAutospacing="1" w:after="100" w:afterAutospacing="1" w:line="240" w:lineRule="auto"/>
+        <w:outlineLvl w:val="0"/>
+        <w:rPr>
+          <w:rFonts w:ascii="Times New Roman" w:eastAsia="Times New Roman" w:hAnsi="Times New Roman" w:cs="Times New Roman"/>
+          <w:b/>
+          <w:bCs/>
+          <w:kern w:val="36"/>
+          <w:sz w:val="48"/>
+          <w:szCs w:val="48"/>
+          <w:lang w:eastAsia="ru-RU"/>
+        </w:rPr>
+      </w:pPr>
+      <w:r>
+        <w:t>int durationSeconds;</w:t>
+      </w:r>
+    </w:p>
+    <w:p>
+      <w:pPr>
+        <w:spacing w:before="100" w:beforeAutospacing="1" w:after="100" w:afterAutospacing="1" w:line="240" w:lineRule="auto"/>
+        <w:outlineLvl w:val="0"/>
+        <w:rPr>
+          <w:rFonts w:ascii="Times New Roman" w:eastAsia="Times New Roman" w:hAnsi="Times New Roman" w:cs="Times New Roman"/>
+          <w:b/>
+          <w:bCs/>
+          <w:kern w:val="36"/>
+          <w:sz w:val="48"/>
+          <w:szCs w:val="48"/>
+          <w:lang w:eastAsia="ru-RU"/>
+        </w:rPr>
+      </w:pPr>
+      <w:r>
+        <w:t>}</w:t>
+      </w:r>
+    </w:p>
+    <w:p>
+      <w:pPr>
+        <w:spacing w:before="100" w:beforeAutospacing="1" w:after="100" w:afterAutospacing="1" w:line="240" w:lineRule="auto"/>
+        <w:outlineLvl w:val="0"/>
+        <w:rPr>
+          <w:rFonts w:ascii="Times New Roman" w:eastAsia="Times New Roman" w:hAnsi="Times New Roman" w:cs="Times New Roman"/>
+          <w:b/>
+          <w:bCs/>
+          <w:kern w:val="36"/>
+          <w:sz w:val="48"/>
+          <w:szCs w:val="48"/>
+          <w:lang w:eastAsia="ru-RU"/>
+        </w:rPr>
+      </w:pPr>
+      <w:r>
+        <w:t>StorySoundtrack</w:t>
+      </w:r>
+    </w:p>
+    <w:p>
+      <w:pPr>
+        <w:spacing w:before="100" w:beforeAutospacing="1" w:after="100" w:afterAutospacing="1" w:line="240" w:lineRule="auto"/>
+        <w:outlineLvl w:val="0"/>
+        <w:rPr>
+          <w:rFonts w:ascii="Times New Roman" w:eastAsia="Times New Roman" w:hAnsi="Times New Roman" w:cs="Times New Roman"/>
+          <w:b/>
+          <w:bCs/>
+          <w:kern w:val="36"/>
+          <w:sz w:val="48"/>
+          <w:szCs w:val="48"/>
+          <w:lang w:eastAsia="ru-RU"/>
+        </w:rPr>
+      </w:pPr>
+      <w:r>
+        <w:t>{</w:t>
+      </w:r>
+    </w:p>
+    <w:p>
+      <w:pPr>
+        <w:spacing w:before="100" w:beforeAutospacing="1" w:after="100" w:afterAutospacing="1" w:line="240" w:lineRule="auto"/>
+        <w:outlineLvl w:val="0"/>
+        <w:rPr>
+          <w:rFonts w:ascii="Times New Roman" w:eastAsia="Times New Roman" w:hAnsi="Times New Roman" w:cs="Times New Roman"/>
+          <w:b/>
+          <w:bCs/>
+          <w:kern w:val="36"/>
+          <w:sz w:val="48"/>
+          <w:szCs w:val="48"/>
+          <w:lang w:eastAsia="ru-RU"/>
+        </w:rPr>
+      </w:pPr>
+      <w:r>
+        <w:t>MusicTrack? selectedSoundtrack;</w:t>
+      </w:r>
+    </w:p>
+    <w:p>
+      <w:pPr>
+        <w:spacing w:before="100" w:beforeAutospacing="1" w:after="100" w:afterAutospacing="1" w:line="240" w:lineRule="auto"/>
+        <w:outlineLvl w:val="0"/>
+        <w:rPr>
+          <w:rFonts w:ascii="Times New Roman" w:eastAsia="Times New Roman" w:hAnsi="Times New Roman" w:cs="Times New Roman"/>
+          <w:b/>
+          <w:bCs/>
+          <w:kern w:val="36"/>
+          <w:sz w:val="48"/>
+          <w:szCs w:val="48"/>
+          <w:lang w:eastAsia="ru-RU"/>
+        </w:rPr>
+      </w:pPr>
+      <w:r>
+        <w:t>MusicTrack? effectiveSoundtrack;</w:t>
+      </w:r>
+    </w:p>
+    <w:p>
+      <w:pPr>
+        <w:spacing w:before="100" w:beforeAutospacing="1" w:after="100" w:afterAutospacing="1" w:line="240" w:lineRule="auto"/>
+        <w:outlineLvl w:val="0"/>
+        <w:rPr>
+          <w:rFonts w:ascii="Times New Roman" w:eastAsia="Times New Roman" w:hAnsi="Times New Roman" w:cs="Times New Roman"/>
+          <w:b/>
+          <w:bCs/>
+          <w:kern w:val="36"/>
+          <w:sz w:val="48"/>
+          <w:szCs w:val="48"/>
+          <w:lang w:eastAsia="ru-RU"/>
+        </w:rPr>
+      </w:pPr>
+      <w:r>
+        <w:t>}</w:t>
+      </w:r>
+    </w:p>
+    <w:p>
+      <w:pPr>
+        <w:spacing w:before="100" w:beforeAutospacing="1" w:after="100" w:afterAutospacing="1" w:line="240" w:lineRule="auto"/>
+        <w:outlineLvl w:val="0"/>
+        <w:rPr>
+          <w:rFonts w:ascii="Times New Roman" w:eastAsia="Times New Roman" w:hAnsi="Times New Roman" w:cs="Times New Roman"/>
+          <w:b/>
+          <w:bCs/>
+          <w:kern w:val="36"/>
+          <w:sz w:val="48"/>
+          <w:szCs w:val="48"/>
+          <w:lang w:eastAsia="ru-RU"/>
+        </w:rPr>
+      </w:pPr>
+      <w:r>
+        <w:t>StorySoundtrack semantics:</w:t>
+      </w:r>
+    </w:p>
+    <w:p>
+      <w:pPr>
+        <w:spacing w:before="100" w:beforeAutospacing="1" w:after="100" w:afterAutospacing="1" w:line="240" w:lineRule="auto"/>
+        <w:outlineLvl w:val="0"/>
+        <w:rPr>
+          <w:rFonts w:ascii="Times New Roman" w:eastAsia="Times New Roman" w:hAnsi="Times New Roman" w:cs="Times New Roman"/>
+          <w:b/>
+          <w:bCs/>
+          <w:kern w:val="36"/>
+          <w:sz w:val="48"/>
+          <w:szCs w:val="48"/>
+          <w:lang w:eastAsia="ru-RU"/>
+        </w:rPr>
+      </w:pPr>
+      <w:r>
+        <w:t>selectedSoundtrack == null and effectiveSoundtrack == null</w:t>
+      </w:r>
+    </w:p>
+    <w:p>
+      <w:pPr>
+        <w:spacing w:before="100" w:beforeAutospacing="1" w:after="100" w:afterAutospacing="1" w:line="240" w:lineRule="auto"/>
+        <w:outlineLvl w:val="0"/>
+        <w:rPr>
+          <w:rFonts w:ascii="Times New Roman" w:eastAsia="Times New Roman" w:hAnsi="Times New Roman" w:cs="Times New Roman"/>
+          <w:b/>
+          <w:bCs/>
+          <w:kern w:val="36"/>
+          <w:sz w:val="48"/>
+          <w:szCs w:val="48"/>
+          <w:lang w:eastAsia="ru-RU"/>
+        </w:rPr>
+      </w:pPr>
+      <w:r>
+        <w:t>→ No music.</w:t>
+      </w:r>
+    </w:p>
+    <w:p>
+      <w:pPr>
+        <w:spacing w:before="100" w:beforeAutospacing="1" w:after="100" w:afterAutospacing="1" w:line="240" w:lineRule="auto"/>
+        <w:outlineLvl w:val="0"/>
+        <w:rPr>
+          <w:rFonts w:ascii="Times New Roman" w:eastAsia="Times New Roman" w:hAnsi="Times New Roman" w:cs="Times New Roman"/>
+          <w:b/>
+          <w:bCs/>
+          <w:kern w:val="36"/>
+          <w:sz w:val="48"/>
+          <w:szCs w:val="48"/>
+          <w:lang w:eastAsia="ru-RU"/>
+        </w:rPr>
+      </w:pPr>
+      <w:r>
+        <w:t>selectedSoundtrack != null and effectiveSoundtrack != null</w:t>
+      </w:r>
+    </w:p>
+    <w:p>
+      <w:pPr>
+        <w:spacing w:before="100" w:beforeAutospacing="1" w:after="100" w:afterAutospacing="1" w:line="240" w:lineRule="auto"/>
+        <w:outlineLvl w:val="0"/>
+        <w:rPr>
+          <w:rFonts w:ascii="Times New Roman" w:eastAsia="Times New Roman" w:hAnsi="Times New Roman" w:cs="Times New Roman"/>
+          <w:b/>
+          <w:bCs/>
+          <w:kern w:val="36"/>
+          <w:sz w:val="48"/>
+          <w:szCs w:val="48"/>
+          <w:lang w:eastAsia="ru-RU"/>
+        </w:rPr>
+      </w:pPr>
+      <w:r>
+        <w:t>→ selected soundtrack is currently available and effective.</w:t>
+      </w:r>
+    </w:p>
+    <w:p>
+      <w:pPr>
+        <w:spacing w:before="100" w:beforeAutospacing="1" w:after="100" w:afterAutospacing="1" w:line="240" w:lineRule="auto"/>
+        <w:outlineLvl w:val="0"/>
+        <w:rPr>
+          <w:rFonts w:ascii="Times New Roman" w:eastAsia="Times New Roman" w:hAnsi="Times New Roman" w:cs="Times New Roman"/>
+          <w:b/>
+          <w:bCs/>
+          <w:kern w:val="36"/>
+          <w:sz w:val="48"/>
+          <w:szCs w:val="48"/>
+          <w:lang w:eastAsia="ru-RU"/>
+        </w:rPr>
+      </w:pPr>
+      <w:r>
+        <w:t>selectedSoundtrack != null and effectiveSoundtrack == null</w:t>
+      </w:r>
+    </w:p>
+    <w:p>
+      <w:pPr>
+        <w:spacing w:before="100" w:beforeAutospacing="1" w:after="100" w:afterAutospacing="1" w:line="240" w:lineRule="auto"/>
+        <w:outlineLvl w:val="0"/>
+        <w:rPr>
+          <w:rFonts w:ascii="Times New Roman" w:eastAsia="Times New Roman" w:hAnsi="Times New Roman" w:cs="Times New Roman"/>
+          <w:b/>
+          <w:bCs/>
+          <w:kern w:val="36"/>
+          <w:sz w:val="48"/>
+          <w:szCs w:val="48"/>
+          <w:lang w:eastAsia="ru-RU"/>
+        </w:rPr>
+      </w:pPr>
+      <w:r>
+        <w:t>→ Story still has a selected soundtrack, but it is currently unavailable.</w:t>
+      </w:r>
+    </w:p>
+    <w:p>
+      <w:pPr>
+        <w:spacing w:before="100" w:beforeAutospacing="1" w:after="100" w:afterAutospacing="1" w:line="240" w:lineRule="auto"/>
+        <w:outlineLvl w:val="0"/>
+        <w:rPr>
+          <w:rFonts w:ascii="Times New Roman" w:eastAsia="Times New Roman" w:hAnsi="Times New Roman" w:cs="Times New Roman"/>
+          <w:b/>
+          <w:bCs/>
+          <w:kern w:val="36"/>
+          <w:sz w:val="48"/>
+          <w:szCs w:val="48"/>
+          <w:lang w:eastAsia="ru-RU"/>
+        </w:rPr>
+      </w:pPr>
+      <w:r>
+        <w:t>Flutter must not expose or infer backend runtime states such as ACTIVE or DISABLED.</w:t>
+      </w:r>
+    </w:p>
+    <w:p>
+      <w:pPr>
+        <w:spacing w:before="100" w:beforeAutospacing="1" w:after="100" w:afterAutospacing="1" w:line="240" w:lineRule="auto"/>
+        <w:outlineLvl w:val="0"/>
+        <w:rPr>
+          <w:rFonts w:ascii="Times New Roman" w:eastAsia="Times New Roman" w:hAnsi="Times New Roman" w:cs="Times New Roman"/>
+          <w:b/>
+          <w:bCs/>
+          <w:kern w:val="36"/>
+          <w:sz w:val="48"/>
+          <w:szCs w:val="48"/>
+          <w:lang w:eastAsia="ru-RU"/>
+        </w:rPr>
+      </w:pPr>
+      <w:r>
+        <w:t>Repository boundaries:</w:t>
+      </w:r>
+    </w:p>
+    <w:p>
+      <w:pPr>
+        <w:spacing w:before="100" w:beforeAutospacing="1" w:after="100" w:afterAutospacing="1" w:line="240" w:lineRule="auto"/>
+        <w:outlineLvl w:val="0"/>
+        <w:rPr>
+          <w:rFonts w:ascii="Times New Roman" w:eastAsia="Times New Roman" w:hAnsi="Times New Roman" w:cs="Times New Roman"/>
+          <w:b/>
+          <w:bCs/>
+          <w:kern w:val="36"/>
+          <w:sz w:val="48"/>
+          <w:szCs w:val="48"/>
+          <w:lang w:eastAsia="ru-RU"/>
+        </w:rPr>
+      </w:pPr>
+      <w:r>
+        <w:t>MusicRepository loads the available Music catalog.</w:t>
+      </w:r>
+    </w:p>
+    <w:p>
+      <w:pPr>
+        <w:spacing w:before="100" w:beforeAutospacing="1" w:after="100" w:afterAutospacing="1" w:line="240" w:lineRule="auto"/>
+        <w:outlineLvl w:val="0"/>
+        <w:rPr>
+          <w:rFonts w:ascii="Times New Roman" w:eastAsia="Times New Roman" w:hAnsi="Times New Roman" w:cs="Times New Roman"/>
+          <w:b/>
+          <w:bCs/>
+          <w:kern w:val="36"/>
+          <w:sz w:val="48"/>
+          <w:szCs w:val="48"/>
+          <w:lang w:eastAsia="ru-RU"/>
+        </w:rPr>
+      </w:pPr>
+      <w:r>
+        <w:t>StorySoundtrackRepository loads, sets, and removes soundtrack for one Story.</w:t>
+      </w:r>
+    </w:p>
+    <w:p>
+      <w:pPr>
+        <w:spacing w:before="100" w:beforeAutospacing="1" w:after="100" w:afterAutospacing="1" w:line="240" w:lineRule="auto"/>
+        <w:outlineLvl w:val="0"/>
+        <w:rPr>
+          <w:rFonts w:ascii="Times New Roman" w:eastAsia="Times New Roman" w:hAnsi="Times New Roman" w:cs="Times New Roman"/>
+          <w:b/>
+          <w:bCs/>
+          <w:kern w:val="36"/>
+          <w:sz w:val="48"/>
+          <w:szCs w:val="48"/>
+          <w:lang w:eastAsia="ru-RU"/>
+        </w:rPr>
+      </w:pPr>
+      <w:r>
+        <w:t>Do not expand StoryRepository into a music catch-all.</w:t>
+      </w:r>
+    </w:p>
+    <w:p>
+      <w:pPr>
+        <w:spacing w:before="100" w:beforeAutospacing="1" w:after="100" w:afterAutospacing="1" w:line="240" w:lineRule="auto"/>
+        <w:outlineLvl w:val="0"/>
+        <w:rPr>
+          <w:rFonts w:ascii="Times New Roman" w:eastAsia="Times New Roman" w:hAnsi="Times New Roman" w:cs="Times New Roman"/>
+          <w:b/>
+          <w:bCs/>
+          <w:kern w:val="36"/>
+          <w:sz w:val="48"/>
+          <w:szCs w:val="48"/>
+          <w:lang w:eastAsia="ru-RU"/>
+        </w:rPr>
+      </w:pPr>
+      <w:r>
+        <w:t>Riverpod ownership:</w:t>
+      </w:r>
+    </w:p>
+    <w:p>
+      <w:pPr>
+        <w:spacing w:before="100" w:beforeAutospacing="1" w:after="100" w:afterAutospacing="1" w:line="240" w:lineRule="auto"/>
+        <w:outlineLvl w:val="0"/>
+        <w:rPr>
+          <w:rFonts w:ascii="Times New Roman" w:eastAsia="Times New Roman" w:hAnsi="Times New Roman" w:cs="Times New Roman"/>
+          <w:b/>
+          <w:bCs/>
+          <w:kern w:val="36"/>
+          <w:sz w:val="48"/>
+          <w:szCs w:val="48"/>
+          <w:lang w:eastAsia="ru-RU"/>
+        </w:rPr>
+      </w:pPr>
+      <w:r>
+        <w:t>musicCatalogProvider caches the available catalog for the app session.</w:t>
+      </w:r>
+    </w:p>
+    <w:p>
+      <w:pPr>
+        <w:spacing w:before="100" w:beforeAutospacing="1" w:after="100" w:afterAutospacing="1" w:line="240" w:lineRule="auto"/>
+        <w:outlineLvl w:val="0"/>
+        <w:rPr>
+          <w:rFonts w:ascii="Times New Roman" w:eastAsia="Times New Roman" w:hAnsi="Times New Roman" w:cs="Times New Roman"/>
+          <w:b/>
+          <w:bCs/>
+          <w:kern w:val="36"/>
+          <w:sz w:val="48"/>
+          <w:szCs w:val="48"/>
+          <w:lang w:eastAsia="ru-RU"/>
+        </w:rPr>
+      </w:pPr>
+      <w:r>
+        <w:t>storySoundtrackProvider(storyId) owns authoritative selected/effective state for one Story.</w:t>
+      </w:r>
+    </w:p>
+    <w:p>
+      <w:pPr>
+        <w:spacing w:before="100" w:beforeAutospacing="1" w:after="100" w:afterAutospacing="1" w:line="240" w:lineRule="auto"/>
+        <w:outlineLvl w:val="0"/>
+        <w:rPr>
+          <w:rFonts w:ascii="Times New Roman" w:eastAsia="Times New Roman" w:hAnsi="Times New Roman" w:cs="Times New Roman"/>
+          <w:b/>
+          <w:bCs/>
+          <w:kern w:val="36"/>
+          <w:sz w:val="48"/>
+          <w:szCs w:val="48"/>
+          <w:lang w:eastAsia="ru-RU"/>
+        </w:rPr>
+      </w:pPr>
+      <w:r>
+        <w:t>Story Details and Soundtrack Selection reuse the same per-Story provider state.</w:t>
+      </w:r>
+    </w:p>
+    <w:p>
+      <w:pPr>
+        <w:spacing w:before="100" w:beforeAutospacing="1" w:after="100" w:afterAutospacing="1" w:line="240" w:lineRule="auto"/>
+        <w:outlineLvl w:val="0"/>
+        <w:rPr>
+          <w:rFonts w:ascii="Times New Roman" w:eastAsia="Times New Roman" w:hAnsi="Times New Roman" w:cs="Times New Roman"/>
+          <w:b/>
+          <w:bCs/>
+          <w:kern w:val="36"/>
+          <w:sz w:val="48"/>
+          <w:szCs w:val="48"/>
+          <w:lang w:eastAsia="ru-RU"/>
+        </w:rPr>
+      </w:pPr>
+      <w:r>
+        <w:t>Fetch lifecycle:</w:t>
+      </w:r>
+    </w:p>
+    <w:p>
+      <w:pPr>
+        <w:spacing w:before="100" w:beforeAutospacing="1" w:after="100" w:afterAutospacing="1" w:line="240" w:lineRule="auto"/>
+        <w:outlineLvl w:val="0"/>
+        <w:rPr>
+          <w:rFonts w:ascii="Times New Roman" w:eastAsia="Times New Roman" w:hAnsi="Times New Roman" w:cs="Times New Roman"/>
+          <w:b/>
+          <w:bCs/>
+          <w:kern w:val="36"/>
+          <w:sz w:val="48"/>
+          <w:szCs w:val="48"/>
+          <w:lang w:eastAsia="ru-RU"/>
+        </w:rPr>
+      </w:pPr>
+      <w:r>
+        <w:t>Catalog is fetched when soundtrack selection is first needed and reused.</w:t>
+      </w:r>
+    </w:p>
+    <w:p>
+      <w:pPr>
+        <w:spacing w:before="100" w:beforeAutospacing="1" w:after="100" w:afterAutospacing="1" w:line="240" w:lineRule="auto"/>
+        <w:outlineLvl w:val="0"/>
+        <w:rPr>
+          <w:rFonts w:ascii="Times New Roman" w:eastAsia="Times New Roman" w:hAnsi="Times New Roman" w:cs="Times New Roman"/>
+          <w:b/>
+          <w:bCs/>
+          <w:kern w:val="36"/>
+          <w:sz w:val="48"/>
+          <w:szCs w:val="48"/>
+          <w:lang w:eastAsia="ru-RU"/>
+        </w:rPr>
+      </w:pPr>
+      <w:r>
+        <w:t>No per-track metadata requests.</w:t>
+      </w:r>
+    </w:p>
+    <w:p>
+      <w:pPr>
+        <w:spacing w:before="100" w:beforeAutospacing="1" w:after="100" w:afterAutospacing="1" w:line="240" w:lineRule="auto"/>
+        <w:outlineLvl w:val="0"/>
+        <w:rPr>
+          <w:rFonts w:ascii="Times New Roman" w:eastAsia="Times New Roman" w:hAnsi="Times New Roman" w:cs="Times New Roman"/>
+          <w:b/>
+          <w:bCs/>
+          <w:kern w:val="36"/>
+          <w:sz w:val="48"/>
+          <w:szCs w:val="48"/>
+          <w:lang w:eastAsia="ru-RU"/>
+        </w:rPr>
+      </w:pPr>
+      <w:r>
+        <w:t>Story soundtrack is loaded for the Story Details summary and reused by the selection screen.</w:t>
+      </w:r>
+    </w:p>
+    <w:p>
+      <w:pPr>
+        <w:spacing w:before="100" w:beforeAutospacing="1" w:after="100" w:afterAutospacing="1" w:line="240" w:lineRule="auto"/>
+        <w:outlineLvl w:val="0"/>
+        <w:rPr>
+          <w:rFonts w:ascii="Times New Roman" w:eastAsia="Times New Roman" w:hAnsi="Times New Roman" w:cs="Times New Roman"/>
+          <w:b/>
+          <w:bCs/>
+          <w:kern w:val="36"/>
+          <w:sz w:val="48"/>
+          <w:szCs w:val="48"/>
+          <w:lang w:eastAsia="ru-RU"/>
+        </w:rPr>
+      </w:pPr>
+      <w:r>
+        <w:t>Mutation reconciliation:</w:t>
+      </w:r>
+    </w:p>
+    <w:p>
+      <w:pPr>
+        <w:spacing w:before="100" w:beforeAutospacing="1" w:after="100" w:afterAutospacing="1" w:line="240" w:lineRule="auto"/>
+        <w:outlineLvl w:val="0"/>
+        <w:rPr>
+          <w:rFonts w:ascii="Times New Roman" w:eastAsia="Times New Roman" w:hAnsi="Times New Roman" w:cs="Times New Roman"/>
+          <w:b/>
+          <w:bCs/>
+          <w:kern w:val="36"/>
+          <w:sz w:val="48"/>
+          <w:szCs w:val="48"/>
+          <w:lang w:eastAsia="ru-RU"/>
+        </w:rPr>
+      </w:pPr>
+      <w:r>
+        <w:t>PUT/DELETE responses are authoritative.</w:t>
+      </w:r>
+    </w:p>
+    <w:p>
+      <w:pPr>
+        <w:spacing w:before="100" w:beforeAutospacing="1" w:after="100" w:afterAutospacing="1" w:line="240" w:lineRule="auto"/>
+        <w:outlineLvl w:val="0"/>
+        <w:rPr>
+          <w:rFonts w:ascii="Times New Roman" w:eastAsia="Times New Roman" w:hAnsi="Times New Roman" w:cs="Times New Roman"/>
+          <w:b/>
+          <w:bCs/>
+          <w:kern w:val="36"/>
+          <w:sz w:val="48"/>
+          <w:szCs w:val="48"/>
+          <w:lang w:eastAsia="ru-RU"/>
+        </w:rPr>
+      </w:pPr>
+      <w:r>
+        <w:t>After success, replace storySoundtrackProvider(storyId) from server response.</w:t>
+      </w:r>
+    </w:p>
+    <w:p>
+      <w:pPr>
+        <w:spacing w:before="100" w:beforeAutospacing="1" w:after="100" w:afterAutospacing="1" w:line="240" w:lineRule="auto"/>
+        <w:outlineLvl w:val="0"/>
+        <w:rPr>
+          <w:rFonts w:ascii="Times New Roman" w:eastAsia="Times New Roman" w:hAnsi="Times New Roman" w:cs="Times New Roman"/>
+          <w:b/>
+          <w:bCs/>
+          <w:kern w:val="36"/>
+          <w:sz w:val="48"/>
+          <w:szCs w:val="48"/>
+          <w:lang w:eastAsia="ru-RU"/>
+        </w:rPr>
+      </w:pPr>
+      <w:r>
+        <w:t>Do not fabricate client state or refresh unrelated memories, media, or participants.</w:t>
+      </w:r>
+    </w:p>
+    <w:p>
+      <w:pPr>
+        <w:spacing w:before="100" w:beforeAutospacing="1" w:after="100" w:afterAutospacing="1" w:line="240" w:lineRule="auto"/>
+        <w:outlineLvl w:val="0"/>
+        <w:rPr>
+          <w:rFonts w:ascii="Times New Roman" w:eastAsia="Times New Roman" w:hAnsi="Times New Roman" w:cs="Times New Roman"/>
+          <w:b/>
+          <w:bCs/>
+          <w:kern w:val="36"/>
+          <w:sz w:val="48"/>
+          <w:szCs w:val="48"/>
+          <w:lang w:eastAsia="ru-RU"/>
+        </w:rPr>
+      </w:pPr>
+      <w:r>
+        <w:t>During mutation, prevent repeated concurrent selections with pending state.</w:t>
+      </w:r>
+    </w:p>
+    <w:p>
+      <w:pPr>
+        <w:spacing w:before="100" w:beforeAutospacing="1" w:after="100" w:afterAutospacing="1" w:line="240" w:lineRule="auto"/>
+        <w:outlineLvl w:val="0"/>
+        <w:rPr>
+          <w:rFonts w:ascii="Times New Roman" w:eastAsia="Times New Roman" w:hAnsi="Times New Roman" w:cs="Times New Roman"/>
+          <w:b/>
+          <w:bCs/>
+          <w:kern w:val="36"/>
+          <w:sz w:val="48"/>
+          <w:szCs w:val="48"/>
+          <w:lang w:eastAsia="ru-RU"/>
+        </w:rPr>
+      </w:pPr>
+      <w:r>
+        <w:t>On failure, preserve previous authoritative state and show safe localized error.</w:t>
+      </w:r>
+    </w:p>
+    <w:p>
+      <w:pPr>
+        <w:spacing w:before="100" w:beforeAutospacing="1" w:after="100" w:afterAutospacing="1" w:line="240" w:lineRule="auto"/>
+        <w:outlineLvl w:val="0"/>
+        <w:rPr>
+          <w:rFonts w:ascii="Times New Roman" w:eastAsia="Times New Roman" w:hAnsi="Times New Roman" w:cs="Times New Roman"/>
+          <w:b/>
+          <w:bCs/>
+          <w:kern w:val="36"/>
+          <w:sz w:val="48"/>
+          <w:szCs w:val="48"/>
+          <w:lang w:eastAsia="ru-RU"/>
+        </w:rPr>
+      </w:pPr>
+      <w:r>
+        <w:rPr>
+          <w:rFonts w:ascii="Times New Roman" w:eastAsia="Times New Roman" w:hAnsi="Times New Roman" w:cs="Times New Roman"/>
+          <w:b/>
+          <w:bCs/>
+          <w:kern w:val="36"/>
+          <w:sz w:val="48"/>
+          <w:szCs w:val="48"/>
+          <w:lang w:eastAsia="ru-RU"/>
+        </w:rPr>
+        <w:t>Map Feature</w:t>
+      </w:r>
+    </w:p>
+    <w:p>
+      <w:pPr>
+        <w:spacing w:before="100" w:beforeAutospacing="1" w:after="100" w:afterAutospacing="1" w:line="240" w:lineRule="auto"/>
+        <w:rPr>
+          <w:rFonts w:ascii="Times New Roman" w:eastAsia="Times New Roman" w:hAnsi="Times New Roman" w:cs="Times New Roman"/>
+          <w:sz w:val="24"/>
+          <w:szCs w:val="24"/>
+          <w:lang w:eastAsia="ru-RU"/>
+        </w:rPr>
+      </w:pPr>
+      <w:r>
+        <w:rPr>
+          <w:rFonts w:ascii="Times New Roman" w:eastAsia="Times New Roman" w:hAnsi="Times New Roman" w:cs="Times New Roman"/>
+          <w:sz w:val="24"/>
+          <w:szCs w:val="24"/>
+          <w:lang w:eastAsia="ru-RU"/>
+        </w:rPr>
+        <w:lastRenderedPageBreak/>
+        <w:t>Отдельная фича.</w:t>
+      </w:r>
+    </w:p>
+    <w:p>
+      <w:pPr>
+        <w:spacing w:after="0" w:line="240" w:lineRule="auto"/>
+        <w:rPr>
+          <w:rFonts w:ascii="Times New Roman" w:eastAsia="Times New Roman" w:hAnsi="Times New Roman" w:cs="Times New Roman"/>
+          <w:sz w:val="24"/>
+          <w:szCs w:val="24"/>
+          <w:lang w:eastAsia="ru-RU"/>
+        </w:rPr>
+      </w:pPr>
+      <w:r>
+        <w:rPr>
+          <w:rFonts w:ascii="Times New Roman" w:eastAsia="Times New Roman" w:hAnsi="Times New Roman" w:cs="Times New Roman"/>
+          <w:sz w:val="24"/>
+          <w:szCs w:val="24"/>
+          <w:lang w:eastAsia="ru-RU"/>
+        </w:rPr>
+        <w:pict w14:anchorId="6EFC538F">
+          <v:rect id="_x0000_i1066" style="width:0;height:1.5pt" o:hralign="center" o:hrstd="t" o:hr="t" fillcolor="#a0a0a0" stroked="f"/>
+        </w:pict>
+      </w:r>
+    </w:p>
+    <w:p>
+      <w:pPr>
+        <w:tabs>
+          <w:tab w:val="left" w:pos="916"/>
+          <w:tab w:val="left" w:pos="1832"/>
+          <w:tab w:val="left" w:pos="2748"/>
+          <w:tab w:val="left" w:pos="3664"/>
+          <w:tab w:val="left" w:pos="4580"/>
+          <w:tab w:val="left" w:pos="5496"/>
+          <w:tab w:val="left" w:pos="6412"/>
+          <w:tab w:val="left" w:pos="7328"/>
+          <w:tab w:val="left" w:pos="8244"/>
+          <w:tab w:val="left" w:pos="9160"/>
+          <w:tab w:val="left" w:pos="10076"/>
+          <w:tab w:val="left" w:pos="10992"/>
+          <w:tab w:val="left" w:pos="11908"/>
+          <w:tab w:val="left" w:pos="12824"/>
+          <w:tab w:val="left" w:pos="13740"/>
+          <w:tab w:val="left" w:pos="14656"/>
+        </w:tabs>
+        <w:spacing w:after="0" w:line="240" w:lineRule="auto"/>
+        <w:rPr>
+          <w:rFonts w:ascii="Courier New" w:eastAsia="Times New Roman" w:hAnsi="Courier New" w:cs="Courier New"/>
+          <w:sz w:val="20"/>
+          <w:szCs w:val="20"/>
+          <w:lang w:eastAsia="ru-RU"/>
+        </w:rPr>
+      </w:pPr>
+      <w:r>
+        <w:rPr>
+          <w:rFonts w:ascii="Courier New" w:eastAsia="Times New Roman" w:hAnsi="Courier New" w:cs="Courier New"/>
+          <w:sz w:val="20"/>
+          <w:szCs w:val="20"/>
+          <w:lang w:eastAsia="ru-RU"/>
+        </w:rPr>
+        <w:t>map</w:t>
+      </w:r>
+    </w:p>
+    <w:p>
+      <w:pPr>
+        <w:tabs>
+          <w:tab w:val="left" w:pos="916"/>
+          <w:tab w:val="left" w:pos="1832"/>
+          <w:tab w:val="left" w:pos="2748"/>
+          <w:tab w:val="left" w:pos="3664"/>
+          <w:tab w:val="left" w:pos="4580"/>
+          <w:tab w:val="left" w:pos="5496"/>
+          <w:tab w:val="left" w:pos="6412"/>
+          <w:tab w:val="left" w:pos="7328"/>
+          <w:tab w:val="left" w:pos="8244"/>
+          <w:tab w:val="left" w:pos="9160"/>
+          <w:tab w:val="left" w:pos="10076"/>
+          <w:tab w:val="left" w:pos="10992"/>
+          <w:tab w:val="left" w:pos="11908"/>
+          <w:tab w:val="left" w:pos="12824"/>
+          <w:tab w:val="left" w:pos="13740"/>
+          <w:tab w:val="left" w:pos="14656"/>
+        </w:tabs>
+        <w:spacing w:after="0" w:line="240" w:lineRule="auto"/>
+        <w:rPr>
+          <w:rFonts w:ascii="Courier New" w:eastAsia="Times New Roman" w:hAnsi="Courier New" w:cs="Courier New"/>
+          <w:sz w:val="20"/>
+          <w:szCs w:val="20"/>
+          <w:lang w:eastAsia="ru-RU"/>
+        </w:rPr>
+      </w:pPr>
+    </w:p>
+    <w:p>
+      <w:pPr>
+        <w:tabs>
+          <w:tab w:val="left" w:pos="916"/>
+          <w:tab w:val="left" w:pos="1832"/>
+          <w:tab w:val="left" w:pos="2748"/>
+          <w:tab w:val="left" w:pos="3664"/>
+          <w:tab w:val="left" w:pos="4580"/>
+          <w:tab w:val="left" w:pos="5496"/>
+          <w:tab w:val="left" w:pos="6412"/>
+          <w:tab w:val="left" w:pos="7328"/>
+          <w:tab w:val="left" w:pos="8244"/>
+          <w:tab w:val="left" w:pos="9160"/>
+          <w:tab w:val="left" w:pos="10076"/>
+          <w:tab w:val="left" w:pos="10992"/>
+          <w:tab w:val="left" w:pos="11908"/>
+          <w:tab w:val="left" w:pos="12824"/>
+          <w:tab w:val="left" w:pos="13740"/>
+          <w:tab w:val="left" w:pos="14656"/>
+        </w:tabs>
+        <w:spacing w:after="0" w:line="240" w:lineRule="auto"/>
+        <w:rPr>
+          <w:rFonts w:ascii="Courier New" w:eastAsia="Times New Roman" w:hAnsi="Courier New" w:cs="Courier New"/>
+          <w:sz w:val="20"/>
+          <w:szCs w:val="20"/>
+          <w:lang w:eastAsia="ru-RU"/>
+        </w:rPr>
+      </w:pPr>
+      <w:r>
+        <w:rPr>
+          <w:rFonts w:ascii="Courier New" w:eastAsia="Times New Roman" w:hAnsi="Courier New" w:cs="Courier New"/>
+          <w:sz w:val="20"/>
+          <w:szCs w:val="20"/>
+          <w:lang w:eastAsia="ru-RU"/>
+        </w:rPr>
+        <w:t>├── presentation</w:t>
+      </w:r>
+    </w:p>
+    <w:p>
+      <w:pPr>
+        <w:tabs>
+          <w:tab w:val="left" w:pos="916"/>
+          <w:tab w:val="left" w:pos="1832"/>
+          <w:tab w:val="left" w:pos="2748"/>
+          <w:tab w:val="left" w:pos="3664"/>
+          <w:tab w:val="left" w:pos="4580"/>
+          <w:tab w:val="left" w:pos="5496"/>
+          <w:tab w:val="left" w:pos="6412"/>
+          <w:tab w:val="left" w:pos="7328"/>
+          <w:tab w:val="left" w:pos="8244"/>
+          <w:tab w:val="left" w:pos="9160"/>
+          <w:tab w:val="left" w:pos="10076"/>
+          <w:tab w:val="left" w:pos="10992"/>
+          <w:tab w:val="left" w:pos="11908"/>
+          <w:tab w:val="left" w:pos="12824"/>
+          <w:tab w:val="left" w:pos="13740"/>
+          <w:tab w:val="left" w:pos="14656"/>
+        </w:tabs>
+        <w:spacing w:after="0" w:line="240" w:lineRule="auto"/>
+        <w:rPr>
+          <w:rFonts w:ascii="Courier New" w:eastAsia="Times New Roman" w:hAnsi="Courier New" w:cs="Courier New"/>
+          <w:sz w:val="20"/>
+          <w:szCs w:val="20"/>
+          <w:lang w:eastAsia="ru-RU"/>
+        </w:rPr>
+      </w:pPr>
+      <w:r>
+        <w:rPr>
+          <w:rFonts w:ascii="Courier New" w:eastAsia="Times New Roman" w:hAnsi="Courier New" w:cs="Courier New"/>
+          <w:sz w:val="20"/>
+          <w:szCs w:val="20"/>
+          <w:lang w:eastAsia="ru-RU"/>
+        </w:rPr>
+        <w:t>├── providers</w:t>
+      </w:r>
+    </w:p>
+    <w:p>
+      <w:pPr>
+        <w:tabs>
+          <w:tab w:val="left" w:pos="916"/>
+          <w:tab w:val="left" w:pos="1832"/>
+          <w:tab w:val="left" w:pos="2748"/>
+          <w:tab w:val="left" w:pos="3664"/>
+          <w:tab w:val="left" w:pos="4580"/>
+          <w:tab w:val="left" w:pos="5496"/>
+          <w:tab w:val="left" w:pos="6412"/>
+          <w:tab w:val="left" w:pos="7328"/>
+          <w:tab w:val="left" w:pos="8244"/>
+          <w:tab w:val="left" w:pos="9160"/>
+          <w:tab w:val="left" w:pos="10076"/>
+          <w:tab w:val="left" w:pos="10992"/>
+          <w:tab w:val="left" w:pos="11908"/>
+          <w:tab w:val="left" w:pos="12824"/>
+          <w:tab w:val="left" w:pos="13740"/>
+          <w:tab w:val="left" w:pos="14656"/>
+        </w:tabs>
+        <w:spacing w:after="0" w:line="240" w:lineRule="auto"/>
+        <w:rPr>
+          <w:rFonts w:ascii="Courier New" w:eastAsia="Times New Roman" w:hAnsi="Courier New" w:cs="Courier New"/>
+          <w:sz w:val="20"/>
+          <w:szCs w:val="20"/>
+          <w:lang w:eastAsia="ru-RU"/>
+        </w:rPr>
+      </w:pPr>
+      <w:r>
+        <w:rPr>
+          <w:rFonts w:ascii="Courier New" w:eastAsia="Times New Roman" w:hAnsi="Courier New" w:cs="Courier New"/>
+          <w:sz w:val="20"/>
+          <w:szCs w:val="20"/>
+          <w:lang w:eastAsia="ru-RU"/>
+        </w:rPr>
+        <w:t>└── widgets</w:t>
+      </w:r>
+    </w:p>
+    <w:p>
+      <w:pPr>
+        <w:spacing w:after="0" w:line="240" w:lineRule="auto"/>
+        <w:rPr>
+          <w:rFonts w:ascii="Times New Roman" w:eastAsia="Times New Roman" w:hAnsi="Times New Roman" w:cs="Times New Roman"/>
+          <w:sz w:val="24"/>
+          <w:szCs w:val="24"/>
+          <w:lang w:eastAsia="ru-RU"/>
+        </w:rPr>
+      </w:pPr>
+      <w:r>
+        <w:rPr>
+          <w:rFonts w:ascii="Times New Roman" w:eastAsia="Times New Roman" w:hAnsi="Times New Roman" w:cs="Times New Roman"/>
+          <w:sz w:val="24"/>
+          <w:szCs w:val="24"/>
+          <w:lang w:eastAsia="ru-RU"/>
+        </w:rPr>
+        <w:pict w14:anchorId="611E99B8">
+          <v:rect id="_x0000_i1067" style="width:0;height:1.5pt" o:hralign="center" o:hrstd="t" o:hr="t" fillcolor="#a0a0a0" stroked="f"/>
+        </w:pict>
+      </w:r>
+    </w:p>
+    <w:p>
+      <w:pPr>
+        <w:spacing w:before="100" w:beforeAutospacing="1" w:after="100" w:afterAutospacing="1" w:line="240" w:lineRule="auto"/>
+        <w:rPr>
+          <w:rFonts w:ascii="Times New Roman" w:eastAsia="Times New Roman" w:hAnsi="Times New Roman" w:cs="Times New Roman"/>
+          <w:sz w:val="24"/>
+          <w:szCs w:val="24"/>
+          <w:lang w:eastAsia="ru-RU"/>
+        </w:rPr>
+      </w:pPr>
+      <w:r>
+        <w:rPr>
+          <w:rFonts w:ascii="Times New Roman" w:eastAsia="Times New Roman" w:hAnsi="Times New Roman" w:cs="Times New Roman"/>
+          <w:sz w:val="24"/>
+          <w:szCs w:val="24"/>
+          <w:lang w:eastAsia="ru-RU"/>
+        </w:rPr>
+        <w:t>Отвечает только за карту.</w:t>
+      </w:r>
+    </w:p>
+    <w:p>
+      <w:pPr>
+        <w:spacing w:after="0" w:line="240" w:lineRule="auto"/>
+        <w:rPr>
+          <w:rFonts w:ascii="Times New Roman" w:eastAsia="Times New Roman" w:hAnsi="Times New Roman" w:cs="Times New Roman"/>
+          <w:sz w:val="24"/>
+          <w:szCs w:val="24"/>
+          <w:lang w:eastAsia="ru-RU"/>
+        </w:rPr>
+      </w:pPr>
+      <w:r>
+        <w:rPr>
+          <w:rFonts w:ascii="Times New Roman" w:eastAsia="Times New Roman" w:hAnsi="Times New Roman" w:cs="Times New Roman"/>
+          <w:sz w:val="24"/>
+          <w:szCs w:val="24"/>
+          <w:lang w:eastAsia="ru-RU"/>
+        </w:rPr>
+        <w:pict w14:anchorId="6DFC22F3">
+          <v:rect id="_x0000_i1068" style="width:0;height:1.5pt" o:hralign="center" o:hrstd="t" o:hr="t" fillcolor="#a0a0a0" stroked="f"/>
+        </w:pict>
+      </w:r>
+    </w:p>
+    <w:p>
+      <w:pPr>
+        <w:spacing w:before="100" w:beforeAutospacing="1" w:after="100" w:afterAutospacing="1" w:line="240" w:lineRule="auto"/>
+        <w:rPr>
+          <w:rFonts w:ascii="Times New Roman" w:eastAsia="Times New Roman" w:hAnsi="Times New Roman" w:cs="Times New Roman"/>
+          <w:sz w:val="24"/>
+          <w:szCs w:val="24"/>
+          <w:lang w:eastAsia="ru-RU"/>
+        </w:rPr>
+      </w:pPr>
+      <w:r>
+        <w:rPr>
+          <w:rFonts w:ascii="Times New Roman" w:eastAsia="Times New Roman" w:hAnsi="Times New Roman" w:cs="Times New Roman"/>
+          <w:sz w:val="24"/>
+          <w:szCs w:val="24"/>
+          <w:lang w:eastAsia="ru-RU"/>
+        </w:rPr>
+        <w:t>Ничего не знает о:</w:t>
+      </w:r>
+    </w:p>
+    <w:p>
+      <w:pPr>
+        <w:numPr>
+          <w:ilvl w:val="0"/>
+          <w:numId w:val="7"/>
+        </w:numPr>
+        <w:spacing w:before="100" w:beforeAutospacing="1" w:after="100" w:afterAutospacing="1" w:line="240" w:lineRule="auto"/>
+        <w:rPr>
+          <w:rFonts w:ascii="Times New Roman" w:eastAsia="Times New Roman" w:hAnsi="Times New Roman" w:cs="Times New Roman"/>
+          <w:sz w:val="24"/>
+          <w:szCs w:val="24"/>
+          <w:lang w:eastAsia="ru-RU"/>
+        </w:rPr>
+      </w:pPr>
+      <w:r>
+        <w:rPr>
+          <w:rFonts w:ascii="Times New Roman" w:eastAsia="Times New Roman" w:hAnsi="Times New Roman" w:cs="Times New Roman"/>
+          <w:sz w:val="24"/>
+          <w:szCs w:val="24"/>
+          <w:lang w:eastAsia="ru-RU"/>
+        </w:rPr>
+        <w:t>Story;</w:t>
+      </w:r>
+    </w:p>
+    <w:p>
+      <w:pPr>
+        <w:numPr>
+          <w:ilvl w:val="0"/>
+          <w:numId w:val="7"/>
+        </w:numPr>
+        <w:spacing w:before="100" w:beforeAutospacing="1" w:after="100" w:afterAutospacing="1" w:line="240" w:lineRule="auto"/>
+        <w:rPr>
+          <w:rFonts w:ascii="Times New Roman" w:eastAsia="Times New Roman" w:hAnsi="Times New Roman" w:cs="Times New Roman"/>
+          <w:sz w:val="24"/>
+          <w:szCs w:val="24"/>
+          <w:lang w:eastAsia="ru-RU"/>
+        </w:rPr>
+      </w:pPr>
+      <w:r>
+        <w:rPr>
+          <w:rFonts w:ascii="Times New Roman" w:eastAsia="Times New Roman" w:hAnsi="Times New Roman" w:cs="Times New Roman"/>
+          <w:sz w:val="24"/>
+          <w:szCs w:val="24"/>
+          <w:lang w:eastAsia="ru-RU"/>
+        </w:rPr>
+        <w:t>Memory;</w:t>
+      </w:r>
+    </w:p>
+    <w:p>
+      <w:pPr>
+        <w:numPr>
+          <w:ilvl w:val="0"/>
+          <w:numId w:val="7"/>
+        </w:numPr>
+        <w:spacing w:before="100" w:beforeAutospacing="1" w:after="100" w:afterAutospacing="1" w:line="240" w:lineRule="auto"/>
+        <w:rPr>
+          <w:rFonts w:ascii="Times New Roman" w:eastAsia="Times New Roman" w:hAnsi="Times New Roman" w:cs="Times New Roman"/>
+          <w:sz w:val="24"/>
+          <w:szCs w:val="24"/>
+          <w:lang w:eastAsia="ru-RU"/>
+        </w:rPr>
+      </w:pPr>
+      <w:r>
+        <w:rPr>
+          <w:rFonts w:ascii="Times New Roman" w:eastAsia="Times New Roman" w:hAnsi="Times New Roman" w:cs="Times New Roman"/>
+          <w:sz w:val="24"/>
+          <w:szCs w:val="24"/>
+          <w:lang w:eastAsia="ru-RU"/>
+        </w:rPr>
+        <w:t>Media.</w:t>
+      </w:r>
+    </w:p>
+    <w:p>
+      <w:pPr>
+        <w:spacing w:after="0" w:line="240" w:lineRule="auto"/>
+        <w:rPr>
+          <w:rFonts w:ascii="Times New Roman" w:eastAsia="Times New Roman" w:hAnsi="Times New Roman" w:cs="Times New Roman"/>
+          <w:sz w:val="24"/>
+          <w:szCs w:val="24"/>
+          <w:lang w:eastAsia="ru-RU"/>
+        </w:rPr>
+      </w:pPr>
+      <w:r>
+        <w:rPr>
+          <w:rFonts w:ascii="Times New Roman" w:eastAsia="Times New Roman" w:hAnsi="Times New Roman" w:cs="Times New Roman"/>
+          <w:sz w:val="24"/>
+          <w:szCs w:val="24"/>
+          <w:lang w:eastAsia="ru-RU"/>
+        </w:rPr>
+        <w:pict w14:anchorId="7CD5AED2">
+          <v:rect id="_x0000_i1069" style="width:0;height:1.5pt" o:hralign="center" o:hrstd="t" o:hr="t" fillcolor="#a0a0a0" stroked="f"/>
+        </w:pict>
+      </w:r>
+    </w:p>
+    <w:p>
+      <w:pPr>
+        <w:spacing w:before="100" w:beforeAutospacing="1" w:after="100" w:afterAutospacing="1" w:line="240" w:lineRule="auto"/>
+        <w:rPr>
+          <w:rFonts w:ascii="Times New Roman" w:eastAsia="Times New Roman" w:hAnsi="Times New Roman" w:cs="Times New Roman"/>
+          <w:sz w:val="24"/>
+          <w:szCs w:val="24"/>
+          <w:lang w:eastAsia="ru-RU"/>
+        </w:rPr>
+      </w:pPr>
+      <w:r>
+        <w:rPr>
+          <w:rFonts w:ascii="Times New Roman" w:eastAsia="Times New Roman" w:hAnsi="Times New Roman" w:cs="Times New Roman"/>
+          <w:sz w:val="24"/>
+          <w:szCs w:val="24"/>
+          <w:lang w:eastAsia="ru-RU"/>
+        </w:rPr>
+        <w:t>Получает готовые данные.</w:t>
+      </w:r>
+    </w:p>
+    <w:p>
+      <w:pPr>
+        <w:spacing w:before="100" w:beforeAutospacing="1" w:after="100" w:afterAutospacing="1" w:line="240" w:lineRule="auto"/>
+        <w:rPr>
+          <w:rFonts w:ascii="Times New Roman" w:eastAsia="Times New Roman" w:hAnsi="Times New Roman" w:cs="Times New Roman"/>
+          <w:sz w:val="24"/>
+          <w:szCs w:val="24"/>
+          <w:lang w:eastAsia="ru-RU"/>
+        </w:rPr>
+      </w:pPr>
+      <w:r>
+        <w:rPr>
+          <w:rFonts w:ascii="Times New Roman" w:eastAsia="Times New Roman" w:hAnsi="Times New Roman" w:cs="Times New Roman"/>
+          <w:sz w:val="24"/>
+          <w:szCs w:val="24"/>
+          <w:lang w:eastAsia="ru-RU"/>
+        </w:rPr>
+        <w:t>Например:</w:t>
+      </w:r>
+    </w:p>
+    <w:p>
+      <w:pPr>
+        <w:tabs>
+          <w:tab w:val="left" w:pos="916"/>
+          <w:tab w:val="left" w:pos="1832"/>
+          <w:tab w:val="left" w:pos="2748"/>
+          <w:tab w:val="left" w:pos="3664"/>
+          <w:tab w:val="left" w:pos="4580"/>
+          <w:tab w:val="left" w:pos="5496"/>
+          <w:tab w:val="left" w:pos="6412"/>
+          <w:tab w:val="left" w:pos="7328"/>
+          <w:tab w:val="left" w:pos="8244"/>
+          <w:tab w:val="left" w:pos="9160"/>
+          <w:tab w:val="left" w:pos="10076"/>
+          <w:tab w:val="left" w:pos="10992"/>
+          <w:tab w:val="left" w:pos="11908"/>
+          <w:tab w:val="left" w:pos="12824"/>
+          <w:tab w:val="left" w:pos="13740"/>
+          <w:tab w:val="left" w:pos="14656"/>
+        </w:tabs>
+        <w:spacing w:after="0" w:line="240" w:lineRule="auto"/>
+        <w:rPr>
+          <w:rFonts w:ascii="Courier New" w:eastAsia="Times New Roman" w:hAnsi="Courier New" w:cs="Courier New"/>
+          <w:sz w:val="20"/>
+          <w:szCs w:val="20"/>
+          <w:lang w:eastAsia="ru-RU"/>
+        </w:rPr>
+      </w:pPr>
+      <w:r>
+        <w:rPr>
+          <w:rFonts w:ascii="Courier New" w:eastAsia="Times New Roman" w:hAnsi="Courier New" w:cs="Courier New"/>
+          <w:sz w:val="20"/>
+          <w:szCs w:val="20"/>
+          <w:lang w:eastAsia="ru-RU"/>
+        </w:rPr>
+        <w:t>List&lt;MapMarker&gt;</w:t>
+      </w:r>
+    </w:p>
+    <w:p>
+      <w:pPr>
+        <w:spacing w:after="0" w:line="240" w:lineRule="auto"/>
+        <w:rPr>
+          <w:rFonts w:ascii="Times New Roman" w:eastAsia="Times New Roman" w:hAnsi="Times New Roman" w:cs="Times New Roman"/>
+          <w:sz w:val="24"/>
+          <w:szCs w:val="24"/>
+          <w:lang w:eastAsia="ru-RU"/>
+        </w:rPr>
+      </w:pPr>
+      <w:r>
+        <w:rPr>
+          <w:rFonts w:ascii="Times New Roman" w:eastAsia="Times New Roman" w:hAnsi="Times New Roman" w:cs="Times New Roman"/>
+          <w:sz w:val="24"/>
+          <w:szCs w:val="24"/>
+          <w:lang w:eastAsia="ru-RU"/>
+        </w:rPr>
+        <w:pict w14:anchorId="2CA0B9E2">
+          <v:rect id="_x0000_i1070" style="width:0;height:1.5pt" o:hralign="center" o:hrstd="t" o:hr="t" fillcolor="#a0a0a0" stroked="f"/>
+        </w:pict>
+      </w:r>
+    </w:p>
+    <w:p>
+      <w:pPr>
+        <w:spacing w:before="100" w:beforeAutospacing="1" w:after="100" w:afterAutospacing="1" w:line="240" w:lineRule="auto"/>
+        <w:outlineLvl w:val="0"/>
+        <w:rPr>
+          <w:rFonts w:ascii="Times New Roman" w:eastAsia="Times New Roman" w:hAnsi="Times New Roman" w:cs="Times New Roman"/>
+          <w:b/>
+          <w:bCs/>
+          <w:kern w:val="36"/>
+          <w:sz w:val="48"/>
+          <w:szCs w:val="48"/>
+          <w:lang w:eastAsia="ru-RU"/>
+        </w:rPr>
+      </w:pPr>
+      <w:r>
         <w:t>Playback Feature</w:t>
       </w:r>
     </w:p>
     <w:p>
-      <w:pPr>
-        <w:spacing w:before="100" w:beforeAutospacing="1" w:after="100" w:afterAutospacing="1" w:line="240" w:lineRule="auto"/>
-        <w:rPr>
-          <w:rFonts w:ascii="Times New Roman" w:eastAsia="Times New Roman" w:hAnsi="Times New Roman" w:cs="Times New Roman"/>
-          <w:sz w:val="24"/>
-          <w:szCs w:val="24"/>
-          <w:lang w:eastAsia="ru-RU"/>
-        </w:rPr>
-      </w:pPr>
-      <w:r>
-        <w:rPr>
-          <w:rFonts w:ascii="Times New Roman" w:eastAsia="Times New Roman" w:hAnsi="Times New Roman" w:cs="Times New Roman"/>
-          <w:sz w:val="24"/>
-          <w:szCs w:val="24"/>
-          <w:lang w:eastAsia="ru-RU"/>
-        </w:rPr>
-        <w:t>Playback Feature</w:t>
-      </w:r>
-    </w:p>
-    <w:p>
-      <w:pPr>
-        <w:spacing w:before="100" w:beforeAutospacing="1" w:after="100" w:afterAutospacing="1" w:line="240" w:lineRule="auto"/>
-        <w:rPr>
-          <w:rFonts w:ascii="Times New Roman" w:eastAsia="Times New Roman" w:hAnsi="Times New Roman" w:cs="Times New Roman"/>
-          <w:sz w:val="24"/>
-          <w:szCs w:val="24"/>
-          <w:lang w:eastAsia="ru-RU"/>
-        </w:rPr>
-      </w:pPr>
-    </w:p>
-    <w:p>
-      <w:pPr>
-        <w:spacing w:before="100" w:beforeAutospacing="1" w:after="100" w:afterAutospacing="1" w:line="240" w:lineRule="auto"/>
-        <w:rPr>
-          <w:rFonts w:ascii="Times New Roman" w:eastAsia="Times New Roman" w:hAnsi="Times New Roman" w:cs="Times New Roman"/>
-          <w:sz w:val="24"/>
-          <w:szCs w:val="24"/>
-          <w:lang w:eastAsia="ru-RU"/>
-        </w:rPr>
-      </w:pPr>
-      <w:r>
-        <w:rPr>
-          <w:rFonts w:ascii="Times New Roman" w:eastAsia="Times New Roman" w:hAnsi="Times New Roman" w:cs="Times New Roman"/>
-          <w:sz w:val="24"/>
-          <w:szCs w:val="24"/>
-          <w:lang w:eastAsia="ru-RU"/>
-        </w:rPr>
+      <w:pPr/>
+      <w:r>
         <w:t>Ключевая эмоциональная фича продукта.</w:t>
       </w:r>
     </w:p>
     <w:p>
-      <w:pPr>
-        <w:spacing w:before="100" w:beforeAutospacing="1" w:after="100" w:afterAutospacing="1" w:line="240" w:lineRule="auto"/>
-        <w:rPr>
-          <w:rFonts w:ascii="Times New Roman" w:eastAsia="Times New Roman" w:hAnsi="Times New Roman" w:cs="Times New Roman"/>
-          <w:sz w:val="24"/>
-          <w:szCs w:val="24"/>
-          <w:lang w:eastAsia="ru-RU"/>
-        </w:rPr>
-      </w:pPr>
-    </w:p>
-    <w:p>
-      <w:pPr>
-        <w:spacing w:before="100" w:beforeAutospacing="1" w:after="100" w:afterAutospacing="1" w:line="240" w:lineRule="auto"/>
-        <w:rPr>
-          <w:rFonts w:ascii="Times New Roman" w:eastAsia="Times New Roman" w:hAnsi="Times New Roman" w:cs="Times New Roman"/>
-          <w:sz w:val="24"/>
-          <w:szCs w:val="24"/>
-          <w:lang w:eastAsia="ru-RU"/>
-        </w:rPr>
-      </w:pPr>
-      <w:r>
-        <w:rPr>
-          <w:rFonts w:ascii="Times New Roman" w:eastAsia="Times New Roman" w:hAnsi="Times New Roman" w:cs="Times New Roman"/>
-          <w:sz w:val="24"/>
-          <w:szCs w:val="24"/>
-          <w:lang w:eastAsia="ru-RU"/>
-        </w:rPr>
-        <w:t>Отвечает за:</w:t>
-      </w:r>
-    </w:p>
-    <w:p>
-      <w:pPr>
-        <w:spacing w:before="100" w:beforeAutospacing="1" w:after="100" w:afterAutospacing="1" w:line="240" w:lineRule="auto"/>
-        <w:rPr>
-          <w:rFonts w:ascii="Times New Roman" w:eastAsia="Times New Roman" w:hAnsi="Times New Roman" w:cs="Times New Roman"/>
-          <w:sz w:val="24"/>
-          <w:szCs w:val="24"/>
-          <w:lang w:eastAsia="ru-RU"/>
-        </w:rPr>
-      </w:pPr>
-    </w:p>
-    <w:p>
-      <w:pPr>
-        <w:spacing w:before="100" w:beforeAutospacing="1" w:after="100" w:afterAutospacing="1" w:line="240" w:lineRule="auto"/>
-        <w:rPr>
-          <w:rFonts w:ascii="Times New Roman" w:eastAsia="Times New Roman" w:hAnsi="Times New Roman" w:cs="Times New Roman"/>
-          <w:sz w:val="24"/>
-          <w:szCs w:val="24"/>
-          <w:lang w:eastAsia="ru-RU"/>
-        </w:rPr>
-      </w:pPr>
-      <w:r>
-        <w:rPr>
-          <w:rFonts w:ascii="Times New Roman" w:eastAsia="Times New Roman" w:hAnsi="Times New Roman" w:cs="Times New Roman"/>
-          <w:sz w:val="24"/>
-          <w:szCs w:val="24"/>
-          <w:lang w:eastAsia="ru-RU"/>
-        </w:rPr>
-        <w:t>Story Playback.</w:t>
-      </w:r>
-    </w:p>
-    <w:p>
-      <w:pPr>
-        <w:spacing w:before="100" w:beforeAutospacing="1" w:after="100" w:afterAutospacing="1" w:line="240" w:lineRule="auto"/>
-        <w:rPr>
-          <w:rFonts w:ascii="Times New Roman" w:eastAsia="Times New Roman" w:hAnsi="Times New Roman" w:cs="Times New Roman"/>
-          <w:sz w:val="24"/>
-          <w:szCs w:val="24"/>
-          <w:lang w:eastAsia="ru-RU"/>
-        </w:rPr>
-      </w:pPr>
-    </w:p>
-    <w:p>
-      <w:pPr>
-        <w:spacing w:before="100" w:beforeAutospacing="1" w:after="100" w:afterAutospacing="1" w:line="240" w:lineRule="auto"/>
-        <w:rPr>
-          <w:rFonts w:ascii="Times New Roman" w:eastAsia="Times New Roman" w:hAnsi="Times New Roman" w:cs="Times New Roman"/>
-          <w:sz w:val="24"/>
-          <w:szCs w:val="24"/>
-          <w:lang w:eastAsia="ru-RU"/>
-        </w:rPr>
-      </w:pPr>
-      <w:r>
-        <w:rPr>
-          <w:rFonts w:ascii="Times New Roman" w:eastAsia="Times New Roman" w:hAnsi="Times New Roman" w:cs="Times New Roman"/>
-          <w:sz w:val="24"/>
-          <w:szCs w:val="24"/>
-          <w:lang w:eastAsia="ru-RU"/>
-        </w:rPr>
+      <w:pPr/>
+      <w:r>
+        <w:t>Отвечает за Story Playback.</w:t>
+      </w:r>
+    </w:p>
+    <w:p>
+      <w:pPr/>
+      <w:r>
         <w:t>Flutter отвечает за:</w:t>
       </w:r>
     </w:p>
     <w:p>
-      <w:pPr>
-        <w:spacing w:before="100" w:beforeAutospacing="1" w:after="100" w:afterAutospacing="1" w:line="240" w:lineRule="auto"/>
-        <w:rPr>
-          <w:rFonts w:ascii="Times New Roman" w:eastAsia="Times New Roman" w:hAnsi="Times New Roman" w:cs="Times New Roman"/>
-          <w:sz w:val="24"/>
-          <w:szCs w:val="24"/>
-          <w:lang w:eastAsia="ru-RU"/>
-        </w:rPr>
-      </w:pPr>
-    </w:p>
-    <w:p>
-      <w:pPr>
-        <w:spacing w:before="100" w:beforeAutospacing="1" w:after="100" w:afterAutospacing="1" w:line="240" w:lineRule="auto"/>
-        <w:rPr>
-          <w:rFonts w:ascii="Times New Roman" w:eastAsia="Times New Roman" w:hAnsi="Times New Roman" w:cs="Times New Roman"/>
-          <w:sz w:val="24"/>
-          <w:szCs w:val="24"/>
-          <w:lang w:eastAsia="ru-RU"/>
-        </w:rPr>
-      </w:pPr>
-      <w:r>
-        <w:rPr>
-          <w:rFonts w:ascii="Times New Roman" w:eastAsia="Times New Roman" w:hAnsi="Times New Roman" w:cs="Times New Roman"/>
-          <w:sz w:val="24"/>
-          <w:szCs w:val="24"/>
-          <w:lang w:eastAsia="ru-RU"/>
-        </w:rPr>
+      <w:pPr/>
+      <w:r>
         <w:t>• анимацию карты;</w:t>
       </w:r>
     </w:p>
     <w:p>
-      <w:pPr>
-        <w:spacing w:before="100" w:beforeAutospacing="1" w:after="100" w:afterAutospacing="1" w:line="240" w:lineRule="auto"/>
-        <w:rPr>
-          <w:rFonts w:ascii="Times New Roman" w:eastAsia="Times New Roman" w:hAnsi="Times New Roman" w:cs="Times New Roman"/>
-          <w:sz w:val="24"/>
-          <w:szCs w:val="24"/>
-          <w:lang w:eastAsia="ru-RU"/>
-        </w:rPr>
-      </w:pPr>
-      <w:r>
-        <w:rPr>
-          <w:rFonts w:ascii="Times New Roman" w:eastAsia="Times New Roman" w:hAnsi="Times New Roman" w:cs="Times New Roman"/>
-          <w:sz w:val="24"/>
-          <w:szCs w:val="24"/>
-          <w:lang w:eastAsia="ru-RU"/>
-        </w:rPr>
-        <w:lastRenderedPageBreak/>
+      <w:pPr/>
+      <w:r>
         <w:t>• переходы между воспоминаниями;</w:t>
       </w:r>
     </w:p>
     <w:p>
-      <w:pPr>
-        <w:spacing w:before="100" w:beforeAutospacing="1" w:after="100" w:afterAutospacing="1" w:line="240" w:lineRule="auto"/>
-        <w:rPr>
-          <w:rFonts w:ascii="Times New Roman" w:eastAsia="Times New Roman" w:hAnsi="Times New Roman" w:cs="Times New Roman"/>
-          <w:sz w:val="24"/>
-          <w:szCs w:val="24"/>
-          <w:lang w:eastAsia="ru-RU"/>
-        </w:rPr>
-      </w:pPr>
-      <w:r>
-        <w:rPr>
-          <w:rFonts w:ascii="Times New Roman" w:eastAsia="Times New Roman" w:hAnsi="Times New Roman" w:cs="Times New Roman"/>
-          <w:sz w:val="24"/>
-          <w:szCs w:val="24"/>
-          <w:lang w:eastAsia="ru-RU"/>
-        </w:rPr>
+      <w:pPr/>
+      <w:r>
         <w:t>• отображение фотографий;</w:t>
       </w:r>
     </w:p>
     <w:p>
-      <w:pPr>
-        <w:spacing w:before="100" w:beforeAutospacing="1" w:after="100" w:afterAutospacing="1" w:line="240" w:lineRule="auto"/>
-        <w:rPr>
-          <w:rFonts w:ascii="Times New Roman" w:eastAsia="Times New Roman" w:hAnsi="Times New Roman" w:cs="Times New Roman"/>
-          <w:sz w:val="24"/>
-          <w:szCs w:val="24"/>
-          <w:lang w:eastAsia="ru-RU"/>
-        </w:rPr>
-      </w:pPr>
-      <w:r>
-        <w:rPr>
-          <w:rFonts w:ascii="Times New Roman" w:eastAsia="Times New Roman" w:hAnsi="Times New Roman" w:cs="Times New Roman"/>
-          <w:sz w:val="24"/>
-          <w:szCs w:val="24"/>
-          <w:lang w:eastAsia="ru-RU"/>
-        </w:rPr>
+      <w:pPr/>
+      <w:r>
         <w:t>• отображение дат;</w:t>
       </w:r>
     </w:p>
     <w:p>
-      <w:pPr>
-        <w:spacing w:before="100" w:beforeAutospacing="1" w:after="100" w:afterAutospacing="1" w:line="240" w:lineRule="auto"/>
-        <w:rPr>
-          <w:rFonts w:ascii="Times New Roman" w:eastAsia="Times New Roman" w:hAnsi="Times New Roman" w:cs="Times New Roman"/>
-          <w:sz w:val="24"/>
-          <w:szCs w:val="24"/>
-          <w:lang w:eastAsia="ru-RU"/>
-        </w:rPr>
-      </w:pPr>
-      <w:r>
-        <w:rPr>
-          <w:rFonts w:ascii="Times New Roman" w:eastAsia="Times New Roman" w:hAnsi="Times New Roman" w:cs="Times New Roman"/>
-          <w:sz w:val="24"/>
-          <w:szCs w:val="24"/>
-          <w:lang w:eastAsia="ru-RU"/>
-        </w:rPr>
+      <w:pPr/>
+      <w:r>
         <w:t>• отображение Memory Cards;</w:t>
       </w:r>
     </w:p>
     <w:p>
-      <w:pPr>
-        <w:spacing w:before="100" w:beforeAutospacing="1" w:after="100" w:afterAutospacing="1" w:line="240" w:lineRule="auto"/>
-        <w:rPr>
-          <w:rFonts w:ascii="Times New Roman" w:eastAsia="Times New Roman" w:hAnsi="Times New Roman" w:cs="Times New Roman"/>
-          <w:sz w:val="24"/>
-          <w:szCs w:val="24"/>
-          <w:lang w:val="en-US" w:eastAsia="ru-RU"/>
-        </w:rPr>
-      </w:pPr>
-      <w:r>
-        <w:rPr>
-          <w:rFonts w:ascii="Times New Roman" w:eastAsia="Times New Roman" w:hAnsi="Times New Roman" w:cs="Times New Roman"/>
-          <w:sz w:val="24"/>
-          <w:szCs w:val="24"/>
-          <w:lang w:val="en-US" w:eastAsia="ru-RU"/>
-        </w:rPr>
-        <w:t xml:space="preserve">• </w:t>
-      </w:r>
-      <w:r>
-        <w:rPr>
-          <w:rFonts w:ascii="Times New Roman" w:eastAsia="Times New Roman" w:hAnsi="Times New Roman" w:cs="Times New Roman"/>
-          <w:sz w:val="24"/>
-          <w:szCs w:val="24"/>
-          <w:lang w:eastAsia="ru-RU"/>
-        </w:rPr>
-        <w:t>визуальный</w:t>
-      </w:r>
-      <w:r>
-        <w:rPr>
-          <w:rFonts w:ascii="Times New Roman" w:eastAsia="Times New Roman" w:hAnsi="Times New Roman" w:cs="Times New Roman"/>
-          <w:sz w:val="24"/>
-          <w:szCs w:val="24"/>
-          <w:lang w:val="en-US" w:eastAsia="ru-RU"/>
-        </w:rPr>
-        <w:t xml:space="preserve"> Playback progress;</w:t>
-      </w:r>
-    </w:p>
-    <w:p>
-      <w:pPr>
-        <w:spacing w:before="100" w:beforeAutospacing="1" w:after="100" w:afterAutospacing="1" w:line="240" w:lineRule="auto"/>
-        <w:rPr>
-          <w:rFonts w:ascii="Times New Roman" w:eastAsia="Times New Roman" w:hAnsi="Times New Roman" w:cs="Times New Roman"/>
-          <w:sz w:val="24"/>
-          <w:szCs w:val="24"/>
-          <w:lang w:val="en-US" w:eastAsia="ru-RU"/>
-        </w:rPr>
-      </w:pPr>
-      <w:r>
-        <w:rPr>
-          <w:rFonts w:ascii="Times New Roman" w:eastAsia="Times New Roman" w:hAnsi="Times New Roman" w:cs="Times New Roman"/>
-          <w:sz w:val="24"/>
-          <w:szCs w:val="24"/>
-          <w:lang w:val="en-US" w:eastAsia="ru-RU"/>
-        </w:rPr>
-        <w:t>• orchestration optional Story soundtrack.</w:t>
-      </w:r>
-    </w:p>
-    <w:p>
-      <w:pPr>
-        <w:spacing w:before="100" w:beforeAutospacing="1" w:after="100" w:afterAutospacing="1" w:line="240" w:lineRule="auto"/>
-        <w:rPr>
-          <w:rFonts w:ascii="Times New Roman" w:eastAsia="Times New Roman" w:hAnsi="Times New Roman" w:cs="Times New Roman"/>
-          <w:sz w:val="24"/>
-          <w:szCs w:val="24"/>
-          <w:lang w:val="en-US" w:eastAsia="ru-RU"/>
-        </w:rPr>
-      </w:pPr>
-    </w:p>
-    <w:p>
-      <w:pPr>
-        <w:spacing w:before="100" w:beforeAutospacing="1" w:after="100" w:afterAutospacing="1" w:line="240" w:lineRule="auto"/>
-        <w:rPr>
-          <w:rFonts w:ascii="Times New Roman" w:eastAsia="Times New Roman" w:hAnsi="Times New Roman" w:cs="Times New Roman"/>
-          <w:sz w:val="24"/>
-          <w:szCs w:val="24"/>
-          <w:lang w:val="en-US" w:eastAsia="ru-RU"/>
-        </w:rPr>
-      </w:pPr>
-      <w:r>
-        <w:rPr>
-          <w:rFonts w:ascii="Times New Roman" w:eastAsia="Times New Roman" w:hAnsi="Times New Roman" w:cs="Times New Roman"/>
-          <w:sz w:val="24"/>
-          <w:szCs w:val="24"/>
-          <w:lang w:val="en-US" w:eastAsia="ru-RU"/>
-        </w:rPr>
-        <w:t xml:space="preserve">Backend </w:t>
-      </w:r>
-      <w:r>
-        <w:rPr>
-          <w:rFonts w:ascii="Times New Roman" w:eastAsia="Times New Roman" w:hAnsi="Times New Roman" w:cs="Times New Roman"/>
-          <w:sz w:val="24"/>
-          <w:szCs w:val="24"/>
-          <w:lang w:eastAsia="ru-RU"/>
-        </w:rPr>
-        <w:t>не</w:t>
-      </w:r>
-      <w:r>
-        <w:rPr>
-          <w:rFonts w:ascii="Times New Roman" w:eastAsia="Times New Roman" w:hAnsi="Times New Roman" w:cs="Times New Roman"/>
-          <w:sz w:val="24"/>
-          <w:szCs w:val="24"/>
-          <w:lang w:val="en-US" w:eastAsia="ru-RU"/>
-        </w:rPr>
-        <w:t xml:space="preserve"> </w:t>
-      </w:r>
-      <w:r>
-        <w:rPr>
-          <w:rFonts w:ascii="Times New Roman" w:eastAsia="Times New Roman" w:hAnsi="Times New Roman" w:cs="Times New Roman"/>
-          <w:sz w:val="24"/>
-          <w:szCs w:val="24"/>
-          <w:lang w:eastAsia="ru-RU"/>
-        </w:rPr>
-        <w:t>генерирует</w:t>
-      </w:r>
-      <w:r>
-        <w:rPr>
-          <w:rFonts w:ascii="Times New Roman" w:eastAsia="Times New Roman" w:hAnsi="Times New Roman" w:cs="Times New Roman"/>
-          <w:sz w:val="24"/>
-          <w:szCs w:val="24"/>
-          <w:lang w:val="en-US" w:eastAsia="ru-RU"/>
-        </w:rPr>
-        <w:t xml:space="preserve"> Story Playback video.</w:t>
-      </w:r>
-    </w:p>
-    <w:p>
-      <w:pPr>
-        <w:spacing w:before="100" w:beforeAutospacing="1" w:after="100" w:afterAutospacing="1" w:line="240" w:lineRule="auto"/>
-        <w:rPr>
-          <w:rFonts w:ascii="Times New Roman" w:eastAsia="Times New Roman" w:hAnsi="Times New Roman" w:cs="Times New Roman"/>
-          <w:sz w:val="24"/>
-          <w:szCs w:val="24"/>
-          <w:lang w:val="en-US" w:eastAsia="ru-RU"/>
-        </w:rPr>
-      </w:pPr>
-    </w:p>
-    <w:p>
-      <w:pPr>
-        <w:spacing w:before="100" w:beforeAutospacing="1" w:after="100" w:afterAutospacing="1" w:line="240" w:lineRule="auto"/>
-        <w:rPr>
-          <w:rFonts w:ascii="Times New Roman" w:eastAsia="Times New Roman" w:hAnsi="Times New Roman" w:cs="Times New Roman"/>
-          <w:sz w:val="24"/>
-          <w:szCs w:val="24"/>
-          <w:lang w:val="en-US" w:eastAsia="ru-RU"/>
-        </w:rPr>
-      </w:pPr>
-      <w:r>
-        <w:rPr>
-          <w:rFonts w:ascii="Times New Roman" w:eastAsia="Times New Roman" w:hAnsi="Times New Roman" w:cs="Times New Roman"/>
-          <w:sz w:val="24"/>
-          <w:szCs w:val="24"/>
-          <w:lang w:val="en-US" w:eastAsia="ru-RU"/>
-        </w:rPr>
-        <w:t xml:space="preserve">Background soundtrack </w:t>
-      </w:r>
-      <w:r>
-        <w:rPr>
-          <w:rFonts w:ascii="Times New Roman" w:eastAsia="Times New Roman" w:hAnsi="Times New Roman" w:cs="Times New Roman"/>
-          <w:sz w:val="24"/>
-          <w:szCs w:val="24"/>
-          <w:lang w:eastAsia="ru-RU"/>
-        </w:rPr>
-        <w:t>не</w:t>
-      </w:r>
-      <w:r>
-        <w:rPr>
-          <w:rFonts w:ascii="Times New Roman" w:eastAsia="Times New Roman" w:hAnsi="Times New Roman" w:cs="Times New Roman"/>
-          <w:sz w:val="24"/>
-          <w:szCs w:val="24"/>
-          <w:lang w:val="en-US" w:eastAsia="ru-RU"/>
-        </w:rPr>
-        <w:t xml:space="preserve"> </w:t>
-      </w:r>
-      <w:r>
-        <w:rPr>
-          <w:rFonts w:ascii="Times New Roman" w:eastAsia="Times New Roman" w:hAnsi="Times New Roman" w:cs="Times New Roman"/>
-          <w:sz w:val="24"/>
-          <w:szCs w:val="24"/>
-          <w:lang w:eastAsia="ru-RU"/>
-        </w:rPr>
-        <w:t>меняет</w:t>
-      </w:r>
-      <w:r>
-        <w:rPr>
-          <w:rFonts w:ascii="Times New Roman" w:eastAsia="Times New Roman" w:hAnsi="Times New Roman" w:cs="Times New Roman"/>
-          <w:sz w:val="24"/>
-          <w:szCs w:val="24"/>
-          <w:lang w:val="en-US" w:eastAsia="ru-RU"/>
-        </w:rPr>
-        <w:t xml:space="preserve"> ownership </w:t>
-      </w:r>
-      <w:r>
-        <w:rPr>
-          <w:rFonts w:ascii="Times New Roman" w:eastAsia="Times New Roman" w:hAnsi="Times New Roman" w:cs="Times New Roman"/>
-          <w:sz w:val="24"/>
-          <w:szCs w:val="24"/>
-          <w:lang w:eastAsia="ru-RU"/>
-        </w:rPr>
-        <w:t>визуального</w:t>
-      </w:r>
-      <w:r>
-        <w:rPr>
-          <w:rFonts w:ascii="Times New Roman" w:eastAsia="Times New Roman" w:hAnsi="Times New Roman" w:cs="Times New Roman"/>
-          <w:sz w:val="24"/>
-          <w:szCs w:val="24"/>
-          <w:lang w:val="en-US" w:eastAsia="ru-RU"/>
-        </w:rPr>
-        <w:t xml:space="preserve"> Playback:</w:t>
-      </w:r>
-    </w:p>
-    <w:p>
-      <w:pPr>
-        <w:spacing w:before="100" w:beforeAutospacing="1" w:after="100" w:afterAutospacing="1" w:line="240" w:lineRule="auto"/>
-        <w:rPr>
-          <w:rFonts w:ascii="Times New Roman" w:eastAsia="Times New Roman" w:hAnsi="Times New Roman" w:cs="Times New Roman"/>
-          <w:sz w:val="24"/>
-          <w:szCs w:val="24"/>
-          <w:lang w:val="en-US" w:eastAsia="ru-RU"/>
-        </w:rPr>
-      </w:pPr>
-      <w:r>
-        <w:rPr>
-          <w:rFonts w:ascii="Times New Roman" w:eastAsia="Times New Roman" w:hAnsi="Times New Roman" w:cs="Times New Roman"/>
-          <w:sz w:val="24"/>
-          <w:szCs w:val="24"/>
-          <w:lang w:val="en-US" w:eastAsia="ru-RU"/>
-        </w:rPr>
-        <w:t xml:space="preserve">Story Playback </w:t>
-      </w:r>
-      <w:r>
-        <w:rPr>
-          <w:rFonts w:ascii="Times New Roman" w:eastAsia="Times New Roman" w:hAnsi="Times New Roman" w:cs="Times New Roman"/>
-          <w:sz w:val="24"/>
-          <w:szCs w:val="24"/>
-          <w:lang w:eastAsia="ru-RU"/>
-        </w:rPr>
-        <w:t>остаётся</w:t>
-      </w:r>
-      <w:r>
-        <w:rPr>
-          <w:rFonts w:ascii="Times New Roman" w:eastAsia="Times New Roman" w:hAnsi="Times New Roman" w:cs="Times New Roman"/>
-          <w:sz w:val="24"/>
-          <w:szCs w:val="24"/>
-          <w:lang w:val="en-US" w:eastAsia="ru-RU"/>
-        </w:rPr>
-        <w:t xml:space="preserve"> client-side feature</w:t>
-      </w:r>
-      <w:r>
-        <w:rPr>
-          <w:rFonts w:ascii="Times New Roman" w:eastAsia="Times New Roman" w:hAnsi="Times New Roman" w:cs="Times New Roman"/>
-          <w:sz w:val="24"/>
-          <w:szCs w:val="24"/>
-          <w:lang w:val="en-US" w:eastAsia="ru-RU"/>
-        </w:rPr>
-        <w:t>.</w:t>
-      </w:r>
-    </w:p>
-    <w:p>
-      <w:pPr>
-        <w:spacing w:before="100" w:beforeAutospacing="1" w:after="100" w:afterAutospacing="1" w:line="240" w:lineRule="auto"/>
-        <w:rPr>
-          <w:rFonts w:ascii="Times New Roman" w:eastAsia="Times New Roman" w:hAnsi="Times New Roman" w:cs="Times New Roman"/>
-          <w:sz w:val="24"/>
-          <w:szCs w:val="24"/>
-          <w:lang w:val="en-US" w:eastAsia="ru-RU"/>
-        </w:rPr>
-      </w:pPr>
-    </w:p>
-    <w:p>
-      <w:pPr>
-        <w:spacing w:before="100" w:beforeAutospacing="1" w:after="100" w:afterAutospacing="1" w:line="240" w:lineRule="auto"/>
-        <w:rPr>
-          <w:rFonts w:ascii="Times New Roman" w:eastAsia="Times New Roman" w:hAnsi="Times New Roman" w:cs="Times New Roman"/>
-          <w:sz w:val="24"/>
-          <w:szCs w:val="24"/>
-          <w:lang w:val="en-US" w:eastAsia="ru-RU"/>
-        </w:rPr>
-      </w:pPr>
-      <w:r>
-        <w:rPr>
-          <w:rFonts w:ascii="Times New Roman" w:eastAsia="Times New Roman" w:hAnsi="Times New Roman" w:cs="Times New Roman"/>
-          <w:sz w:val="24"/>
-          <w:szCs w:val="24"/>
-          <w:lang w:val="en-US" w:eastAsia="ru-RU"/>
-        </w:rPr>
-        <w:t>Playback Soundtrack Architecture</w:t>
-      </w:r>
-    </w:p>
-    <w:p>
-      <w:pPr>
-        <w:spacing w:before="100" w:beforeAutospacing="1" w:after="100" w:afterAutospacing="1" w:line="240" w:lineRule="auto"/>
-        <w:rPr>
-          <w:rFonts w:ascii="Times New Roman" w:eastAsia="Times New Roman" w:hAnsi="Times New Roman" w:cs="Times New Roman"/>
-          <w:sz w:val="24"/>
-          <w:szCs w:val="24"/>
-          <w:lang w:val="en-US" w:eastAsia="ru-RU"/>
-        </w:rPr>
-      </w:pPr>
-    </w:p>
-    <w:p>
-      <w:pPr>
-        <w:spacing w:before="100" w:beforeAutospacing="1" w:after="100" w:afterAutospacing="1" w:line="240" w:lineRule="auto"/>
-        <w:rPr>
-          <w:rFonts w:ascii="Times New Roman" w:eastAsia="Times New Roman" w:hAnsi="Times New Roman" w:cs="Times New Roman"/>
-          <w:sz w:val="24"/>
-          <w:szCs w:val="24"/>
-          <w:lang w:val="en-US" w:eastAsia="ru-RU"/>
-        </w:rPr>
-      </w:pPr>
-      <w:r>
-        <w:rPr>
-          <w:rFonts w:ascii="Times New Roman" w:eastAsia="Times New Roman" w:hAnsi="Times New Roman" w:cs="Times New Roman"/>
-          <w:sz w:val="24"/>
-          <w:szCs w:val="24"/>
-          <w:lang w:val="en-US" w:eastAsia="ru-RU"/>
-        </w:rPr>
-        <w:t>Playback не должен зависеть от:</w:t>
-      </w:r>
-    </w:p>
-    <w:p>
-      <w:pPr>
-        <w:spacing w:before="100" w:beforeAutospacing="1" w:after="100" w:afterAutospacing="1" w:line="240" w:lineRule="auto"/>
-        <w:rPr>
-          <w:rFonts w:ascii="Times New Roman" w:eastAsia="Times New Roman" w:hAnsi="Times New Roman" w:cs="Times New Roman"/>
-          <w:sz w:val="24"/>
-          <w:szCs w:val="24"/>
-          <w:lang w:val="en-US" w:eastAsia="ru-RU"/>
-        </w:rPr>
-      </w:pPr>
-    </w:p>
-    <w:p>
-      <w:pPr>
-        <w:spacing w:before="100" w:beforeAutospacing="1" w:after="100" w:afterAutospacing="1" w:line="240" w:lineRule="auto"/>
-        <w:rPr>
-          <w:rFonts w:ascii="Times New Roman" w:eastAsia="Times New Roman" w:hAnsi="Times New Roman" w:cs="Times New Roman"/>
-          <w:sz w:val="24"/>
-          <w:szCs w:val="24"/>
-          <w:lang w:val="en-US" w:eastAsia="ru-RU"/>
-        </w:rPr>
-      </w:pPr>
-      <w:r>
-        <w:rPr>
-          <w:rFonts w:ascii="Times New Roman" w:eastAsia="Times New Roman" w:hAnsi="Times New Roman" w:cs="Times New Roman"/>
-          <w:sz w:val="24"/>
-          <w:szCs w:val="24"/>
-          <w:lang w:val="en-US" w:eastAsia="ru-RU"/>
-        </w:rPr>
-        <w:t>Pixabay;</w:t>
-      </w:r>
-    </w:p>
-    <w:p>
-      <w:pPr>
-        <w:spacing w:before="100" w:beforeAutospacing="1" w:after="100" w:afterAutospacing="1" w:line="240" w:lineRule="auto"/>
-        <w:rPr>
-          <w:rFonts w:ascii="Times New Roman" w:eastAsia="Times New Roman" w:hAnsi="Times New Roman" w:cs="Times New Roman"/>
-          <w:sz w:val="24"/>
-          <w:szCs w:val="24"/>
-          <w:lang w:val="en-US" w:eastAsia="ru-RU"/>
-        </w:rPr>
-      </w:pPr>
-      <w:r>
-        <w:rPr>
-          <w:rFonts w:ascii="Times New Roman" w:eastAsia="Times New Roman" w:hAnsi="Times New Roman" w:cs="Times New Roman"/>
-          <w:sz w:val="24"/>
-          <w:szCs w:val="24"/>
-          <w:lang w:val="en-US" w:eastAsia="ru-RU"/>
-        </w:rPr>
-        <w:t>FreeMusicLab;</w:t>
-      </w:r>
-    </w:p>
-    <w:p>
-      <w:pPr>
-        <w:spacing w:before="100" w:beforeAutospacing="1" w:after="100" w:afterAutospacing="1" w:line="240" w:lineRule="auto"/>
-        <w:rPr>
-          <w:rFonts w:ascii="Times New Roman" w:eastAsia="Times New Roman" w:hAnsi="Times New Roman" w:cs="Times New Roman"/>
-          <w:sz w:val="24"/>
-          <w:szCs w:val="24"/>
-          <w:lang w:val="en-US" w:eastAsia="ru-RU"/>
-        </w:rPr>
-      </w:pPr>
-      <w:r>
-        <w:rPr>
-          <w:rFonts w:ascii="Times New Roman" w:eastAsia="Times New Roman" w:hAnsi="Times New Roman" w:cs="Times New Roman"/>
-          <w:sz w:val="24"/>
-          <w:szCs w:val="24"/>
-          <w:lang w:val="en-US" w:eastAsia="ru-RU"/>
-        </w:rPr>
-        <w:t>MinIO;</w:t>
-      </w:r>
-    </w:p>
-    <w:p>
-      <w:pPr>
-        <w:spacing w:before="100" w:beforeAutospacing="1" w:after="100" w:afterAutospacing="1" w:line="240" w:lineRule="auto"/>
-        <w:rPr>
-          <w:rFonts w:ascii="Times New Roman" w:eastAsia="Times New Roman" w:hAnsi="Times New Roman" w:cs="Times New Roman"/>
-          <w:sz w:val="24"/>
-          <w:szCs w:val="24"/>
-          <w:lang w:val="en-US" w:eastAsia="ru-RU"/>
-        </w:rPr>
-      </w:pPr>
-      <w:r>
-        <w:rPr>
-          <w:rFonts w:ascii="Times New Roman" w:eastAsia="Times New Roman" w:hAnsi="Times New Roman" w:cs="Times New Roman"/>
-          <w:sz w:val="24"/>
-          <w:szCs w:val="24"/>
-          <w:lang w:val="en-US" w:eastAsia="ru-RU"/>
-        </w:rPr>
-        <w:t>конкретного soundtrack provider.</w:t>
-      </w:r>
-    </w:p>
-    <w:p>
-      <w:pPr>
-        <w:spacing w:before="100" w:beforeAutospacing="1" w:after="100" w:afterAutospacing="1" w:line="240" w:lineRule="auto"/>
-        <w:rPr>
-          <w:rFonts w:ascii="Times New Roman" w:eastAsia="Times New Roman" w:hAnsi="Times New Roman" w:cs="Times New Roman"/>
-          <w:sz w:val="24"/>
-          <w:szCs w:val="24"/>
-          <w:lang w:val="en-US" w:eastAsia="ru-RU"/>
-        </w:rPr>
-      </w:pPr>
-    </w:p>
-    <w:p>
-      <w:pPr>
-        <w:spacing w:before="100" w:beforeAutospacing="1" w:after="100" w:afterAutospacing="1" w:line="240" w:lineRule="auto"/>
-        <w:rPr>
-          <w:rFonts w:ascii="Times New Roman" w:eastAsia="Times New Roman" w:hAnsi="Times New Roman" w:cs="Times New Roman"/>
-          <w:sz w:val="24"/>
-          <w:szCs w:val="24"/>
-          <w:lang w:val="en-US" w:eastAsia="ru-RU"/>
-        </w:rPr>
-      </w:pPr>
-      <w:r>
-        <w:rPr>
-          <w:rFonts w:ascii="Times New Roman" w:eastAsia="Times New Roman" w:hAnsi="Times New Roman" w:cs="Times New Roman"/>
-          <w:sz w:val="24"/>
-          <w:szCs w:val="24"/>
-          <w:lang w:val="en-US" w:eastAsia="ru-RU"/>
-        </w:rPr>
-        <w:t>Conceptual Flutter boundary:</w:t>
-      </w:r>
-    </w:p>
-    <w:p>
-      <w:pPr>
-        <w:spacing w:before="100" w:beforeAutospacing="1" w:after="100" w:afterAutospacing="1" w:line="240" w:lineRule="auto"/>
-        <w:rPr>
-          <w:rFonts w:ascii="Times New Roman" w:eastAsia="Times New Roman" w:hAnsi="Times New Roman" w:cs="Times New Roman"/>
-          <w:sz w:val="24"/>
-          <w:szCs w:val="24"/>
-          <w:lang w:val="en-US" w:eastAsia="ru-RU"/>
-        </w:rPr>
-      </w:pPr>
-    </w:p>
-    <w:p>
-      <w:pPr>
-        <w:spacing w:before="100" w:beforeAutospacing="1" w:after="100" w:afterAutospacing="1" w:line="240" w:lineRule="auto"/>
-        <w:rPr>
-          <w:rFonts w:ascii="Times New Roman" w:eastAsia="Times New Roman" w:hAnsi="Times New Roman" w:cs="Times New Roman"/>
-          <w:sz w:val="24"/>
-          <w:szCs w:val="24"/>
-          <w:lang w:val="en-US" w:eastAsia="ru-RU"/>
-        </w:rPr>
-      </w:pPr>
-      <w:r>
-        <w:rPr>
-          <w:rFonts w:ascii="Times New Roman" w:eastAsia="Times New Roman" w:hAnsi="Times New Roman" w:cs="Times New Roman"/>
-          <w:sz w:val="24"/>
-          <w:szCs w:val="24"/>
-          <w:lang w:val="en-US" w:eastAsia="ru-RU"/>
-        </w:rPr>
-        <w:t>Story Playback</w:t>
-      </w:r>
-    </w:p>
-    <w:p>
-      <w:pPr>
-        <w:spacing w:before="100" w:beforeAutospacing="1" w:after="100" w:afterAutospacing="1" w:line="240" w:lineRule="auto"/>
-        <w:rPr>
-          <w:rFonts w:ascii="Times New Roman" w:eastAsia="Times New Roman" w:hAnsi="Times New Roman" w:cs="Times New Roman"/>
-          <w:sz w:val="24"/>
-          <w:szCs w:val="24"/>
-          <w:lang w:val="en-US" w:eastAsia="ru-RU"/>
-        </w:rPr>
-      </w:pPr>
-      <w:r>
-        <w:rPr>
-          <w:rFonts w:ascii="Times New Roman" w:eastAsia="Times New Roman" w:hAnsi="Times New Roman" w:cs="Times New Roman"/>
-          <w:sz w:val="24"/>
-          <w:szCs w:val="24"/>
-          <w:lang w:val="en-US" w:eastAsia="ru-RU"/>
-        </w:rPr>
-        <w:t xml:space="preserve">      ↓</w:t>
-      </w:r>
-    </w:p>
-    <w:p>
-      <w:pPr>
-        <w:spacing w:before="100" w:beforeAutospacing="1" w:after="100" w:afterAutospacing="1" w:line="240" w:lineRule="auto"/>
-        <w:rPr>
-          <w:rFonts w:ascii="Times New Roman" w:eastAsia="Times New Roman" w:hAnsi="Times New Roman" w:cs="Times New Roman"/>
-          <w:sz w:val="24"/>
-          <w:szCs w:val="24"/>
-          <w:lang w:val="en-US" w:eastAsia="ru-RU"/>
-        </w:rPr>
-      </w:pPr>
-      <w:r>
-        <w:rPr>
-          <w:rFonts w:ascii="Times New Roman" w:eastAsia="Times New Roman" w:hAnsi="Times New Roman" w:cs="Times New Roman"/>
-          <w:sz w:val="24"/>
-          <w:szCs w:val="24"/>
-          <w:lang w:val="en-US" w:eastAsia="ru-RU"/>
-        </w:rPr>
-        <w:t>Soundtrack orchestration</w:t>
-      </w:r>
-    </w:p>
-    <w:p>
-      <w:pPr>
-        <w:spacing w:before="100" w:beforeAutospacing="1" w:after="100" w:afterAutospacing="1" w:line="240" w:lineRule="auto"/>
-        <w:rPr>
-          <w:rFonts w:ascii="Times New Roman" w:eastAsia="Times New Roman" w:hAnsi="Times New Roman" w:cs="Times New Roman"/>
-          <w:sz w:val="24"/>
-          <w:szCs w:val="24"/>
-          <w:lang w:val="en-US" w:eastAsia="ru-RU"/>
-        </w:rPr>
-      </w:pPr>
-      <w:r>
-        <w:rPr>
-          <w:rFonts w:ascii="Times New Roman" w:eastAsia="Times New Roman" w:hAnsi="Times New Roman" w:cs="Times New Roman"/>
-          <w:sz w:val="24"/>
-          <w:szCs w:val="24"/>
-          <w:lang w:val="en-US" w:eastAsia="ru-RU"/>
-        </w:rPr>
-        <w:lastRenderedPageBreak/>
-        <w:t xml:space="preserve">      ↓</w:t>
-      </w:r>
-    </w:p>
-    <w:p>
-      <w:pPr>
-        <w:spacing w:before="100" w:beforeAutospacing="1" w:after="100" w:afterAutospacing="1" w:line="240" w:lineRule="auto"/>
-        <w:rPr>
-          <w:rFonts w:ascii="Times New Roman" w:eastAsia="Times New Roman" w:hAnsi="Times New Roman" w:cs="Times New Roman"/>
-          <w:sz w:val="24"/>
-          <w:szCs w:val="24"/>
-          <w:lang w:val="en-US" w:eastAsia="ru-RU"/>
-        </w:rPr>
-      </w:pPr>
-      <w:r>
-        <w:rPr>
-          <w:rFonts w:ascii="Times New Roman" w:eastAsia="Times New Roman" w:hAnsi="Times New Roman" w:cs="Times New Roman"/>
-          <w:sz w:val="24"/>
-          <w:szCs w:val="24"/>
-          <w:lang w:val="en-US" w:eastAsia="ru-RU"/>
-        </w:rPr>
-        <w:t>AudioPlayer abstraction</w:t>
-      </w:r>
-    </w:p>
-    <w:p>
-      <w:pPr>
-        <w:spacing w:before="100" w:beforeAutospacing="1" w:after="100" w:afterAutospacing="1" w:line="240" w:lineRule="auto"/>
-        <w:rPr>
-          <w:rFonts w:ascii="Times New Roman" w:eastAsia="Times New Roman" w:hAnsi="Times New Roman" w:cs="Times New Roman"/>
-          <w:sz w:val="24"/>
-          <w:szCs w:val="24"/>
-          <w:lang w:val="en-US" w:eastAsia="ru-RU"/>
-        </w:rPr>
-      </w:pPr>
-      <w:r>
-        <w:rPr>
-          <w:rFonts w:ascii="Times New Roman" w:eastAsia="Times New Roman" w:hAnsi="Times New Roman" w:cs="Times New Roman"/>
-          <w:sz w:val="24"/>
-          <w:szCs w:val="24"/>
-          <w:lang w:val="en-US" w:eastAsia="ru-RU"/>
-        </w:rPr>
-        <w:t xml:space="preserve">      ↓</w:t>
-      </w:r>
-    </w:p>
-    <w:p>
-      <w:pPr>
-        <w:spacing w:before="100" w:beforeAutospacing="1" w:after="100" w:afterAutospacing="1" w:line="240" w:lineRule="auto"/>
-        <w:rPr>
-          <w:rFonts w:ascii="Times New Roman" w:eastAsia="Times New Roman" w:hAnsi="Times New Roman" w:cs="Times New Roman"/>
-          <w:sz w:val="24"/>
-          <w:szCs w:val="24"/>
-          <w:lang w:val="en-US" w:eastAsia="ru-RU"/>
-        </w:rPr>
-      </w:pPr>
-      <w:r>
-        <w:rPr>
-          <w:rFonts w:ascii="Times New Roman" w:eastAsia="Times New Roman" w:hAnsi="Times New Roman" w:cs="Times New Roman"/>
-          <w:sz w:val="24"/>
-          <w:szCs w:val="24"/>
-          <w:lang w:val="en-US" w:eastAsia="ru-RU"/>
-        </w:rPr>
-        <w:t>Flutter audio implementation</w:t>
-      </w:r>
-    </w:p>
-    <w:p>
-      <w:pPr>
-        <w:spacing w:before="100" w:beforeAutospacing="1" w:after="100" w:afterAutospacing="1" w:line="240" w:lineRule="auto"/>
-        <w:rPr>
-          <w:rFonts w:ascii="Times New Roman" w:eastAsia="Times New Roman" w:hAnsi="Times New Roman" w:cs="Times New Roman"/>
-          <w:sz w:val="24"/>
-          <w:szCs w:val="24"/>
-          <w:lang w:val="en-US" w:eastAsia="ru-RU"/>
-        </w:rPr>
-      </w:pPr>
-    </w:p>
-    <w:p>
-      <w:pPr>
-        <w:spacing w:before="100" w:beforeAutospacing="1" w:after="100" w:afterAutospacing="1" w:line="240" w:lineRule="auto"/>
-        <w:rPr>
-          <w:rFonts w:ascii="Times New Roman" w:eastAsia="Times New Roman" w:hAnsi="Times New Roman" w:cs="Times New Roman"/>
-          <w:sz w:val="24"/>
-          <w:szCs w:val="24"/>
-          <w:lang w:val="en-US" w:eastAsia="ru-RU"/>
-        </w:rPr>
-      </w:pPr>
-      <w:r>
-        <w:rPr>
-          <w:rFonts w:ascii="Times New Roman" w:eastAsia="Times New Roman" w:hAnsi="Times New Roman" w:cs="Times New Roman"/>
-          <w:sz w:val="24"/>
-          <w:szCs w:val="24"/>
-          <w:lang w:val="en-US" w:eastAsia="ru-RU"/>
-        </w:rPr>
-        <w:t>Playback orchestration отвечает за связь</w:t>
-      </w:r>
-    </w:p>
-    <w:p>
-      <w:pPr>
-        <w:spacing w:before="100" w:beforeAutospacing="1" w:after="100" w:afterAutospacing="1" w:line="240" w:lineRule="auto"/>
-        <w:rPr>
-          <w:rFonts w:ascii="Times New Roman" w:eastAsia="Times New Roman" w:hAnsi="Times New Roman" w:cs="Times New Roman"/>
-          <w:sz w:val="24"/>
-          <w:szCs w:val="24"/>
-          <w:lang w:val="en-US" w:eastAsia="ru-RU"/>
-        </w:rPr>
-      </w:pPr>
-      <w:r>
-        <w:rPr>
-          <w:rFonts w:ascii="Times New Roman" w:eastAsia="Times New Roman" w:hAnsi="Times New Roman" w:cs="Times New Roman"/>
-          <w:sz w:val="24"/>
-          <w:szCs w:val="24"/>
-          <w:lang w:val="en-US" w:eastAsia="ru-RU"/>
-        </w:rPr>
-        <w:t>visual Playback lifecycle и audio lifecycle.</w:t>
-      </w:r>
-    </w:p>
-    <w:p>
-      <w:pPr>
-        <w:spacing w:before="100" w:beforeAutospacing="1" w:after="100" w:afterAutospacing="1" w:line="240" w:lineRule="auto"/>
-        <w:rPr>
-          <w:rFonts w:ascii="Times New Roman" w:eastAsia="Times New Roman" w:hAnsi="Times New Roman" w:cs="Times New Roman"/>
-          <w:sz w:val="24"/>
-          <w:szCs w:val="24"/>
-          <w:lang w:val="en-US" w:eastAsia="ru-RU"/>
-        </w:rPr>
-      </w:pPr>
-    </w:p>
-    <w:p>
-      <w:pPr>
-        <w:spacing w:before="100" w:beforeAutospacing="1" w:after="100" w:afterAutospacing="1" w:line="240" w:lineRule="auto"/>
-        <w:rPr>
-          <w:rFonts w:ascii="Times New Roman" w:eastAsia="Times New Roman" w:hAnsi="Times New Roman" w:cs="Times New Roman"/>
-          <w:sz w:val="24"/>
-          <w:szCs w:val="24"/>
-          <w:lang w:eastAsia="ru-RU"/>
-        </w:rPr>
-      </w:pPr>
-      <w:r>
-        <w:rPr>
-          <w:rFonts w:ascii="Times New Roman" w:eastAsia="Times New Roman" w:hAnsi="Times New Roman" w:cs="Times New Roman"/>
-          <w:sz w:val="24"/>
-          <w:szCs w:val="24"/>
-          <w:lang w:eastAsia="ru-RU"/>
-        </w:rPr>
-        <w:t>Первая версия поддерживает только:</w:t>
-      </w:r>
-    </w:p>
-    <w:p>
-      <w:pPr>
-        <w:spacing w:before="100" w:beforeAutospacing="1" w:after="100" w:afterAutospacing="1" w:line="240" w:lineRule="auto"/>
-        <w:rPr>
-          <w:rFonts w:ascii="Times New Roman" w:eastAsia="Times New Roman" w:hAnsi="Times New Roman" w:cs="Times New Roman"/>
-          <w:sz w:val="24"/>
-          <w:szCs w:val="24"/>
-          <w:lang w:eastAsia="ru-RU"/>
-        </w:rPr>
-      </w:pPr>
-    </w:p>
-    <w:p>
-      <w:pPr>
-        <w:spacing w:before="100" w:beforeAutospacing="1" w:after="100" w:afterAutospacing="1" w:line="240" w:lineRule="auto"/>
-        <w:rPr>
-          <w:rFonts w:ascii="Times New Roman" w:eastAsia="Times New Roman" w:hAnsi="Times New Roman" w:cs="Times New Roman"/>
-          <w:sz w:val="24"/>
-          <w:szCs w:val="24"/>
-          <w:lang w:eastAsia="ru-RU"/>
-        </w:rPr>
-      </w:pPr>
-      <w:r>
-        <w:rPr>
-          <w:rFonts w:ascii="Times New Roman" w:eastAsia="Times New Roman" w:hAnsi="Times New Roman" w:cs="Times New Roman"/>
-          <w:sz w:val="24"/>
-          <w:szCs w:val="24"/>
-          <w:lang w:val="en-US" w:eastAsia="ru-RU"/>
-        </w:rPr>
-        <w:t>Playback</w:t>
-      </w:r>
-      <w:r>
-        <w:rPr>
-          <w:rFonts w:ascii="Times New Roman" w:eastAsia="Times New Roman" w:hAnsi="Times New Roman" w:cs="Times New Roman"/>
-          <w:sz w:val="24"/>
-          <w:szCs w:val="24"/>
-          <w:lang w:eastAsia="ru-RU"/>
-        </w:rPr>
-        <w:t xml:space="preserve"> </w:t>
-      </w:r>
-      <w:r>
-        <w:rPr>
-          <w:rFonts w:ascii="Times New Roman" w:eastAsia="Times New Roman" w:hAnsi="Times New Roman" w:cs="Times New Roman"/>
-          <w:sz w:val="24"/>
-          <w:szCs w:val="24"/>
-          <w:lang w:val="en-US" w:eastAsia="ru-RU"/>
-        </w:rPr>
-        <w:t>start</w:t>
-      </w:r>
-    </w:p>
-    <w:p>
-      <w:pPr>
-        <w:spacing w:before="100" w:beforeAutospacing="1" w:after="100" w:afterAutospacing="1" w:line="240" w:lineRule="auto"/>
-        <w:rPr>
-          <w:rFonts w:ascii="Times New Roman" w:eastAsia="Times New Roman" w:hAnsi="Times New Roman" w:cs="Times New Roman"/>
-          <w:sz w:val="24"/>
-          <w:szCs w:val="24"/>
-          <w:lang w:val="en-US" w:eastAsia="ru-RU"/>
-        </w:rPr>
-      </w:pPr>
-      <w:r>
-        <w:rPr>
-          <w:rFonts w:ascii="Times New Roman" w:eastAsia="Times New Roman" w:hAnsi="Times New Roman" w:cs="Times New Roman"/>
-          <w:sz w:val="24"/>
-          <w:szCs w:val="24"/>
-          <w:lang w:val="en-US" w:eastAsia="ru-RU"/>
-        </w:rPr>
-        <w:t>→ audio play</w:t>
-      </w:r>
-    </w:p>
-    <w:p>
-      <w:pPr>
-        <w:spacing w:before="100" w:beforeAutospacing="1" w:after="100" w:afterAutospacing="1" w:line="240" w:lineRule="auto"/>
-        <w:rPr>
-          <w:rFonts w:ascii="Times New Roman" w:eastAsia="Times New Roman" w:hAnsi="Times New Roman" w:cs="Times New Roman"/>
-          <w:sz w:val="24"/>
-          <w:szCs w:val="24"/>
-          <w:lang w:val="en-US" w:eastAsia="ru-RU"/>
-        </w:rPr>
-      </w:pPr>
-    </w:p>
-    <w:p>
-      <w:pPr>
-        <w:spacing w:before="100" w:beforeAutospacing="1" w:after="100" w:afterAutospacing="1" w:line="240" w:lineRule="auto"/>
-        <w:rPr>
-          <w:rFonts w:ascii="Times New Roman" w:eastAsia="Times New Roman" w:hAnsi="Times New Roman" w:cs="Times New Roman"/>
-          <w:sz w:val="24"/>
-          <w:szCs w:val="24"/>
-          <w:lang w:val="en-US" w:eastAsia="ru-RU"/>
-        </w:rPr>
-      </w:pPr>
-      <w:r>
-        <w:rPr>
-          <w:rFonts w:ascii="Times New Roman" w:eastAsia="Times New Roman" w:hAnsi="Times New Roman" w:cs="Times New Roman"/>
-          <w:sz w:val="24"/>
-          <w:szCs w:val="24"/>
-          <w:lang w:val="en-US" w:eastAsia="ru-RU"/>
-        </w:rPr>
-        <w:t>Playback pause</w:t>
-      </w:r>
-    </w:p>
-    <w:p>
-      <w:pPr>
-        <w:spacing w:before="100" w:beforeAutospacing="1" w:after="100" w:afterAutospacing="1" w:line="240" w:lineRule="auto"/>
-        <w:rPr>
-          <w:rFonts w:ascii="Times New Roman" w:eastAsia="Times New Roman" w:hAnsi="Times New Roman" w:cs="Times New Roman"/>
-          <w:sz w:val="24"/>
-          <w:szCs w:val="24"/>
-          <w:lang w:val="en-US" w:eastAsia="ru-RU"/>
-        </w:rPr>
-      </w:pPr>
-      <w:r>
-        <w:rPr>
-          <w:rFonts w:ascii="Times New Roman" w:eastAsia="Times New Roman" w:hAnsi="Times New Roman" w:cs="Times New Roman"/>
-          <w:sz w:val="24"/>
-          <w:szCs w:val="24"/>
-          <w:lang w:val="en-US" w:eastAsia="ru-RU"/>
-        </w:rPr>
-        <w:t>→ audio pause</w:t>
-      </w:r>
-    </w:p>
-    <w:p>
-      <w:pPr>
-        <w:spacing w:before="100" w:beforeAutospacing="1" w:after="100" w:afterAutospacing="1" w:line="240" w:lineRule="auto"/>
-        <w:rPr>
-          <w:rFonts w:ascii="Times New Roman" w:eastAsia="Times New Roman" w:hAnsi="Times New Roman" w:cs="Times New Roman"/>
-          <w:sz w:val="24"/>
-          <w:szCs w:val="24"/>
-          <w:lang w:val="en-US" w:eastAsia="ru-RU"/>
-        </w:rPr>
-      </w:pPr>
-    </w:p>
-    <w:p>
-      <w:pPr>
-        <w:spacing w:before="100" w:beforeAutospacing="1" w:after="100" w:afterAutospacing="1" w:line="240" w:lineRule="auto"/>
-        <w:rPr>
-          <w:rFonts w:ascii="Times New Roman" w:eastAsia="Times New Roman" w:hAnsi="Times New Roman" w:cs="Times New Roman"/>
-          <w:sz w:val="24"/>
-          <w:szCs w:val="24"/>
-          <w:lang w:val="en-US" w:eastAsia="ru-RU"/>
-        </w:rPr>
-      </w:pPr>
-      <w:r>
-        <w:rPr>
-          <w:rFonts w:ascii="Times New Roman" w:eastAsia="Times New Roman" w:hAnsi="Times New Roman" w:cs="Times New Roman"/>
-          <w:sz w:val="24"/>
-          <w:szCs w:val="24"/>
-          <w:lang w:val="en-US" w:eastAsia="ru-RU"/>
-        </w:rPr>
-        <w:t>Playback resume</w:t>
-      </w:r>
-    </w:p>
-    <w:p>
-      <w:pPr>
-        <w:spacing w:before="100" w:beforeAutospacing="1" w:after="100" w:afterAutospacing="1" w:line="240" w:lineRule="auto"/>
-        <w:rPr>
-          <w:rFonts w:ascii="Times New Roman" w:eastAsia="Times New Roman" w:hAnsi="Times New Roman" w:cs="Times New Roman"/>
-          <w:sz w:val="24"/>
-          <w:szCs w:val="24"/>
-          <w:lang w:val="en-US" w:eastAsia="ru-RU"/>
-        </w:rPr>
-      </w:pPr>
-      <w:r>
-        <w:rPr>
-          <w:rFonts w:ascii="Times New Roman" w:eastAsia="Times New Roman" w:hAnsi="Times New Roman" w:cs="Times New Roman"/>
-          <w:sz w:val="24"/>
-          <w:szCs w:val="24"/>
-          <w:lang w:val="en-US" w:eastAsia="ru-RU"/>
-        </w:rPr>
-        <w:t>→ audio resume</w:t>
-      </w:r>
-    </w:p>
-    <w:p>
-      <w:pPr>
-        <w:spacing w:before="100" w:beforeAutospacing="1" w:after="100" w:afterAutospacing="1" w:line="240" w:lineRule="auto"/>
-        <w:rPr>
-          <w:rFonts w:ascii="Times New Roman" w:eastAsia="Times New Roman" w:hAnsi="Times New Roman" w:cs="Times New Roman"/>
-          <w:sz w:val="24"/>
-          <w:szCs w:val="24"/>
-          <w:lang w:val="en-US" w:eastAsia="ru-RU"/>
-        </w:rPr>
-      </w:pPr>
-    </w:p>
-    <w:p>
-      <w:pPr>
-        <w:spacing w:before="100" w:beforeAutospacing="1" w:after="100" w:afterAutospacing="1" w:line="240" w:lineRule="auto"/>
-        <w:rPr>
-          <w:rFonts w:ascii="Times New Roman" w:eastAsia="Times New Roman" w:hAnsi="Times New Roman" w:cs="Times New Roman"/>
-          <w:sz w:val="24"/>
-          <w:szCs w:val="24"/>
-          <w:lang w:val="en-US" w:eastAsia="ru-RU"/>
-        </w:rPr>
-      </w:pPr>
-      <w:r>
-        <w:rPr>
-          <w:rFonts w:ascii="Times New Roman" w:eastAsia="Times New Roman" w:hAnsi="Times New Roman" w:cs="Times New Roman"/>
-          <w:sz w:val="24"/>
-          <w:szCs w:val="24"/>
-          <w:lang w:val="en-US" w:eastAsia="ru-RU"/>
-        </w:rPr>
-        <w:t>Playback stop</w:t>
-      </w:r>
-    </w:p>
-    <w:p>
-      <w:pPr>
-        <w:spacing w:before="100" w:beforeAutospacing="1" w:after="100" w:afterAutospacing="1" w:line="240" w:lineRule="auto"/>
-        <w:rPr>
-          <w:rFonts w:ascii="Times New Roman" w:eastAsia="Times New Roman" w:hAnsi="Times New Roman" w:cs="Times New Roman"/>
-          <w:sz w:val="24"/>
-          <w:szCs w:val="24"/>
-          <w:lang w:val="en-US" w:eastAsia="ru-RU"/>
-        </w:rPr>
-      </w:pPr>
-      <w:r>
-        <w:rPr>
-          <w:rFonts w:ascii="Times New Roman" w:eastAsia="Times New Roman" w:hAnsi="Times New Roman" w:cs="Times New Roman"/>
-          <w:sz w:val="24"/>
-          <w:szCs w:val="24"/>
-          <w:lang w:val="en-US" w:eastAsia="ru-RU"/>
-        </w:rPr>
-        <w:t>→ audio stop</w:t>
-      </w:r>
-    </w:p>
-    <w:p>
-      <w:pPr>
-        <w:spacing w:before="100" w:beforeAutospacing="1" w:after="100" w:afterAutospacing="1" w:line="240" w:lineRule="auto"/>
-        <w:rPr>
-          <w:rFonts w:ascii="Times New Roman" w:eastAsia="Times New Roman" w:hAnsi="Times New Roman" w:cs="Times New Roman"/>
-          <w:sz w:val="24"/>
-          <w:szCs w:val="24"/>
-          <w:lang w:val="en-US" w:eastAsia="ru-RU"/>
-        </w:rPr>
-      </w:pPr>
-    </w:p>
-    <w:p>
-      <w:pPr>
-        <w:spacing w:before="100" w:beforeAutospacing="1" w:after="100" w:afterAutospacing="1" w:line="240" w:lineRule="auto"/>
-        <w:rPr>
-          <w:rFonts w:ascii="Times New Roman" w:eastAsia="Times New Roman" w:hAnsi="Times New Roman" w:cs="Times New Roman"/>
-          <w:sz w:val="24"/>
-          <w:szCs w:val="24"/>
-          <w:lang w:val="en-US" w:eastAsia="ru-RU"/>
-        </w:rPr>
-      </w:pPr>
-      <w:r>
-        <w:rPr>
-          <w:rFonts w:ascii="Times New Roman" w:eastAsia="Times New Roman" w:hAnsi="Times New Roman" w:cs="Times New Roman"/>
-          <w:sz w:val="24"/>
-          <w:szCs w:val="24"/>
-          <w:lang w:val="en-US" w:eastAsia="ru-RU"/>
-        </w:rPr>
-        <w:t>Playback finished</w:t>
-      </w:r>
-    </w:p>
-    <w:p>
-      <w:pPr>
-        <w:spacing w:before="100" w:beforeAutospacing="1" w:after="100" w:afterAutospacing="1" w:line="240" w:lineRule="auto"/>
-        <w:rPr>
-          <w:rFonts w:ascii="Times New Roman" w:eastAsia="Times New Roman" w:hAnsi="Times New Roman" w:cs="Times New Roman"/>
-          <w:sz w:val="24"/>
-          <w:szCs w:val="24"/>
-          <w:lang w:val="en-US" w:eastAsia="ru-RU"/>
-        </w:rPr>
-      </w:pPr>
-      <w:r>
-        <w:rPr>
-          <w:rFonts w:ascii="Times New Roman" w:eastAsia="Times New Roman" w:hAnsi="Times New Roman" w:cs="Times New Roman"/>
-          <w:sz w:val="24"/>
-          <w:szCs w:val="24"/>
-          <w:lang w:val="en-US" w:eastAsia="ru-RU"/>
-        </w:rPr>
-        <w:t>→ audio stop</w:t>
-      </w:r>
-    </w:p>
-    <w:p>
-      <w:pPr>
-        <w:spacing w:before="100" w:beforeAutospacing="1" w:after="100" w:afterAutospacing="1" w:line="240" w:lineRule="auto"/>
-        <w:rPr>
-          <w:rFonts w:ascii="Times New Roman" w:eastAsia="Times New Roman" w:hAnsi="Times New Roman" w:cs="Times New Roman"/>
-          <w:sz w:val="24"/>
-          <w:szCs w:val="24"/>
-          <w:lang w:val="en-US" w:eastAsia="ru-RU"/>
-        </w:rPr>
-      </w:pPr>
-    </w:p>
-    <w:p>
-      <w:pPr>
-        <w:spacing w:before="100" w:beforeAutospacing="1" w:after="100" w:afterAutospacing="1" w:line="240" w:lineRule="auto"/>
-        <w:rPr>
-          <w:rFonts w:ascii="Times New Roman" w:eastAsia="Times New Roman" w:hAnsi="Times New Roman" w:cs="Times New Roman"/>
-          <w:sz w:val="24"/>
-          <w:szCs w:val="24"/>
-          <w:lang w:val="en-US" w:eastAsia="ru-RU"/>
-        </w:rPr>
-      </w:pPr>
-      <w:r>
-        <w:rPr>
-          <w:rFonts w:ascii="Times New Roman" w:eastAsia="Times New Roman" w:hAnsi="Times New Roman" w:cs="Times New Roman"/>
-          <w:sz w:val="24"/>
-          <w:szCs w:val="24"/>
-          <w:lang w:val="en-US" w:eastAsia="ru-RU"/>
-        </w:rPr>
-        <w:t>Playback dispose</w:t>
-      </w:r>
-    </w:p>
-    <w:p>
-      <w:pPr>
-        <w:spacing w:before="100" w:beforeAutospacing="1" w:after="100" w:afterAutospacing="1" w:line="240" w:lineRule="auto"/>
-        <w:rPr>
-          <w:rFonts w:ascii="Times New Roman" w:eastAsia="Times New Roman" w:hAnsi="Times New Roman" w:cs="Times New Roman"/>
-          <w:sz w:val="24"/>
-          <w:szCs w:val="24"/>
-          <w:lang w:val="en-US" w:eastAsia="ru-RU"/>
-        </w:rPr>
-      </w:pPr>
-      <w:r>
-        <w:rPr>
-          <w:rFonts w:ascii="Times New Roman" w:eastAsia="Times New Roman" w:hAnsi="Times New Roman" w:cs="Times New Roman"/>
-          <w:sz w:val="24"/>
-          <w:szCs w:val="24"/>
-          <w:lang w:val="en-US" w:eastAsia="ru-RU"/>
-        </w:rPr>
-        <w:lastRenderedPageBreak/>
-        <w:t>→ audio stop / release</w:t>
-      </w:r>
-    </w:p>
-    <w:p>
-      <w:pPr>
-        <w:spacing w:before="100" w:beforeAutospacing="1" w:after="100" w:afterAutospacing="1" w:line="240" w:lineRule="auto"/>
-        <w:rPr>
-          <w:rFonts w:ascii="Times New Roman" w:eastAsia="Times New Roman" w:hAnsi="Times New Roman" w:cs="Times New Roman"/>
-          <w:sz w:val="24"/>
-          <w:szCs w:val="24"/>
-          <w:lang w:val="en-US" w:eastAsia="ru-RU"/>
-        </w:rPr>
-      </w:pPr>
-    </w:p>
-    <w:p>
-      <w:pPr>
-        <w:spacing w:before="100" w:beforeAutospacing="1" w:after="100" w:afterAutospacing="1" w:line="240" w:lineRule="auto"/>
-        <w:rPr>
-          <w:rFonts w:ascii="Times New Roman" w:eastAsia="Times New Roman" w:hAnsi="Times New Roman" w:cs="Times New Roman"/>
-          <w:sz w:val="24"/>
-          <w:szCs w:val="24"/>
-          <w:lang w:val="en-US" w:eastAsia="ru-RU"/>
-        </w:rPr>
-      </w:pPr>
-    </w:p>
-    <w:p>
-      <w:pPr>
-        <w:spacing w:before="100" w:beforeAutospacing="1" w:after="100" w:afterAutospacing="1" w:line="240" w:lineRule="auto"/>
-        <w:rPr>
-          <w:rFonts w:ascii="Times New Roman" w:eastAsia="Times New Roman" w:hAnsi="Times New Roman" w:cs="Times New Roman"/>
-          <w:sz w:val="24"/>
-          <w:szCs w:val="24"/>
-          <w:lang w:val="en-US" w:eastAsia="ru-RU"/>
-        </w:rPr>
-      </w:pPr>
-      <w:r>
-        <w:rPr>
-          <w:rFonts w:ascii="Times New Roman" w:eastAsia="Times New Roman" w:hAnsi="Times New Roman" w:cs="Times New Roman"/>
-          <w:sz w:val="24"/>
-          <w:szCs w:val="24"/>
-          <w:lang w:val="en-US" w:eastAsia="ru-RU"/>
-        </w:rPr>
-        <w:t>Playback Clock</w:t>
-      </w:r>
-    </w:p>
-    <w:p>
-      <w:pPr>
-        <w:spacing w:before="100" w:beforeAutospacing="1" w:after="100" w:afterAutospacing="1" w:line="240" w:lineRule="auto"/>
-        <w:rPr>
-          <w:rFonts w:ascii="Times New Roman" w:eastAsia="Times New Roman" w:hAnsi="Times New Roman" w:cs="Times New Roman"/>
-          <w:sz w:val="24"/>
-          <w:szCs w:val="24"/>
-          <w:lang w:val="en-US" w:eastAsia="ru-RU"/>
-        </w:rPr>
-      </w:pPr>
-    </w:p>
-    <w:p>
-      <w:pPr>
-        <w:spacing w:before="100" w:beforeAutospacing="1" w:after="100" w:afterAutospacing="1" w:line="240" w:lineRule="auto"/>
-        <w:rPr>
-          <w:rFonts w:ascii="Times New Roman" w:eastAsia="Times New Roman" w:hAnsi="Times New Roman" w:cs="Times New Roman"/>
-          <w:sz w:val="24"/>
-          <w:szCs w:val="24"/>
-          <w:lang w:eastAsia="ru-RU"/>
-        </w:rPr>
-      </w:pPr>
-      <w:r>
-        <w:rPr>
-          <w:rFonts w:ascii="Times New Roman" w:eastAsia="Times New Roman" w:hAnsi="Times New Roman" w:cs="Times New Roman"/>
-          <w:sz w:val="24"/>
-          <w:szCs w:val="24"/>
-          <w:lang w:eastAsia="ru-RU"/>
-        </w:rPr>
-        <w:t xml:space="preserve">Полноценный </w:t>
-      </w:r>
-      <w:r>
-        <w:rPr>
-          <w:rFonts w:ascii="Times New Roman" w:eastAsia="Times New Roman" w:hAnsi="Times New Roman" w:cs="Times New Roman"/>
-          <w:sz w:val="24"/>
-          <w:szCs w:val="24"/>
-          <w:lang w:val="en-US" w:eastAsia="ru-RU"/>
-        </w:rPr>
-        <w:t>shared</w:t>
-      </w:r>
-      <w:r>
-        <w:rPr>
-          <w:rFonts w:ascii="Times New Roman" w:eastAsia="Times New Roman" w:hAnsi="Times New Roman" w:cs="Times New Roman"/>
-          <w:sz w:val="24"/>
-          <w:szCs w:val="24"/>
-          <w:lang w:eastAsia="ru-RU"/>
-        </w:rPr>
-        <w:t xml:space="preserve"> </w:t>
-      </w:r>
-      <w:r>
-        <w:rPr>
-          <w:rFonts w:ascii="Times New Roman" w:eastAsia="Times New Roman" w:hAnsi="Times New Roman" w:cs="Times New Roman"/>
-          <w:sz w:val="24"/>
-          <w:szCs w:val="24"/>
-          <w:lang w:val="en-US" w:eastAsia="ru-RU"/>
-        </w:rPr>
-        <w:t>Playback</w:t>
-      </w:r>
-      <w:r>
-        <w:rPr>
-          <w:rFonts w:ascii="Times New Roman" w:eastAsia="Times New Roman" w:hAnsi="Times New Roman" w:cs="Times New Roman"/>
-          <w:sz w:val="24"/>
-          <w:szCs w:val="24"/>
-          <w:lang w:eastAsia="ru-RU"/>
-        </w:rPr>
-        <w:t xml:space="preserve"> </w:t>
-      </w:r>
-      <w:r>
-        <w:rPr>
-          <w:rFonts w:ascii="Times New Roman" w:eastAsia="Times New Roman" w:hAnsi="Times New Roman" w:cs="Times New Roman"/>
-          <w:sz w:val="24"/>
-          <w:szCs w:val="24"/>
-          <w:lang w:val="en-US" w:eastAsia="ru-RU"/>
-        </w:rPr>
-        <w:t>Clock</w:t>
-      </w:r>
-      <w:r>
-        <w:rPr>
-          <w:rFonts w:ascii="Times New Roman" w:eastAsia="Times New Roman" w:hAnsi="Times New Roman" w:cs="Times New Roman"/>
-          <w:sz w:val="24"/>
-          <w:szCs w:val="24"/>
-          <w:lang w:eastAsia="ru-RU"/>
-        </w:rPr>
-        <w:t xml:space="preserve"> не входит в первую музыкальную версию.</w:t>
-      </w:r>
-    </w:p>
-    <w:p>
-      <w:pPr>
-        <w:spacing w:before="100" w:beforeAutospacing="1" w:after="100" w:afterAutospacing="1" w:line="240" w:lineRule="auto"/>
-        <w:rPr>
-          <w:rFonts w:ascii="Times New Roman" w:eastAsia="Times New Roman" w:hAnsi="Times New Roman" w:cs="Times New Roman"/>
-          <w:sz w:val="24"/>
-          <w:szCs w:val="24"/>
-          <w:lang w:eastAsia="ru-RU"/>
-        </w:rPr>
-      </w:pPr>
-    </w:p>
-    <w:p>
-      <w:pPr>
-        <w:spacing w:before="100" w:beforeAutospacing="1" w:after="100" w:afterAutospacing="1" w:line="240" w:lineRule="auto"/>
-        <w:rPr>
-          <w:rFonts w:ascii="Times New Roman" w:eastAsia="Times New Roman" w:hAnsi="Times New Roman" w:cs="Times New Roman"/>
-          <w:sz w:val="24"/>
-          <w:szCs w:val="24"/>
-          <w:lang w:eastAsia="ru-RU"/>
-        </w:rPr>
-      </w:pPr>
-      <w:r>
-        <w:rPr>
-          <w:rFonts w:ascii="Times New Roman" w:eastAsia="Times New Roman" w:hAnsi="Times New Roman" w:cs="Times New Roman"/>
-          <w:sz w:val="24"/>
-          <w:szCs w:val="24"/>
-          <w:lang w:eastAsia="ru-RU"/>
-        </w:rPr>
-        <w:t>Не реализовывать сейчас:</w:t>
-      </w:r>
-    </w:p>
-    <w:p>
-      <w:pPr>
-        <w:spacing w:before="100" w:beforeAutospacing="1" w:after="100" w:afterAutospacing="1" w:line="240" w:lineRule="auto"/>
-        <w:rPr>
-          <w:rFonts w:ascii="Times New Roman" w:eastAsia="Times New Roman" w:hAnsi="Times New Roman" w:cs="Times New Roman"/>
-          <w:sz w:val="24"/>
-          <w:szCs w:val="24"/>
-          <w:lang w:eastAsia="ru-RU"/>
-        </w:rPr>
-      </w:pPr>
-    </w:p>
-    <w:p>
-      <w:pPr>
-        <w:spacing w:before="100" w:beforeAutospacing="1" w:after="100" w:afterAutospacing="1" w:line="240" w:lineRule="auto"/>
-        <w:rPr>
-          <w:rFonts w:ascii="Times New Roman" w:eastAsia="Times New Roman" w:hAnsi="Times New Roman" w:cs="Times New Roman"/>
-          <w:sz w:val="24"/>
-          <w:szCs w:val="24"/>
-          <w:lang w:eastAsia="ru-RU"/>
-        </w:rPr>
-      </w:pPr>
-      <w:r>
-        <w:rPr>
-          <w:rFonts w:ascii="Times New Roman" w:eastAsia="Times New Roman" w:hAnsi="Times New Roman" w:cs="Times New Roman"/>
-          <w:sz w:val="24"/>
-          <w:szCs w:val="24"/>
-          <w:lang w:val="en-US" w:eastAsia="ru-RU"/>
-        </w:rPr>
-        <w:t>seek</w:t>
-      </w:r>
-      <w:r>
-        <w:rPr>
-          <w:rFonts w:ascii="Times New Roman" w:eastAsia="Times New Roman" w:hAnsi="Times New Roman" w:cs="Times New Roman"/>
-          <w:sz w:val="24"/>
-          <w:szCs w:val="24"/>
-          <w:lang w:eastAsia="ru-RU"/>
-        </w:rPr>
-        <w:t>;</w:t>
-      </w:r>
-    </w:p>
-    <w:p>
-      <w:pPr>
-        <w:spacing w:before="100" w:beforeAutospacing="1" w:after="100" w:afterAutospacing="1" w:line="240" w:lineRule="auto"/>
-        <w:rPr>
-          <w:rFonts w:ascii="Times New Roman" w:eastAsia="Times New Roman" w:hAnsi="Times New Roman" w:cs="Times New Roman"/>
-          <w:sz w:val="24"/>
-          <w:szCs w:val="24"/>
-          <w:lang w:eastAsia="ru-RU"/>
-        </w:rPr>
-      </w:pPr>
-      <w:r>
-        <w:rPr>
-          <w:rFonts w:ascii="Times New Roman" w:eastAsia="Times New Roman" w:hAnsi="Times New Roman" w:cs="Times New Roman"/>
-          <w:sz w:val="24"/>
-          <w:szCs w:val="24"/>
-          <w:lang w:val="en-US" w:eastAsia="ru-RU"/>
-        </w:rPr>
-        <w:t>scrubbing</w:t>
-      </w:r>
-      <w:r>
-        <w:rPr>
-          <w:rFonts w:ascii="Times New Roman" w:eastAsia="Times New Roman" w:hAnsi="Times New Roman" w:cs="Times New Roman"/>
-          <w:sz w:val="24"/>
-          <w:szCs w:val="24"/>
-          <w:lang w:eastAsia="ru-RU"/>
-        </w:rPr>
-        <w:t>;</w:t>
-      </w:r>
-    </w:p>
-    <w:p>
-      <w:pPr>
-        <w:spacing w:before="100" w:beforeAutospacing="1" w:after="100" w:afterAutospacing="1" w:line="240" w:lineRule="auto"/>
-        <w:rPr>
-          <w:rFonts w:ascii="Times New Roman" w:eastAsia="Times New Roman" w:hAnsi="Times New Roman" w:cs="Times New Roman"/>
-          <w:sz w:val="24"/>
-          <w:szCs w:val="24"/>
-          <w:lang w:val="en-US" w:eastAsia="ru-RU"/>
-        </w:rPr>
-      </w:pPr>
-      <w:r>
-        <w:rPr>
-          <w:rFonts w:ascii="Times New Roman" w:eastAsia="Times New Roman" w:hAnsi="Times New Roman" w:cs="Times New Roman"/>
-          <w:sz w:val="24"/>
-          <w:szCs w:val="24"/>
-          <w:lang w:val="en-US" w:eastAsia="ru-RU"/>
-        </w:rPr>
-        <w:t>absolute shared timeline position;</w:t>
-      </w:r>
-    </w:p>
-    <w:p>
-      <w:pPr>
-        <w:spacing w:before="100" w:beforeAutospacing="1" w:after="100" w:afterAutospacing="1" w:line="240" w:lineRule="auto"/>
-        <w:rPr>
-          <w:rFonts w:ascii="Times New Roman" w:eastAsia="Times New Roman" w:hAnsi="Times New Roman" w:cs="Times New Roman"/>
-          <w:sz w:val="24"/>
-          <w:szCs w:val="24"/>
-          <w:lang w:val="en-US" w:eastAsia="ru-RU"/>
-        </w:rPr>
-      </w:pPr>
-      <w:r>
-        <w:rPr>
-          <w:rFonts w:ascii="Times New Roman" w:eastAsia="Times New Roman" w:hAnsi="Times New Roman" w:cs="Times New Roman"/>
-          <w:sz w:val="24"/>
-          <w:szCs w:val="24"/>
-          <w:lang w:val="en-US" w:eastAsia="ru-RU"/>
-        </w:rPr>
-        <w:t>beat synchronization;</w:t>
-      </w:r>
-    </w:p>
-    <w:p>
-      <w:pPr>
-        <w:spacing w:before="100" w:beforeAutospacing="1" w:after="100" w:afterAutospacing="1" w:line="240" w:lineRule="auto"/>
-        <w:rPr>
-          <w:rFonts w:ascii="Times New Roman" w:eastAsia="Times New Roman" w:hAnsi="Times New Roman" w:cs="Times New Roman"/>
-          <w:sz w:val="24"/>
-          <w:szCs w:val="24"/>
-          <w:lang w:val="en-US" w:eastAsia="ru-RU"/>
-        </w:rPr>
-      </w:pPr>
-      <w:r>
-        <w:rPr>
-          <w:rFonts w:ascii="Times New Roman" w:eastAsia="Times New Roman" w:hAnsi="Times New Roman" w:cs="Times New Roman"/>
-          <w:sz w:val="24"/>
-          <w:szCs w:val="24"/>
-          <w:lang w:val="en-US" w:eastAsia="ru-RU"/>
-        </w:rPr>
-        <w:t>dynamic Memory presentation durations based on soundtrack;</w:t>
-      </w:r>
-    </w:p>
-    <w:p>
-      <w:pPr>
-        <w:spacing w:before="100" w:beforeAutospacing="1" w:after="100" w:afterAutospacing="1" w:line="240" w:lineRule="auto"/>
-        <w:rPr>
-          <w:rFonts w:ascii="Times New Roman" w:eastAsia="Times New Roman" w:hAnsi="Times New Roman" w:cs="Times New Roman"/>
-          <w:sz w:val="24"/>
-          <w:szCs w:val="24"/>
-          <w:lang w:val="en-US" w:eastAsia="ru-RU"/>
-        </w:rPr>
-      </w:pPr>
-      <w:r>
-        <w:rPr>
-          <w:rFonts w:ascii="Times New Roman" w:eastAsia="Times New Roman" w:hAnsi="Times New Roman" w:cs="Times New Roman"/>
-          <w:sz w:val="24"/>
-          <w:szCs w:val="24"/>
-          <w:lang w:val="en-US" w:eastAsia="ru-RU"/>
-        </w:rPr>
-        <w:t>automatic soundtrack-length distribution.</w:t>
-      </w:r>
-    </w:p>
-    <w:p>
-      <w:pPr>
-        <w:spacing w:before="100" w:beforeAutospacing="1" w:after="100" w:afterAutospacing="1" w:line="240" w:lineRule="auto"/>
-        <w:rPr>
-          <w:rFonts w:ascii="Times New Roman" w:eastAsia="Times New Roman" w:hAnsi="Times New Roman" w:cs="Times New Roman"/>
-          <w:sz w:val="24"/>
-          <w:szCs w:val="24"/>
-          <w:lang w:val="en-US" w:eastAsia="ru-RU"/>
-        </w:rPr>
-      </w:pPr>
-    </w:p>
-    <w:p>
-      <w:pPr>
-        <w:spacing w:before="100" w:beforeAutospacing="1" w:after="100" w:afterAutospacing="1" w:line="240" w:lineRule="auto"/>
-        <w:rPr>
-          <w:rFonts w:ascii="Times New Roman" w:eastAsia="Times New Roman" w:hAnsi="Times New Roman" w:cs="Times New Roman"/>
-          <w:sz w:val="24"/>
-          <w:szCs w:val="24"/>
-          <w:lang w:val="en-US" w:eastAsia="ru-RU"/>
-        </w:rPr>
-      </w:pPr>
-    </w:p>
-    <w:p>
-      <w:pPr>
-        <w:spacing w:before="100" w:beforeAutospacing="1" w:after="100" w:afterAutospacing="1" w:line="240" w:lineRule="auto"/>
-        <w:rPr>
-          <w:rFonts w:ascii="Times New Roman" w:eastAsia="Times New Roman" w:hAnsi="Times New Roman" w:cs="Times New Roman"/>
-          <w:sz w:val="24"/>
-          <w:szCs w:val="24"/>
-          <w:lang w:val="en-US" w:eastAsia="ru-RU"/>
-        </w:rPr>
-      </w:pPr>
-      <w:r>
-        <w:rPr>
-          <w:rFonts w:ascii="Times New Roman" w:eastAsia="Times New Roman" w:hAnsi="Times New Roman" w:cs="Times New Roman"/>
-          <w:sz w:val="24"/>
-          <w:szCs w:val="24"/>
-          <w:lang w:val="en-US" w:eastAsia="ru-RU"/>
-        </w:rPr>
-        <w:t>Audio Failure</w:t>
-      </w:r>
-    </w:p>
-    <w:p>
-      <w:pPr>
-        <w:spacing w:before="100" w:beforeAutospacing="1" w:after="100" w:afterAutospacing="1" w:line="240" w:lineRule="auto"/>
-        <w:rPr>
-          <w:rFonts w:ascii="Times New Roman" w:eastAsia="Times New Roman" w:hAnsi="Times New Roman" w:cs="Times New Roman"/>
-          <w:sz w:val="24"/>
-          <w:szCs w:val="24"/>
-          <w:lang w:val="en-US" w:eastAsia="ru-RU"/>
-        </w:rPr>
-      </w:pPr>
-    </w:p>
-    <w:p>
-      <w:pPr>
-        <w:spacing w:before="100" w:beforeAutospacing="1" w:after="100" w:afterAutospacing="1" w:line="240" w:lineRule="auto"/>
-        <w:rPr>
-          <w:rFonts w:ascii="Times New Roman" w:eastAsia="Times New Roman" w:hAnsi="Times New Roman" w:cs="Times New Roman"/>
-          <w:sz w:val="24"/>
-          <w:szCs w:val="24"/>
-          <w:lang w:eastAsia="ru-RU"/>
-        </w:rPr>
-      </w:pPr>
-      <w:r>
-        <w:rPr>
-          <w:rFonts w:ascii="Times New Roman" w:eastAsia="Times New Roman" w:hAnsi="Times New Roman" w:cs="Times New Roman"/>
-          <w:sz w:val="24"/>
-          <w:szCs w:val="24"/>
-          <w:lang w:val="en-US" w:eastAsia="ru-RU"/>
-        </w:rPr>
-        <w:t>Audio</w:t>
-      </w:r>
-      <w:r>
-        <w:rPr>
-          <w:rFonts w:ascii="Times New Roman" w:eastAsia="Times New Roman" w:hAnsi="Times New Roman" w:cs="Times New Roman"/>
-          <w:sz w:val="24"/>
-          <w:szCs w:val="24"/>
-          <w:lang w:eastAsia="ru-RU"/>
-        </w:rPr>
-        <w:t xml:space="preserve"> является </w:t>
-      </w:r>
-      <w:r>
-        <w:rPr>
-          <w:rFonts w:ascii="Times New Roman" w:eastAsia="Times New Roman" w:hAnsi="Times New Roman" w:cs="Times New Roman"/>
-          <w:sz w:val="24"/>
-          <w:szCs w:val="24"/>
-          <w:lang w:val="en-US" w:eastAsia="ru-RU"/>
-        </w:rPr>
-        <w:t>optional</w:t>
-      </w:r>
-      <w:r>
-        <w:rPr>
-          <w:rFonts w:ascii="Times New Roman" w:eastAsia="Times New Roman" w:hAnsi="Times New Roman" w:cs="Times New Roman"/>
-          <w:sz w:val="24"/>
-          <w:szCs w:val="24"/>
-          <w:lang w:eastAsia="ru-RU"/>
-        </w:rPr>
-        <w:t xml:space="preserve"> </w:t>
-      </w:r>
-      <w:r>
-        <w:rPr>
-          <w:rFonts w:ascii="Times New Roman" w:eastAsia="Times New Roman" w:hAnsi="Times New Roman" w:cs="Times New Roman"/>
-          <w:sz w:val="24"/>
-          <w:szCs w:val="24"/>
-          <w:lang w:val="en-US" w:eastAsia="ru-RU"/>
-        </w:rPr>
-        <w:t>enhancement</w:t>
-      </w:r>
-      <w:r>
-        <w:rPr>
-          <w:rFonts w:ascii="Times New Roman" w:eastAsia="Times New Roman" w:hAnsi="Times New Roman" w:cs="Times New Roman"/>
-          <w:sz w:val="24"/>
-          <w:szCs w:val="24"/>
-          <w:lang w:eastAsia="ru-RU"/>
-        </w:rPr>
-        <w:t>.</w:t>
-      </w:r>
-    </w:p>
-    <w:p>
-      <w:pPr>
-        <w:spacing w:before="100" w:beforeAutospacing="1" w:after="100" w:afterAutospacing="1" w:line="240" w:lineRule="auto"/>
-        <w:rPr>
-          <w:rFonts w:ascii="Times New Roman" w:eastAsia="Times New Roman" w:hAnsi="Times New Roman" w:cs="Times New Roman"/>
-          <w:sz w:val="24"/>
-          <w:szCs w:val="24"/>
-          <w:lang w:eastAsia="ru-RU"/>
-        </w:rPr>
-      </w:pPr>
-    </w:p>
-    <w:p>
-      <w:pPr>
-        <w:spacing w:before="100" w:beforeAutospacing="1" w:after="100" w:afterAutospacing="1" w:line="240" w:lineRule="auto"/>
-        <w:rPr>
-          <w:rFonts w:ascii="Times New Roman" w:eastAsia="Times New Roman" w:hAnsi="Times New Roman" w:cs="Times New Roman"/>
-          <w:sz w:val="24"/>
-          <w:szCs w:val="24"/>
-          <w:lang w:eastAsia="ru-RU"/>
-        </w:rPr>
-      </w:pPr>
-      <w:r>
-        <w:rPr>
-          <w:rFonts w:ascii="Times New Roman" w:eastAsia="Times New Roman" w:hAnsi="Times New Roman" w:cs="Times New Roman"/>
-          <w:sz w:val="24"/>
-          <w:szCs w:val="24"/>
-          <w:lang w:eastAsia="ru-RU"/>
-        </w:rPr>
-        <w:t xml:space="preserve">Если </w:t>
-      </w:r>
-      <w:r>
-        <w:rPr>
-          <w:rFonts w:ascii="Times New Roman" w:eastAsia="Times New Roman" w:hAnsi="Times New Roman" w:cs="Times New Roman"/>
-          <w:sz w:val="24"/>
-          <w:szCs w:val="24"/>
-          <w:lang w:val="en-US" w:eastAsia="ru-RU"/>
-        </w:rPr>
-        <w:t>audio</w:t>
-      </w:r>
-      <w:r>
-        <w:rPr>
-          <w:rFonts w:ascii="Times New Roman" w:eastAsia="Times New Roman" w:hAnsi="Times New Roman" w:cs="Times New Roman"/>
-          <w:sz w:val="24"/>
-          <w:szCs w:val="24"/>
-          <w:lang w:eastAsia="ru-RU"/>
-        </w:rPr>
-        <w:t xml:space="preserve"> не может быть загружено или воспроизведено:</w:t>
-      </w:r>
-    </w:p>
-    <w:p>
-      <w:pPr>
-        <w:spacing w:before="100" w:beforeAutospacing="1" w:after="100" w:afterAutospacing="1" w:line="240" w:lineRule="auto"/>
-        <w:rPr>
-          <w:rFonts w:ascii="Times New Roman" w:eastAsia="Times New Roman" w:hAnsi="Times New Roman" w:cs="Times New Roman"/>
-          <w:sz w:val="24"/>
-          <w:szCs w:val="24"/>
-          <w:lang w:eastAsia="ru-RU"/>
-        </w:rPr>
-      </w:pPr>
-    </w:p>
-    <w:p>
-      <w:pPr>
-        <w:spacing w:before="100" w:beforeAutospacing="1" w:after="100" w:afterAutospacing="1" w:line="240" w:lineRule="auto"/>
-        <w:rPr>
-          <w:rFonts w:ascii="Times New Roman" w:eastAsia="Times New Roman" w:hAnsi="Times New Roman" w:cs="Times New Roman"/>
-          <w:sz w:val="24"/>
-          <w:szCs w:val="24"/>
-          <w:lang w:val="en-US" w:eastAsia="ru-RU"/>
-        </w:rPr>
-      </w:pPr>
-      <w:r>
-        <w:rPr>
-          <w:rFonts w:ascii="Times New Roman" w:eastAsia="Times New Roman" w:hAnsi="Times New Roman" w:cs="Times New Roman"/>
-          <w:sz w:val="24"/>
-          <w:szCs w:val="24"/>
-          <w:lang w:val="en-US" w:eastAsia="ru-RU"/>
-        </w:rPr>
-        <w:t>visual Story Playback continues.</w:t>
-      </w:r>
-    </w:p>
-    <w:p>
-      <w:pPr>
-        <w:spacing w:before="100" w:beforeAutospacing="1" w:after="100" w:afterAutospacing="1" w:line="240" w:lineRule="auto"/>
-        <w:rPr>
-          <w:rFonts w:ascii="Times New Roman" w:eastAsia="Times New Roman" w:hAnsi="Times New Roman" w:cs="Times New Roman"/>
-          <w:sz w:val="24"/>
-          <w:szCs w:val="24"/>
-          <w:lang w:val="en-US" w:eastAsia="ru-RU"/>
-        </w:rPr>
-      </w:pPr>
-    </w:p>
-    <w:p>
-      <w:pPr>
-        <w:spacing w:before="100" w:beforeAutospacing="1" w:after="100" w:afterAutospacing="1" w:line="240" w:lineRule="auto"/>
-        <w:rPr>
-          <w:rFonts w:ascii="Times New Roman" w:eastAsia="Times New Roman" w:hAnsi="Times New Roman" w:cs="Times New Roman"/>
-          <w:sz w:val="24"/>
-          <w:szCs w:val="24"/>
-          <w:lang w:val="en-US" w:eastAsia="ru-RU"/>
-        </w:rPr>
-      </w:pPr>
-      <w:r>
-        <w:rPr>
-          <w:rFonts w:ascii="Times New Roman" w:eastAsia="Times New Roman" w:hAnsi="Times New Roman" w:cs="Times New Roman"/>
-          <w:sz w:val="24"/>
-          <w:szCs w:val="24"/>
-          <w:lang w:val="en-US" w:eastAsia="ru-RU"/>
-        </w:rPr>
-        <w:t>Ошибка soundtrack не переводит visual Playback session</w:t>
-      </w:r>
-    </w:p>
-    <w:p>
-      <w:pPr>
-        <w:spacing w:before="100" w:beforeAutospacing="1" w:after="100" w:afterAutospacing="1" w:line="240" w:lineRule="auto"/>
-        <w:rPr>
-          <w:rFonts w:ascii="Times New Roman" w:eastAsia="Times New Roman" w:hAnsi="Times New Roman" w:cs="Times New Roman"/>
-          <w:sz w:val="24"/>
-          <w:szCs w:val="24"/>
-          <w:lang w:val="en-US" w:eastAsia="ru-RU"/>
-        </w:rPr>
-      </w:pPr>
-      <w:r>
-        <w:rPr>
-          <w:rFonts w:ascii="Times New Roman" w:eastAsia="Times New Roman" w:hAnsi="Times New Roman" w:cs="Times New Roman"/>
-          <w:sz w:val="24"/>
-          <w:szCs w:val="24"/>
-          <w:lang w:val="en-US" w:eastAsia="ru-RU"/>
-        </w:rPr>
-        <w:lastRenderedPageBreak/>
-        <w:t>в global failure state.</w:t>
-      </w:r>
-    </w:p>
-    <w:p>
-      <w:pPr>
-        <w:spacing w:before="100" w:beforeAutospacing="1" w:after="100" w:afterAutospacing="1" w:line="240" w:lineRule="auto"/>
-        <w:rPr>
-          <w:rFonts w:ascii="Times New Roman" w:eastAsia="Times New Roman" w:hAnsi="Times New Roman" w:cs="Times New Roman"/>
-          <w:sz w:val="24"/>
-          <w:szCs w:val="24"/>
-          <w:lang w:val="en-US" w:eastAsia="ru-RU"/>
-        </w:rPr>
-      </w:pPr>
-    </w:p>
-    <w:p>
-      <w:pPr>
-        <w:spacing w:before="100" w:beforeAutospacing="1" w:after="100" w:afterAutospacing="1" w:line="240" w:lineRule="auto"/>
-        <w:rPr>
-          <w:rFonts w:ascii="Times New Roman" w:eastAsia="Times New Roman" w:hAnsi="Times New Roman" w:cs="Times New Roman"/>
-          <w:sz w:val="24"/>
-          <w:szCs w:val="24"/>
-          <w:lang w:val="en-US" w:eastAsia="ru-RU"/>
-        </w:rPr>
-      </w:pPr>
-    </w:p>
-    <w:p>
-      <w:pPr>
-        <w:spacing w:before="100" w:beforeAutospacing="1" w:after="100" w:afterAutospacing="1" w:line="240" w:lineRule="auto"/>
-        <w:rPr>
-          <w:rFonts w:ascii="Times New Roman" w:eastAsia="Times New Roman" w:hAnsi="Times New Roman" w:cs="Times New Roman"/>
-          <w:sz w:val="24"/>
-          <w:szCs w:val="24"/>
-          <w:lang w:val="en-US" w:eastAsia="ru-RU"/>
-        </w:rPr>
-      </w:pPr>
-      <w:r>
-        <w:rPr>
-          <w:rFonts w:ascii="Times New Roman" w:eastAsia="Times New Roman" w:hAnsi="Times New Roman" w:cs="Times New Roman"/>
-          <w:sz w:val="24"/>
-          <w:szCs w:val="24"/>
-          <w:lang w:val="en-US" w:eastAsia="ru-RU"/>
-        </w:rPr>
-        <w:t>Soundtrack Source</w:t>
-      </w:r>
-    </w:p>
-    <w:p>
-      <w:pPr>
-        <w:spacing w:before="100" w:beforeAutospacing="1" w:after="100" w:afterAutospacing="1" w:line="240" w:lineRule="auto"/>
-        <w:rPr>
-          <w:rFonts w:ascii="Times New Roman" w:eastAsia="Times New Roman" w:hAnsi="Times New Roman" w:cs="Times New Roman"/>
-          <w:sz w:val="24"/>
-          <w:szCs w:val="24"/>
-          <w:lang w:val="en-US" w:eastAsia="ru-RU"/>
-        </w:rPr>
-      </w:pPr>
-    </w:p>
-    <w:p>
-      <w:pPr>
-        <w:spacing w:before="100" w:beforeAutospacing="1" w:after="100" w:afterAutospacing="1" w:line="240" w:lineRule="auto"/>
-        <w:rPr>
-          <w:rFonts w:ascii="Times New Roman" w:eastAsia="Times New Roman" w:hAnsi="Times New Roman" w:cs="Times New Roman"/>
-          <w:sz w:val="24"/>
-          <w:szCs w:val="24"/>
-          <w:lang w:val="en-US" w:eastAsia="ru-RU"/>
-        </w:rPr>
-      </w:pPr>
-      <w:r>
-        <w:rPr>
-          <w:rFonts w:ascii="Times New Roman" w:eastAsia="Times New Roman" w:hAnsi="Times New Roman" w:cs="Times New Roman"/>
-          <w:sz w:val="24"/>
-          <w:szCs w:val="24"/>
-          <w:lang w:val="en-US" w:eastAsia="ru-RU"/>
-        </w:rPr>
-        <w:t>Flutter получает internal soundtrack representation/API contract.</w:t>
-      </w:r>
-    </w:p>
-    <w:p>
-      <w:pPr>
-        <w:spacing w:before="100" w:beforeAutospacing="1" w:after="100" w:afterAutospacing="1" w:line="240" w:lineRule="auto"/>
-        <w:rPr>
-          <w:rFonts w:ascii="Times New Roman" w:eastAsia="Times New Roman" w:hAnsi="Times New Roman" w:cs="Times New Roman"/>
-          <w:sz w:val="24"/>
-          <w:szCs w:val="24"/>
-          <w:lang w:val="en-US" w:eastAsia="ru-RU"/>
-        </w:rPr>
-      </w:pPr>
-    </w:p>
-    <w:p>
-      <w:pPr>
-        <w:spacing w:before="100" w:beforeAutospacing="1" w:after="100" w:afterAutospacing="1" w:line="240" w:lineRule="auto"/>
-        <w:rPr>
-          <w:rFonts w:ascii="Times New Roman" w:eastAsia="Times New Roman" w:hAnsi="Times New Roman" w:cs="Times New Roman"/>
-          <w:sz w:val="24"/>
-          <w:szCs w:val="24"/>
-          <w:lang w:val="en-US" w:eastAsia="ru-RU"/>
-        </w:rPr>
-      </w:pPr>
-      <w:r>
-        <w:rPr>
-          <w:rFonts w:ascii="Times New Roman" w:eastAsia="Times New Roman" w:hAnsi="Times New Roman" w:cs="Times New Roman"/>
-          <w:sz w:val="24"/>
-          <w:szCs w:val="24"/>
-          <w:lang w:val="en-US" w:eastAsia="ru-RU"/>
-        </w:rPr>
-        <w:t>Flutter не знает:</w:t>
-      </w:r>
-    </w:p>
-    <w:p>
-      <w:pPr>
-        <w:spacing w:before="100" w:beforeAutospacing="1" w:after="100" w:afterAutospacing="1" w:line="240" w:lineRule="auto"/>
-        <w:rPr>
-          <w:rFonts w:ascii="Times New Roman" w:eastAsia="Times New Roman" w:hAnsi="Times New Roman" w:cs="Times New Roman"/>
-          <w:sz w:val="24"/>
-          <w:szCs w:val="24"/>
-          <w:lang w:val="en-US" w:eastAsia="ru-RU"/>
-        </w:rPr>
-      </w:pPr>
-    </w:p>
-    <w:p>
-      <w:pPr>
-        <w:spacing w:before="100" w:beforeAutospacing="1" w:after="100" w:afterAutospacing="1" w:line="240" w:lineRule="auto"/>
-        <w:rPr>
-          <w:rFonts w:ascii="Times New Roman" w:eastAsia="Times New Roman" w:hAnsi="Times New Roman" w:cs="Times New Roman"/>
-          <w:sz w:val="24"/>
-          <w:szCs w:val="24"/>
-          <w:lang w:val="en-US" w:eastAsia="ru-RU"/>
-        </w:rPr>
-      </w:pPr>
-      <w:r>
-        <w:rPr>
-          <w:rFonts w:ascii="Times New Roman" w:eastAsia="Times New Roman" w:hAnsi="Times New Roman" w:cs="Times New Roman"/>
-          <w:sz w:val="24"/>
-          <w:szCs w:val="24"/>
-          <w:lang w:val="en-US" w:eastAsia="ru-RU"/>
-        </w:rPr>
-        <w:t>storage key;</w:t>
-      </w:r>
-    </w:p>
-    <w:p>
-      <w:pPr>
-        <w:spacing w:before="100" w:beforeAutospacing="1" w:after="100" w:afterAutospacing="1" w:line="240" w:lineRule="auto"/>
-        <w:rPr>
-          <w:rFonts w:ascii="Times New Roman" w:eastAsia="Times New Roman" w:hAnsi="Times New Roman" w:cs="Times New Roman"/>
-          <w:sz w:val="24"/>
-          <w:szCs w:val="24"/>
-          <w:lang w:val="en-US" w:eastAsia="ru-RU"/>
-        </w:rPr>
-      </w:pPr>
-      <w:r>
-        <w:rPr>
-          <w:rFonts w:ascii="Times New Roman" w:eastAsia="Times New Roman" w:hAnsi="Times New Roman" w:cs="Times New Roman"/>
-          <w:sz w:val="24"/>
-          <w:szCs w:val="24"/>
-          <w:lang w:val="en-US" w:eastAsia="ru-RU"/>
-        </w:rPr>
-        <w:t>bucket;</w:t>
-      </w:r>
-    </w:p>
-    <w:p>
-      <w:pPr>
-        <w:spacing w:before="100" w:beforeAutospacing="1" w:after="100" w:afterAutospacing="1" w:line="240" w:lineRule="auto"/>
-        <w:rPr>
-          <w:rFonts w:ascii="Times New Roman" w:eastAsia="Times New Roman" w:hAnsi="Times New Roman" w:cs="Times New Roman"/>
-          <w:sz w:val="24"/>
-          <w:szCs w:val="24"/>
-          <w:lang w:val="en-US" w:eastAsia="ru-RU"/>
-        </w:rPr>
-      </w:pPr>
-      <w:r>
-        <w:rPr>
-          <w:rFonts w:ascii="Times New Roman" w:eastAsia="Times New Roman" w:hAnsi="Times New Roman" w:cs="Times New Roman"/>
-          <w:sz w:val="24"/>
-          <w:szCs w:val="24"/>
-          <w:lang w:val="en-US" w:eastAsia="ru-RU"/>
-        </w:rPr>
-        <w:t>MinIO URL;</w:t>
-      </w:r>
-    </w:p>
-    <w:p>
-      <w:pPr>
-        <w:spacing w:before="100" w:beforeAutospacing="1" w:after="100" w:afterAutospacing="1" w:line="240" w:lineRule="auto"/>
-        <w:rPr>
-          <w:rFonts w:ascii="Times New Roman" w:eastAsia="Times New Roman" w:hAnsi="Times New Roman" w:cs="Times New Roman"/>
-          <w:sz w:val="24"/>
-          <w:szCs w:val="24"/>
-          <w:lang w:val="en-US" w:eastAsia="ru-RU"/>
-        </w:rPr>
-      </w:pPr>
-      <w:r>
-        <w:rPr>
-          <w:rFonts w:ascii="Times New Roman" w:eastAsia="Times New Roman" w:hAnsi="Times New Roman" w:cs="Times New Roman"/>
-          <w:sz w:val="24"/>
-          <w:szCs w:val="24"/>
-          <w:lang w:val="en-US" w:eastAsia="ru-RU"/>
-        </w:rPr>
-        <w:t>Pixabay implementation details;</w:t>
-      </w:r>
-    </w:p>
-    <w:p>
-      <w:pPr>
-        <w:spacing w:before="100" w:beforeAutospacing="1" w:after="100" w:afterAutospacing="1" w:line="240" w:lineRule="auto"/>
-        <w:rPr>
-          <w:rFonts w:ascii="Times New Roman" w:eastAsia="Times New Roman" w:hAnsi="Times New Roman" w:cs="Times New Roman"/>
-          <w:sz w:val="24"/>
-          <w:szCs w:val="24"/>
-          <w:lang w:val="en-US" w:eastAsia="ru-RU"/>
-        </w:rPr>
-      </w:pPr>
-      <w:r>
-        <w:rPr>
-          <w:rFonts w:ascii="Times New Roman" w:eastAsia="Times New Roman" w:hAnsi="Times New Roman" w:cs="Times New Roman"/>
-          <w:sz w:val="24"/>
-          <w:szCs w:val="24"/>
-          <w:lang w:val="en-US" w:eastAsia="ru-RU"/>
-        </w:rPr>
-        <w:t>FreeMusicLab implementation details.</w:t>
-      </w:r>
-    </w:p>
-    <w:p>
-      <w:pPr>
-        <w:spacing w:before="100" w:beforeAutospacing="1" w:after="100" w:afterAutospacing="1" w:line="240" w:lineRule="auto"/>
-        <w:rPr>
-          <w:rFonts w:ascii="Times New Roman" w:eastAsia="Times New Roman" w:hAnsi="Times New Roman" w:cs="Times New Roman"/>
-          <w:sz w:val="24"/>
-          <w:szCs w:val="24"/>
-          <w:lang w:val="en-US" w:eastAsia="ru-RU"/>
-        </w:rPr>
-      </w:pPr>
-    </w:p>
-    <w:p>
-      <w:pPr>
-        <w:spacing w:before="100" w:beforeAutospacing="1" w:after="100" w:afterAutospacing="1" w:line="240" w:lineRule="auto"/>
-        <w:rPr>
-          <w:rFonts w:ascii="Times New Roman" w:eastAsia="Times New Roman" w:hAnsi="Times New Roman" w:cs="Times New Roman"/>
-          <w:sz w:val="24"/>
-          <w:szCs w:val="24"/>
-          <w:lang w:val="en-US" w:eastAsia="ru-RU"/>
-        </w:rPr>
-      </w:pPr>
-    </w:p>
-    <w:p>
-      <w:pPr>
-        <w:spacing w:before="100" w:beforeAutospacing="1" w:after="100" w:afterAutospacing="1" w:line="240" w:lineRule="auto"/>
-        <w:rPr>
-          <w:rFonts w:ascii="Times New Roman" w:eastAsia="Times New Roman" w:hAnsi="Times New Roman" w:cs="Times New Roman"/>
-          <w:sz w:val="24"/>
-          <w:szCs w:val="24"/>
-          <w:lang w:val="en-US" w:eastAsia="ru-RU"/>
-        </w:rPr>
-      </w:pPr>
-      <w:r>
-        <w:rPr>
-          <w:rFonts w:ascii="Times New Roman" w:eastAsia="Times New Roman" w:hAnsi="Times New Roman" w:cs="Times New Roman"/>
-          <w:sz w:val="24"/>
-          <w:szCs w:val="24"/>
-          <w:lang w:val="en-US" w:eastAsia="ru-RU"/>
-        </w:rPr>
-        <w:t>Private Audio</w:t>
-      </w:r>
-    </w:p>
-    <w:p>
-      <w:pPr>
-        <w:spacing w:before="100" w:beforeAutospacing="1" w:after="100" w:afterAutospacing="1" w:line="240" w:lineRule="auto"/>
-        <w:rPr>
-          <w:rFonts w:ascii="Times New Roman" w:eastAsia="Times New Roman" w:hAnsi="Times New Roman" w:cs="Times New Roman"/>
-          <w:sz w:val="24"/>
-          <w:szCs w:val="24"/>
-          <w:lang w:val="en-US" w:eastAsia="ru-RU"/>
-        </w:rPr>
-      </w:pPr>
-    </w:p>
-    <w:p>
-      <w:pPr>
-        <w:spacing w:before="100" w:beforeAutospacing="1" w:after="100" w:afterAutospacing="1" w:line="240" w:lineRule="auto"/>
-        <w:rPr>
-          <w:rFonts w:ascii="Times New Roman" w:eastAsia="Times New Roman" w:hAnsi="Times New Roman" w:cs="Times New Roman"/>
-          <w:sz w:val="24"/>
-          <w:szCs w:val="24"/>
-          <w:lang w:val="en-US" w:eastAsia="ru-RU"/>
-        </w:rPr>
-      </w:pPr>
-      <w:r>
-        <w:rPr>
-          <w:rFonts w:ascii="Times New Roman" w:eastAsia="Times New Roman" w:hAnsi="Times New Roman" w:cs="Times New Roman"/>
-          <w:sz w:val="24"/>
-          <w:szCs w:val="24"/>
-          <w:lang w:val="en-US" w:eastAsia="ru-RU"/>
-        </w:rPr>
-        <w:t>Не использовать permanent public URLs.</w:t>
-      </w:r>
-    </w:p>
-    <w:p>
-      <w:pPr>
-        <w:spacing w:before="100" w:beforeAutospacing="1" w:after="100" w:afterAutospacing="1" w:line="240" w:lineRule="auto"/>
-        <w:rPr>
-          <w:rFonts w:ascii="Times New Roman" w:eastAsia="Times New Roman" w:hAnsi="Times New Roman" w:cs="Times New Roman"/>
-          <w:sz w:val="24"/>
-          <w:szCs w:val="24"/>
-          <w:lang w:val="en-US" w:eastAsia="ru-RU"/>
-        </w:rPr>
-      </w:pPr>
-    </w:p>
-    <w:p>
-      <w:pPr>
-        <w:spacing w:before="100" w:beforeAutospacing="1" w:after="100" w:afterAutospacing="1" w:line="240" w:lineRule="auto"/>
-        <w:rPr>
-          <w:rFonts w:ascii="Times New Roman" w:eastAsia="Times New Roman" w:hAnsi="Times New Roman" w:cs="Times New Roman"/>
-          <w:sz w:val="24"/>
-          <w:szCs w:val="24"/>
-          <w:lang w:val="en-US" w:eastAsia="ru-RU"/>
-        </w:rPr>
-      </w:pPr>
-      <w:r>
-        <w:rPr>
-          <w:rFonts w:ascii="Times New Roman" w:eastAsia="Times New Roman" w:hAnsi="Times New Roman" w:cs="Times New Roman"/>
-          <w:sz w:val="24"/>
-          <w:szCs w:val="24"/>
-          <w:lang w:val="en-US" w:eastAsia="ru-RU"/>
-        </w:rPr>
-        <w:t>Audio access проходит через approved authenticated backend contract.</w:t>
-      </w:r>
-    </w:p>
-    <w:p>
-      <w:pPr>
-        <w:spacing w:before="100" w:beforeAutospacing="1" w:after="100" w:afterAutospacing="1" w:line="240" w:lineRule="auto"/>
-        <w:rPr>
-          <w:rFonts w:ascii="Times New Roman" w:eastAsia="Times New Roman" w:hAnsi="Times New Roman" w:cs="Times New Roman"/>
-          <w:sz w:val="24"/>
-          <w:szCs w:val="24"/>
-          <w:lang w:val="en-US" w:eastAsia="ru-RU"/>
-        </w:rPr>
-      </w:pPr>
-    </w:p>
-    <w:p>
-      <w:pPr>
-        <w:spacing w:before="100" w:beforeAutospacing="1" w:after="100" w:afterAutospacing="1" w:line="240" w:lineRule="auto"/>
-        <w:rPr>
-          <w:rFonts w:ascii="Times New Roman" w:eastAsia="Times New Roman" w:hAnsi="Times New Roman" w:cs="Times New Roman"/>
-          <w:sz w:val="24"/>
-          <w:szCs w:val="24"/>
-          <w:lang w:val="en-US" w:eastAsia="ru-RU"/>
-        </w:rPr>
-      </w:pPr>
-    </w:p>
-    <w:p>
-      <w:pPr>
-        <w:spacing w:before="100" w:beforeAutospacing="1" w:after="100" w:afterAutospacing="1" w:line="240" w:lineRule="auto"/>
-        <w:rPr>
-          <w:rFonts w:ascii="Times New Roman" w:eastAsia="Times New Roman" w:hAnsi="Times New Roman" w:cs="Times New Roman"/>
-          <w:sz w:val="24"/>
-          <w:szCs w:val="24"/>
-          <w:lang w:val="en-US" w:eastAsia="ru-RU"/>
-        </w:rPr>
-      </w:pPr>
-      <w:r>
-        <w:rPr>
-          <w:rFonts w:ascii="Times New Roman" w:eastAsia="Times New Roman" w:hAnsi="Times New Roman" w:cs="Times New Roman"/>
-          <w:sz w:val="24"/>
-          <w:szCs w:val="24"/>
-          <w:lang w:val="en-US" w:eastAsia="ru-RU"/>
-        </w:rPr>
-        <w:t>Future</w:t>
-      </w:r>
-    </w:p>
-    <w:p>
-      <w:pPr>
-        <w:spacing w:before="100" w:beforeAutospacing="1" w:after="100" w:afterAutospacing="1" w:line="240" w:lineRule="auto"/>
-        <w:rPr>
-          <w:rFonts w:ascii="Times New Roman" w:eastAsia="Times New Roman" w:hAnsi="Times New Roman" w:cs="Times New Roman"/>
-          <w:sz w:val="24"/>
-          <w:szCs w:val="24"/>
-          <w:lang w:val="en-US" w:eastAsia="ru-RU"/>
-        </w:rPr>
-      </w:pPr>
-    </w:p>
-    <w:p>
-      <w:pPr>
-        <w:spacing w:before="100" w:beforeAutospacing="1" w:after="100" w:afterAutospacing="1" w:line="240" w:lineRule="auto"/>
-        <w:rPr>
-          <w:rFonts w:ascii="Times New Roman" w:eastAsia="Times New Roman" w:hAnsi="Times New Roman" w:cs="Times New Roman"/>
-          <w:sz w:val="24"/>
-          <w:szCs w:val="24"/>
-          <w:lang w:val="en-US" w:eastAsia="ru-RU"/>
-        </w:rPr>
-      </w:pPr>
-      <w:r>
-        <w:rPr>
-          <w:rFonts w:ascii="Times New Roman" w:eastAsia="Times New Roman" w:hAnsi="Times New Roman" w:cs="Times New Roman"/>
-          <w:sz w:val="24"/>
-          <w:szCs w:val="24"/>
-          <w:lang w:val="en-US" w:eastAsia="ru-RU"/>
-        </w:rPr>
-        <w:t>Будущие расширения:</w:t>
-      </w:r>
-    </w:p>
-    <w:p>
-      <w:pPr>
-        <w:spacing w:before="100" w:beforeAutospacing="1" w:after="100" w:afterAutospacing="1" w:line="240" w:lineRule="auto"/>
-        <w:rPr>
-          <w:rFonts w:ascii="Times New Roman" w:eastAsia="Times New Roman" w:hAnsi="Times New Roman" w:cs="Times New Roman"/>
-          <w:sz w:val="24"/>
-          <w:szCs w:val="24"/>
-          <w:lang w:val="en-US" w:eastAsia="ru-RU"/>
-        </w:rPr>
-      </w:pPr>
-    </w:p>
-    <w:p>
-      <w:pPr>
-        <w:spacing w:before="100" w:beforeAutospacing="1" w:after="100" w:afterAutospacing="1" w:line="240" w:lineRule="auto"/>
-        <w:rPr>
-          <w:rFonts w:ascii="Times New Roman" w:eastAsia="Times New Roman" w:hAnsi="Times New Roman" w:cs="Times New Roman"/>
-          <w:sz w:val="24"/>
-          <w:szCs w:val="24"/>
-          <w:lang w:val="en-US" w:eastAsia="ru-RU"/>
-        </w:rPr>
-      </w:pPr>
-      <w:r>
-        <w:rPr>
-          <w:rFonts w:ascii="Times New Roman" w:eastAsia="Times New Roman" w:hAnsi="Times New Roman" w:cs="Times New Roman"/>
-          <w:sz w:val="24"/>
-          <w:szCs w:val="24"/>
-          <w:lang w:val="en-US" w:eastAsia="ru-RU"/>
-        </w:rPr>
-        <w:t>temporary Playback soundtrack override;</w:t>
-      </w:r>
-    </w:p>
-    <w:p>
-      <w:pPr>
-        <w:spacing w:before="100" w:beforeAutospacing="1" w:after="100" w:afterAutospacing="1" w:line="240" w:lineRule="auto"/>
-        <w:rPr>
-          <w:rFonts w:ascii="Times New Roman" w:eastAsia="Times New Roman" w:hAnsi="Times New Roman" w:cs="Times New Roman"/>
-          <w:sz w:val="24"/>
-          <w:szCs w:val="24"/>
-          <w:lang w:val="en-US" w:eastAsia="ru-RU"/>
-        </w:rPr>
-      </w:pPr>
-      <w:r>
-        <w:rPr>
-          <w:rFonts w:ascii="Times New Roman" w:eastAsia="Times New Roman" w:hAnsi="Times New Roman" w:cs="Times New Roman"/>
-          <w:sz w:val="24"/>
-          <w:szCs w:val="24"/>
-          <w:lang w:val="en-US" w:eastAsia="ru-RU"/>
-        </w:rPr>
-        <w:t>local user music;</w:t>
-      </w:r>
-    </w:p>
-    <w:p>
-      <w:pPr>
-        <w:spacing w:before="100" w:beforeAutospacing="1" w:after="100" w:afterAutospacing="1" w:line="240" w:lineRule="auto"/>
-        <w:rPr>
-          <w:rFonts w:ascii="Times New Roman" w:eastAsia="Times New Roman" w:hAnsi="Times New Roman" w:cs="Times New Roman"/>
-          <w:sz w:val="24"/>
-          <w:szCs w:val="24"/>
-          <w:lang w:val="en-US" w:eastAsia="ru-RU"/>
-        </w:rPr>
-      </w:pPr>
-      <w:r>
-        <w:rPr>
-          <w:rFonts w:ascii="Times New Roman" w:eastAsia="Times New Roman" w:hAnsi="Times New Roman" w:cs="Times New Roman"/>
-          <w:sz w:val="24"/>
-          <w:szCs w:val="24"/>
-          <w:lang w:val="en-US" w:eastAsia="ru-RU"/>
-        </w:rPr>
-        <w:t>full Playback Clock;</w:t>
-      </w:r>
-    </w:p>
-    <w:p>
-      <w:pPr>
-        <w:spacing w:before="100" w:beforeAutospacing="1" w:after="100" w:afterAutospacing="1" w:line="240" w:lineRule="auto"/>
-        <w:rPr>
-          <w:rFonts w:ascii="Times New Roman" w:eastAsia="Times New Roman" w:hAnsi="Times New Roman" w:cs="Times New Roman"/>
-          <w:sz w:val="24"/>
-          <w:szCs w:val="24"/>
-          <w:lang w:val="en-US" w:eastAsia="ru-RU"/>
-        </w:rPr>
-      </w:pPr>
-      <w:r>
-        <w:rPr>
-          <w:rFonts w:ascii="Times New Roman" w:eastAsia="Times New Roman" w:hAnsi="Times New Roman" w:cs="Times New Roman"/>
-          <w:sz w:val="24"/>
-          <w:szCs w:val="24"/>
-          <w:lang w:val="en-US" w:eastAsia="ru-RU"/>
-        </w:rPr>
-        <w:t>Shared Story Video;</w:t>
-      </w:r>
-    </w:p>
-    <w:p>
-      <w:pPr>
-        <w:spacing w:before="100" w:beforeAutospacing="1" w:after="100" w:afterAutospacing="1" w:line="240" w:lineRule="auto"/>
-        <w:rPr>
-          <w:rFonts w:ascii="Times New Roman" w:eastAsia="Times New Roman" w:hAnsi="Times New Roman" w:cs="Times New Roman"/>
-          <w:sz w:val="24"/>
-          <w:szCs w:val="24"/>
-          <w:lang w:val="en-US" w:eastAsia="ru-RU"/>
-        </w:rPr>
-      </w:pPr>
-      <w:r>
-        <w:rPr>
-          <w:rFonts w:ascii="Times New Roman" w:eastAsia="Times New Roman" w:hAnsi="Times New Roman" w:cs="Times New Roman"/>
-          <w:sz w:val="24"/>
-          <w:szCs w:val="24"/>
-          <w:lang w:val="en-US" w:eastAsia="ru-RU"/>
-        </w:rPr>
-        <w:t>Memory Story Original Soundtracks.</w:t>
-      </w:r>
-    </w:p>
-    <w:p>
-      <w:pPr>
-        <w:spacing w:before="100" w:beforeAutospacing="1" w:after="100" w:afterAutospacing="1" w:line="240" w:lineRule="auto"/>
-        <w:rPr>
-          <w:rFonts w:ascii="Times New Roman" w:eastAsia="Times New Roman" w:hAnsi="Times New Roman" w:cs="Times New Roman"/>
-          <w:sz w:val="24"/>
-          <w:szCs w:val="24"/>
-          <w:lang w:val="en-US" w:eastAsia="ru-RU"/>
-        </w:rPr>
-      </w:pPr>
-    </w:p>
-    <w:p>
-      <w:pPr>
-        <w:spacing w:before="100" w:beforeAutospacing="1" w:after="100" w:afterAutospacing="1" w:line="240" w:lineRule="auto"/>
-        <w:rPr>
-          <w:rFonts w:ascii="Times New Roman" w:eastAsia="Times New Roman" w:hAnsi="Times New Roman" w:cs="Times New Roman"/>
-          <w:sz w:val="24"/>
-          <w:szCs w:val="24"/>
-          <w:lang w:eastAsia="ru-RU"/>
-        </w:rPr>
-      </w:pPr>
-      <w:r>
-        <w:rPr>
-          <w:rFonts w:ascii="Times New Roman" w:eastAsia="Times New Roman" w:hAnsi="Times New Roman" w:cs="Times New Roman"/>
-          <w:sz w:val="24"/>
-          <w:szCs w:val="24"/>
-          <w:lang w:eastAsia="ru-RU"/>
-        </w:rPr>
-        <w:t>Они не входят в первую музыкальную версию.</w:t>
-      </w:r>
-    </w:p>
-    <w:p>
-      <w:pPr>
-        <w:spacing w:after="0" w:line="240" w:lineRule="auto"/>
-        <w:rPr>
-          <w:rFonts w:ascii="Times New Roman" w:eastAsia="Times New Roman" w:hAnsi="Times New Roman" w:cs="Times New Roman"/>
-          <w:sz w:val="24"/>
-          <w:szCs w:val="24"/>
-          <w:lang w:eastAsia="ru-RU"/>
-        </w:rPr>
-      </w:pPr>
-      <w:r>
-        <w:rPr>
-          <w:rFonts w:ascii="Times New Roman" w:eastAsia="Times New Roman" w:hAnsi="Times New Roman" w:cs="Times New Roman"/>
-          <w:sz w:val="24"/>
-          <w:szCs w:val="24"/>
-          <w:lang w:eastAsia="ru-RU"/>
-        </w:rPr>
-        <w:pict w14:anchorId="2D07D5DD">
-          <v:rect id="_x0000_i1071" style="width:0;height:1.5pt" o:hralign="center" o:hrstd="t" o:hr="t" fillcolor="#a0a0a0" stroked="f"/>
-        </w:pict>
-      </w:r>
-    </w:p>
-    <w:p>
-      <w:pPr>
-        <w:spacing w:after="0" w:line="240" w:lineRule="auto"/>
-        <w:rPr>
-          <w:rFonts w:ascii="Times New Roman" w:eastAsia="Times New Roman" w:hAnsi="Times New Roman" w:cs="Times New Roman"/>
-          <w:sz w:val="24"/>
-          <w:szCs w:val="24"/>
-          <w:lang w:eastAsia="ru-RU"/>
-        </w:rPr>
-      </w:pPr>
-      <w:r>
-        <w:rPr>
-          <w:rFonts w:ascii="Times New Roman" w:eastAsia="Times New Roman" w:hAnsi="Times New Roman" w:cs="Times New Roman"/>
-          <w:sz w:val="24"/>
-          <w:szCs w:val="24"/>
-          <w:lang w:eastAsia="ru-RU"/>
-        </w:rPr>
-        <w:pict w14:anchorId="493E98CD">
-          <v:rect id="_x0000_i1075" style="width:0;height:1.5pt" o:hralign="center" o:hrstd="t" o:hr="t" fillcolor="#a0a0a0" stroked="f"/>
-        </w:pict>
+      <w:pPr/>
+      <w:r>
+        <w:t>• визуальный Playback progress;</w:t>
+      </w:r>
+    </w:p>
+    <w:p>
+      <w:pPr/>
+      <w:r>
+        <w:t>• lifecycle-based consumption of the Story effective soundtrack.</w:t>
+      </w:r>
+    </w:p>
+    <w:p>
+      <w:pPr/>
+      <w:r>
+        <w:t>Backend не генерирует Story Playback video.</w:t>
+      </w:r>
+    </w:p>
+    <w:p>
+      <w:pPr/>
+      <w:r>
+        <w:t>Playback Soundtrack Boundary</w:t>
+      </w:r>
+    </w:p>
+    <w:p>
+      <w:pPr/>
+      <w:r>
+        <w:t>Story soundtrack является Story-level configuration и хранится через backend Story soundtrack contract.</w:t>
+      </w:r>
+    </w:p>
+    <w:p>
+      <w:pPr/>
+      <w:r>
+        <w:t>Playback не выбирает soundtrack самостоятельно и не содержит отдельный catalog selector.</w:t>
+      </w:r>
+    </w:p>
+    <w:p>
+      <w:pPr/>
+      <w:r>
+        <w:t>Each new Playback session resolves fresh Story soundtrack state from backend.</w:t>
+      </w:r>
+    </w:p>
+    <w:p>
+      <w:pPr/>
+      <w:r>
+        <w:t>If an effective soundtrack exists, Playback prepares Story-scoped authenticated audio.</w:t>
+      </w:r>
+    </w:p>
+    <w:p>
+      <w:pPr/>
+      <w:r>
+        <w:t>Opening Story Details or Soundtrack Selection must not fetch audio bytes.</w:t>
+      </w:r>
+    </w:p>
+    <w:p>
+      <w:pPr/>
+      <w:r>
+        <w:t>Audio access remains Story-scoped:</w:t>
+      </w:r>
+    </w:p>
+    <w:p>
+      <w:pPr/>
+      <w:r>
+        <w:t>GET /api/v1/stories/{storyId}/soundtrack/audio</w:t>
+      </w:r>
+    </w:p>
+    <w:p>
+      <w:pPr/>
+      <w:r>
+        <w:t>Flutter must not construct audio access from MusicTrack.id.</w:t>
+      </w:r>
+    </w:p>
+    <w:p>
+      <w:pPr/>
+      <w:r>
+        <w:t>Playback snapshot semantics:</w:t>
+      </w:r>
+    </w:p>
+    <w:p>
+      <w:pPr/>
+      <w:r>
+        <w:t>When a Playback session starts, the effective soundtrack decision is snapshotted with the visual Playback session.</w:t>
+      </w:r>
+    </w:p>
+    <w:p>
+      <w:pPr/>
+      <w:r>
+        <w:t>If Story soundtrack changes elsewhere while the session is active, the running session does not live-switch tracks.</w:t>
+      </w:r>
+    </w:p>
+    <w:p>
+      <w:pPr/>
+      <w:r>
+        <w:t>Replay inside the same route/session reuses the current soundtrack snapshot and restarts audio from the beginning.</w:t>
+      </w:r>
+    </w:p>
+    <w:p>
+      <w:pPr/>
+      <w:r>
+        <w:t>Authenticated Audio Implementation</w:t>
+      </w:r>
+    </w:p>
+    <w:p>
+      <w:pPr/>
+      <w:r>
+        <w:t>Production audio uses a package-neutral PlaybackAudioController contract.</w:t>
+      </w:r>
+    </w:p>
+    <w:p>
+      <w:pPr/>
+      <w:r>
+        <w:t>PlaybackAudioOrchestrator coordinates audio lifecycle from the visual StoryPlaybackNotifier.</w:t>
+      </w:r>
+    </w:p>
+    <w:p>
+      <w:pPr/>
+      <w:r>
+        <w:t>JustAudioPlaybackAudioController is the current Android implementation using just_audio 0.10.6.</w:t>
+      </w:r>
+    </w:p>
+    <w:p>
+      <w:pPr/>
+      <w:r>
+        <w:t>Visual Playback remains authoritative; audio does not drive visual state.</w:t>
+      </w:r>
+    </w:p>
+    <w:p>
+      <w:pPr/>
+      <w:r>
+        <w:t>Playback audio is prepared asynchronously and must not block visual Playback startup.</w:t>
+      </w:r>
+    </w:p>
+    <w:p>
+      <w:pPr/>
+      <w:r>
+        <w:t>Audio lifecycle commands:</w:t>
+      </w:r>
+    </w:p>
+    <w:p>
+      <w:pPr/>
+      <w:r>
+        <w:t>• start;</w:t>
+      </w:r>
+    </w:p>
+    <w:p>
+      <w:pPr/>
+      <w:r>
+        <w:t>• pause;</w:t>
+      </w:r>
+    </w:p>
+    <w:p>
+      <w:pPr/>
+      <w:r>
+        <w:t>• resume;</w:t>
+      </w:r>
+    </w:p>
+    <w:p>
+      <w:pPr/>
+      <w:r>
+        <w:t>• finish/stop;</w:t>
+      </w:r>
+    </w:p>
+    <w:p>
+      <w:pPr/>
+      <w:r>
+        <w:t>• replay;</w:t>
+      </w:r>
+    </w:p>
+    <w:p>
+      <w:pPr/>
+      <w:r>
+        <w:t>• close/dispose.</w:t>
+      </w:r>
+    </w:p>
+    <w:p>
+      <w:pPr/>
+      <w:r>
+        <w:t>Application lifecycle:</w:t>
+      </w:r>
+    </w:p>
+    <w:p>
+      <w:pPr/>
+      <w:r>
+        <w:t>Android Playback is an interactive foreground experience.</w:t>
+      </w:r>
+    </w:p>
+    <w:p>
+      <w:pPr/>
+      <w:r>
+        <w:t>When the app becomes inactive/backgrounded, Story Playback pauses visual and audio through the existing pause path.</w:t>
+      </w:r>
+    </w:p>
+    <w:p>
+      <w:pPr/>
+      <w:r>
+        <w:t>When the app returns to foreground, Playback remains paused until the user presses Resume.</w:t>
+      </w:r>
+    </w:p>
+    <w:p>
+      <w:pPr/>
+      <w:r>
+        <w:t>No background audio service, lock-screen controls, or media notification is part of the MVP.</w:t>
+      </w:r>
+    </w:p>
+    <w:p>
+      <w:pPr/>
+      <w:r>
+        <w:t>Provider lifecycle:</w:t>
+      </w:r>
+    </w:p>
+    <w:p>
+      <w:pPr/>
+      <w:r>
+        <w:t>Playback audio providers are story-scoped Riverpod autoDispose providers.</w:t>
+      </w:r>
+    </w:p>
+    <w:p>
+      <w:pPr/>
+      <w:r>
+        <w:t>Leaving the Playback route releases the Story-scoped audio controller/orchestrator.</w:t>
+      </w:r>
+    </w:p>
+    <w:p>
+      <w:pPr/>
+      <w:r>
+        <w:t>No global audio singleton is introduced.</w:t>
+      </w:r>
+    </w:p>
+    <w:p>
+      <w:pPr/>
+      <w:r>
+        <w:t>Transport and Range:</w:t>
+      </w:r>
+    </w:p>
+    <w:p>
+      <w:pPr/>
+      <w:r>
+        <w:t>Story soundtrack audio is private and authenticated.</w:t>
+      </w:r>
+    </w:p>
+    <w:p>
+      <w:pPr/>
+      <w:r>
+        <w:t>Android uses just_audio default request-header proxy with the current access token during source preparation.</w:t>
+      </w:r>
+    </w:p>
+    <w:p>
+      <w:pPr/>
+      <w:r>
+        <w:t>The backend remains HTTP Range-capable, including 200, 206, and 416 behavior.</w:t>
+      </w:r>
+    </w:p>
+    <w:p>
+      <w:pPr/>
+      <w:r>
+        <w:t>Successful audio responses use Cache-Control: private, no-store.</w:t>
+      </w:r>
+    </w:p>
+    <w:p>
+      <w:pPr/>
+      <w:r>
+        <w:t>The implementation streams audio rather than loading the complete file into application memory.</w:t>
+      </w:r>
+    </w:p>
+    <w:p>
+      <w:pPr/>
+      <w:r>
+        <w:t>Do not expose public MinIO URLs, signed public URLs, storage keys, direct track audio endpoints, or permanent MP3 downloads/cache.</w:t>
+      </w:r>
+    </w:p>
+    <w:p>
+      <w:pPr/>
+      <w:r>
+        <w:t>Failure boundary:</w:t>
+      </w:r>
+    </w:p>
+    <w:p>
+      <w:pPr/>
+      <w:r>
+        <w:t>Audio is an optional enhancement.</w:t>
+      </w:r>
+    </w:p>
+    <w:p>
+      <w:pPr/>
+      <w:r>
+        <w:t>Soundtrack resolution, source preparation, streaming, auth, token, decoding, or player failures do not fail visual Story Playback.</w:t>
+      </w:r>
+    </w:p>
+    <w:p>
+      <w:pPr/>
+      <w:r>
+        <w:t>A failed audio session becomes silent for the current Playback route/session.</w:t>
+      </w:r>
+    </w:p>
+    <w:p>
+      <w:pPr/>
+      <w:r>
+        <w:t>No automatic same-session audio retry is implemented in the MVP.</w:t>
+      </w:r>
+    </w:p>
+    <w:p>
+      <w:pPr/>
+      <w:r>
+        <w:t>A new Playback route/session may attempt audio again.</w:t>
+      </w:r>
+    </w:p>
+    <w:p>
+      <w:pPr/>
+      <w:r>
+        <w:t>No dynamic mid-stream token refresh is implemented.</w:t>
+      </w:r>
+    </w:p>
+    <w:p>
+      <w:pPr/>
+      <w:r>
+        <w:t>Future / Deferred</w:t>
+      </w:r>
+    </w:p>
+    <w:p>
+      <w:pPr/>
+      <w:r>
+        <w:t>Not included now:</w:t>
+      </w:r>
+    </w:p>
+    <w:p>
+      <w:pPr/>
+      <w:r>
+        <w:t>• full Playback Clock / unified media timeline;</w:t>
+      </w:r>
+    </w:p>
+    <w:p>
+      <w:pPr/>
+      <w:r>
+        <w:t>• seek or scrubbing;</w:t>
+      </w:r>
+    </w:p>
+    <w:p>
+      <w:pPr/>
+      <w:r>
+        <w:t>• absolute shared Playback position;</w:t>
+      </w:r>
+    </w:p>
+    <w:p>
+      <w:pPr/>
+      <w:r>
+        <w:t>• beat synchronization;</w:t>
+      </w:r>
+    </w:p>
+    <w:p>
+      <w:pPr/>
+      <w:r>
+        <w:t>• soundtrack-driven Memory timing;</w:t>
+      </w:r>
+    </w:p>
+    <w:p>
+      <w:pPr/>
+      <w:r>
+        <w:t>• dynamic Story pacing based on soundtrack duration;</w:t>
+      </w:r>
+    </w:p>
+    <w:p>
+      <w:pPr/>
+      <w:r>
+        <w:t>• audio progress UI;</w:t>
+      </w:r>
+    </w:p>
+    <w:p>
+      <w:pPr/>
+      <w:r>
+        <w:t>• soundtrack preview;</w:t>
+      </w:r>
+    </w:p>
+    <w:p>
+      <w:pPr/>
+      <w:r>
+        <w:t>• waveform;</w:t>
+      </w:r>
+    </w:p>
+    <w:p>
+      <w:pPr/>
+      <w:r>
+        <w:t>• volume or mute controls;</w:t>
+      </w:r>
+    </w:p>
+    <w:p>
+      <w:pPr/>
+      <w:r>
+        <w:t>• music search/filtering;</w:t>
+      </w:r>
+    </w:p>
+    <w:p>
+      <w:pPr/>
+      <w:r>
+        <w:t>• mood/category system;</w:t>
+      </w:r>
+    </w:p>
+    <w:p>
+      <w:pPr/>
+      <w:r>
+        <w:t>• per-user soundtrack override;</w:t>
+      </w:r>
+    </w:p>
+    <w:p>
+      <w:pPr/>
+      <w:r>
+        <w:t>• local user music;</w:t>
+      </w:r>
+    </w:p>
+    <w:p>
+      <w:pPr/>
+      <w:r>
+        <w:t>• Spotify/Apple Music;</w:t>
+      </w:r>
+    </w:p>
+    <w:p>
+      <w:pPr/>
+      <w:r>
+        <w:t>• Shared Story Video;</w:t>
+      </w:r>
+    </w:p>
+    <w:p>
+      <w:pPr/>
+      <w:r>
+        <w:t>• video export;</w:t>
+      </w:r>
+    </w:p>
+    <w:p>
+      <w:pPr/>
+      <w:r>
+        <w:t>• public or signed audio URLs;</w:t>
+      </w:r>
+    </w:p>
+    <w:p>
+      <w:pPr/>
+      <w:r>
+        <w:t>• offline music downloads;</w:t>
+      </w:r>
+    </w:p>
+    <w:p>
+      <w:pPr/>
+      <w:r>
+        <w:t>• persistent offline catalog cache.</w:t>
+      </w:r>
+    </w:p>
+    <w:p>
+      <w:pPr/>
+      <w:r>
+        <w:t>Music Implementation 1.9 concepts are not part of this first Playback music version.</w:t>
       </w:r>
     </w:p>
     <w:p>
